--- a/cv-arghya.docx
+++ b/cv-arghya.docx
@@ -1305,17 +1305,134 @@
         </w:tabs>
         <w:rPr>
           <w:rFonts w:ascii="Optima" w:eastAsia="Microsoft GothicNeo" w:hAnsi="Optima" w:cs="CMU Sans Serif Medium"/>
-          <w:sz w:val="22"/>
-          <w:szCs w:val="22"/>
-        </w:rPr>
-      </w:pPr>
-      <w:r>
-        <w:rPr>
-          <w:rFonts w:ascii="Optima" w:eastAsia="Microsoft GothicNeo" w:hAnsi="Optima" w:cs="CMU Sans Serif Medium"/>
-          <w:sz w:val="22"/>
-          <w:szCs w:val="22"/>
-        </w:rPr>
-        <w:t xml:space="preserve">N. Sen, P. </w:t>
+          <w:b/>
+          <w:bCs/>
+          <w:sz w:val="22"/>
+          <w:szCs w:val="22"/>
+          <w:lang w:val="en-IN"/>
+        </w:rPr>
+      </w:pPr>
+      <w:r>
+        <w:rPr>
+          <w:rFonts w:ascii="Optima" w:eastAsia="Microsoft GothicNeo" w:hAnsi="Optima" w:cs="CMU Sans Serif Medium"/>
+          <w:sz w:val="22"/>
+          <w:szCs w:val="22"/>
+        </w:rPr>
+        <w:t>A</w:t>
+      </w:r>
+      <w:r>
+        <w:rPr>
+          <w:rFonts w:ascii="Optima" w:eastAsia="Microsoft GothicNeo" w:hAnsi="Optima" w:cs="CMU Sans Serif Medium"/>
+          <w:sz w:val="22"/>
+          <w:szCs w:val="22"/>
+        </w:rPr>
+        <w:t>.</w:t>
+      </w:r>
+      <w:r>
+        <w:rPr>
+          <w:rFonts w:ascii="Optima" w:eastAsia="Microsoft GothicNeo" w:hAnsi="Optima" w:cs="CMU Sans Serif Medium"/>
+          <w:sz w:val="22"/>
+          <w:szCs w:val="22"/>
+        </w:rPr>
+        <w:t xml:space="preserve"> Cristiani, </w:t>
+      </w:r>
+      <w:r>
+        <w:rPr>
+          <w:rFonts w:ascii="Optima" w:eastAsia="Microsoft GothicNeo" w:hAnsi="Optima" w:cs="CMU Sans Serif Medium"/>
+          <w:b/>
+          <w:bCs/>
+          <w:sz w:val="22"/>
+          <w:szCs w:val="22"/>
+        </w:rPr>
+        <w:t>A. Dutta</w:t>
+      </w:r>
+      <w:r>
+        <w:rPr>
+          <w:rFonts w:ascii="Optima" w:eastAsia="Microsoft GothicNeo" w:hAnsi="Optima" w:cs="CMU Sans Serif Medium"/>
+          <w:sz w:val="22"/>
+          <w:szCs w:val="22"/>
+        </w:rPr>
+        <w:t>, S</w:t>
+      </w:r>
+      <w:r>
+        <w:rPr>
+          <w:rFonts w:ascii="Optima" w:eastAsia="Microsoft GothicNeo" w:hAnsi="Optima" w:cs="CMU Sans Serif Medium"/>
+          <w:sz w:val="22"/>
+          <w:szCs w:val="22"/>
+        </w:rPr>
+        <w:t>.</w:t>
+      </w:r>
+      <w:r>
+        <w:rPr>
+          <w:rFonts w:ascii="Optima" w:eastAsia="Microsoft GothicNeo" w:hAnsi="Optima" w:cs="CMU Sans Serif Medium"/>
+          <w:sz w:val="22"/>
+          <w:szCs w:val="22"/>
+        </w:rPr>
+        <w:t xml:space="preserve"> A</w:t>
+      </w:r>
+      <w:r>
+        <w:rPr>
+          <w:rFonts w:ascii="Optima" w:eastAsia="Microsoft GothicNeo" w:hAnsi="Optima" w:cs="CMU Sans Serif Medium"/>
+          <w:sz w:val="22"/>
+          <w:szCs w:val="22"/>
+        </w:rPr>
+        <w:t>.</w:t>
+      </w:r>
+      <w:r>
+        <w:rPr>
+          <w:rFonts w:ascii="Optima" w:eastAsia="Microsoft GothicNeo" w:hAnsi="Optima" w:cs="CMU Sans Serif Medium"/>
+          <w:sz w:val="22"/>
+          <w:szCs w:val="22"/>
+        </w:rPr>
+        <w:t xml:space="preserve"> Poveda-Cuevas, A</w:t>
+      </w:r>
+      <w:r>
+        <w:rPr>
+          <w:rFonts w:ascii="Optima" w:eastAsia="Microsoft GothicNeo" w:hAnsi="Optima" w:cs="CMU Sans Serif Medium"/>
+          <w:sz w:val="22"/>
+          <w:szCs w:val="22"/>
+        </w:rPr>
+        <w:t>.</w:t>
+      </w:r>
+      <w:r>
+        <w:rPr>
+          <w:rFonts w:ascii="Optima" w:eastAsia="Microsoft GothicNeo" w:hAnsi="Optima" w:cs="CMU Sans Serif Medium"/>
+          <w:sz w:val="22"/>
+          <w:szCs w:val="22"/>
+        </w:rPr>
+        <w:t xml:space="preserve"> Kern, R</w:t>
+      </w:r>
+      <w:r>
+        <w:rPr>
+          <w:rFonts w:ascii="Optima" w:eastAsia="Microsoft GothicNeo" w:hAnsi="Optima" w:cs="CMU Sans Serif Medium"/>
+          <w:sz w:val="22"/>
+          <w:szCs w:val="22"/>
+        </w:rPr>
+        <w:t>.</w:t>
+      </w:r>
+      <w:r>
+        <w:rPr>
+          <w:rFonts w:ascii="Optima" w:eastAsia="Microsoft GothicNeo" w:hAnsi="Optima" w:cs="CMU Sans Serif Medium"/>
+          <w:sz w:val="22"/>
+          <w:szCs w:val="22"/>
+        </w:rPr>
+        <w:t xml:space="preserve"> M</w:t>
+      </w:r>
+      <w:r>
+        <w:rPr>
+          <w:rFonts w:ascii="Optima" w:eastAsia="Microsoft GothicNeo" w:hAnsi="Optima" w:cs="CMU Sans Serif Medium"/>
+          <w:sz w:val="22"/>
+          <w:szCs w:val="22"/>
+        </w:rPr>
+        <w:t>.</w:t>
+      </w:r>
+      <w:r>
+        <w:rPr>
+          <w:rFonts w:ascii="Optima" w:eastAsia="Microsoft GothicNeo" w:hAnsi="Optima" w:cs="CMU Sans Serif Medium"/>
+          <w:sz w:val="22"/>
+          <w:szCs w:val="22"/>
+        </w:rPr>
+        <w:t xml:space="preserve"> </w:t>
       </w:r>
       <w:proofErr w:type="spellStart"/>
       <w:r>
@@ -1324,7 +1441,7 @@
           <w:sz w:val="22"/>
           <w:szCs w:val="22"/>
         </w:rPr>
-        <w:t>Minocha</w:t>
+        <w:t>Bhaskara</w:t>
       </w:r>
       <w:proofErr w:type="spellEnd"/>
       <w:r>
@@ -1333,17 +1450,7 @@
           <w:sz w:val="22"/>
           <w:szCs w:val="22"/>
         </w:rPr>
-        <w:t xml:space="preserve">, and </w:t>
-      </w:r>
-      <w:r>
-        <w:rPr>
-          <w:rFonts w:ascii="Optima" w:eastAsia="Microsoft GothicNeo" w:hAnsi="Optima" w:cs="CMU Sans Serif Medium"/>
-          <w:b/>
-          <w:bCs/>
-          <w:sz w:val="22"/>
-          <w:szCs w:val="22"/>
-        </w:rPr>
-        <w:t>A.</w:t>
+        <w:t>;</w:t>
       </w:r>
       <w:r>
         <w:rPr>
@@ -1356,44 +1463,64 @@
       <w:r>
         <w:rPr>
           <w:rFonts w:ascii="Optima" w:eastAsia="Microsoft GothicNeo" w:hAnsi="Optima" w:cs="CMU Sans Serif Medium"/>
-          <w:b/>
-          <w:bCs/>
-          <w:sz w:val="22"/>
-          <w:szCs w:val="22"/>
-        </w:rPr>
-        <w:t>Dutta</w:t>
-      </w:r>
-      <w:r>
-        <w:rPr>
-          <w:rFonts w:ascii="Optima" w:eastAsia="Microsoft GothicNeo" w:hAnsi="Optima" w:cs="CMU Sans Serif Medium"/>
-          <w:sz w:val="22"/>
-          <w:szCs w:val="22"/>
-        </w:rPr>
-        <w:t>; Technology licensing and collusion; International Journal of Economic Theory</w:t>
-      </w:r>
-      <w:r>
-        <w:rPr>
-          <w:rFonts w:ascii="Optima" w:eastAsia="Microsoft GothicNeo" w:hAnsi="Optima" w:cs="CMU Sans Serif Medium"/>
-          <w:sz w:val="22"/>
-          <w:szCs w:val="22"/>
-        </w:rPr>
-        <w:t xml:space="preserve"> (2023)</w:t>
-      </w:r>
-      <w:r>
-        <w:rPr>
-          <w:rFonts w:ascii="Optima" w:eastAsia="Microsoft GothicNeo" w:hAnsi="Optima" w:cs="CMU Sans Serif Medium"/>
-          <w:sz w:val="22"/>
-          <w:szCs w:val="22"/>
-        </w:rPr>
-        <w:t xml:space="preserve"> </w:t>
-      </w:r>
-      <w:r>
-        <w:rPr>
-          <w:rFonts w:ascii="Optima" w:eastAsia="Microsoft GothicNeo" w:hAnsi="Optima" w:cs="CMU Sans Serif Medium"/>
-          <w:sz w:val="22"/>
-          <w:szCs w:val="22"/>
-        </w:rPr>
-        <w:t>http://doi.org/10.1111/ijet.12373</w:t>
+          <w:sz w:val="22"/>
+          <w:szCs w:val="22"/>
+          <w:lang w:val="en-IN"/>
+        </w:rPr>
+        <w:t>Identification of potential selective autophagy receptors from protein-content profiling of autophagosomes</w:t>
+      </w:r>
+      <w:r>
+        <w:rPr>
+          <w:rFonts w:ascii="Optima" w:eastAsia="Microsoft GothicNeo" w:hAnsi="Optima" w:cs="CMU Sans Serif Medium"/>
+          <w:sz w:val="22"/>
+          <w:szCs w:val="22"/>
+          <w:lang w:val="en-IN"/>
+        </w:rPr>
+        <w:t>; Journal of Cellular Biochemistry</w:t>
+      </w:r>
+      <w:r>
+        <w:rPr>
+          <w:rFonts w:ascii="Optima" w:eastAsia="Microsoft GothicNeo" w:hAnsi="Optima" w:cs="CMU Sans Serif Medium"/>
+          <w:sz w:val="22"/>
+          <w:szCs w:val="22"/>
+          <w:lang w:val="en-IN"/>
+        </w:rPr>
+        <w:t xml:space="preserve"> (</w:t>
+      </w:r>
+      <w:r>
+        <w:rPr>
+          <w:rFonts w:ascii="Optima" w:eastAsia="Microsoft GothicNeo" w:hAnsi="Optima" w:cs="CMU Sans Serif Medium"/>
+          <w:sz w:val="22"/>
+          <w:szCs w:val="22"/>
+          <w:lang w:val="en-IN"/>
+        </w:rPr>
+        <w:t xml:space="preserve">Accepted, </w:t>
+      </w:r>
+      <w:r>
+        <w:rPr>
+          <w:rFonts w:ascii="Optima" w:eastAsia="Microsoft GothicNeo" w:hAnsi="Optima" w:cs="CMU Sans Serif Medium"/>
+          <w:sz w:val="22"/>
+          <w:szCs w:val="22"/>
+          <w:lang w:val="en-IN"/>
+        </w:rPr>
+        <w:t xml:space="preserve">2023) </w:t>
+      </w:r>
+      <w:r>
+        <w:rPr>
+          <w:rFonts w:ascii="Optima" w:eastAsia="Microsoft GothicNeo" w:hAnsi="Optima" w:cs="CMU Sans Serif Medium"/>
+          <w:sz w:val="22"/>
+          <w:szCs w:val="22"/>
+          <w:lang w:val="en-IN"/>
+        </w:rPr>
+        <w:t xml:space="preserve">Preprint: </w:t>
+      </w:r>
+      <w:r>
+        <w:rPr>
+          <w:rFonts w:ascii="Optima" w:eastAsia="Microsoft GothicNeo" w:hAnsi="Optima" w:cs="CMU Sans Serif Medium"/>
+          <w:sz w:val="22"/>
+          <w:szCs w:val="22"/>
+        </w:rPr>
+        <w:t>https://doi.org/10.1101/2023.03.14.532537</w:t>
       </w:r>
     </w:p>
     <w:p>
@@ -1410,18 +1537,51 @@
           <w:rFonts w:ascii="Optima" w:eastAsia="Microsoft GothicNeo" w:hAnsi="Optima" w:cs="CMU Sans Serif Medium"/>
           <w:sz w:val="22"/>
           <w:szCs w:val="22"/>
-          <w:lang w:val="en-IN"/>
-        </w:rPr>
-      </w:pPr>
-      <w:r>
-        <w:rPr>
-          <w:rFonts w:ascii="Optima" w:eastAsia="Microsoft GothicNeo" w:hAnsi="Optima" w:cs="CMU Sans Serif Medium"/>
-          <w:b/>
-          <w:bCs/>
-          <w:sz w:val="22"/>
-          <w:szCs w:val="22"/>
-        </w:rPr>
-        <w:t xml:space="preserve">A. </w:t>
+        </w:rPr>
+      </w:pPr>
+      <w:r>
+        <w:rPr>
+          <w:rFonts w:ascii="Optima" w:eastAsia="Microsoft GothicNeo" w:hAnsi="Optima" w:cs="CMU Sans Serif Medium"/>
+          <w:sz w:val="22"/>
+          <w:szCs w:val="22"/>
+        </w:rPr>
+        <w:t xml:space="preserve">N. Sen, P. </w:t>
+      </w:r>
+      <w:proofErr w:type="spellStart"/>
+      <w:r>
+        <w:rPr>
+          <w:rFonts w:ascii="Optima" w:eastAsia="Microsoft GothicNeo" w:hAnsi="Optima" w:cs="CMU Sans Serif Medium"/>
+          <w:sz w:val="22"/>
+          <w:szCs w:val="22"/>
+        </w:rPr>
+        <w:t>Minocha</w:t>
+      </w:r>
+      <w:proofErr w:type="spellEnd"/>
+      <w:r>
+        <w:rPr>
+          <w:rFonts w:ascii="Optima" w:eastAsia="Microsoft GothicNeo" w:hAnsi="Optima" w:cs="CMU Sans Serif Medium"/>
+          <w:sz w:val="22"/>
+          <w:szCs w:val="22"/>
+        </w:rPr>
+        <w:t xml:space="preserve">, and </w:t>
+      </w:r>
+      <w:r>
+        <w:rPr>
+          <w:rFonts w:ascii="Optima" w:eastAsia="Microsoft GothicNeo" w:hAnsi="Optima" w:cs="CMU Sans Serif Medium"/>
+          <w:b/>
+          <w:bCs/>
+          <w:sz w:val="22"/>
+          <w:szCs w:val="22"/>
+        </w:rPr>
+        <w:t>A.</w:t>
+      </w:r>
+      <w:r>
+        <w:rPr>
+          <w:rFonts w:ascii="Optima" w:eastAsia="Microsoft GothicNeo" w:hAnsi="Optima" w:cs="CMU Sans Serif Medium"/>
+          <w:sz w:val="22"/>
+          <w:szCs w:val="22"/>
+        </w:rPr>
+        <w:t xml:space="preserve"> </w:t>
       </w:r>
       <w:r>
         <w:rPr>
@@ -1436,22 +1596,18 @@
       <w:r>
         <w:rPr>
           <w:rFonts w:ascii="Optima" w:eastAsia="Microsoft GothicNeo" w:hAnsi="Optima" w:cs="CMU Sans Serif Medium"/>
-          <w:b/>
-          <w:bCs/>
-          <w:sz w:val="22"/>
-          <w:szCs w:val="22"/>
-        </w:rPr>
-        <w:t>*</w:t>
-      </w:r>
-      <w:r>
-        <w:rPr>
-          <w:rFonts w:ascii="Optima" w:eastAsia="Microsoft GothicNeo" w:hAnsi="Optima" w:cs="CMU Sans Serif Medium"/>
-          <w:b/>
-          <w:bCs/>
-          <w:sz w:val="22"/>
-          <w:szCs w:val="22"/>
-        </w:rPr>
-        <w:t>,</w:t>
+          <w:sz w:val="22"/>
+          <w:szCs w:val="22"/>
+        </w:rPr>
+        <w:t>; Technology licensing and collusion; International Journal of Economic Theory</w:t>
+      </w:r>
+      <w:r>
+        <w:rPr>
+          <w:rFonts w:ascii="Optima" w:eastAsia="Microsoft GothicNeo" w:hAnsi="Optima" w:cs="CMU Sans Serif Medium"/>
+          <w:sz w:val="22"/>
+          <w:szCs w:val="22"/>
+        </w:rPr>
+        <w:t xml:space="preserve"> (2023)</w:t>
       </w:r>
       <w:r>
         <w:rPr>
@@ -1467,298 +1623,7 @@
           <w:sz w:val="22"/>
           <w:szCs w:val="22"/>
         </w:rPr>
-        <w:t>T.</w:t>
-      </w:r>
-      <w:r>
-        <w:rPr>
-          <w:rFonts w:ascii="Optima" w:eastAsia="Microsoft GothicNeo" w:hAnsi="Optima" w:cs="CMU Sans Serif Medium"/>
-          <w:sz w:val="22"/>
-          <w:szCs w:val="22"/>
-        </w:rPr>
-        <w:t xml:space="preserve"> </w:t>
-      </w:r>
-      <w:proofErr w:type="spellStart"/>
-      <w:r>
-        <w:rPr>
-          <w:rFonts w:ascii="Optima" w:eastAsia="Microsoft GothicNeo" w:hAnsi="Optima" w:cs="CMU Sans Serif Medium"/>
-          <w:sz w:val="22"/>
-          <w:szCs w:val="22"/>
-        </w:rPr>
-        <w:t>Bereau</w:t>
-      </w:r>
-      <w:proofErr w:type="spellEnd"/>
-      <w:r>
-        <w:rPr>
-          <w:rFonts w:ascii="Optima" w:eastAsia="Microsoft GothicNeo" w:hAnsi="Optima" w:cs="CMU Sans Serif Medium"/>
-          <w:sz w:val="22"/>
-          <w:szCs w:val="22"/>
-        </w:rPr>
-        <w:t xml:space="preserve">, </w:t>
-      </w:r>
-      <w:r>
-        <w:rPr>
-          <w:rFonts w:ascii="Optima" w:eastAsia="Microsoft GothicNeo" w:hAnsi="Optima" w:cs="CMU Sans Serif Medium"/>
-          <w:sz w:val="22"/>
-          <w:szCs w:val="22"/>
-        </w:rPr>
-        <w:t xml:space="preserve">and </w:t>
-      </w:r>
-      <w:r>
-        <w:rPr>
-          <w:rFonts w:ascii="Optima" w:eastAsia="Microsoft GothicNeo" w:hAnsi="Optima" w:cs="CMU Sans Serif Medium"/>
-          <w:sz w:val="22"/>
-          <w:szCs w:val="22"/>
-        </w:rPr>
-        <w:t>T.</w:t>
-      </w:r>
-      <w:r>
-        <w:rPr>
-          <w:rFonts w:ascii="Optima" w:eastAsia="Microsoft GothicNeo" w:hAnsi="Optima" w:cs="CMU Sans Serif Medium"/>
-          <w:sz w:val="22"/>
-          <w:szCs w:val="22"/>
-        </w:rPr>
-        <w:t xml:space="preserve"> A.</w:t>
-      </w:r>
-      <w:r>
-        <w:rPr>
-          <w:rFonts w:ascii="Optima" w:eastAsia="Microsoft GothicNeo" w:hAnsi="Optima" w:cs="CMU Sans Serif Medium"/>
-          <w:sz w:val="22"/>
-          <w:szCs w:val="22"/>
-        </w:rPr>
-        <w:t xml:space="preserve"> </w:t>
-      </w:r>
-      <w:proofErr w:type="spellStart"/>
-      <w:r>
-        <w:rPr>
-          <w:rFonts w:ascii="Optima" w:eastAsia="Microsoft GothicNeo" w:hAnsi="Optima" w:cs="CMU Sans Serif Medium"/>
-          <w:sz w:val="22"/>
-          <w:szCs w:val="22"/>
-        </w:rPr>
-        <w:t>Vilgis</w:t>
-      </w:r>
-      <w:proofErr w:type="spellEnd"/>
-      <w:r>
-        <w:rPr>
-          <w:rFonts w:ascii="Optima" w:eastAsia="Microsoft GothicNeo" w:hAnsi="Optima" w:cs="CMU Sans Serif Medium"/>
-          <w:sz w:val="22"/>
-          <w:szCs w:val="22"/>
-        </w:rPr>
-        <w:t>;</w:t>
-      </w:r>
-      <w:r>
-        <w:rPr>
-          <w:rFonts w:ascii="Optima" w:eastAsia="Microsoft GothicNeo" w:hAnsi="Optima" w:cs="CMU Sans Serif Medium"/>
-          <w:sz w:val="22"/>
-          <w:szCs w:val="22"/>
-        </w:rPr>
-        <w:t xml:space="preserve"> </w:t>
-      </w:r>
-      <w:r>
-        <w:rPr>
-          <w:rFonts w:ascii="Optima" w:eastAsia="Microsoft GothicNeo" w:hAnsi="Optima" w:cs="CMU Sans Serif Medium"/>
-          <w:sz w:val="22"/>
-          <w:szCs w:val="22"/>
-          <w:lang w:val="en-IN"/>
-        </w:rPr>
-        <w:t xml:space="preserve">Identifying </w:t>
-      </w:r>
-      <w:r>
-        <w:rPr>
-          <w:rFonts w:ascii="Optima" w:eastAsia="Microsoft GothicNeo" w:hAnsi="Optima" w:cs="CMU Sans Serif Medium"/>
-          <w:sz w:val="22"/>
-          <w:szCs w:val="22"/>
-          <w:lang w:val="en-IN"/>
-        </w:rPr>
-        <w:t>s</w:t>
-      </w:r>
-      <w:r>
-        <w:rPr>
-          <w:rFonts w:ascii="Optima" w:eastAsia="Microsoft GothicNeo" w:hAnsi="Optima" w:cs="CMU Sans Serif Medium"/>
-          <w:sz w:val="22"/>
-          <w:szCs w:val="22"/>
-          <w:lang w:val="en-IN"/>
-        </w:rPr>
-        <w:t xml:space="preserve">equential </w:t>
-      </w:r>
-      <w:r>
-        <w:rPr>
-          <w:rFonts w:ascii="Optima" w:eastAsia="Microsoft GothicNeo" w:hAnsi="Optima" w:cs="CMU Sans Serif Medium"/>
-          <w:sz w:val="22"/>
-          <w:szCs w:val="22"/>
-          <w:lang w:val="en-IN"/>
-        </w:rPr>
-        <w:t>r</w:t>
-      </w:r>
-      <w:r>
-        <w:rPr>
-          <w:rFonts w:ascii="Optima" w:eastAsia="Microsoft GothicNeo" w:hAnsi="Optima" w:cs="CMU Sans Serif Medium"/>
-          <w:sz w:val="22"/>
-          <w:szCs w:val="22"/>
-          <w:lang w:val="en-IN"/>
-        </w:rPr>
-        <w:t xml:space="preserve">esidue </w:t>
-      </w:r>
-      <w:r>
-        <w:rPr>
-          <w:rFonts w:ascii="Optima" w:eastAsia="Microsoft GothicNeo" w:hAnsi="Optima" w:cs="CMU Sans Serif Medium"/>
-          <w:sz w:val="22"/>
-          <w:szCs w:val="22"/>
-          <w:lang w:val="en-IN"/>
-        </w:rPr>
-        <w:t>p</w:t>
-      </w:r>
-      <w:r>
-        <w:rPr>
-          <w:rFonts w:ascii="Optima" w:eastAsia="Microsoft GothicNeo" w:hAnsi="Optima" w:cs="CMU Sans Serif Medium"/>
-          <w:sz w:val="22"/>
-          <w:szCs w:val="22"/>
-          <w:lang w:val="en-IN"/>
-        </w:rPr>
-        <w:t xml:space="preserve">atterns in </w:t>
-      </w:r>
-      <w:r>
-        <w:rPr>
-          <w:rFonts w:ascii="Optima" w:eastAsia="Microsoft GothicNeo" w:hAnsi="Optima" w:cs="CMU Sans Serif Medium"/>
-          <w:sz w:val="22"/>
-          <w:szCs w:val="22"/>
-          <w:lang w:val="en-IN"/>
-        </w:rPr>
-        <w:t>b</w:t>
-      </w:r>
-      <w:r>
-        <w:rPr>
-          <w:rFonts w:ascii="Optima" w:eastAsia="Microsoft GothicNeo" w:hAnsi="Optima" w:cs="CMU Sans Serif Medium"/>
-          <w:sz w:val="22"/>
-          <w:szCs w:val="22"/>
-          <w:lang w:val="en-IN"/>
-        </w:rPr>
-        <w:t xml:space="preserve">itter and </w:t>
-      </w:r>
-      <w:r>
-        <w:rPr>
-          <w:rFonts w:ascii="Optima" w:eastAsia="Microsoft GothicNeo" w:hAnsi="Optima" w:cs="CMU Sans Serif Medium"/>
-          <w:sz w:val="22"/>
-          <w:szCs w:val="22"/>
-          <w:lang w:val="en-IN"/>
-        </w:rPr>
-        <w:t>u</w:t>
-      </w:r>
-      <w:r>
-        <w:rPr>
-          <w:rFonts w:ascii="Optima" w:eastAsia="Microsoft GothicNeo" w:hAnsi="Optima" w:cs="CMU Sans Serif Medium"/>
-          <w:sz w:val="22"/>
-          <w:szCs w:val="22"/>
-          <w:lang w:val="en-IN"/>
-        </w:rPr>
-        <w:t xml:space="preserve">mami </w:t>
-      </w:r>
-      <w:r>
-        <w:rPr>
-          <w:rFonts w:ascii="Optima" w:eastAsia="Microsoft GothicNeo" w:hAnsi="Optima" w:cs="CMU Sans Serif Medium"/>
-          <w:sz w:val="22"/>
-          <w:szCs w:val="22"/>
-          <w:lang w:val="en-IN"/>
-        </w:rPr>
-        <w:t>p</w:t>
-      </w:r>
-      <w:r>
-        <w:rPr>
-          <w:rFonts w:ascii="Optima" w:eastAsia="Microsoft GothicNeo" w:hAnsi="Optima" w:cs="CMU Sans Serif Medium"/>
-          <w:sz w:val="22"/>
-          <w:szCs w:val="22"/>
-          <w:lang w:val="en-IN"/>
-        </w:rPr>
-        <w:t>eptides</w:t>
-      </w:r>
-      <w:r>
-        <w:rPr>
-          <w:rFonts w:ascii="Optima" w:eastAsia="Microsoft GothicNeo" w:hAnsi="Optima" w:cs="CMU Sans Serif Medium"/>
-          <w:sz w:val="22"/>
-          <w:szCs w:val="22"/>
-          <w:lang w:val="en-IN"/>
-        </w:rPr>
-        <w:t>;</w:t>
-      </w:r>
-      <w:r>
-        <w:rPr>
-          <w:rFonts w:ascii="Optima" w:eastAsia="Microsoft GothicNeo" w:hAnsi="Optima" w:cs="CMU Sans Serif Medium"/>
-          <w:sz w:val="22"/>
-          <w:szCs w:val="22"/>
-          <w:lang w:val="en-IN"/>
-        </w:rPr>
-        <w:t xml:space="preserve"> </w:t>
-      </w:r>
-      <w:r>
-        <w:rPr>
-          <w:rFonts w:ascii="Optima" w:eastAsia="Microsoft GothicNeo" w:hAnsi="Optima" w:cs="CMU Sans Serif Medium"/>
-          <w:sz w:val="22"/>
-          <w:szCs w:val="22"/>
-        </w:rPr>
-        <w:t>ACS Food Science &amp; Technology</w:t>
-      </w:r>
-      <w:r>
-        <w:rPr>
-          <w:rFonts w:ascii="Optima" w:eastAsia="Microsoft GothicNeo" w:hAnsi="Optima" w:cs="CMU Sans Serif Medium"/>
-          <w:sz w:val="22"/>
-          <w:szCs w:val="22"/>
-        </w:rPr>
-        <w:t xml:space="preserve"> </w:t>
-      </w:r>
-      <w:r>
-        <w:rPr>
-          <w:rFonts w:ascii="Optima" w:eastAsia="Microsoft GothicNeo" w:hAnsi="Optima" w:cs="CMU Sans Serif Medium"/>
-          <w:sz w:val="22"/>
-          <w:szCs w:val="22"/>
-        </w:rPr>
-        <w:t xml:space="preserve">2 </w:t>
-      </w:r>
-      <w:r>
-        <w:rPr>
-          <w:rFonts w:ascii="Optima" w:eastAsia="Microsoft GothicNeo" w:hAnsi="Optima" w:cs="CMU Sans Serif Medium"/>
-          <w:sz w:val="22"/>
-          <w:szCs w:val="22"/>
-        </w:rPr>
-        <w:t>(11</w:t>
-      </w:r>
-      <w:r>
-        <w:rPr>
-          <w:rFonts w:ascii="Optima" w:eastAsia="Microsoft GothicNeo" w:hAnsi="Optima" w:cs="CMU Sans Serif Medium"/>
-          <w:sz w:val="22"/>
-          <w:szCs w:val="22"/>
-        </w:rPr>
-        <w:t>)</w:t>
-      </w:r>
-      <w:r>
-        <w:rPr>
-          <w:rFonts w:ascii="Optima" w:eastAsia="Microsoft GothicNeo" w:hAnsi="Optima" w:cs="CMU Sans Serif Medium"/>
-          <w:sz w:val="22"/>
-          <w:szCs w:val="22"/>
-        </w:rPr>
-        <w:t>, 1773–1780</w:t>
-      </w:r>
-      <w:r>
-        <w:rPr>
-          <w:rFonts w:ascii="Optima" w:eastAsia="Microsoft GothicNeo" w:hAnsi="Optima" w:cs="CMU Sans Serif Medium"/>
-          <w:sz w:val="22"/>
-          <w:szCs w:val="22"/>
-        </w:rPr>
-        <w:t xml:space="preserve"> (</w:t>
-      </w:r>
-      <w:r>
-        <w:rPr>
-          <w:rFonts w:ascii="Optima" w:eastAsia="Microsoft GothicNeo" w:hAnsi="Optima" w:cs="CMU Sans Serif Medium"/>
-          <w:sz w:val="22"/>
-          <w:szCs w:val="22"/>
-        </w:rPr>
-        <w:t>2022</w:t>
-      </w:r>
-      <w:r>
-        <w:rPr>
-          <w:rFonts w:ascii="Optima" w:eastAsia="Microsoft GothicNeo" w:hAnsi="Optima" w:cs="CMU Sans Serif Medium"/>
-          <w:sz w:val="22"/>
-          <w:szCs w:val="22"/>
-        </w:rPr>
-        <w:t>)</w:t>
+        <w:t>http://doi.org/10.1111/ijet.12373</w:t>
       </w:r>
     </w:p>
     <w:p>
@@ -1811,6 +1676,8 @@
       <w:r>
         <w:rPr>
           <w:rFonts w:ascii="Optima" w:eastAsia="Microsoft GothicNeo" w:hAnsi="Optima" w:cs="CMU Sans Serif Medium"/>
+          <w:b/>
+          <w:bCs/>
           <w:sz w:val="22"/>
           <w:szCs w:val="22"/>
         </w:rPr>
@@ -1830,7 +1697,15 @@
           <w:sz w:val="22"/>
           <w:szCs w:val="22"/>
         </w:rPr>
-        <w:t xml:space="preserve">J. </w:t>
+        <w:t>T.</w:t>
+      </w:r>
+      <w:r>
+        <w:rPr>
+          <w:rFonts w:ascii="Optima" w:eastAsia="Microsoft GothicNeo" w:hAnsi="Optima" w:cs="CMU Sans Serif Medium"/>
+          <w:sz w:val="22"/>
+          <w:szCs w:val="22"/>
+        </w:rPr>
+        <w:t xml:space="preserve"> </w:t>
       </w:r>
       <w:proofErr w:type="spellStart"/>
       <w:r>
@@ -1839,7 +1714,7 @@
           <w:sz w:val="22"/>
           <w:szCs w:val="22"/>
         </w:rPr>
-        <w:t>Vreeken</w:t>
+        <w:t>Bereau</w:t>
       </w:r>
       <w:proofErr w:type="spellEnd"/>
       <w:r>
@@ -1848,15 +1723,31 @@
           <w:sz w:val="22"/>
           <w:szCs w:val="22"/>
         </w:rPr>
-        <w:t>,</w:t>
-      </w:r>
-      <w:r>
-        <w:rPr>
-          <w:rFonts w:ascii="Optima" w:eastAsia="Microsoft GothicNeo" w:hAnsi="Optima" w:cs="CMU Sans Serif Medium"/>
-          <w:sz w:val="22"/>
-          <w:szCs w:val="22"/>
-        </w:rPr>
-        <w:t xml:space="preserve"> L. M.</w:t>
+        <w:t xml:space="preserve">, </w:t>
+      </w:r>
+      <w:r>
+        <w:rPr>
+          <w:rFonts w:ascii="Optima" w:eastAsia="Microsoft GothicNeo" w:hAnsi="Optima" w:cs="CMU Sans Serif Medium"/>
+          <w:sz w:val="22"/>
+          <w:szCs w:val="22"/>
+        </w:rPr>
+        <w:t xml:space="preserve">and </w:t>
+      </w:r>
+      <w:r>
+        <w:rPr>
+          <w:rFonts w:ascii="Optima" w:eastAsia="Microsoft GothicNeo" w:hAnsi="Optima" w:cs="CMU Sans Serif Medium"/>
+          <w:sz w:val="22"/>
+          <w:szCs w:val="22"/>
+        </w:rPr>
+        <w:t>T.</w:t>
+      </w:r>
+      <w:r>
+        <w:rPr>
+          <w:rFonts w:ascii="Optima" w:eastAsia="Microsoft GothicNeo" w:hAnsi="Optima" w:cs="CMU Sans Serif Medium"/>
+          <w:sz w:val="22"/>
+          <w:szCs w:val="22"/>
+        </w:rPr>
+        <w:t xml:space="preserve"> A.</w:t>
       </w:r>
       <w:r>
         <w:rPr>
@@ -1873,7 +1764,7 @@
           <w:sz w:val="22"/>
           <w:szCs w:val="22"/>
         </w:rPr>
-        <w:t>Ghiringhelli</w:t>
+        <w:t>Vilgis</w:t>
       </w:r>
       <w:proofErr w:type="spellEnd"/>
       <w:r>
@@ -1882,7 +1773,7 @@
           <w:sz w:val="22"/>
           <w:szCs w:val="22"/>
         </w:rPr>
-        <w:t>, and T.</w:t>
+        <w:t>;</w:t>
       </w:r>
       <w:r>
         <w:rPr>
@@ -1892,29 +1783,129 @@
         </w:rPr>
         <w:t xml:space="preserve"> </w:t>
       </w:r>
-      <w:proofErr w:type="spellStart"/>
-      <w:r>
-        <w:rPr>
-          <w:rFonts w:ascii="Optima" w:eastAsia="Microsoft GothicNeo" w:hAnsi="Optima" w:cs="CMU Sans Serif Medium"/>
-          <w:sz w:val="22"/>
-          <w:szCs w:val="22"/>
-        </w:rPr>
-        <w:t>Bereau</w:t>
-      </w:r>
-      <w:proofErr w:type="spellEnd"/>
-      <w:r>
-        <w:rPr>
-          <w:rFonts w:ascii="Optima" w:eastAsia="Microsoft GothicNeo" w:hAnsi="Optima" w:cs="CMU Sans Serif Medium"/>
-          <w:sz w:val="22"/>
-          <w:szCs w:val="22"/>
-        </w:rPr>
-        <w:t>.</w:t>
-      </w:r>
-      <w:r>
-        <w:rPr>
-          <w:rFonts w:ascii="Optima" w:eastAsia="Microsoft GothicNeo" w:hAnsi="Optima" w:cs="CMU Sans Serif Medium"/>
-          <w:sz w:val="22"/>
-          <w:szCs w:val="22"/>
+      <w:r>
+        <w:rPr>
+          <w:rFonts w:ascii="Optima" w:eastAsia="Microsoft GothicNeo" w:hAnsi="Optima" w:cs="CMU Sans Serif Medium"/>
+          <w:sz w:val="22"/>
+          <w:szCs w:val="22"/>
+          <w:lang w:val="en-IN"/>
+        </w:rPr>
+        <w:t xml:space="preserve">Identifying </w:t>
+      </w:r>
+      <w:r>
+        <w:rPr>
+          <w:rFonts w:ascii="Optima" w:eastAsia="Microsoft GothicNeo" w:hAnsi="Optima" w:cs="CMU Sans Serif Medium"/>
+          <w:sz w:val="22"/>
+          <w:szCs w:val="22"/>
+          <w:lang w:val="en-IN"/>
+        </w:rPr>
+        <w:t>s</w:t>
+      </w:r>
+      <w:r>
+        <w:rPr>
+          <w:rFonts w:ascii="Optima" w:eastAsia="Microsoft GothicNeo" w:hAnsi="Optima" w:cs="CMU Sans Serif Medium"/>
+          <w:sz w:val="22"/>
+          <w:szCs w:val="22"/>
+          <w:lang w:val="en-IN"/>
+        </w:rPr>
+        <w:t xml:space="preserve">equential </w:t>
+      </w:r>
+      <w:r>
+        <w:rPr>
+          <w:rFonts w:ascii="Optima" w:eastAsia="Microsoft GothicNeo" w:hAnsi="Optima" w:cs="CMU Sans Serif Medium"/>
+          <w:sz w:val="22"/>
+          <w:szCs w:val="22"/>
+          <w:lang w:val="en-IN"/>
+        </w:rPr>
+        <w:t>r</w:t>
+      </w:r>
+      <w:r>
+        <w:rPr>
+          <w:rFonts w:ascii="Optima" w:eastAsia="Microsoft GothicNeo" w:hAnsi="Optima" w:cs="CMU Sans Serif Medium"/>
+          <w:sz w:val="22"/>
+          <w:szCs w:val="22"/>
+          <w:lang w:val="en-IN"/>
+        </w:rPr>
+        <w:t xml:space="preserve">esidue </w:t>
+      </w:r>
+      <w:r>
+        <w:rPr>
+          <w:rFonts w:ascii="Optima" w:eastAsia="Microsoft GothicNeo" w:hAnsi="Optima" w:cs="CMU Sans Serif Medium"/>
+          <w:sz w:val="22"/>
+          <w:szCs w:val="22"/>
+          <w:lang w:val="en-IN"/>
+        </w:rPr>
+        <w:t>p</w:t>
+      </w:r>
+      <w:r>
+        <w:rPr>
+          <w:rFonts w:ascii="Optima" w:eastAsia="Microsoft GothicNeo" w:hAnsi="Optima" w:cs="CMU Sans Serif Medium"/>
+          <w:sz w:val="22"/>
+          <w:szCs w:val="22"/>
+          <w:lang w:val="en-IN"/>
+        </w:rPr>
+        <w:t xml:space="preserve">atterns in </w:t>
+      </w:r>
+      <w:r>
+        <w:rPr>
+          <w:rFonts w:ascii="Optima" w:eastAsia="Microsoft GothicNeo" w:hAnsi="Optima" w:cs="CMU Sans Serif Medium"/>
+          <w:sz w:val="22"/>
+          <w:szCs w:val="22"/>
+          <w:lang w:val="en-IN"/>
+        </w:rPr>
+        <w:t>b</w:t>
+      </w:r>
+      <w:r>
+        <w:rPr>
+          <w:rFonts w:ascii="Optima" w:eastAsia="Microsoft GothicNeo" w:hAnsi="Optima" w:cs="CMU Sans Serif Medium"/>
+          <w:sz w:val="22"/>
+          <w:szCs w:val="22"/>
+          <w:lang w:val="en-IN"/>
+        </w:rPr>
+        <w:t xml:space="preserve">itter and </w:t>
+      </w:r>
+      <w:r>
+        <w:rPr>
+          <w:rFonts w:ascii="Optima" w:eastAsia="Microsoft GothicNeo" w:hAnsi="Optima" w:cs="CMU Sans Serif Medium"/>
+          <w:sz w:val="22"/>
+          <w:szCs w:val="22"/>
+          <w:lang w:val="en-IN"/>
+        </w:rPr>
+        <w:t>u</w:t>
+      </w:r>
+      <w:r>
+        <w:rPr>
+          <w:rFonts w:ascii="Optima" w:eastAsia="Microsoft GothicNeo" w:hAnsi="Optima" w:cs="CMU Sans Serif Medium"/>
+          <w:sz w:val="22"/>
+          <w:szCs w:val="22"/>
+          <w:lang w:val="en-IN"/>
+        </w:rPr>
+        <w:t xml:space="preserve">mami </w:t>
+      </w:r>
+      <w:r>
+        <w:rPr>
+          <w:rFonts w:ascii="Optima" w:eastAsia="Microsoft GothicNeo" w:hAnsi="Optima" w:cs="CMU Sans Serif Medium"/>
+          <w:sz w:val="22"/>
+          <w:szCs w:val="22"/>
+          <w:lang w:val="en-IN"/>
+        </w:rPr>
+        <w:t>p</w:t>
+      </w:r>
+      <w:r>
+        <w:rPr>
+          <w:rFonts w:ascii="Optima" w:eastAsia="Microsoft GothicNeo" w:hAnsi="Optima" w:cs="CMU Sans Serif Medium"/>
+          <w:sz w:val="22"/>
+          <w:szCs w:val="22"/>
+          <w:lang w:val="en-IN"/>
+        </w:rPr>
+        <w:t>eptides</w:t>
+      </w:r>
+      <w:r>
+        <w:rPr>
+          <w:rFonts w:ascii="Optima" w:eastAsia="Microsoft GothicNeo" w:hAnsi="Optima" w:cs="CMU Sans Serif Medium"/>
+          <w:sz w:val="22"/>
+          <w:szCs w:val="22"/>
+          <w:lang w:val="en-IN"/>
         </w:rPr>
         <w:t>;</w:t>
       </w:r>
@@ -1923,6 +1914,7 @@
           <w:rFonts w:ascii="Optima" w:eastAsia="Microsoft GothicNeo" w:hAnsi="Optima" w:cs="CMU Sans Serif Medium"/>
           <w:sz w:val="22"/>
           <w:szCs w:val="22"/>
+          <w:lang w:val="en-IN"/>
         </w:rPr>
         <w:t xml:space="preserve"> </w:t>
       </w:r>
@@ -1932,15 +1924,7 @@
           <w:sz w:val="22"/>
           <w:szCs w:val="22"/>
         </w:rPr>
-        <w:t>Data-driven equation for drug–membrane permeability across drugs and membranes</w:t>
-      </w:r>
-      <w:r>
-        <w:rPr>
-          <w:rFonts w:ascii="Optima" w:eastAsia="Microsoft GothicNeo" w:hAnsi="Optima" w:cs="CMU Sans Serif Medium"/>
-          <w:sz w:val="22"/>
-          <w:szCs w:val="22"/>
-        </w:rPr>
-        <w:t>;</w:t>
+        <w:t>ACS Food Science &amp; Technology</w:t>
       </w:r>
       <w:r>
         <w:rPr>
@@ -1955,110 +1939,32 @@
           <w:rFonts w:ascii="Optima" w:eastAsia="Microsoft GothicNeo" w:hAnsi="Optima" w:cs="CMU Sans Serif Medium"/>
           <w:sz w:val="22"/>
           <w:szCs w:val="22"/>
-          <w:lang w:val="en-IN"/>
-        </w:rPr>
-        <w:t>J</w:t>
-      </w:r>
-      <w:r>
-        <w:rPr>
-          <w:rFonts w:ascii="Optima" w:eastAsia="Microsoft GothicNeo" w:hAnsi="Optima" w:cs="CMU Sans Serif Medium"/>
-          <w:sz w:val="22"/>
-          <w:szCs w:val="22"/>
-          <w:lang w:val="en-IN"/>
-        </w:rPr>
-        <w:t>ournal of</w:t>
-      </w:r>
-      <w:r>
-        <w:rPr>
-          <w:rFonts w:ascii="Optima" w:eastAsia="Microsoft GothicNeo" w:hAnsi="Optima" w:cs="CMU Sans Serif Medium"/>
-          <w:sz w:val="22"/>
-          <w:szCs w:val="22"/>
-          <w:lang w:val="en-IN"/>
-        </w:rPr>
-        <w:t xml:space="preserve"> Chem</w:t>
-      </w:r>
-      <w:r>
-        <w:rPr>
-          <w:rFonts w:ascii="Optima" w:eastAsia="Microsoft GothicNeo" w:hAnsi="Optima" w:cs="CMU Sans Serif Medium"/>
-          <w:sz w:val="22"/>
-          <w:szCs w:val="22"/>
-          <w:lang w:val="en-IN"/>
-        </w:rPr>
-        <w:t>ical</w:t>
-      </w:r>
-      <w:r>
-        <w:rPr>
-          <w:rFonts w:ascii="Optima" w:eastAsia="Microsoft GothicNeo" w:hAnsi="Optima" w:cs="CMU Sans Serif Medium"/>
-          <w:sz w:val="22"/>
-          <w:szCs w:val="22"/>
-          <w:lang w:val="en-IN"/>
-        </w:rPr>
-        <w:t xml:space="preserve"> Phy</w:t>
-      </w:r>
-      <w:r>
-        <w:rPr>
-          <w:rFonts w:ascii="Optima" w:eastAsia="Microsoft GothicNeo" w:hAnsi="Optima" w:cs="CMU Sans Serif Medium"/>
-          <w:sz w:val="22"/>
-          <w:szCs w:val="22"/>
-          <w:lang w:val="en-IN"/>
-        </w:rPr>
-        <w:t>sics</w:t>
-      </w:r>
-      <w:r>
-        <w:rPr>
-          <w:rFonts w:ascii="Optima" w:eastAsia="Microsoft GothicNeo" w:hAnsi="Optima" w:cs="CMU Sans Serif Medium"/>
-          <w:sz w:val="22"/>
-          <w:szCs w:val="22"/>
-        </w:rPr>
-        <w:t>,</w:t>
-      </w:r>
-      <w:r>
-        <w:rPr>
-          <w:rFonts w:ascii="Optima" w:eastAsia="Microsoft GothicNeo" w:hAnsi="Optima" w:cs="CMU Sans Serif Medium"/>
-          <w:sz w:val="22"/>
-          <w:szCs w:val="22"/>
-        </w:rPr>
-        <w:t xml:space="preserve"> </w:t>
-      </w:r>
-      <w:r>
-        <w:rPr>
-          <w:rFonts w:ascii="Optima" w:eastAsia="Microsoft GothicNeo" w:hAnsi="Optima" w:cs="CMU Sans Serif Medium"/>
-          <w:sz w:val="22"/>
-          <w:szCs w:val="22"/>
-        </w:rPr>
-        <w:t>154</w:t>
-      </w:r>
-      <w:r>
-        <w:rPr>
-          <w:rFonts w:ascii="Optima" w:eastAsia="Microsoft GothicNeo" w:hAnsi="Optima" w:cs="CMU Sans Serif Medium"/>
-          <w:sz w:val="22"/>
-          <w:szCs w:val="22"/>
-        </w:rPr>
-        <w:t xml:space="preserve"> </w:t>
-      </w:r>
-      <w:r>
-        <w:rPr>
-          <w:rFonts w:ascii="Optima" w:eastAsia="Microsoft GothicNeo" w:hAnsi="Optima" w:cs="CMU Sans Serif Medium"/>
-          <w:sz w:val="22"/>
-          <w:szCs w:val="22"/>
-        </w:rPr>
-        <w:t>(24)</w:t>
-      </w:r>
-      <w:r>
-        <w:rPr>
-          <w:rFonts w:ascii="Optima" w:eastAsia="Microsoft GothicNeo" w:hAnsi="Optima" w:cs="CMU Sans Serif Medium"/>
-          <w:sz w:val="22"/>
-          <w:szCs w:val="22"/>
-        </w:rPr>
-        <w:t xml:space="preserve">, </w:t>
-      </w:r>
-      <w:r>
-        <w:rPr>
-          <w:rFonts w:ascii="Optima" w:eastAsia="Microsoft GothicNeo" w:hAnsi="Optima" w:cs="CMU Sans Serif Medium"/>
-          <w:sz w:val="22"/>
-          <w:szCs w:val="22"/>
-        </w:rPr>
-        <w:t>244114</w:t>
+        </w:rPr>
+        <w:t xml:space="preserve">2 </w:t>
+      </w:r>
+      <w:r>
+        <w:rPr>
+          <w:rFonts w:ascii="Optima" w:eastAsia="Microsoft GothicNeo" w:hAnsi="Optima" w:cs="CMU Sans Serif Medium"/>
+          <w:sz w:val="22"/>
+          <w:szCs w:val="22"/>
+        </w:rPr>
+        <w:t>(11</w:t>
+      </w:r>
+      <w:r>
+        <w:rPr>
+          <w:rFonts w:ascii="Optima" w:eastAsia="Microsoft GothicNeo" w:hAnsi="Optima" w:cs="CMU Sans Serif Medium"/>
+          <w:sz w:val="22"/>
+          <w:szCs w:val="22"/>
+        </w:rPr>
+        <w:t>)</w:t>
+      </w:r>
+      <w:r>
+        <w:rPr>
+          <w:rFonts w:ascii="Optima" w:eastAsia="Microsoft GothicNeo" w:hAnsi="Optima" w:cs="CMU Sans Serif Medium"/>
+          <w:sz w:val="22"/>
+          <w:szCs w:val="22"/>
+        </w:rPr>
+        <w:t>, 1773–1780</w:t>
       </w:r>
       <w:r>
         <w:rPr>
@@ -2074,7 +1980,7 @@
           <w:sz w:val="22"/>
           <w:szCs w:val="22"/>
         </w:rPr>
-        <w:t>2021</w:t>
+        <w:t>2022</w:t>
       </w:r>
       <w:r>
         <w:rPr>
@@ -2099,16 +2005,63 @@
           <w:rFonts w:ascii="Optima" w:eastAsia="Microsoft GothicNeo" w:hAnsi="Optima" w:cs="CMU Sans Serif Medium"/>
           <w:sz w:val="22"/>
           <w:szCs w:val="22"/>
-        </w:rPr>
-      </w:pPr>
-      <w:r>
-        <w:rPr>
-          <w:rFonts w:ascii="Optima" w:eastAsia="Microsoft GothicNeo" w:hAnsi="Optima" w:cs="CMU Sans Serif Medium"/>
+          <w:lang w:val="en-IN"/>
+        </w:rPr>
+      </w:pPr>
+      <w:r>
+        <w:rPr>
+          <w:rFonts w:ascii="Optima" w:eastAsia="Microsoft GothicNeo" w:hAnsi="Optima" w:cs="CMU Sans Serif Medium"/>
+          <w:b/>
+          <w:bCs/>
           <w:sz w:val="22"/>
           <w:szCs w:val="22"/>
         </w:rPr>
         <w:t xml:space="preserve">A. </w:t>
       </w:r>
+      <w:r>
+        <w:rPr>
+          <w:rFonts w:ascii="Optima" w:eastAsia="Microsoft GothicNeo" w:hAnsi="Optima" w:cs="CMU Sans Serif Medium"/>
+          <w:b/>
+          <w:bCs/>
+          <w:sz w:val="22"/>
+          <w:szCs w:val="22"/>
+        </w:rPr>
+        <w:t>Dutta</w:t>
+      </w:r>
+      <w:r>
+        <w:rPr>
+          <w:rFonts w:ascii="Optima" w:eastAsia="Microsoft GothicNeo" w:hAnsi="Optima" w:cs="CMU Sans Serif Medium"/>
+          <w:b/>
+          <w:bCs/>
+          <w:sz w:val="22"/>
+          <w:szCs w:val="22"/>
+        </w:rPr>
+        <w:t>*</w:t>
+      </w:r>
+      <w:r>
+        <w:rPr>
+          <w:rFonts w:ascii="Optima" w:eastAsia="Microsoft GothicNeo" w:hAnsi="Optima" w:cs="CMU Sans Serif Medium"/>
+          <w:sz w:val="22"/>
+          <w:szCs w:val="22"/>
+        </w:rPr>
+        <w:t>,</w:t>
+      </w:r>
+      <w:r>
+        <w:rPr>
+          <w:rFonts w:ascii="Optima" w:eastAsia="Microsoft GothicNeo" w:hAnsi="Optima" w:cs="CMU Sans Serif Medium"/>
+          <w:sz w:val="22"/>
+          <w:szCs w:val="22"/>
+        </w:rPr>
+        <w:t xml:space="preserve"> </w:t>
+      </w:r>
+      <w:r>
+        <w:rPr>
+          <w:rFonts w:ascii="Optima" w:eastAsia="Microsoft GothicNeo" w:hAnsi="Optima" w:cs="CMU Sans Serif Medium"/>
+          <w:sz w:val="22"/>
+          <w:szCs w:val="22"/>
+        </w:rPr>
+        <w:t xml:space="preserve">J. </w:t>
+      </w:r>
       <w:proofErr w:type="spellStart"/>
       <w:r>
         <w:rPr>
@@ -2116,7 +2069,7 @@
           <w:sz w:val="22"/>
           <w:szCs w:val="22"/>
         </w:rPr>
-        <w:t>Centi</w:t>
+        <w:t>Vreeken</w:t>
       </w:r>
       <w:proofErr w:type="spellEnd"/>
       <w:r>
@@ -2125,365 +2078,217 @@
           <w:sz w:val="22"/>
           <w:szCs w:val="22"/>
         </w:rPr>
+        <w:t>,</w:t>
+      </w:r>
+      <w:r>
+        <w:rPr>
+          <w:rFonts w:ascii="Optima" w:eastAsia="Microsoft GothicNeo" w:hAnsi="Optima" w:cs="CMU Sans Serif Medium"/>
+          <w:sz w:val="22"/>
+          <w:szCs w:val="22"/>
+        </w:rPr>
+        <w:t xml:space="preserve"> L. M.</w:t>
+      </w:r>
+      <w:r>
+        <w:rPr>
+          <w:rFonts w:ascii="Optima" w:eastAsia="Microsoft GothicNeo" w:hAnsi="Optima" w:cs="CMU Sans Serif Medium"/>
+          <w:sz w:val="22"/>
+          <w:szCs w:val="22"/>
+        </w:rPr>
+        <w:t xml:space="preserve"> </w:t>
+      </w:r>
+      <w:proofErr w:type="spellStart"/>
+      <w:r>
+        <w:rPr>
+          <w:rFonts w:ascii="Optima" w:eastAsia="Microsoft GothicNeo" w:hAnsi="Optima" w:cs="CMU Sans Serif Medium"/>
+          <w:sz w:val="22"/>
+          <w:szCs w:val="22"/>
+        </w:rPr>
+        <w:t>Ghiringhelli</w:t>
+      </w:r>
+      <w:proofErr w:type="spellEnd"/>
+      <w:r>
+        <w:rPr>
+          <w:rFonts w:ascii="Optima" w:eastAsia="Microsoft GothicNeo" w:hAnsi="Optima" w:cs="CMU Sans Serif Medium"/>
+          <w:sz w:val="22"/>
+          <w:szCs w:val="22"/>
+        </w:rPr>
+        <w:t>, and T.</w:t>
+      </w:r>
+      <w:r>
+        <w:rPr>
+          <w:rFonts w:ascii="Optima" w:eastAsia="Microsoft GothicNeo" w:hAnsi="Optima" w:cs="CMU Sans Serif Medium"/>
+          <w:sz w:val="22"/>
+          <w:szCs w:val="22"/>
+        </w:rPr>
+        <w:t xml:space="preserve"> </w:t>
+      </w:r>
+      <w:proofErr w:type="spellStart"/>
+      <w:r>
+        <w:rPr>
+          <w:rFonts w:ascii="Optima" w:eastAsia="Microsoft GothicNeo" w:hAnsi="Optima" w:cs="CMU Sans Serif Medium"/>
+          <w:sz w:val="22"/>
+          <w:szCs w:val="22"/>
+        </w:rPr>
+        <w:t>Bereau</w:t>
+      </w:r>
+      <w:proofErr w:type="spellEnd"/>
+      <w:r>
+        <w:rPr>
+          <w:rFonts w:ascii="Optima" w:eastAsia="Microsoft GothicNeo" w:hAnsi="Optima" w:cs="CMU Sans Serif Medium"/>
+          <w:sz w:val="22"/>
+          <w:szCs w:val="22"/>
+        </w:rPr>
+        <w:t>.</w:t>
+      </w:r>
+      <w:r>
+        <w:rPr>
+          <w:rFonts w:ascii="Optima" w:eastAsia="Microsoft GothicNeo" w:hAnsi="Optima" w:cs="CMU Sans Serif Medium"/>
+          <w:sz w:val="22"/>
+          <w:szCs w:val="22"/>
+        </w:rPr>
+        <w:t>;</w:t>
+      </w:r>
+      <w:r>
+        <w:rPr>
+          <w:rFonts w:ascii="Optima" w:eastAsia="Microsoft GothicNeo" w:hAnsi="Optima" w:cs="CMU Sans Serif Medium"/>
+          <w:sz w:val="22"/>
+          <w:szCs w:val="22"/>
+        </w:rPr>
+        <w:t xml:space="preserve"> </w:t>
+      </w:r>
+      <w:r>
+        <w:rPr>
+          <w:rFonts w:ascii="Optima" w:eastAsia="Microsoft GothicNeo" w:hAnsi="Optima" w:cs="CMU Sans Serif Medium"/>
+          <w:sz w:val="22"/>
+          <w:szCs w:val="22"/>
+        </w:rPr>
+        <w:t>Data-driven equation for drug–membrane permeability across drugs and membranes</w:t>
+      </w:r>
+      <w:r>
+        <w:rPr>
+          <w:rFonts w:ascii="Optima" w:eastAsia="Microsoft GothicNeo" w:hAnsi="Optima" w:cs="CMU Sans Serif Medium"/>
+          <w:sz w:val="22"/>
+          <w:szCs w:val="22"/>
+        </w:rPr>
+        <w:t>;</w:t>
+      </w:r>
+      <w:r>
+        <w:rPr>
+          <w:rFonts w:ascii="Optima" w:eastAsia="Microsoft GothicNeo" w:hAnsi="Optima" w:cs="CMU Sans Serif Medium"/>
+          <w:sz w:val="22"/>
+          <w:szCs w:val="22"/>
+        </w:rPr>
+        <w:t xml:space="preserve"> </w:t>
+      </w:r>
+      <w:r>
+        <w:rPr>
+          <w:rFonts w:ascii="Optima" w:eastAsia="Microsoft GothicNeo" w:hAnsi="Optima" w:cs="CMU Sans Serif Medium"/>
+          <w:sz w:val="22"/>
+          <w:szCs w:val="22"/>
+          <w:lang w:val="en-IN"/>
+        </w:rPr>
+        <w:t>J</w:t>
+      </w:r>
+      <w:r>
+        <w:rPr>
+          <w:rFonts w:ascii="Optima" w:eastAsia="Microsoft GothicNeo" w:hAnsi="Optima" w:cs="CMU Sans Serif Medium"/>
+          <w:sz w:val="22"/>
+          <w:szCs w:val="22"/>
+          <w:lang w:val="en-IN"/>
+        </w:rPr>
+        <w:t>ournal of</w:t>
+      </w:r>
+      <w:r>
+        <w:rPr>
+          <w:rFonts w:ascii="Optima" w:eastAsia="Microsoft GothicNeo" w:hAnsi="Optima" w:cs="CMU Sans Serif Medium"/>
+          <w:sz w:val="22"/>
+          <w:szCs w:val="22"/>
+          <w:lang w:val="en-IN"/>
+        </w:rPr>
+        <w:t xml:space="preserve"> Chem</w:t>
+      </w:r>
+      <w:r>
+        <w:rPr>
+          <w:rFonts w:ascii="Optima" w:eastAsia="Microsoft GothicNeo" w:hAnsi="Optima" w:cs="CMU Sans Serif Medium"/>
+          <w:sz w:val="22"/>
+          <w:szCs w:val="22"/>
+          <w:lang w:val="en-IN"/>
+        </w:rPr>
+        <w:t>ical</w:t>
+      </w:r>
+      <w:r>
+        <w:rPr>
+          <w:rFonts w:ascii="Optima" w:eastAsia="Microsoft GothicNeo" w:hAnsi="Optima" w:cs="CMU Sans Serif Medium"/>
+          <w:sz w:val="22"/>
+          <w:szCs w:val="22"/>
+          <w:lang w:val="en-IN"/>
+        </w:rPr>
+        <w:t xml:space="preserve"> Phy</w:t>
+      </w:r>
+      <w:r>
+        <w:rPr>
+          <w:rFonts w:ascii="Optima" w:eastAsia="Microsoft GothicNeo" w:hAnsi="Optima" w:cs="CMU Sans Serif Medium"/>
+          <w:sz w:val="22"/>
+          <w:szCs w:val="22"/>
+          <w:lang w:val="en-IN"/>
+        </w:rPr>
+        <w:t>sics</w:t>
+      </w:r>
+      <w:r>
+        <w:rPr>
+          <w:rFonts w:ascii="Optima" w:eastAsia="Microsoft GothicNeo" w:hAnsi="Optima" w:cs="CMU Sans Serif Medium"/>
+          <w:sz w:val="22"/>
+          <w:szCs w:val="22"/>
+        </w:rPr>
+        <w:t>,</w:t>
+      </w:r>
+      <w:r>
+        <w:rPr>
+          <w:rFonts w:ascii="Optima" w:eastAsia="Microsoft GothicNeo" w:hAnsi="Optima" w:cs="CMU Sans Serif Medium"/>
+          <w:sz w:val="22"/>
+          <w:szCs w:val="22"/>
+        </w:rPr>
+        <w:t xml:space="preserve"> </w:t>
+      </w:r>
+      <w:r>
+        <w:rPr>
+          <w:rFonts w:ascii="Optima" w:eastAsia="Microsoft GothicNeo" w:hAnsi="Optima" w:cs="CMU Sans Serif Medium"/>
+          <w:sz w:val="22"/>
+          <w:szCs w:val="22"/>
+        </w:rPr>
+        <w:t>154</w:t>
+      </w:r>
+      <w:r>
+        <w:rPr>
+          <w:rFonts w:ascii="Optima" w:eastAsia="Microsoft GothicNeo" w:hAnsi="Optima" w:cs="CMU Sans Serif Medium"/>
+          <w:sz w:val="22"/>
+          <w:szCs w:val="22"/>
+        </w:rPr>
+        <w:t xml:space="preserve"> </w:t>
+      </w:r>
+      <w:r>
+        <w:rPr>
+          <w:rFonts w:ascii="Optima" w:eastAsia="Microsoft GothicNeo" w:hAnsi="Optima" w:cs="CMU Sans Serif Medium"/>
+          <w:sz w:val="22"/>
+          <w:szCs w:val="22"/>
+        </w:rPr>
+        <w:t>(24)</w:t>
+      </w:r>
+      <w:r>
+        <w:rPr>
+          <w:rFonts w:ascii="Optima" w:eastAsia="Microsoft GothicNeo" w:hAnsi="Optima" w:cs="CMU Sans Serif Medium"/>
+          <w:sz w:val="22"/>
+          <w:szCs w:val="22"/>
+        </w:rPr>
         <w:t xml:space="preserve">, </w:t>
       </w:r>
       <w:r>
         <w:rPr>
           <w:rFonts w:ascii="Optima" w:eastAsia="Microsoft GothicNeo" w:hAnsi="Optima" w:cs="CMU Sans Serif Medium"/>
-          <w:b/>
-          <w:bCs/>
-          <w:sz w:val="22"/>
-          <w:szCs w:val="22"/>
-        </w:rPr>
-        <w:t xml:space="preserve">A. </w:t>
-      </w:r>
-      <w:r>
-        <w:rPr>
-          <w:rFonts w:ascii="Optima" w:eastAsia="Microsoft GothicNeo" w:hAnsi="Optima" w:cs="CMU Sans Serif Medium"/>
-          <w:b/>
-          <w:bCs/>
-          <w:sz w:val="22"/>
-          <w:szCs w:val="22"/>
-        </w:rPr>
-        <w:t>Dutta</w:t>
-      </w:r>
-      <w:r>
-        <w:rPr>
-          <w:rFonts w:ascii="Optima" w:eastAsia="Microsoft GothicNeo" w:hAnsi="Optima" w:cs="CMU Sans Serif Medium"/>
-          <w:sz w:val="22"/>
-          <w:szCs w:val="22"/>
-        </w:rPr>
-        <w:t>,</w:t>
-      </w:r>
-      <w:r>
-        <w:rPr>
-          <w:rFonts w:ascii="Optima" w:eastAsia="Microsoft GothicNeo" w:hAnsi="Optima" w:cs="CMU Sans Serif Medium"/>
-          <w:sz w:val="22"/>
-          <w:szCs w:val="22"/>
-        </w:rPr>
-        <w:t xml:space="preserve"> </w:t>
-      </w:r>
-      <w:r>
-        <w:rPr>
-          <w:rFonts w:ascii="Optima" w:eastAsia="Microsoft GothicNeo" w:hAnsi="Optima" w:cs="CMU Sans Serif Medium"/>
-          <w:sz w:val="22"/>
-          <w:szCs w:val="22"/>
-        </w:rPr>
-        <w:t>S. H.</w:t>
-      </w:r>
-      <w:r>
-        <w:rPr>
-          <w:rFonts w:ascii="Optima" w:eastAsia="Microsoft GothicNeo" w:hAnsi="Optima" w:cs="CMU Sans Serif Medium"/>
-          <w:sz w:val="22"/>
-          <w:szCs w:val="22"/>
-        </w:rPr>
-        <w:t xml:space="preserve"> Parekh,</w:t>
-      </w:r>
-      <w:r>
-        <w:rPr>
-          <w:rFonts w:ascii="Optima" w:eastAsia="Microsoft GothicNeo" w:hAnsi="Optima" w:cs="CMU Sans Serif Medium"/>
-          <w:sz w:val="22"/>
-          <w:szCs w:val="22"/>
-        </w:rPr>
-        <w:t xml:space="preserve"> and</w:t>
-      </w:r>
-      <w:r>
-        <w:rPr>
-          <w:rFonts w:ascii="Optima" w:eastAsia="Microsoft GothicNeo" w:hAnsi="Optima" w:cs="CMU Sans Serif Medium"/>
-          <w:sz w:val="22"/>
-          <w:szCs w:val="22"/>
-        </w:rPr>
-        <w:t xml:space="preserve"> </w:t>
-      </w:r>
-      <w:r>
-        <w:rPr>
-          <w:rFonts w:ascii="Optima" w:eastAsia="Microsoft GothicNeo" w:hAnsi="Optima" w:cs="CMU Sans Serif Medium"/>
-          <w:sz w:val="22"/>
-          <w:szCs w:val="22"/>
-        </w:rPr>
-        <w:t>T.</w:t>
-      </w:r>
-      <w:r>
-        <w:rPr>
-          <w:rFonts w:ascii="Optima" w:eastAsia="Microsoft GothicNeo" w:hAnsi="Optima" w:cs="CMU Sans Serif Medium"/>
-          <w:sz w:val="22"/>
-          <w:szCs w:val="22"/>
-        </w:rPr>
-        <w:t xml:space="preserve"> </w:t>
-      </w:r>
-      <w:proofErr w:type="spellStart"/>
-      <w:r>
-        <w:rPr>
-          <w:rFonts w:ascii="Optima" w:eastAsia="Microsoft GothicNeo" w:hAnsi="Optima" w:cs="CMU Sans Serif Medium"/>
-          <w:sz w:val="22"/>
-          <w:szCs w:val="22"/>
-        </w:rPr>
-        <w:t>Bereau</w:t>
-      </w:r>
-      <w:proofErr w:type="spellEnd"/>
-      <w:r>
-        <w:rPr>
-          <w:rFonts w:ascii="Optima" w:eastAsia="Microsoft GothicNeo" w:hAnsi="Optima" w:cs="CMU Sans Serif Medium"/>
-          <w:sz w:val="22"/>
-          <w:szCs w:val="22"/>
-        </w:rPr>
-        <w:t>;</w:t>
-      </w:r>
-      <w:r>
-        <w:rPr>
-          <w:rFonts w:ascii="Optima" w:eastAsia="Microsoft GothicNeo" w:hAnsi="Optima" w:cs="CMU Sans Serif Medium"/>
-          <w:sz w:val="22"/>
-          <w:szCs w:val="22"/>
-        </w:rPr>
-        <w:t xml:space="preserve"> </w:t>
-      </w:r>
-      <w:r>
-        <w:rPr>
-          <w:rFonts w:ascii="Optima" w:eastAsia="Microsoft GothicNeo" w:hAnsi="Optima" w:cs="CMU Sans Serif Medium"/>
-          <w:sz w:val="22"/>
-          <w:szCs w:val="22"/>
-        </w:rPr>
-        <w:t xml:space="preserve">Inserting </w:t>
-      </w:r>
-      <w:r>
-        <w:rPr>
-          <w:rFonts w:ascii="Optima" w:eastAsia="Microsoft GothicNeo" w:hAnsi="Optima" w:cs="CMU Sans Serif Medium"/>
-          <w:sz w:val="22"/>
-          <w:szCs w:val="22"/>
-        </w:rPr>
-        <w:t>s</w:t>
-      </w:r>
-      <w:r>
-        <w:rPr>
-          <w:rFonts w:ascii="Optima" w:eastAsia="Microsoft GothicNeo" w:hAnsi="Optima" w:cs="CMU Sans Serif Medium"/>
-          <w:sz w:val="22"/>
-          <w:szCs w:val="22"/>
-        </w:rPr>
-        <w:t xml:space="preserve">mall </w:t>
-      </w:r>
-      <w:r>
-        <w:rPr>
-          <w:rFonts w:ascii="Optima" w:eastAsia="Microsoft GothicNeo" w:hAnsi="Optima" w:cs="CMU Sans Serif Medium"/>
-          <w:sz w:val="22"/>
-          <w:szCs w:val="22"/>
-        </w:rPr>
-        <w:t>m</w:t>
-      </w:r>
-      <w:r>
-        <w:rPr>
-          <w:rFonts w:ascii="Optima" w:eastAsia="Microsoft GothicNeo" w:hAnsi="Optima" w:cs="CMU Sans Serif Medium"/>
-          <w:sz w:val="22"/>
-          <w:szCs w:val="22"/>
-        </w:rPr>
-        <w:t xml:space="preserve">olecules </w:t>
-      </w:r>
-      <w:r>
-        <w:rPr>
-          <w:rFonts w:ascii="Optima" w:eastAsia="Microsoft GothicNeo" w:hAnsi="Optima" w:cs="CMU Sans Serif Medium"/>
-          <w:sz w:val="22"/>
-          <w:szCs w:val="22"/>
-        </w:rPr>
-        <w:t>a</w:t>
-      </w:r>
-      <w:r>
-        <w:rPr>
-          <w:rFonts w:ascii="Optima" w:eastAsia="Microsoft GothicNeo" w:hAnsi="Optima" w:cs="CMU Sans Serif Medium"/>
-          <w:sz w:val="22"/>
-          <w:szCs w:val="22"/>
-        </w:rPr>
-        <w:t xml:space="preserve">cross </w:t>
-      </w:r>
-      <w:r>
-        <w:rPr>
-          <w:rFonts w:ascii="Optima" w:eastAsia="Microsoft GothicNeo" w:hAnsi="Optima" w:cs="CMU Sans Serif Medium"/>
-          <w:sz w:val="22"/>
-          <w:szCs w:val="22"/>
-        </w:rPr>
-        <w:t>m</w:t>
-      </w:r>
-      <w:r>
-        <w:rPr>
-          <w:rFonts w:ascii="Optima" w:eastAsia="Microsoft GothicNeo" w:hAnsi="Optima" w:cs="CMU Sans Serif Medium"/>
-          <w:sz w:val="22"/>
-          <w:szCs w:val="22"/>
-        </w:rPr>
-        <w:t xml:space="preserve">embrane </w:t>
-      </w:r>
-      <w:r>
-        <w:rPr>
-          <w:rFonts w:ascii="Optima" w:eastAsia="Microsoft GothicNeo" w:hAnsi="Optima" w:cs="CMU Sans Serif Medium"/>
-          <w:sz w:val="22"/>
-          <w:szCs w:val="22"/>
-        </w:rPr>
-        <w:t>m</w:t>
-      </w:r>
-      <w:r>
-        <w:rPr>
-          <w:rFonts w:ascii="Optima" w:eastAsia="Microsoft GothicNeo" w:hAnsi="Optima" w:cs="CMU Sans Serif Medium"/>
-          <w:sz w:val="22"/>
-          <w:szCs w:val="22"/>
-        </w:rPr>
-        <w:t xml:space="preserve">ixtures: </w:t>
-      </w:r>
-      <w:r>
-        <w:rPr>
-          <w:rFonts w:ascii="Optima" w:eastAsia="Microsoft GothicNeo" w:hAnsi="Optima" w:cs="CMU Sans Serif Medium"/>
-          <w:sz w:val="22"/>
-          <w:szCs w:val="22"/>
-        </w:rPr>
-        <w:t>i</w:t>
-      </w:r>
-      <w:r>
-        <w:rPr>
-          <w:rFonts w:ascii="Optima" w:eastAsia="Microsoft GothicNeo" w:hAnsi="Optima" w:cs="CMU Sans Serif Medium"/>
-          <w:sz w:val="22"/>
-          <w:szCs w:val="22"/>
-        </w:rPr>
-        <w:t xml:space="preserve">nsight from the </w:t>
-      </w:r>
-      <w:r>
-        <w:rPr>
-          <w:rFonts w:ascii="Optima" w:eastAsia="Microsoft GothicNeo" w:hAnsi="Optima" w:cs="CMU Sans Serif Medium"/>
-          <w:sz w:val="22"/>
-          <w:szCs w:val="22"/>
-        </w:rPr>
-        <w:t>p</w:t>
-      </w:r>
-      <w:r>
-        <w:rPr>
-          <w:rFonts w:ascii="Optima" w:eastAsia="Microsoft GothicNeo" w:hAnsi="Optima" w:cs="CMU Sans Serif Medium"/>
-          <w:sz w:val="22"/>
-          <w:szCs w:val="22"/>
-        </w:rPr>
-        <w:t xml:space="preserve">otential of </w:t>
-      </w:r>
-      <w:r>
-        <w:rPr>
-          <w:rFonts w:ascii="Optima" w:eastAsia="Microsoft GothicNeo" w:hAnsi="Optima" w:cs="CMU Sans Serif Medium"/>
-          <w:sz w:val="22"/>
-          <w:szCs w:val="22"/>
-        </w:rPr>
-        <w:t>m</w:t>
-      </w:r>
-      <w:r>
-        <w:rPr>
-          <w:rFonts w:ascii="Optima" w:eastAsia="Microsoft GothicNeo" w:hAnsi="Optima" w:cs="CMU Sans Serif Medium"/>
-          <w:sz w:val="22"/>
-          <w:szCs w:val="22"/>
-        </w:rPr>
-        <w:t xml:space="preserve">ean </w:t>
-      </w:r>
-      <w:r>
-        <w:rPr>
-          <w:rFonts w:ascii="Optima" w:eastAsia="Microsoft GothicNeo" w:hAnsi="Optima" w:cs="CMU Sans Serif Medium"/>
-          <w:sz w:val="22"/>
-          <w:szCs w:val="22"/>
-        </w:rPr>
-        <w:t>f</w:t>
-      </w:r>
-      <w:r>
-        <w:rPr>
-          <w:rFonts w:ascii="Optima" w:eastAsia="Microsoft GothicNeo" w:hAnsi="Optima" w:cs="CMU Sans Serif Medium"/>
-          <w:sz w:val="22"/>
-          <w:szCs w:val="22"/>
-        </w:rPr>
-        <w:t>orce</w:t>
-      </w:r>
-      <w:r>
-        <w:rPr>
-          <w:rFonts w:ascii="Optima" w:eastAsia="Microsoft GothicNeo" w:hAnsi="Optima" w:cs="CMU Sans Serif Medium"/>
-          <w:sz w:val="22"/>
-          <w:szCs w:val="22"/>
-        </w:rPr>
-        <w:t>;</w:t>
-      </w:r>
-      <w:r>
-        <w:rPr>
-          <w:rFonts w:ascii="Optima" w:eastAsia="Microsoft GothicNeo" w:hAnsi="Optima" w:cs="CMU Sans Serif Medium"/>
-          <w:sz w:val="22"/>
-          <w:szCs w:val="22"/>
-        </w:rPr>
-        <w:t xml:space="preserve"> </w:t>
-      </w:r>
-      <w:r>
-        <w:rPr>
-          <w:rFonts w:ascii="Optima" w:eastAsia="Microsoft GothicNeo" w:hAnsi="Optima" w:cs="CMU Sans Serif Medium"/>
-          <w:sz w:val="22"/>
-          <w:szCs w:val="22"/>
-        </w:rPr>
-        <w:t>Biophys</w:t>
-      </w:r>
-      <w:r>
-        <w:rPr>
-          <w:rFonts w:ascii="Optima" w:eastAsia="Microsoft GothicNeo" w:hAnsi="Optima" w:cs="CMU Sans Serif Medium"/>
-          <w:sz w:val="22"/>
-          <w:szCs w:val="22"/>
-        </w:rPr>
-        <w:t>ical</w:t>
-      </w:r>
-      <w:r>
-        <w:rPr>
-          <w:rFonts w:ascii="Optima" w:eastAsia="Microsoft GothicNeo" w:hAnsi="Optima" w:cs="CMU Sans Serif Medium"/>
-          <w:sz w:val="22"/>
-          <w:szCs w:val="22"/>
-        </w:rPr>
-        <w:t xml:space="preserve"> J</w:t>
-      </w:r>
-      <w:r>
-        <w:rPr>
-          <w:rFonts w:ascii="Optima" w:eastAsia="Microsoft GothicNeo" w:hAnsi="Optima" w:cs="CMU Sans Serif Medium"/>
-          <w:sz w:val="22"/>
-          <w:szCs w:val="22"/>
-        </w:rPr>
-        <w:t>ournal</w:t>
-      </w:r>
-      <w:r>
-        <w:rPr>
-          <w:rFonts w:ascii="Optima" w:eastAsia="Microsoft GothicNeo" w:hAnsi="Optima" w:cs="CMU Sans Serif Medium"/>
-          <w:sz w:val="22"/>
-          <w:szCs w:val="22"/>
-        </w:rPr>
-        <w:t xml:space="preserve"> </w:t>
-      </w:r>
-      <w:r>
-        <w:rPr>
-          <w:rFonts w:ascii="Optima" w:eastAsia="Microsoft GothicNeo" w:hAnsi="Optima" w:cs="CMU Sans Serif Medium"/>
-          <w:sz w:val="22"/>
-          <w:szCs w:val="22"/>
-        </w:rPr>
-        <w:t>118</w:t>
-      </w:r>
-      <w:r>
-        <w:rPr>
-          <w:rFonts w:ascii="Optima" w:eastAsia="Microsoft GothicNeo" w:hAnsi="Optima" w:cs="CMU Sans Serif Medium"/>
-          <w:sz w:val="22"/>
-          <w:szCs w:val="22"/>
-        </w:rPr>
-        <w:t xml:space="preserve"> </w:t>
-      </w:r>
-      <w:r>
-        <w:rPr>
-          <w:rFonts w:ascii="Optima" w:eastAsia="Microsoft GothicNeo" w:hAnsi="Optima" w:cs="CMU Sans Serif Medium"/>
-          <w:sz w:val="22"/>
-          <w:szCs w:val="22"/>
-        </w:rPr>
-        <w:t>(6)</w:t>
-      </w:r>
-      <w:r>
-        <w:rPr>
-          <w:rFonts w:ascii="Optima" w:eastAsia="Microsoft GothicNeo" w:hAnsi="Optima" w:cs="CMU Sans Serif Medium"/>
-          <w:sz w:val="22"/>
-          <w:szCs w:val="22"/>
-        </w:rPr>
-        <w:t xml:space="preserve">, </w:t>
-      </w:r>
-      <w:r>
-        <w:rPr>
-          <w:rFonts w:ascii="Optima" w:eastAsia="Microsoft GothicNeo" w:hAnsi="Optima" w:cs="CMU Sans Serif Medium"/>
-          <w:sz w:val="22"/>
-          <w:szCs w:val="22"/>
-        </w:rPr>
-        <w:t>1321–1332</w:t>
+          <w:sz w:val="22"/>
+          <w:szCs w:val="22"/>
+        </w:rPr>
+        <w:t>244114</w:t>
       </w:r>
       <w:r>
         <w:rPr>
@@ -2499,7 +2304,7 @@
           <w:sz w:val="22"/>
           <w:szCs w:val="22"/>
         </w:rPr>
-        <w:t>2020</w:t>
+        <w:t>2021</w:t>
       </w:r>
       <w:r>
         <w:rPr>
@@ -2524,24 +2329,101 @@
           <w:rFonts w:ascii="Optima" w:eastAsia="Microsoft GothicNeo" w:hAnsi="Optima" w:cs="CMU Sans Serif Medium"/>
           <w:sz w:val="22"/>
           <w:szCs w:val="22"/>
-          <w:lang w:val="en-IN"/>
-        </w:rPr>
-      </w:pPr>
-      <w:r>
-        <w:rPr>
-          <w:rFonts w:ascii="Optima" w:eastAsia="Microsoft GothicNeo" w:hAnsi="Optima" w:cs="CMU Sans Serif Medium"/>
-          <w:sz w:val="22"/>
-          <w:szCs w:val="22"/>
-        </w:rPr>
-        <w:t xml:space="preserve">C. </w:t>
-      </w:r>
-      <w:r>
-        <w:rPr>
-          <w:rFonts w:ascii="Optima" w:eastAsia="Microsoft GothicNeo" w:hAnsi="Optima" w:cs="CMU Sans Serif Medium"/>
-          <w:sz w:val="22"/>
-          <w:szCs w:val="22"/>
-        </w:rPr>
-        <w:t xml:space="preserve">Schilling, </w:t>
+        </w:rPr>
+      </w:pPr>
+      <w:r>
+        <w:rPr>
+          <w:rFonts w:ascii="Optima" w:eastAsia="Microsoft GothicNeo" w:hAnsi="Optima" w:cs="CMU Sans Serif Medium"/>
+          <w:sz w:val="22"/>
+          <w:szCs w:val="22"/>
+        </w:rPr>
+        <w:t xml:space="preserve">A. </w:t>
+      </w:r>
+      <w:proofErr w:type="spellStart"/>
+      <w:r>
+        <w:rPr>
+          <w:rFonts w:ascii="Optima" w:eastAsia="Microsoft GothicNeo" w:hAnsi="Optima" w:cs="CMU Sans Serif Medium"/>
+          <w:sz w:val="22"/>
+          <w:szCs w:val="22"/>
+        </w:rPr>
+        <w:t>Centi</w:t>
+      </w:r>
+      <w:proofErr w:type="spellEnd"/>
+      <w:r>
+        <w:rPr>
+          <w:rFonts w:ascii="Optima" w:eastAsia="Microsoft GothicNeo" w:hAnsi="Optima" w:cs="CMU Sans Serif Medium"/>
+          <w:sz w:val="22"/>
+          <w:szCs w:val="22"/>
+        </w:rPr>
+        <w:t xml:space="preserve">, </w:t>
+      </w:r>
+      <w:r>
+        <w:rPr>
+          <w:rFonts w:ascii="Optima" w:eastAsia="Microsoft GothicNeo" w:hAnsi="Optima" w:cs="CMU Sans Serif Medium"/>
+          <w:b/>
+          <w:bCs/>
+          <w:sz w:val="22"/>
+          <w:szCs w:val="22"/>
+        </w:rPr>
+        <w:t xml:space="preserve">A. </w:t>
+      </w:r>
+      <w:r>
+        <w:rPr>
+          <w:rFonts w:ascii="Optima" w:eastAsia="Microsoft GothicNeo" w:hAnsi="Optima" w:cs="CMU Sans Serif Medium"/>
+          <w:b/>
+          <w:bCs/>
+          <w:sz w:val="22"/>
+          <w:szCs w:val="22"/>
+        </w:rPr>
+        <w:t>Dutta</w:t>
+      </w:r>
+      <w:r>
+        <w:rPr>
+          <w:rFonts w:ascii="Optima" w:eastAsia="Microsoft GothicNeo" w:hAnsi="Optima" w:cs="CMU Sans Serif Medium"/>
+          <w:sz w:val="22"/>
+          <w:szCs w:val="22"/>
+        </w:rPr>
+        <w:t>,</w:t>
+      </w:r>
+      <w:r>
+        <w:rPr>
+          <w:rFonts w:ascii="Optima" w:eastAsia="Microsoft GothicNeo" w:hAnsi="Optima" w:cs="CMU Sans Serif Medium"/>
+          <w:sz w:val="22"/>
+          <w:szCs w:val="22"/>
+        </w:rPr>
+        <w:t xml:space="preserve"> </w:t>
+      </w:r>
+      <w:r>
+        <w:rPr>
+          <w:rFonts w:ascii="Optima" w:eastAsia="Microsoft GothicNeo" w:hAnsi="Optima" w:cs="CMU Sans Serif Medium"/>
+          <w:sz w:val="22"/>
+          <w:szCs w:val="22"/>
+        </w:rPr>
+        <w:t>S. H.</w:t>
+      </w:r>
+      <w:r>
+        <w:rPr>
+          <w:rFonts w:ascii="Optima" w:eastAsia="Microsoft GothicNeo" w:hAnsi="Optima" w:cs="CMU Sans Serif Medium"/>
+          <w:sz w:val="22"/>
+          <w:szCs w:val="22"/>
+        </w:rPr>
+        <w:t xml:space="preserve"> Parekh,</w:t>
+      </w:r>
+      <w:r>
+        <w:rPr>
+          <w:rFonts w:ascii="Optima" w:eastAsia="Microsoft GothicNeo" w:hAnsi="Optima" w:cs="CMU Sans Serif Medium"/>
+          <w:sz w:val="22"/>
+          <w:szCs w:val="22"/>
+        </w:rPr>
+        <w:t xml:space="preserve"> and</w:t>
+      </w:r>
+      <w:r>
+        <w:rPr>
+          <w:rFonts w:ascii="Optima" w:eastAsia="Microsoft GothicNeo" w:hAnsi="Optima" w:cs="CMU Sans Serif Medium"/>
+          <w:sz w:val="22"/>
+          <w:szCs w:val="22"/>
+        </w:rPr>
+        <w:t xml:space="preserve"> </w:t>
       </w:r>
       <w:r>
         <w:rPr>
@@ -2557,22 +2439,6 @@
           <w:sz w:val="22"/>
           <w:szCs w:val="22"/>
         </w:rPr>
-        <w:t xml:space="preserve"> Mack, </w:t>
-      </w:r>
-      <w:r>
-        <w:rPr>
-          <w:rFonts w:ascii="Optima" w:eastAsia="Microsoft GothicNeo" w:hAnsi="Optima" w:cs="CMU Sans Serif Medium"/>
-          <w:sz w:val="22"/>
-          <w:szCs w:val="22"/>
-        </w:rPr>
-        <w:t>S.</w:t>
-      </w:r>
-      <w:r>
-        <w:rPr>
-          <w:rFonts w:ascii="Optima" w:eastAsia="Microsoft GothicNeo" w:hAnsi="Optima" w:cs="CMU Sans Serif Medium"/>
-          <w:sz w:val="22"/>
-          <w:szCs w:val="22"/>
-        </w:rPr>
         <w:t xml:space="preserve"> </w:t>
       </w:r>
       <w:proofErr w:type="spellStart"/>
@@ -2582,7 +2448,7 @@
           <w:sz w:val="22"/>
           <w:szCs w:val="22"/>
         </w:rPr>
-        <w:t>Lickfett</w:t>
+        <w:t>Bereau</w:t>
       </w:r>
       <w:proofErr w:type="spellEnd"/>
       <w:r>
@@ -2591,6 +2457,254 @@
           <w:sz w:val="22"/>
           <w:szCs w:val="22"/>
         </w:rPr>
+        <w:t>;</w:t>
+      </w:r>
+      <w:r>
+        <w:rPr>
+          <w:rFonts w:ascii="Optima" w:eastAsia="Microsoft GothicNeo" w:hAnsi="Optima" w:cs="CMU Sans Serif Medium"/>
+          <w:sz w:val="22"/>
+          <w:szCs w:val="22"/>
+        </w:rPr>
+        <w:t xml:space="preserve"> </w:t>
+      </w:r>
+      <w:r>
+        <w:rPr>
+          <w:rFonts w:ascii="Optima" w:eastAsia="Microsoft GothicNeo" w:hAnsi="Optima" w:cs="CMU Sans Serif Medium"/>
+          <w:sz w:val="22"/>
+          <w:szCs w:val="22"/>
+        </w:rPr>
+        <w:t xml:space="preserve">Inserting </w:t>
+      </w:r>
+      <w:r>
+        <w:rPr>
+          <w:rFonts w:ascii="Optima" w:eastAsia="Microsoft GothicNeo" w:hAnsi="Optima" w:cs="CMU Sans Serif Medium"/>
+          <w:sz w:val="22"/>
+          <w:szCs w:val="22"/>
+        </w:rPr>
+        <w:t>s</w:t>
+      </w:r>
+      <w:r>
+        <w:rPr>
+          <w:rFonts w:ascii="Optima" w:eastAsia="Microsoft GothicNeo" w:hAnsi="Optima" w:cs="CMU Sans Serif Medium"/>
+          <w:sz w:val="22"/>
+          <w:szCs w:val="22"/>
+        </w:rPr>
+        <w:t xml:space="preserve">mall </w:t>
+      </w:r>
+      <w:r>
+        <w:rPr>
+          <w:rFonts w:ascii="Optima" w:eastAsia="Microsoft GothicNeo" w:hAnsi="Optima" w:cs="CMU Sans Serif Medium"/>
+          <w:sz w:val="22"/>
+          <w:szCs w:val="22"/>
+        </w:rPr>
+        <w:t>m</w:t>
+      </w:r>
+      <w:r>
+        <w:rPr>
+          <w:rFonts w:ascii="Optima" w:eastAsia="Microsoft GothicNeo" w:hAnsi="Optima" w:cs="CMU Sans Serif Medium"/>
+          <w:sz w:val="22"/>
+          <w:szCs w:val="22"/>
+        </w:rPr>
+        <w:t xml:space="preserve">olecules </w:t>
+      </w:r>
+      <w:r>
+        <w:rPr>
+          <w:rFonts w:ascii="Optima" w:eastAsia="Microsoft GothicNeo" w:hAnsi="Optima" w:cs="CMU Sans Serif Medium"/>
+          <w:sz w:val="22"/>
+          <w:szCs w:val="22"/>
+        </w:rPr>
+        <w:t>a</w:t>
+      </w:r>
+      <w:r>
+        <w:rPr>
+          <w:rFonts w:ascii="Optima" w:eastAsia="Microsoft GothicNeo" w:hAnsi="Optima" w:cs="CMU Sans Serif Medium"/>
+          <w:sz w:val="22"/>
+          <w:szCs w:val="22"/>
+        </w:rPr>
+        <w:t xml:space="preserve">cross </w:t>
+      </w:r>
+      <w:r>
+        <w:rPr>
+          <w:rFonts w:ascii="Optima" w:eastAsia="Microsoft GothicNeo" w:hAnsi="Optima" w:cs="CMU Sans Serif Medium"/>
+          <w:sz w:val="22"/>
+          <w:szCs w:val="22"/>
+        </w:rPr>
+        <w:t>m</w:t>
+      </w:r>
+      <w:r>
+        <w:rPr>
+          <w:rFonts w:ascii="Optima" w:eastAsia="Microsoft GothicNeo" w:hAnsi="Optima" w:cs="CMU Sans Serif Medium"/>
+          <w:sz w:val="22"/>
+          <w:szCs w:val="22"/>
+        </w:rPr>
+        <w:t xml:space="preserve">embrane </w:t>
+      </w:r>
+      <w:r>
+        <w:rPr>
+          <w:rFonts w:ascii="Optima" w:eastAsia="Microsoft GothicNeo" w:hAnsi="Optima" w:cs="CMU Sans Serif Medium"/>
+          <w:sz w:val="22"/>
+          <w:szCs w:val="22"/>
+        </w:rPr>
+        <w:t>m</w:t>
+      </w:r>
+      <w:r>
+        <w:rPr>
+          <w:rFonts w:ascii="Optima" w:eastAsia="Microsoft GothicNeo" w:hAnsi="Optima" w:cs="CMU Sans Serif Medium"/>
+          <w:sz w:val="22"/>
+          <w:szCs w:val="22"/>
+        </w:rPr>
+        <w:t xml:space="preserve">ixtures: </w:t>
+      </w:r>
+      <w:r>
+        <w:rPr>
+          <w:rFonts w:ascii="Optima" w:eastAsia="Microsoft GothicNeo" w:hAnsi="Optima" w:cs="CMU Sans Serif Medium"/>
+          <w:sz w:val="22"/>
+          <w:szCs w:val="22"/>
+        </w:rPr>
+        <w:t>i</w:t>
+      </w:r>
+      <w:r>
+        <w:rPr>
+          <w:rFonts w:ascii="Optima" w:eastAsia="Microsoft GothicNeo" w:hAnsi="Optima" w:cs="CMU Sans Serif Medium"/>
+          <w:sz w:val="22"/>
+          <w:szCs w:val="22"/>
+        </w:rPr>
+        <w:t xml:space="preserve">nsight from the </w:t>
+      </w:r>
+      <w:r>
+        <w:rPr>
+          <w:rFonts w:ascii="Optima" w:eastAsia="Microsoft GothicNeo" w:hAnsi="Optima" w:cs="CMU Sans Serif Medium"/>
+          <w:sz w:val="22"/>
+          <w:szCs w:val="22"/>
+        </w:rPr>
+        <w:t>p</w:t>
+      </w:r>
+      <w:r>
+        <w:rPr>
+          <w:rFonts w:ascii="Optima" w:eastAsia="Microsoft GothicNeo" w:hAnsi="Optima" w:cs="CMU Sans Serif Medium"/>
+          <w:sz w:val="22"/>
+          <w:szCs w:val="22"/>
+        </w:rPr>
+        <w:t xml:space="preserve">otential of </w:t>
+      </w:r>
+      <w:r>
+        <w:rPr>
+          <w:rFonts w:ascii="Optima" w:eastAsia="Microsoft GothicNeo" w:hAnsi="Optima" w:cs="CMU Sans Serif Medium"/>
+          <w:sz w:val="22"/>
+          <w:szCs w:val="22"/>
+        </w:rPr>
+        <w:t>m</w:t>
+      </w:r>
+      <w:r>
+        <w:rPr>
+          <w:rFonts w:ascii="Optima" w:eastAsia="Microsoft GothicNeo" w:hAnsi="Optima" w:cs="CMU Sans Serif Medium"/>
+          <w:sz w:val="22"/>
+          <w:szCs w:val="22"/>
+        </w:rPr>
+        <w:t xml:space="preserve">ean </w:t>
+      </w:r>
+      <w:r>
+        <w:rPr>
+          <w:rFonts w:ascii="Optima" w:eastAsia="Microsoft GothicNeo" w:hAnsi="Optima" w:cs="CMU Sans Serif Medium"/>
+          <w:sz w:val="22"/>
+          <w:szCs w:val="22"/>
+        </w:rPr>
+        <w:t>f</w:t>
+      </w:r>
+      <w:r>
+        <w:rPr>
+          <w:rFonts w:ascii="Optima" w:eastAsia="Microsoft GothicNeo" w:hAnsi="Optima" w:cs="CMU Sans Serif Medium"/>
+          <w:sz w:val="22"/>
+          <w:szCs w:val="22"/>
+        </w:rPr>
+        <w:t>orce</w:t>
+      </w:r>
+      <w:r>
+        <w:rPr>
+          <w:rFonts w:ascii="Optima" w:eastAsia="Microsoft GothicNeo" w:hAnsi="Optima" w:cs="CMU Sans Serif Medium"/>
+          <w:sz w:val="22"/>
+          <w:szCs w:val="22"/>
+        </w:rPr>
+        <w:t>;</w:t>
+      </w:r>
+      <w:r>
+        <w:rPr>
+          <w:rFonts w:ascii="Optima" w:eastAsia="Microsoft GothicNeo" w:hAnsi="Optima" w:cs="CMU Sans Serif Medium"/>
+          <w:sz w:val="22"/>
+          <w:szCs w:val="22"/>
+        </w:rPr>
+        <w:t xml:space="preserve"> </w:t>
+      </w:r>
+      <w:r>
+        <w:rPr>
+          <w:rFonts w:ascii="Optima" w:eastAsia="Microsoft GothicNeo" w:hAnsi="Optima" w:cs="CMU Sans Serif Medium"/>
+          <w:sz w:val="22"/>
+          <w:szCs w:val="22"/>
+        </w:rPr>
+        <w:t>Biophys</w:t>
+      </w:r>
+      <w:r>
+        <w:rPr>
+          <w:rFonts w:ascii="Optima" w:eastAsia="Microsoft GothicNeo" w:hAnsi="Optima" w:cs="CMU Sans Serif Medium"/>
+          <w:sz w:val="22"/>
+          <w:szCs w:val="22"/>
+        </w:rPr>
+        <w:t>ical</w:t>
+      </w:r>
+      <w:r>
+        <w:rPr>
+          <w:rFonts w:ascii="Optima" w:eastAsia="Microsoft GothicNeo" w:hAnsi="Optima" w:cs="CMU Sans Serif Medium"/>
+          <w:sz w:val="22"/>
+          <w:szCs w:val="22"/>
+        </w:rPr>
+        <w:t xml:space="preserve"> J</w:t>
+      </w:r>
+      <w:r>
+        <w:rPr>
+          <w:rFonts w:ascii="Optima" w:eastAsia="Microsoft GothicNeo" w:hAnsi="Optima" w:cs="CMU Sans Serif Medium"/>
+          <w:sz w:val="22"/>
+          <w:szCs w:val="22"/>
+        </w:rPr>
+        <w:t>ournal</w:t>
+      </w:r>
+      <w:r>
+        <w:rPr>
+          <w:rFonts w:ascii="Optima" w:eastAsia="Microsoft GothicNeo" w:hAnsi="Optima" w:cs="CMU Sans Serif Medium"/>
+          <w:sz w:val="22"/>
+          <w:szCs w:val="22"/>
+        </w:rPr>
+        <w:t xml:space="preserve"> </w:t>
+      </w:r>
+      <w:r>
+        <w:rPr>
+          <w:rFonts w:ascii="Optima" w:eastAsia="Microsoft GothicNeo" w:hAnsi="Optima" w:cs="CMU Sans Serif Medium"/>
+          <w:sz w:val="22"/>
+          <w:szCs w:val="22"/>
+        </w:rPr>
+        <w:t>118</w:t>
+      </w:r>
+      <w:r>
+        <w:rPr>
+          <w:rFonts w:ascii="Optima" w:eastAsia="Microsoft GothicNeo" w:hAnsi="Optima" w:cs="CMU Sans Serif Medium"/>
+          <w:sz w:val="22"/>
+          <w:szCs w:val="22"/>
+        </w:rPr>
+        <w:t xml:space="preserve"> </w:t>
+      </w:r>
+      <w:r>
+        <w:rPr>
+          <w:rFonts w:ascii="Optima" w:eastAsia="Microsoft GothicNeo" w:hAnsi="Optima" w:cs="CMU Sans Serif Medium"/>
+          <w:sz w:val="22"/>
+          <w:szCs w:val="22"/>
+        </w:rPr>
+        <w:t>(6)</w:t>
+      </w:r>
+      <w:r>
+        <w:rPr>
+          <w:rFonts w:ascii="Optima" w:eastAsia="Microsoft GothicNeo" w:hAnsi="Optima" w:cs="CMU Sans Serif Medium"/>
+          <w:sz w:val="22"/>
+          <w:szCs w:val="22"/>
+        </w:rPr>
         <w:t xml:space="preserve">, </w:t>
       </w:r>
       <w:r>
@@ -2599,667 +2713,23 @@
           <w:sz w:val="22"/>
           <w:szCs w:val="22"/>
         </w:rPr>
-        <w:t>S.</w:t>
-      </w:r>
-      <w:r>
-        <w:rPr>
-          <w:rFonts w:ascii="Optima" w:eastAsia="Microsoft GothicNeo" w:hAnsi="Optima" w:cs="CMU Sans Serif Medium"/>
-          <w:sz w:val="22"/>
-          <w:szCs w:val="22"/>
-        </w:rPr>
-        <w:t xml:space="preserve"> </w:t>
-      </w:r>
-      <w:proofErr w:type="spellStart"/>
-      <w:r>
-        <w:rPr>
-          <w:rFonts w:ascii="Optima" w:eastAsia="Microsoft GothicNeo" w:hAnsi="Optima" w:cs="CMU Sans Serif Medium"/>
-          <w:sz w:val="22"/>
-          <w:szCs w:val="22"/>
-        </w:rPr>
-        <w:t>Sieste</w:t>
-      </w:r>
-      <w:proofErr w:type="spellEnd"/>
-      <w:r>
-        <w:rPr>
-          <w:rFonts w:ascii="Optima" w:eastAsia="Microsoft GothicNeo" w:hAnsi="Optima" w:cs="CMU Sans Serif Medium"/>
-          <w:sz w:val="22"/>
-          <w:szCs w:val="22"/>
-        </w:rPr>
-        <w:t xml:space="preserve">, </w:t>
-      </w:r>
-      <w:r>
-        <w:rPr>
-          <w:rFonts w:ascii="Optima" w:eastAsia="Microsoft GothicNeo" w:hAnsi="Optima" w:cs="CMU Sans Serif Medium"/>
-          <w:sz w:val="22"/>
-          <w:szCs w:val="22"/>
-        </w:rPr>
-        <w:t>F. S.</w:t>
-      </w:r>
-      <w:r>
-        <w:rPr>
-          <w:rFonts w:ascii="Optima" w:eastAsia="Microsoft GothicNeo" w:hAnsi="Optima" w:cs="CMU Sans Serif Medium"/>
-          <w:sz w:val="22"/>
-          <w:szCs w:val="22"/>
-        </w:rPr>
-        <w:t xml:space="preserve"> Ruggeri, </w:t>
-      </w:r>
-      <w:r>
-        <w:rPr>
-          <w:rFonts w:ascii="Optima" w:eastAsia="Microsoft GothicNeo" w:hAnsi="Optima" w:cs="CMU Sans Serif Medium"/>
-          <w:sz w:val="22"/>
-          <w:szCs w:val="22"/>
-        </w:rPr>
-        <w:t>T.</w:t>
-      </w:r>
-      <w:r>
-        <w:rPr>
-          <w:rFonts w:ascii="Optima" w:eastAsia="Microsoft GothicNeo" w:hAnsi="Optima" w:cs="CMU Sans Serif Medium"/>
-          <w:sz w:val="22"/>
-          <w:szCs w:val="22"/>
-        </w:rPr>
-        <w:t xml:space="preserve"> </w:t>
-      </w:r>
-      <w:proofErr w:type="spellStart"/>
-      <w:r>
-        <w:rPr>
-          <w:rFonts w:ascii="Optima" w:eastAsia="Microsoft GothicNeo" w:hAnsi="Optima" w:cs="CMU Sans Serif Medium"/>
-          <w:sz w:val="22"/>
-          <w:szCs w:val="22"/>
-        </w:rPr>
-        <w:t>Sneideris</w:t>
-      </w:r>
-      <w:proofErr w:type="spellEnd"/>
-      <w:r>
-        <w:rPr>
-          <w:rFonts w:ascii="Optima" w:eastAsia="Microsoft GothicNeo" w:hAnsi="Optima" w:cs="CMU Sans Serif Medium"/>
-          <w:sz w:val="22"/>
-          <w:szCs w:val="22"/>
-        </w:rPr>
-        <w:t xml:space="preserve">, </w:t>
-      </w:r>
-      <w:r>
-        <w:rPr>
-          <w:rFonts w:ascii="Optima" w:eastAsia="Microsoft GothicNeo" w:hAnsi="Optima" w:cs="CMU Sans Serif Medium"/>
-          <w:b/>
-          <w:bCs/>
-          <w:sz w:val="22"/>
-          <w:szCs w:val="22"/>
-        </w:rPr>
-        <w:t>A.</w:t>
-      </w:r>
-      <w:r>
-        <w:rPr>
-          <w:rFonts w:ascii="Optima" w:eastAsia="Microsoft GothicNeo" w:hAnsi="Optima" w:cs="CMU Sans Serif Medium"/>
-          <w:b/>
-          <w:bCs/>
-          <w:sz w:val="22"/>
-          <w:szCs w:val="22"/>
-        </w:rPr>
-        <w:t xml:space="preserve"> </w:t>
-      </w:r>
-      <w:r>
-        <w:rPr>
-          <w:rFonts w:ascii="Optima" w:eastAsia="Microsoft GothicNeo" w:hAnsi="Optima" w:cs="CMU Sans Serif Medium"/>
-          <w:b/>
-          <w:bCs/>
-          <w:sz w:val="22"/>
-          <w:szCs w:val="22"/>
-        </w:rPr>
-        <w:t>Dutta</w:t>
-      </w:r>
-      <w:r>
-        <w:rPr>
-          <w:rFonts w:ascii="Optima" w:eastAsia="Microsoft GothicNeo" w:hAnsi="Optima" w:cs="CMU Sans Serif Medium"/>
-          <w:sz w:val="22"/>
-          <w:szCs w:val="22"/>
-        </w:rPr>
-        <w:t>,</w:t>
-      </w:r>
-      <w:r>
-        <w:rPr>
-          <w:rFonts w:ascii="Optima" w:eastAsia="Microsoft GothicNeo" w:hAnsi="Optima" w:cs="CMU Sans Serif Medium"/>
-          <w:sz w:val="22"/>
-          <w:szCs w:val="22"/>
-        </w:rPr>
-        <w:t xml:space="preserve"> </w:t>
-      </w:r>
-      <w:r>
-        <w:rPr>
-          <w:rFonts w:ascii="Optima" w:eastAsia="Microsoft GothicNeo" w:hAnsi="Optima" w:cs="CMU Sans Serif Medium"/>
-          <w:sz w:val="22"/>
-          <w:szCs w:val="22"/>
-        </w:rPr>
-        <w:t xml:space="preserve">T. </w:t>
-      </w:r>
-      <w:proofErr w:type="spellStart"/>
-      <w:r>
-        <w:rPr>
-          <w:rFonts w:ascii="Optima" w:eastAsia="Microsoft GothicNeo" w:hAnsi="Optima" w:cs="CMU Sans Serif Medium"/>
-          <w:sz w:val="22"/>
-          <w:szCs w:val="22"/>
-        </w:rPr>
-        <w:t>Bereau</w:t>
-      </w:r>
-      <w:proofErr w:type="spellEnd"/>
-      <w:r>
-        <w:rPr>
-          <w:rFonts w:ascii="Optima" w:eastAsia="Microsoft GothicNeo" w:hAnsi="Optima" w:cs="CMU Sans Serif Medium"/>
-          <w:sz w:val="22"/>
-          <w:szCs w:val="22"/>
-        </w:rPr>
-        <w:t xml:space="preserve">, </w:t>
-      </w:r>
-      <w:r>
-        <w:rPr>
-          <w:rFonts w:ascii="Optima" w:eastAsia="Microsoft GothicNeo" w:hAnsi="Optima" w:cs="CMU Sans Serif Medium"/>
-          <w:sz w:val="22"/>
-          <w:szCs w:val="22"/>
-        </w:rPr>
-        <w:t xml:space="preserve">R. </w:t>
-      </w:r>
-      <w:r>
-        <w:rPr>
-          <w:rFonts w:ascii="Optima" w:eastAsia="Microsoft GothicNeo" w:hAnsi="Optima" w:cs="CMU Sans Serif Medium"/>
-          <w:sz w:val="22"/>
-          <w:szCs w:val="22"/>
-        </w:rPr>
-        <w:t xml:space="preserve">Naraghi, </w:t>
-      </w:r>
-      <w:r>
-        <w:rPr>
-          <w:rFonts w:ascii="Optima" w:eastAsia="Microsoft GothicNeo" w:hAnsi="Optima" w:cs="CMU Sans Serif Medium"/>
-          <w:sz w:val="22"/>
-          <w:szCs w:val="22"/>
-        </w:rPr>
-        <w:t>D.</w:t>
-      </w:r>
-      <w:r>
-        <w:rPr>
-          <w:rFonts w:ascii="Optima" w:eastAsia="Microsoft GothicNeo" w:hAnsi="Optima" w:cs="CMU Sans Serif Medium"/>
-          <w:sz w:val="22"/>
-          <w:szCs w:val="22"/>
-        </w:rPr>
-        <w:t xml:space="preserve"> </w:t>
-      </w:r>
-      <w:proofErr w:type="spellStart"/>
-      <w:r>
-        <w:rPr>
-          <w:rFonts w:ascii="Optima" w:eastAsia="Microsoft GothicNeo" w:hAnsi="Optima" w:cs="CMU Sans Serif Medium"/>
-          <w:sz w:val="22"/>
-          <w:szCs w:val="22"/>
-        </w:rPr>
-        <w:t>Sinske</w:t>
-      </w:r>
-      <w:proofErr w:type="spellEnd"/>
-      <w:r>
-        <w:rPr>
-          <w:rFonts w:ascii="Optima" w:eastAsia="Microsoft GothicNeo" w:hAnsi="Optima" w:cs="CMU Sans Serif Medium"/>
-          <w:sz w:val="22"/>
-          <w:szCs w:val="22"/>
-        </w:rPr>
-        <w:t xml:space="preserve">, </w:t>
-      </w:r>
-      <w:r>
-        <w:rPr>
-          <w:rFonts w:ascii="Optima" w:eastAsia="Microsoft GothicNeo" w:hAnsi="Optima" w:cs="CMU Sans Serif Medium"/>
-          <w:sz w:val="22"/>
-          <w:szCs w:val="22"/>
-        </w:rPr>
-        <w:t>T. P. J.</w:t>
-      </w:r>
-      <w:r>
-        <w:rPr>
-          <w:rFonts w:ascii="Optima" w:eastAsia="Microsoft GothicNeo" w:hAnsi="Optima" w:cs="CMU Sans Serif Medium"/>
-          <w:sz w:val="22"/>
-          <w:szCs w:val="22"/>
-        </w:rPr>
-        <w:t xml:space="preserve"> Knowles, </w:t>
-      </w:r>
-      <w:r>
-        <w:rPr>
-          <w:rFonts w:ascii="Optima" w:eastAsia="Microsoft GothicNeo" w:hAnsi="Optima" w:cs="CMU Sans Serif Medium"/>
-          <w:sz w:val="22"/>
-          <w:szCs w:val="22"/>
-        </w:rPr>
-        <w:t>C.</w:t>
-      </w:r>
-      <w:r>
-        <w:rPr>
-          <w:rFonts w:ascii="Optima" w:eastAsia="Microsoft GothicNeo" w:hAnsi="Optima" w:cs="CMU Sans Serif Medium"/>
-          <w:sz w:val="22"/>
-          <w:szCs w:val="22"/>
-        </w:rPr>
-        <w:t xml:space="preserve"> </w:t>
-      </w:r>
-      <w:r>
-        <w:rPr>
-          <w:rFonts w:ascii="Optima" w:eastAsia="Microsoft GothicNeo" w:hAnsi="Optima" w:cs="CMU Sans Serif Medium"/>
-          <w:sz w:val="22"/>
-          <w:szCs w:val="22"/>
-        </w:rPr>
-        <w:t xml:space="preserve">V. </w:t>
-      </w:r>
-      <w:proofErr w:type="spellStart"/>
-      <w:r>
-        <w:rPr>
-          <w:rFonts w:ascii="Optima" w:eastAsia="Microsoft GothicNeo" w:hAnsi="Optima" w:cs="CMU Sans Serif Medium"/>
-          <w:sz w:val="22"/>
-          <w:szCs w:val="22"/>
-        </w:rPr>
-        <w:t>Synatschke</w:t>
-      </w:r>
-      <w:proofErr w:type="spellEnd"/>
-      <w:r>
-        <w:rPr>
-          <w:rFonts w:ascii="Optima" w:eastAsia="Microsoft GothicNeo" w:hAnsi="Optima" w:cs="CMU Sans Serif Medium"/>
-          <w:sz w:val="22"/>
-          <w:szCs w:val="22"/>
-        </w:rPr>
-        <w:t xml:space="preserve">, </w:t>
-      </w:r>
-      <w:r>
-        <w:rPr>
-          <w:rFonts w:ascii="Optima" w:eastAsia="Microsoft GothicNeo" w:hAnsi="Optima" w:cs="CMU Sans Serif Medium"/>
-          <w:sz w:val="22"/>
-          <w:szCs w:val="22"/>
-        </w:rPr>
-        <w:t>T.</w:t>
-      </w:r>
-      <w:r>
-        <w:rPr>
-          <w:rFonts w:ascii="Optima" w:eastAsia="Microsoft GothicNeo" w:hAnsi="Optima" w:cs="CMU Sans Serif Medium"/>
-          <w:sz w:val="22"/>
-          <w:szCs w:val="22"/>
-        </w:rPr>
-        <w:t xml:space="preserve"> Weil, </w:t>
-      </w:r>
-      <w:r>
-        <w:rPr>
-          <w:rFonts w:ascii="Optima" w:eastAsia="Microsoft GothicNeo" w:hAnsi="Optima" w:cs="CMU Sans Serif Medium"/>
-          <w:sz w:val="22"/>
-          <w:szCs w:val="22"/>
-        </w:rPr>
-        <w:t>and B.</w:t>
-      </w:r>
-      <w:r>
-        <w:rPr>
-          <w:rFonts w:ascii="Optima" w:eastAsia="Microsoft GothicNeo" w:hAnsi="Optima" w:cs="CMU Sans Serif Medium"/>
-          <w:sz w:val="22"/>
-          <w:szCs w:val="22"/>
-        </w:rPr>
-        <w:t xml:space="preserve"> </w:t>
-      </w:r>
-      <w:proofErr w:type="spellStart"/>
-      <w:r>
-        <w:rPr>
-          <w:rFonts w:ascii="Optima" w:eastAsia="Microsoft GothicNeo" w:hAnsi="Optima" w:cs="CMU Sans Serif Medium"/>
-          <w:sz w:val="22"/>
-          <w:szCs w:val="22"/>
-        </w:rPr>
-        <w:t>Knöll</w:t>
-      </w:r>
-      <w:proofErr w:type="spellEnd"/>
-      <w:r>
-        <w:rPr>
-          <w:rFonts w:ascii="Optima" w:eastAsia="Microsoft GothicNeo" w:hAnsi="Optima" w:cs="CMU Sans Serif Medium"/>
-          <w:sz w:val="22"/>
-          <w:szCs w:val="22"/>
-        </w:rPr>
-        <w:t>;</w:t>
-      </w:r>
-      <w:r>
-        <w:rPr>
-          <w:rFonts w:ascii="Optima" w:eastAsia="Microsoft GothicNeo" w:hAnsi="Optima" w:cs="CMU Sans Serif Medium"/>
-          <w:sz w:val="22"/>
-          <w:szCs w:val="22"/>
-        </w:rPr>
-        <w:t xml:space="preserve"> </w:t>
-      </w:r>
-      <w:r>
-        <w:rPr>
-          <w:rFonts w:ascii="Optima" w:eastAsia="Microsoft GothicNeo" w:hAnsi="Optima" w:cs="CMU Sans Serif Medium"/>
-          <w:sz w:val="22"/>
-          <w:szCs w:val="22"/>
-        </w:rPr>
-        <w:t>Sequence-</w:t>
-      </w:r>
-      <w:r>
-        <w:rPr>
-          <w:rFonts w:ascii="Optima" w:eastAsia="Microsoft GothicNeo" w:hAnsi="Optima" w:cs="CMU Sans Serif Medium"/>
-          <w:sz w:val="22"/>
-          <w:szCs w:val="22"/>
-        </w:rPr>
-        <w:t>o</w:t>
-      </w:r>
-      <w:r>
-        <w:rPr>
-          <w:rFonts w:ascii="Optima" w:eastAsia="Microsoft GothicNeo" w:hAnsi="Optima" w:cs="CMU Sans Serif Medium"/>
-          <w:sz w:val="22"/>
-          <w:szCs w:val="22"/>
-        </w:rPr>
-        <w:t xml:space="preserve">ptimized </w:t>
-      </w:r>
-      <w:r>
-        <w:rPr>
-          <w:rFonts w:ascii="Optima" w:eastAsia="Microsoft GothicNeo" w:hAnsi="Optima" w:cs="CMU Sans Serif Medium"/>
-          <w:sz w:val="22"/>
-          <w:szCs w:val="22"/>
-        </w:rPr>
-        <w:t>p</w:t>
-      </w:r>
-      <w:r>
-        <w:rPr>
-          <w:rFonts w:ascii="Optima" w:eastAsia="Microsoft GothicNeo" w:hAnsi="Optima" w:cs="CMU Sans Serif Medium"/>
-          <w:sz w:val="22"/>
-          <w:szCs w:val="22"/>
-        </w:rPr>
-        <w:t xml:space="preserve">eptide </w:t>
-      </w:r>
-      <w:r>
-        <w:rPr>
-          <w:rFonts w:ascii="Optima" w:eastAsia="Microsoft GothicNeo" w:hAnsi="Optima" w:cs="CMU Sans Serif Medium"/>
-          <w:sz w:val="22"/>
-          <w:szCs w:val="22"/>
-        </w:rPr>
-        <w:t>n</w:t>
-      </w:r>
-      <w:r>
-        <w:rPr>
-          <w:rFonts w:ascii="Optima" w:eastAsia="Microsoft GothicNeo" w:hAnsi="Optima" w:cs="CMU Sans Serif Medium"/>
-          <w:sz w:val="22"/>
-          <w:szCs w:val="22"/>
-        </w:rPr>
-        <w:t xml:space="preserve">anofibers as </w:t>
-      </w:r>
-      <w:r>
-        <w:rPr>
-          <w:rFonts w:ascii="Optima" w:eastAsia="Microsoft GothicNeo" w:hAnsi="Optima" w:cs="CMU Sans Serif Medium"/>
-          <w:sz w:val="22"/>
-          <w:szCs w:val="22"/>
-        </w:rPr>
-        <w:t>g</w:t>
-      </w:r>
-      <w:r>
-        <w:rPr>
-          <w:rFonts w:ascii="Optima" w:eastAsia="Microsoft GothicNeo" w:hAnsi="Optima" w:cs="CMU Sans Serif Medium"/>
-          <w:sz w:val="22"/>
-          <w:szCs w:val="22"/>
-        </w:rPr>
-        <w:t xml:space="preserve">rowth </w:t>
-      </w:r>
-      <w:r>
-        <w:rPr>
-          <w:rFonts w:ascii="Optima" w:eastAsia="Microsoft GothicNeo" w:hAnsi="Optima" w:cs="CMU Sans Serif Medium"/>
-          <w:sz w:val="22"/>
-          <w:szCs w:val="22"/>
-        </w:rPr>
-        <w:t>s</w:t>
-      </w:r>
-      <w:r>
-        <w:rPr>
-          <w:rFonts w:ascii="Optima" w:eastAsia="Microsoft GothicNeo" w:hAnsi="Optima" w:cs="CMU Sans Serif Medium"/>
-          <w:sz w:val="22"/>
-          <w:szCs w:val="22"/>
-        </w:rPr>
-        <w:t xml:space="preserve">timulators for </w:t>
-      </w:r>
-      <w:r>
-        <w:rPr>
-          <w:rFonts w:ascii="Optima" w:eastAsia="Microsoft GothicNeo" w:hAnsi="Optima" w:cs="CMU Sans Serif Medium"/>
-          <w:sz w:val="22"/>
-          <w:szCs w:val="22"/>
-        </w:rPr>
-        <w:t>r</w:t>
-      </w:r>
-      <w:r>
-        <w:rPr>
-          <w:rFonts w:ascii="Optima" w:eastAsia="Microsoft GothicNeo" w:hAnsi="Optima" w:cs="CMU Sans Serif Medium"/>
-          <w:sz w:val="22"/>
-          <w:szCs w:val="22"/>
-        </w:rPr>
-        <w:t xml:space="preserve">egeneration of </w:t>
-      </w:r>
-      <w:r>
-        <w:rPr>
-          <w:rFonts w:ascii="Optima" w:eastAsia="Microsoft GothicNeo" w:hAnsi="Optima" w:cs="CMU Sans Serif Medium"/>
-          <w:sz w:val="22"/>
-          <w:szCs w:val="22"/>
-        </w:rPr>
-        <w:t>p</w:t>
-      </w:r>
-      <w:r>
-        <w:rPr>
-          <w:rFonts w:ascii="Optima" w:eastAsia="Microsoft GothicNeo" w:hAnsi="Optima" w:cs="CMU Sans Serif Medium"/>
-          <w:sz w:val="22"/>
-          <w:szCs w:val="22"/>
-        </w:rPr>
-        <w:t xml:space="preserve">eripheral </w:t>
-      </w:r>
-      <w:r>
-        <w:rPr>
-          <w:rFonts w:ascii="Optima" w:eastAsia="Microsoft GothicNeo" w:hAnsi="Optima" w:cs="CMU Sans Serif Medium"/>
-          <w:sz w:val="22"/>
-          <w:szCs w:val="22"/>
-        </w:rPr>
-        <w:t>n</w:t>
-      </w:r>
-      <w:r>
-        <w:rPr>
-          <w:rFonts w:ascii="Optima" w:eastAsia="Microsoft GothicNeo" w:hAnsi="Optima" w:cs="CMU Sans Serif Medium"/>
-          <w:sz w:val="22"/>
-          <w:szCs w:val="22"/>
-        </w:rPr>
-        <w:t>eurons</w:t>
-      </w:r>
-      <w:r>
-        <w:rPr>
-          <w:rFonts w:ascii="Optima" w:eastAsia="Microsoft GothicNeo" w:hAnsi="Optima" w:cs="CMU Sans Serif Medium"/>
-          <w:sz w:val="22"/>
-          <w:szCs w:val="22"/>
-        </w:rPr>
-        <w:t>;</w:t>
-      </w:r>
-      <w:r>
-        <w:rPr>
-          <w:rFonts w:ascii="Optima" w:eastAsia="Microsoft GothicNeo" w:hAnsi="Optima" w:cs="CMU Sans Serif Medium"/>
-          <w:sz w:val="22"/>
-          <w:szCs w:val="22"/>
-        </w:rPr>
-        <w:t xml:space="preserve"> </w:t>
-      </w:r>
-      <w:r>
-        <w:rPr>
-          <w:rFonts w:ascii="Optima" w:eastAsia="Microsoft GothicNeo" w:hAnsi="Optima" w:cs="CMU Sans Serif Medium"/>
-          <w:sz w:val="22"/>
-          <w:szCs w:val="22"/>
-          <w:lang w:val="en-IN"/>
-        </w:rPr>
-        <w:t>Adv</w:t>
-      </w:r>
-      <w:r>
-        <w:rPr>
-          <w:rFonts w:ascii="Optima" w:eastAsia="Microsoft GothicNeo" w:hAnsi="Optima" w:cs="CMU Sans Serif Medium"/>
-          <w:sz w:val="22"/>
-          <w:szCs w:val="22"/>
-          <w:lang w:val="en-IN"/>
-        </w:rPr>
-        <w:t>anced</w:t>
-      </w:r>
-      <w:r>
-        <w:rPr>
-          <w:rFonts w:ascii="Optima" w:eastAsia="Microsoft GothicNeo" w:hAnsi="Optima" w:cs="CMU Sans Serif Medium"/>
-          <w:sz w:val="22"/>
-          <w:szCs w:val="22"/>
-          <w:lang w:val="en-IN"/>
-        </w:rPr>
-        <w:t xml:space="preserve"> Funct</w:t>
-      </w:r>
-      <w:r>
-        <w:rPr>
-          <w:rFonts w:ascii="Optima" w:eastAsia="Microsoft GothicNeo" w:hAnsi="Optima" w:cs="CMU Sans Serif Medium"/>
-          <w:sz w:val="22"/>
-          <w:szCs w:val="22"/>
-          <w:lang w:val="en-IN"/>
-        </w:rPr>
-        <w:t>ional</w:t>
-      </w:r>
-      <w:r>
-        <w:rPr>
-          <w:rFonts w:ascii="Optima" w:eastAsia="Microsoft GothicNeo" w:hAnsi="Optima" w:cs="CMU Sans Serif Medium"/>
-          <w:sz w:val="22"/>
-          <w:szCs w:val="22"/>
-          <w:lang w:val="en-IN"/>
-        </w:rPr>
-        <w:t xml:space="preserve"> </w:t>
-      </w:r>
-      <w:r>
-        <w:rPr>
-          <w:rFonts w:ascii="Optima" w:eastAsia="Microsoft GothicNeo" w:hAnsi="Optima" w:cs="CMU Sans Serif Medium"/>
-          <w:sz w:val="22"/>
-          <w:szCs w:val="22"/>
-          <w:lang w:val="en-IN"/>
-        </w:rPr>
-        <w:t>Materials</w:t>
-      </w:r>
-      <w:r>
-        <w:rPr>
-          <w:rFonts w:ascii="Optima" w:eastAsia="Microsoft GothicNeo" w:hAnsi="Optima" w:cs="CMU Sans Serif Medium"/>
-          <w:sz w:val="22"/>
-          <w:szCs w:val="22"/>
-        </w:rPr>
-        <w:t xml:space="preserve"> </w:t>
-      </w:r>
-      <w:r>
-        <w:rPr>
-          <w:rFonts w:ascii="Optima" w:eastAsia="Microsoft GothicNeo" w:hAnsi="Optima" w:cs="CMU Sans Serif Medium"/>
-          <w:sz w:val="22"/>
-          <w:szCs w:val="22"/>
-        </w:rPr>
-        <w:t>29</w:t>
-      </w:r>
-      <w:r>
-        <w:rPr>
-          <w:rFonts w:ascii="Optima" w:eastAsia="Microsoft GothicNeo" w:hAnsi="Optima" w:cs="CMU Sans Serif Medium"/>
-          <w:sz w:val="22"/>
-          <w:szCs w:val="22"/>
-        </w:rPr>
-        <w:t xml:space="preserve"> </w:t>
-      </w:r>
-      <w:r>
-        <w:rPr>
-          <w:rFonts w:ascii="Optima" w:eastAsia="Microsoft GothicNeo" w:hAnsi="Optima" w:cs="CMU Sans Serif Medium"/>
-          <w:sz w:val="22"/>
-          <w:szCs w:val="22"/>
-        </w:rPr>
-        <w:t>(24)</w:t>
-      </w:r>
-      <w:r>
-        <w:rPr>
-          <w:rFonts w:ascii="Optima" w:eastAsia="Microsoft GothicNeo" w:hAnsi="Optima" w:cs="CMU Sans Serif Medium"/>
-          <w:sz w:val="22"/>
-          <w:szCs w:val="22"/>
-        </w:rPr>
-        <w:t xml:space="preserve">, </w:t>
-      </w:r>
-      <w:r>
-        <w:rPr>
-          <w:rFonts w:ascii="Optima" w:eastAsia="Microsoft GothicNeo" w:hAnsi="Optima" w:cs="CMU Sans Serif Medium"/>
-          <w:sz w:val="22"/>
-          <w:szCs w:val="22"/>
-        </w:rPr>
-        <w:t>1809112</w:t>
-      </w:r>
-      <w:r>
-        <w:rPr>
-          <w:rFonts w:ascii="Optima" w:eastAsia="Microsoft GothicNeo" w:hAnsi="Optima" w:cs="CMU Sans Serif Medium"/>
-          <w:sz w:val="22"/>
-          <w:szCs w:val="22"/>
-        </w:rPr>
-        <w:t xml:space="preserve"> </w:t>
-      </w:r>
-      <w:r>
-        <w:rPr>
-          <w:rFonts w:ascii="Optima" w:eastAsia="Microsoft GothicNeo" w:hAnsi="Optima" w:cs="CMU Sans Serif Medium"/>
-          <w:sz w:val="22"/>
-          <w:szCs w:val="22"/>
-        </w:rPr>
-        <w:t>(</w:t>
-      </w:r>
-      <w:r>
-        <w:rPr>
-          <w:rFonts w:ascii="Optima" w:eastAsia="Microsoft GothicNeo" w:hAnsi="Optima" w:cs="CMU Sans Serif Medium"/>
-          <w:sz w:val="22"/>
-          <w:szCs w:val="22"/>
-        </w:rPr>
-        <w:t>2019</w:t>
-      </w:r>
-      <w:r>
-        <w:rPr>
-          <w:rFonts w:ascii="Optima" w:eastAsia="Microsoft GothicNeo" w:hAnsi="Optima" w:cs="CMU Sans Serif Medium"/>
-          <w:sz w:val="22"/>
-          <w:szCs w:val="22"/>
-        </w:rPr>
-        <w:t xml:space="preserve">) </w:t>
-      </w:r>
-      <w:r>
-        <w:rPr>
-          <w:rFonts w:ascii="Optima" w:eastAsia="Microsoft GothicNeo" w:hAnsi="Optima" w:cs="CMU Sans Serif Medium"/>
-          <w:sz w:val="22"/>
-          <w:szCs w:val="22"/>
-        </w:rPr>
-        <w:t>(</w:t>
-      </w:r>
-      <w:r>
-        <w:rPr>
-          <w:rFonts w:ascii="Optima" w:eastAsia="Microsoft GothicNeo" w:hAnsi="Optima" w:cs="CMU Sans Serif Medium"/>
-          <w:b/>
-          <w:bCs/>
-          <w:sz w:val="22"/>
-          <w:szCs w:val="22"/>
-        </w:rPr>
-        <w:t>Featured</w:t>
-      </w:r>
-      <w:r>
-        <w:rPr>
-          <w:rFonts w:ascii="Optima" w:eastAsia="Microsoft GothicNeo" w:hAnsi="Optima" w:cs="CMU Sans Serif Medium"/>
-          <w:sz w:val="22"/>
-          <w:szCs w:val="22"/>
-        </w:rPr>
-        <w:t xml:space="preserve"> </w:t>
-      </w:r>
-      <w:r>
-        <w:rPr>
-          <w:rFonts w:ascii="Optima" w:eastAsia="Microsoft GothicNeo" w:hAnsi="Optima" w:cs="CMU Sans Serif Medium"/>
-          <w:sz w:val="22"/>
-          <w:szCs w:val="22"/>
-        </w:rPr>
-        <w:t>as</w:t>
-      </w:r>
-      <w:r>
-        <w:rPr>
-          <w:rFonts w:ascii="Optima" w:eastAsia="Microsoft GothicNeo" w:hAnsi="Optima" w:cs="CMU Sans Serif Medium"/>
-          <w:sz w:val="22"/>
-          <w:szCs w:val="22"/>
-        </w:rPr>
-        <w:t xml:space="preserve"> the </w:t>
-      </w:r>
-      <w:r>
-        <w:rPr>
-          <w:rFonts w:ascii="Optima" w:eastAsia="Microsoft GothicNeo" w:hAnsi="Optima" w:cs="CMU Sans Serif Medium"/>
-          <w:i/>
-          <w:iCs/>
-          <w:sz w:val="22"/>
-          <w:szCs w:val="22"/>
-        </w:rPr>
-        <w:t>Highlighted research of 2019</w:t>
-      </w:r>
-      <w:r>
-        <w:rPr>
-          <w:rFonts w:ascii="Optima" w:eastAsia="Microsoft GothicNeo" w:hAnsi="Optima" w:cs="CMU Sans Serif Medium"/>
-          <w:sz w:val="22"/>
-          <w:szCs w:val="22"/>
-        </w:rPr>
-        <w:t xml:space="preserve"> from the Max Planck Society</w:t>
+        <w:t>1321–1332</w:t>
+      </w:r>
+      <w:r>
+        <w:rPr>
+          <w:rFonts w:ascii="Optima" w:eastAsia="Microsoft GothicNeo" w:hAnsi="Optima" w:cs="CMU Sans Serif Medium"/>
+          <w:sz w:val="22"/>
+          <w:szCs w:val="22"/>
+        </w:rPr>
+        <w:t xml:space="preserve"> (</w:t>
+      </w:r>
+      <w:r>
+        <w:rPr>
+          <w:rFonts w:ascii="Optima" w:eastAsia="Microsoft GothicNeo" w:hAnsi="Optima" w:cs="CMU Sans Serif Medium"/>
+          <w:sz w:val="22"/>
+          <w:szCs w:val="22"/>
+        </w:rPr>
+        <w:t>2020</w:t>
       </w:r>
       <w:r>
         <w:rPr>
@@ -3284,62 +2754,612 @@
           <w:rFonts w:ascii="Optima" w:eastAsia="Microsoft GothicNeo" w:hAnsi="Optima" w:cs="CMU Sans Serif Medium"/>
           <w:sz w:val="22"/>
           <w:szCs w:val="22"/>
-        </w:rPr>
-      </w:pPr>
-      <w:r>
-        <w:rPr>
-          <w:rFonts w:ascii="Optima" w:eastAsia="Microsoft GothicNeo" w:hAnsi="Optima" w:cs="CMU Sans Serif Medium"/>
-          <w:sz w:val="22"/>
-          <w:szCs w:val="22"/>
+          <w:lang w:val="en-IN"/>
+        </w:rPr>
+      </w:pPr>
+      <w:r>
+        <w:rPr>
+          <w:rFonts w:ascii="Optima" w:eastAsia="Microsoft GothicNeo" w:hAnsi="Optima" w:cs="CMU Sans Serif Medium"/>
+          <w:sz w:val="22"/>
+          <w:szCs w:val="22"/>
+        </w:rPr>
+        <w:t xml:space="preserve">C. </w:t>
+      </w:r>
+      <w:r>
+        <w:rPr>
+          <w:rFonts w:ascii="Optima" w:eastAsia="Microsoft GothicNeo" w:hAnsi="Optima" w:cs="CMU Sans Serif Medium"/>
+          <w:sz w:val="22"/>
+          <w:szCs w:val="22"/>
+        </w:rPr>
+        <w:t xml:space="preserve">Schilling, </w:t>
+      </w:r>
+      <w:r>
+        <w:rPr>
+          <w:rFonts w:ascii="Optima" w:eastAsia="Microsoft GothicNeo" w:hAnsi="Optima" w:cs="CMU Sans Serif Medium"/>
+          <w:sz w:val="22"/>
+          <w:szCs w:val="22"/>
+        </w:rPr>
+        <w:t>T.</w:t>
+      </w:r>
+      <w:r>
+        <w:rPr>
+          <w:rFonts w:ascii="Optima" w:eastAsia="Microsoft GothicNeo" w:hAnsi="Optima" w:cs="CMU Sans Serif Medium"/>
+          <w:sz w:val="22"/>
+          <w:szCs w:val="22"/>
+        </w:rPr>
+        <w:t xml:space="preserve"> Mack, </w:t>
+      </w:r>
+      <w:r>
+        <w:rPr>
+          <w:rFonts w:ascii="Optima" w:eastAsia="Microsoft GothicNeo" w:hAnsi="Optima" w:cs="CMU Sans Serif Medium"/>
+          <w:sz w:val="22"/>
+          <w:szCs w:val="22"/>
+        </w:rPr>
+        <w:t>S.</w:t>
+      </w:r>
+      <w:r>
+        <w:rPr>
+          <w:rFonts w:ascii="Optima" w:eastAsia="Microsoft GothicNeo" w:hAnsi="Optima" w:cs="CMU Sans Serif Medium"/>
+          <w:sz w:val="22"/>
+          <w:szCs w:val="22"/>
+        </w:rPr>
+        <w:t xml:space="preserve"> </w:t>
+      </w:r>
+      <w:proofErr w:type="spellStart"/>
+      <w:r>
+        <w:rPr>
+          <w:rFonts w:ascii="Optima" w:eastAsia="Microsoft GothicNeo" w:hAnsi="Optima" w:cs="CMU Sans Serif Medium"/>
+          <w:sz w:val="22"/>
+          <w:szCs w:val="22"/>
+        </w:rPr>
+        <w:t>Lickfett</w:t>
+      </w:r>
+      <w:proofErr w:type="spellEnd"/>
+      <w:r>
+        <w:rPr>
+          <w:rFonts w:ascii="Optima" w:eastAsia="Microsoft GothicNeo" w:hAnsi="Optima" w:cs="CMU Sans Serif Medium"/>
+          <w:sz w:val="22"/>
+          <w:szCs w:val="22"/>
+        </w:rPr>
+        <w:t xml:space="preserve">, </w:t>
+      </w:r>
+      <w:r>
+        <w:rPr>
+          <w:rFonts w:ascii="Optima" w:eastAsia="Microsoft GothicNeo" w:hAnsi="Optima" w:cs="CMU Sans Serif Medium"/>
+          <w:sz w:val="22"/>
+          <w:szCs w:val="22"/>
+        </w:rPr>
+        <w:t>S.</w:t>
+      </w:r>
+      <w:r>
+        <w:rPr>
+          <w:rFonts w:ascii="Optima" w:eastAsia="Microsoft GothicNeo" w:hAnsi="Optima" w:cs="CMU Sans Serif Medium"/>
+          <w:sz w:val="22"/>
+          <w:szCs w:val="22"/>
+        </w:rPr>
+        <w:t xml:space="preserve"> </w:t>
+      </w:r>
+      <w:proofErr w:type="spellStart"/>
+      <w:r>
+        <w:rPr>
+          <w:rFonts w:ascii="Optima" w:eastAsia="Microsoft GothicNeo" w:hAnsi="Optima" w:cs="CMU Sans Serif Medium"/>
+          <w:sz w:val="22"/>
+          <w:szCs w:val="22"/>
+        </w:rPr>
+        <w:t>Sieste</w:t>
+      </w:r>
+      <w:proofErr w:type="spellEnd"/>
+      <w:r>
+        <w:rPr>
+          <w:rFonts w:ascii="Optima" w:eastAsia="Microsoft GothicNeo" w:hAnsi="Optima" w:cs="CMU Sans Serif Medium"/>
+          <w:sz w:val="22"/>
+          <w:szCs w:val="22"/>
+        </w:rPr>
+        <w:t xml:space="preserve">, </w:t>
+      </w:r>
+      <w:r>
+        <w:rPr>
+          <w:rFonts w:ascii="Optima" w:eastAsia="Microsoft GothicNeo" w:hAnsi="Optima" w:cs="CMU Sans Serif Medium"/>
+          <w:sz w:val="22"/>
+          <w:szCs w:val="22"/>
+        </w:rPr>
+        <w:t>F. S.</w:t>
+      </w:r>
+      <w:r>
+        <w:rPr>
+          <w:rFonts w:ascii="Optima" w:eastAsia="Microsoft GothicNeo" w:hAnsi="Optima" w:cs="CMU Sans Serif Medium"/>
+          <w:sz w:val="22"/>
+          <w:szCs w:val="22"/>
+        </w:rPr>
+        <w:t xml:space="preserve"> Ruggeri, </w:t>
+      </w:r>
+      <w:r>
+        <w:rPr>
+          <w:rFonts w:ascii="Optima" w:eastAsia="Microsoft GothicNeo" w:hAnsi="Optima" w:cs="CMU Sans Serif Medium"/>
+          <w:sz w:val="22"/>
+          <w:szCs w:val="22"/>
+        </w:rPr>
+        <w:t>T.</w:t>
+      </w:r>
+      <w:r>
+        <w:rPr>
+          <w:rFonts w:ascii="Optima" w:eastAsia="Microsoft GothicNeo" w:hAnsi="Optima" w:cs="CMU Sans Serif Medium"/>
+          <w:sz w:val="22"/>
+          <w:szCs w:val="22"/>
+        </w:rPr>
+        <w:t xml:space="preserve"> </w:t>
+      </w:r>
+      <w:proofErr w:type="spellStart"/>
+      <w:r>
+        <w:rPr>
+          <w:rFonts w:ascii="Optima" w:eastAsia="Microsoft GothicNeo" w:hAnsi="Optima" w:cs="CMU Sans Serif Medium"/>
+          <w:sz w:val="22"/>
+          <w:szCs w:val="22"/>
+        </w:rPr>
+        <w:t>Sneideris</w:t>
+      </w:r>
+      <w:proofErr w:type="spellEnd"/>
+      <w:r>
+        <w:rPr>
+          <w:rFonts w:ascii="Optima" w:eastAsia="Microsoft GothicNeo" w:hAnsi="Optima" w:cs="CMU Sans Serif Medium"/>
+          <w:sz w:val="22"/>
+          <w:szCs w:val="22"/>
+        </w:rPr>
+        <w:t xml:space="preserve">, </w:t>
+      </w:r>
+      <w:r>
+        <w:rPr>
+          <w:rFonts w:ascii="Optima" w:eastAsia="Microsoft GothicNeo" w:hAnsi="Optima" w:cs="CMU Sans Serif Medium"/>
+          <w:b/>
+          <w:bCs/>
+          <w:sz w:val="22"/>
+          <w:szCs w:val="22"/>
+        </w:rPr>
+        <w:t>A.</w:t>
+      </w:r>
+      <w:r>
+        <w:rPr>
+          <w:rFonts w:ascii="Optima" w:eastAsia="Microsoft GothicNeo" w:hAnsi="Optima" w:cs="CMU Sans Serif Medium"/>
+          <w:b/>
+          <w:bCs/>
+          <w:sz w:val="22"/>
+          <w:szCs w:val="22"/>
+        </w:rPr>
+        <w:t xml:space="preserve"> </w:t>
+      </w:r>
+      <w:r>
+        <w:rPr>
+          <w:rFonts w:ascii="Optima" w:eastAsia="Microsoft GothicNeo" w:hAnsi="Optima" w:cs="CMU Sans Serif Medium"/>
+          <w:b/>
+          <w:bCs/>
+          <w:sz w:val="22"/>
+          <w:szCs w:val="22"/>
+        </w:rPr>
+        <w:t>Dutta</w:t>
+      </w:r>
+      <w:r>
+        <w:rPr>
+          <w:rFonts w:ascii="Optima" w:eastAsia="Microsoft GothicNeo" w:hAnsi="Optima" w:cs="CMU Sans Serif Medium"/>
+          <w:sz w:val="22"/>
+          <w:szCs w:val="22"/>
+        </w:rPr>
+        <w:t>,</w:t>
+      </w:r>
+      <w:r>
+        <w:rPr>
+          <w:rFonts w:ascii="Optima" w:eastAsia="Microsoft GothicNeo" w:hAnsi="Optima" w:cs="CMU Sans Serif Medium"/>
+          <w:sz w:val="22"/>
+          <w:szCs w:val="22"/>
+        </w:rPr>
+        <w:t xml:space="preserve"> </w:t>
+      </w:r>
+      <w:r>
+        <w:rPr>
+          <w:rFonts w:ascii="Optima" w:eastAsia="Microsoft GothicNeo" w:hAnsi="Optima" w:cs="CMU Sans Serif Medium"/>
+          <w:sz w:val="22"/>
+          <w:szCs w:val="22"/>
+        </w:rPr>
+        <w:t xml:space="preserve">T. </w:t>
+      </w:r>
+      <w:proofErr w:type="spellStart"/>
+      <w:r>
+        <w:rPr>
+          <w:rFonts w:ascii="Optima" w:eastAsia="Microsoft GothicNeo" w:hAnsi="Optima" w:cs="CMU Sans Serif Medium"/>
+          <w:sz w:val="22"/>
+          <w:szCs w:val="22"/>
+        </w:rPr>
+        <w:t>Bereau</w:t>
+      </w:r>
+      <w:proofErr w:type="spellEnd"/>
+      <w:r>
+        <w:rPr>
+          <w:rFonts w:ascii="Optima" w:eastAsia="Microsoft GothicNeo" w:hAnsi="Optima" w:cs="CMU Sans Serif Medium"/>
+          <w:sz w:val="22"/>
+          <w:szCs w:val="22"/>
+        </w:rPr>
+        <w:t xml:space="preserve">, </w:t>
+      </w:r>
+      <w:r>
+        <w:rPr>
+          <w:rFonts w:ascii="Optima" w:eastAsia="Microsoft GothicNeo" w:hAnsi="Optima" w:cs="CMU Sans Serif Medium"/>
+          <w:sz w:val="22"/>
+          <w:szCs w:val="22"/>
+        </w:rPr>
+        <w:t xml:space="preserve">R. </w:t>
+      </w:r>
+      <w:r>
+        <w:rPr>
+          <w:rFonts w:ascii="Optima" w:eastAsia="Microsoft GothicNeo" w:hAnsi="Optima" w:cs="CMU Sans Serif Medium"/>
+          <w:sz w:val="22"/>
+          <w:szCs w:val="22"/>
+        </w:rPr>
+        <w:t xml:space="preserve">Naraghi, </w:t>
+      </w:r>
+      <w:r>
+        <w:rPr>
+          <w:rFonts w:ascii="Optima" w:eastAsia="Microsoft GothicNeo" w:hAnsi="Optima" w:cs="CMU Sans Serif Medium"/>
+          <w:sz w:val="22"/>
+          <w:szCs w:val="22"/>
+        </w:rPr>
+        <w:t>D.</w:t>
+      </w:r>
+      <w:r>
+        <w:rPr>
+          <w:rFonts w:ascii="Optima" w:eastAsia="Microsoft GothicNeo" w:hAnsi="Optima" w:cs="CMU Sans Serif Medium"/>
+          <w:sz w:val="22"/>
+          <w:szCs w:val="22"/>
+        </w:rPr>
+        <w:t xml:space="preserve"> </w:t>
+      </w:r>
+      <w:proofErr w:type="spellStart"/>
+      <w:r>
+        <w:rPr>
+          <w:rFonts w:ascii="Optima" w:eastAsia="Microsoft GothicNeo" w:hAnsi="Optima" w:cs="CMU Sans Serif Medium"/>
+          <w:sz w:val="22"/>
+          <w:szCs w:val="22"/>
+        </w:rPr>
+        <w:t>Sinske</w:t>
+      </w:r>
+      <w:proofErr w:type="spellEnd"/>
+      <w:r>
+        <w:rPr>
+          <w:rFonts w:ascii="Optima" w:eastAsia="Microsoft GothicNeo" w:hAnsi="Optima" w:cs="CMU Sans Serif Medium"/>
+          <w:sz w:val="22"/>
+          <w:szCs w:val="22"/>
+        </w:rPr>
+        <w:t xml:space="preserve">, </w:t>
+      </w:r>
+      <w:r>
+        <w:rPr>
+          <w:rFonts w:ascii="Optima" w:eastAsia="Microsoft GothicNeo" w:hAnsi="Optima" w:cs="CMU Sans Serif Medium"/>
+          <w:sz w:val="22"/>
+          <w:szCs w:val="22"/>
+        </w:rPr>
+        <w:t>T. P. J.</w:t>
+      </w:r>
+      <w:r>
+        <w:rPr>
+          <w:rFonts w:ascii="Optima" w:eastAsia="Microsoft GothicNeo" w:hAnsi="Optima" w:cs="CMU Sans Serif Medium"/>
+          <w:sz w:val="22"/>
+          <w:szCs w:val="22"/>
+        </w:rPr>
+        <w:t xml:space="preserve"> Knowles, </w:t>
+      </w:r>
+      <w:r>
+        <w:rPr>
+          <w:rFonts w:ascii="Optima" w:eastAsia="Microsoft GothicNeo" w:hAnsi="Optima" w:cs="CMU Sans Serif Medium"/>
+          <w:sz w:val="22"/>
+          <w:szCs w:val="22"/>
+        </w:rPr>
+        <w:t>C.</w:t>
+      </w:r>
+      <w:r>
+        <w:rPr>
+          <w:rFonts w:ascii="Optima" w:eastAsia="Microsoft GothicNeo" w:hAnsi="Optima" w:cs="CMU Sans Serif Medium"/>
+          <w:sz w:val="22"/>
+          <w:szCs w:val="22"/>
+        </w:rPr>
+        <w:t xml:space="preserve"> </w:t>
+      </w:r>
+      <w:r>
+        <w:rPr>
+          <w:rFonts w:ascii="Optima" w:eastAsia="Microsoft GothicNeo" w:hAnsi="Optima" w:cs="CMU Sans Serif Medium"/>
+          <w:sz w:val="22"/>
+          <w:szCs w:val="22"/>
+        </w:rPr>
+        <w:t xml:space="preserve">V. </w:t>
+      </w:r>
+      <w:proofErr w:type="spellStart"/>
+      <w:r>
+        <w:rPr>
+          <w:rFonts w:ascii="Optima" w:eastAsia="Microsoft GothicNeo" w:hAnsi="Optima" w:cs="CMU Sans Serif Medium"/>
+          <w:sz w:val="22"/>
+          <w:szCs w:val="22"/>
+        </w:rPr>
+        <w:t>Synatschke</w:t>
+      </w:r>
+      <w:proofErr w:type="spellEnd"/>
+      <w:r>
+        <w:rPr>
+          <w:rFonts w:ascii="Optima" w:eastAsia="Microsoft GothicNeo" w:hAnsi="Optima" w:cs="CMU Sans Serif Medium"/>
+          <w:sz w:val="22"/>
+          <w:szCs w:val="22"/>
+        </w:rPr>
+        <w:t xml:space="preserve">, </w:t>
+      </w:r>
+      <w:r>
+        <w:rPr>
+          <w:rFonts w:ascii="Optima" w:eastAsia="Microsoft GothicNeo" w:hAnsi="Optima" w:cs="CMU Sans Serif Medium"/>
+          <w:sz w:val="22"/>
+          <w:szCs w:val="22"/>
+        </w:rPr>
+        <w:t>T.</w:t>
+      </w:r>
+      <w:r>
+        <w:rPr>
+          <w:rFonts w:ascii="Optima" w:eastAsia="Microsoft GothicNeo" w:hAnsi="Optima" w:cs="CMU Sans Serif Medium"/>
+          <w:sz w:val="22"/>
+          <w:szCs w:val="22"/>
+        </w:rPr>
+        <w:t xml:space="preserve"> Weil, </w:t>
+      </w:r>
+      <w:r>
+        <w:rPr>
+          <w:rFonts w:ascii="Optima" w:eastAsia="Microsoft GothicNeo" w:hAnsi="Optima" w:cs="CMU Sans Serif Medium"/>
+          <w:sz w:val="22"/>
+          <w:szCs w:val="22"/>
+        </w:rPr>
+        <w:t>and B.</w:t>
+      </w:r>
+      <w:r>
+        <w:rPr>
+          <w:rFonts w:ascii="Optima" w:eastAsia="Microsoft GothicNeo" w:hAnsi="Optima" w:cs="CMU Sans Serif Medium"/>
+          <w:sz w:val="22"/>
+          <w:szCs w:val="22"/>
+        </w:rPr>
+        <w:t xml:space="preserve"> </w:t>
+      </w:r>
+      <w:proofErr w:type="spellStart"/>
+      <w:r>
+        <w:rPr>
+          <w:rFonts w:ascii="Optima" w:eastAsia="Microsoft GothicNeo" w:hAnsi="Optima" w:cs="CMU Sans Serif Medium"/>
+          <w:sz w:val="22"/>
+          <w:szCs w:val="22"/>
+        </w:rPr>
+        <w:t>Knöll</w:t>
+      </w:r>
+      <w:proofErr w:type="spellEnd"/>
+      <w:r>
+        <w:rPr>
+          <w:rFonts w:ascii="Optima" w:eastAsia="Microsoft GothicNeo" w:hAnsi="Optima" w:cs="CMU Sans Serif Medium"/>
+          <w:sz w:val="22"/>
+          <w:szCs w:val="22"/>
+        </w:rPr>
+        <w:t>;</w:t>
+      </w:r>
+      <w:r>
+        <w:rPr>
+          <w:rFonts w:ascii="Optima" w:eastAsia="Microsoft GothicNeo" w:hAnsi="Optima" w:cs="CMU Sans Serif Medium"/>
+          <w:sz w:val="22"/>
+          <w:szCs w:val="22"/>
+        </w:rPr>
+        <w:t xml:space="preserve"> </w:t>
+      </w:r>
+      <w:r>
+        <w:rPr>
+          <w:rFonts w:ascii="Optima" w:eastAsia="Microsoft GothicNeo" w:hAnsi="Optima" w:cs="CMU Sans Serif Medium"/>
+          <w:sz w:val="22"/>
+          <w:szCs w:val="22"/>
+        </w:rPr>
+        <w:t>Sequence-</w:t>
+      </w:r>
+      <w:r>
+        <w:rPr>
+          <w:rFonts w:ascii="Optima" w:eastAsia="Microsoft GothicNeo" w:hAnsi="Optima" w:cs="CMU Sans Serif Medium"/>
+          <w:sz w:val="22"/>
+          <w:szCs w:val="22"/>
+        </w:rPr>
+        <w:t>o</w:t>
+      </w:r>
+      <w:r>
+        <w:rPr>
+          <w:rFonts w:ascii="Optima" w:eastAsia="Microsoft GothicNeo" w:hAnsi="Optima" w:cs="CMU Sans Serif Medium"/>
+          <w:sz w:val="22"/>
+          <w:szCs w:val="22"/>
+        </w:rPr>
+        <w:t xml:space="preserve">ptimized </w:t>
+      </w:r>
+      <w:r>
+        <w:rPr>
+          <w:rFonts w:ascii="Optima" w:eastAsia="Microsoft GothicNeo" w:hAnsi="Optima" w:cs="CMU Sans Serif Medium"/>
+          <w:sz w:val="22"/>
+          <w:szCs w:val="22"/>
+        </w:rPr>
+        <w:t>p</w:t>
+      </w:r>
+      <w:r>
+        <w:rPr>
+          <w:rFonts w:ascii="Optima" w:eastAsia="Microsoft GothicNeo" w:hAnsi="Optima" w:cs="CMU Sans Serif Medium"/>
+          <w:sz w:val="22"/>
+          <w:szCs w:val="22"/>
+        </w:rPr>
+        <w:t xml:space="preserve">eptide </w:t>
+      </w:r>
+      <w:r>
+        <w:rPr>
+          <w:rFonts w:ascii="Optima" w:eastAsia="Microsoft GothicNeo" w:hAnsi="Optima" w:cs="CMU Sans Serif Medium"/>
+          <w:sz w:val="22"/>
+          <w:szCs w:val="22"/>
+        </w:rPr>
+        <w:t>n</w:t>
+      </w:r>
+      <w:r>
+        <w:rPr>
+          <w:rFonts w:ascii="Optima" w:eastAsia="Microsoft GothicNeo" w:hAnsi="Optima" w:cs="CMU Sans Serif Medium"/>
+          <w:sz w:val="22"/>
+          <w:szCs w:val="22"/>
+        </w:rPr>
+        <w:t xml:space="preserve">anofibers as </w:t>
+      </w:r>
+      <w:r>
+        <w:rPr>
+          <w:rFonts w:ascii="Optima" w:eastAsia="Microsoft GothicNeo" w:hAnsi="Optima" w:cs="CMU Sans Serif Medium"/>
+          <w:sz w:val="22"/>
+          <w:szCs w:val="22"/>
+        </w:rPr>
+        <w:t>g</w:t>
+      </w:r>
+      <w:r>
+        <w:rPr>
+          <w:rFonts w:ascii="Optima" w:eastAsia="Microsoft GothicNeo" w:hAnsi="Optima" w:cs="CMU Sans Serif Medium"/>
+          <w:sz w:val="22"/>
+          <w:szCs w:val="22"/>
+        </w:rPr>
+        <w:t xml:space="preserve">rowth </w:t>
+      </w:r>
+      <w:r>
+        <w:rPr>
+          <w:rFonts w:ascii="Optima" w:eastAsia="Microsoft GothicNeo" w:hAnsi="Optima" w:cs="CMU Sans Serif Medium"/>
+          <w:sz w:val="22"/>
+          <w:szCs w:val="22"/>
+        </w:rPr>
+        <w:t>s</w:t>
+      </w:r>
+      <w:r>
+        <w:rPr>
+          <w:rFonts w:ascii="Optima" w:eastAsia="Microsoft GothicNeo" w:hAnsi="Optima" w:cs="CMU Sans Serif Medium"/>
+          <w:sz w:val="22"/>
+          <w:szCs w:val="22"/>
+        </w:rPr>
+        <w:t xml:space="preserve">timulators for </w:t>
+      </w:r>
+      <w:r>
+        <w:rPr>
+          <w:rFonts w:ascii="Optima" w:eastAsia="Microsoft GothicNeo" w:hAnsi="Optima" w:cs="CMU Sans Serif Medium"/>
+          <w:sz w:val="22"/>
+          <w:szCs w:val="22"/>
+        </w:rPr>
+        <w:t>r</w:t>
+      </w:r>
+      <w:r>
+        <w:rPr>
+          <w:rFonts w:ascii="Optima" w:eastAsia="Microsoft GothicNeo" w:hAnsi="Optima" w:cs="CMU Sans Serif Medium"/>
+          <w:sz w:val="22"/>
+          <w:szCs w:val="22"/>
+        </w:rPr>
+        <w:t xml:space="preserve">egeneration of </w:t>
+      </w:r>
+      <w:r>
+        <w:rPr>
+          <w:rFonts w:ascii="Optima" w:eastAsia="Microsoft GothicNeo" w:hAnsi="Optima" w:cs="CMU Sans Serif Medium"/>
+          <w:sz w:val="22"/>
+          <w:szCs w:val="22"/>
+        </w:rPr>
+        <w:t>p</w:t>
+      </w:r>
+      <w:r>
+        <w:rPr>
+          <w:rFonts w:ascii="Optima" w:eastAsia="Microsoft GothicNeo" w:hAnsi="Optima" w:cs="CMU Sans Serif Medium"/>
+          <w:sz w:val="22"/>
+          <w:szCs w:val="22"/>
+        </w:rPr>
+        <w:t xml:space="preserve">eripheral </w:t>
+      </w:r>
+      <w:r>
+        <w:rPr>
+          <w:rFonts w:ascii="Optima" w:eastAsia="Microsoft GothicNeo" w:hAnsi="Optima" w:cs="CMU Sans Serif Medium"/>
+          <w:sz w:val="22"/>
+          <w:szCs w:val="22"/>
+        </w:rPr>
+        <w:t>n</w:t>
+      </w:r>
+      <w:r>
+        <w:rPr>
+          <w:rFonts w:ascii="Optima" w:eastAsia="Microsoft GothicNeo" w:hAnsi="Optima" w:cs="CMU Sans Serif Medium"/>
+          <w:sz w:val="22"/>
+          <w:szCs w:val="22"/>
+        </w:rPr>
+        <w:t>eurons</w:t>
+      </w:r>
+      <w:r>
+        <w:rPr>
+          <w:rFonts w:ascii="Optima" w:eastAsia="Microsoft GothicNeo" w:hAnsi="Optima" w:cs="CMU Sans Serif Medium"/>
+          <w:sz w:val="22"/>
+          <w:szCs w:val="22"/>
+        </w:rPr>
+        <w:t>;</w:t>
+      </w:r>
+      <w:r>
+        <w:rPr>
+          <w:rFonts w:ascii="Optima" w:eastAsia="Microsoft GothicNeo" w:hAnsi="Optima" w:cs="CMU Sans Serif Medium"/>
+          <w:sz w:val="22"/>
+          <w:szCs w:val="22"/>
+        </w:rPr>
+        <w:t xml:space="preserve"> </w:t>
+      </w:r>
+      <w:r>
+        <w:rPr>
+          <w:rFonts w:ascii="Optima" w:eastAsia="Microsoft GothicNeo" w:hAnsi="Optima" w:cs="CMU Sans Serif Medium"/>
+          <w:sz w:val="22"/>
+          <w:szCs w:val="22"/>
+          <w:lang w:val="en-IN"/>
+        </w:rPr>
+        <w:t>Adv</w:t>
+      </w:r>
+      <w:r>
+        <w:rPr>
+          <w:rFonts w:ascii="Optima" w:eastAsia="Microsoft GothicNeo" w:hAnsi="Optima" w:cs="CMU Sans Serif Medium"/>
+          <w:sz w:val="22"/>
+          <w:szCs w:val="22"/>
+          <w:lang w:val="en-IN"/>
+        </w:rPr>
+        <w:t>anced</w:t>
+      </w:r>
+      <w:r>
+        <w:rPr>
+          <w:rFonts w:ascii="Optima" w:eastAsia="Microsoft GothicNeo" w:hAnsi="Optima" w:cs="CMU Sans Serif Medium"/>
+          <w:sz w:val="22"/>
+          <w:szCs w:val="22"/>
+          <w:lang w:val="en-IN"/>
+        </w:rPr>
+        <w:t xml:space="preserve"> </w:t>
+      </w:r>
+      <w:r>
+        <w:rPr>
+          <w:rFonts w:ascii="Optima" w:eastAsia="Microsoft GothicNeo" w:hAnsi="Optima" w:cs="CMU Sans Serif Medium"/>
+          <w:sz w:val="22"/>
+          <w:szCs w:val="22"/>
+          <w:lang w:val="en-IN"/>
         </w:rPr>
         <w:lastRenderedPageBreak/>
-        <w:t xml:space="preserve">C. </w:t>
-      </w:r>
-      <w:r>
-        <w:rPr>
-          <w:rFonts w:ascii="Optima" w:eastAsia="Microsoft GothicNeo" w:hAnsi="Optima" w:cs="CMU Sans Serif Medium"/>
-          <w:sz w:val="22"/>
-          <w:szCs w:val="22"/>
-        </w:rPr>
-        <w:t xml:space="preserve">Connaughton, </w:t>
-      </w:r>
-      <w:r>
-        <w:rPr>
-          <w:rFonts w:ascii="Optima" w:eastAsia="Microsoft GothicNeo" w:hAnsi="Optima" w:cs="CMU Sans Serif Medium"/>
-          <w:b/>
-          <w:bCs/>
-          <w:sz w:val="22"/>
-          <w:szCs w:val="22"/>
-        </w:rPr>
-        <w:t>A.</w:t>
-      </w:r>
-      <w:r>
-        <w:rPr>
-          <w:rFonts w:ascii="Optima" w:eastAsia="Microsoft GothicNeo" w:hAnsi="Optima" w:cs="CMU Sans Serif Medium"/>
-          <w:b/>
-          <w:bCs/>
-          <w:sz w:val="22"/>
-          <w:szCs w:val="22"/>
+        <w:t>Funct</w:t>
+      </w:r>
+      <w:r>
+        <w:rPr>
+          <w:rFonts w:ascii="Optima" w:eastAsia="Microsoft GothicNeo" w:hAnsi="Optima" w:cs="CMU Sans Serif Medium"/>
+          <w:sz w:val="22"/>
+          <w:szCs w:val="22"/>
+          <w:lang w:val="en-IN"/>
+        </w:rPr>
+        <w:t>ional</w:t>
+      </w:r>
+      <w:r>
+        <w:rPr>
+          <w:rFonts w:ascii="Optima" w:eastAsia="Microsoft GothicNeo" w:hAnsi="Optima" w:cs="CMU Sans Serif Medium"/>
+          <w:sz w:val="22"/>
+          <w:szCs w:val="22"/>
+          <w:lang w:val="en-IN"/>
         </w:rPr>
         <w:t xml:space="preserve"> </w:t>
       </w:r>
       <w:r>
         <w:rPr>
           <w:rFonts w:ascii="Optima" w:eastAsia="Microsoft GothicNeo" w:hAnsi="Optima" w:cs="CMU Sans Serif Medium"/>
-          <w:b/>
-          <w:bCs/>
-          <w:sz w:val="22"/>
-          <w:szCs w:val="22"/>
-        </w:rPr>
-        <w:t>Dutta</w:t>
-      </w:r>
-      <w:r>
-        <w:rPr>
-          <w:rFonts w:ascii="Optima" w:eastAsia="Microsoft GothicNeo" w:hAnsi="Optima" w:cs="CMU Sans Serif Medium"/>
-          <w:sz w:val="22"/>
-          <w:szCs w:val="22"/>
-        </w:rPr>
-        <w:t>,</w:t>
+          <w:sz w:val="22"/>
+          <w:szCs w:val="22"/>
+          <w:lang w:val="en-IN"/>
+        </w:rPr>
+        <w:t>Materials</w:t>
       </w:r>
       <w:r>
         <w:rPr>
@@ -3355,39 +3375,7 @@
           <w:sz w:val="22"/>
           <w:szCs w:val="22"/>
         </w:rPr>
-        <w:t xml:space="preserve">R. </w:t>
-      </w:r>
-      <w:r>
-        <w:rPr>
-          <w:rFonts w:ascii="Optima" w:eastAsia="Microsoft GothicNeo" w:hAnsi="Optima" w:cs="CMU Sans Serif Medium"/>
-          <w:sz w:val="22"/>
-          <w:szCs w:val="22"/>
-        </w:rPr>
-        <w:t xml:space="preserve">Rajesh, </w:t>
-      </w:r>
-      <w:r>
-        <w:rPr>
-          <w:rFonts w:ascii="Optima" w:eastAsia="Microsoft GothicNeo" w:hAnsi="Optima" w:cs="CMU Sans Serif Medium"/>
-          <w:sz w:val="22"/>
-          <w:szCs w:val="22"/>
-        </w:rPr>
-        <w:t>N.</w:t>
-      </w:r>
-      <w:r>
-        <w:rPr>
-          <w:rFonts w:ascii="Optima" w:eastAsia="Microsoft GothicNeo" w:hAnsi="Optima" w:cs="CMU Sans Serif Medium"/>
-          <w:sz w:val="22"/>
-          <w:szCs w:val="22"/>
-        </w:rPr>
-        <w:t xml:space="preserve"> Siddharth,</w:t>
-      </w:r>
-      <w:r>
-        <w:rPr>
-          <w:rFonts w:ascii="Optima" w:eastAsia="Microsoft GothicNeo" w:hAnsi="Optima" w:cs="CMU Sans Serif Medium"/>
-          <w:sz w:val="22"/>
-          <w:szCs w:val="22"/>
-        </w:rPr>
-        <w:t xml:space="preserve"> and</w:t>
+        <w:t>29</w:t>
       </w:r>
       <w:r>
         <w:rPr>
@@ -3403,7 +3391,23 @@
           <w:sz w:val="22"/>
           <w:szCs w:val="22"/>
         </w:rPr>
-        <w:t>O.</w:t>
+        <w:t>(24)</w:t>
+      </w:r>
+      <w:r>
+        <w:rPr>
+          <w:rFonts w:ascii="Optima" w:eastAsia="Microsoft GothicNeo" w:hAnsi="Optima" w:cs="CMU Sans Serif Medium"/>
+          <w:sz w:val="22"/>
+          <w:szCs w:val="22"/>
+        </w:rPr>
+        <w:t xml:space="preserve">, </w:t>
+      </w:r>
+      <w:r>
+        <w:rPr>
+          <w:rFonts w:ascii="Optima" w:eastAsia="Microsoft GothicNeo" w:hAnsi="Optima" w:cs="CMU Sans Serif Medium"/>
+          <w:sz w:val="22"/>
+          <w:szCs w:val="22"/>
+        </w:rPr>
+        <w:t>1809112</w:t>
       </w:r>
       <w:r>
         <w:rPr>
@@ -3413,23 +3417,47 @@
         </w:rPr>
         <w:t xml:space="preserve"> </w:t>
       </w:r>
-      <w:proofErr w:type="spellStart"/>
-      <w:r>
-        <w:rPr>
-          <w:rFonts w:ascii="Optima" w:eastAsia="Microsoft GothicNeo" w:hAnsi="Optima" w:cs="CMU Sans Serif Medium"/>
-          <w:sz w:val="22"/>
-          <w:szCs w:val="22"/>
-        </w:rPr>
-        <w:t>Zaboronski</w:t>
-      </w:r>
-      <w:proofErr w:type="spellEnd"/>
-      <w:r>
-        <w:rPr>
-          <w:rFonts w:ascii="Optima" w:eastAsia="Microsoft GothicNeo" w:hAnsi="Optima" w:cs="CMU Sans Serif Medium"/>
-          <w:sz w:val="22"/>
-          <w:szCs w:val="22"/>
-        </w:rPr>
-        <w:t>;</w:t>
+      <w:r>
+        <w:rPr>
+          <w:rFonts w:ascii="Optima" w:eastAsia="Microsoft GothicNeo" w:hAnsi="Optima" w:cs="CMU Sans Serif Medium"/>
+          <w:sz w:val="22"/>
+          <w:szCs w:val="22"/>
+        </w:rPr>
+        <w:t>(</w:t>
+      </w:r>
+      <w:r>
+        <w:rPr>
+          <w:rFonts w:ascii="Optima" w:eastAsia="Microsoft GothicNeo" w:hAnsi="Optima" w:cs="CMU Sans Serif Medium"/>
+          <w:sz w:val="22"/>
+          <w:szCs w:val="22"/>
+        </w:rPr>
+        <w:t>2019</w:t>
+      </w:r>
+      <w:r>
+        <w:rPr>
+          <w:rFonts w:ascii="Optima" w:eastAsia="Microsoft GothicNeo" w:hAnsi="Optima" w:cs="CMU Sans Serif Medium"/>
+          <w:sz w:val="22"/>
+          <w:szCs w:val="22"/>
+        </w:rPr>
+        <w:t xml:space="preserve">) </w:t>
+      </w:r>
+      <w:r>
+        <w:rPr>
+          <w:rFonts w:ascii="Optima" w:eastAsia="Microsoft GothicNeo" w:hAnsi="Optima" w:cs="CMU Sans Serif Medium"/>
+          <w:sz w:val="22"/>
+          <w:szCs w:val="22"/>
+        </w:rPr>
+        <w:t>(</w:t>
+      </w:r>
+      <w:r>
+        <w:rPr>
+          <w:rFonts w:ascii="Optima" w:eastAsia="Microsoft GothicNeo" w:hAnsi="Optima" w:cs="CMU Sans Serif Medium"/>
+          <w:b/>
+          <w:bCs/>
+          <w:sz w:val="22"/>
+          <w:szCs w:val="22"/>
+        </w:rPr>
+        <w:t>Featured</w:t>
       </w:r>
       <w:r>
         <w:rPr>
@@ -3445,217 +3473,33 @@
           <w:sz w:val="22"/>
           <w:szCs w:val="22"/>
         </w:rPr>
-        <w:t>Stationary mass distribution and nonlocality in models of coalescence and shattering</w:t>
-      </w:r>
-      <w:r>
-        <w:rPr>
-          <w:rFonts w:ascii="Optima" w:eastAsia="Microsoft GothicNeo" w:hAnsi="Optima" w:cs="CMU Sans Serif Medium"/>
-          <w:sz w:val="22"/>
-          <w:szCs w:val="22"/>
-        </w:rPr>
-        <w:t>;</w:t>
-      </w:r>
-      <w:r>
-        <w:rPr>
-          <w:rFonts w:ascii="Optima" w:eastAsia="Microsoft GothicNeo" w:hAnsi="Optima" w:cs="CMU Sans Serif Medium"/>
-          <w:sz w:val="22"/>
-          <w:szCs w:val="22"/>
-        </w:rPr>
-        <w:t xml:space="preserve"> </w:t>
-      </w:r>
-      <w:r>
-        <w:rPr>
-          <w:rFonts w:ascii="Optima" w:eastAsia="Microsoft GothicNeo" w:hAnsi="Optima" w:cs="CMU Sans Serif Medium"/>
-          <w:sz w:val="22"/>
-          <w:szCs w:val="22"/>
-        </w:rPr>
-        <w:t>Phys</w:t>
-      </w:r>
-      <w:r>
-        <w:rPr>
-          <w:rFonts w:ascii="Optima" w:eastAsia="Microsoft GothicNeo" w:hAnsi="Optima" w:cs="CMU Sans Serif Medium"/>
-          <w:sz w:val="22"/>
-          <w:szCs w:val="22"/>
-        </w:rPr>
-        <w:t>ical</w:t>
-      </w:r>
-      <w:r>
-        <w:rPr>
-          <w:rFonts w:ascii="Optima" w:eastAsia="Microsoft GothicNeo" w:hAnsi="Optima" w:cs="CMU Sans Serif Medium"/>
-          <w:sz w:val="22"/>
-          <w:szCs w:val="22"/>
-        </w:rPr>
-        <w:t xml:space="preserve"> Rev</w:t>
-      </w:r>
-      <w:r>
-        <w:rPr>
-          <w:rFonts w:ascii="Optima" w:eastAsia="Microsoft GothicNeo" w:hAnsi="Optima" w:cs="CMU Sans Serif Medium"/>
-          <w:sz w:val="22"/>
-          <w:szCs w:val="22"/>
-        </w:rPr>
-        <w:t>iew</w:t>
-      </w:r>
-      <w:r>
-        <w:rPr>
-          <w:rFonts w:ascii="Optima" w:eastAsia="Microsoft GothicNeo" w:hAnsi="Optima" w:cs="CMU Sans Serif Medium"/>
-          <w:sz w:val="22"/>
-          <w:szCs w:val="22"/>
-        </w:rPr>
-        <w:t xml:space="preserve"> E</w:t>
-      </w:r>
-      <w:r>
-        <w:rPr>
-          <w:rFonts w:ascii="Optima" w:eastAsia="Microsoft GothicNeo" w:hAnsi="Optima" w:cs="CMU Sans Serif Medium"/>
-          <w:sz w:val="22"/>
-          <w:szCs w:val="22"/>
-        </w:rPr>
-        <w:t xml:space="preserve"> </w:t>
-      </w:r>
-      <w:r>
-        <w:rPr>
-          <w:rFonts w:ascii="Optima" w:eastAsia="Microsoft GothicNeo" w:hAnsi="Optima" w:cs="CMU Sans Serif Medium"/>
-          <w:sz w:val="22"/>
-          <w:szCs w:val="22"/>
-        </w:rPr>
-        <w:t>97</w:t>
-      </w:r>
-      <w:r>
-        <w:rPr>
-          <w:rFonts w:ascii="Optima" w:eastAsia="Microsoft GothicNeo" w:hAnsi="Optima" w:cs="CMU Sans Serif Medium"/>
-          <w:sz w:val="22"/>
-          <w:szCs w:val="22"/>
-        </w:rPr>
-        <w:t xml:space="preserve"> </w:t>
-      </w:r>
-      <w:r>
-        <w:rPr>
-          <w:rFonts w:ascii="Optima" w:eastAsia="Microsoft GothicNeo" w:hAnsi="Optima" w:cs="CMU Sans Serif Medium"/>
-          <w:sz w:val="22"/>
-          <w:szCs w:val="22"/>
-        </w:rPr>
-        <w:t>(2)</w:t>
-      </w:r>
-      <w:r>
-        <w:rPr>
-          <w:rFonts w:ascii="Optima" w:eastAsia="Microsoft GothicNeo" w:hAnsi="Optima" w:cs="CMU Sans Serif Medium"/>
-          <w:sz w:val="22"/>
-          <w:szCs w:val="22"/>
-        </w:rPr>
-        <w:t xml:space="preserve">, </w:t>
-      </w:r>
-      <w:r>
-        <w:rPr>
-          <w:rFonts w:ascii="Optima" w:eastAsia="Microsoft GothicNeo" w:hAnsi="Optima" w:cs="CMU Sans Serif Medium"/>
-          <w:sz w:val="22"/>
-          <w:szCs w:val="22"/>
-        </w:rPr>
-        <w:t>022137</w:t>
-      </w:r>
-      <w:r>
-        <w:rPr>
-          <w:rFonts w:ascii="Optima" w:eastAsia="Microsoft GothicNeo" w:hAnsi="Optima" w:cs="CMU Sans Serif Medium"/>
-          <w:sz w:val="22"/>
-          <w:szCs w:val="22"/>
-        </w:rPr>
-        <w:t xml:space="preserve"> (</w:t>
-      </w:r>
-      <w:r>
-        <w:rPr>
-          <w:rFonts w:ascii="Optima" w:eastAsia="Microsoft GothicNeo" w:hAnsi="Optima" w:cs="CMU Sans Serif Medium"/>
-          <w:sz w:val="22"/>
-          <w:szCs w:val="22"/>
-        </w:rPr>
-        <w:t>2018</w:t>
-      </w:r>
-      <w:r>
-        <w:rPr>
-          <w:rFonts w:ascii="Optima" w:eastAsia="Microsoft GothicNeo" w:hAnsi="Optima" w:cs="CMU Sans Serif Medium"/>
-          <w:sz w:val="22"/>
-          <w:szCs w:val="22"/>
-        </w:rPr>
-        <w:t xml:space="preserve">) </w:t>
-      </w:r>
-      <w:r>
-        <w:rPr>
-          <w:rFonts w:ascii="Optima" w:eastAsia="Microsoft GothicNeo" w:hAnsi="Optima" w:cs="CMU Sans Serif Medium"/>
-          <w:sz w:val="22"/>
-          <w:szCs w:val="22"/>
-        </w:rPr>
-        <w:t>(</w:t>
-      </w:r>
-      <w:r>
-        <w:rPr>
-          <w:rFonts w:ascii="Optima" w:eastAsia="Microsoft GothicNeo" w:hAnsi="Optima" w:cs="CMU Sans Serif Medium"/>
-          <w:b/>
-          <w:bCs/>
-          <w:sz w:val="22"/>
-          <w:szCs w:val="22"/>
-        </w:rPr>
-        <w:t>Note</w:t>
-      </w:r>
-      <w:r>
-        <w:rPr>
-          <w:rFonts w:ascii="Optima" w:eastAsia="Microsoft GothicNeo" w:hAnsi="Optima" w:cs="CMU Sans Serif Medium"/>
-          <w:sz w:val="22"/>
-          <w:szCs w:val="22"/>
-        </w:rPr>
-        <w:t xml:space="preserve">: </w:t>
-      </w:r>
-      <w:r>
-        <w:rPr>
-          <w:rFonts w:ascii="Optima" w:eastAsia="Microsoft GothicNeo" w:hAnsi="Optima" w:cs="CMU Sans Serif Medium"/>
-          <w:sz w:val="22"/>
-          <w:szCs w:val="22"/>
-        </w:rPr>
-        <w:t>The a</w:t>
-      </w:r>
-      <w:r>
-        <w:rPr>
-          <w:rFonts w:ascii="Optima" w:eastAsia="Microsoft GothicNeo" w:hAnsi="Optima" w:cs="CMU Sans Serif Medium"/>
-          <w:sz w:val="22"/>
-          <w:szCs w:val="22"/>
-        </w:rPr>
-        <w:t xml:space="preserve">uthor list </w:t>
-      </w:r>
-      <w:r>
-        <w:rPr>
-          <w:rFonts w:ascii="Optima" w:eastAsia="Microsoft GothicNeo" w:hAnsi="Optima" w:cs="CMU Sans Serif Medium"/>
-          <w:sz w:val="22"/>
-          <w:szCs w:val="22"/>
-        </w:rPr>
-        <w:t>is</w:t>
-      </w:r>
-      <w:r>
-        <w:rPr>
-          <w:rFonts w:ascii="Optima" w:eastAsia="Microsoft GothicNeo" w:hAnsi="Optima" w:cs="CMU Sans Serif Medium"/>
-          <w:sz w:val="22"/>
-          <w:szCs w:val="22"/>
-        </w:rPr>
-        <w:t xml:space="preserve"> </w:t>
-      </w:r>
-      <w:r>
-        <w:rPr>
-          <w:rFonts w:ascii="Optima" w:eastAsia="Microsoft GothicNeo" w:hAnsi="Optima" w:cs="CMU Sans Serif Medium"/>
-          <w:sz w:val="22"/>
-          <w:szCs w:val="22"/>
-        </w:rPr>
-        <w:t xml:space="preserve">alphabetically </w:t>
-      </w:r>
-      <w:r>
-        <w:rPr>
-          <w:rFonts w:ascii="Optima" w:eastAsia="Microsoft GothicNeo" w:hAnsi="Optima" w:cs="CMU Sans Serif Medium"/>
-          <w:sz w:val="22"/>
-          <w:szCs w:val="22"/>
-        </w:rPr>
-        <w:t>arranged</w:t>
-      </w:r>
-      <w:r>
-        <w:rPr>
-          <w:rFonts w:ascii="Optima" w:eastAsia="Microsoft GothicNeo" w:hAnsi="Optima" w:cs="CMU Sans Serif Medium"/>
-          <w:sz w:val="22"/>
-          <w:szCs w:val="22"/>
-        </w:rPr>
-        <w:t>.</w:t>
+        <w:t>as</w:t>
+      </w:r>
+      <w:r>
+        <w:rPr>
+          <w:rFonts w:ascii="Optima" w:eastAsia="Microsoft GothicNeo" w:hAnsi="Optima" w:cs="CMU Sans Serif Medium"/>
+          <w:sz w:val="22"/>
+          <w:szCs w:val="22"/>
+        </w:rPr>
+        <w:t xml:space="preserve"> the </w:t>
+      </w:r>
+      <w:r>
+        <w:rPr>
+          <w:rFonts w:ascii="Optima" w:eastAsia="Microsoft GothicNeo" w:hAnsi="Optima" w:cs="CMU Sans Serif Medium"/>
+          <w:i/>
+          <w:iCs/>
+          <w:sz w:val="22"/>
+          <w:szCs w:val="22"/>
+        </w:rPr>
+        <w:t>Highlighted research of 2019</w:t>
+      </w:r>
+      <w:r>
+        <w:rPr>
+          <w:rFonts w:ascii="Optima" w:eastAsia="Microsoft GothicNeo" w:hAnsi="Optima" w:cs="CMU Sans Serif Medium"/>
+          <w:sz w:val="22"/>
+          <w:szCs w:val="22"/>
+        </w:rPr>
+        <w:t xml:space="preserve"> from the Max Planck Society</w:t>
       </w:r>
       <w:r>
         <w:rPr>
@@ -3734,23 +3578,7 @@
           <w:sz w:val="22"/>
           <w:szCs w:val="22"/>
         </w:rPr>
-        <w:t>, R.</w:t>
-      </w:r>
-      <w:r>
-        <w:rPr>
-          <w:rFonts w:ascii="Optima" w:eastAsia="Microsoft GothicNeo" w:hAnsi="Optima" w:cs="CMU Sans Serif Medium"/>
-          <w:sz w:val="22"/>
-          <w:szCs w:val="22"/>
-        </w:rPr>
-        <w:t xml:space="preserve"> Rajesh,</w:t>
-      </w:r>
-      <w:r>
-        <w:rPr>
-          <w:rFonts w:ascii="Optima" w:eastAsia="Microsoft GothicNeo" w:hAnsi="Optima" w:cs="CMU Sans Serif Medium"/>
-          <w:sz w:val="22"/>
-          <w:szCs w:val="22"/>
-        </w:rPr>
-        <w:t xml:space="preserve"> and O.</w:t>
+        <w:t>,</w:t>
       </w:r>
       <w:r>
         <w:rPr>
@@ -3760,6 +3588,70 @@
         </w:rPr>
         <w:t xml:space="preserve"> </w:t>
       </w:r>
+      <w:r>
+        <w:rPr>
+          <w:rFonts w:ascii="Optima" w:eastAsia="Microsoft GothicNeo" w:hAnsi="Optima" w:cs="CMU Sans Serif Medium"/>
+          <w:sz w:val="22"/>
+          <w:szCs w:val="22"/>
+        </w:rPr>
+        <w:t xml:space="preserve">R. </w:t>
+      </w:r>
+      <w:r>
+        <w:rPr>
+          <w:rFonts w:ascii="Optima" w:eastAsia="Microsoft GothicNeo" w:hAnsi="Optima" w:cs="CMU Sans Serif Medium"/>
+          <w:sz w:val="22"/>
+          <w:szCs w:val="22"/>
+        </w:rPr>
+        <w:t xml:space="preserve">Rajesh, </w:t>
+      </w:r>
+      <w:r>
+        <w:rPr>
+          <w:rFonts w:ascii="Optima" w:eastAsia="Microsoft GothicNeo" w:hAnsi="Optima" w:cs="CMU Sans Serif Medium"/>
+          <w:sz w:val="22"/>
+          <w:szCs w:val="22"/>
+        </w:rPr>
+        <w:t>N.</w:t>
+      </w:r>
+      <w:r>
+        <w:rPr>
+          <w:rFonts w:ascii="Optima" w:eastAsia="Microsoft GothicNeo" w:hAnsi="Optima" w:cs="CMU Sans Serif Medium"/>
+          <w:sz w:val="22"/>
+          <w:szCs w:val="22"/>
+        </w:rPr>
+        <w:t xml:space="preserve"> Siddharth,</w:t>
+      </w:r>
+      <w:r>
+        <w:rPr>
+          <w:rFonts w:ascii="Optima" w:eastAsia="Microsoft GothicNeo" w:hAnsi="Optima" w:cs="CMU Sans Serif Medium"/>
+          <w:sz w:val="22"/>
+          <w:szCs w:val="22"/>
+        </w:rPr>
+        <w:t xml:space="preserve"> and</w:t>
+      </w:r>
+      <w:r>
+        <w:rPr>
+          <w:rFonts w:ascii="Optima" w:eastAsia="Microsoft GothicNeo" w:hAnsi="Optima" w:cs="CMU Sans Serif Medium"/>
+          <w:sz w:val="22"/>
+          <w:szCs w:val="22"/>
+        </w:rPr>
+        <w:t xml:space="preserve"> </w:t>
+      </w:r>
+      <w:r>
+        <w:rPr>
+          <w:rFonts w:ascii="Optima" w:eastAsia="Microsoft GothicNeo" w:hAnsi="Optima" w:cs="CMU Sans Serif Medium"/>
+          <w:sz w:val="22"/>
+          <w:szCs w:val="22"/>
+        </w:rPr>
+        <w:t>O.</w:t>
+      </w:r>
+      <w:r>
+        <w:rPr>
+          <w:rFonts w:ascii="Optima" w:eastAsia="Microsoft GothicNeo" w:hAnsi="Optima" w:cs="CMU Sans Serif Medium"/>
+          <w:sz w:val="22"/>
+          <w:szCs w:val="22"/>
+        </w:rPr>
+        <w:t xml:space="preserve"> </w:t>
+      </w:r>
       <w:proofErr w:type="spellStart"/>
       <w:r>
         <w:rPr>
@@ -3792,7 +3684,7 @@
           <w:sz w:val="22"/>
           <w:szCs w:val="22"/>
         </w:rPr>
-        <w:t>Universality properties of steady driven coagulation with collisional evaporation</w:t>
+        <w:t>Stationary mass distribution and nonlocality in models of coalescence and shattering</w:t>
       </w:r>
       <w:r>
         <w:rPr>
@@ -3810,47 +3702,45 @@
         </w:rPr>
         <w:t xml:space="preserve"> </w:t>
       </w:r>
-      <w:proofErr w:type="spellStart"/>
-      <w:r>
-        <w:rPr>
-          <w:rFonts w:ascii="Optima" w:eastAsia="Microsoft GothicNeo" w:hAnsi="Optima" w:cs="CMU Sans Serif Medium"/>
-          <w:sz w:val="22"/>
-          <w:szCs w:val="22"/>
-        </w:rPr>
-        <w:t>Europhys</w:t>
-      </w:r>
-      <w:r>
-        <w:rPr>
-          <w:rFonts w:ascii="Optima" w:eastAsia="Microsoft GothicNeo" w:hAnsi="Optima" w:cs="CMU Sans Serif Medium"/>
-          <w:sz w:val="22"/>
-          <w:szCs w:val="22"/>
-        </w:rPr>
-        <w:t>ics</w:t>
-      </w:r>
-      <w:proofErr w:type="spellEnd"/>
-      <w:r>
-        <w:rPr>
-          <w:rFonts w:ascii="Optima" w:eastAsia="Microsoft GothicNeo" w:hAnsi="Optima" w:cs="CMU Sans Serif Medium"/>
-          <w:sz w:val="22"/>
-          <w:szCs w:val="22"/>
-        </w:rPr>
-        <w:t xml:space="preserve"> Lett</w:t>
-      </w:r>
-      <w:r>
-        <w:rPr>
-          <w:rFonts w:ascii="Optima" w:eastAsia="Microsoft GothicNeo" w:hAnsi="Optima" w:cs="CMU Sans Serif Medium"/>
-          <w:sz w:val="22"/>
-          <w:szCs w:val="22"/>
-        </w:rPr>
-        <w:t>ers</w:t>
-      </w:r>
-      <w:r>
-        <w:rPr>
-          <w:rFonts w:ascii="Optima" w:eastAsia="Microsoft GothicNeo" w:hAnsi="Optima" w:cs="CMU Sans Serif Medium"/>
-          <w:sz w:val="22"/>
-          <w:szCs w:val="22"/>
-        </w:rPr>
-        <w:t xml:space="preserve"> 117</w:t>
+      <w:r>
+        <w:rPr>
+          <w:rFonts w:ascii="Optima" w:eastAsia="Microsoft GothicNeo" w:hAnsi="Optima" w:cs="CMU Sans Serif Medium"/>
+          <w:sz w:val="22"/>
+          <w:szCs w:val="22"/>
+        </w:rPr>
+        <w:t>Phys</w:t>
+      </w:r>
+      <w:r>
+        <w:rPr>
+          <w:rFonts w:ascii="Optima" w:eastAsia="Microsoft GothicNeo" w:hAnsi="Optima" w:cs="CMU Sans Serif Medium"/>
+          <w:sz w:val="22"/>
+          <w:szCs w:val="22"/>
+        </w:rPr>
+        <w:t>ical</w:t>
+      </w:r>
+      <w:r>
+        <w:rPr>
+          <w:rFonts w:ascii="Optima" w:eastAsia="Microsoft GothicNeo" w:hAnsi="Optima" w:cs="CMU Sans Serif Medium"/>
+          <w:sz w:val="22"/>
+          <w:szCs w:val="22"/>
+        </w:rPr>
+        <w:t xml:space="preserve"> Rev</w:t>
+      </w:r>
+      <w:r>
+        <w:rPr>
+          <w:rFonts w:ascii="Optima" w:eastAsia="Microsoft GothicNeo" w:hAnsi="Optima" w:cs="CMU Sans Serif Medium"/>
+          <w:sz w:val="22"/>
+          <w:szCs w:val="22"/>
+        </w:rPr>
+        <w:t>iew</w:t>
+      </w:r>
+      <w:r>
+        <w:rPr>
+          <w:rFonts w:ascii="Optima" w:eastAsia="Microsoft GothicNeo" w:hAnsi="Optima" w:cs="CMU Sans Serif Medium"/>
+          <w:sz w:val="22"/>
+          <w:szCs w:val="22"/>
+        </w:rPr>
+        <w:t xml:space="preserve"> E</w:t>
       </w:r>
       <w:r>
         <w:rPr>
@@ -3866,7 +3756,23 @@
           <w:sz w:val="22"/>
           <w:szCs w:val="22"/>
         </w:rPr>
-        <w:t>(1)</w:t>
+        <w:t>97</w:t>
+      </w:r>
+      <w:r>
+        <w:rPr>
+          <w:rFonts w:ascii="Optima" w:eastAsia="Microsoft GothicNeo" w:hAnsi="Optima" w:cs="CMU Sans Serif Medium"/>
+          <w:sz w:val="22"/>
+          <w:szCs w:val="22"/>
+        </w:rPr>
+        <w:t xml:space="preserve"> </w:t>
+      </w:r>
+      <w:r>
+        <w:rPr>
+          <w:rFonts w:ascii="Optima" w:eastAsia="Microsoft GothicNeo" w:hAnsi="Optima" w:cs="CMU Sans Serif Medium"/>
+          <w:sz w:val="22"/>
+          <w:szCs w:val="22"/>
+        </w:rPr>
+        <w:t>(2)</w:t>
       </w:r>
       <w:r>
         <w:rPr>
@@ -3882,7 +3788,7 @@
           <w:sz w:val="22"/>
           <w:szCs w:val="22"/>
         </w:rPr>
-        <w:t>10002</w:t>
+        <w:t>022137</w:t>
       </w:r>
       <w:r>
         <w:rPr>
@@ -3898,15 +3804,65 @@
           <w:sz w:val="22"/>
           <w:szCs w:val="22"/>
         </w:rPr>
-        <w:t>2017</w:t>
-      </w:r>
-      <w:r>
-        <w:rPr>
-          <w:rFonts w:ascii="Optima" w:eastAsia="Microsoft GothicNeo" w:hAnsi="Optima" w:cs="CMU Sans Serif Medium"/>
-          <w:sz w:val="22"/>
-          <w:szCs w:val="22"/>
-        </w:rPr>
-        <w:t>)</w:t>
+        <w:t>2018</w:t>
+      </w:r>
+      <w:r>
+        <w:rPr>
+          <w:rFonts w:ascii="Optima" w:eastAsia="Microsoft GothicNeo" w:hAnsi="Optima" w:cs="CMU Sans Serif Medium"/>
+          <w:sz w:val="22"/>
+          <w:szCs w:val="22"/>
+        </w:rPr>
+        <w:t xml:space="preserve">) </w:t>
+      </w:r>
+      <w:r>
+        <w:rPr>
+          <w:rFonts w:ascii="Optima" w:eastAsia="Microsoft GothicNeo" w:hAnsi="Optima" w:cs="CMU Sans Serif Medium"/>
+          <w:sz w:val="22"/>
+          <w:szCs w:val="22"/>
+        </w:rPr>
+        <w:t>(</w:t>
+      </w:r>
+      <w:r>
+        <w:rPr>
+          <w:rFonts w:ascii="Optima" w:eastAsia="Microsoft GothicNeo" w:hAnsi="Optima" w:cs="CMU Sans Serif Medium"/>
+          <w:b/>
+          <w:bCs/>
+          <w:sz w:val="22"/>
+          <w:szCs w:val="22"/>
+        </w:rPr>
+        <w:t>Note</w:t>
+      </w:r>
+      <w:r>
+        <w:rPr>
+          <w:rFonts w:ascii="Optima" w:eastAsia="Microsoft GothicNeo" w:hAnsi="Optima" w:cs="CMU Sans Serif Medium"/>
+          <w:sz w:val="22"/>
+          <w:szCs w:val="22"/>
+        </w:rPr>
+        <w:t xml:space="preserve">: </w:t>
+      </w:r>
+      <w:r>
+        <w:rPr>
+          <w:rFonts w:ascii="Optima" w:eastAsia="Microsoft GothicNeo" w:hAnsi="Optima" w:cs="CMU Sans Serif Medium"/>
+          <w:sz w:val="22"/>
+          <w:szCs w:val="22"/>
+        </w:rPr>
+        <w:t>The a</w:t>
+      </w:r>
+      <w:r>
+        <w:rPr>
+          <w:rFonts w:ascii="Optima" w:eastAsia="Microsoft GothicNeo" w:hAnsi="Optima" w:cs="CMU Sans Serif Medium"/>
+          <w:sz w:val="22"/>
+          <w:szCs w:val="22"/>
+        </w:rPr>
+        <w:t xml:space="preserve">uthor list </w:t>
+      </w:r>
+      <w:r>
+        <w:rPr>
+          <w:rFonts w:ascii="Optima" w:eastAsia="Microsoft GothicNeo" w:hAnsi="Optima" w:cs="CMU Sans Serif Medium"/>
+          <w:sz w:val="22"/>
+          <w:szCs w:val="22"/>
+        </w:rPr>
+        <w:t>is</w:t>
       </w:r>
       <w:r>
         <w:rPr>
@@ -3922,57 +3878,15 @@
           <w:sz w:val="22"/>
           <w:szCs w:val="22"/>
         </w:rPr>
-        <w:t>(</w:t>
-      </w:r>
-      <w:r>
-        <w:rPr>
-          <w:rFonts w:ascii="Optima" w:eastAsia="Microsoft GothicNeo" w:hAnsi="Optima" w:cs="CMU Sans Serif Medium"/>
-          <w:b/>
-          <w:bCs/>
-          <w:sz w:val="22"/>
-          <w:szCs w:val="22"/>
-        </w:rPr>
-        <w:t>Note</w:t>
-      </w:r>
-      <w:r>
-        <w:rPr>
-          <w:rFonts w:ascii="Optima" w:eastAsia="Microsoft GothicNeo" w:hAnsi="Optima" w:cs="CMU Sans Serif Medium"/>
-          <w:sz w:val="22"/>
-          <w:szCs w:val="22"/>
-        </w:rPr>
-        <w:t xml:space="preserve">: </w:t>
-      </w:r>
-      <w:r>
-        <w:rPr>
-          <w:rFonts w:ascii="Optima" w:eastAsia="Microsoft GothicNeo" w:hAnsi="Optima" w:cs="CMU Sans Serif Medium"/>
-          <w:sz w:val="22"/>
-          <w:szCs w:val="22"/>
-        </w:rPr>
-        <w:t>The a</w:t>
-      </w:r>
-      <w:r>
-        <w:rPr>
-          <w:rFonts w:ascii="Optima" w:eastAsia="Microsoft GothicNeo" w:hAnsi="Optima" w:cs="CMU Sans Serif Medium"/>
-          <w:sz w:val="22"/>
-          <w:szCs w:val="22"/>
-        </w:rPr>
-        <w:t xml:space="preserve">uthor list </w:t>
-      </w:r>
-      <w:r>
-        <w:rPr>
-          <w:rFonts w:ascii="Optima" w:eastAsia="Microsoft GothicNeo" w:hAnsi="Optima" w:cs="CMU Sans Serif Medium"/>
-          <w:sz w:val="22"/>
-          <w:szCs w:val="22"/>
-        </w:rPr>
-        <w:t>is</w:t>
-      </w:r>
-      <w:r>
-        <w:rPr>
-          <w:rFonts w:ascii="Optima" w:eastAsia="Microsoft GothicNeo" w:hAnsi="Optima" w:cs="CMU Sans Serif Medium"/>
-          <w:sz w:val="22"/>
-          <w:szCs w:val="22"/>
-        </w:rPr>
-        <w:t xml:space="preserve"> alphabetically arranged</w:t>
+        <w:t xml:space="preserve">alphabetically </w:t>
+      </w:r>
+      <w:r>
+        <w:rPr>
+          <w:rFonts w:ascii="Optima" w:eastAsia="Microsoft GothicNeo" w:hAnsi="Optima" w:cs="CMU Sans Serif Medium"/>
+          <w:sz w:val="22"/>
+          <w:szCs w:val="22"/>
+        </w:rPr>
+        <w:t>arranged</w:t>
       </w:r>
       <w:r>
         <w:rPr>
@@ -4010,12 +3924,38 @@
       <w:r>
         <w:rPr>
           <w:rFonts w:ascii="Optima" w:eastAsia="Microsoft GothicNeo" w:hAnsi="Optima" w:cs="CMU Sans Serif Medium"/>
-          <w:b/>
-          <w:bCs/>
-          <w:sz w:val="22"/>
-          <w:szCs w:val="22"/>
-        </w:rPr>
-        <w:t xml:space="preserve">A. </w:t>
+          <w:sz w:val="22"/>
+          <w:szCs w:val="22"/>
+        </w:rPr>
+        <w:t xml:space="preserve">C. </w:t>
+      </w:r>
+      <w:r>
+        <w:rPr>
+          <w:rFonts w:ascii="Optima" w:eastAsia="Microsoft GothicNeo" w:hAnsi="Optima" w:cs="CMU Sans Serif Medium"/>
+          <w:sz w:val="22"/>
+          <w:szCs w:val="22"/>
+        </w:rPr>
+        <w:t xml:space="preserve">Connaughton, </w:t>
+      </w:r>
+      <w:r>
+        <w:rPr>
+          <w:rFonts w:ascii="Optima" w:eastAsia="Microsoft GothicNeo" w:hAnsi="Optima" w:cs="CMU Sans Serif Medium"/>
+          <w:b/>
+          <w:bCs/>
+          <w:sz w:val="22"/>
+          <w:szCs w:val="22"/>
+        </w:rPr>
+        <w:t>A.</w:t>
+      </w:r>
+      <w:r>
+        <w:rPr>
+          <w:rFonts w:ascii="Optima" w:eastAsia="Microsoft GothicNeo" w:hAnsi="Optima" w:cs="CMU Sans Serif Medium"/>
+          <w:b/>
+          <w:bCs/>
+          <w:sz w:val="22"/>
+          <w:szCs w:val="22"/>
+        </w:rPr>
+        <w:t xml:space="preserve"> </w:t>
       </w:r>
       <w:r>
         <w:rPr>
@@ -4033,7 +3973,23 @@
           <w:sz w:val="22"/>
           <w:szCs w:val="22"/>
         </w:rPr>
-        <w:t xml:space="preserve"> and S. K.</w:t>
+        <w:t>, R.</w:t>
+      </w:r>
+      <w:r>
+        <w:rPr>
+          <w:rFonts w:ascii="Optima" w:eastAsia="Microsoft GothicNeo" w:hAnsi="Optima" w:cs="CMU Sans Serif Medium"/>
+          <w:sz w:val="22"/>
+          <w:szCs w:val="22"/>
+        </w:rPr>
+        <w:t xml:space="preserve"> Rajesh,</w:t>
+      </w:r>
+      <w:r>
+        <w:rPr>
+          <w:rFonts w:ascii="Optima" w:eastAsia="Microsoft GothicNeo" w:hAnsi="Optima" w:cs="CMU Sans Serif Medium"/>
+          <w:sz w:val="22"/>
+          <w:szCs w:val="22"/>
+        </w:rPr>
+        <w:t xml:space="preserve"> and O.</w:t>
       </w:r>
       <w:r>
         <w:rPr>
@@ -4050,7 +4006,7 @@
           <w:sz w:val="22"/>
           <w:szCs w:val="22"/>
         </w:rPr>
-        <w:t>Modak</w:t>
+        <w:t>Zaboronski</w:t>
       </w:r>
       <w:proofErr w:type="spellEnd"/>
       <w:r>
@@ -4075,47 +4031,32 @@
           <w:sz w:val="22"/>
           <w:szCs w:val="22"/>
         </w:rPr>
-        <w:t>Holographic entanglement entropy in imbalanced superconductors</w:t>
-      </w:r>
-      <w:r>
-        <w:rPr>
-          <w:rFonts w:ascii="Optima" w:eastAsia="Microsoft GothicNeo" w:hAnsi="Optima" w:cs="CMU Sans Serif Medium"/>
-          <w:sz w:val="22"/>
-          <w:szCs w:val="22"/>
-        </w:rPr>
-        <w:t xml:space="preserve">; </w:t>
-      </w:r>
-      <w:r>
-        <w:rPr>
-          <w:rFonts w:ascii="Optima" w:eastAsia="Microsoft GothicNeo" w:hAnsi="Optima" w:cs="CMU Sans Serif Medium"/>
-          <w:sz w:val="22"/>
-          <w:szCs w:val="22"/>
-        </w:rPr>
-        <w:t>J</w:t>
-      </w:r>
-      <w:r>
-        <w:rPr>
-          <w:rFonts w:ascii="Optima" w:eastAsia="Microsoft GothicNeo" w:hAnsi="Optima" w:cs="CMU Sans Serif Medium"/>
-          <w:sz w:val="22"/>
-          <w:szCs w:val="22"/>
-        </w:rPr>
-        <w:t>ournal of</w:t>
-      </w:r>
-      <w:r>
-        <w:rPr>
-          <w:rFonts w:ascii="Optima" w:eastAsia="Microsoft GothicNeo" w:hAnsi="Optima" w:cs="CMU Sans Serif Medium"/>
-          <w:sz w:val="22"/>
-          <w:szCs w:val="22"/>
-        </w:rPr>
-        <w:t xml:space="preserve"> High Energy </w:t>
-      </w:r>
-      <w:r>
-        <w:rPr>
-          <w:rFonts w:ascii="Optima" w:eastAsia="Microsoft GothicNeo" w:hAnsi="Optima" w:cs="CMU Sans Serif Medium"/>
-          <w:sz w:val="22"/>
-          <w:szCs w:val="22"/>
-        </w:rPr>
-        <w:t>Phys</w:t>
+        <w:t>Universality properties of steady driven coagulation with collisional evaporation</w:t>
+      </w:r>
+      <w:r>
+        <w:rPr>
+          <w:rFonts w:ascii="Optima" w:eastAsia="Microsoft GothicNeo" w:hAnsi="Optima" w:cs="CMU Sans Serif Medium"/>
+          <w:sz w:val="22"/>
+          <w:szCs w:val="22"/>
+        </w:rPr>
+        <w:t>;</w:t>
+      </w:r>
+      <w:r>
+        <w:rPr>
+          <w:rFonts w:ascii="Optima" w:eastAsia="Microsoft GothicNeo" w:hAnsi="Optima" w:cs="CMU Sans Serif Medium"/>
+          <w:sz w:val="22"/>
+          <w:szCs w:val="22"/>
+        </w:rPr>
+        <w:t xml:space="preserve"> </w:t>
+      </w:r>
+      <w:proofErr w:type="spellStart"/>
+      <w:r>
+        <w:rPr>
+          <w:rFonts w:ascii="Optima" w:eastAsia="Microsoft GothicNeo" w:hAnsi="Optima" w:cs="CMU Sans Serif Medium"/>
+          <w:sz w:val="22"/>
+          <w:szCs w:val="22"/>
+        </w:rPr>
+        <w:t>Europhys</w:t>
       </w:r>
       <w:r>
         <w:rPr>
@@ -4125,6 +4066,31 @@
         </w:rPr>
         <w:t>ics</w:t>
       </w:r>
+      <w:proofErr w:type="spellEnd"/>
+      <w:r>
+        <w:rPr>
+          <w:rFonts w:ascii="Optima" w:eastAsia="Microsoft GothicNeo" w:hAnsi="Optima" w:cs="CMU Sans Serif Medium"/>
+          <w:sz w:val="22"/>
+          <w:szCs w:val="22"/>
+        </w:rPr>
+        <w:t xml:space="preserve"> Lett</w:t>
+      </w:r>
+      <w:r>
+        <w:rPr>
+          <w:rFonts w:ascii="Optima" w:eastAsia="Microsoft GothicNeo" w:hAnsi="Optima" w:cs="CMU Sans Serif Medium"/>
+          <w:sz w:val="22"/>
+          <w:szCs w:val="22"/>
+        </w:rPr>
+        <w:t>ers</w:t>
+      </w:r>
+      <w:r>
+        <w:rPr>
+          <w:rFonts w:ascii="Optima" w:eastAsia="Microsoft GothicNeo" w:hAnsi="Optima" w:cs="CMU Sans Serif Medium"/>
+          <w:sz w:val="22"/>
+          <w:szCs w:val="22"/>
+        </w:rPr>
+        <w:t xml:space="preserve"> 117</w:t>
+      </w:r>
       <w:r>
         <w:rPr>
           <w:rFonts w:ascii="Optima" w:eastAsia="Microsoft GothicNeo" w:hAnsi="Optima" w:cs="CMU Sans Serif Medium"/>
@@ -4139,7 +4105,23 @@
           <w:sz w:val="22"/>
           <w:szCs w:val="22"/>
         </w:rPr>
-        <w:t>2014:136</w:t>
+        <w:t>(1)</w:t>
+      </w:r>
+      <w:r>
+        <w:rPr>
+          <w:rFonts w:ascii="Optima" w:eastAsia="Microsoft GothicNeo" w:hAnsi="Optima" w:cs="CMU Sans Serif Medium"/>
+          <w:sz w:val="22"/>
+          <w:szCs w:val="22"/>
+        </w:rPr>
+        <w:t xml:space="preserve">, </w:t>
+      </w:r>
+      <w:r>
+        <w:rPr>
+          <w:rFonts w:ascii="Optima" w:eastAsia="Microsoft GothicNeo" w:hAnsi="Optima" w:cs="CMU Sans Serif Medium"/>
+          <w:sz w:val="22"/>
+          <w:szCs w:val="22"/>
+        </w:rPr>
+        <w:t>10002</w:t>
       </w:r>
       <w:r>
         <w:rPr>
@@ -4155,7 +4137,89 @@
           <w:sz w:val="22"/>
           <w:szCs w:val="22"/>
         </w:rPr>
-        <w:t>2014</w:t>
+        <w:t>2017</w:t>
+      </w:r>
+      <w:r>
+        <w:rPr>
+          <w:rFonts w:ascii="Optima" w:eastAsia="Microsoft GothicNeo" w:hAnsi="Optima" w:cs="CMU Sans Serif Medium"/>
+          <w:sz w:val="22"/>
+          <w:szCs w:val="22"/>
+        </w:rPr>
+        <w:t>)</w:t>
+      </w:r>
+      <w:r>
+        <w:rPr>
+          <w:rFonts w:ascii="Optima" w:eastAsia="Microsoft GothicNeo" w:hAnsi="Optima" w:cs="CMU Sans Serif Medium"/>
+          <w:sz w:val="22"/>
+          <w:szCs w:val="22"/>
+        </w:rPr>
+        <w:t xml:space="preserve"> </w:t>
+      </w:r>
+      <w:r>
+        <w:rPr>
+          <w:rFonts w:ascii="Optima" w:eastAsia="Microsoft GothicNeo" w:hAnsi="Optima" w:cs="CMU Sans Serif Medium"/>
+          <w:sz w:val="22"/>
+          <w:szCs w:val="22"/>
+        </w:rPr>
+        <w:t>(</w:t>
+      </w:r>
+      <w:r>
+        <w:rPr>
+          <w:rFonts w:ascii="Optima" w:eastAsia="Microsoft GothicNeo" w:hAnsi="Optima" w:cs="CMU Sans Serif Medium"/>
+          <w:b/>
+          <w:bCs/>
+          <w:sz w:val="22"/>
+          <w:szCs w:val="22"/>
+        </w:rPr>
+        <w:t>Note</w:t>
+      </w:r>
+      <w:r>
+        <w:rPr>
+          <w:rFonts w:ascii="Optima" w:eastAsia="Microsoft GothicNeo" w:hAnsi="Optima" w:cs="CMU Sans Serif Medium"/>
+          <w:sz w:val="22"/>
+          <w:szCs w:val="22"/>
+        </w:rPr>
+        <w:t xml:space="preserve">: </w:t>
+      </w:r>
+      <w:r>
+        <w:rPr>
+          <w:rFonts w:ascii="Optima" w:eastAsia="Microsoft GothicNeo" w:hAnsi="Optima" w:cs="CMU Sans Serif Medium"/>
+          <w:sz w:val="22"/>
+          <w:szCs w:val="22"/>
+        </w:rPr>
+        <w:t>The a</w:t>
+      </w:r>
+      <w:r>
+        <w:rPr>
+          <w:rFonts w:ascii="Optima" w:eastAsia="Microsoft GothicNeo" w:hAnsi="Optima" w:cs="CMU Sans Serif Medium"/>
+          <w:sz w:val="22"/>
+          <w:szCs w:val="22"/>
+        </w:rPr>
+        <w:t xml:space="preserve">uthor list </w:t>
+      </w:r>
+      <w:r>
+        <w:rPr>
+          <w:rFonts w:ascii="Optima" w:eastAsia="Microsoft GothicNeo" w:hAnsi="Optima" w:cs="CMU Sans Serif Medium"/>
+          <w:sz w:val="22"/>
+          <w:szCs w:val="22"/>
+        </w:rPr>
+        <w:t>is</w:t>
+      </w:r>
+      <w:r>
+        <w:rPr>
+          <w:rFonts w:ascii="Optima" w:eastAsia="Microsoft GothicNeo" w:hAnsi="Optima" w:cs="CMU Sans Serif Medium"/>
+          <w:sz w:val="22"/>
+          <w:szCs w:val="22"/>
+        </w:rPr>
+        <w:t xml:space="preserve"> alphabetically arranged</w:t>
+      </w:r>
+      <w:r>
+        <w:rPr>
+          <w:rFonts w:ascii="Optima" w:eastAsia="Microsoft GothicNeo" w:hAnsi="Optima" w:cs="CMU Sans Serif Medium"/>
+          <w:sz w:val="22"/>
+          <w:szCs w:val="22"/>
+        </w:rPr>
+        <w:t>.</w:t>
       </w:r>
       <w:r>
         <w:rPr>
@@ -4208,24 +4272,26 @@
           <w:sz w:val="22"/>
           <w:szCs w:val="22"/>
         </w:rPr>
-        <w:t>*</w:t>
-      </w:r>
-      <w:r>
-        <w:rPr>
-          <w:rFonts w:ascii="Optima" w:eastAsia="Microsoft GothicNeo" w:hAnsi="Optima" w:cs="CMU Sans Serif Medium"/>
-          <w:sz w:val="22"/>
-          <w:szCs w:val="22"/>
-        </w:rPr>
-        <w:t xml:space="preserve"> and J. K.</w:t>
-      </w:r>
-      <w:r>
-        <w:rPr>
-          <w:rFonts w:ascii="Optima" w:eastAsia="Microsoft GothicNeo" w:hAnsi="Optima" w:cs="CMU Sans Serif Medium"/>
-          <w:sz w:val="22"/>
-          <w:szCs w:val="22"/>
-        </w:rPr>
-        <w:t xml:space="preserve"> Bhattacharjee</w:t>
-      </w:r>
+        <w:t xml:space="preserve"> and S. K.</w:t>
+      </w:r>
+      <w:r>
+        <w:rPr>
+          <w:rFonts w:ascii="Optima" w:eastAsia="Microsoft GothicNeo" w:hAnsi="Optima" w:cs="CMU Sans Serif Medium"/>
+          <w:sz w:val="22"/>
+          <w:szCs w:val="22"/>
+        </w:rPr>
+        <w:t xml:space="preserve"> </w:t>
+      </w:r>
+      <w:proofErr w:type="spellStart"/>
+      <w:r>
+        <w:rPr>
+          <w:rFonts w:ascii="Optima" w:eastAsia="Microsoft GothicNeo" w:hAnsi="Optima" w:cs="CMU Sans Serif Medium"/>
+          <w:sz w:val="22"/>
+          <w:szCs w:val="22"/>
+        </w:rPr>
+        <w:t>Modak</w:t>
+      </w:r>
+      <w:proofErr w:type="spellEnd"/>
       <w:r>
         <w:rPr>
           <w:rFonts w:ascii="Optima" w:eastAsia="Microsoft GothicNeo" w:hAnsi="Optima" w:cs="CMU Sans Serif Medium"/>
@@ -4242,16 +4308,62 @@
         </w:rPr>
         <w:t xml:space="preserve"> </w:t>
       </w:r>
-      <w:proofErr w:type="spellStart"/>
-      <w:r>
-        <w:rPr>
-          <w:rFonts w:ascii="Optima" w:eastAsia="Microsoft GothicNeo" w:hAnsi="Optima" w:cs="CMU Sans Serif Medium"/>
-          <w:sz w:val="22"/>
-          <w:szCs w:val="22"/>
-        </w:rPr>
-        <w:t>Lifshitz</w:t>
-      </w:r>
-      <w:proofErr w:type="spellEnd"/>
+      <w:r>
+        <w:rPr>
+          <w:rFonts w:ascii="Optima" w:eastAsia="Microsoft GothicNeo" w:hAnsi="Optima" w:cs="CMU Sans Serif Medium"/>
+          <w:sz w:val="22"/>
+          <w:szCs w:val="22"/>
+        </w:rPr>
+        <w:t>Holographic entanglement entropy in imbalanced superconductors</w:t>
+      </w:r>
+      <w:r>
+        <w:rPr>
+          <w:rFonts w:ascii="Optima" w:eastAsia="Microsoft GothicNeo" w:hAnsi="Optima" w:cs="CMU Sans Serif Medium"/>
+          <w:sz w:val="22"/>
+          <w:szCs w:val="22"/>
+        </w:rPr>
+        <w:t xml:space="preserve">; </w:t>
+      </w:r>
+      <w:r>
+        <w:rPr>
+          <w:rFonts w:ascii="Optima" w:eastAsia="Microsoft GothicNeo" w:hAnsi="Optima" w:cs="CMU Sans Serif Medium"/>
+          <w:sz w:val="22"/>
+          <w:szCs w:val="22"/>
+        </w:rPr>
+        <w:t>J</w:t>
+      </w:r>
+      <w:r>
+        <w:rPr>
+          <w:rFonts w:ascii="Optima" w:eastAsia="Microsoft GothicNeo" w:hAnsi="Optima" w:cs="CMU Sans Serif Medium"/>
+          <w:sz w:val="22"/>
+          <w:szCs w:val="22"/>
+        </w:rPr>
+        <w:t>ournal of</w:t>
+      </w:r>
+      <w:r>
+        <w:rPr>
+          <w:rFonts w:ascii="Optima" w:eastAsia="Microsoft GothicNeo" w:hAnsi="Optima" w:cs="CMU Sans Serif Medium"/>
+          <w:sz w:val="22"/>
+          <w:szCs w:val="22"/>
+        </w:rPr>
+        <w:t xml:space="preserve"> High Energy </w:t>
+      </w:r>
+      <w:r>
+        <w:rPr>
+          <w:rFonts w:ascii="Optima" w:eastAsia="Microsoft GothicNeo" w:hAnsi="Optima" w:cs="CMU Sans Serif Medium"/>
+          <w:sz w:val="22"/>
+          <w:szCs w:val="22"/>
+        </w:rPr>
+        <w:t>Phys</w:t>
+      </w:r>
+      <w:r>
+        <w:rPr>
+          <w:rFonts w:ascii="Optima" w:eastAsia="Microsoft GothicNeo" w:hAnsi="Optima" w:cs="CMU Sans Serif Medium"/>
+          <w:sz w:val="22"/>
+          <w:szCs w:val="22"/>
+        </w:rPr>
+        <w:t>ics</w:t>
+      </w:r>
       <w:r>
         <w:rPr>
           <w:rFonts w:ascii="Optima" w:eastAsia="Microsoft GothicNeo" w:hAnsi="Optima" w:cs="CMU Sans Serif Medium"/>
@@ -4260,127 +4372,13 @@
         </w:rPr>
         <w:t xml:space="preserve"> </w:t>
       </w:r>
-      <w:proofErr w:type="spellStart"/>
-      <w:r>
-        <w:rPr>
-          <w:rFonts w:ascii="Optima" w:eastAsia="Microsoft GothicNeo" w:hAnsi="Optima" w:cs="CMU Sans Serif Medium"/>
-          <w:sz w:val="22"/>
-          <w:szCs w:val="22"/>
-        </w:rPr>
-        <w:t>tricritical</w:t>
-      </w:r>
-      <w:proofErr w:type="spellEnd"/>
-      <w:r>
-        <w:rPr>
-          <w:rFonts w:ascii="Optima" w:eastAsia="Microsoft GothicNeo" w:hAnsi="Optima" w:cs="CMU Sans Serif Medium"/>
-          <w:sz w:val="22"/>
-          <w:szCs w:val="22"/>
-        </w:rPr>
-        <w:t xml:space="preserve"> point and its relation to the FFLO superconducting state</w:t>
-      </w:r>
-      <w:r>
-        <w:rPr>
-          <w:rFonts w:ascii="Optima" w:eastAsia="Microsoft GothicNeo" w:hAnsi="Optima" w:cs="CMU Sans Serif Medium"/>
-          <w:sz w:val="22"/>
-          <w:szCs w:val="22"/>
-        </w:rPr>
-        <w:t>;</w:t>
-      </w:r>
-      <w:r>
-        <w:rPr>
-          <w:rFonts w:ascii="Optima" w:eastAsia="Microsoft GothicNeo" w:hAnsi="Optima" w:cs="CMU Sans Serif Medium"/>
-          <w:sz w:val="22"/>
-          <w:szCs w:val="22"/>
-        </w:rPr>
-        <w:t xml:space="preserve"> </w:t>
-      </w:r>
-      <w:r>
-        <w:rPr>
-          <w:rFonts w:ascii="Optima" w:eastAsia="Microsoft GothicNeo" w:hAnsi="Optima" w:cs="CMU Sans Serif Medium"/>
-          <w:sz w:val="22"/>
-          <w:szCs w:val="22"/>
-        </w:rPr>
-        <w:t>Phys</w:t>
-      </w:r>
-      <w:r>
-        <w:rPr>
-          <w:rFonts w:ascii="Optima" w:eastAsia="Microsoft GothicNeo" w:hAnsi="Optima" w:cs="CMU Sans Serif Medium"/>
-          <w:sz w:val="22"/>
-          <w:szCs w:val="22"/>
-        </w:rPr>
-        <w:t>ics</w:t>
-      </w:r>
-      <w:r>
-        <w:rPr>
-          <w:rFonts w:ascii="Optima" w:eastAsia="Microsoft GothicNeo" w:hAnsi="Optima" w:cs="CMU Sans Serif Medium"/>
-          <w:sz w:val="22"/>
-          <w:szCs w:val="22"/>
-        </w:rPr>
-        <w:t xml:space="preserve"> Lett</w:t>
-      </w:r>
-      <w:r>
-        <w:rPr>
-          <w:rFonts w:ascii="Optima" w:eastAsia="Microsoft GothicNeo" w:hAnsi="Optima" w:cs="CMU Sans Serif Medium"/>
-          <w:sz w:val="22"/>
-          <w:szCs w:val="22"/>
-        </w:rPr>
-        <w:t>ers</w:t>
-      </w:r>
-      <w:r>
-        <w:rPr>
-          <w:rFonts w:ascii="Optima" w:eastAsia="Microsoft GothicNeo" w:hAnsi="Optima" w:cs="CMU Sans Serif Medium"/>
-          <w:sz w:val="22"/>
-          <w:szCs w:val="22"/>
-        </w:rPr>
-        <w:t xml:space="preserve"> A</w:t>
-      </w:r>
-      <w:r>
-        <w:rPr>
-          <w:rFonts w:ascii="Optima" w:eastAsia="Microsoft GothicNeo" w:hAnsi="Optima" w:cs="CMU Sans Serif Medium"/>
-          <w:sz w:val="22"/>
-          <w:szCs w:val="22"/>
-        </w:rPr>
-        <w:t xml:space="preserve"> </w:t>
-      </w:r>
-      <w:r>
-        <w:rPr>
-          <w:rFonts w:ascii="Optima" w:eastAsia="Microsoft GothicNeo" w:hAnsi="Optima" w:cs="CMU Sans Serif Medium"/>
-          <w:sz w:val="22"/>
-          <w:szCs w:val="22"/>
-        </w:rPr>
-        <w:t>377</w:t>
-      </w:r>
-      <w:r>
-        <w:rPr>
-          <w:rFonts w:ascii="Optima" w:eastAsia="Microsoft GothicNeo" w:hAnsi="Optima" w:cs="CMU Sans Serif Medium"/>
-          <w:sz w:val="22"/>
-          <w:szCs w:val="22"/>
-        </w:rPr>
-        <w:t xml:space="preserve"> </w:t>
-      </w:r>
-      <w:r>
-        <w:rPr>
-          <w:rFonts w:ascii="Optima" w:eastAsia="Microsoft GothicNeo" w:hAnsi="Optima" w:cs="CMU Sans Serif Medium"/>
-          <w:sz w:val="22"/>
-          <w:szCs w:val="22"/>
-        </w:rPr>
-        <w:t>(21–22)</w:t>
-      </w:r>
-      <w:r>
-        <w:rPr>
-          <w:rFonts w:ascii="Optima" w:eastAsia="Microsoft GothicNeo" w:hAnsi="Optima" w:cs="CMU Sans Serif Medium"/>
-          <w:sz w:val="22"/>
-          <w:szCs w:val="22"/>
-        </w:rPr>
-        <w:t xml:space="preserve">, </w:t>
-      </w:r>
-      <w:r>
-        <w:rPr>
-          <w:rFonts w:ascii="Optima" w:eastAsia="Microsoft GothicNeo" w:hAnsi="Optima" w:cs="CMU Sans Serif Medium"/>
-          <w:sz w:val="22"/>
-          <w:szCs w:val="22"/>
-        </w:rPr>
-        <w:t>1402–1406</w:t>
+      <w:r>
+        <w:rPr>
+          <w:rFonts w:ascii="Optima" w:eastAsia="Microsoft GothicNeo" w:hAnsi="Optima" w:cs="CMU Sans Serif Medium"/>
+          <w:sz w:val="22"/>
+          <w:szCs w:val="22"/>
+        </w:rPr>
+        <w:t>2014:136</w:t>
       </w:r>
       <w:r>
         <w:rPr>
@@ -4396,7 +4394,7 @@
           <w:sz w:val="22"/>
           <w:szCs w:val="22"/>
         </w:rPr>
-        <w:t>2013</w:t>
+        <w:t>2014</w:t>
       </w:r>
       <w:r>
         <w:rPr>
@@ -4421,7 +4419,6 @@
           <w:rFonts w:ascii="Optima" w:eastAsia="Microsoft GothicNeo" w:hAnsi="Optima" w:cs="CMU Sans Serif Medium"/>
           <w:sz w:val="22"/>
           <w:szCs w:val="22"/>
-          <w:lang w:val="en-IN"/>
         </w:rPr>
       </w:pPr>
       <w:r>
@@ -4447,8 +4444,6 @@
       <w:r>
         <w:rPr>
           <w:rFonts w:ascii="Optima" w:eastAsia="Microsoft GothicNeo" w:hAnsi="Optima" w:cs="CMU Sans Serif Medium"/>
-          <w:b/>
-          <w:bCs/>
           <w:sz w:val="22"/>
           <w:szCs w:val="22"/>
         </w:rPr>
@@ -4460,7 +4455,23 @@
           <w:sz w:val="22"/>
           <w:szCs w:val="22"/>
         </w:rPr>
-        <w:t xml:space="preserve"> and</w:t>
+        <w:t xml:space="preserve"> and J. K.</w:t>
+      </w:r>
+      <w:r>
+        <w:rPr>
+          <w:rFonts w:ascii="Optima" w:eastAsia="Microsoft GothicNeo" w:hAnsi="Optima" w:cs="CMU Sans Serif Medium"/>
+          <w:sz w:val="22"/>
+          <w:szCs w:val="22"/>
+        </w:rPr>
+        <w:t xml:space="preserve"> Bhattacharjee</w:t>
+      </w:r>
+      <w:r>
+        <w:rPr>
+          <w:rFonts w:ascii="Optima" w:eastAsia="Microsoft GothicNeo" w:hAnsi="Optima" w:cs="CMU Sans Serif Medium"/>
+          <w:sz w:val="22"/>
+          <w:szCs w:val="22"/>
+        </w:rPr>
+        <w:t>;</w:t>
       </w:r>
       <w:r>
         <w:rPr>
@@ -4470,21 +4481,41 @@
         </w:rPr>
         <w:t xml:space="preserve"> </w:t>
       </w:r>
-      <w:r>
-        <w:rPr>
-          <w:rFonts w:ascii="Optima" w:eastAsia="Microsoft GothicNeo" w:hAnsi="Optima" w:cs="CMU Sans Serif Medium"/>
-          <w:sz w:val="22"/>
-          <w:szCs w:val="22"/>
-        </w:rPr>
-        <w:t xml:space="preserve">J. K. </w:t>
-      </w:r>
-      <w:r>
-        <w:rPr>
-          <w:rFonts w:ascii="Optima" w:eastAsia="Microsoft GothicNeo" w:hAnsi="Optima" w:cs="CMU Sans Serif Medium"/>
-          <w:sz w:val="22"/>
-          <w:szCs w:val="22"/>
-        </w:rPr>
-        <w:t>Bhattacharjee</w:t>
+      <w:proofErr w:type="spellStart"/>
+      <w:r>
+        <w:rPr>
+          <w:rFonts w:ascii="Optima" w:eastAsia="Microsoft GothicNeo" w:hAnsi="Optima" w:cs="CMU Sans Serif Medium"/>
+          <w:sz w:val="22"/>
+          <w:szCs w:val="22"/>
+        </w:rPr>
+        <w:t>Lifshitz</w:t>
+      </w:r>
+      <w:proofErr w:type="spellEnd"/>
+      <w:r>
+        <w:rPr>
+          <w:rFonts w:ascii="Optima" w:eastAsia="Microsoft GothicNeo" w:hAnsi="Optima" w:cs="CMU Sans Serif Medium"/>
+          <w:sz w:val="22"/>
+          <w:szCs w:val="22"/>
+        </w:rPr>
+        <w:t xml:space="preserve"> </w:t>
+      </w:r>
+      <w:proofErr w:type="spellStart"/>
+      <w:r>
+        <w:rPr>
+          <w:rFonts w:ascii="Optima" w:eastAsia="Microsoft GothicNeo" w:hAnsi="Optima" w:cs="CMU Sans Serif Medium"/>
+          <w:sz w:val="22"/>
+          <w:szCs w:val="22"/>
+        </w:rPr>
+        <w:t>tricritical</w:t>
+      </w:r>
+      <w:proofErr w:type="spellEnd"/>
+      <w:r>
+        <w:rPr>
+          <w:rFonts w:ascii="Optima" w:eastAsia="Microsoft GothicNeo" w:hAnsi="Optima" w:cs="CMU Sans Serif Medium"/>
+          <w:sz w:val="22"/>
+          <w:szCs w:val="22"/>
+        </w:rPr>
+        <w:t xml:space="preserve"> point and its relation to the FFLO superconducting state</w:t>
       </w:r>
       <w:r>
         <w:rPr>
@@ -4508,33 +4539,39 @@
           <w:sz w:val="22"/>
           <w:szCs w:val="22"/>
         </w:rPr>
-        <w:t xml:space="preserve">Competing order parameters and a </w:t>
-      </w:r>
-      <w:proofErr w:type="spellStart"/>
-      <w:r>
-        <w:rPr>
-          <w:rFonts w:ascii="Optima" w:eastAsia="Microsoft GothicNeo" w:hAnsi="Optima" w:cs="CMU Sans Serif Medium"/>
-          <w:sz w:val="22"/>
-          <w:szCs w:val="22"/>
-        </w:rPr>
-        <w:t>tricritical</w:t>
-      </w:r>
-      <w:proofErr w:type="spellEnd"/>
-      <w:r>
-        <w:rPr>
-          <w:rFonts w:ascii="Optima" w:eastAsia="Microsoft GothicNeo" w:hAnsi="Optima" w:cs="CMU Sans Serif Medium"/>
-          <w:sz w:val="22"/>
-          <w:szCs w:val="22"/>
-        </w:rPr>
-        <w:t xml:space="preserve"> point with a difference</w:t>
-      </w:r>
-      <w:r>
-        <w:rPr>
-          <w:rFonts w:ascii="Optima" w:eastAsia="Microsoft GothicNeo" w:hAnsi="Optima" w:cs="CMU Sans Serif Medium"/>
-          <w:sz w:val="22"/>
-          <w:szCs w:val="22"/>
-        </w:rPr>
-        <w:t>;</w:t>
+        <w:t>Phys</w:t>
+      </w:r>
+      <w:r>
+        <w:rPr>
+          <w:rFonts w:ascii="Optima" w:eastAsia="Microsoft GothicNeo" w:hAnsi="Optima" w:cs="CMU Sans Serif Medium"/>
+          <w:sz w:val="22"/>
+          <w:szCs w:val="22"/>
+        </w:rPr>
+        <w:t>ics</w:t>
+      </w:r>
+      <w:r>
+        <w:rPr>
+          <w:rFonts w:ascii="Optima" w:eastAsia="Microsoft GothicNeo" w:hAnsi="Optima" w:cs="CMU Sans Serif Medium"/>
+          <w:sz w:val="22"/>
+          <w:szCs w:val="22"/>
+        </w:rPr>
+        <w:t xml:space="preserve"> Lett</w:t>
+      </w:r>
+      <w:r>
+        <w:rPr>
+          <w:rFonts w:ascii="Optima" w:eastAsia="Microsoft GothicNeo" w:hAnsi="Optima" w:cs="CMU Sans Serif Medium"/>
+          <w:sz w:val="22"/>
+          <w:szCs w:val="22"/>
+        </w:rPr>
+        <w:t>ers</w:t>
+      </w:r>
+      <w:r>
+        <w:rPr>
+          <w:rFonts w:ascii="Optima" w:eastAsia="Microsoft GothicNeo" w:hAnsi="Optima" w:cs="CMU Sans Serif Medium"/>
+          <w:sz w:val="22"/>
+          <w:szCs w:val="22"/>
+        </w:rPr>
+        <w:t xml:space="preserve"> A</w:t>
       </w:r>
       <w:r>
         <w:rPr>
@@ -4544,25 +4581,13 @@
         </w:rPr>
         <w:t xml:space="preserve"> </w:t>
       </w:r>
-      <w:proofErr w:type="spellStart"/>
-      <w:r>
-        <w:rPr>
-          <w:rFonts w:ascii="Optima" w:eastAsia="Microsoft GothicNeo" w:hAnsi="Optima" w:cs="CMU Sans Serif Medium"/>
-          <w:sz w:val="22"/>
-          <w:szCs w:val="22"/>
-          <w:lang w:val="en-IN"/>
-        </w:rPr>
-        <w:t>Physica</w:t>
-      </w:r>
-      <w:proofErr w:type="spellEnd"/>
-      <w:r>
-        <w:rPr>
-          <w:rFonts w:ascii="Optima" w:eastAsia="Microsoft GothicNeo" w:hAnsi="Optima" w:cs="CMU Sans Serif Medium"/>
-          <w:sz w:val="22"/>
-          <w:szCs w:val="22"/>
-          <w:lang w:val="en-IN"/>
-        </w:rPr>
-        <w:t xml:space="preserve"> B</w:t>
+      <w:r>
+        <w:rPr>
+          <w:rFonts w:ascii="Optima" w:eastAsia="Microsoft GothicNeo" w:hAnsi="Optima" w:cs="CMU Sans Serif Medium"/>
+          <w:sz w:val="22"/>
+          <w:szCs w:val="22"/>
+        </w:rPr>
+        <w:t>377</w:t>
       </w:r>
       <w:r>
         <w:rPr>
@@ -4578,23 +4603,7 @@
           <w:sz w:val="22"/>
           <w:szCs w:val="22"/>
         </w:rPr>
-        <w:t>407</w:t>
-      </w:r>
-      <w:r>
-        <w:rPr>
-          <w:rFonts w:ascii="Optima" w:eastAsia="Microsoft GothicNeo" w:hAnsi="Optima" w:cs="CMU Sans Serif Medium"/>
-          <w:sz w:val="22"/>
-          <w:szCs w:val="22"/>
-        </w:rPr>
-        <w:t xml:space="preserve"> </w:t>
-      </w:r>
-      <w:r>
-        <w:rPr>
-          <w:rFonts w:ascii="Optima" w:eastAsia="Microsoft GothicNeo" w:hAnsi="Optima" w:cs="CMU Sans Serif Medium"/>
-          <w:sz w:val="22"/>
-          <w:szCs w:val="22"/>
-        </w:rPr>
-        <w:t>(18)</w:t>
+        <w:t>(21–22)</w:t>
       </w:r>
       <w:r>
         <w:rPr>
@@ -4610,7 +4619,7 @@
           <w:sz w:val="22"/>
           <w:szCs w:val="22"/>
         </w:rPr>
-        <w:t>3722–3726</w:t>
+        <w:t>1402–1406</w:t>
       </w:r>
       <w:r>
         <w:rPr>
@@ -4626,7 +4635,7 @@
           <w:sz w:val="22"/>
           <w:szCs w:val="22"/>
         </w:rPr>
-        <w:t>2012</w:t>
+        <w:t>2013</w:t>
       </w:r>
       <w:r>
         <w:rPr>
@@ -4636,103 +4645,6 @@
         </w:rPr>
         <w:t>)</w:t>
       </w:r>
-    </w:p>
-    <w:p>
-      <w:pPr>
-        <w:pStyle w:val="ListParagraph"/>
-        <w:tabs>
-          <w:tab w:val="left" w:pos="2379"/>
-        </w:tabs>
-        <w:ind w:left="360"/>
-        <w:rPr>
-          <w:rFonts w:ascii="Optima" w:eastAsia="Microsoft GothicNeo" w:hAnsi="Optima" w:cs="CMU Sans Serif Medium"/>
-          <w:sz w:val="22"/>
-          <w:szCs w:val="22"/>
-        </w:rPr>
-      </w:pPr>
-    </w:p>
-    <w:p>
-      <w:pPr>
-        <w:tabs>
-          <w:tab w:val="left" w:pos="2379"/>
-        </w:tabs>
-        <w:rPr>
-          <w:rFonts w:ascii="Optima" w:eastAsia="Microsoft GothicNeo" w:hAnsi="Optima" w:cs="CMU Sans Serif Medium"/>
-          <w:b/>
-          <w:bCs/>
-          <w:color w:val="2F5496" w:themeColor="accent1" w:themeShade="BF"/>
-          <w:sz w:val="22"/>
-          <w:szCs w:val="22"/>
-        </w:rPr>
-      </w:pPr>
-      <w:r>
-        <w:rPr>
-          <w:rFonts w:ascii="Optima" w:eastAsia="Microsoft GothicNeo" w:hAnsi="Optima" w:cs="CMU Sans Serif Medium"/>
-          <w:b/>
-          <w:bCs/>
-          <w:color w:val="2F5496" w:themeColor="accent1" w:themeShade="BF"/>
-        </w:rPr>
-        <w:t>Published p</w:t>
-      </w:r>
-      <w:r>
-        <w:rPr>
-          <w:rFonts w:ascii="Optima" w:eastAsia="Microsoft GothicNeo" w:hAnsi="Optima" w:cs="CMU Sans Serif Medium"/>
-          <w:b/>
-          <w:bCs/>
-          <w:color w:val="2F5496" w:themeColor="accent1" w:themeShade="BF"/>
-        </w:rPr>
-        <w:t xml:space="preserve">eer-reviewed </w:t>
-      </w:r>
-      <w:r>
-        <w:rPr>
-          <w:rFonts w:ascii="Optima" w:eastAsia="Microsoft GothicNeo" w:hAnsi="Optima" w:cs="CMU Sans Serif Medium"/>
-          <w:b/>
-          <w:bCs/>
-          <w:color w:val="2F5496" w:themeColor="accent1" w:themeShade="BF"/>
-        </w:rPr>
-        <w:t>c</w:t>
-      </w:r>
-      <w:r>
-        <w:rPr>
-          <w:rFonts w:ascii="Optima" w:eastAsia="Microsoft GothicNeo" w:hAnsi="Optima" w:cs="CMU Sans Serif Medium"/>
-          <w:b/>
-          <w:bCs/>
-          <w:color w:val="2F5496" w:themeColor="accent1" w:themeShade="BF"/>
-        </w:rPr>
-        <w:t xml:space="preserve">onference </w:t>
-      </w:r>
-      <w:r>
-        <w:rPr>
-          <w:rFonts w:ascii="Optima" w:eastAsia="Microsoft GothicNeo" w:hAnsi="Optima" w:cs="CMU Sans Serif Medium"/>
-          <w:b/>
-          <w:bCs/>
-          <w:color w:val="2F5496" w:themeColor="accent1" w:themeShade="BF"/>
-        </w:rPr>
-        <w:t>p</w:t>
-      </w:r>
-      <w:r>
-        <w:rPr>
-          <w:rFonts w:ascii="Optima" w:eastAsia="Microsoft GothicNeo" w:hAnsi="Optima" w:cs="CMU Sans Serif Medium"/>
-          <w:b/>
-          <w:bCs/>
-          <w:color w:val="2F5496" w:themeColor="accent1" w:themeShade="BF"/>
-        </w:rPr>
-        <w:t>roceeding</w:t>
-      </w:r>
-    </w:p>
-    <w:p>
-      <w:pPr>
-        <w:pStyle w:val="ListParagraph"/>
-        <w:tabs>
-          <w:tab w:val="left" w:pos="2379"/>
-        </w:tabs>
-        <w:ind w:left="360"/>
-        <w:rPr>
-          <w:rFonts w:ascii="Optima" w:eastAsia="Microsoft GothicNeo" w:hAnsi="Optima" w:cs="CMU Sans Serif Medium"/>
-          <w:sz w:val="22"/>
-          <w:szCs w:val="22"/>
-        </w:rPr>
-      </w:pPr>
     </w:p>
     <w:p>
       <w:pPr>
@@ -4748,6 +4660,7 @@
           <w:rFonts w:ascii="Optima" w:eastAsia="Microsoft GothicNeo" w:hAnsi="Optima" w:cs="CMU Sans Serif Medium"/>
           <w:sz w:val="22"/>
           <w:szCs w:val="22"/>
+          <w:lang w:val="en-IN"/>
         </w:rPr>
       </w:pPr>
       <w:r>
@@ -4773,6 +4686,16 @@
       <w:r>
         <w:rPr>
           <w:rFonts w:ascii="Optima" w:eastAsia="Microsoft GothicNeo" w:hAnsi="Optima" w:cs="CMU Sans Serif Medium"/>
+          <w:b/>
+          <w:bCs/>
+          <w:sz w:val="22"/>
+          <w:szCs w:val="22"/>
+        </w:rPr>
+        <w:t>*</w:t>
+      </w:r>
+      <w:r>
+        <w:rPr>
+          <w:rFonts w:ascii="Optima" w:eastAsia="Microsoft GothicNeo" w:hAnsi="Optima" w:cs="CMU Sans Serif Medium"/>
           <w:sz w:val="22"/>
           <w:szCs w:val="22"/>
         </w:rPr>
@@ -4824,7 +4747,7 @@
           <w:sz w:val="22"/>
           <w:szCs w:val="22"/>
         </w:rPr>
-        <w:t xml:space="preserve">Dynamical structure factor of </w:t>
+        <w:t xml:space="preserve">Competing order parameters and a </w:t>
       </w:r>
       <w:proofErr w:type="spellStart"/>
       <w:r>
@@ -4833,7 +4756,7 @@
           <w:sz w:val="22"/>
           <w:szCs w:val="22"/>
         </w:rPr>
-        <w:t>Fulde</w:t>
+        <w:t>tricritical</w:t>
       </w:r>
       <w:proofErr w:type="spellEnd"/>
       <w:r>
@@ -4842,39 +4765,23 @@
           <w:sz w:val="22"/>
           <w:szCs w:val="22"/>
         </w:rPr>
-        <w:t>–</w:t>
-      </w:r>
-      <w:r>
-        <w:rPr>
-          <w:rFonts w:ascii="Optima" w:eastAsia="Microsoft GothicNeo" w:hAnsi="Optima" w:cs="CMU Sans Serif Medium"/>
-          <w:sz w:val="22"/>
-          <w:szCs w:val="22"/>
-        </w:rPr>
-        <w:t>Ferrell</w:t>
-      </w:r>
-      <w:r>
-        <w:rPr>
-          <w:rFonts w:ascii="Optima" w:eastAsia="Microsoft GothicNeo" w:hAnsi="Optima" w:cs="CMU Sans Serif Medium"/>
-          <w:sz w:val="22"/>
-          <w:szCs w:val="22"/>
-        </w:rPr>
-        <w:t>–</w:t>
-      </w:r>
-      <w:r>
-        <w:rPr>
-          <w:rFonts w:ascii="Optima" w:eastAsia="Microsoft GothicNeo" w:hAnsi="Optima" w:cs="CMU Sans Serif Medium"/>
-          <w:sz w:val="22"/>
-          <w:szCs w:val="22"/>
-        </w:rPr>
-        <w:t>Larkin</w:t>
-      </w:r>
-      <w:r>
-        <w:rPr>
-          <w:rFonts w:ascii="Optima" w:eastAsia="Microsoft GothicNeo" w:hAnsi="Optima" w:cs="CMU Sans Serif Medium"/>
-          <w:sz w:val="22"/>
-          <w:szCs w:val="22"/>
-        </w:rPr>
-        <w:t>–</w:t>
+        <w:t xml:space="preserve"> point with a difference</w:t>
+      </w:r>
+      <w:r>
+        <w:rPr>
+          <w:rFonts w:ascii="Optima" w:eastAsia="Microsoft GothicNeo" w:hAnsi="Optima" w:cs="CMU Sans Serif Medium"/>
+          <w:sz w:val="22"/>
+          <w:szCs w:val="22"/>
+        </w:rPr>
+        <w:t>;</w:t>
+      </w:r>
+      <w:r>
+        <w:rPr>
+          <w:rFonts w:ascii="Optima" w:eastAsia="Microsoft GothicNeo" w:hAnsi="Optima" w:cs="CMU Sans Serif Medium"/>
+          <w:sz w:val="22"/>
+          <w:szCs w:val="22"/>
+        </w:rPr>
+        <w:t xml:space="preserve"> </w:t>
       </w:r>
       <w:proofErr w:type="spellStart"/>
       <w:r>
@@ -4882,8 +4789,9 @@
           <w:rFonts w:ascii="Optima" w:eastAsia="Microsoft GothicNeo" w:hAnsi="Optima" w:cs="CMU Sans Serif Medium"/>
           <w:sz w:val="22"/>
           <w:szCs w:val="22"/>
-        </w:rPr>
-        <w:t>Ovchinnikov</w:t>
+          <w:lang w:val="en-IN"/>
+        </w:rPr>
+        <w:t>Physica</w:t>
       </w:r>
       <w:proofErr w:type="spellEnd"/>
       <w:r>
@@ -4891,16 +4799,9 @@
           <w:rFonts w:ascii="Optima" w:eastAsia="Microsoft GothicNeo" w:hAnsi="Optima" w:cs="CMU Sans Serif Medium"/>
           <w:sz w:val="22"/>
           <w:szCs w:val="22"/>
-        </w:rPr>
-        <w:t xml:space="preserve"> superconductors</w:t>
-      </w:r>
-      <w:r>
-        <w:rPr>
-          <w:rFonts w:ascii="Optima" w:eastAsia="Microsoft GothicNeo" w:hAnsi="Optima" w:cs="CMU Sans Serif Medium"/>
-          <w:sz w:val="22"/>
-          <w:szCs w:val="22"/>
-        </w:rPr>
-        <w:t>;</w:t>
+          <w:lang w:val="en-IN"/>
+        </w:rPr>
+        <w:t xml:space="preserve"> B</w:t>
       </w:r>
       <w:r>
         <w:rPr>
@@ -4916,15 +4817,7 @@
           <w:sz w:val="22"/>
           <w:szCs w:val="22"/>
         </w:rPr>
-        <w:t>AIP Conf</w:t>
-      </w:r>
-      <w:r>
-        <w:rPr>
-          <w:rFonts w:ascii="Optima" w:eastAsia="Microsoft GothicNeo" w:hAnsi="Optima" w:cs="CMU Sans Serif Medium"/>
-          <w:sz w:val="22"/>
-          <w:szCs w:val="22"/>
-        </w:rPr>
-        <w:t>erence</w:t>
+        <w:t>407</w:t>
       </w:r>
       <w:r>
         <w:rPr>
@@ -4940,15 +4833,7 @@
           <w:sz w:val="22"/>
           <w:szCs w:val="22"/>
         </w:rPr>
-        <w:t>Proceedings</w:t>
-      </w:r>
-      <w:r>
-        <w:rPr>
-          <w:rFonts w:ascii="Optima" w:eastAsia="Microsoft GothicNeo" w:hAnsi="Optima" w:cs="CMU Sans Serif Medium"/>
-          <w:sz w:val="22"/>
-          <w:szCs w:val="22"/>
-        </w:rPr>
-        <w:t xml:space="preserve"> 1512</w:t>
+        <w:t>(18)</w:t>
       </w:r>
       <w:r>
         <w:rPr>
@@ -4964,7 +4849,7 @@
           <w:sz w:val="22"/>
           <w:szCs w:val="22"/>
         </w:rPr>
-        <w:t>1128–1129</w:t>
+        <w:t>3722–3726</w:t>
       </w:r>
       <w:r>
         <w:rPr>
@@ -4980,7 +4865,7 @@
           <w:sz w:val="22"/>
           <w:szCs w:val="22"/>
         </w:rPr>
-        <w:t>2013</w:t>
+        <w:t>2012</w:t>
       </w:r>
       <w:r>
         <w:rPr>
@@ -4993,9 +4878,11 @@
     </w:p>
     <w:p>
       <w:pPr>
+        <w:pStyle w:val="ListParagraph"/>
         <w:tabs>
           <w:tab w:val="left" w:pos="2379"/>
         </w:tabs>
+        <w:ind w:left="360"/>
         <w:rPr>
           <w:rFonts w:ascii="Optima" w:eastAsia="Microsoft GothicNeo" w:hAnsi="Optima" w:cs="CMU Sans Serif Medium"/>
           <w:sz w:val="22"/>
@@ -5024,7 +4911,7 @@
           <w:bCs/>
           <w:color w:val="2F5496" w:themeColor="accent1" w:themeShade="BF"/>
         </w:rPr>
-        <w:t>Papers u</w:t>
+        <w:t>Published p</w:t>
       </w:r>
       <w:r>
         <w:rPr>
@@ -5033,7 +4920,7 @@
           <w:bCs/>
           <w:color w:val="2F5496" w:themeColor="accent1" w:themeShade="BF"/>
         </w:rPr>
-        <w:t>nder</w:t>
+        <w:t xml:space="preserve">eer-reviewed </w:t>
       </w:r>
       <w:r>
         <w:rPr>
@@ -5042,7 +4929,7 @@
           <w:bCs/>
           <w:color w:val="2F5496" w:themeColor="accent1" w:themeShade="BF"/>
         </w:rPr>
-        <w:t xml:space="preserve"> </w:t>
+        <w:t>c</w:t>
       </w:r>
       <w:r>
         <w:rPr>
@@ -5051,7 +4938,7 @@
           <w:bCs/>
           <w:color w:val="2F5496" w:themeColor="accent1" w:themeShade="BF"/>
         </w:rPr>
-        <w:t>r</w:t>
+        <w:t xml:space="preserve">onference </w:t>
       </w:r>
       <w:r>
         <w:rPr>
@@ -5060,7 +4947,7 @@
           <w:bCs/>
           <w:color w:val="2F5496" w:themeColor="accent1" w:themeShade="BF"/>
         </w:rPr>
-        <w:t>evision</w:t>
+        <w:t>p</w:t>
       </w:r>
       <w:r>
         <w:rPr>
@@ -5069,19 +4956,20 @@
           <w:bCs/>
           <w:color w:val="2F5496" w:themeColor="accent1" w:themeShade="BF"/>
         </w:rPr>
-        <w:t xml:space="preserve"> (with available preprints)</w:t>
-      </w:r>
-    </w:p>
-    <w:p>
-      <w:pPr>
+        <w:t>roceeding</w:t>
+      </w:r>
+    </w:p>
+    <w:p>
+      <w:pPr>
+        <w:pStyle w:val="ListParagraph"/>
         <w:tabs>
           <w:tab w:val="left" w:pos="2379"/>
         </w:tabs>
-        <w:rPr>
-          <w:rFonts w:ascii="Optima" w:eastAsia="Microsoft GothicNeo" w:hAnsi="Optima" w:cs="CMU Sans Serif Medium"/>
-          <w:sz w:val="22"/>
-          <w:szCs w:val="22"/>
-          <w:lang w:val="en-IN"/>
+        <w:ind w:left="360"/>
+        <w:rPr>
+          <w:rFonts w:ascii="Optima" w:eastAsia="Microsoft GothicNeo" w:hAnsi="Optima" w:cs="CMU Sans Serif Medium"/>
+          <w:sz w:val="22"/>
+          <w:szCs w:val="22"/>
         </w:rPr>
       </w:pPr>
     </w:p>
@@ -5104,10 +4992,78 @@
       <w:r>
         <w:rPr>
           <w:rFonts w:ascii="Optima" w:eastAsia="Microsoft GothicNeo" w:hAnsi="Optima" w:cs="CMU Sans Serif Medium"/>
-          <w:sz w:val="22"/>
-          <w:szCs w:val="22"/>
-        </w:rPr>
-        <w:t xml:space="preserve">K. </w:t>
+          <w:b/>
+          <w:bCs/>
+          <w:sz w:val="22"/>
+          <w:szCs w:val="22"/>
+        </w:rPr>
+        <w:t xml:space="preserve">A. </w:t>
+      </w:r>
+      <w:r>
+        <w:rPr>
+          <w:rFonts w:ascii="Optima" w:eastAsia="Microsoft GothicNeo" w:hAnsi="Optima" w:cs="CMU Sans Serif Medium"/>
+          <w:b/>
+          <w:bCs/>
+          <w:sz w:val="22"/>
+          <w:szCs w:val="22"/>
+        </w:rPr>
+        <w:t>Dutta</w:t>
+      </w:r>
+      <w:r>
+        <w:rPr>
+          <w:rFonts w:ascii="Optima" w:eastAsia="Microsoft GothicNeo" w:hAnsi="Optima" w:cs="CMU Sans Serif Medium"/>
+          <w:sz w:val="22"/>
+          <w:szCs w:val="22"/>
+        </w:rPr>
+        <w:t xml:space="preserve"> and</w:t>
+      </w:r>
+      <w:r>
+        <w:rPr>
+          <w:rFonts w:ascii="Optima" w:eastAsia="Microsoft GothicNeo" w:hAnsi="Optima" w:cs="CMU Sans Serif Medium"/>
+          <w:sz w:val="22"/>
+          <w:szCs w:val="22"/>
+        </w:rPr>
+        <w:t xml:space="preserve"> </w:t>
+      </w:r>
+      <w:r>
+        <w:rPr>
+          <w:rFonts w:ascii="Optima" w:eastAsia="Microsoft GothicNeo" w:hAnsi="Optima" w:cs="CMU Sans Serif Medium"/>
+          <w:sz w:val="22"/>
+          <w:szCs w:val="22"/>
+        </w:rPr>
+        <w:t xml:space="preserve">J. K. </w:t>
+      </w:r>
+      <w:r>
+        <w:rPr>
+          <w:rFonts w:ascii="Optima" w:eastAsia="Microsoft GothicNeo" w:hAnsi="Optima" w:cs="CMU Sans Serif Medium"/>
+          <w:sz w:val="22"/>
+          <w:szCs w:val="22"/>
+        </w:rPr>
+        <w:t>Bhattacharjee</w:t>
+      </w:r>
+      <w:r>
+        <w:rPr>
+          <w:rFonts w:ascii="Optima" w:eastAsia="Microsoft GothicNeo" w:hAnsi="Optima" w:cs="CMU Sans Serif Medium"/>
+          <w:sz w:val="22"/>
+          <w:szCs w:val="22"/>
+        </w:rPr>
+        <w:t>;</w:t>
+      </w:r>
+      <w:r>
+        <w:rPr>
+          <w:rFonts w:ascii="Optima" w:eastAsia="Microsoft GothicNeo" w:hAnsi="Optima" w:cs="CMU Sans Serif Medium"/>
+          <w:sz w:val="22"/>
+          <w:szCs w:val="22"/>
+        </w:rPr>
+        <w:t xml:space="preserve"> </w:t>
+      </w:r>
+      <w:r>
+        <w:rPr>
+          <w:rFonts w:ascii="Optima" w:eastAsia="Microsoft GothicNeo" w:hAnsi="Optima" w:cs="CMU Sans Serif Medium"/>
+          <w:sz w:val="22"/>
+          <w:szCs w:val="22"/>
+        </w:rPr>
+        <w:t xml:space="preserve">Dynamical structure factor of </w:t>
       </w:r>
       <w:proofErr w:type="spellStart"/>
       <w:r>
@@ -5116,7 +5072,7 @@
           <w:sz w:val="22"/>
           <w:szCs w:val="22"/>
         </w:rPr>
-        <w:t>Kaygisiz</w:t>
+        <w:t>Fulde</w:t>
       </w:r>
       <w:proofErr w:type="spellEnd"/>
       <w:r>
@@ -5125,25 +5081,39 @@
           <w:sz w:val="22"/>
           <w:szCs w:val="22"/>
         </w:rPr>
-        <w:t xml:space="preserve">, L. Rauch-Wirth, </w:t>
-      </w:r>
-      <w:r>
-        <w:rPr>
-          <w:rFonts w:ascii="Optima" w:eastAsia="Microsoft GothicNeo" w:hAnsi="Optima" w:cs="CMU Sans Serif Medium"/>
-          <w:b/>
-          <w:bCs/>
-          <w:sz w:val="22"/>
-          <w:szCs w:val="22"/>
-        </w:rPr>
-        <w:t>A. Dutta</w:t>
-      </w:r>
-      <w:r>
-        <w:rPr>
-          <w:rFonts w:ascii="Optima" w:eastAsia="Microsoft GothicNeo" w:hAnsi="Optima" w:cs="CMU Sans Serif Medium"/>
-          <w:sz w:val="22"/>
-          <w:szCs w:val="22"/>
-        </w:rPr>
-        <w:t xml:space="preserve">, X. Yu, Y. Nagata, T. </w:t>
+        <w:t>–</w:t>
+      </w:r>
+      <w:r>
+        <w:rPr>
+          <w:rFonts w:ascii="Optima" w:eastAsia="Microsoft GothicNeo" w:hAnsi="Optima" w:cs="CMU Sans Serif Medium"/>
+          <w:sz w:val="22"/>
+          <w:szCs w:val="22"/>
+        </w:rPr>
+        <w:t>Ferrell</w:t>
+      </w:r>
+      <w:r>
+        <w:rPr>
+          <w:rFonts w:ascii="Optima" w:eastAsia="Microsoft GothicNeo" w:hAnsi="Optima" w:cs="CMU Sans Serif Medium"/>
+          <w:sz w:val="22"/>
+          <w:szCs w:val="22"/>
+        </w:rPr>
+        <w:t>–</w:t>
+      </w:r>
+      <w:r>
+        <w:rPr>
+          <w:rFonts w:ascii="Optima" w:eastAsia="Microsoft GothicNeo" w:hAnsi="Optima" w:cs="CMU Sans Serif Medium"/>
+          <w:sz w:val="22"/>
+          <w:szCs w:val="22"/>
+        </w:rPr>
+        <w:t>Larkin</w:t>
+      </w:r>
+      <w:r>
+        <w:rPr>
+          <w:rFonts w:ascii="Optima" w:eastAsia="Microsoft GothicNeo" w:hAnsi="Optima" w:cs="CMU Sans Serif Medium"/>
+          <w:sz w:val="22"/>
+          <w:szCs w:val="22"/>
+        </w:rPr>
+        <w:t>–</w:t>
       </w:r>
       <w:proofErr w:type="spellStart"/>
       <w:r>
@@ -5152,7 +5122,7 @@
           <w:sz w:val="22"/>
           <w:szCs w:val="22"/>
         </w:rPr>
-        <w:t>Bereau</w:t>
+        <w:t>Ovchinnikov</w:t>
       </w:r>
       <w:proofErr w:type="spellEnd"/>
       <w:r>
@@ -5161,140 +5131,198 @@
           <w:sz w:val="22"/>
           <w:szCs w:val="22"/>
         </w:rPr>
-        <w:t xml:space="preserve">, J. </w:t>
-      </w:r>
-      <w:proofErr w:type="spellStart"/>
-      <w:r>
-        <w:rPr>
-          <w:rFonts w:ascii="Optima" w:eastAsia="Microsoft GothicNeo" w:hAnsi="Optima" w:cs="CMU Sans Serif Medium"/>
-          <w:sz w:val="22"/>
-          <w:szCs w:val="22"/>
-        </w:rPr>
-        <w:t>Münch</w:t>
-      </w:r>
-      <w:proofErr w:type="spellEnd"/>
-      <w:r>
-        <w:rPr>
-          <w:rFonts w:ascii="Optima" w:eastAsia="Microsoft GothicNeo" w:hAnsi="Optima" w:cs="CMU Sans Serif Medium"/>
-          <w:sz w:val="22"/>
-          <w:szCs w:val="22"/>
-        </w:rPr>
-        <w:t xml:space="preserve">, C. V. </w:t>
-      </w:r>
-      <w:proofErr w:type="spellStart"/>
-      <w:r>
-        <w:rPr>
-          <w:rFonts w:ascii="Optima" w:eastAsia="Microsoft GothicNeo" w:hAnsi="Optima" w:cs="CMU Sans Serif Medium"/>
-          <w:sz w:val="22"/>
-          <w:szCs w:val="22"/>
-        </w:rPr>
-        <w:t>Synatschke</w:t>
-      </w:r>
-      <w:proofErr w:type="spellEnd"/>
-      <w:r>
-        <w:rPr>
-          <w:rFonts w:ascii="Optima" w:eastAsia="Microsoft GothicNeo" w:hAnsi="Optima" w:cs="CMU Sans Serif Medium"/>
-          <w:sz w:val="22"/>
-          <w:szCs w:val="22"/>
-        </w:rPr>
-        <w:t>, T. Weil</w:t>
-      </w:r>
-      <w:r>
+        <w:t xml:space="preserve"> superconductors</w:t>
+      </w:r>
+      <w:r>
+        <w:rPr>
+          <w:rFonts w:ascii="Optima" w:eastAsia="Microsoft GothicNeo" w:hAnsi="Optima" w:cs="CMU Sans Serif Medium"/>
+          <w:sz w:val="22"/>
+          <w:szCs w:val="22"/>
+        </w:rPr>
+        <w:t>;</w:t>
+      </w:r>
+      <w:r>
+        <w:rPr>
+          <w:rFonts w:ascii="Optima" w:eastAsia="Microsoft GothicNeo" w:hAnsi="Optima" w:cs="CMU Sans Serif Medium"/>
+          <w:sz w:val="22"/>
+          <w:szCs w:val="22"/>
+        </w:rPr>
+        <w:t xml:space="preserve"> </w:t>
+      </w:r>
+      <w:r>
+        <w:rPr>
+          <w:rFonts w:ascii="Optima" w:eastAsia="Microsoft GothicNeo" w:hAnsi="Optima" w:cs="CMU Sans Serif Medium"/>
+          <w:sz w:val="22"/>
+          <w:szCs w:val="22"/>
+        </w:rPr>
+        <w:t>AIP Conf</w:t>
+      </w:r>
+      <w:r>
+        <w:rPr>
+          <w:rFonts w:ascii="Optima" w:eastAsia="Microsoft GothicNeo" w:hAnsi="Optima" w:cs="CMU Sans Serif Medium"/>
+          <w:sz w:val="22"/>
+          <w:szCs w:val="22"/>
+        </w:rPr>
+        <w:t>erence</w:t>
+      </w:r>
+      <w:r>
+        <w:rPr>
+          <w:rFonts w:ascii="Optima" w:eastAsia="Microsoft GothicNeo" w:hAnsi="Optima" w:cs="CMU Sans Serif Medium"/>
+          <w:sz w:val="22"/>
+          <w:szCs w:val="22"/>
+        </w:rPr>
+        <w:t xml:space="preserve"> </w:t>
+      </w:r>
+      <w:r>
+        <w:rPr>
+          <w:rFonts w:ascii="Optima" w:eastAsia="Microsoft GothicNeo" w:hAnsi="Optima" w:cs="CMU Sans Serif Medium"/>
+          <w:sz w:val="22"/>
+          <w:szCs w:val="22"/>
+        </w:rPr>
+        <w:t>Proceedings</w:t>
+      </w:r>
+      <w:r>
+        <w:rPr>
+          <w:rFonts w:ascii="Optima" w:eastAsia="Microsoft GothicNeo" w:hAnsi="Optima" w:cs="CMU Sans Serif Medium"/>
+          <w:sz w:val="22"/>
+          <w:szCs w:val="22"/>
+        </w:rPr>
+        <w:t xml:space="preserve"> 1512</w:t>
+      </w:r>
+      <w:r>
+        <w:rPr>
+          <w:rFonts w:ascii="Optima" w:eastAsia="Microsoft GothicNeo" w:hAnsi="Optima" w:cs="CMU Sans Serif Medium"/>
+          <w:sz w:val="22"/>
+          <w:szCs w:val="22"/>
+        </w:rPr>
+        <w:t xml:space="preserve">, </w:t>
+      </w:r>
+      <w:r>
+        <w:rPr>
+          <w:rFonts w:ascii="Optima" w:eastAsia="Microsoft GothicNeo" w:hAnsi="Optima" w:cs="CMU Sans Serif Medium"/>
+          <w:sz w:val="22"/>
+          <w:szCs w:val="22"/>
+        </w:rPr>
+        <w:t>1128–1129</w:t>
+      </w:r>
+      <w:r>
+        <w:rPr>
+          <w:rFonts w:ascii="Optima" w:eastAsia="Microsoft GothicNeo" w:hAnsi="Optima" w:cs="CMU Sans Serif Medium"/>
+          <w:sz w:val="22"/>
+          <w:szCs w:val="22"/>
+        </w:rPr>
+        <w:t xml:space="preserve"> (</w:t>
+      </w:r>
+      <w:r>
+        <w:rPr>
+          <w:rFonts w:ascii="Optima" w:eastAsia="Microsoft GothicNeo" w:hAnsi="Optima" w:cs="CMU Sans Serif Medium"/>
+          <w:sz w:val="22"/>
+          <w:szCs w:val="22"/>
+        </w:rPr>
+        <w:t>2013</w:t>
+      </w:r>
+      <w:r>
+        <w:rPr>
+          <w:rFonts w:ascii="Optima" w:eastAsia="Microsoft GothicNeo" w:hAnsi="Optima" w:cs="CMU Sans Serif Medium"/>
+          <w:sz w:val="22"/>
+          <w:szCs w:val="22"/>
+        </w:rPr>
+        <w:t>)</w:t>
+      </w:r>
+    </w:p>
+    <w:p>
+      <w:pPr>
+        <w:tabs>
+          <w:tab w:val="left" w:pos="2379"/>
+        </w:tabs>
+        <w:rPr>
+          <w:rFonts w:ascii="Optima" w:eastAsia="Microsoft GothicNeo" w:hAnsi="Optima" w:cs="CMU Sans Serif Medium"/>
+          <w:sz w:val="22"/>
+          <w:szCs w:val="22"/>
+        </w:rPr>
+      </w:pPr>
+    </w:p>
+    <w:p>
+      <w:pPr>
+        <w:tabs>
+          <w:tab w:val="left" w:pos="2379"/>
+        </w:tabs>
+        <w:rPr>
+          <w:rFonts w:ascii="Optima" w:eastAsia="Microsoft GothicNeo" w:hAnsi="Optima" w:cs="CMU Sans Serif Medium"/>
+          <w:b/>
+          <w:bCs/>
+          <w:color w:val="2F5496" w:themeColor="accent1" w:themeShade="BF"/>
+          <w:sz w:val="22"/>
+          <w:szCs w:val="22"/>
+        </w:rPr>
+      </w:pPr>
+      <w:r>
+        <w:rPr>
+          <w:rFonts w:ascii="Optima" w:eastAsia="Microsoft GothicNeo" w:hAnsi="Optima" w:cs="CMU Sans Serif Medium"/>
+          <w:b/>
+          <w:bCs/>
+          <w:color w:val="2F5496" w:themeColor="accent1" w:themeShade="BF"/>
+        </w:rPr>
+        <w:t>Papers u</w:t>
+      </w:r>
+      <w:r>
+        <w:rPr>
+          <w:rFonts w:ascii="Optima" w:eastAsia="Microsoft GothicNeo" w:hAnsi="Optima" w:cs="CMU Sans Serif Medium"/>
+          <w:b/>
+          <w:bCs/>
+          <w:color w:val="2F5496" w:themeColor="accent1" w:themeShade="BF"/>
+        </w:rPr>
+        <w:t>nder</w:t>
+      </w:r>
+      <w:r>
+        <w:rPr>
+          <w:rFonts w:ascii="Optima" w:eastAsia="Microsoft GothicNeo" w:hAnsi="Optima" w:cs="CMU Sans Serif Medium"/>
+          <w:b/>
+          <w:bCs/>
+          <w:color w:val="2F5496" w:themeColor="accent1" w:themeShade="BF"/>
+        </w:rPr>
+        <w:t xml:space="preserve"> </w:t>
+      </w:r>
+      <w:r>
+        <w:rPr>
+          <w:rFonts w:ascii="Optima" w:eastAsia="Microsoft GothicNeo" w:hAnsi="Optima" w:cs="CMU Sans Serif Medium"/>
+          <w:b/>
+          <w:bCs/>
+          <w:color w:val="2F5496" w:themeColor="accent1" w:themeShade="BF"/>
+        </w:rPr>
+        <w:t>r</w:t>
+      </w:r>
+      <w:r>
+        <w:rPr>
+          <w:rFonts w:ascii="Optima" w:eastAsia="Microsoft GothicNeo" w:hAnsi="Optima" w:cs="CMU Sans Serif Medium"/>
+          <w:b/>
+          <w:bCs/>
+          <w:color w:val="2F5496" w:themeColor="accent1" w:themeShade="BF"/>
+        </w:rPr>
+        <w:t>evision</w:t>
+      </w:r>
+      <w:r>
+        <w:rPr>
+          <w:rFonts w:ascii="Optima" w:eastAsia="Microsoft GothicNeo" w:hAnsi="Optima" w:cs="CMU Sans Serif Medium"/>
+          <w:b/>
+          <w:bCs/>
+          <w:color w:val="2F5496" w:themeColor="accent1" w:themeShade="BF"/>
+        </w:rPr>
+        <w:t xml:space="preserve"> (with available preprints)</w:t>
+      </w:r>
+    </w:p>
+    <w:p>
+      <w:pPr>
+        <w:tabs>
+          <w:tab w:val="left" w:pos="2379"/>
+        </w:tabs>
         <w:rPr>
           <w:rFonts w:ascii="Optima" w:eastAsia="Microsoft GothicNeo" w:hAnsi="Optima" w:cs="CMU Sans Serif Medium"/>
           <w:sz w:val="22"/>
           <w:szCs w:val="22"/>
           <w:lang w:val="en-IN"/>
         </w:rPr>
-        <w:t>;</w:t>
-      </w:r>
-      <w:r>
-        <w:rPr>
-          <w:rFonts w:ascii="Optima" w:eastAsia="Microsoft GothicNeo" w:hAnsi="Optima" w:cs="CMU Sans Serif Medium"/>
-          <w:sz w:val="22"/>
-          <w:szCs w:val="22"/>
-          <w:lang w:val="en-IN"/>
-        </w:rPr>
-        <w:t xml:space="preserve"> </w:t>
-      </w:r>
-      <w:proofErr w:type="gramStart"/>
-      <w:r>
-        <w:rPr>
-          <w:rFonts w:ascii="Optima" w:eastAsia="Microsoft GothicNeo" w:hAnsi="Optima" w:cs="CMU Sans Serif Medium"/>
-          <w:sz w:val="22"/>
-          <w:szCs w:val="22"/>
-        </w:rPr>
-        <w:t>Data-Mining</w:t>
-      </w:r>
-      <w:proofErr w:type="gramEnd"/>
-      <w:r>
-        <w:rPr>
-          <w:rFonts w:ascii="Optima" w:eastAsia="Microsoft GothicNeo" w:hAnsi="Optima" w:cs="CMU Sans Serif Medium"/>
-          <w:sz w:val="22"/>
-          <w:szCs w:val="22"/>
-        </w:rPr>
-        <w:t xml:space="preserve"> Unveils Structure–Property–Activity Correlation of Viral Infectivity Enhancing Self-Assembling Peptides</w:t>
-      </w:r>
-      <w:r>
-        <w:rPr>
-          <w:rFonts w:ascii="Optima" w:eastAsia="Microsoft GothicNeo" w:hAnsi="Optima" w:cs="CMU Sans Serif Medium"/>
-          <w:sz w:val="22"/>
-          <w:szCs w:val="22"/>
-        </w:rPr>
-        <w:t xml:space="preserve">. </w:t>
-      </w:r>
-      <w:r>
-        <w:rPr>
-          <w:rFonts w:ascii="Optima" w:eastAsia="Microsoft GothicNeo" w:hAnsi="Optima" w:cs="CMU Sans Serif Medium"/>
-          <w:i/>
-          <w:iCs/>
-          <w:sz w:val="22"/>
-          <w:szCs w:val="22"/>
-        </w:rPr>
-        <w:t>Preprint</w:t>
-      </w:r>
-      <w:r>
-        <w:rPr>
-          <w:rFonts w:ascii="Optima" w:eastAsia="Microsoft GothicNeo" w:hAnsi="Optima" w:cs="CMU Sans Serif Medium"/>
-          <w:sz w:val="22"/>
-          <w:szCs w:val="22"/>
-        </w:rPr>
-        <w:t xml:space="preserve">: </w:t>
-      </w:r>
-      <w:proofErr w:type="spellStart"/>
-      <w:r>
-        <w:rPr>
-          <w:rFonts w:ascii="Optima" w:eastAsia="Microsoft GothicNeo" w:hAnsi="Optima" w:cs="CMU Sans Serif Medium"/>
-          <w:sz w:val="22"/>
-          <w:szCs w:val="22"/>
-        </w:rPr>
-        <w:t>ChemRxiv</w:t>
-      </w:r>
-      <w:proofErr w:type="spellEnd"/>
-      <w:r>
-        <w:rPr>
-          <w:rFonts w:ascii="Optima" w:eastAsia="Microsoft GothicNeo" w:hAnsi="Optima" w:cs="CMU Sans Serif Medium"/>
-          <w:sz w:val="22"/>
-          <w:szCs w:val="22"/>
-        </w:rPr>
-        <w:t xml:space="preserve"> (2023) </w:t>
-      </w:r>
-      <w:r>
-        <w:rPr>
-          <w:rFonts w:ascii="Optima" w:eastAsia="Microsoft GothicNeo" w:hAnsi="Optima" w:cs="CMU Sans Serif Medium"/>
-          <w:sz w:val="22"/>
-          <w:szCs w:val="22"/>
-        </w:rPr>
-        <w:t>https://doi.org/10.26434/chemrxiv-2023-hfqxb</w:t>
-      </w:r>
-      <w:r>
-        <w:rPr>
-          <w:rFonts w:ascii="Optima" w:eastAsia="Microsoft GothicNeo" w:hAnsi="Optima" w:cs="CMU Sans Serif Medium"/>
-          <w:sz w:val="22"/>
-          <w:szCs w:val="22"/>
-        </w:rPr>
-        <w:t xml:space="preserve"> </w:t>
-      </w:r>
+      </w:pPr>
     </w:p>
     <w:p>
       <w:pPr>
@@ -5310,9 +5338,106 @@
           <w:rFonts w:ascii="Optima" w:eastAsia="Microsoft GothicNeo" w:hAnsi="Optima" w:cs="CMU Sans Serif Medium"/>
           <w:sz w:val="22"/>
           <w:szCs w:val="22"/>
-          <w:lang w:val="en-IN" w:bidi="bn-IN"/>
-        </w:rPr>
-      </w:pPr>
+        </w:rPr>
+      </w:pPr>
+      <w:r>
+        <w:rPr>
+          <w:rFonts w:ascii="Optima" w:eastAsia="Microsoft GothicNeo" w:hAnsi="Optima" w:cs="CMU Sans Serif Medium"/>
+          <w:sz w:val="22"/>
+          <w:szCs w:val="22"/>
+        </w:rPr>
+        <w:t xml:space="preserve">K. </w:t>
+      </w:r>
+      <w:proofErr w:type="spellStart"/>
+      <w:r>
+        <w:rPr>
+          <w:rFonts w:ascii="Optima" w:eastAsia="Microsoft GothicNeo" w:hAnsi="Optima" w:cs="CMU Sans Serif Medium"/>
+          <w:sz w:val="22"/>
+          <w:szCs w:val="22"/>
+        </w:rPr>
+        <w:t>Kaygisiz</w:t>
+      </w:r>
+      <w:proofErr w:type="spellEnd"/>
+      <w:r>
+        <w:rPr>
+          <w:rFonts w:ascii="Optima" w:eastAsia="Microsoft GothicNeo" w:hAnsi="Optima" w:cs="CMU Sans Serif Medium"/>
+          <w:sz w:val="22"/>
+          <w:szCs w:val="22"/>
+        </w:rPr>
+        <w:t xml:space="preserve">, L. Rauch-Wirth, </w:t>
+      </w:r>
+      <w:r>
+        <w:rPr>
+          <w:rFonts w:ascii="Optima" w:eastAsia="Microsoft GothicNeo" w:hAnsi="Optima" w:cs="CMU Sans Serif Medium"/>
+          <w:b/>
+          <w:bCs/>
+          <w:sz w:val="22"/>
+          <w:szCs w:val="22"/>
+        </w:rPr>
+        <w:t>A. Dutta</w:t>
+      </w:r>
+      <w:r>
+        <w:rPr>
+          <w:rFonts w:ascii="Optima" w:eastAsia="Microsoft GothicNeo" w:hAnsi="Optima" w:cs="CMU Sans Serif Medium"/>
+          <w:sz w:val="22"/>
+          <w:szCs w:val="22"/>
+        </w:rPr>
+        <w:t xml:space="preserve">, X. Yu, Y. Nagata, T. </w:t>
+      </w:r>
+      <w:proofErr w:type="spellStart"/>
+      <w:r>
+        <w:rPr>
+          <w:rFonts w:ascii="Optima" w:eastAsia="Microsoft GothicNeo" w:hAnsi="Optima" w:cs="CMU Sans Serif Medium"/>
+          <w:sz w:val="22"/>
+          <w:szCs w:val="22"/>
+        </w:rPr>
+        <w:t>Bereau</w:t>
+      </w:r>
+      <w:proofErr w:type="spellEnd"/>
+      <w:r>
+        <w:rPr>
+          <w:rFonts w:ascii="Optima" w:eastAsia="Microsoft GothicNeo" w:hAnsi="Optima" w:cs="CMU Sans Serif Medium"/>
+          <w:sz w:val="22"/>
+          <w:szCs w:val="22"/>
+        </w:rPr>
+        <w:t xml:space="preserve">, J. </w:t>
+      </w:r>
+      <w:proofErr w:type="spellStart"/>
+      <w:r>
+        <w:rPr>
+          <w:rFonts w:ascii="Optima" w:eastAsia="Microsoft GothicNeo" w:hAnsi="Optima" w:cs="CMU Sans Serif Medium"/>
+          <w:sz w:val="22"/>
+          <w:szCs w:val="22"/>
+        </w:rPr>
+        <w:t>Münch</w:t>
+      </w:r>
+      <w:proofErr w:type="spellEnd"/>
+      <w:r>
+        <w:rPr>
+          <w:rFonts w:ascii="Optima" w:eastAsia="Microsoft GothicNeo" w:hAnsi="Optima" w:cs="CMU Sans Serif Medium"/>
+          <w:sz w:val="22"/>
+          <w:szCs w:val="22"/>
+        </w:rPr>
+        <w:t xml:space="preserve">, C. V. </w:t>
+      </w:r>
+      <w:proofErr w:type="spellStart"/>
+      <w:r>
+        <w:rPr>
+          <w:rFonts w:ascii="Optima" w:eastAsia="Microsoft GothicNeo" w:hAnsi="Optima" w:cs="CMU Sans Serif Medium"/>
+          <w:sz w:val="22"/>
+          <w:szCs w:val="22"/>
+        </w:rPr>
+        <w:t>Synatschke</w:t>
+      </w:r>
+      <w:proofErr w:type="spellEnd"/>
+      <w:r>
+        <w:rPr>
+          <w:rFonts w:ascii="Optima" w:eastAsia="Microsoft GothicNeo" w:hAnsi="Optima" w:cs="CMU Sans Serif Medium"/>
+          <w:sz w:val="22"/>
+          <w:szCs w:val="22"/>
+        </w:rPr>
+        <w:t>, T. Weil</w:t>
+      </w:r>
       <w:r>
         <w:rPr>
           <w:rFonts w:ascii="Optima" w:eastAsia="Microsoft GothicNeo" w:hAnsi="Optima" w:cs="CMU Sans Serif Medium"/>
@@ -5320,9 +5445,8 @@
           <w:szCs w:val="22"/>
           <w:lang w:val="en-IN"/>
         </w:rPr>
-        <w:t xml:space="preserve">K. </w:t>
-      </w:r>
-      <w:proofErr w:type="spellStart"/>
+        <w:t>;</w:t>
+      </w:r>
       <w:r>
         <w:rPr>
           <w:rFonts w:ascii="Optima" w:eastAsia="Microsoft GothicNeo" w:hAnsi="Optima" w:cs="CMU Sans Serif Medium"/>
@@ -5330,288 +5454,31 @@
           <w:szCs w:val="22"/>
           <w:lang w:val="en-IN"/>
         </w:rPr>
-        <w:t>Kaygisiz</w:t>
-      </w:r>
-      <w:proofErr w:type="spellEnd"/>
-      <w:r>
-        <w:rPr>
-          <w:rFonts w:ascii="Optima" w:eastAsia="Microsoft GothicNeo" w:hAnsi="Optima" w:cs="CMU Sans Serif Medium"/>
-          <w:sz w:val="22"/>
-          <w:szCs w:val="22"/>
-          <w:lang w:val="en-IN"/>
-        </w:rPr>
-        <w:t xml:space="preserve">, </w:t>
-      </w:r>
-      <w:r>
-        <w:rPr>
-          <w:rFonts w:ascii="Optima" w:eastAsia="Microsoft GothicNeo" w:hAnsi="Optima" w:cs="CMU Sans Serif Medium"/>
-          <w:b/>
-          <w:bCs/>
-          <w:sz w:val="22"/>
-          <w:szCs w:val="22"/>
-          <w:lang w:val="en-IN"/>
-        </w:rPr>
-        <w:t xml:space="preserve">A. </w:t>
-      </w:r>
-      <w:r>
-        <w:rPr>
-          <w:rFonts w:ascii="Optima" w:eastAsia="Microsoft GothicNeo" w:hAnsi="Optima" w:cs="CMU Sans Serif Medium"/>
-          <w:b/>
-          <w:bCs/>
-          <w:sz w:val="22"/>
-          <w:szCs w:val="22"/>
-          <w:lang w:val="en-IN"/>
-        </w:rPr>
-        <w:t>Dutta</w:t>
-      </w:r>
-      <w:r>
-        <w:rPr>
-          <w:rFonts w:ascii="Optima" w:eastAsia="Microsoft GothicNeo" w:hAnsi="Optima" w:cs="CMU Sans Serif Medium"/>
-          <w:sz w:val="22"/>
-          <w:szCs w:val="22"/>
-          <w:lang w:val="en-IN"/>
-        </w:rPr>
-        <w:t>,</w:t>
-      </w:r>
-      <w:r>
-        <w:rPr>
-          <w:rFonts w:ascii="Optima" w:eastAsia="Microsoft GothicNeo" w:hAnsi="Optima" w:cs="CMU Sans Serif Medium"/>
-          <w:sz w:val="22"/>
-          <w:szCs w:val="22"/>
-          <w:lang w:val="en-IN"/>
-        </w:rPr>
         <w:t xml:space="preserve"> </w:t>
       </w:r>
-      <w:r>
-        <w:rPr>
-          <w:rFonts w:ascii="Optima" w:eastAsia="Microsoft GothicNeo" w:hAnsi="Optima" w:cs="CMU Sans Serif Medium"/>
-          <w:sz w:val="22"/>
-          <w:szCs w:val="22"/>
-          <w:lang w:val="en-IN"/>
-        </w:rPr>
-        <w:t xml:space="preserve">L. </w:t>
-      </w:r>
-      <w:r>
-        <w:rPr>
-          <w:rFonts w:ascii="Optima" w:eastAsia="Microsoft GothicNeo" w:hAnsi="Optima" w:cs="CMU Sans Serif Medium"/>
-          <w:sz w:val="22"/>
-          <w:szCs w:val="22"/>
-          <w:lang w:val="en-IN"/>
-        </w:rPr>
-        <w:t>Rauch</w:t>
-      </w:r>
-      <w:r>
-        <w:rPr>
-          <w:rFonts w:ascii="Optima" w:eastAsia="Microsoft GothicNeo" w:hAnsi="Optima" w:cs="CMU Sans Serif Medium"/>
-          <w:sz w:val="22"/>
-          <w:szCs w:val="22"/>
-          <w:lang w:val="en-IN"/>
-        </w:rPr>
-        <w:t>-Wirth</w:t>
-      </w:r>
-      <w:r>
-        <w:rPr>
-          <w:rFonts w:ascii="Optima" w:eastAsia="Microsoft GothicNeo" w:hAnsi="Optima" w:cs="CMU Sans Serif Medium"/>
-          <w:sz w:val="22"/>
-          <w:szCs w:val="22"/>
-          <w:lang w:val="en-IN"/>
-        </w:rPr>
-        <w:t>,</w:t>
-      </w:r>
-      <w:r>
-        <w:rPr>
-          <w:rFonts w:ascii="Optima" w:eastAsia="Microsoft GothicNeo" w:hAnsi="Optima" w:cs="CMU Sans Serif Medium"/>
-          <w:sz w:val="22"/>
-          <w:szCs w:val="22"/>
-          <w:lang w:val="en-IN"/>
-        </w:rPr>
-        <w:t xml:space="preserve"> C. V.</w:t>
-      </w:r>
-      <w:r>
-        <w:rPr>
-          <w:rFonts w:ascii="Optima" w:eastAsia="Microsoft GothicNeo" w:hAnsi="Optima" w:cs="CMU Sans Serif Medium"/>
-          <w:sz w:val="22"/>
-          <w:szCs w:val="22"/>
-          <w:lang w:val="en-IN"/>
-        </w:rPr>
-        <w:t xml:space="preserve"> </w:t>
-      </w:r>
-      <w:proofErr w:type="spellStart"/>
-      <w:r>
-        <w:rPr>
-          <w:rFonts w:ascii="Optima" w:eastAsia="Microsoft GothicNeo" w:hAnsi="Optima" w:cs="CMU Sans Serif Medium"/>
-          <w:sz w:val="22"/>
-          <w:szCs w:val="22"/>
-          <w:lang w:val="en-IN"/>
-        </w:rPr>
-        <w:t>Synatschke</w:t>
-      </w:r>
-      <w:proofErr w:type="spellEnd"/>
-      <w:r>
-        <w:rPr>
-          <w:rFonts w:ascii="Optima" w:eastAsia="Microsoft GothicNeo" w:hAnsi="Optima" w:cs="CMU Sans Serif Medium"/>
-          <w:sz w:val="22"/>
-          <w:szCs w:val="22"/>
-          <w:lang w:val="en-IN"/>
-        </w:rPr>
-        <w:t xml:space="preserve">, </w:t>
-      </w:r>
-      <w:r>
-        <w:rPr>
-          <w:rFonts w:ascii="Optima" w:eastAsia="Microsoft GothicNeo" w:hAnsi="Optima" w:cs="CMU Sans Serif Medium"/>
-          <w:sz w:val="22"/>
-          <w:szCs w:val="22"/>
-          <w:lang w:val="en-IN"/>
-        </w:rPr>
-        <w:t>J.</w:t>
-      </w:r>
-      <w:r>
-        <w:rPr>
-          <w:rFonts w:ascii="Optima" w:eastAsia="Microsoft GothicNeo" w:hAnsi="Optima" w:cs="CMU Sans Serif Medium"/>
-          <w:sz w:val="22"/>
-          <w:szCs w:val="22"/>
-          <w:lang w:val="en-IN"/>
-        </w:rPr>
-        <w:t xml:space="preserve"> </w:t>
-      </w:r>
-      <w:proofErr w:type="spellStart"/>
-      <w:r>
-        <w:rPr>
-          <w:rFonts w:ascii="Optima" w:eastAsia="Microsoft GothicNeo" w:hAnsi="Optima" w:cs="CMU Sans Serif Medium"/>
-          <w:sz w:val="22"/>
-          <w:szCs w:val="22"/>
-          <w:lang w:val="en-IN"/>
-        </w:rPr>
-        <w:t>Münch</w:t>
-      </w:r>
-      <w:proofErr w:type="spellEnd"/>
-      <w:r>
-        <w:rPr>
-          <w:rFonts w:ascii="Optima" w:eastAsia="Microsoft GothicNeo" w:hAnsi="Optima" w:cs="CMU Sans Serif Medium"/>
-          <w:sz w:val="22"/>
-          <w:szCs w:val="22"/>
-          <w:lang w:val="en-IN"/>
-        </w:rPr>
-        <w:t>,</w:t>
-      </w:r>
-      <w:r>
-        <w:rPr>
-          <w:rFonts w:ascii="Optima" w:eastAsia="Microsoft GothicNeo" w:hAnsi="Optima" w:cs="CMU Sans Serif Medium"/>
-          <w:sz w:val="22"/>
-          <w:szCs w:val="22"/>
-          <w:lang w:val="en-IN"/>
-        </w:rPr>
-        <w:t xml:space="preserve"> </w:t>
-      </w:r>
-      <w:r>
-        <w:rPr>
-          <w:rFonts w:ascii="Optima" w:eastAsia="Microsoft GothicNeo" w:hAnsi="Optima" w:cs="CMU Sans Serif Medium"/>
-          <w:sz w:val="22"/>
-          <w:szCs w:val="22"/>
-          <w:lang w:val="en-IN"/>
-        </w:rPr>
-        <w:t>T.</w:t>
-      </w:r>
-      <w:r>
-        <w:rPr>
-          <w:rFonts w:ascii="Optima" w:eastAsia="Microsoft GothicNeo" w:hAnsi="Optima" w:cs="CMU Sans Serif Medium"/>
-          <w:sz w:val="22"/>
-          <w:szCs w:val="22"/>
-          <w:lang w:val="en-IN"/>
-        </w:rPr>
-        <w:t xml:space="preserve"> </w:t>
-      </w:r>
-      <w:proofErr w:type="spellStart"/>
-      <w:r>
-        <w:rPr>
-          <w:rFonts w:ascii="Optima" w:eastAsia="Microsoft GothicNeo" w:hAnsi="Optima" w:cs="CMU Sans Serif Medium"/>
-          <w:sz w:val="22"/>
-          <w:szCs w:val="22"/>
-          <w:lang w:val="en-IN"/>
-        </w:rPr>
-        <w:t>Bereau</w:t>
-      </w:r>
-      <w:proofErr w:type="spellEnd"/>
-      <w:r>
-        <w:rPr>
-          <w:rFonts w:ascii="Optima" w:eastAsia="Microsoft GothicNeo" w:hAnsi="Optima" w:cs="CMU Sans Serif Medium"/>
-          <w:sz w:val="22"/>
-          <w:szCs w:val="22"/>
-          <w:lang w:val="en-IN"/>
-        </w:rPr>
-        <w:t xml:space="preserve">, </w:t>
-      </w:r>
-      <w:r>
-        <w:rPr>
-          <w:rFonts w:ascii="Optima" w:eastAsia="Microsoft GothicNeo" w:hAnsi="Optima" w:cs="CMU Sans Serif Medium"/>
-          <w:sz w:val="22"/>
-          <w:szCs w:val="22"/>
-          <w:lang w:val="en-IN"/>
-        </w:rPr>
-        <w:t>and T.</w:t>
-      </w:r>
-      <w:r>
-        <w:rPr>
-          <w:rFonts w:ascii="Optima" w:eastAsia="Microsoft GothicNeo" w:hAnsi="Optima" w:cs="CMU Sans Serif Medium"/>
-          <w:sz w:val="22"/>
-          <w:szCs w:val="22"/>
-          <w:lang w:val="en-IN"/>
-        </w:rPr>
-        <w:t xml:space="preserve"> Weil</w:t>
-      </w:r>
-      <w:r>
-        <w:rPr>
-          <w:rFonts w:ascii="Optima" w:eastAsia="Microsoft GothicNeo" w:hAnsi="Optima" w:cs="CMU Sans Serif Medium"/>
-          <w:sz w:val="22"/>
-          <w:szCs w:val="22"/>
-          <w:lang w:val="en-IN"/>
-        </w:rPr>
-        <w:t>;</w:t>
-      </w:r>
-      <w:r>
-        <w:rPr>
-          <w:rFonts w:ascii="Optima" w:eastAsia="Microsoft GothicNeo" w:hAnsi="Optima" w:cs="CMU Sans Serif Medium"/>
-          <w:sz w:val="22"/>
-          <w:szCs w:val="22"/>
-          <w:lang w:val="en-IN"/>
-        </w:rPr>
-        <w:t xml:space="preserve"> </w:t>
-      </w:r>
-      <w:r>
-        <w:rPr>
-          <w:rFonts w:ascii="Optima" w:eastAsia="Microsoft GothicNeo" w:hAnsi="Optima" w:cs="CMU Sans Serif Medium"/>
-          <w:sz w:val="22"/>
-          <w:szCs w:val="22"/>
-          <w:lang w:val="en-IN"/>
-        </w:rPr>
-        <w:t>I</w:t>
-      </w:r>
-      <w:proofErr w:type="spellStart"/>
-      <w:r>
-        <w:rPr>
-          <w:rFonts w:ascii="Optima" w:eastAsia="Microsoft GothicNeo" w:hAnsi="Optima" w:cs="CMU Sans Serif Medium"/>
-          <w:sz w:val="22"/>
-          <w:szCs w:val="22"/>
-          <w:lang w:bidi="bn-IN"/>
-        </w:rPr>
-        <w:t>nverse</w:t>
-      </w:r>
-      <w:proofErr w:type="spellEnd"/>
-      <w:r>
-        <w:rPr>
-          <w:rFonts w:ascii="Optima" w:eastAsia="Microsoft GothicNeo" w:hAnsi="Optima" w:cs="CMU Sans Serif Medium"/>
-          <w:sz w:val="22"/>
-          <w:szCs w:val="22"/>
-          <w:lang w:bidi="bn-IN"/>
-        </w:rPr>
-        <w:t xml:space="preserve"> design of viral infectivity enhancing peptides fibrils from continuous protein-vector embeddings</w:t>
-      </w:r>
-      <w:r>
-        <w:rPr>
-          <w:rFonts w:ascii="Optima" w:eastAsia="Microsoft GothicNeo" w:hAnsi="Optima" w:cs="CMU Sans Serif Medium"/>
-          <w:sz w:val="22"/>
-          <w:szCs w:val="22"/>
-          <w:lang w:bidi="bn-IN"/>
+      <w:proofErr w:type="gramStart"/>
+      <w:r>
+        <w:rPr>
+          <w:rFonts w:ascii="Optima" w:eastAsia="Microsoft GothicNeo" w:hAnsi="Optima" w:cs="CMU Sans Serif Medium"/>
+          <w:sz w:val="22"/>
+          <w:szCs w:val="22"/>
+        </w:rPr>
+        <w:t>Data-Mining</w:t>
+      </w:r>
+      <w:proofErr w:type="gramEnd"/>
+      <w:r>
+        <w:rPr>
+          <w:rFonts w:ascii="Optima" w:eastAsia="Microsoft GothicNeo" w:hAnsi="Optima" w:cs="CMU Sans Serif Medium"/>
+          <w:sz w:val="22"/>
+          <w:szCs w:val="22"/>
+        </w:rPr>
+        <w:t xml:space="preserve"> Unveils Structure–Property–Activity Correlation of Viral Infectivity Enhancing Self-Assembling Peptides</w:t>
+      </w:r>
+      <w:r>
+        <w:rPr>
+          <w:rFonts w:ascii="Optima" w:eastAsia="Microsoft GothicNeo" w:hAnsi="Optima" w:cs="CMU Sans Serif Medium"/>
+          <w:sz w:val="22"/>
+          <w:szCs w:val="22"/>
         </w:rPr>
         <w:t xml:space="preserve">. </w:t>
       </w:r>
@@ -5656,9 +5523,16 @@
           <w:rFonts w:ascii="Optima" w:eastAsia="Microsoft GothicNeo" w:hAnsi="Optima" w:cs="CMU Sans Serif Medium"/>
           <w:sz w:val="22"/>
           <w:szCs w:val="22"/>
-          <w:lang w:val="en-IN" w:bidi="bn-IN"/>
-        </w:rPr>
-        <w:t>https://doi.org/10.26434/chemrxiv-2023-1kqm3</w:t>
+        </w:rPr>
+        <w:t>https://doi.org/10.26434/chemrxiv-2023-hfqxb</w:t>
+      </w:r>
+      <w:r>
+        <w:rPr>
+          <w:rFonts w:ascii="Optima" w:eastAsia="Microsoft GothicNeo" w:hAnsi="Optima" w:cs="CMU Sans Serif Medium"/>
+          <w:sz w:val="22"/>
+          <w:szCs w:val="22"/>
+        </w:rPr>
+        <w:t xml:space="preserve"> </w:t>
       </w:r>
     </w:p>
     <w:p>
@@ -5673,143 +5547,143 @@
         </w:tabs>
         <w:rPr>
           <w:rFonts w:ascii="Optima" w:eastAsia="Microsoft GothicNeo" w:hAnsi="Optima" w:cs="CMU Sans Serif Medium"/>
-          <w:b/>
-          <w:bCs/>
+          <w:sz w:val="22"/>
+          <w:szCs w:val="22"/>
+          <w:lang w:val="en-IN" w:bidi="bn-IN"/>
+        </w:rPr>
+      </w:pPr>
+      <w:r>
+        <w:rPr>
+          <w:rFonts w:ascii="Optima" w:eastAsia="Microsoft GothicNeo" w:hAnsi="Optima" w:cs="CMU Sans Serif Medium"/>
           <w:sz w:val="22"/>
           <w:szCs w:val="22"/>
           <w:lang w:val="en-IN"/>
         </w:rPr>
-      </w:pPr>
-      <w:r>
-        <w:rPr>
-          <w:rFonts w:ascii="Optima" w:eastAsia="Microsoft GothicNeo" w:hAnsi="Optima" w:cs="CMU Sans Serif Medium"/>
-          <w:sz w:val="22"/>
-          <w:szCs w:val="22"/>
-        </w:rPr>
-        <w:t>A</w:t>
-      </w:r>
-      <w:r>
-        <w:rPr>
-          <w:rFonts w:ascii="Optima" w:eastAsia="Microsoft GothicNeo" w:hAnsi="Optima" w:cs="CMU Sans Serif Medium"/>
-          <w:sz w:val="22"/>
-          <w:szCs w:val="22"/>
-        </w:rPr>
-        <w:t>.</w:t>
-      </w:r>
-      <w:r>
-        <w:rPr>
-          <w:rFonts w:ascii="Optima" w:eastAsia="Microsoft GothicNeo" w:hAnsi="Optima" w:cs="CMU Sans Serif Medium"/>
-          <w:sz w:val="22"/>
-          <w:szCs w:val="22"/>
-        </w:rPr>
-        <w:t xml:space="preserve"> Cristiani, </w:t>
-      </w:r>
-      <w:r>
-        <w:rPr>
-          <w:rFonts w:ascii="Optima" w:eastAsia="Microsoft GothicNeo" w:hAnsi="Optima" w:cs="CMU Sans Serif Medium"/>
-          <w:b/>
-          <w:bCs/>
-          <w:sz w:val="22"/>
-          <w:szCs w:val="22"/>
-        </w:rPr>
-        <w:t>A. Dutta</w:t>
-      </w:r>
-      <w:r>
-        <w:rPr>
-          <w:rFonts w:ascii="Optima" w:eastAsia="Microsoft GothicNeo" w:hAnsi="Optima" w:cs="CMU Sans Serif Medium"/>
-          <w:sz w:val="22"/>
-          <w:szCs w:val="22"/>
-        </w:rPr>
-        <w:t>, S</w:t>
-      </w:r>
-      <w:r>
-        <w:rPr>
-          <w:rFonts w:ascii="Optima" w:eastAsia="Microsoft GothicNeo" w:hAnsi="Optima" w:cs="CMU Sans Serif Medium"/>
-          <w:sz w:val="22"/>
-          <w:szCs w:val="22"/>
-        </w:rPr>
-        <w:t>.</w:t>
-      </w:r>
-      <w:r>
-        <w:rPr>
-          <w:rFonts w:ascii="Optima" w:eastAsia="Microsoft GothicNeo" w:hAnsi="Optima" w:cs="CMU Sans Serif Medium"/>
-          <w:sz w:val="22"/>
-          <w:szCs w:val="22"/>
-        </w:rPr>
-        <w:t xml:space="preserve"> A</w:t>
-      </w:r>
-      <w:r>
-        <w:rPr>
-          <w:rFonts w:ascii="Optima" w:eastAsia="Microsoft GothicNeo" w:hAnsi="Optima" w:cs="CMU Sans Serif Medium"/>
-          <w:sz w:val="22"/>
-          <w:szCs w:val="22"/>
-        </w:rPr>
-        <w:t>.</w:t>
-      </w:r>
-      <w:r>
-        <w:rPr>
-          <w:rFonts w:ascii="Optima" w:eastAsia="Microsoft GothicNeo" w:hAnsi="Optima" w:cs="CMU Sans Serif Medium"/>
-          <w:sz w:val="22"/>
-          <w:szCs w:val="22"/>
-        </w:rPr>
-        <w:t xml:space="preserve"> Poveda-Cuevas, A</w:t>
-      </w:r>
-      <w:r>
-        <w:rPr>
-          <w:rFonts w:ascii="Optima" w:eastAsia="Microsoft GothicNeo" w:hAnsi="Optima" w:cs="CMU Sans Serif Medium"/>
-          <w:sz w:val="22"/>
-          <w:szCs w:val="22"/>
-        </w:rPr>
-        <w:t>.</w:t>
-      </w:r>
-      <w:r>
-        <w:rPr>
-          <w:rFonts w:ascii="Optima" w:eastAsia="Microsoft GothicNeo" w:hAnsi="Optima" w:cs="CMU Sans Serif Medium"/>
-          <w:sz w:val="22"/>
-          <w:szCs w:val="22"/>
-        </w:rPr>
-        <w:t xml:space="preserve"> Kern, R</w:t>
-      </w:r>
-      <w:r>
-        <w:rPr>
-          <w:rFonts w:ascii="Optima" w:eastAsia="Microsoft GothicNeo" w:hAnsi="Optima" w:cs="CMU Sans Serif Medium"/>
-          <w:sz w:val="22"/>
-          <w:szCs w:val="22"/>
-        </w:rPr>
-        <w:t>.</w:t>
-      </w:r>
-      <w:r>
-        <w:rPr>
-          <w:rFonts w:ascii="Optima" w:eastAsia="Microsoft GothicNeo" w:hAnsi="Optima" w:cs="CMU Sans Serif Medium"/>
-          <w:sz w:val="22"/>
-          <w:szCs w:val="22"/>
-        </w:rPr>
-        <w:t xml:space="preserve"> M</w:t>
-      </w:r>
-      <w:r>
-        <w:rPr>
-          <w:rFonts w:ascii="Optima" w:eastAsia="Microsoft GothicNeo" w:hAnsi="Optima" w:cs="CMU Sans Serif Medium"/>
-          <w:sz w:val="22"/>
-          <w:szCs w:val="22"/>
-        </w:rPr>
-        <w:t>.</w:t>
-      </w:r>
-      <w:r>
-        <w:rPr>
-          <w:rFonts w:ascii="Optima" w:eastAsia="Microsoft GothicNeo" w:hAnsi="Optima" w:cs="CMU Sans Serif Medium"/>
-          <w:sz w:val="22"/>
-          <w:szCs w:val="22"/>
+        <w:t xml:space="preserve">K. </w:t>
+      </w:r>
+      <w:proofErr w:type="spellStart"/>
+      <w:r>
+        <w:rPr>
+          <w:rFonts w:ascii="Optima" w:eastAsia="Microsoft GothicNeo" w:hAnsi="Optima" w:cs="CMU Sans Serif Medium"/>
+          <w:sz w:val="22"/>
+          <w:szCs w:val="22"/>
+          <w:lang w:val="en-IN"/>
+        </w:rPr>
+        <w:t>Kaygisiz</w:t>
+      </w:r>
+      <w:proofErr w:type="spellEnd"/>
+      <w:r>
+        <w:rPr>
+          <w:rFonts w:ascii="Optima" w:eastAsia="Microsoft GothicNeo" w:hAnsi="Optima" w:cs="CMU Sans Serif Medium"/>
+          <w:sz w:val="22"/>
+          <w:szCs w:val="22"/>
+          <w:lang w:val="en-IN"/>
+        </w:rPr>
+        <w:t xml:space="preserve">, </w:t>
+      </w:r>
+      <w:r>
+        <w:rPr>
+          <w:rFonts w:ascii="Optima" w:eastAsia="Microsoft GothicNeo" w:hAnsi="Optima" w:cs="CMU Sans Serif Medium"/>
+          <w:b/>
+          <w:bCs/>
+          <w:sz w:val="22"/>
+          <w:szCs w:val="22"/>
+          <w:lang w:val="en-IN"/>
+        </w:rPr>
+        <w:t xml:space="preserve">A. </w:t>
+      </w:r>
+      <w:r>
+        <w:rPr>
+          <w:rFonts w:ascii="Optima" w:eastAsia="Microsoft GothicNeo" w:hAnsi="Optima" w:cs="CMU Sans Serif Medium"/>
+          <w:b/>
+          <w:bCs/>
+          <w:sz w:val="22"/>
+          <w:szCs w:val="22"/>
+          <w:lang w:val="en-IN"/>
+        </w:rPr>
+        <w:t>Dutta</w:t>
+      </w:r>
+      <w:r>
+        <w:rPr>
+          <w:rFonts w:ascii="Optima" w:eastAsia="Microsoft GothicNeo" w:hAnsi="Optima" w:cs="CMU Sans Serif Medium"/>
+          <w:sz w:val="22"/>
+          <w:szCs w:val="22"/>
+          <w:lang w:val="en-IN"/>
+        </w:rPr>
+        <w:t>,</w:t>
+      </w:r>
+      <w:r>
+        <w:rPr>
+          <w:rFonts w:ascii="Optima" w:eastAsia="Microsoft GothicNeo" w:hAnsi="Optima" w:cs="CMU Sans Serif Medium"/>
+          <w:sz w:val="22"/>
+          <w:szCs w:val="22"/>
+          <w:lang w:val="en-IN"/>
         </w:rPr>
         <w:t xml:space="preserve"> </w:t>
       </w:r>
+      <w:r>
+        <w:rPr>
+          <w:rFonts w:ascii="Optima" w:eastAsia="Microsoft GothicNeo" w:hAnsi="Optima" w:cs="CMU Sans Serif Medium"/>
+          <w:sz w:val="22"/>
+          <w:szCs w:val="22"/>
+          <w:lang w:val="en-IN"/>
+        </w:rPr>
+        <w:t xml:space="preserve">L. </w:t>
+      </w:r>
+      <w:r>
+        <w:rPr>
+          <w:rFonts w:ascii="Optima" w:eastAsia="Microsoft GothicNeo" w:hAnsi="Optima" w:cs="CMU Sans Serif Medium"/>
+          <w:sz w:val="22"/>
+          <w:szCs w:val="22"/>
+          <w:lang w:val="en-IN"/>
+        </w:rPr>
+        <w:t>Rauch</w:t>
+      </w:r>
+      <w:r>
+        <w:rPr>
+          <w:rFonts w:ascii="Optima" w:eastAsia="Microsoft GothicNeo" w:hAnsi="Optima" w:cs="CMU Sans Serif Medium"/>
+          <w:sz w:val="22"/>
+          <w:szCs w:val="22"/>
+          <w:lang w:val="en-IN"/>
+        </w:rPr>
+        <w:t>-Wirth</w:t>
+      </w:r>
+      <w:r>
+        <w:rPr>
+          <w:rFonts w:ascii="Optima" w:eastAsia="Microsoft GothicNeo" w:hAnsi="Optima" w:cs="CMU Sans Serif Medium"/>
+          <w:sz w:val="22"/>
+          <w:szCs w:val="22"/>
+          <w:lang w:val="en-IN"/>
+        </w:rPr>
+        <w:t>,</w:t>
+      </w:r>
+      <w:r>
+        <w:rPr>
+          <w:rFonts w:ascii="Optima" w:eastAsia="Microsoft GothicNeo" w:hAnsi="Optima" w:cs="CMU Sans Serif Medium"/>
+          <w:sz w:val="22"/>
+          <w:szCs w:val="22"/>
+          <w:lang w:val="en-IN"/>
+        </w:rPr>
+        <w:t xml:space="preserve"> C. V.</w:t>
+      </w:r>
+      <w:r>
+        <w:rPr>
+          <w:rFonts w:ascii="Optima" w:eastAsia="Microsoft GothicNeo" w:hAnsi="Optima" w:cs="CMU Sans Serif Medium"/>
+          <w:sz w:val="22"/>
+          <w:szCs w:val="22"/>
+          <w:lang w:val="en-IN"/>
+        </w:rPr>
+        <w:t xml:space="preserve"> </w:t>
+      </w:r>
       <w:proofErr w:type="spellStart"/>
       <w:r>
         <w:rPr>
           <w:rFonts w:ascii="Optima" w:eastAsia="Microsoft GothicNeo" w:hAnsi="Optima" w:cs="CMU Sans Serif Medium"/>
           <w:sz w:val="22"/>
           <w:szCs w:val="22"/>
-        </w:rPr>
-        <w:t>Bhaskara</w:t>
+          <w:lang w:val="en-IN"/>
+        </w:rPr>
+        <w:t>Synatschke</w:t>
       </w:r>
       <w:proofErr w:type="spellEnd"/>
       <w:r>
@@ -5817,6 +5691,119 @@
           <w:rFonts w:ascii="Optima" w:eastAsia="Microsoft GothicNeo" w:hAnsi="Optima" w:cs="CMU Sans Serif Medium"/>
           <w:sz w:val="22"/>
           <w:szCs w:val="22"/>
+          <w:lang w:val="en-IN"/>
+        </w:rPr>
+        <w:t xml:space="preserve">, </w:t>
+      </w:r>
+      <w:r>
+        <w:rPr>
+          <w:rFonts w:ascii="Optima" w:eastAsia="Microsoft GothicNeo" w:hAnsi="Optima" w:cs="CMU Sans Serif Medium"/>
+          <w:sz w:val="22"/>
+          <w:szCs w:val="22"/>
+          <w:lang w:val="en-IN"/>
+        </w:rPr>
+        <w:t>J.</w:t>
+      </w:r>
+      <w:r>
+        <w:rPr>
+          <w:rFonts w:ascii="Optima" w:eastAsia="Microsoft GothicNeo" w:hAnsi="Optima" w:cs="CMU Sans Serif Medium"/>
+          <w:sz w:val="22"/>
+          <w:szCs w:val="22"/>
+          <w:lang w:val="en-IN"/>
+        </w:rPr>
+        <w:t xml:space="preserve"> </w:t>
+      </w:r>
+      <w:proofErr w:type="spellStart"/>
+      <w:r>
+        <w:rPr>
+          <w:rFonts w:ascii="Optima" w:eastAsia="Microsoft GothicNeo" w:hAnsi="Optima" w:cs="CMU Sans Serif Medium"/>
+          <w:sz w:val="22"/>
+          <w:szCs w:val="22"/>
+          <w:lang w:val="en-IN"/>
+        </w:rPr>
+        <w:t>Münch</w:t>
+      </w:r>
+      <w:proofErr w:type="spellEnd"/>
+      <w:r>
+        <w:rPr>
+          <w:rFonts w:ascii="Optima" w:eastAsia="Microsoft GothicNeo" w:hAnsi="Optima" w:cs="CMU Sans Serif Medium"/>
+          <w:sz w:val="22"/>
+          <w:szCs w:val="22"/>
+          <w:lang w:val="en-IN"/>
+        </w:rPr>
+        <w:t>,</w:t>
+      </w:r>
+      <w:r>
+        <w:rPr>
+          <w:rFonts w:ascii="Optima" w:eastAsia="Microsoft GothicNeo" w:hAnsi="Optima" w:cs="CMU Sans Serif Medium"/>
+          <w:sz w:val="22"/>
+          <w:szCs w:val="22"/>
+          <w:lang w:val="en-IN"/>
+        </w:rPr>
+        <w:t xml:space="preserve"> </w:t>
+      </w:r>
+      <w:r>
+        <w:rPr>
+          <w:rFonts w:ascii="Optima" w:eastAsia="Microsoft GothicNeo" w:hAnsi="Optima" w:cs="CMU Sans Serif Medium"/>
+          <w:sz w:val="22"/>
+          <w:szCs w:val="22"/>
+          <w:lang w:val="en-IN"/>
+        </w:rPr>
+        <w:t>T.</w:t>
+      </w:r>
+      <w:r>
+        <w:rPr>
+          <w:rFonts w:ascii="Optima" w:eastAsia="Microsoft GothicNeo" w:hAnsi="Optima" w:cs="CMU Sans Serif Medium"/>
+          <w:sz w:val="22"/>
+          <w:szCs w:val="22"/>
+          <w:lang w:val="en-IN"/>
+        </w:rPr>
+        <w:t xml:space="preserve"> </w:t>
+      </w:r>
+      <w:proofErr w:type="spellStart"/>
+      <w:r>
+        <w:rPr>
+          <w:rFonts w:ascii="Optima" w:eastAsia="Microsoft GothicNeo" w:hAnsi="Optima" w:cs="CMU Sans Serif Medium"/>
+          <w:sz w:val="22"/>
+          <w:szCs w:val="22"/>
+          <w:lang w:val="en-IN"/>
+        </w:rPr>
+        <w:t>Bereau</w:t>
+      </w:r>
+      <w:proofErr w:type="spellEnd"/>
+      <w:r>
+        <w:rPr>
+          <w:rFonts w:ascii="Optima" w:eastAsia="Microsoft GothicNeo" w:hAnsi="Optima" w:cs="CMU Sans Serif Medium"/>
+          <w:sz w:val="22"/>
+          <w:szCs w:val="22"/>
+          <w:lang w:val="en-IN"/>
+        </w:rPr>
+        <w:t xml:space="preserve">, </w:t>
+      </w:r>
+      <w:r>
+        <w:rPr>
+          <w:rFonts w:ascii="Optima" w:eastAsia="Microsoft GothicNeo" w:hAnsi="Optima" w:cs="CMU Sans Serif Medium"/>
+          <w:sz w:val="22"/>
+          <w:szCs w:val="22"/>
+          <w:lang w:val="en-IN"/>
+        </w:rPr>
+        <w:t>and T.</w:t>
+      </w:r>
+      <w:r>
+        <w:rPr>
+          <w:rFonts w:ascii="Optima" w:eastAsia="Microsoft GothicNeo" w:hAnsi="Optima" w:cs="CMU Sans Serif Medium"/>
+          <w:sz w:val="22"/>
+          <w:szCs w:val="22"/>
+          <w:lang w:val="en-IN"/>
+        </w:rPr>
+        <w:t xml:space="preserve"> Weil</w:t>
+      </w:r>
+      <w:r>
+        <w:rPr>
+          <w:rFonts w:ascii="Optima" w:eastAsia="Microsoft GothicNeo" w:hAnsi="Optima" w:cs="CMU Sans Serif Medium"/>
+          <w:sz w:val="22"/>
+          <w:szCs w:val="22"/>
+          <w:lang w:val="en-IN"/>
         </w:rPr>
         <w:t>;</w:t>
       </w:r>
@@ -5825,6 +5812,7 @@
           <w:rFonts w:ascii="Optima" w:eastAsia="Microsoft GothicNeo" w:hAnsi="Optima" w:cs="CMU Sans Serif Medium"/>
           <w:sz w:val="22"/>
           <w:szCs w:val="22"/>
+          <w:lang w:val="en-IN"/>
         </w:rPr>
         <w:t xml:space="preserve"> </w:t>
       </w:r>
@@ -5835,14 +5823,34 @@
           <w:szCs w:val="22"/>
           <w:lang w:val="en-IN"/>
         </w:rPr>
-        <w:t>Identification of potential selective autophagy receptors from protein-content profiling of autophagosomes</w:t>
-      </w:r>
-      <w:r>
-        <w:rPr>
-          <w:rFonts w:ascii="Optima" w:eastAsia="Microsoft GothicNeo" w:hAnsi="Optima" w:cs="CMU Sans Serif Medium"/>
-          <w:sz w:val="22"/>
-          <w:szCs w:val="22"/>
-          <w:lang w:val="en-IN"/>
+        <w:t>I</w:t>
+      </w:r>
+      <w:proofErr w:type="spellStart"/>
+      <w:r>
+        <w:rPr>
+          <w:rFonts w:ascii="Optima" w:eastAsia="Microsoft GothicNeo" w:hAnsi="Optima" w:cs="CMU Sans Serif Medium"/>
+          <w:sz w:val="22"/>
+          <w:szCs w:val="22"/>
+          <w:lang w:bidi="bn-IN"/>
+        </w:rPr>
+        <w:t>nverse</w:t>
+      </w:r>
+      <w:proofErr w:type="spellEnd"/>
+      <w:r>
+        <w:rPr>
+          <w:rFonts w:ascii="Optima" w:eastAsia="Microsoft GothicNeo" w:hAnsi="Optima" w:cs="CMU Sans Serif Medium"/>
+          <w:sz w:val="22"/>
+          <w:szCs w:val="22"/>
+          <w:lang w:bidi="bn-IN"/>
+        </w:rPr>
+        <w:t xml:space="preserve"> design of viral infectivity enhancing peptides fibrils from continuous protein-vector embeddings</w:t>
+      </w:r>
+      <w:r>
+        <w:rPr>
+          <w:rFonts w:ascii="Optima" w:eastAsia="Microsoft GothicNeo" w:hAnsi="Optima" w:cs="CMU Sans Serif Medium"/>
+          <w:sz w:val="22"/>
+          <w:szCs w:val="22"/>
+          <w:lang w:bidi="bn-IN"/>
         </w:rPr>
         <w:t xml:space="preserve">. </w:t>
       </w:r>
@@ -5853,7 +5861,6 @@
           <w:iCs/>
           <w:sz w:val="22"/>
           <w:szCs w:val="22"/>
-          <w:lang w:val="en-IN"/>
         </w:rPr>
         <w:t>Preprint</w:t>
       </w:r>
@@ -5862,7 +5869,6 @@
           <w:rFonts w:ascii="Optima" w:eastAsia="Microsoft GothicNeo" w:hAnsi="Optima" w:cs="CMU Sans Serif Medium"/>
           <w:sz w:val="22"/>
           <w:szCs w:val="22"/>
-          <w:lang w:val="en-IN"/>
         </w:rPr>
         <w:t xml:space="preserve">: </w:t>
       </w:r>
@@ -5872,9 +5878,8 @@
           <w:rFonts w:ascii="Optima" w:eastAsia="Microsoft GothicNeo" w:hAnsi="Optima" w:cs="CMU Sans Serif Medium"/>
           <w:sz w:val="22"/>
           <w:szCs w:val="22"/>
-          <w:lang w:val="en-IN"/>
-        </w:rPr>
-        <w:t>bioRxiv</w:t>
+        </w:rPr>
+        <w:t>ChemRxiv</w:t>
       </w:r>
       <w:proofErr w:type="spellEnd"/>
       <w:r>
@@ -5882,7 +5887,6 @@
           <w:rFonts w:ascii="Optima" w:eastAsia="Microsoft GothicNeo" w:hAnsi="Optima" w:cs="CMU Sans Serif Medium"/>
           <w:sz w:val="22"/>
           <w:szCs w:val="22"/>
-          <w:lang w:val="en-IN"/>
         </w:rPr>
         <w:t xml:space="preserve"> (2023) </w:t>
       </w:r>
@@ -5891,8 +5895,9 @@
           <w:rFonts w:ascii="Optima" w:eastAsia="Microsoft GothicNeo" w:hAnsi="Optima" w:cs="CMU Sans Serif Medium"/>
           <w:sz w:val="22"/>
           <w:szCs w:val="22"/>
-        </w:rPr>
-        <w:t>https://doi.org/10.1101/2023.03.14.532537</w:t>
+          <w:lang w:val="en-IN" w:bidi="bn-IN"/>
+        </w:rPr>
+        <w:t>https://doi.org/10.26434/chemrxiv-2023-1kqm3</w:t>
       </w:r>
     </w:p>
     <w:p>
@@ -8513,7 +8518,6 @@
           <w:sz w:val="22"/>
           <w:szCs w:val="22"/>
         </w:rPr>
-        <w:lastRenderedPageBreak/>
         <w:t>2014</w:t>
       </w:r>
       <w:r>
@@ -8552,6 +8556,7 @@
           <w:sz w:val="22"/>
           <w:szCs w:val="22"/>
         </w:rPr>
+        <w:lastRenderedPageBreak/>
         <w:t>2013</w:t>
       </w:r>
       <w:r>
@@ -11707,6 +11712,7 @@
   <w:style w:type="character" w:default="1" w:styleId="DefaultParagraphFont">
     <w:name w:val="Default Paragraph Font"/>
     <w:uiPriority w:val="1"/>
+    <w:semiHidden/>
     <w:unhideWhenUsed/>
   </w:style>
   <w:style w:type="table" w:default="1" w:styleId="TableNormal">

--- a/cv-arghya.docx
+++ b/cv-arghya.docx
@@ -1476,7 +1476,7 @@
           <w:szCs w:val="22"/>
           <w:lang w:val="en-IN"/>
         </w:rPr>
-        <w:t>; Journal of Cellular Biochemistry</w:t>
+        <w:t xml:space="preserve">; Journal of Cellular Biochemistry </w:t>
       </w:r>
       <w:r>
         <w:rPr>
@@ -1485,7 +1485,7 @@
           <w:szCs w:val="22"/>
           <w:lang w:val="en-IN"/>
         </w:rPr>
-        <w:t xml:space="preserve"> (</w:t>
+        <w:t xml:space="preserve">1–14 </w:t>
       </w:r>
       <w:r>
         <w:rPr>
@@ -1494,7 +1494,7 @@
           <w:szCs w:val="22"/>
           <w:lang w:val="en-IN"/>
         </w:rPr>
-        <w:t xml:space="preserve">Accepted, </w:t>
+        <w:t>(2023)</w:t>
       </w:r>
       <w:r>
         <w:rPr>
@@ -1503,7 +1503,7 @@
           <w:szCs w:val="22"/>
           <w:lang w:val="en-IN"/>
         </w:rPr>
-        <w:t xml:space="preserve">2023) </w:t>
+        <w:t xml:space="preserve"> </w:t>
       </w:r>
       <w:r>
         <w:rPr>
@@ -1512,15 +1512,16 @@
           <w:szCs w:val="22"/>
           <w:lang w:val="en-IN"/>
         </w:rPr>
-        <w:t xml:space="preserve">Preprint: </w:t>
-      </w:r>
-      <w:r>
-        <w:rPr>
-          <w:rFonts w:ascii="Optima" w:eastAsia="Microsoft GothicNeo" w:hAnsi="Optima" w:cs="CMU Sans Serif Medium"/>
-          <w:sz w:val="22"/>
-          <w:szCs w:val="22"/>
-        </w:rPr>
-        <w:t>https://doi.org/10.1101/2023.03.14.532537</w:t>
+        <w:t xml:space="preserve">DOI: </w:t>
+      </w:r>
+      <w:r>
+        <w:rPr>
+          <w:rFonts w:ascii="Optima" w:eastAsia="Microsoft GothicNeo" w:hAnsi="Optima" w:cs="CMU Sans Serif Medium"/>
+          <w:sz w:val="22"/>
+          <w:szCs w:val="22"/>
+          <w:lang w:val="en-IN"/>
+        </w:rPr>
+        <w:t>https://doi.org/10.1002/jcb.30405</w:t>
       </w:r>
     </w:p>
     <w:p>
@@ -1607,14 +1608,6 @@
           <w:sz w:val="22"/>
           <w:szCs w:val="22"/>
         </w:rPr>
-        <w:t xml:space="preserve"> (2023)</w:t>
-      </w:r>
-      <w:r>
-        <w:rPr>
-          <w:rFonts w:ascii="Optima" w:eastAsia="Microsoft GothicNeo" w:hAnsi="Optima" w:cs="CMU Sans Serif Medium"/>
-          <w:sz w:val="22"/>
-          <w:szCs w:val="22"/>
-        </w:rPr>
         <w:t xml:space="preserve"> </w:t>
       </w:r>
       <w:r>
@@ -1623,7 +1616,55 @@
           <w:sz w:val="22"/>
           <w:szCs w:val="22"/>
         </w:rPr>
-        <w:t>http://doi.org/10.1111/ijet.12373</w:t>
+        <w:t xml:space="preserve">1–59 </w:t>
+      </w:r>
+      <w:r>
+        <w:rPr>
+          <w:rFonts w:ascii="Optima" w:eastAsia="Microsoft GothicNeo" w:hAnsi="Optima" w:cs="CMU Sans Serif Medium"/>
+          <w:sz w:val="22"/>
+          <w:szCs w:val="22"/>
+        </w:rPr>
+        <w:t>(2023)</w:t>
+      </w:r>
+      <w:r>
+        <w:rPr>
+          <w:rFonts w:ascii="Optima" w:eastAsia="Microsoft GothicNeo" w:hAnsi="Optima" w:cs="CMU Sans Serif Medium"/>
+          <w:sz w:val="22"/>
+          <w:szCs w:val="22"/>
+        </w:rPr>
+        <w:t xml:space="preserve"> </w:t>
+      </w:r>
+      <w:r>
+        <w:rPr>
+          <w:rFonts w:ascii="Optima" w:eastAsia="Microsoft GothicNeo" w:hAnsi="Optima" w:cs="CMU Sans Serif Medium"/>
+          <w:sz w:val="22"/>
+          <w:szCs w:val="22"/>
+        </w:rPr>
+        <w:t xml:space="preserve">DOI: </w:t>
+      </w:r>
+      <w:r>
+        <w:rPr>
+          <w:rFonts w:ascii="Optima" w:eastAsia="Microsoft GothicNeo" w:hAnsi="Optima" w:cs="CMU Sans Serif Medium"/>
+          <w:sz w:val="22"/>
+          <w:szCs w:val="22"/>
+        </w:rPr>
+        <w:t>http</w:t>
+      </w:r>
+      <w:r>
+        <w:rPr>
+          <w:rFonts w:ascii="Optima" w:eastAsia="Microsoft GothicNeo" w:hAnsi="Optima" w:cs="CMU Sans Serif Medium"/>
+          <w:sz w:val="22"/>
+          <w:szCs w:val="22"/>
+        </w:rPr>
+        <w:t>s</w:t>
+      </w:r>
+      <w:r>
+        <w:rPr>
+          <w:rFonts w:ascii="Optima" w:eastAsia="Microsoft GothicNeo" w:hAnsi="Optima" w:cs="CMU Sans Serif Medium"/>
+          <w:sz w:val="22"/>
+          <w:szCs w:val="22"/>
+        </w:rPr>
+        <w:t>://doi.org/10.1111/ijet.12373</w:t>
       </w:r>
     </w:p>
     <w:p>

--- a/cv-arghya.docx
+++ b/cv-arghya.docx
@@ -1,6 +1,6 @@
 
 <file path=word/document.xml><?xml version="1.0" encoding="utf-8"?>
-<w:document xmlns:wpc="http://schemas.microsoft.com/office/word/2010/wordprocessingCanvas" xmlns:cx="http://schemas.microsoft.com/office/drawing/2014/chartex" xmlns:cx1="http://schemas.microsoft.com/office/drawing/2015/9/8/chartex" xmlns:cx2="http://schemas.microsoft.com/office/drawing/2015/10/21/chartex" xmlns:cx3="http://schemas.microsoft.com/office/drawing/2016/5/9/chartex" xmlns:cx4="http://schemas.microsoft.com/office/drawing/2016/5/10/chartex" xmlns:cx5="http://schemas.microsoft.com/office/drawing/2016/5/11/chartex" xmlns:cx6="http://schemas.microsoft.com/office/drawing/2016/5/12/chartex" xmlns:cx7="http://schemas.microsoft.com/office/drawing/2016/5/13/chartex" xmlns:cx8="http://schemas.microsoft.com/office/drawing/2016/5/14/chartex" xmlns:mc="http://schemas.openxmlformats.org/markup-compatibility/2006" xmlns:aink="http://schemas.microsoft.com/office/drawing/2016/ink" xmlns:am3d="http://schemas.microsoft.com/office/drawing/2017/model3d" xmlns:o="urn:schemas-microsoft-com:office:office" xmlns:oel="http://schemas.microsoft.com/office/2019/extlst" xmlns:r="http://schemas.openxmlformats.org/officeDocument/2006/relationships" xmlns:m="http://schemas.openxmlformats.org/officeDocument/2006/math" xmlns:v="urn:schemas-microsoft-com:vml" xmlns:wp14="http://schemas.microsoft.com/office/word/2010/wordprocessingDrawing" xmlns:wp="http://schemas.openxmlformats.org/drawingml/2006/wordprocessingDrawing" xmlns:w10="urn:schemas-microsoft-com:office:word" xmlns:w="http://schemas.openxmlformats.org/wordprocessingml/2006/main" xmlns:w14="http://schemas.microsoft.com/office/word/2010/wordml" xmlns:w15="http://schemas.microsoft.com/office/word/2012/wordml" xmlns:w16cex="http://schemas.microsoft.com/office/word/2018/wordml/cex" xmlns:w16cid="http://schemas.microsoft.com/office/word/2016/wordml/cid" xmlns:w16="http://schemas.microsoft.com/office/word/2018/wordml" xmlns:w16du="http://schemas.microsoft.com/office/word/2023/wordml/word16du" xmlns:w16sdtdh="http://schemas.microsoft.com/office/word/2020/wordml/sdtdatahash" xmlns:w16se="http://schemas.microsoft.com/office/word/2015/wordml/symex" xmlns:wpg="http://schemas.microsoft.com/office/word/2010/wordprocessingGroup" xmlns:wpi="http://schemas.microsoft.com/office/word/2010/wordprocessingInk" xmlns:wne="http://schemas.microsoft.com/office/word/2006/wordml" xmlns:wps="http://schemas.microsoft.com/office/word/2010/wordprocessingShape" mc:Ignorable="w14 w15 w16se w16cid w16 w16cex w16sdtdh wp14">
+<w:document xmlns:wpc="http://schemas.microsoft.com/office/word/2010/wordprocessingCanvas" xmlns:cx="http://schemas.microsoft.com/office/drawing/2014/chartex" xmlns:cx1="http://schemas.microsoft.com/office/drawing/2015/9/8/chartex" xmlns:cx2="http://schemas.microsoft.com/office/drawing/2015/10/21/chartex" xmlns:cx3="http://schemas.microsoft.com/office/drawing/2016/5/9/chartex" xmlns:cx4="http://schemas.microsoft.com/office/drawing/2016/5/10/chartex" xmlns:cx5="http://schemas.microsoft.com/office/drawing/2016/5/11/chartex" xmlns:cx6="http://schemas.microsoft.com/office/drawing/2016/5/12/chartex" xmlns:cx7="http://schemas.microsoft.com/office/drawing/2016/5/13/chartex" xmlns:cx8="http://schemas.microsoft.com/office/drawing/2016/5/14/chartex" xmlns:mc="http://schemas.openxmlformats.org/markup-compatibility/2006" xmlns:aink="http://schemas.microsoft.com/office/drawing/2016/ink" xmlns:am3d="http://schemas.microsoft.com/office/drawing/2017/model3d" xmlns:o="urn:schemas-microsoft-com:office:office" xmlns:oel="http://schemas.microsoft.com/office/2019/extlst" xmlns:r="http://schemas.openxmlformats.org/officeDocument/2006/relationships" xmlns:m="http://schemas.openxmlformats.org/officeDocument/2006/math" xmlns:v="urn:schemas-microsoft-com:vml" xmlns:wp14="http://schemas.microsoft.com/office/word/2010/wordprocessingDrawing" xmlns:wp="http://schemas.openxmlformats.org/drawingml/2006/wordprocessingDrawing" xmlns:w10="urn:schemas-microsoft-com:office:word" xmlns:w="http://schemas.openxmlformats.org/wordprocessingml/2006/main" xmlns:w14="http://schemas.microsoft.com/office/word/2010/wordml" xmlns:w15="http://schemas.microsoft.com/office/word/2012/wordml" xmlns:w16cex="http://schemas.microsoft.com/office/word/2018/wordml/cex" xmlns:w16cid="http://schemas.microsoft.com/office/word/2016/wordml/cid" xmlns:w16="http://schemas.microsoft.com/office/word/2018/wordml" xmlns:w16sdtdh="http://schemas.microsoft.com/office/word/2020/wordml/sdtdatahash" xmlns:w16se="http://schemas.microsoft.com/office/word/2015/wordml/symex" xmlns:wpg="http://schemas.microsoft.com/office/word/2010/wordprocessingGroup" xmlns:wpi="http://schemas.microsoft.com/office/word/2010/wordprocessingInk" xmlns:wne="http://schemas.microsoft.com/office/word/2006/wordml" xmlns:wps="http://schemas.microsoft.com/office/word/2010/wordprocessingShape" mc:Ignorable="w14 w15 w16se w16cid w16 w16cex w16sdtdh wp14">
   <w:body>
     <w:p>
       <w:pPr>
@@ -1317,122 +1317,381 @@
           <w:rFonts w:ascii="Optima" w:eastAsia="Microsoft GothicNeo" w:hAnsi="Optima" w:cs="CMU Sans Serif Medium"/>
           <w:sz w:val="22"/>
           <w:szCs w:val="22"/>
-        </w:rPr>
-        <w:t>A</w:t>
-      </w:r>
-      <w:r>
-        <w:rPr>
-          <w:rFonts w:ascii="Optima" w:eastAsia="Microsoft GothicNeo" w:hAnsi="Optima" w:cs="CMU Sans Serif Medium"/>
-          <w:sz w:val="22"/>
-          <w:szCs w:val="22"/>
+          <w:lang w:val="en-IN"/>
+        </w:rPr>
+        <w:t xml:space="preserve">K. </w:t>
+      </w:r>
+      <w:proofErr w:type="spellStart"/>
+      <w:r>
+        <w:rPr>
+          <w:rFonts w:ascii="Optima" w:eastAsia="Microsoft GothicNeo" w:hAnsi="Optima" w:cs="CMU Sans Serif Medium"/>
+          <w:sz w:val="22"/>
+          <w:szCs w:val="22"/>
+          <w:lang w:val="en-IN"/>
+        </w:rPr>
+        <w:t>Kaygisiz</w:t>
+      </w:r>
+      <w:proofErr w:type="spellEnd"/>
+      <w:r>
+        <w:rPr>
+          <w:rFonts w:ascii="Optima" w:eastAsia="Microsoft GothicNeo" w:hAnsi="Optima" w:cs="CMU Sans Serif Medium"/>
+          <w:sz w:val="22"/>
+          <w:szCs w:val="22"/>
+          <w:lang w:val="en-IN"/>
+        </w:rPr>
+        <w:t xml:space="preserve">, </w:t>
+      </w:r>
+      <w:r>
+        <w:rPr>
+          <w:rFonts w:ascii="Optima" w:eastAsia="Microsoft GothicNeo" w:hAnsi="Optima" w:cs="CMU Sans Serif Medium"/>
+          <w:b/>
+          <w:bCs/>
+          <w:sz w:val="22"/>
+          <w:szCs w:val="22"/>
+          <w:lang w:val="en-IN"/>
+        </w:rPr>
+        <w:t xml:space="preserve">A. </w:t>
+      </w:r>
+      <w:r>
+        <w:rPr>
+          <w:rFonts w:ascii="Optima" w:eastAsia="Microsoft GothicNeo" w:hAnsi="Optima" w:cs="CMU Sans Serif Medium"/>
+          <w:b/>
+          <w:bCs/>
+          <w:sz w:val="22"/>
+          <w:szCs w:val="22"/>
+          <w:lang w:val="en-IN"/>
+        </w:rPr>
+        <w:t>Dutta</w:t>
+      </w:r>
+      <w:r>
+        <w:rPr>
+          <w:rFonts w:ascii="Optima" w:eastAsia="Microsoft GothicNeo" w:hAnsi="Optima" w:cs="CMU Sans Serif Medium"/>
+          <w:sz w:val="22"/>
+          <w:szCs w:val="22"/>
+          <w:lang w:val="en-IN"/>
+        </w:rPr>
+        <w:t>,</w:t>
+      </w:r>
+      <w:r>
+        <w:rPr>
+          <w:rFonts w:ascii="Optima" w:eastAsia="Microsoft GothicNeo" w:hAnsi="Optima" w:cs="CMU Sans Serif Medium"/>
+          <w:sz w:val="22"/>
+          <w:szCs w:val="22"/>
+          <w:lang w:val="en-IN"/>
+        </w:rPr>
+        <w:t xml:space="preserve"> </w:t>
+      </w:r>
+      <w:r>
+        <w:rPr>
+          <w:rFonts w:ascii="Optima" w:eastAsia="Microsoft GothicNeo" w:hAnsi="Optima" w:cs="CMU Sans Serif Medium"/>
+          <w:sz w:val="22"/>
+          <w:szCs w:val="22"/>
+          <w:lang w:val="en-IN"/>
+        </w:rPr>
+        <w:t xml:space="preserve">L. </w:t>
+      </w:r>
+      <w:r>
+        <w:rPr>
+          <w:rFonts w:ascii="Optima" w:eastAsia="Microsoft GothicNeo" w:hAnsi="Optima" w:cs="CMU Sans Serif Medium"/>
+          <w:sz w:val="22"/>
+          <w:szCs w:val="22"/>
+          <w:lang w:val="en-IN"/>
+        </w:rPr>
+        <w:t>Rauch</w:t>
+      </w:r>
+      <w:r>
+        <w:rPr>
+          <w:rFonts w:ascii="Optima" w:eastAsia="Microsoft GothicNeo" w:hAnsi="Optima" w:cs="CMU Sans Serif Medium"/>
+          <w:sz w:val="22"/>
+          <w:szCs w:val="22"/>
+          <w:lang w:val="en-IN"/>
+        </w:rPr>
+        <w:t>-Wirth</w:t>
+      </w:r>
+      <w:r>
+        <w:rPr>
+          <w:rFonts w:ascii="Optima" w:eastAsia="Microsoft GothicNeo" w:hAnsi="Optima" w:cs="CMU Sans Serif Medium"/>
+          <w:sz w:val="22"/>
+          <w:szCs w:val="22"/>
+          <w:lang w:val="en-IN"/>
+        </w:rPr>
+        <w:t>,</w:t>
+      </w:r>
+      <w:r>
+        <w:rPr>
+          <w:rFonts w:ascii="Optima" w:eastAsia="Microsoft GothicNeo" w:hAnsi="Optima" w:cs="CMU Sans Serif Medium"/>
+          <w:sz w:val="22"/>
+          <w:szCs w:val="22"/>
+          <w:lang w:val="en-IN"/>
+        </w:rPr>
+        <w:t xml:space="preserve"> C. V.</w:t>
+      </w:r>
+      <w:r>
+        <w:rPr>
+          <w:rFonts w:ascii="Optima" w:eastAsia="Microsoft GothicNeo" w:hAnsi="Optima" w:cs="CMU Sans Serif Medium"/>
+          <w:sz w:val="22"/>
+          <w:szCs w:val="22"/>
+          <w:lang w:val="en-IN"/>
+        </w:rPr>
+        <w:t xml:space="preserve"> </w:t>
+      </w:r>
+      <w:proofErr w:type="spellStart"/>
+      <w:r>
+        <w:rPr>
+          <w:rFonts w:ascii="Optima" w:eastAsia="Microsoft GothicNeo" w:hAnsi="Optima" w:cs="CMU Sans Serif Medium"/>
+          <w:sz w:val="22"/>
+          <w:szCs w:val="22"/>
+          <w:lang w:val="en-IN"/>
+        </w:rPr>
+        <w:t>Synatschke</w:t>
+      </w:r>
+      <w:proofErr w:type="spellEnd"/>
+      <w:r>
+        <w:rPr>
+          <w:rFonts w:ascii="Optima" w:eastAsia="Microsoft GothicNeo" w:hAnsi="Optima" w:cs="CMU Sans Serif Medium"/>
+          <w:sz w:val="22"/>
+          <w:szCs w:val="22"/>
+          <w:lang w:val="en-IN"/>
+        </w:rPr>
+        <w:t xml:space="preserve">, </w:t>
+      </w:r>
+      <w:r>
+        <w:rPr>
+          <w:rFonts w:ascii="Optima" w:eastAsia="Microsoft GothicNeo" w:hAnsi="Optima" w:cs="CMU Sans Serif Medium"/>
+          <w:sz w:val="22"/>
+          <w:szCs w:val="22"/>
+          <w:lang w:val="en-IN"/>
+        </w:rPr>
+        <w:t>J.</w:t>
+      </w:r>
+      <w:r>
+        <w:rPr>
+          <w:rFonts w:ascii="Optima" w:eastAsia="Microsoft GothicNeo" w:hAnsi="Optima" w:cs="CMU Sans Serif Medium"/>
+          <w:sz w:val="22"/>
+          <w:szCs w:val="22"/>
+          <w:lang w:val="en-IN"/>
+        </w:rPr>
+        <w:t xml:space="preserve"> </w:t>
+      </w:r>
+      <w:proofErr w:type="spellStart"/>
+      <w:r>
+        <w:rPr>
+          <w:rFonts w:ascii="Optima" w:eastAsia="Microsoft GothicNeo" w:hAnsi="Optima" w:cs="CMU Sans Serif Medium"/>
+          <w:sz w:val="22"/>
+          <w:szCs w:val="22"/>
+          <w:lang w:val="en-IN"/>
+        </w:rPr>
+        <w:t>Münch</w:t>
+      </w:r>
+      <w:proofErr w:type="spellEnd"/>
+      <w:r>
+        <w:rPr>
+          <w:rFonts w:ascii="Optima" w:eastAsia="Microsoft GothicNeo" w:hAnsi="Optima" w:cs="CMU Sans Serif Medium"/>
+          <w:sz w:val="22"/>
+          <w:szCs w:val="22"/>
+          <w:lang w:val="en-IN"/>
+        </w:rPr>
+        <w:t>,</w:t>
+      </w:r>
+      <w:r>
+        <w:rPr>
+          <w:rFonts w:ascii="Optima" w:eastAsia="Microsoft GothicNeo" w:hAnsi="Optima" w:cs="CMU Sans Serif Medium"/>
+          <w:sz w:val="22"/>
+          <w:szCs w:val="22"/>
+          <w:lang w:val="en-IN"/>
+        </w:rPr>
+        <w:t xml:space="preserve"> </w:t>
+      </w:r>
+      <w:r>
+        <w:rPr>
+          <w:rFonts w:ascii="Optima" w:eastAsia="Microsoft GothicNeo" w:hAnsi="Optima" w:cs="CMU Sans Serif Medium"/>
+          <w:sz w:val="22"/>
+          <w:szCs w:val="22"/>
+          <w:lang w:val="en-IN"/>
+        </w:rPr>
+        <w:t>T.</w:t>
+      </w:r>
+      <w:r>
+        <w:rPr>
+          <w:rFonts w:ascii="Optima" w:eastAsia="Microsoft GothicNeo" w:hAnsi="Optima" w:cs="CMU Sans Serif Medium"/>
+          <w:sz w:val="22"/>
+          <w:szCs w:val="22"/>
+          <w:lang w:val="en-IN"/>
+        </w:rPr>
+        <w:t xml:space="preserve"> </w:t>
+      </w:r>
+      <w:proofErr w:type="spellStart"/>
+      <w:r>
+        <w:rPr>
+          <w:rFonts w:ascii="Optima" w:eastAsia="Microsoft GothicNeo" w:hAnsi="Optima" w:cs="CMU Sans Serif Medium"/>
+          <w:sz w:val="22"/>
+          <w:szCs w:val="22"/>
+          <w:lang w:val="en-IN"/>
+        </w:rPr>
+        <w:t>Bereau</w:t>
+      </w:r>
+      <w:proofErr w:type="spellEnd"/>
+      <w:r>
+        <w:rPr>
+          <w:rFonts w:ascii="Optima" w:eastAsia="Microsoft GothicNeo" w:hAnsi="Optima" w:cs="CMU Sans Serif Medium"/>
+          <w:sz w:val="22"/>
+          <w:szCs w:val="22"/>
+          <w:lang w:val="en-IN"/>
+        </w:rPr>
+        <w:t xml:space="preserve">, </w:t>
+      </w:r>
+      <w:r>
+        <w:rPr>
+          <w:rFonts w:ascii="Optima" w:eastAsia="Microsoft GothicNeo" w:hAnsi="Optima" w:cs="CMU Sans Serif Medium"/>
+          <w:sz w:val="22"/>
+          <w:szCs w:val="22"/>
+          <w:lang w:val="en-IN"/>
+        </w:rPr>
+        <w:t>and T.</w:t>
+      </w:r>
+      <w:r>
+        <w:rPr>
+          <w:rFonts w:ascii="Optima" w:eastAsia="Microsoft GothicNeo" w:hAnsi="Optima" w:cs="CMU Sans Serif Medium"/>
+          <w:sz w:val="22"/>
+          <w:szCs w:val="22"/>
+          <w:lang w:val="en-IN"/>
+        </w:rPr>
+        <w:t xml:space="preserve"> Weil</w:t>
+      </w:r>
+      <w:r>
+        <w:rPr>
+          <w:rFonts w:ascii="Optima" w:eastAsia="Microsoft GothicNeo" w:hAnsi="Optima" w:cs="CMU Sans Serif Medium"/>
+          <w:sz w:val="22"/>
+          <w:szCs w:val="22"/>
+          <w:lang w:val="en-IN"/>
+        </w:rPr>
+        <w:t>;</w:t>
+      </w:r>
+      <w:r>
+        <w:rPr>
+          <w:rFonts w:ascii="Optima" w:eastAsia="Microsoft GothicNeo" w:hAnsi="Optima" w:cs="CMU Sans Serif Medium"/>
+          <w:sz w:val="22"/>
+          <w:szCs w:val="22"/>
+          <w:lang w:val="en-IN"/>
+        </w:rPr>
+        <w:t xml:space="preserve"> </w:t>
+      </w:r>
+      <w:r>
+        <w:rPr>
+          <w:rFonts w:ascii="Optima" w:eastAsia="Microsoft GothicNeo" w:hAnsi="Optima" w:cs="CMU Sans Serif Medium"/>
+          <w:sz w:val="22"/>
+          <w:szCs w:val="22"/>
+          <w:lang w:val="en-IN"/>
+        </w:rPr>
+        <w:t>I</w:t>
+      </w:r>
+      <w:proofErr w:type="spellStart"/>
+      <w:r>
+        <w:rPr>
+          <w:rFonts w:ascii="Optima" w:eastAsia="Microsoft GothicNeo" w:hAnsi="Optima" w:cs="CMU Sans Serif Medium"/>
+          <w:sz w:val="22"/>
+          <w:szCs w:val="22"/>
+          <w:lang w:bidi="bn-IN"/>
+        </w:rPr>
+        <w:t>nverse</w:t>
+      </w:r>
+      <w:proofErr w:type="spellEnd"/>
+      <w:r>
+        <w:rPr>
+          <w:rFonts w:ascii="Optima" w:eastAsia="Microsoft GothicNeo" w:hAnsi="Optima" w:cs="CMU Sans Serif Medium"/>
+          <w:sz w:val="22"/>
+          <w:szCs w:val="22"/>
+          <w:lang w:bidi="bn-IN"/>
+        </w:rPr>
+        <w:t xml:space="preserve"> design of viral infectivity enhancing peptides fibrils from continuous protein-vector embeddings</w:t>
+      </w:r>
+      <w:r>
+        <w:rPr>
+          <w:rFonts w:ascii="Optima" w:eastAsia="Microsoft GothicNeo" w:hAnsi="Optima" w:cs="CMU Sans Serif Medium"/>
+          <w:sz w:val="22"/>
+          <w:szCs w:val="22"/>
+          <w:lang w:bidi="bn-IN"/>
         </w:rPr>
         <w:t>.</w:t>
       </w:r>
-      <w:r>
-        <w:rPr>
-          <w:rFonts w:ascii="Optima" w:eastAsia="Microsoft GothicNeo" w:hAnsi="Optima" w:cs="CMU Sans Serif Medium"/>
-          <w:sz w:val="22"/>
-          <w:szCs w:val="22"/>
-        </w:rPr>
-        <w:t xml:space="preserve"> Cristiani, </w:t>
-      </w:r>
-      <w:r>
-        <w:rPr>
-          <w:rFonts w:ascii="Optima" w:eastAsia="Microsoft GothicNeo" w:hAnsi="Optima" w:cs="CMU Sans Serif Medium"/>
-          <w:b/>
-          <w:bCs/>
-          <w:sz w:val="22"/>
-          <w:szCs w:val="22"/>
-        </w:rPr>
-        <w:t>A. Dutta</w:t>
-      </w:r>
-      <w:r>
-        <w:rPr>
-          <w:rFonts w:ascii="Optima" w:eastAsia="Microsoft GothicNeo" w:hAnsi="Optima" w:cs="CMU Sans Serif Medium"/>
-          <w:sz w:val="22"/>
-          <w:szCs w:val="22"/>
-        </w:rPr>
-        <w:t>, S</w:t>
-      </w:r>
-      <w:r>
-        <w:rPr>
-          <w:rFonts w:ascii="Optima" w:eastAsia="Microsoft GothicNeo" w:hAnsi="Optima" w:cs="CMU Sans Serif Medium"/>
-          <w:sz w:val="22"/>
-          <w:szCs w:val="22"/>
-        </w:rPr>
-        <w:t>.</w:t>
-      </w:r>
-      <w:r>
-        <w:rPr>
-          <w:rFonts w:ascii="Optima" w:eastAsia="Microsoft GothicNeo" w:hAnsi="Optima" w:cs="CMU Sans Serif Medium"/>
-          <w:sz w:val="22"/>
-          <w:szCs w:val="22"/>
-        </w:rPr>
-        <w:t xml:space="preserve"> A</w:t>
-      </w:r>
-      <w:r>
-        <w:rPr>
-          <w:rFonts w:ascii="Optima" w:eastAsia="Microsoft GothicNeo" w:hAnsi="Optima" w:cs="CMU Sans Serif Medium"/>
-          <w:sz w:val="22"/>
-          <w:szCs w:val="22"/>
-        </w:rPr>
-        <w:t>.</w:t>
-      </w:r>
-      <w:r>
-        <w:rPr>
-          <w:rFonts w:ascii="Optima" w:eastAsia="Microsoft GothicNeo" w:hAnsi="Optima" w:cs="CMU Sans Serif Medium"/>
-          <w:sz w:val="22"/>
-          <w:szCs w:val="22"/>
-        </w:rPr>
-        <w:t xml:space="preserve"> Poveda-Cuevas, A</w:t>
-      </w:r>
-      <w:r>
-        <w:rPr>
-          <w:rFonts w:ascii="Optima" w:eastAsia="Microsoft GothicNeo" w:hAnsi="Optima" w:cs="CMU Sans Serif Medium"/>
-          <w:sz w:val="22"/>
-          <w:szCs w:val="22"/>
-        </w:rPr>
-        <w:t>.</w:t>
-      </w:r>
-      <w:r>
-        <w:rPr>
-          <w:rFonts w:ascii="Optima" w:eastAsia="Microsoft GothicNeo" w:hAnsi="Optima" w:cs="CMU Sans Serif Medium"/>
-          <w:sz w:val="22"/>
-          <w:szCs w:val="22"/>
-        </w:rPr>
-        <w:t xml:space="preserve"> Kern, R</w:t>
-      </w:r>
-      <w:r>
-        <w:rPr>
-          <w:rFonts w:ascii="Optima" w:eastAsia="Microsoft GothicNeo" w:hAnsi="Optima" w:cs="CMU Sans Serif Medium"/>
-          <w:sz w:val="22"/>
-          <w:szCs w:val="22"/>
-        </w:rPr>
-        <w:t>.</w:t>
-      </w:r>
-      <w:r>
-        <w:rPr>
-          <w:rFonts w:ascii="Optima" w:eastAsia="Microsoft GothicNeo" w:hAnsi="Optima" w:cs="CMU Sans Serif Medium"/>
-          <w:sz w:val="22"/>
-          <w:szCs w:val="22"/>
-        </w:rPr>
-        <w:t xml:space="preserve"> M</w:t>
-      </w:r>
-      <w:r>
-        <w:rPr>
-          <w:rFonts w:ascii="Optima" w:eastAsia="Microsoft GothicNeo" w:hAnsi="Optima" w:cs="CMU Sans Serif Medium"/>
-          <w:sz w:val="22"/>
-          <w:szCs w:val="22"/>
-        </w:rPr>
-        <w:t>.</w:t>
-      </w:r>
-      <w:r>
-        <w:rPr>
-          <w:rFonts w:ascii="Optima" w:eastAsia="Microsoft GothicNeo" w:hAnsi="Optima" w:cs="CMU Sans Serif Medium"/>
-          <w:sz w:val="22"/>
-          <w:szCs w:val="22"/>
-        </w:rPr>
-        <w:t xml:space="preserve"> </w:t>
+    </w:p>
+    <w:p>
+      <w:pPr>
+        <w:pStyle w:val="ListParagraph"/>
+        <w:tabs>
+          <w:tab w:val="left" w:pos="2379"/>
+        </w:tabs>
+        <w:ind w:left="360"/>
+        <w:rPr>
+          <w:rFonts w:ascii="Optima" w:eastAsia="Microsoft GothicNeo" w:hAnsi="Optima" w:cs="CMU Sans Serif Medium"/>
+          <w:sz w:val="22"/>
+          <w:szCs w:val="22"/>
+          <w:lang w:bidi="bn-IN"/>
+        </w:rPr>
+      </w:pPr>
+      <w:r>
+        <w:rPr>
+          <w:rFonts w:ascii="Optima" w:eastAsia="Microsoft GothicNeo" w:hAnsi="Optima" w:cs="CMU Sans Serif Medium"/>
+          <w:sz w:val="22"/>
+          <w:szCs w:val="22"/>
+          <w:lang w:bidi="bn-IN"/>
+        </w:rPr>
+        <w:t xml:space="preserve">Accepted in </w:t>
+      </w:r>
+      <w:r>
+        <w:rPr>
+          <w:rFonts w:ascii="Optima" w:eastAsia="Microsoft GothicNeo" w:hAnsi="Optima" w:cs="CMU Sans Serif Medium"/>
+          <w:i/>
+          <w:iCs/>
+          <w:sz w:val="22"/>
+          <w:szCs w:val="22"/>
+          <w:lang w:bidi="bn-IN"/>
+        </w:rPr>
+        <w:t>Biomaterials science</w:t>
+      </w:r>
+      <w:r>
+        <w:rPr>
+          <w:rFonts w:ascii="Optima" w:eastAsia="Microsoft GothicNeo" w:hAnsi="Optima" w:cs="CMU Sans Serif Medium"/>
+          <w:sz w:val="22"/>
+          <w:szCs w:val="22"/>
+          <w:lang w:bidi="bn-IN"/>
+        </w:rPr>
+        <w:t xml:space="preserve"> (2023)</w:t>
+      </w:r>
+    </w:p>
+    <w:p>
+      <w:pPr>
+        <w:pStyle w:val="ListParagraph"/>
+        <w:tabs>
+          <w:tab w:val="left" w:pos="2379"/>
+        </w:tabs>
+        <w:ind w:left="360"/>
+        <w:rPr>
+          <w:rFonts w:ascii="Optima" w:eastAsia="Microsoft GothicNeo" w:hAnsi="Optima" w:cs="CMU Sans Serif Medium"/>
+          <w:b/>
+          <w:bCs/>
+          <w:sz w:val="22"/>
+          <w:szCs w:val="22"/>
+          <w:lang w:val="en-IN"/>
+        </w:rPr>
+      </w:pPr>
+      <w:r>
+        <w:rPr>
+          <w:rFonts w:ascii="Optima" w:eastAsia="Microsoft GothicNeo" w:hAnsi="Optima" w:cs="CMU Sans Serif Medium"/>
+          <w:i/>
+          <w:iCs/>
+          <w:sz w:val="22"/>
+          <w:szCs w:val="22"/>
+        </w:rPr>
+        <w:t>Preprint</w:t>
+      </w:r>
+      <w:r>
+        <w:rPr>
+          <w:rFonts w:ascii="Optima" w:eastAsia="Microsoft GothicNeo" w:hAnsi="Optima" w:cs="CMU Sans Serif Medium"/>
+          <w:sz w:val="22"/>
+          <w:szCs w:val="22"/>
+        </w:rPr>
+        <w:t xml:space="preserve">: </w:t>
       </w:r>
       <w:proofErr w:type="spellStart"/>
       <w:r>
@@ -1441,7 +1700,7 @@
           <w:sz w:val="22"/>
           <w:szCs w:val="22"/>
         </w:rPr>
-        <w:t>Bhaskara</w:t>
+        <w:t>ChemRxiv</w:t>
       </w:r>
       <w:proofErr w:type="spellEnd"/>
       <w:r>
@@ -1450,78 +1709,16 @@
           <w:sz w:val="22"/>
           <w:szCs w:val="22"/>
         </w:rPr>
-        <w:t>;</w:t>
-      </w:r>
-      <w:r>
-        <w:rPr>
-          <w:rFonts w:ascii="Optima" w:eastAsia="Microsoft GothicNeo" w:hAnsi="Optima" w:cs="CMU Sans Serif Medium"/>
-          <w:sz w:val="22"/>
-          <w:szCs w:val="22"/>
-        </w:rPr>
-        <w:t xml:space="preserve"> </w:t>
-      </w:r>
-      <w:r>
-        <w:rPr>
-          <w:rFonts w:ascii="Optima" w:eastAsia="Microsoft GothicNeo" w:hAnsi="Optima" w:cs="CMU Sans Serif Medium"/>
-          <w:sz w:val="22"/>
-          <w:szCs w:val="22"/>
-          <w:lang w:val="en-IN"/>
-        </w:rPr>
-        <w:t>Identification of potential selective autophagy receptors from protein-content profiling of autophagosomes</w:t>
-      </w:r>
-      <w:r>
-        <w:rPr>
-          <w:rFonts w:ascii="Optima" w:eastAsia="Microsoft GothicNeo" w:hAnsi="Optima" w:cs="CMU Sans Serif Medium"/>
-          <w:sz w:val="22"/>
-          <w:szCs w:val="22"/>
-          <w:lang w:val="en-IN"/>
-        </w:rPr>
-        <w:t xml:space="preserve">; Journal of Cellular Biochemistry </w:t>
-      </w:r>
-      <w:r>
-        <w:rPr>
-          <w:rFonts w:ascii="Optima" w:eastAsia="Microsoft GothicNeo" w:hAnsi="Optima" w:cs="CMU Sans Serif Medium"/>
-          <w:sz w:val="22"/>
-          <w:szCs w:val="22"/>
-          <w:lang w:val="en-IN"/>
-        </w:rPr>
-        <w:t xml:space="preserve">1–14 </w:t>
-      </w:r>
-      <w:r>
-        <w:rPr>
-          <w:rFonts w:ascii="Optima" w:eastAsia="Microsoft GothicNeo" w:hAnsi="Optima" w:cs="CMU Sans Serif Medium"/>
-          <w:sz w:val="22"/>
-          <w:szCs w:val="22"/>
-          <w:lang w:val="en-IN"/>
-        </w:rPr>
-        <w:t>(2023)</w:t>
-      </w:r>
-      <w:r>
-        <w:rPr>
-          <w:rFonts w:ascii="Optima" w:eastAsia="Microsoft GothicNeo" w:hAnsi="Optima" w:cs="CMU Sans Serif Medium"/>
-          <w:sz w:val="22"/>
-          <w:szCs w:val="22"/>
-          <w:lang w:val="en-IN"/>
-        </w:rPr>
-        <w:t xml:space="preserve"> </w:t>
-      </w:r>
-      <w:r>
-        <w:rPr>
-          <w:rFonts w:ascii="Optima" w:eastAsia="Microsoft GothicNeo" w:hAnsi="Optima" w:cs="CMU Sans Serif Medium"/>
-          <w:sz w:val="22"/>
-          <w:szCs w:val="22"/>
-          <w:lang w:val="en-IN"/>
-        </w:rPr>
-        <w:t xml:space="preserve">DOI: </w:t>
-      </w:r>
-      <w:r>
-        <w:rPr>
-          <w:rFonts w:ascii="Optima" w:eastAsia="Microsoft GothicNeo" w:hAnsi="Optima" w:cs="CMU Sans Serif Medium"/>
-          <w:sz w:val="22"/>
-          <w:szCs w:val="22"/>
-          <w:lang w:val="en-IN"/>
-        </w:rPr>
-        <w:t>https://doi.org/10.1002/jcb.30405</w:t>
+        <w:t xml:space="preserve"> (2023) </w:t>
+      </w:r>
+      <w:r>
+        <w:rPr>
+          <w:rFonts w:ascii="Optima" w:eastAsia="Microsoft GothicNeo" w:hAnsi="Optima" w:cs="CMU Sans Serif Medium"/>
+          <w:sz w:val="22"/>
+          <w:szCs w:val="22"/>
+          <w:lang w:val="en-IN" w:bidi="bn-IN"/>
+        </w:rPr>
+        <w:t>https://doi.org/10.26434/chemrxiv-2023-1kqm3</w:t>
       </w:r>
     </w:p>
     <w:p>
@@ -1536,17 +1733,134 @@
         </w:tabs>
         <w:rPr>
           <w:rFonts w:ascii="Optima" w:eastAsia="Microsoft GothicNeo" w:hAnsi="Optima" w:cs="CMU Sans Serif Medium"/>
-          <w:sz w:val="22"/>
-          <w:szCs w:val="22"/>
-        </w:rPr>
-      </w:pPr>
-      <w:r>
-        <w:rPr>
-          <w:rFonts w:ascii="Optima" w:eastAsia="Microsoft GothicNeo" w:hAnsi="Optima" w:cs="CMU Sans Serif Medium"/>
-          <w:sz w:val="22"/>
-          <w:szCs w:val="22"/>
-        </w:rPr>
-        <w:t xml:space="preserve">N. Sen, P. </w:t>
+          <w:b/>
+          <w:bCs/>
+          <w:sz w:val="22"/>
+          <w:szCs w:val="22"/>
+          <w:lang w:val="en-IN"/>
+        </w:rPr>
+      </w:pPr>
+      <w:r>
+        <w:rPr>
+          <w:rFonts w:ascii="Optima" w:eastAsia="Microsoft GothicNeo" w:hAnsi="Optima" w:cs="CMU Sans Serif Medium"/>
+          <w:sz w:val="22"/>
+          <w:szCs w:val="22"/>
+        </w:rPr>
+        <w:t>A</w:t>
+      </w:r>
+      <w:r>
+        <w:rPr>
+          <w:rFonts w:ascii="Optima" w:eastAsia="Microsoft GothicNeo" w:hAnsi="Optima" w:cs="CMU Sans Serif Medium"/>
+          <w:sz w:val="22"/>
+          <w:szCs w:val="22"/>
+        </w:rPr>
+        <w:t>.</w:t>
+      </w:r>
+      <w:r>
+        <w:rPr>
+          <w:rFonts w:ascii="Optima" w:eastAsia="Microsoft GothicNeo" w:hAnsi="Optima" w:cs="CMU Sans Serif Medium"/>
+          <w:sz w:val="22"/>
+          <w:szCs w:val="22"/>
+        </w:rPr>
+        <w:t xml:space="preserve"> Cristiani, </w:t>
+      </w:r>
+      <w:r>
+        <w:rPr>
+          <w:rFonts w:ascii="Optima" w:eastAsia="Microsoft GothicNeo" w:hAnsi="Optima" w:cs="CMU Sans Serif Medium"/>
+          <w:b/>
+          <w:bCs/>
+          <w:sz w:val="22"/>
+          <w:szCs w:val="22"/>
+        </w:rPr>
+        <w:t>A. Dutta</w:t>
+      </w:r>
+      <w:r>
+        <w:rPr>
+          <w:rFonts w:ascii="Optima" w:eastAsia="Microsoft GothicNeo" w:hAnsi="Optima" w:cs="CMU Sans Serif Medium"/>
+          <w:sz w:val="22"/>
+          <w:szCs w:val="22"/>
+        </w:rPr>
+        <w:t>, S</w:t>
+      </w:r>
+      <w:r>
+        <w:rPr>
+          <w:rFonts w:ascii="Optima" w:eastAsia="Microsoft GothicNeo" w:hAnsi="Optima" w:cs="CMU Sans Serif Medium"/>
+          <w:sz w:val="22"/>
+          <w:szCs w:val="22"/>
+        </w:rPr>
+        <w:t>.</w:t>
+      </w:r>
+      <w:r>
+        <w:rPr>
+          <w:rFonts w:ascii="Optima" w:eastAsia="Microsoft GothicNeo" w:hAnsi="Optima" w:cs="CMU Sans Serif Medium"/>
+          <w:sz w:val="22"/>
+          <w:szCs w:val="22"/>
+        </w:rPr>
+        <w:t xml:space="preserve"> A</w:t>
+      </w:r>
+      <w:r>
+        <w:rPr>
+          <w:rFonts w:ascii="Optima" w:eastAsia="Microsoft GothicNeo" w:hAnsi="Optima" w:cs="CMU Sans Serif Medium"/>
+          <w:sz w:val="22"/>
+          <w:szCs w:val="22"/>
+        </w:rPr>
+        <w:t>.</w:t>
+      </w:r>
+      <w:r>
+        <w:rPr>
+          <w:rFonts w:ascii="Optima" w:eastAsia="Microsoft GothicNeo" w:hAnsi="Optima" w:cs="CMU Sans Serif Medium"/>
+          <w:sz w:val="22"/>
+          <w:szCs w:val="22"/>
+        </w:rPr>
+        <w:t xml:space="preserve"> Poveda-Cuevas, A</w:t>
+      </w:r>
+      <w:r>
+        <w:rPr>
+          <w:rFonts w:ascii="Optima" w:eastAsia="Microsoft GothicNeo" w:hAnsi="Optima" w:cs="CMU Sans Serif Medium"/>
+          <w:sz w:val="22"/>
+          <w:szCs w:val="22"/>
+        </w:rPr>
+        <w:t>.</w:t>
+      </w:r>
+      <w:r>
+        <w:rPr>
+          <w:rFonts w:ascii="Optima" w:eastAsia="Microsoft GothicNeo" w:hAnsi="Optima" w:cs="CMU Sans Serif Medium"/>
+          <w:sz w:val="22"/>
+          <w:szCs w:val="22"/>
+        </w:rPr>
+        <w:t xml:space="preserve"> Kern, R</w:t>
+      </w:r>
+      <w:r>
+        <w:rPr>
+          <w:rFonts w:ascii="Optima" w:eastAsia="Microsoft GothicNeo" w:hAnsi="Optima" w:cs="CMU Sans Serif Medium"/>
+          <w:sz w:val="22"/>
+          <w:szCs w:val="22"/>
+        </w:rPr>
+        <w:t>.</w:t>
+      </w:r>
+      <w:r>
+        <w:rPr>
+          <w:rFonts w:ascii="Optima" w:eastAsia="Microsoft GothicNeo" w:hAnsi="Optima" w:cs="CMU Sans Serif Medium"/>
+          <w:sz w:val="22"/>
+          <w:szCs w:val="22"/>
+        </w:rPr>
+        <w:t xml:space="preserve"> M</w:t>
+      </w:r>
+      <w:r>
+        <w:rPr>
+          <w:rFonts w:ascii="Optima" w:eastAsia="Microsoft GothicNeo" w:hAnsi="Optima" w:cs="CMU Sans Serif Medium"/>
+          <w:sz w:val="22"/>
+          <w:szCs w:val="22"/>
+        </w:rPr>
+        <w:t>.</w:t>
+      </w:r>
+      <w:r>
+        <w:rPr>
+          <w:rFonts w:ascii="Optima" w:eastAsia="Microsoft GothicNeo" w:hAnsi="Optima" w:cs="CMU Sans Serif Medium"/>
+          <w:sz w:val="22"/>
+          <w:szCs w:val="22"/>
+        </w:rPr>
+        <w:t xml:space="preserve"> </w:t>
       </w:r>
       <w:proofErr w:type="spellStart"/>
       <w:r>
@@ -1555,7 +1869,7 @@
           <w:sz w:val="22"/>
           <w:szCs w:val="22"/>
         </w:rPr>
-        <w:t>Minocha</w:t>
+        <w:t>Bhaskara</w:t>
       </w:r>
       <w:proofErr w:type="spellEnd"/>
       <w:r>
@@ -1564,17 +1878,7 @@
           <w:sz w:val="22"/>
           <w:szCs w:val="22"/>
         </w:rPr>
-        <w:t xml:space="preserve">, and </w:t>
-      </w:r>
-      <w:r>
-        <w:rPr>
-          <w:rFonts w:ascii="Optima" w:eastAsia="Microsoft GothicNeo" w:hAnsi="Optima" w:cs="CMU Sans Serif Medium"/>
-          <w:b/>
-          <w:bCs/>
-          <w:sz w:val="22"/>
-          <w:szCs w:val="22"/>
-        </w:rPr>
-        <w:t>A.</w:t>
+        <w:t>;</w:t>
       </w:r>
       <w:r>
         <w:rPr>
@@ -1587,26 +1891,45 @@
       <w:r>
         <w:rPr>
           <w:rFonts w:ascii="Optima" w:eastAsia="Microsoft GothicNeo" w:hAnsi="Optima" w:cs="CMU Sans Serif Medium"/>
-          <w:b/>
-          <w:bCs/>
-          <w:sz w:val="22"/>
-          <w:szCs w:val="22"/>
-        </w:rPr>
-        <w:t>Dutta</w:t>
-      </w:r>
-      <w:r>
-        <w:rPr>
-          <w:rFonts w:ascii="Optima" w:eastAsia="Microsoft GothicNeo" w:hAnsi="Optima" w:cs="CMU Sans Serif Medium"/>
-          <w:sz w:val="22"/>
-          <w:szCs w:val="22"/>
-        </w:rPr>
-        <w:t>; Technology licensing and collusion; International Journal of Economic Theory</w:t>
-      </w:r>
-      <w:r>
-        <w:rPr>
-          <w:rFonts w:ascii="Optima" w:eastAsia="Microsoft GothicNeo" w:hAnsi="Optima" w:cs="CMU Sans Serif Medium"/>
-          <w:sz w:val="22"/>
-          <w:szCs w:val="22"/>
+          <w:sz w:val="22"/>
+          <w:szCs w:val="22"/>
+          <w:lang w:val="en-IN"/>
+        </w:rPr>
+        <w:t>Identification of potential selective autophagy receptors from protein-content profiling of autophagosomes</w:t>
+      </w:r>
+      <w:r>
+        <w:rPr>
+          <w:rFonts w:ascii="Optima" w:eastAsia="Microsoft GothicNeo" w:hAnsi="Optima" w:cs="CMU Sans Serif Medium"/>
+          <w:sz w:val="22"/>
+          <w:szCs w:val="22"/>
+          <w:lang w:val="en-IN"/>
+        </w:rPr>
+        <w:t xml:space="preserve">; Journal of Cellular Biochemistry </w:t>
+      </w:r>
+      <w:r>
+        <w:rPr>
+          <w:rFonts w:ascii="Optima" w:eastAsia="Microsoft GothicNeo" w:hAnsi="Optima" w:cs="CMU Sans Serif Medium"/>
+          <w:sz w:val="22"/>
+          <w:szCs w:val="22"/>
+          <w:lang w:val="en-IN"/>
+        </w:rPr>
+        <w:t xml:space="preserve">1–14 </w:t>
+      </w:r>
+      <w:r>
+        <w:rPr>
+          <w:rFonts w:ascii="Optima" w:eastAsia="Microsoft GothicNeo" w:hAnsi="Optima" w:cs="CMU Sans Serif Medium"/>
+          <w:sz w:val="22"/>
+          <w:szCs w:val="22"/>
+          <w:lang w:val="en-IN"/>
+        </w:rPr>
+        <w:t>(2023)</w:t>
+      </w:r>
+      <w:r>
+        <w:rPr>
+          <w:rFonts w:ascii="Optima" w:eastAsia="Microsoft GothicNeo" w:hAnsi="Optima" w:cs="CMU Sans Serif Medium"/>
+          <w:sz w:val="22"/>
+          <w:szCs w:val="22"/>
+          <w:lang w:val="en-IN"/>
         </w:rPr>
         <w:t xml:space="preserve"> </w:t>
       </w:r>
@@ -1615,30 +1938,7 @@
           <w:rFonts w:ascii="Optima" w:eastAsia="Microsoft GothicNeo" w:hAnsi="Optima" w:cs="CMU Sans Serif Medium"/>
           <w:sz w:val="22"/>
           <w:szCs w:val="22"/>
-        </w:rPr>
-        <w:t xml:space="preserve">1–59 </w:t>
-      </w:r>
-      <w:r>
-        <w:rPr>
-          <w:rFonts w:ascii="Optima" w:eastAsia="Microsoft GothicNeo" w:hAnsi="Optima" w:cs="CMU Sans Serif Medium"/>
-          <w:sz w:val="22"/>
-          <w:szCs w:val="22"/>
-        </w:rPr>
-        <w:t>(2023)</w:t>
-      </w:r>
-      <w:r>
-        <w:rPr>
-          <w:rFonts w:ascii="Optima" w:eastAsia="Microsoft GothicNeo" w:hAnsi="Optima" w:cs="CMU Sans Serif Medium"/>
-          <w:sz w:val="22"/>
-          <w:szCs w:val="22"/>
-        </w:rPr>
-        <w:t xml:space="preserve"> </w:t>
-      </w:r>
-      <w:r>
-        <w:rPr>
-          <w:rFonts w:ascii="Optima" w:eastAsia="Microsoft GothicNeo" w:hAnsi="Optima" w:cs="CMU Sans Serif Medium"/>
-          <w:sz w:val="22"/>
-          <w:szCs w:val="22"/>
+          <w:lang w:val="en-IN"/>
         </w:rPr>
         <w:t xml:space="preserve">DOI: </w:t>
       </w:r>
@@ -1647,24 +1947,9 @@
           <w:rFonts w:ascii="Optima" w:eastAsia="Microsoft GothicNeo" w:hAnsi="Optima" w:cs="CMU Sans Serif Medium"/>
           <w:sz w:val="22"/>
           <w:szCs w:val="22"/>
-        </w:rPr>
-        <w:t>http</w:t>
-      </w:r>
-      <w:r>
-        <w:rPr>
-          <w:rFonts w:ascii="Optima" w:eastAsia="Microsoft GothicNeo" w:hAnsi="Optima" w:cs="CMU Sans Serif Medium"/>
-          <w:sz w:val="22"/>
-          <w:szCs w:val="22"/>
-        </w:rPr>
-        <w:t>s</w:t>
-      </w:r>
-      <w:r>
-        <w:rPr>
-          <w:rFonts w:ascii="Optima" w:eastAsia="Microsoft GothicNeo" w:hAnsi="Optima" w:cs="CMU Sans Serif Medium"/>
-          <w:sz w:val="22"/>
-          <w:szCs w:val="22"/>
-        </w:rPr>
-        <w:t>://doi.org/10.1111/ijet.12373</w:t>
+          <w:lang w:val="en-IN"/>
+        </w:rPr>
+        <w:t>https://doi.org/10.1002/jcb.30405</w:t>
       </w:r>
     </w:p>
     <w:p>
@@ -1681,18 +1966,51 @@
           <w:rFonts w:ascii="Optima" w:eastAsia="Microsoft GothicNeo" w:hAnsi="Optima" w:cs="CMU Sans Serif Medium"/>
           <w:sz w:val="22"/>
           <w:szCs w:val="22"/>
-          <w:lang w:val="en-IN"/>
-        </w:rPr>
-      </w:pPr>
-      <w:r>
-        <w:rPr>
-          <w:rFonts w:ascii="Optima" w:eastAsia="Microsoft GothicNeo" w:hAnsi="Optima" w:cs="CMU Sans Serif Medium"/>
-          <w:b/>
-          <w:bCs/>
-          <w:sz w:val="22"/>
-          <w:szCs w:val="22"/>
-        </w:rPr>
-        <w:t xml:space="preserve">A. </w:t>
+        </w:rPr>
+      </w:pPr>
+      <w:r>
+        <w:rPr>
+          <w:rFonts w:ascii="Optima" w:eastAsia="Microsoft GothicNeo" w:hAnsi="Optima" w:cs="CMU Sans Serif Medium"/>
+          <w:sz w:val="22"/>
+          <w:szCs w:val="22"/>
+        </w:rPr>
+        <w:t xml:space="preserve">N. Sen, P. </w:t>
+      </w:r>
+      <w:proofErr w:type="spellStart"/>
+      <w:r>
+        <w:rPr>
+          <w:rFonts w:ascii="Optima" w:eastAsia="Microsoft GothicNeo" w:hAnsi="Optima" w:cs="CMU Sans Serif Medium"/>
+          <w:sz w:val="22"/>
+          <w:szCs w:val="22"/>
+        </w:rPr>
+        <w:t>Minocha</w:t>
+      </w:r>
+      <w:proofErr w:type="spellEnd"/>
+      <w:r>
+        <w:rPr>
+          <w:rFonts w:ascii="Optima" w:eastAsia="Microsoft GothicNeo" w:hAnsi="Optima" w:cs="CMU Sans Serif Medium"/>
+          <w:sz w:val="22"/>
+          <w:szCs w:val="22"/>
+        </w:rPr>
+        <w:t xml:space="preserve">, and </w:t>
+      </w:r>
+      <w:r>
+        <w:rPr>
+          <w:rFonts w:ascii="Optima" w:eastAsia="Microsoft GothicNeo" w:hAnsi="Optima" w:cs="CMU Sans Serif Medium"/>
+          <w:b/>
+          <w:bCs/>
+          <w:sz w:val="22"/>
+          <w:szCs w:val="22"/>
+        </w:rPr>
+        <w:t>A.</w:t>
+      </w:r>
+      <w:r>
+        <w:rPr>
+          <w:rFonts w:ascii="Optima" w:eastAsia="Microsoft GothicNeo" w:hAnsi="Optima" w:cs="CMU Sans Serif Medium"/>
+          <w:sz w:val="22"/>
+          <w:szCs w:val="22"/>
+        </w:rPr>
+        <w:t xml:space="preserve"> </w:t>
       </w:r>
       <w:r>
         <w:rPr>
@@ -1707,22 +2025,10 @@
       <w:r>
         <w:rPr>
           <w:rFonts w:ascii="Optima" w:eastAsia="Microsoft GothicNeo" w:hAnsi="Optima" w:cs="CMU Sans Serif Medium"/>
-          <w:b/>
-          <w:bCs/>
-          <w:sz w:val="22"/>
-          <w:szCs w:val="22"/>
-        </w:rPr>
-        <w:t>*</w:t>
-      </w:r>
-      <w:r>
-        <w:rPr>
-          <w:rFonts w:ascii="Optima" w:eastAsia="Microsoft GothicNeo" w:hAnsi="Optima" w:cs="CMU Sans Serif Medium"/>
-          <w:b/>
-          <w:bCs/>
-          <w:sz w:val="22"/>
-          <w:szCs w:val="22"/>
-        </w:rPr>
-        <w:t>,</w:t>
+          <w:sz w:val="22"/>
+          <w:szCs w:val="22"/>
+        </w:rPr>
+        <w:t>; Technology licensing and collusion; International Journal of Economic Theory</w:t>
       </w:r>
       <w:r>
         <w:rPr>
@@ -1738,7 +2044,15 @@
           <w:sz w:val="22"/>
           <w:szCs w:val="22"/>
         </w:rPr>
-        <w:t>T.</w:t>
+        <w:t xml:space="preserve">1–59 </w:t>
+      </w:r>
+      <w:r>
+        <w:rPr>
+          <w:rFonts w:ascii="Optima" w:eastAsia="Microsoft GothicNeo" w:hAnsi="Optima" w:cs="CMU Sans Serif Medium"/>
+          <w:sz w:val="22"/>
+          <w:szCs w:val="22"/>
+        </w:rPr>
+        <w:t>(2023)</w:t>
       </w:r>
       <w:r>
         <w:rPr>
@@ -1748,97 +2062,27 @@
         </w:rPr>
         <w:t xml:space="preserve"> </w:t>
       </w:r>
-      <w:proofErr w:type="spellStart"/>
-      <w:r>
-        <w:rPr>
-          <w:rFonts w:ascii="Optima" w:eastAsia="Microsoft GothicNeo" w:hAnsi="Optima" w:cs="CMU Sans Serif Medium"/>
-          <w:sz w:val="22"/>
-          <w:szCs w:val="22"/>
-        </w:rPr>
-        <w:t>Bereau</w:t>
-      </w:r>
-      <w:proofErr w:type="spellEnd"/>
-      <w:r>
-        <w:rPr>
-          <w:rFonts w:ascii="Optima" w:eastAsia="Microsoft GothicNeo" w:hAnsi="Optima" w:cs="CMU Sans Serif Medium"/>
-          <w:sz w:val="22"/>
-          <w:szCs w:val="22"/>
-        </w:rPr>
-        <w:t xml:space="preserve">, </w:t>
-      </w:r>
-      <w:r>
-        <w:rPr>
-          <w:rFonts w:ascii="Optima" w:eastAsia="Microsoft GothicNeo" w:hAnsi="Optima" w:cs="CMU Sans Serif Medium"/>
-          <w:sz w:val="22"/>
-          <w:szCs w:val="22"/>
-        </w:rPr>
-        <w:t xml:space="preserve">and </w:t>
-      </w:r>
-      <w:r>
-        <w:rPr>
-          <w:rFonts w:ascii="Optima" w:eastAsia="Microsoft GothicNeo" w:hAnsi="Optima" w:cs="CMU Sans Serif Medium"/>
-          <w:sz w:val="22"/>
-          <w:szCs w:val="22"/>
-        </w:rPr>
-        <w:t>T.</w:t>
-      </w:r>
-      <w:r>
-        <w:rPr>
-          <w:rFonts w:ascii="Optima" w:eastAsia="Microsoft GothicNeo" w:hAnsi="Optima" w:cs="CMU Sans Serif Medium"/>
-          <w:sz w:val="22"/>
-          <w:szCs w:val="22"/>
-        </w:rPr>
-        <w:t xml:space="preserve"> A.</w:t>
-      </w:r>
-      <w:r>
-        <w:rPr>
-          <w:rFonts w:ascii="Optima" w:eastAsia="Microsoft GothicNeo" w:hAnsi="Optima" w:cs="CMU Sans Serif Medium"/>
-          <w:sz w:val="22"/>
-          <w:szCs w:val="22"/>
-        </w:rPr>
-        <w:t xml:space="preserve"> </w:t>
-      </w:r>
-      <w:proofErr w:type="spellStart"/>
-      <w:r>
-        <w:rPr>
-          <w:rFonts w:ascii="Optima" w:eastAsia="Microsoft GothicNeo" w:hAnsi="Optima" w:cs="CMU Sans Serif Medium"/>
-          <w:sz w:val="22"/>
-          <w:szCs w:val="22"/>
-        </w:rPr>
-        <w:t>Vilgis</w:t>
-      </w:r>
-      <w:proofErr w:type="spellEnd"/>
-      <w:r>
-        <w:rPr>
-          <w:rFonts w:ascii="Optima" w:eastAsia="Microsoft GothicNeo" w:hAnsi="Optima" w:cs="CMU Sans Serif Medium"/>
-          <w:sz w:val="22"/>
-          <w:szCs w:val="22"/>
-        </w:rPr>
-        <w:t>;</w:t>
-      </w:r>
-      <w:r>
-        <w:rPr>
-          <w:rFonts w:ascii="Optima" w:eastAsia="Microsoft GothicNeo" w:hAnsi="Optima" w:cs="CMU Sans Serif Medium"/>
-          <w:sz w:val="22"/>
-          <w:szCs w:val="22"/>
-        </w:rPr>
-        <w:t xml:space="preserve"> </w:t>
-      </w:r>
-      <w:r>
-        <w:rPr>
-          <w:rFonts w:ascii="Optima" w:eastAsia="Microsoft GothicNeo" w:hAnsi="Optima" w:cs="CMU Sans Serif Medium"/>
-          <w:sz w:val="22"/>
-          <w:szCs w:val="22"/>
-          <w:lang w:val="en-IN"/>
-        </w:rPr>
-        <w:t xml:space="preserve">Identifying </w:t>
-      </w:r>
-      <w:r>
-        <w:rPr>
-          <w:rFonts w:ascii="Optima" w:eastAsia="Microsoft GothicNeo" w:hAnsi="Optima" w:cs="CMU Sans Serif Medium"/>
-          <w:sz w:val="22"/>
-          <w:szCs w:val="22"/>
-          <w:lang w:val="en-IN"/>
+      <w:r>
+        <w:rPr>
+          <w:rFonts w:ascii="Optima" w:eastAsia="Microsoft GothicNeo" w:hAnsi="Optima" w:cs="CMU Sans Serif Medium"/>
+          <w:sz w:val="22"/>
+          <w:szCs w:val="22"/>
+        </w:rPr>
+        <w:t xml:space="preserve">DOI: </w:t>
+      </w:r>
+      <w:r>
+        <w:rPr>
+          <w:rFonts w:ascii="Optima" w:eastAsia="Microsoft GothicNeo" w:hAnsi="Optima" w:cs="CMU Sans Serif Medium"/>
+          <w:sz w:val="22"/>
+          <w:szCs w:val="22"/>
+        </w:rPr>
+        <w:t>http</w:t>
+      </w:r>
+      <w:r>
+        <w:rPr>
+          <w:rFonts w:ascii="Optima" w:eastAsia="Microsoft GothicNeo" w:hAnsi="Optima" w:cs="CMU Sans Serif Medium"/>
+          <w:sz w:val="22"/>
+          <w:szCs w:val="22"/>
         </w:rPr>
         <w:t>s</w:t>
       </w:r>
@@ -1847,189 +2091,8 @@
           <w:rFonts w:ascii="Optima" w:eastAsia="Microsoft GothicNeo" w:hAnsi="Optima" w:cs="CMU Sans Serif Medium"/>
           <w:sz w:val="22"/>
           <w:szCs w:val="22"/>
-          <w:lang w:val="en-IN"/>
-        </w:rPr>
-        <w:t xml:space="preserve">equential </w:t>
-      </w:r>
-      <w:r>
-        <w:rPr>
-          <w:rFonts w:ascii="Optima" w:eastAsia="Microsoft GothicNeo" w:hAnsi="Optima" w:cs="CMU Sans Serif Medium"/>
-          <w:sz w:val="22"/>
-          <w:szCs w:val="22"/>
-          <w:lang w:val="en-IN"/>
-        </w:rPr>
-        <w:t>r</w:t>
-      </w:r>
-      <w:r>
-        <w:rPr>
-          <w:rFonts w:ascii="Optima" w:eastAsia="Microsoft GothicNeo" w:hAnsi="Optima" w:cs="CMU Sans Serif Medium"/>
-          <w:sz w:val="22"/>
-          <w:szCs w:val="22"/>
-          <w:lang w:val="en-IN"/>
-        </w:rPr>
-        <w:t xml:space="preserve">esidue </w:t>
-      </w:r>
-      <w:r>
-        <w:rPr>
-          <w:rFonts w:ascii="Optima" w:eastAsia="Microsoft GothicNeo" w:hAnsi="Optima" w:cs="CMU Sans Serif Medium"/>
-          <w:sz w:val="22"/>
-          <w:szCs w:val="22"/>
-          <w:lang w:val="en-IN"/>
-        </w:rPr>
-        <w:t>p</w:t>
-      </w:r>
-      <w:r>
-        <w:rPr>
-          <w:rFonts w:ascii="Optima" w:eastAsia="Microsoft GothicNeo" w:hAnsi="Optima" w:cs="CMU Sans Serif Medium"/>
-          <w:sz w:val="22"/>
-          <w:szCs w:val="22"/>
-          <w:lang w:val="en-IN"/>
-        </w:rPr>
-        <w:t xml:space="preserve">atterns in </w:t>
-      </w:r>
-      <w:r>
-        <w:rPr>
-          <w:rFonts w:ascii="Optima" w:eastAsia="Microsoft GothicNeo" w:hAnsi="Optima" w:cs="CMU Sans Serif Medium"/>
-          <w:sz w:val="22"/>
-          <w:szCs w:val="22"/>
-          <w:lang w:val="en-IN"/>
-        </w:rPr>
-        <w:t>b</w:t>
-      </w:r>
-      <w:r>
-        <w:rPr>
-          <w:rFonts w:ascii="Optima" w:eastAsia="Microsoft GothicNeo" w:hAnsi="Optima" w:cs="CMU Sans Serif Medium"/>
-          <w:sz w:val="22"/>
-          <w:szCs w:val="22"/>
-          <w:lang w:val="en-IN"/>
-        </w:rPr>
-        <w:t xml:space="preserve">itter and </w:t>
-      </w:r>
-      <w:r>
-        <w:rPr>
-          <w:rFonts w:ascii="Optima" w:eastAsia="Microsoft GothicNeo" w:hAnsi="Optima" w:cs="CMU Sans Serif Medium"/>
-          <w:sz w:val="22"/>
-          <w:szCs w:val="22"/>
-          <w:lang w:val="en-IN"/>
-        </w:rPr>
-        <w:t>u</w:t>
-      </w:r>
-      <w:r>
-        <w:rPr>
-          <w:rFonts w:ascii="Optima" w:eastAsia="Microsoft GothicNeo" w:hAnsi="Optima" w:cs="CMU Sans Serif Medium"/>
-          <w:sz w:val="22"/>
-          <w:szCs w:val="22"/>
-          <w:lang w:val="en-IN"/>
-        </w:rPr>
-        <w:t xml:space="preserve">mami </w:t>
-      </w:r>
-      <w:r>
-        <w:rPr>
-          <w:rFonts w:ascii="Optima" w:eastAsia="Microsoft GothicNeo" w:hAnsi="Optima" w:cs="CMU Sans Serif Medium"/>
-          <w:sz w:val="22"/>
-          <w:szCs w:val="22"/>
-          <w:lang w:val="en-IN"/>
-        </w:rPr>
-        <w:t>p</w:t>
-      </w:r>
-      <w:r>
-        <w:rPr>
-          <w:rFonts w:ascii="Optima" w:eastAsia="Microsoft GothicNeo" w:hAnsi="Optima" w:cs="CMU Sans Serif Medium"/>
-          <w:sz w:val="22"/>
-          <w:szCs w:val="22"/>
-          <w:lang w:val="en-IN"/>
-        </w:rPr>
-        <w:t>eptides</w:t>
-      </w:r>
-      <w:r>
-        <w:rPr>
-          <w:rFonts w:ascii="Optima" w:eastAsia="Microsoft GothicNeo" w:hAnsi="Optima" w:cs="CMU Sans Serif Medium"/>
-          <w:sz w:val="22"/>
-          <w:szCs w:val="22"/>
-          <w:lang w:val="en-IN"/>
-        </w:rPr>
-        <w:t>;</w:t>
-      </w:r>
-      <w:r>
-        <w:rPr>
-          <w:rFonts w:ascii="Optima" w:eastAsia="Microsoft GothicNeo" w:hAnsi="Optima" w:cs="CMU Sans Serif Medium"/>
-          <w:sz w:val="22"/>
-          <w:szCs w:val="22"/>
-          <w:lang w:val="en-IN"/>
-        </w:rPr>
-        <w:t xml:space="preserve"> </w:t>
-      </w:r>
-      <w:r>
-        <w:rPr>
-          <w:rFonts w:ascii="Optima" w:eastAsia="Microsoft GothicNeo" w:hAnsi="Optima" w:cs="CMU Sans Serif Medium"/>
-          <w:sz w:val="22"/>
-          <w:szCs w:val="22"/>
-        </w:rPr>
-        <w:t>ACS Food Science &amp; Technology</w:t>
-      </w:r>
-      <w:r>
-        <w:rPr>
-          <w:rFonts w:ascii="Optima" w:eastAsia="Microsoft GothicNeo" w:hAnsi="Optima" w:cs="CMU Sans Serif Medium"/>
-          <w:sz w:val="22"/>
-          <w:szCs w:val="22"/>
-        </w:rPr>
-        <w:t xml:space="preserve"> </w:t>
-      </w:r>
-      <w:r>
-        <w:rPr>
-          <w:rFonts w:ascii="Optima" w:eastAsia="Microsoft GothicNeo" w:hAnsi="Optima" w:cs="CMU Sans Serif Medium"/>
-          <w:sz w:val="22"/>
-          <w:szCs w:val="22"/>
-        </w:rPr>
-        <w:t xml:space="preserve">2 </w:t>
-      </w:r>
-      <w:r>
-        <w:rPr>
-          <w:rFonts w:ascii="Optima" w:eastAsia="Microsoft GothicNeo" w:hAnsi="Optima" w:cs="CMU Sans Serif Medium"/>
-          <w:sz w:val="22"/>
-          <w:szCs w:val="22"/>
-        </w:rPr>
-        <w:t>(11</w:t>
-      </w:r>
-      <w:r>
-        <w:rPr>
-          <w:rFonts w:ascii="Optima" w:eastAsia="Microsoft GothicNeo" w:hAnsi="Optima" w:cs="CMU Sans Serif Medium"/>
-          <w:sz w:val="22"/>
-          <w:szCs w:val="22"/>
-        </w:rPr>
-        <w:t>)</w:t>
-      </w:r>
-      <w:r>
-        <w:rPr>
-          <w:rFonts w:ascii="Optima" w:eastAsia="Microsoft GothicNeo" w:hAnsi="Optima" w:cs="CMU Sans Serif Medium"/>
-          <w:sz w:val="22"/>
-          <w:szCs w:val="22"/>
-        </w:rPr>
-        <w:t>, 1773–1780</w:t>
-      </w:r>
-      <w:r>
-        <w:rPr>
-          <w:rFonts w:ascii="Optima" w:eastAsia="Microsoft GothicNeo" w:hAnsi="Optima" w:cs="CMU Sans Serif Medium"/>
-          <w:sz w:val="22"/>
-          <w:szCs w:val="22"/>
-        </w:rPr>
-        <w:t xml:space="preserve"> (</w:t>
-      </w:r>
-      <w:r>
-        <w:rPr>
-          <w:rFonts w:ascii="Optima" w:eastAsia="Microsoft GothicNeo" w:hAnsi="Optima" w:cs="CMU Sans Serif Medium"/>
-          <w:sz w:val="22"/>
-          <w:szCs w:val="22"/>
-        </w:rPr>
-        <w:t>2022</w:t>
-      </w:r>
-      <w:r>
-        <w:rPr>
-          <w:rFonts w:ascii="Optima" w:eastAsia="Microsoft GothicNeo" w:hAnsi="Optima" w:cs="CMU Sans Serif Medium"/>
-          <w:sz w:val="22"/>
-          <w:szCs w:val="22"/>
-        </w:rPr>
-        <w:t>)</w:t>
+        </w:rPr>
+        <w:t>://doi.org/10.1111/ijet.12373</w:t>
       </w:r>
     </w:p>
     <w:p>
@@ -2082,6 +2145,8 @@
       <w:r>
         <w:rPr>
           <w:rFonts w:ascii="Optima" w:eastAsia="Microsoft GothicNeo" w:hAnsi="Optima" w:cs="CMU Sans Serif Medium"/>
+          <w:b/>
+          <w:bCs/>
           <w:sz w:val="22"/>
           <w:szCs w:val="22"/>
         </w:rPr>
@@ -2101,7 +2166,15 @@
           <w:sz w:val="22"/>
           <w:szCs w:val="22"/>
         </w:rPr>
-        <w:t xml:space="preserve">J. </w:t>
+        <w:t>T.</w:t>
+      </w:r>
+      <w:r>
+        <w:rPr>
+          <w:rFonts w:ascii="Optima" w:eastAsia="Microsoft GothicNeo" w:hAnsi="Optima" w:cs="CMU Sans Serif Medium"/>
+          <w:sz w:val="22"/>
+          <w:szCs w:val="22"/>
+        </w:rPr>
+        <w:t xml:space="preserve"> </w:t>
       </w:r>
       <w:proofErr w:type="spellStart"/>
       <w:r>
@@ -2110,7 +2183,7 @@
           <w:sz w:val="22"/>
           <w:szCs w:val="22"/>
         </w:rPr>
-        <w:t>Vreeken</w:t>
+        <w:t>Bereau</w:t>
       </w:r>
       <w:proofErr w:type="spellEnd"/>
       <w:r>
@@ -2119,15 +2192,31 @@
           <w:sz w:val="22"/>
           <w:szCs w:val="22"/>
         </w:rPr>
-        <w:t>,</w:t>
-      </w:r>
-      <w:r>
-        <w:rPr>
-          <w:rFonts w:ascii="Optima" w:eastAsia="Microsoft GothicNeo" w:hAnsi="Optima" w:cs="CMU Sans Serif Medium"/>
-          <w:sz w:val="22"/>
-          <w:szCs w:val="22"/>
-        </w:rPr>
-        <w:t xml:space="preserve"> L. M.</w:t>
+        <w:t xml:space="preserve">, </w:t>
+      </w:r>
+      <w:r>
+        <w:rPr>
+          <w:rFonts w:ascii="Optima" w:eastAsia="Microsoft GothicNeo" w:hAnsi="Optima" w:cs="CMU Sans Serif Medium"/>
+          <w:sz w:val="22"/>
+          <w:szCs w:val="22"/>
+        </w:rPr>
+        <w:t xml:space="preserve">and </w:t>
+      </w:r>
+      <w:r>
+        <w:rPr>
+          <w:rFonts w:ascii="Optima" w:eastAsia="Microsoft GothicNeo" w:hAnsi="Optima" w:cs="CMU Sans Serif Medium"/>
+          <w:sz w:val="22"/>
+          <w:szCs w:val="22"/>
+        </w:rPr>
+        <w:t>T.</w:t>
+      </w:r>
+      <w:r>
+        <w:rPr>
+          <w:rFonts w:ascii="Optima" w:eastAsia="Microsoft GothicNeo" w:hAnsi="Optima" w:cs="CMU Sans Serif Medium"/>
+          <w:sz w:val="22"/>
+          <w:szCs w:val="22"/>
+        </w:rPr>
+        <w:t xml:space="preserve"> A.</w:t>
       </w:r>
       <w:r>
         <w:rPr>
@@ -2144,7 +2233,7 @@
           <w:sz w:val="22"/>
           <w:szCs w:val="22"/>
         </w:rPr>
-        <w:t>Ghiringhelli</w:t>
+        <w:t>Vilgis</w:t>
       </w:r>
       <w:proofErr w:type="spellEnd"/>
       <w:r>
@@ -2153,7 +2242,7 @@
           <w:sz w:val="22"/>
           <w:szCs w:val="22"/>
         </w:rPr>
-        <w:t>, and T.</w:t>
+        <w:t>;</w:t>
       </w:r>
       <w:r>
         <w:rPr>
@@ -2163,29 +2252,129 @@
         </w:rPr>
         <w:t xml:space="preserve"> </w:t>
       </w:r>
-      <w:proofErr w:type="spellStart"/>
-      <w:r>
-        <w:rPr>
-          <w:rFonts w:ascii="Optima" w:eastAsia="Microsoft GothicNeo" w:hAnsi="Optima" w:cs="CMU Sans Serif Medium"/>
-          <w:sz w:val="22"/>
-          <w:szCs w:val="22"/>
-        </w:rPr>
-        <w:t>Bereau</w:t>
-      </w:r>
-      <w:proofErr w:type="spellEnd"/>
-      <w:r>
-        <w:rPr>
-          <w:rFonts w:ascii="Optima" w:eastAsia="Microsoft GothicNeo" w:hAnsi="Optima" w:cs="CMU Sans Serif Medium"/>
-          <w:sz w:val="22"/>
-          <w:szCs w:val="22"/>
-        </w:rPr>
-        <w:t>.</w:t>
-      </w:r>
-      <w:r>
-        <w:rPr>
-          <w:rFonts w:ascii="Optima" w:eastAsia="Microsoft GothicNeo" w:hAnsi="Optima" w:cs="CMU Sans Serif Medium"/>
-          <w:sz w:val="22"/>
-          <w:szCs w:val="22"/>
+      <w:r>
+        <w:rPr>
+          <w:rFonts w:ascii="Optima" w:eastAsia="Microsoft GothicNeo" w:hAnsi="Optima" w:cs="CMU Sans Serif Medium"/>
+          <w:sz w:val="22"/>
+          <w:szCs w:val="22"/>
+          <w:lang w:val="en-IN"/>
+        </w:rPr>
+        <w:t xml:space="preserve">Identifying </w:t>
+      </w:r>
+      <w:r>
+        <w:rPr>
+          <w:rFonts w:ascii="Optima" w:eastAsia="Microsoft GothicNeo" w:hAnsi="Optima" w:cs="CMU Sans Serif Medium"/>
+          <w:sz w:val="22"/>
+          <w:szCs w:val="22"/>
+          <w:lang w:val="en-IN"/>
+        </w:rPr>
+        <w:t>s</w:t>
+      </w:r>
+      <w:r>
+        <w:rPr>
+          <w:rFonts w:ascii="Optima" w:eastAsia="Microsoft GothicNeo" w:hAnsi="Optima" w:cs="CMU Sans Serif Medium"/>
+          <w:sz w:val="22"/>
+          <w:szCs w:val="22"/>
+          <w:lang w:val="en-IN"/>
+        </w:rPr>
+        <w:t xml:space="preserve">equential </w:t>
+      </w:r>
+      <w:r>
+        <w:rPr>
+          <w:rFonts w:ascii="Optima" w:eastAsia="Microsoft GothicNeo" w:hAnsi="Optima" w:cs="CMU Sans Serif Medium"/>
+          <w:sz w:val="22"/>
+          <w:szCs w:val="22"/>
+          <w:lang w:val="en-IN"/>
+        </w:rPr>
+        <w:t>r</w:t>
+      </w:r>
+      <w:r>
+        <w:rPr>
+          <w:rFonts w:ascii="Optima" w:eastAsia="Microsoft GothicNeo" w:hAnsi="Optima" w:cs="CMU Sans Serif Medium"/>
+          <w:sz w:val="22"/>
+          <w:szCs w:val="22"/>
+          <w:lang w:val="en-IN"/>
+        </w:rPr>
+        <w:t xml:space="preserve">esidue </w:t>
+      </w:r>
+      <w:r>
+        <w:rPr>
+          <w:rFonts w:ascii="Optima" w:eastAsia="Microsoft GothicNeo" w:hAnsi="Optima" w:cs="CMU Sans Serif Medium"/>
+          <w:sz w:val="22"/>
+          <w:szCs w:val="22"/>
+          <w:lang w:val="en-IN"/>
+        </w:rPr>
+        <w:t>p</w:t>
+      </w:r>
+      <w:r>
+        <w:rPr>
+          <w:rFonts w:ascii="Optima" w:eastAsia="Microsoft GothicNeo" w:hAnsi="Optima" w:cs="CMU Sans Serif Medium"/>
+          <w:sz w:val="22"/>
+          <w:szCs w:val="22"/>
+          <w:lang w:val="en-IN"/>
+        </w:rPr>
+        <w:t xml:space="preserve">atterns in </w:t>
+      </w:r>
+      <w:r>
+        <w:rPr>
+          <w:rFonts w:ascii="Optima" w:eastAsia="Microsoft GothicNeo" w:hAnsi="Optima" w:cs="CMU Sans Serif Medium"/>
+          <w:sz w:val="22"/>
+          <w:szCs w:val="22"/>
+          <w:lang w:val="en-IN"/>
+        </w:rPr>
+        <w:t>b</w:t>
+      </w:r>
+      <w:r>
+        <w:rPr>
+          <w:rFonts w:ascii="Optima" w:eastAsia="Microsoft GothicNeo" w:hAnsi="Optima" w:cs="CMU Sans Serif Medium"/>
+          <w:sz w:val="22"/>
+          <w:szCs w:val="22"/>
+          <w:lang w:val="en-IN"/>
+        </w:rPr>
+        <w:t xml:space="preserve">itter and </w:t>
+      </w:r>
+      <w:r>
+        <w:rPr>
+          <w:rFonts w:ascii="Optima" w:eastAsia="Microsoft GothicNeo" w:hAnsi="Optima" w:cs="CMU Sans Serif Medium"/>
+          <w:sz w:val="22"/>
+          <w:szCs w:val="22"/>
+          <w:lang w:val="en-IN"/>
+        </w:rPr>
+        <w:t>u</w:t>
+      </w:r>
+      <w:r>
+        <w:rPr>
+          <w:rFonts w:ascii="Optima" w:eastAsia="Microsoft GothicNeo" w:hAnsi="Optima" w:cs="CMU Sans Serif Medium"/>
+          <w:sz w:val="22"/>
+          <w:szCs w:val="22"/>
+          <w:lang w:val="en-IN"/>
+        </w:rPr>
+        <w:t xml:space="preserve">mami </w:t>
+      </w:r>
+      <w:r>
+        <w:rPr>
+          <w:rFonts w:ascii="Optima" w:eastAsia="Microsoft GothicNeo" w:hAnsi="Optima" w:cs="CMU Sans Serif Medium"/>
+          <w:sz w:val="22"/>
+          <w:szCs w:val="22"/>
+          <w:lang w:val="en-IN"/>
+        </w:rPr>
+        <w:t>p</w:t>
+      </w:r>
+      <w:r>
+        <w:rPr>
+          <w:rFonts w:ascii="Optima" w:eastAsia="Microsoft GothicNeo" w:hAnsi="Optima" w:cs="CMU Sans Serif Medium"/>
+          <w:sz w:val="22"/>
+          <w:szCs w:val="22"/>
+          <w:lang w:val="en-IN"/>
+        </w:rPr>
+        <w:t>eptides</w:t>
+      </w:r>
+      <w:r>
+        <w:rPr>
+          <w:rFonts w:ascii="Optima" w:eastAsia="Microsoft GothicNeo" w:hAnsi="Optima" w:cs="CMU Sans Serif Medium"/>
+          <w:sz w:val="22"/>
+          <w:szCs w:val="22"/>
+          <w:lang w:val="en-IN"/>
         </w:rPr>
         <w:t>;</w:t>
       </w:r>
@@ -2194,6 +2383,7 @@
           <w:rFonts w:ascii="Optima" w:eastAsia="Microsoft GothicNeo" w:hAnsi="Optima" w:cs="CMU Sans Serif Medium"/>
           <w:sz w:val="22"/>
           <w:szCs w:val="22"/>
+          <w:lang w:val="en-IN"/>
         </w:rPr>
         <w:t xml:space="preserve"> </w:t>
       </w:r>
@@ -2203,15 +2393,7 @@
           <w:sz w:val="22"/>
           <w:szCs w:val="22"/>
         </w:rPr>
-        <w:t>Data-driven equation for drug–membrane permeability across drugs and membranes</w:t>
-      </w:r>
-      <w:r>
-        <w:rPr>
-          <w:rFonts w:ascii="Optima" w:eastAsia="Microsoft GothicNeo" w:hAnsi="Optima" w:cs="CMU Sans Serif Medium"/>
-          <w:sz w:val="22"/>
-          <w:szCs w:val="22"/>
-        </w:rPr>
-        <w:t>;</w:t>
+        <w:t>ACS Food Science &amp; Technology</w:t>
       </w:r>
       <w:r>
         <w:rPr>
@@ -2226,110 +2408,32 @@
           <w:rFonts w:ascii="Optima" w:eastAsia="Microsoft GothicNeo" w:hAnsi="Optima" w:cs="CMU Sans Serif Medium"/>
           <w:sz w:val="22"/>
           <w:szCs w:val="22"/>
-          <w:lang w:val="en-IN"/>
-        </w:rPr>
-        <w:t>J</w:t>
-      </w:r>
-      <w:r>
-        <w:rPr>
-          <w:rFonts w:ascii="Optima" w:eastAsia="Microsoft GothicNeo" w:hAnsi="Optima" w:cs="CMU Sans Serif Medium"/>
-          <w:sz w:val="22"/>
-          <w:szCs w:val="22"/>
-          <w:lang w:val="en-IN"/>
-        </w:rPr>
-        <w:t>ournal of</w:t>
-      </w:r>
-      <w:r>
-        <w:rPr>
-          <w:rFonts w:ascii="Optima" w:eastAsia="Microsoft GothicNeo" w:hAnsi="Optima" w:cs="CMU Sans Serif Medium"/>
-          <w:sz w:val="22"/>
-          <w:szCs w:val="22"/>
-          <w:lang w:val="en-IN"/>
-        </w:rPr>
-        <w:t xml:space="preserve"> Chem</w:t>
-      </w:r>
-      <w:r>
-        <w:rPr>
-          <w:rFonts w:ascii="Optima" w:eastAsia="Microsoft GothicNeo" w:hAnsi="Optima" w:cs="CMU Sans Serif Medium"/>
-          <w:sz w:val="22"/>
-          <w:szCs w:val="22"/>
-          <w:lang w:val="en-IN"/>
-        </w:rPr>
-        <w:t>ical</w:t>
-      </w:r>
-      <w:r>
-        <w:rPr>
-          <w:rFonts w:ascii="Optima" w:eastAsia="Microsoft GothicNeo" w:hAnsi="Optima" w:cs="CMU Sans Serif Medium"/>
-          <w:sz w:val="22"/>
-          <w:szCs w:val="22"/>
-          <w:lang w:val="en-IN"/>
-        </w:rPr>
-        <w:t xml:space="preserve"> Phy</w:t>
-      </w:r>
-      <w:r>
-        <w:rPr>
-          <w:rFonts w:ascii="Optima" w:eastAsia="Microsoft GothicNeo" w:hAnsi="Optima" w:cs="CMU Sans Serif Medium"/>
-          <w:sz w:val="22"/>
-          <w:szCs w:val="22"/>
-          <w:lang w:val="en-IN"/>
-        </w:rPr>
-        <w:t>sics</w:t>
-      </w:r>
-      <w:r>
-        <w:rPr>
-          <w:rFonts w:ascii="Optima" w:eastAsia="Microsoft GothicNeo" w:hAnsi="Optima" w:cs="CMU Sans Serif Medium"/>
-          <w:sz w:val="22"/>
-          <w:szCs w:val="22"/>
-        </w:rPr>
-        <w:t>,</w:t>
-      </w:r>
-      <w:r>
-        <w:rPr>
-          <w:rFonts w:ascii="Optima" w:eastAsia="Microsoft GothicNeo" w:hAnsi="Optima" w:cs="CMU Sans Serif Medium"/>
-          <w:sz w:val="22"/>
-          <w:szCs w:val="22"/>
-        </w:rPr>
-        <w:t xml:space="preserve"> </w:t>
-      </w:r>
-      <w:r>
-        <w:rPr>
-          <w:rFonts w:ascii="Optima" w:eastAsia="Microsoft GothicNeo" w:hAnsi="Optima" w:cs="CMU Sans Serif Medium"/>
-          <w:sz w:val="22"/>
-          <w:szCs w:val="22"/>
-        </w:rPr>
-        <w:t>154</w:t>
-      </w:r>
-      <w:r>
-        <w:rPr>
-          <w:rFonts w:ascii="Optima" w:eastAsia="Microsoft GothicNeo" w:hAnsi="Optima" w:cs="CMU Sans Serif Medium"/>
-          <w:sz w:val="22"/>
-          <w:szCs w:val="22"/>
-        </w:rPr>
-        <w:t xml:space="preserve"> </w:t>
-      </w:r>
-      <w:r>
-        <w:rPr>
-          <w:rFonts w:ascii="Optima" w:eastAsia="Microsoft GothicNeo" w:hAnsi="Optima" w:cs="CMU Sans Serif Medium"/>
-          <w:sz w:val="22"/>
-          <w:szCs w:val="22"/>
-        </w:rPr>
-        <w:t>(24)</w:t>
-      </w:r>
-      <w:r>
-        <w:rPr>
-          <w:rFonts w:ascii="Optima" w:eastAsia="Microsoft GothicNeo" w:hAnsi="Optima" w:cs="CMU Sans Serif Medium"/>
-          <w:sz w:val="22"/>
-          <w:szCs w:val="22"/>
-        </w:rPr>
-        <w:t xml:space="preserve">, </w:t>
-      </w:r>
-      <w:r>
-        <w:rPr>
-          <w:rFonts w:ascii="Optima" w:eastAsia="Microsoft GothicNeo" w:hAnsi="Optima" w:cs="CMU Sans Serif Medium"/>
-          <w:sz w:val="22"/>
-          <w:szCs w:val="22"/>
-        </w:rPr>
-        <w:t>244114</w:t>
+        </w:rPr>
+        <w:t xml:space="preserve">2 </w:t>
+      </w:r>
+      <w:r>
+        <w:rPr>
+          <w:rFonts w:ascii="Optima" w:eastAsia="Microsoft GothicNeo" w:hAnsi="Optima" w:cs="CMU Sans Serif Medium"/>
+          <w:sz w:val="22"/>
+          <w:szCs w:val="22"/>
+        </w:rPr>
+        <w:t>(11</w:t>
+      </w:r>
+      <w:r>
+        <w:rPr>
+          <w:rFonts w:ascii="Optima" w:eastAsia="Microsoft GothicNeo" w:hAnsi="Optima" w:cs="CMU Sans Serif Medium"/>
+          <w:sz w:val="22"/>
+          <w:szCs w:val="22"/>
+        </w:rPr>
+        <w:t>)</w:t>
+      </w:r>
+      <w:r>
+        <w:rPr>
+          <w:rFonts w:ascii="Optima" w:eastAsia="Microsoft GothicNeo" w:hAnsi="Optima" w:cs="CMU Sans Serif Medium"/>
+          <w:sz w:val="22"/>
+          <w:szCs w:val="22"/>
+        </w:rPr>
+        <w:t>, 1773–1780</w:t>
       </w:r>
       <w:r>
         <w:rPr>
@@ -2345,7 +2449,7 @@
           <w:sz w:val="22"/>
           <w:szCs w:val="22"/>
         </w:rPr>
-        <w:t>2021</w:t>
+        <w:t>2022</w:t>
       </w:r>
       <w:r>
         <w:rPr>
@@ -2370,16 +2474,63 @@
           <w:rFonts w:ascii="Optima" w:eastAsia="Microsoft GothicNeo" w:hAnsi="Optima" w:cs="CMU Sans Serif Medium"/>
           <w:sz w:val="22"/>
           <w:szCs w:val="22"/>
-        </w:rPr>
-      </w:pPr>
-      <w:r>
-        <w:rPr>
-          <w:rFonts w:ascii="Optima" w:eastAsia="Microsoft GothicNeo" w:hAnsi="Optima" w:cs="CMU Sans Serif Medium"/>
+          <w:lang w:val="en-IN"/>
+        </w:rPr>
+      </w:pPr>
+      <w:r>
+        <w:rPr>
+          <w:rFonts w:ascii="Optima" w:eastAsia="Microsoft GothicNeo" w:hAnsi="Optima" w:cs="CMU Sans Serif Medium"/>
+          <w:b/>
+          <w:bCs/>
           <w:sz w:val="22"/>
           <w:szCs w:val="22"/>
         </w:rPr>
         <w:t xml:space="preserve">A. </w:t>
       </w:r>
+      <w:r>
+        <w:rPr>
+          <w:rFonts w:ascii="Optima" w:eastAsia="Microsoft GothicNeo" w:hAnsi="Optima" w:cs="CMU Sans Serif Medium"/>
+          <w:b/>
+          <w:bCs/>
+          <w:sz w:val="22"/>
+          <w:szCs w:val="22"/>
+        </w:rPr>
+        <w:t>Dutta</w:t>
+      </w:r>
+      <w:r>
+        <w:rPr>
+          <w:rFonts w:ascii="Optima" w:eastAsia="Microsoft GothicNeo" w:hAnsi="Optima" w:cs="CMU Sans Serif Medium"/>
+          <w:b/>
+          <w:bCs/>
+          <w:sz w:val="22"/>
+          <w:szCs w:val="22"/>
+        </w:rPr>
+        <w:t>*</w:t>
+      </w:r>
+      <w:r>
+        <w:rPr>
+          <w:rFonts w:ascii="Optima" w:eastAsia="Microsoft GothicNeo" w:hAnsi="Optima" w:cs="CMU Sans Serif Medium"/>
+          <w:sz w:val="22"/>
+          <w:szCs w:val="22"/>
+        </w:rPr>
+        <w:t>,</w:t>
+      </w:r>
+      <w:r>
+        <w:rPr>
+          <w:rFonts w:ascii="Optima" w:eastAsia="Microsoft GothicNeo" w:hAnsi="Optima" w:cs="CMU Sans Serif Medium"/>
+          <w:sz w:val="22"/>
+          <w:szCs w:val="22"/>
+        </w:rPr>
+        <w:t xml:space="preserve"> </w:t>
+      </w:r>
+      <w:r>
+        <w:rPr>
+          <w:rFonts w:ascii="Optima" w:eastAsia="Microsoft GothicNeo" w:hAnsi="Optima" w:cs="CMU Sans Serif Medium"/>
+          <w:sz w:val="22"/>
+          <w:szCs w:val="22"/>
+        </w:rPr>
+        <w:t xml:space="preserve">J. </w:t>
+      </w:r>
       <w:proofErr w:type="spellStart"/>
       <w:r>
         <w:rPr>
@@ -2387,7 +2538,7 @@
           <w:sz w:val="22"/>
           <w:szCs w:val="22"/>
         </w:rPr>
-        <w:t>Centi</w:t>
+        <w:t>Vreeken</w:t>
       </w:r>
       <w:proofErr w:type="spellEnd"/>
       <w:r>
@@ -2396,365 +2547,217 @@
           <w:sz w:val="22"/>
           <w:szCs w:val="22"/>
         </w:rPr>
+        <w:t>,</w:t>
+      </w:r>
+      <w:r>
+        <w:rPr>
+          <w:rFonts w:ascii="Optima" w:eastAsia="Microsoft GothicNeo" w:hAnsi="Optima" w:cs="CMU Sans Serif Medium"/>
+          <w:sz w:val="22"/>
+          <w:szCs w:val="22"/>
+        </w:rPr>
+        <w:t xml:space="preserve"> L. M.</w:t>
+      </w:r>
+      <w:r>
+        <w:rPr>
+          <w:rFonts w:ascii="Optima" w:eastAsia="Microsoft GothicNeo" w:hAnsi="Optima" w:cs="CMU Sans Serif Medium"/>
+          <w:sz w:val="22"/>
+          <w:szCs w:val="22"/>
+        </w:rPr>
+        <w:t xml:space="preserve"> </w:t>
+      </w:r>
+      <w:proofErr w:type="spellStart"/>
+      <w:r>
+        <w:rPr>
+          <w:rFonts w:ascii="Optima" w:eastAsia="Microsoft GothicNeo" w:hAnsi="Optima" w:cs="CMU Sans Serif Medium"/>
+          <w:sz w:val="22"/>
+          <w:szCs w:val="22"/>
+        </w:rPr>
+        <w:t>Ghiringhelli</w:t>
+      </w:r>
+      <w:proofErr w:type="spellEnd"/>
+      <w:r>
+        <w:rPr>
+          <w:rFonts w:ascii="Optima" w:eastAsia="Microsoft GothicNeo" w:hAnsi="Optima" w:cs="CMU Sans Serif Medium"/>
+          <w:sz w:val="22"/>
+          <w:szCs w:val="22"/>
+        </w:rPr>
+        <w:t>, and T.</w:t>
+      </w:r>
+      <w:r>
+        <w:rPr>
+          <w:rFonts w:ascii="Optima" w:eastAsia="Microsoft GothicNeo" w:hAnsi="Optima" w:cs="CMU Sans Serif Medium"/>
+          <w:sz w:val="22"/>
+          <w:szCs w:val="22"/>
+        </w:rPr>
+        <w:t xml:space="preserve"> </w:t>
+      </w:r>
+      <w:proofErr w:type="spellStart"/>
+      <w:r>
+        <w:rPr>
+          <w:rFonts w:ascii="Optima" w:eastAsia="Microsoft GothicNeo" w:hAnsi="Optima" w:cs="CMU Sans Serif Medium"/>
+          <w:sz w:val="22"/>
+          <w:szCs w:val="22"/>
+        </w:rPr>
+        <w:t>Bereau</w:t>
+      </w:r>
+      <w:proofErr w:type="spellEnd"/>
+      <w:r>
+        <w:rPr>
+          <w:rFonts w:ascii="Optima" w:eastAsia="Microsoft GothicNeo" w:hAnsi="Optima" w:cs="CMU Sans Serif Medium"/>
+          <w:sz w:val="22"/>
+          <w:szCs w:val="22"/>
+        </w:rPr>
+        <w:t>.</w:t>
+      </w:r>
+      <w:r>
+        <w:rPr>
+          <w:rFonts w:ascii="Optima" w:eastAsia="Microsoft GothicNeo" w:hAnsi="Optima" w:cs="CMU Sans Serif Medium"/>
+          <w:sz w:val="22"/>
+          <w:szCs w:val="22"/>
+        </w:rPr>
+        <w:t>;</w:t>
+      </w:r>
+      <w:r>
+        <w:rPr>
+          <w:rFonts w:ascii="Optima" w:eastAsia="Microsoft GothicNeo" w:hAnsi="Optima" w:cs="CMU Sans Serif Medium"/>
+          <w:sz w:val="22"/>
+          <w:szCs w:val="22"/>
+        </w:rPr>
+        <w:t xml:space="preserve"> </w:t>
+      </w:r>
+      <w:r>
+        <w:rPr>
+          <w:rFonts w:ascii="Optima" w:eastAsia="Microsoft GothicNeo" w:hAnsi="Optima" w:cs="CMU Sans Serif Medium"/>
+          <w:sz w:val="22"/>
+          <w:szCs w:val="22"/>
+        </w:rPr>
+        <w:t>Data-driven equation for drug–membrane permeability across drugs and membranes</w:t>
+      </w:r>
+      <w:r>
+        <w:rPr>
+          <w:rFonts w:ascii="Optima" w:eastAsia="Microsoft GothicNeo" w:hAnsi="Optima" w:cs="CMU Sans Serif Medium"/>
+          <w:sz w:val="22"/>
+          <w:szCs w:val="22"/>
+        </w:rPr>
+        <w:t>;</w:t>
+      </w:r>
+      <w:r>
+        <w:rPr>
+          <w:rFonts w:ascii="Optima" w:eastAsia="Microsoft GothicNeo" w:hAnsi="Optima" w:cs="CMU Sans Serif Medium"/>
+          <w:sz w:val="22"/>
+          <w:szCs w:val="22"/>
+        </w:rPr>
+        <w:t xml:space="preserve"> </w:t>
+      </w:r>
+      <w:r>
+        <w:rPr>
+          <w:rFonts w:ascii="Optima" w:eastAsia="Microsoft GothicNeo" w:hAnsi="Optima" w:cs="CMU Sans Serif Medium"/>
+          <w:sz w:val="22"/>
+          <w:szCs w:val="22"/>
+          <w:lang w:val="en-IN"/>
+        </w:rPr>
+        <w:t>J</w:t>
+      </w:r>
+      <w:r>
+        <w:rPr>
+          <w:rFonts w:ascii="Optima" w:eastAsia="Microsoft GothicNeo" w:hAnsi="Optima" w:cs="CMU Sans Serif Medium"/>
+          <w:sz w:val="22"/>
+          <w:szCs w:val="22"/>
+          <w:lang w:val="en-IN"/>
+        </w:rPr>
+        <w:t>ournal of</w:t>
+      </w:r>
+      <w:r>
+        <w:rPr>
+          <w:rFonts w:ascii="Optima" w:eastAsia="Microsoft GothicNeo" w:hAnsi="Optima" w:cs="CMU Sans Serif Medium"/>
+          <w:sz w:val="22"/>
+          <w:szCs w:val="22"/>
+          <w:lang w:val="en-IN"/>
+        </w:rPr>
+        <w:t xml:space="preserve"> Chem</w:t>
+      </w:r>
+      <w:r>
+        <w:rPr>
+          <w:rFonts w:ascii="Optima" w:eastAsia="Microsoft GothicNeo" w:hAnsi="Optima" w:cs="CMU Sans Serif Medium"/>
+          <w:sz w:val="22"/>
+          <w:szCs w:val="22"/>
+          <w:lang w:val="en-IN"/>
+        </w:rPr>
+        <w:t>ical</w:t>
+      </w:r>
+      <w:r>
+        <w:rPr>
+          <w:rFonts w:ascii="Optima" w:eastAsia="Microsoft GothicNeo" w:hAnsi="Optima" w:cs="CMU Sans Serif Medium"/>
+          <w:sz w:val="22"/>
+          <w:szCs w:val="22"/>
+          <w:lang w:val="en-IN"/>
+        </w:rPr>
+        <w:t xml:space="preserve"> Phy</w:t>
+      </w:r>
+      <w:r>
+        <w:rPr>
+          <w:rFonts w:ascii="Optima" w:eastAsia="Microsoft GothicNeo" w:hAnsi="Optima" w:cs="CMU Sans Serif Medium"/>
+          <w:sz w:val="22"/>
+          <w:szCs w:val="22"/>
+          <w:lang w:val="en-IN"/>
+        </w:rPr>
+        <w:t>sics</w:t>
+      </w:r>
+      <w:r>
+        <w:rPr>
+          <w:rFonts w:ascii="Optima" w:eastAsia="Microsoft GothicNeo" w:hAnsi="Optima" w:cs="CMU Sans Serif Medium"/>
+          <w:sz w:val="22"/>
+          <w:szCs w:val="22"/>
+        </w:rPr>
+        <w:t>,</w:t>
+      </w:r>
+      <w:r>
+        <w:rPr>
+          <w:rFonts w:ascii="Optima" w:eastAsia="Microsoft GothicNeo" w:hAnsi="Optima" w:cs="CMU Sans Serif Medium"/>
+          <w:sz w:val="22"/>
+          <w:szCs w:val="22"/>
+        </w:rPr>
+        <w:t xml:space="preserve"> </w:t>
+      </w:r>
+      <w:r>
+        <w:rPr>
+          <w:rFonts w:ascii="Optima" w:eastAsia="Microsoft GothicNeo" w:hAnsi="Optima" w:cs="CMU Sans Serif Medium"/>
+          <w:sz w:val="22"/>
+          <w:szCs w:val="22"/>
+        </w:rPr>
+        <w:t>154</w:t>
+      </w:r>
+      <w:r>
+        <w:rPr>
+          <w:rFonts w:ascii="Optima" w:eastAsia="Microsoft GothicNeo" w:hAnsi="Optima" w:cs="CMU Sans Serif Medium"/>
+          <w:sz w:val="22"/>
+          <w:szCs w:val="22"/>
+        </w:rPr>
+        <w:t xml:space="preserve"> </w:t>
+      </w:r>
+      <w:r>
+        <w:rPr>
+          <w:rFonts w:ascii="Optima" w:eastAsia="Microsoft GothicNeo" w:hAnsi="Optima" w:cs="CMU Sans Serif Medium"/>
+          <w:sz w:val="22"/>
+          <w:szCs w:val="22"/>
+        </w:rPr>
+        <w:t>(24)</w:t>
+      </w:r>
+      <w:r>
+        <w:rPr>
+          <w:rFonts w:ascii="Optima" w:eastAsia="Microsoft GothicNeo" w:hAnsi="Optima" w:cs="CMU Sans Serif Medium"/>
+          <w:sz w:val="22"/>
+          <w:szCs w:val="22"/>
+        </w:rPr>
         <w:t xml:space="preserve">, </w:t>
       </w:r>
       <w:r>
         <w:rPr>
           <w:rFonts w:ascii="Optima" w:eastAsia="Microsoft GothicNeo" w:hAnsi="Optima" w:cs="CMU Sans Serif Medium"/>
-          <w:b/>
-          <w:bCs/>
-          <w:sz w:val="22"/>
-          <w:szCs w:val="22"/>
-        </w:rPr>
-        <w:t xml:space="preserve">A. </w:t>
-      </w:r>
-      <w:r>
-        <w:rPr>
-          <w:rFonts w:ascii="Optima" w:eastAsia="Microsoft GothicNeo" w:hAnsi="Optima" w:cs="CMU Sans Serif Medium"/>
-          <w:b/>
-          <w:bCs/>
-          <w:sz w:val="22"/>
-          <w:szCs w:val="22"/>
-        </w:rPr>
-        <w:t>Dutta</w:t>
-      </w:r>
-      <w:r>
-        <w:rPr>
-          <w:rFonts w:ascii="Optima" w:eastAsia="Microsoft GothicNeo" w:hAnsi="Optima" w:cs="CMU Sans Serif Medium"/>
-          <w:sz w:val="22"/>
-          <w:szCs w:val="22"/>
-        </w:rPr>
-        <w:t>,</w:t>
-      </w:r>
-      <w:r>
-        <w:rPr>
-          <w:rFonts w:ascii="Optima" w:eastAsia="Microsoft GothicNeo" w:hAnsi="Optima" w:cs="CMU Sans Serif Medium"/>
-          <w:sz w:val="22"/>
-          <w:szCs w:val="22"/>
-        </w:rPr>
-        <w:t xml:space="preserve"> </w:t>
-      </w:r>
-      <w:r>
-        <w:rPr>
-          <w:rFonts w:ascii="Optima" w:eastAsia="Microsoft GothicNeo" w:hAnsi="Optima" w:cs="CMU Sans Serif Medium"/>
-          <w:sz w:val="22"/>
-          <w:szCs w:val="22"/>
-        </w:rPr>
-        <w:t>S. H.</w:t>
-      </w:r>
-      <w:r>
-        <w:rPr>
-          <w:rFonts w:ascii="Optima" w:eastAsia="Microsoft GothicNeo" w:hAnsi="Optima" w:cs="CMU Sans Serif Medium"/>
-          <w:sz w:val="22"/>
-          <w:szCs w:val="22"/>
-        </w:rPr>
-        <w:t xml:space="preserve"> Parekh,</w:t>
-      </w:r>
-      <w:r>
-        <w:rPr>
-          <w:rFonts w:ascii="Optima" w:eastAsia="Microsoft GothicNeo" w:hAnsi="Optima" w:cs="CMU Sans Serif Medium"/>
-          <w:sz w:val="22"/>
-          <w:szCs w:val="22"/>
-        </w:rPr>
-        <w:t xml:space="preserve"> and</w:t>
-      </w:r>
-      <w:r>
-        <w:rPr>
-          <w:rFonts w:ascii="Optima" w:eastAsia="Microsoft GothicNeo" w:hAnsi="Optima" w:cs="CMU Sans Serif Medium"/>
-          <w:sz w:val="22"/>
-          <w:szCs w:val="22"/>
-        </w:rPr>
-        <w:t xml:space="preserve"> </w:t>
-      </w:r>
-      <w:r>
-        <w:rPr>
-          <w:rFonts w:ascii="Optima" w:eastAsia="Microsoft GothicNeo" w:hAnsi="Optima" w:cs="CMU Sans Serif Medium"/>
-          <w:sz w:val="22"/>
-          <w:szCs w:val="22"/>
-        </w:rPr>
-        <w:t>T.</w:t>
-      </w:r>
-      <w:r>
-        <w:rPr>
-          <w:rFonts w:ascii="Optima" w:eastAsia="Microsoft GothicNeo" w:hAnsi="Optima" w:cs="CMU Sans Serif Medium"/>
-          <w:sz w:val="22"/>
-          <w:szCs w:val="22"/>
-        </w:rPr>
-        <w:t xml:space="preserve"> </w:t>
-      </w:r>
-      <w:proofErr w:type="spellStart"/>
-      <w:r>
-        <w:rPr>
-          <w:rFonts w:ascii="Optima" w:eastAsia="Microsoft GothicNeo" w:hAnsi="Optima" w:cs="CMU Sans Serif Medium"/>
-          <w:sz w:val="22"/>
-          <w:szCs w:val="22"/>
-        </w:rPr>
-        <w:t>Bereau</w:t>
-      </w:r>
-      <w:proofErr w:type="spellEnd"/>
-      <w:r>
-        <w:rPr>
-          <w:rFonts w:ascii="Optima" w:eastAsia="Microsoft GothicNeo" w:hAnsi="Optima" w:cs="CMU Sans Serif Medium"/>
-          <w:sz w:val="22"/>
-          <w:szCs w:val="22"/>
-        </w:rPr>
-        <w:t>;</w:t>
-      </w:r>
-      <w:r>
-        <w:rPr>
-          <w:rFonts w:ascii="Optima" w:eastAsia="Microsoft GothicNeo" w:hAnsi="Optima" w:cs="CMU Sans Serif Medium"/>
-          <w:sz w:val="22"/>
-          <w:szCs w:val="22"/>
-        </w:rPr>
-        <w:t xml:space="preserve"> </w:t>
-      </w:r>
-      <w:r>
-        <w:rPr>
-          <w:rFonts w:ascii="Optima" w:eastAsia="Microsoft GothicNeo" w:hAnsi="Optima" w:cs="CMU Sans Serif Medium"/>
-          <w:sz w:val="22"/>
-          <w:szCs w:val="22"/>
-        </w:rPr>
-        <w:t xml:space="preserve">Inserting </w:t>
-      </w:r>
-      <w:r>
-        <w:rPr>
-          <w:rFonts w:ascii="Optima" w:eastAsia="Microsoft GothicNeo" w:hAnsi="Optima" w:cs="CMU Sans Serif Medium"/>
-          <w:sz w:val="22"/>
-          <w:szCs w:val="22"/>
-        </w:rPr>
-        <w:t>s</w:t>
-      </w:r>
-      <w:r>
-        <w:rPr>
-          <w:rFonts w:ascii="Optima" w:eastAsia="Microsoft GothicNeo" w:hAnsi="Optima" w:cs="CMU Sans Serif Medium"/>
-          <w:sz w:val="22"/>
-          <w:szCs w:val="22"/>
-        </w:rPr>
-        <w:t xml:space="preserve">mall </w:t>
-      </w:r>
-      <w:r>
-        <w:rPr>
-          <w:rFonts w:ascii="Optima" w:eastAsia="Microsoft GothicNeo" w:hAnsi="Optima" w:cs="CMU Sans Serif Medium"/>
-          <w:sz w:val="22"/>
-          <w:szCs w:val="22"/>
-        </w:rPr>
-        <w:t>m</w:t>
-      </w:r>
-      <w:r>
-        <w:rPr>
-          <w:rFonts w:ascii="Optima" w:eastAsia="Microsoft GothicNeo" w:hAnsi="Optima" w:cs="CMU Sans Serif Medium"/>
-          <w:sz w:val="22"/>
-          <w:szCs w:val="22"/>
-        </w:rPr>
-        <w:t xml:space="preserve">olecules </w:t>
-      </w:r>
-      <w:r>
-        <w:rPr>
-          <w:rFonts w:ascii="Optima" w:eastAsia="Microsoft GothicNeo" w:hAnsi="Optima" w:cs="CMU Sans Serif Medium"/>
-          <w:sz w:val="22"/>
-          <w:szCs w:val="22"/>
-        </w:rPr>
-        <w:t>a</w:t>
-      </w:r>
-      <w:r>
-        <w:rPr>
-          <w:rFonts w:ascii="Optima" w:eastAsia="Microsoft GothicNeo" w:hAnsi="Optima" w:cs="CMU Sans Serif Medium"/>
-          <w:sz w:val="22"/>
-          <w:szCs w:val="22"/>
-        </w:rPr>
-        <w:t xml:space="preserve">cross </w:t>
-      </w:r>
-      <w:r>
-        <w:rPr>
-          <w:rFonts w:ascii="Optima" w:eastAsia="Microsoft GothicNeo" w:hAnsi="Optima" w:cs="CMU Sans Serif Medium"/>
-          <w:sz w:val="22"/>
-          <w:szCs w:val="22"/>
-        </w:rPr>
-        <w:t>m</w:t>
-      </w:r>
-      <w:r>
-        <w:rPr>
-          <w:rFonts w:ascii="Optima" w:eastAsia="Microsoft GothicNeo" w:hAnsi="Optima" w:cs="CMU Sans Serif Medium"/>
-          <w:sz w:val="22"/>
-          <w:szCs w:val="22"/>
-        </w:rPr>
-        <w:t xml:space="preserve">embrane </w:t>
-      </w:r>
-      <w:r>
-        <w:rPr>
-          <w:rFonts w:ascii="Optima" w:eastAsia="Microsoft GothicNeo" w:hAnsi="Optima" w:cs="CMU Sans Serif Medium"/>
-          <w:sz w:val="22"/>
-          <w:szCs w:val="22"/>
-        </w:rPr>
-        <w:t>m</w:t>
-      </w:r>
-      <w:r>
-        <w:rPr>
-          <w:rFonts w:ascii="Optima" w:eastAsia="Microsoft GothicNeo" w:hAnsi="Optima" w:cs="CMU Sans Serif Medium"/>
-          <w:sz w:val="22"/>
-          <w:szCs w:val="22"/>
-        </w:rPr>
-        <w:t xml:space="preserve">ixtures: </w:t>
-      </w:r>
-      <w:r>
-        <w:rPr>
-          <w:rFonts w:ascii="Optima" w:eastAsia="Microsoft GothicNeo" w:hAnsi="Optima" w:cs="CMU Sans Serif Medium"/>
-          <w:sz w:val="22"/>
-          <w:szCs w:val="22"/>
-        </w:rPr>
-        <w:t>i</w:t>
-      </w:r>
-      <w:r>
-        <w:rPr>
-          <w:rFonts w:ascii="Optima" w:eastAsia="Microsoft GothicNeo" w:hAnsi="Optima" w:cs="CMU Sans Serif Medium"/>
-          <w:sz w:val="22"/>
-          <w:szCs w:val="22"/>
-        </w:rPr>
-        <w:t xml:space="preserve">nsight from the </w:t>
-      </w:r>
-      <w:r>
-        <w:rPr>
-          <w:rFonts w:ascii="Optima" w:eastAsia="Microsoft GothicNeo" w:hAnsi="Optima" w:cs="CMU Sans Serif Medium"/>
-          <w:sz w:val="22"/>
-          <w:szCs w:val="22"/>
-        </w:rPr>
-        <w:t>p</w:t>
-      </w:r>
-      <w:r>
-        <w:rPr>
-          <w:rFonts w:ascii="Optima" w:eastAsia="Microsoft GothicNeo" w:hAnsi="Optima" w:cs="CMU Sans Serif Medium"/>
-          <w:sz w:val="22"/>
-          <w:szCs w:val="22"/>
-        </w:rPr>
-        <w:t xml:space="preserve">otential of </w:t>
-      </w:r>
-      <w:r>
-        <w:rPr>
-          <w:rFonts w:ascii="Optima" w:eastAsia="Microsoft GothicNeo" w:hAnsi="Optima" w:cs="CMU Sans Serif Medium"/>
-          <w:sz w:val="22"/>
-          <w:szCs w:val="22"/>
-        </w:rPr>
-        <w:t>m</w:t>
-      </w:r>
-      <w:r>
-        <w:rPr>
-          <w:rFonts w:ascii="Optima" w:eastAsia="Microsoft GothicNeo" w:hAnsi="Optima" w:cs="CMU Sans Serif Medium"/>
-          <w:sz w:val="22"/>
-          <w:szCs w:val="22"/>
-        </w:rPr>
-        <w:t xml:space="preserve">ean </w:t>
-      </w:r>
-      <w:r>
-        <w:rPr>
-          <w:rFonts w:ascii="Optima" w:eastAsia="Microsoft GothicNeo" w:hAnsi="Optima" w:cs="CMU Sans Serif Medium"/>
-          <w:sz w:val="22"/>
-          <w:szCs w:val="22"/>
-        </w:rPr>
-        <w:t>f</w:t>
-      </w:r>
-      <w:r>
-        <w:rPr>
-          <w:rFonts w:ascii="Optima" w:eastAsia="Microsoft GothicNeo" w:hAnsi="Optima" w:cs="CMU Sans Serif Medium"/>
-          <w:sz w:val="22"/>
-          <w:szCs w:val="22"/>
-        </w:rPr>
-        <w:t>orce</w:t>
-      </w:r>
-      <w:r>
-        <w:rPr>
-          <w:rFonts w:ascii="Optima" w:eastAsia="Microsoft GothicNeo" w:hAnsi="Optima" w:cs="CMU Sans Serif Medium"/>
-          <w:sz w:val="22"/>
-          <w:szCs w:val="22"/>
-        </w:rPr>
-        <w:t>;</w:t>
-      </w:r>
-      <w:r>
-        <w:rPr>
-          <w:rFonts w:ascii="Optima" w:eastAsia="Microsoft GothicNeo" w:hAnsi="Optima" w:cs="CMU Sans Serif Medium"/>
-          <w:sz w:val="22"/>
-          <w:szCs w:val="22"/>
-        </w:rPr>
-        <w:t xml:space="preserve"> </w:t>
-      </w:r>
-      <w:r>
-        <w:rPr>
-          <w:rFonts w:ascii="Optima" w:eastAsia="Microsoft GothicNeo" w:hAnsi="Optima" w:cs="CMU Sans Serif Medium"/>
-          <w:sz w:val="22"/>
-          <w:szCs w:val="22"/>
-        </w:rPr>
-        <w:t>Biophys</w:t>
-      </w:r>
-      <w:r>
-        <w:rPr>
-          <w:rFonts w:ascii="Optima" w:eastAsia="Microsoft GothicNeo" w:hAnsi="Optima" w:cs="CMU Sans Serif Medium"/>
-          <w:sz w:val="22"/>
-          <w:szCs w:val="22"/>
-        </w:rPr>
-        <w:t>ical</w:t>
-      </w:r>
-      <w:r>
-        <w:rPr>
-          <w:rFonts w:ascii="Optima" w:eastAsia="Microsoft GothicNeo" w:hAnsi="Optima" w:cs="CMU Sans Serif Medium"/>
-          <w:sz w:val="22"/>
-          <w:szCs w:val="22"/>
-        </w:rPr>
-        <w:t xml:space="preserve"> J</w:t>
-      </w:r>
-      <w:r>
-        <w:rPr>
-          <w:rFonts w:ascii="Optima" w:eastAsia="Microsoft GothicNeo" w:hAnsi="Optima" w:cs="CMU Sans Serif Medium"/>
-          <w:sz w:val="22"/>
-          <w:szCs w:val="22"/>
-        </w:rPr>
-        <w:t>ournal</w:t>
-      </w:r>
-      <w:r>
-        <w:rPr>
-          <w:rFonts w:ascii="Optima" w:eastAsia="Microsoft GothicNeo" w:hAnsi="Optima" w:cs="CMU Sans Serif Medium"/>
-          <w:sz w:val="22"/>
-          <w:szCs w:val="22"/>
-        </w:rPr>
-        <w:t xml:space="preserve"> </w:t>
-      </w:r>
-      <w:r>
-        <w:rPr>
-          <w:rFonts w:ascii="Optima" w:eastAsia="Microsoft GothicNeo" w:hAnsi="Optima" w:cs="CMU Sans Serif Medium"/>
-          <w:sz w:val="22"/>
-          <w:szCs w:val="22"/>
-        </w:rPr>
-        <w:t>118</w:t>
-      </w:r>
-      <w:r>
-        <w:rPr>
-          <w:rFonts w:ascii="Optima" w:eastAsia="Microsoft GothicNeo" w:hAnsi="Optima" w:cs="CMU Sans Serif Medium"/>
-          <w:sz w:val="22"/>
-          <w:szCs w:val="22"/>
-        </w:rPr>
-        <w:t xml:space="preserve"> </w:t>
-      </w:r>
-      <w:r>
-        <w:rPr>
-          <w:rFonts w:ascii="Optima" w:eastAsia="Microsoft GothicNeo" w:hAnsi="Optima" w:cs="CMU Sans Serif Medium"/>
-          <w:sz w:val="22"/>
-          <w:szCs w:val="22"/>
-        </w:rPr>
-        <w:t>(6)</w:t>
-      </w:r>
-      <w:r>
-        <w:rPr>
-          <w:rFonts w:ascii="Optima" w:eastAsia="Microsoft GothicNeo" w:hAnsi="Optima" w:cs="CMU Sans Serif Medium"/>
-          <w:sz w:val="22"/>
-          <w:szCs w:val="22"/>
-        </w:rPr>
-        <w:t xml:space="preserve">, </w:t>
-      </w:r>
-      <w:r>
-        <w:rPr>
-          <w:rFonts w:ascii="Optima" w:eastAsia="Microsoft GothicNeo" w:hAnsi="Optima" w:cs="CMU Sans Serif Medium"/>
-          <w:sz w:val="22"/>
-          <w:szCs w:val="22"/>
-        </w:rPr>
-        <w:t>1321–1332</w:t>
+          <w:sz w:val="22"/>
+          <w:szCs w:val="22"/>
+        </w:rPr>
+        <w:t>244114</w:t>
       </w:r>
       <w:r>
         <w:rPr>
@@ -2770,7 +2773,7 @@
           <w:sz w:val="22"/>
           <w:szCs w:val="22"/>
         </w:rPr>
-        <w:t>2020</w:t>
+        <w:t>2021</w:t>
       </w:r>
       <w:r>
         <w:rPr>
@@ -2795,24 +2798,101 @@
           <w:rFonts w:ascii="Optima" w:eastAsia="Microsoft GothicNeo" w:hAnsi="Optima" w:cs="CMU Sans Serif Medium"/>
           <w:sz w:val="22"/>
           <w:szCs w:val="22"/>
-          <w:lang w:val="en-IN"/>
-        </w:rPr>
-      </w:pPr>
-      <w:r>
-        <w:rPr>
-          <w:rFonts w:ascii="Optima" w:eastAsia="Microsoft GothicNeo" w:hAnsi="Optima" w:cs="CMU Sans Serif Medium"/>
-          <w:sz w:val="22"/>
-          <w:szCs w:val="22"/>
-        </w:rPr>
-        <w:t xml:space="preserve">C. </w:t>
-      </w:r>
-      <w:r>
-        <w:rPr>
-          <w:rFonts w:ascii="Optima" w:eastAsia="Microsoft GothicNeo" w:hAnsi="Optima" w:cs="CMU Sans Serif Medium"/>
-          <w:sz w:val="22"/>
-          <w:szCs w:val="22"/>
-        </w:rPr>
-        <w:t xml:space="preserve">Schilling, </w:t>
+        </w:rPr>
+      </w:pPr>
+      <w:r>
+        <w:rPr>
+          <w:rFonts w:ascii="Optima" w:eastAsia="Microsoft GothicNeo" w:hAnsi="Optima" w:cs="CMU Sans Serif Medium"/>
+          <w:sz w:val="22"/>
+          <w:szCs w:val="22"/>
+        </w:rPr>
+        <w:t xml:space="preserve">A. </w:t>
+      </w:r>
+      <w:proofErr w:type="spellStart"/>
+      <w:r>
+        <w:rPr>
+          <w:rFonts w:ascii="Optima" w:eastAsia="Microsoft GothicNeo" w:hAnsi="Optima" w:cs="CMU Sans Serif Medium"/>
+          <w:sz w:val="22"/>
+          <w:szCs w:val="22"/>
+        </w:rPr>
+        <w:t>Centi</w:t>
+      </w:r>
+      <w:proofErr w:type="spellEnd"/>
+      <w:r>
+        <w:rPr>
+          <w:rFonts w:ascii="Optima" w:eastAsia="Microsoft GothicNeo" w:hAnsi="Optima" w:cs="CMU Sans Serif Medium"/>
+          <w:sz w:val="22"/>
+          <w:szCs w:val="22"/>
+        </w:rPr>
+        <w:t xml:space="preserve">, </w:t>
+      </w:r>
+      <w:r>
+        <w:rPr>
+          <w:rFonts w:ascii="Optima" w:eastAsia="Microsoft GothicNeo" w:hAnsi="Optima" w:cs="CMU Sans Serif Medium"/>
+          <w:b/>
+          <w:bCs/>
+          <w:sz w:val="22"/>
+          <w:szCs w:val="22"/>
+        </w:rPr>
+        <w:t xml:space="preserve">A. </w:t>
+      </w:r>
+      <w:r>
+        <w:rPr>
+          <w:rFonts w:ascii="Optima" w:eastAsia="Microsoft GothicNeo" w:hAnsi="Optima" w:cs="CMU Sans Serif Medium"/>
+          <w:b/>
+          <w:bCs/>
+          <w:sz w:val="22"/>
+          <w:szCs w:val="22"/>
+        </w:rPr>
+        <w:t>Dutta</w:t>
+      </w:r>
+      <w:r>
+        <w:rPr>
+          <w:rFonts w:ascii="Optima" w:eastAsia="Microsoft GothicNeo" w:hAnsi="Optima" w:cs="CMU Sans Serif Medium"/>
+          <w:sz w:val="22"/>
+          <w:szCs w:val="22"/>
+        </w:rPr>
+        <w:t>,</w:t>
+      </w:r>
+      <w:r>
+        <w:rPr>
+          <w:rFonts w:ascii="Optima" w:eastAsia="Microsoft GothicNeo" w:hAnsi="Optima" w:cs="CMU Sans Serif Medium"/>
+          <w:sz w:val="22"/>
+          <w:szCs w:val="22"/>
+        </w:rPr>
+        <w:t xml:space="preserve"> </w:t>
+      </w:r>
+      <w:r>
+        <w:rPr>
+          <w:rFonts w:ascii="Optima" w:eastAsia="Microsoft GothicNeo" w:hAnsi="Optima" w:cs="CMU Sans Serif Medium"/>
+          <w:sz w:val="22"/>
+          <w:szCs w:val="22"/>
+        </w:rPr>
+        <w:t>S. H.</w:t>
+      </w:r>
+      <w:r>
+        <w:rPr>
+          <w:rFonts w:ascii="Optima" w:eastAsia="Microsoft GothicNeo" w:hAnsi="Optima" w:cs="CMU Sans Serif Medium"/>
+          <w:sz w:val="22"/>
+          <w:szCs w:val="22"/>
+        </w:rPr>
+        <w:t xml:space="preserve"> Parekh,</w:t>
+      </w:r>
+      <w:r>
+        <w:rPr>
+          <w:rFonts w:ascii="Optima" w:eastAsia="Microsoft GothicNeo" w:hAnsi="Optima" w:cs="CMU Sans Serif Medium"/>
+          <w:sz w:val="22"/>
+          <w:szCs w:val="22"/>
+        </w:rPr>
+        <w:t xml:space="preserve"> and</w:t>
+      </w:r>
+      <w:r>
+        <w:rPr>
+          <w:rFonts w:ascii="Optima" w:eastAsia="Microsoft GothicNeo" w:hAnsi="Optima" w:cs="CMU Sans Serif Medium"/>
+          <w:sz w:val="22"/>
+          <w:szCs w:val="22"/>
+        </w:rPr>
+        <w:t xml:space="preserve"> </w:t>
       </w:r>
       <w:r>
         <w:rPr>
@@ -2828,22 +2908,6 @@
           <w:sz w:val="22"/>
           <w:szCs w:val="22"/>
         </w:rPr>
-        <w:t xml:space="preserve"> Mack, </w:t>
-      </w:r>
-      <w:r>
-        <w:rPr>
-          <w:rFonts w:ascii="Optima" w:eastAsia="Microsoft GothicNeo" w:hAnsi="Optima" w:cs="CMU Sans Serif Medium"/>
-          <w:sz w:val="22"/>
-          <w:szCs w:val="22"/>
-        </w:rPr>
-        <w:t>S.</w:t>
-      </w:r>
-      <w:r>
-        <w:rPr>
-          <w:rFonts w:ascii="Optima" w:eastAsia="Microsoft GothicNeo" w:hAnsi="Optima" w:cs="CMU Sans Serif Medium"/>
-          <w:sz w:val="22"/>
-          <w:szCs w:val="22"/>
-        </w:rPr>
         <w:t xml:space="preserve"> </w:t>
       </w:r>
       <w:proofErr w:type="spellStart"/>
@@ -2853,7 +2917,7 @@
           <w:sz w:val="22"/>
           <w:szCs w:val="22"/>
         </w:rPr>
-        <w:t>Lickfett</w:t>
+        <w:t>Bereau</w:t>
       </w:r>
       <w:proofErr w:type="spellEnd"/>
       <w:r>
@@ -2862,6 +2926,254 @@
           <w:sz w:val="22"/>
           <w:szCs w:val="22"/>
         </w:rPr>
+        <w:t>;</w:t>
+      </w:r>
+      <w:r>
+        <w:rPr>
+          <w:rFonts w:ascii="Optima" w:eastAsia="Microsoft GothicNeo" w:hAnsi="Optima" w:cs="CMU Sans Serif Medium"/>
+          <w:sz w:val="22"/>
+          <w:szCs w:val="22"/>
+        </w:rPr>
+        <w:t xml:space="preserve"> </w:t>
+      </w:r>
+      <w:r>
+        <w:rPr>
+          <w:rFonts w:ascii="Optima" w:eastAsia="Microsoft GothicNeo" w:hAnsi="Optima" w:cs="CMU Sans Serif Medium"/>
+          <w:sz w:val="22"/>
+          <w:szCs w:val="22"/>
+        </w:rPr>
+        <w:t xml:space="preserve">Inserting </w:t>
+      </w:r>
+      <w:r>
+        <w:rPr>
+          <w:rFonts w:ascii="Optima" w:eastAsia="Microsoft GothicNeo" w:hAnsi="Optima" w:cs="CMU Sans Serif Medium"/>
+          <w:sz w:val="22"/>
+          <w:szCs w:val="22"/>
+        </w:rPr>
+        <w:t>s</w:t>
+      </w:r>
+      <w:r>
+        <w:rPr>
+          <w:rFonts w:ascii="Optima" w:eastAsia="Microsoft GothicNeo" w:hAnsi="Optima" w:cs="CMU Sans Serif Medium"/>
+          <w:sz w:val="22"/>
+          <w:szCs w:val="22"/>
+        </w:rPr>
+        <w:t xml:space="preserve">mall </w:t>
+      </w:r>
+      <w:r>
+        <w:rPr>
+          <w:rFonts w:ascii="Optima" w:eastAsia="Microsoft GothicNeo" w:hAnsi="Optima" w:cs="CMU Sans Serif Medium"/>
+          <w:sz w:val="22"/>
+          <w:szCs w:val="22"/>
+        </w:rPr>
+        <w:t>m</w:t>
+      </w:r>
+      <w:r>
+        <w:rPr>
+          <w:rFonts w:ascii="Optima" w:eastAsia="Microsoft GothicNeo" w:hAnsi="Optima" w:cs="CMU Sans Serif Medium"/>
+          <w:sz w:val="22"/>
+          <w:szCs w:val="22"/>
+        </w:rPr>
+        <w:t xml:space="preserve">olecules </w:t>
+      </w:r>
+      <w:r>
+        <w:rPr>
+          <w:rFonts w:ascii="Optima" w:eastAsia="Microsoft GothicNeo" w:hAnsi="Optima" w:cs="CMU Sans Serif Medium"/>
+          <w:sz w:val="22"/>
+          <w:szCs w:val="22"/>
+        </w:rPr>
+        <w:t>a</w:t>
+      </w:r>
+      <w:r>
+        <w:rPr>
+          <w:rFonts w:ascii="Optima" w:eastAsia="Microsoft GothicNeo" w:hAnsi="Optima" w:cs="CMU Sans Serif Medium"/>
+          <w:sz w:val="22"/>
+          <w:szCs w:val="22"/>
+        </w:rPr>
+        <w:t xml:space="preserve">cross </w:t>
+      </w:r>
+      <w:r>
+        <w:rPr>
+          <w:rFonts w:ascii="Optima" w:eastAsia="Microsoft GothicNeo" w:hAnsi="Optima" w:cs="CMU Sans Serif Medium"/>
+          <w:sz w:val="22"/>
+          <w:szCs w:val="22"/>
+        </w:rPr>
+        <w:t>m</w:t>
+      </w:r>
+      <w:r>
+        <w:rPr>
+          <w:rFonts w:ascii="Optima" w:eastAsia="Microsoft GothicNeo" w:hAnsi="Optima" w:cs="CMU Sans Serif Medium"/>
+          <w:sz w:val="22"/>
+          <w:szCs w:val="22"/>
+        </w:rPr>
+        <w:t xml:space="preserve">embrane </w:t>
+      </w:r>
+      <w:r>
+        <w:rPr>
+          <w:rFonts w:ascii="Optima" w:eastAsia="Microsoft GothicNeo" w:hAnsi="Optima" w:cs="CMU Sans Serif Medium"/>
+          <w:sz w:val="22"/>
+          <w:szCs w:val="22"/>
+        </w:rPr>
+        <w:t>m</w:t>
+      </w:r>
+      <w:r>
+        <w:rPr>
+          <w:rFonts w:ascii="Optima" w:eastAsia="Microsoft GothicNeo" w:hAnsi="Optima" w:cs="CMU Sans Serif Medium"/>
+          <w:sz w:val="22"/>
+          <w:szCs w:val="22"/>
+        </w:rPr>
+        <w:t xml:space="preserve">ixtures: </w:t>
+      </w:r>
+      <w:r>
+        <w:rPr>
+          <w:rFonts w:ascii="Optima" w:eastAsia="Microsoft GothicNeo" w:hAnsi="Optima" w:cs="CMU Sans Serif Medium"/>
+          <w:sz w:val="22"/>
+          <w:szCs w:val="22"/>
+        </w:rPr>
+        <w:t>i</w:t>
+      </w:r>
+      <w:r>
+        <w:rPr>
+          <w:rFonts w:ascii="Optima" w:eastAsia="Microsoft GothicNeo" w:hAnsi="Optima" w:cs="CMU Sans Serif Medium"/>
+          <w:sz w:val="22"/>
+          <w:szCs w:val="22"/>
+        </w:rPr>
+        <w:t xml:space="preserve">nsight from the </w:t>
+      </w:r>
+      <w:r>
+        <w:rPr>
+          <w:rFonts w:ascii="Optima" w:eastAsia="Microsoft GothicNeo" w:hAnsi="Optima" w:cs="CMU Sans Serif Medium"/>
+          <w:sz w:val="22"/>
+          <w:szCs w:val="22"/>
+        </w:rPr>
+        <w:t>p</w:t>
+      </w:r>
+      <w:r>
+        <w:rPr>
+          <w:rFonts w:ascii="Optima" w:eastAsia="Microsoft GothicNeo" w:hAnsi="Optima" w:cs="CMU Sans Serif Medium"/>
+          <w:sz w:val="22"/>
+          <w:szCs w:val="22"/>
+        </w:rPr>
+        <w:t xml:space="preserve">otential of </w:t>
+      </w:r>
+      <w:r>
+        <w:rPr>
+          <w:rFonts w:ascii="Optima" w:eastAsia="Microsoft GothicNeo" w:hAnsi="Optima" w:cs="CMU Sans Serif Medium"/>
+          <w:sz w:val="22"/>
+          <w:szCs w:val="22"/>
+        </w:rPr>
+        <w:t>m</w:t>
+      </w:r>
+      <w:r>
+        <w:rPr>
+          <w:rFonts w:ascii="Optima" w:eastAsia="Microsoft GothicNeo" w:hAnsi="Optima" w:cs="CMU Sans Serif Medium"/>
+          <w:sz w:val="22"/>
+          <w:szCs w:val="22"/>
+        </w:rPr>
+        <w:t xml:space="preserve">ean </w:t>
+      </w:r>
+      <w:r>
+        <w:rPr>
+          <w:rFonts w:ascii="Optima" w:eastAsia="Microsoft GothicNeo" w:hAnsi="Optima" w:cs="CMU Sans Serif Medium"/>
+          <w:sz w:val="22"/>
+          <w:szCs w:val="22"/>
+        </w:rPr>
+        <w:t>f</w:t>
+      </w:r>
+      <w:r>
+        <w:rPr>
+          <w:rFonts w:ascii="Optima" w:eastAsia="Microsoft GothicNeo" w:hAnsi="Optima" w:cs="CMU Sans Serif Medium"/>
+          <w:sz w:val="22"/>
+          <w:szCs w:val="22"/>
+        </w:rPr>
+        <w:t>orce</w:t>
+      </w:r>
+      <w:r>
+        <w:rPr>
+          <w:rFonts w:ascii="Optima" w:eastAsia="Microsoft GothicNeo" w:hAnsi="Optima" w:cs="CMU Sans Serif Medium"/>
+          <w:sz w:val="22"/>
+          <w:szCs w:val="22"/>
+        </w:rPr>
+        <w:t>;</w:t>
+      </w:r>
+      <w:r>
+        <w:rPr>
+          <w:rFonts w:ascii="Optima" w:eastAsia="Microsoft GothicNeo" w:hAnsi="Optima" w:cs="CMU Sans Serif Medium"/>
+          <w:sz w:val="22"/>
+          <w:szCs w:val="22"/>
+        </w:rPr>
+        <w:t xml:space="preserve"> </w:t>
+      </w:r>
+      <w:r>
+        <w:rPr>
+          <w:rFonts w:ascii="Optima" w:eastAsia="Microsoft GothicNeo" w:hAnsi="Optima" w:cs="CMU Sans Serif Medium"/>
+          <w:sz w:val="22"/>
+          <w:szCs w:val="22"/>
+        </w:rPr>
+        <w:t>Biophys</w:t>
+      </w:r>
+      <w:r>
+        <w:rPr>
+          <w:rFonts w:ascii="Optima" w:eastAsia="Microsoft GothicNeo" w:hAnsi="Optima" w:cs="CMU Sans Serif Medium"/>
+          <w:sz w:val="22"/>
+          <w:szCs w:val="22"/>
+        </w:rPr>
+        <w:t>ical</w:t>
+      </w:r>
+      <w:r>
+        <w:rPr>
+          <w:rFonts w:ascii="Optima" w:eastAsia="Microsoft GothicNeo" w:hAnsi="Optima" w:cs="CMU Sans Serif Medium"/>
+          <w:sz w:val="22"/>
+          <w:szCs w:val="22"/>
+        </w:rPr>
+        <w:t xml:space="preserve"> J</w:t>
+      </w:r>
+      <w:r>
+        <w:rPr>
+          <w:rFonts w:ascii="Optima" w:eastAsia="Microsoft GothicNeo" w:hAnsi="Optima" w:cs="CMU Sans Serif Medium"/>
+          <w:sz w:val="22"/>
+          <w:szCs w:val="22"/>
+        </w:rPr>
+        <w:t>ournal</w:t>
+      </w:r>
+      <w:r>
+        <w:rPr>
+          <w:rFonts w:ascii="Optima" w:eastAsia="Microsoft GothicNeo" w:hAnsi="Optima" w:cs="CMU Sans Serif Medium"/>
+          <w:sz w:val="22"/>
+          <w:szCs w:val="22"/>
+        </w:rPr>
+        <w:t xml:space="preserve"> </w:t>
+      </w:r>
+      <w:r>
+        <w:rPr>
+          <w:rFonts w:ascii="Optima" w:eastAsia="Microsoft GothicNeo" w:hAnsi="Optima" w:cs="CMU Sans Serif Medium"/>
+          <w:sz w:val="22"/>
+          <w:szCs w:val="22"/>
+        </w:rPr>
+        <w:t>118</w:t>
+      </w:r>
+      <w:r>
+        <w:rPr>
+          <w:rFonts w:ascii="Optima" w:eastAsia="Microsoft GothicNeo" w:hAnsi="Optima" w:cs="CMU Sans Serif Medium"/>
+          <w:sz w:val="22"/>
+          <w:szCs w:val="22"/>
+        </w:rPr>
+        <w:t xml:space="preserve"> </w:t>
+      </w:r>
+      <w:r>
+        <w:rPr>
+          <w:rFonts w:ascii="Optima" w:eastAsia="Microsoft GothicNeo" w:hAnsi="Optima" w:cs="CMU Sans Serif Medium"/>
+          <w:sz w:val="22"/>
+          <w:szCs w:val="22"/>
+        </w:rPr>
+        <w:t>(6)</w:t>
+      </w:r>
+      <w:r>
+        <w:rPr>
+          <w:rFonts w:ascii="Optima" w:eastAsia="Microsoft GothicNeo" w:hAnsi="Optima" w:cs="CMU Sans Serif Medium"/>
+          <w:sz w:val="22"/>
+          <w:szCs w:val="22"/>
+        </w:rPr>
         <w:t xml:space="preserve">, </w:t>
       </w:r>
       <w:r>
@@ -2870,677 +3182,23 @@
           <w:sz w:val="22"/>
           <w:szCs w:val="22"/>
         </w:rPr>
-        <w:t>S.</w:t>
-      </w:r>
-      <w:r>
-        <w:rPr>
-          <w:rFonts w:ascii="Optima" w:eastAsia="Microsoft GothicNeo" w:hAnsi="Optima" w:cs="CMU Sans Serif Medium"/>
-          <w:sz w:val="22"/>
-          <w:szCs w:val="22"/>
-        </w:rPr>
-        <w:t xml:space="preserve"> </w:t>
-      </w:r>
-      <w:proofErr w:type="spellStart"/>
-      <w:r>
-        <w:rPr>
-          <w:rFonts w:ascii="Optima" w:eastAsia="Microsoft GothicNeo" w:hAnsi="Optima" w:cs="CMU Sans Serif Medium"/>
-          <w:sz w:val="22"/>
-          <w:szCs w:val="22"/>
-        </w:rPr>
-        <w:t>Sieste</w:t>
-      </w:r>
-      <w:proofErr w:type="spellEnd"/>
-      <w:r>
-        <w:rPr>
-          <w:rFonts w:ascii="Optima" w:eastAsia="Microsoft GothicNeo" w:hAnsi="Optima" w:cs="CMU Sans Serif Medium"/>
-          <w:sz w:val="22"/>
-          <w:szCs w:val="22"/>
-        </w:rPr>
-        <w:t xml:space="preserve">, </w:t>
-      </w:r>
-      <w:r>
-        <w:rPr>
-          <w:rFonts w:ascii="Optima" w:eastAsia="Microsoft GothicNeo" w:hAnsi="Optima" w:cs="CMU Sans Serif Medium"/>
-          <w:sz w:val="22"/>
-          <w:szCs w:val="22"/>
-        </w:rPr>
-        <w:t>F. S.</w:t>
-      </w:r>
-      <w:r>
-        <w:rPr>
-          <w:rFonts w:ascii="Optima" w:eastAsia="Microsoft GothicNeo" w:hAnsi="Optima" w:cs="CMU Sans Serif Medium"/>
-          <w:sz w:val="22"/>
-          <w:szCs w:val="22"/>
-        </w:rPr>
-        <w:t xml:space="preserve"> Ruggeri, </w:t>
-      </w:r>
-      <w:r>
-        <w:rPr>
-          <w:rFonts w:ascii="Optima" w:eastAsia="Microsoft GothicNeo" w:hAnsi="Optima" w:cs="CMU Sans Serif Medium"/>
-          <w:sz w:val="22"/>
-          <w:szCs w:val="22"/>
-        </w:rPr>
-        <w:t>T.</w:t>
-      </w:r>
-      <w:r>
-        <w:rPr>
-          <w:rFonts w:ascii="Optima" w:eastAsia="Microsoft GothicNeo" w:hAnsi="Optima" w:cs="CMU Sans Serif Medium"/>
-          <w:sz w:val="22"/>
-          <w:szCs w:val="22"/>
-        </w:rPr>
-        <w:t xml:space="preserve"> </w:t>
-      </w:r>
-      <w:proofErr w:type="spellStart"/>
-      <w:r>
-        <w:rPr>
-          <w:rFonts w:ascii="Optima" w:eastAsia="Microsoft GothicNeo" w:hAnsi="Optima" w:cs="CMU Sans Serif Medium"/>
-          <w:sz w:val="22"/>
-          <w:szCs w:val="22"/>
-        </w:rPr>
-        <w:t>Sneideris</w:t>
-      </w:r>
-      <w:proofErr w:type="spellEnd"/>
-      <w:r>
-        <w:rPr>
-          <w:rFonts w:ascii="Optima" w:eastAsia="Microsoft GothicNeo" w:hAnsi="Optima" w:cs="CMU Sans Serif Medium"/>
-          <w:sz w:val="22"/>
-          <w:szCs w:val="22"/>
-        </w:rPr>
-        <w:t xml:space="preserve">, </w:t>
-      </w:r>
-      <w:r>
-        <w:rPr>
-          <w:rFonts w:ascii="Optima" w:eastAsia="Microsoft GothicNeo" w:hAnsi="Optima" w:cs="CMU Sans Serif Medium"/>
-          <w:b/>
-          <w:bCs/>
-          <w:sz w:val="22"/>
-          <w:szCs w:val="22"/>
-        </w:rPr>
-        <w:t>A.</w:t>
-      </w:r>
-      <w:r>
-        <w:rPr>
-          <w:rFonts w:ascii="Optima" w:eastAsia="Microsoft GothicNeo" w:hAnsi="Optima" w:cs="CMU Sans Serif Medium"/>
-          <w:b/>
-          <w:bCs/>
-          <w:sz w:val="22"/>
-          <w:szCs w:val="22"/>
-        </w:rPr>
-        <w:t xml:space="preserve"> </w:t>
-      </w:r>
-      <w:r>
-        <w:rPr>
-          <w:rFonts w:ascii="Optima" w:eastAsia="Microsoft GothicNeo" w:hAnsi="Optima" w:cs="CMU Sans Serif Medium"/>
-          <w:b/>
-          <w:bCs/>
-          <w:sz w:val="22"/>
-          <w:szCs w:val="22"/>
-        </w:rPr>
-        <w:t>Dutta</w:t>
-      </w:r>
-      <w:r>
-        <w:rPr>
-          <w:rFonts w:ascii="Optima" w:eastAsia="Microsoft GothicNeo" w:hAnsi="Optima" w:cs="CMU Sans Serif Medium"/>
-          <w:sz w:val="22"/>
-          <w:szCs w:val="22"/>
-        </w:rPr>
-        <w:t>,</w:t>
-      </w:r>
-      <w:r>
-        <w:rPr>
-          <w:rFonts w:ascii="Optima" w:eastAsia="Microsoft GothicNeo" w:hAnsi="Optima" w:cs="CMU Sans Serif Medium"/>
-          <w:sz w:val="22"/>
-          <w:szCs w:val="22"/>
-        </w:rPr>
-        <w:t xml:space="preserve"> </w:t>
-      </w:r>
-      <w:r>
-        <w:rPr>
-          <w:rFonts w:ascii="Optima" w:eastAsia="Microsoft GothicNeo" w:hAnsi="Optima" w:cs="CMU Sans Serif Medium"/>
-          <w:sz w:val="22"/>
-          <w:szCs w:val="22"/>
-        </w:rPr>
-        <w:t xml:space="preserve">T. </w:t>
-      </w:r>
-      <w:proofErr w:type="spellStart"/>
-      <w:r>
-        <w:rPr>
-          <w:rFonts w:ascii="Optima" w:eastAsia="Microsoft GothicNeo" w:hAnsi="Optima" w:cs="CMU Sans Serif Medium"/>
-          <w:sz w:val="22"/>
-          <w:szCs w:val="22"/>
-        </w:rPr>
-        <w:t>Bereau</w:t>
-      </w:r>
-      <w:proofErr w:type="spellEnd"/>
-      <w:r>
-        <w:rPr>
-          <w:rFonts w:ascii="Optima" w:eastAsia="Microsoft GothicNeo" w:hAnsi="Optima" w:cs="CMU Sans Serif Medium"/>
-          <w:sz w:val="22"/>
-          <w:szCs w:val="22"/>
-        </w:rPr>
-        <w:t xml:space="preserve">, </w:t>
-      </w:r>
-      <w:r>
-        <w:rPr>
-          <w:rFonts w:ascii="Optima" w:eastAsia="Microsoft GothicNeo" w:hAnsi="Optima" w:cs="CMU Sans Serif Medium"/>
-          <w:sz w:val="22"/>
-          <w:szCs w:val="22"/>
-        </w:rPr>
-        <w:t xml:space="preserve">R. </w:t>
-      </w:r>
-      <w:r>
-        <w:rPr>
-          <w:rFonts w:ascii="Optima" w:eastAsia="Microsoft GothicNeo" w:hAnsi="Optima" w:cs="CMU Sans Serif Medium"/>
-          <w:sz w:val="22"/>
-          <w:szCs w:val="22"/>
-        </w:rPr>
-        <w:t xml:space="preserve">Naraghi, </w:t>
-      </w:r>
-      <w:r>
-        <w:rPr>
-          <w:rFonts w:ascii="Optima" w:eastAsia="Microsoft GothicNeo" w:hAnsi="Optima" w:cs="CMU Sans Serif Medium"/>
-          <w:sz w:val="22"/>
-          <w:szCs w:val="22"/>
-        </w:rPr>
-        <w:t>D.</w:t>
-      </w:r>
-      <w:r>
-        <w:rPr>
-          <w:rFonts w:ascii="Optima" w:eastAsia="Microsoft GothicNeo" w:hAnsi="Optima" w:cs="CMU Sans Serif Medium"/>
-          <w:sz w:val="22"/>
-          <w:szCs w:val="22"/>
-        </w:rPr>
-        <w:t xml:space="preserve"> </w:t>
-      </w:r>
-      <w:proofErr w:type="spellStart"/>
-      <w:r>
-        <w:rPr>
-          <w:rFonts w:ascii="Optima" w:eastAsia="Microsoft GothicNeo" w:hAnsi="Optima" w:cs="CMU Sans Serif Medium"/>
-          <w:sz w:val="22"/>
-          <w:szCs w:val="22"/>
-        </w:rPr>
-        <w:t>Sinske</w:t>
-      </w:r>
-      <w:proofErr w:type="spellEnd"/>
-      <w:r>
-        <w:rPr>
-          <w:rFonts w:ascii="Optima" w:eastAsia="Microsoft GothicNeo" w:hAnsi="Optima" w:cs="CMU Sans Serif Medium"/>
-          <w:sz w:val="22"/>
-          <w:szCs w:val="22"/>
-        </w:rPr>
-        <w:t xml:space="preserve">, </w:t>
-      </w:r>
-      <w:r>
-        <w:rPr>
-          <w:rFonts w:ascii="Optima" w:eastAsia="Microsoft GothicNeo" w:hAnsi="Optima" w:cs="CMU Sans Serif Medium"/>
-          <w:sz w:val="22"/>
-          <w:szCs w:val="22"/>
-        </w:rPr>
-        <w:t>T. P. J.</w:t>
-      </w:r>
-      <w:r>
-        <w:rPr>
-          <w:rFonts w:ascii="Optima" w:eastAsia="Microsoft GothicNeo" w:hAnsi="Optima" w:cs="CMU Sans Serif Medium"/>
-          <w:sz w:val="22"/>
-          <w:szCs w:val="22"/>
-        </w:rPr>
-        <w:t xml:space="preserve"> Knowles, </w:t>
-      </w:r>
-      <w:r>
-        <w:rPr>
-          <w:rFonts w:ascii="Optima" w:eastAsia="Microsoft GothicNeo" w:hAnsi="Optima" w:cs="CMU Sans Serif Medium"/>
-          <w:sz w:val="22"/>
-          <w:szCs w:val="22"/>
-        </w:rPr>
-        <w:t>C.</w:t>
-      </w:r>
-      <w:r>
-        <w:rPr>
-          <w:rFonts w:ascii="Optima" w:eastAsia="Microsoft GothicNeo" w:hAnsi="Optima" w:cs="CMU Sans Serif Medium"/>
-          <w:sz w:val="22"/>
-          <w:szCs w:val="22"/>
-        </w:rPr>
-        <w:t xml:space="preserve"> </w:t>
-      </w:r>
-      <w:r>
-        <w:rPr>
-          <w:rFonts w:ascii="Optima" w:eastAsia="Microsoft GothicNeo" w:hAnsi="Optima" w:cs="CMU Sans Serif Medium"/>
-          <w:sz w:val="22"/>
-          <w:szCs w:val="22"/>
-        </w:rPr>
-        <w:t xml:space="preserve">V. </w:t>
-      </w:r>
-      <w:proofErr w:type="spellStart"/>
-      <w:r>
-        <w:rPr>
-          <w:rFonts w:ascii="Optima" w:eastAsia="Microsoft GothicNeo" w:hAnsi="Optima" w:cs="CMU Sans Serif Medium"/>
-          <w:sz w:val="22"/>
-          <w:szCs w:val="22"/>
-        </w:rPr>
-        <w:t>Synatschke</w:t>
-      </w:r>
-      <w:proofErr w:type="spellEnd"/>
-      <w:r>
-        <w:rPr>
-          <w:rFonts w:ascii="Optima" w:eastAsia="Microsoft GothicNeo" w:hAnsi="Optima" w:cs="CMU Sans Serif Medium"/>
-          <w:sz w:val="22"/>
-          <w:szCs w:val="22"/>
-        </w:rPr>
-        <w:t xml:space="preserve">, </w:t>
-      </w:r>
-      <w:r>
-        <w:rPr>
-          <w:rFonts w:ascii="Optima" w:eastAsia="Microsoft GothicNeo" w:hAnsi="Optima" w:cs="CMU Sans Serif Medium"/>
-          <w:sz w:val="22"/>
-          <w:szCs w:val="22"/>
-        </w:rPr>
-        <w:t>T.</w:t>
-      </w:r>
-      <w:r>
-        <w:rPr>
-          <w:rFonts w:ascii="Optima" w:eastAsia="Microsoft GothicNeo" w:hAnsi="Optima" w:cs="CMU Sans Serif Medium"/>
-          <w:sz w:val="22"/>
-          <w:szCs w:val="22"/>
-        </w:rPr>
-        <w:t xml:space="preserve"> Weil, </w:t>
-      </w:r>
-      <w:r>
-        <w:rPr>
-          <w:rFonts w:ascii="Optima" w:eastAsia="Microsoft GothicNeo" w:hAnsi="Optima" w:cs="CMU Sans Serif Medium"/>
-          <w:sz w:val="22"/>
-          <w:szCs w:val="22"/>
-        </w:rPr>
-        <w:t>and B.</w:t>
-      </w:r>
-      <w:r>
-        <w:rPr>
-          <w:rFonts w:ascii="Optima" w:eastAsia="Microsoft GothicNeo" w:hAnsi="Optima" w:cs="CMU Sans Serif Medium"/>
-          <w:sz w:val="22"/>
-          <w:szCs w:val="22"/>
-        </w:rPr>
-        <w:t xml:space="preserve"> </w:t>
-      </w:r>
-      <w:proofErr w:type="spellStart"/>
-      <w:r>
-        <w:rPr>
-          <w:rFonts w:ascii="Optima" w:eastAsia="Microsoft GothicNeo" w:hAnsi="Optima" w:cs="CMU Sans Serif Medium"/>
-          <w:sz w:val="22"/>
-          <w:szCs w:val="22"/>
-        </w:rPr>
-        <w:t>Knöll</w:t>
-      </w:r>
-      <w:proofErr w:type="spellEnd"/>
-      <w:r>
-        <w:rPr>
-          <w:rFonts w:ascii="Optima" w:eastAsia="Microsoft GothicNeo" w:hAnsi="Optima" w:cs="CMU Sans Serif Medium"/>
-          <w:sz w:val="22"/>
-          <w:szCs w:val="22"/>
-        </w:rPr>
-        <w:t>;</w:t>
-      </w:r>
-      <w:r>
-        <w:rPr>
-          <w:rFonts w:ascii="Optima" w:eastAsia="Microsoft GothicNeo" w:hAnsi="Optima" w:cs="CMU Sans Serif Medium"/>
-          <w:sz w:val="22"/>
-          <w:szCs w:val="22"/>
-        </w:rPr>
-        <w:t xml:space="preserve"> </w:t>
-      </w:r>
-      <w:r>
-        <w:rPr>
-          <w:rFonts w:ascii="Optima" w:eastAsia="Microsoft GothicNeo" w:hAnsi="Optima" w:cs="CMU Sans Serif Medium"/>
-          <w:sz w:val="22"/>
-          <w:szCs w:val="22"/>
-        </w:rPr>
-        <w:t>Sequence-</w:t>
-      </w:r>
-      <w:r>
-        <w:rPr>
-          <w:rFonts w:ascii="Optima" w:eastAsia="Microsoft GothicNeo" w:hAnsi="Optima" w:cs="CMU Sans Serif Medium"/>
-          <w:sz w:val="22"/>
-          <w:szCs w:val="22"/>
-        </w:rPr>
-        <w:t>o</w:t>
-      </w:r>
-      <w:r>
-        <w:rPr>
-          <w:rFonts w:ascii="Optima" w:eastAsia="Microsoft GothicNeo" w:hAnsi="Optima" w:cs="CMU Sans Serif Medium"/>
-          <w:sz w:val="22"/>
-          <w:szCs w:val="22"/>
-        </w:rPr>
-        <w:t xml:space="preserve">ptimized </w:t>
-      </w:r>
-      <w:r>
-        <w:rPr>
-          <w:rFonts w:ascii="Optima" w:eastAsia="Microsoft GothicNeo" w:hAnsi="Optima" w:cs="CMU Sans Serif Medium"/>
-          <w:sz w:val="22"/>
-          <w:szCs w:val="22"/>
-        </w:rPr>
-        <w:t>p</w:t>
-      </w:r>
-      <w:r>
-        <w:rPr>
-          <w:rFonts w:ascii="Optima" w:eastAsia="Microsoft GothicNeo" w:hAnsi="Optima" w:cs="CMU Sans Serif Medium"/>
-          <w:sz w:val="22"/>
-          <w:szCs w:val="22"/>
-        </w:rPr>
-        <w:t xml:space="preserve">eptide </w:t>
-      </w:r>
-      <w:r>
-        <w:rPr>
-          <w:rFonts w:ascii="Optima" w:eastAsia="Microsoft GothicNeo" w:hAnsi="Optima" w:cs="CMU Sans Serif Medium"/>
-          <w:sz w:val="22"/>
-          <w:szCs w:val="22"/>
-        </w:rPr>
-        <w:t>n</w:t>
-      </w:r>
-      <w:r>
-        <w:rPr>
-          <w:rFonts w:ascii="Optima" w:eastAsia="Microsoft GothicNeo" w:hAnsi="Optima" w:cs="CMU Sans Serif Medium"/>
-          <w:sz w:val="22"/>
-          <w:szCs w:val="22"/>
-        </w:rPr>
-        <w:t xml:space="preserve">anofibers as </w:t>
-      </w:r>
-      <w:r>
-        <w:rPr>
-          <w:rFonts w:ascii="Optima" w:eastAsia="Microsoft GothicNeo" w:hAnsi="Optima" w:cs="CMU Sans Serif Medium"/>
-          <w:sz w:val="22"/>
-          <w:szCs w:val="22"/>
-        </w:rPr>
-        <w:t>g</w:t>
-      </w:r>
-      <w:r>
-        <w:rPr>
-          <w:rFonts w:ascii="Optima" w:eastAsia="Microsoft GothicNeo" w:hAnsi="Optima" w:cs="CMU Sans Serif Medium"/>
-          <w:sz w:val="22"/>
-          <w:szCs w:val="22"/>
-        </w:rPr>
-        <w:t xml:space="preserve">rowth </w:t>
-      </w:r>
-      <w:r>
-        <w:rPr>
-          <w:rFonts w:ascii="Optima" w:eastAsia="Microsoft GothicNeo" w:hAnsi="Optima" w:cs="CMU Sans Serif Medium"/>
-          <w:sz w:val="22"/>
-          <w:szCs w:val="22"/>
-        </w:rPr>
-        <w:t>s</w:t>
-      </w:r>
-      <w:r>
-        <w:rPr>
-          <w:rFonts w:ascii="Optima" w:eastAsia="Microsoft GothicNeo" w:hAnsi="Optima" w:cs="CMU Sans Serif Medium"/>
-          <w:sz w:val="22"/>
-          <w:szCs w:val="22"/>
-        </w:rPr>
-        <w:t xml:space="preserve">timulators for </w:t>
-      </w:r>
-      <w:r>
-        <w:rPr>
-          <w:rFonts w:ascii="Optima" w:eastAsia="Microsoft GothicNeo" w:hAnsi="Optima" w:cs="CMU Sans Serif Medium"/>
-          <w:sz w:val="22"/>
-          <w:szCs w:val="22"/>
-        </w:rPr>
-        <w:t>r</w:t>
-      </w:r>
-      <w:r>
-        <w:rPr>
-          <w:rFonts w:ascii="Optima" w:eastAsia="Microsoft GothicNeo" w:hAnsi="Optima" w:cs="CMU Sans Serif Medium"/>
-          <w:sz w:val="22"/>
-          <w:szCs w:val="22"/>
-        </w:rPr>
-        <w:t xml:space="preserve">egeneration of </w:t>
-      </w:r>
-      <w:r>
-        <w:rPr>
-          <w:rFonts w:ascii="Optima" w:eastAsia="Microsoft GothicNeo" w:hAnsi="Optima" w:cs="CMU Sans Serif Medium"/>
-          <w:sz w:val="22"/>
-          <w:szCs w:val="22"/>
-        </w:rPr>
-        <w:t>p</w:t>
-      </w:r>
-      <w:r>
-        <w:rPr>
-          <w:rFonts w:ascii="Optima" w:eastAsia="Microsoft GothicNeo" w:hAnsi="Optima" w:cs="CMU Sans Serif Medium"/>
-          <w:sz w:val="22"/>
-          <w:szCs w:val="22"/>
-        </w:rPr>
-        <w:t xml:space="preserve">eripheral </w:t>
-      </w:r>
-      <w:r>
-        <w:rPr>
-          <w:rFonts w:ascii="Optima" w:eastAsia="Microsoft GothicNeo" w:hAnsi="Optima" w:cs="CMU Sans Serif Medium"/>
-          <w:sz w:val="22"/>
-          <w:szCs w:val="22"/>
-        </w:rPr>
-        <w:t>n</w:t>
-      </w:r>
-      <w:r>
-        <w:rPr>
-          <w:rFonts w:ascii="Optima" w:eastAsia="Microsoft GothicNeo" w:hAnsi="Optima" w:cs="CMU Sans Serif Medium"/>
-          <w:sz w:val="22"/>
-          <w:szCs w:val="22"/>
-        </w:rPr>
-        <w:t>eurons</w:t>
-      </w:r>
-      <w:r>
-        <w:rPr>
-          <w:rFonts w:ascii="Optima" w:eastAsia="Microsoft GothicNeo" w:hAnsi="Optima" w:cs="CMU Sans Serif Medium"/>
-          <w:sz w:val="22"/>
-          <w:szCs w:val="22"/>
-        </w:rPr>
-        <w:t>;</w:t>
-      </w:r>
-      <w:r>
-        <w:rPr>
-          <w:rFonts w:ascii="Optima" w:eastAsia="Microsoft GothicNeo" w:hAnsi="Optima" w:cs="CMU Sans Serif Medium"/>
-          <w:sz w:val="22"/>
-          <w:szCs w:val="22"/>
-        </w:rPr>
-        <w:t xml:space="preserve"> </w:t>
-      </w:r>
-      <w:r>
-        <w:rPr>
-          <w:rFonts w:ascii="Optima" w:eastAsia="Microsoft GothicNeo" w:hAnsi="Optima" w:cs="CMU Sans Serif Medium"/>
-          <w:sz w:val="22"/>
-          <w:szCs w:val="22"/>
-          <w:lang w:val="en-IN"/>
-        </w:rPr>
-        <w:t>Adv</w:t>
-      </w:r>
-      <w:r>
-        <w:rPr>
-          <w:rFonts w:ascii="Optima" w:eastAsia="Microsoft GothicNeo" w:hAnsi="Optima" w:cs="CMU Sans Serif Medium"/>
-          <w:sz w:val="22"/>
-          <w:szCs w:val="22"/>
-          <w:lang w:val="en-IN"/>
-        </w:rPr>
-        <w:t>anced</w:t>
-      </w:r>
-      <w:r>
-        <w:rPr>
-          <w:rFonts w:ascii="Optima" w:eastAsia="Microsoft GothicNeo" w:hAnsi="Optima" w:cs="CMU Sans Serif Medium"/>
-          <w:sz w:val="22"/>
-          <w:szCs w:val="22"/>
-          <w:lang w:val="en-IN"/>
-        </w:rPr>
-        <w:t xml:space="preserve"> </w:t>
-      </w:r>
-      <w:r>
-        <w:rPr>
-          <w:rFonts w:ascii="Optima" w:eastAsia="Microsoft GothicNeo" w:hAnsi="Optima" w:cs="CMU Sans Serif Medium"/>
-          <w:sz w:val="22"/>
-          <w:szCs w:val="22"/>
-          <w:lang w:val="en-IN"/>
-        </w:rPr>
-        <w:lastRenderedPageBreak/>
-        <w:t>Funct</w:t>
-      </w:r>
-      <w:r>
-        <w:rPr>
-          <w:rFonts w:ascii="Optima" w:eastAsia="Microsoft GothicNeo" w:hAnsi="Optima" w:cs="CMU Sans Serif Medium"/>
-          <w:sz w:val="22"/>
-          <w:szCs w:val="22"/>
-          <w:lang w:val="en-IN"/>
-        </w:rPr>
-        <w:t>ional</w:t>
-      </w:r>
-      <w:r>
-        <w:rPr>
-          <w:rFonts w:ascii="Optima" w:eastAsia="Microsoft GothicNeo" w:hAnsi="Optima" w:cs="CMU Sans Serif Medium"/>
-          <w:sz w:val="22"/>
-          <w:szCs w:val="22"/>
-          <w:lang w:val="en-IN"/>
-        </w:rPr>
-        <w:t xml:space="preserve"> </w:t>
-      </w:r>
-      <w:r>
-        <w:rPr>
-          <w:rFonts w:ascii="Optima" w:eastAsia="Microsoft GothicNeo" w:hAnsi="Optima" w:cs="CMU Sans Serif Medium"/>
-          <w:sz w:val="22"/>
-          <w:szCs w:val="22"/>
-          <w:lang w:val="en-IN"/>
-        </w:rPr>
-        <w:t>Materials</w:t>
-      </w:r>
-      <w:r>
-        <w:rPr>
-          <w:rFonts w:ascii="Optima" w:eastAsia="Microsoft GothicNeo" w:hAnsi="Optima" w:cs="CMU Sans Serif Medium"/>
-          <w:sz w:val="22"/>
-          <w:szCs w:val="22"/>
-        </w:rPr>
-        <w:t xml:space="preserve"> </w:t>
-      </w:r>
-      <w:r>
-        <w:rPr>
-          <w:rFonts w:ascii="Optima" w:eastAsia="Microsoft GothicNeo" w:hAnsi="Optima" w:cs="CMU Sans Serif Medium"/>
-          <w:sz w:val="22"/>
-          <w:szCs w:val="22"/>
-        </w:rPr>
-        <w:t>29</w:t>
-      </w:r>
-      <w:r>
-        <w:rPr>
-          <w:rFonts w:ascii="Optima" w:eastAsia="Microsoft GothicNeo" w:hAnsi="Optima" w:cs="CMU Sans Serif Medium"/>
-          <w:sz w:val="22"/>
-          <w:szCs w:val="22"/>
-        </w:rPr>
-        <w:t xml:space="preserve"> </w:t>
-      </w:r>
-      <w:r>
-        <w:rPr>
-          <w:rFonts w:ascii="Optima" w:eastAsia="Microsoft GothicNeo" w:hAnsi="Optima" w:cs="CMU Sans Serif Medium"/>
-          <w:sz w:val="22"/>
-          <w:szCs w:val="22"/>
-        </w:rPr>
-        <w:t>(24)</w:t>
-      </w:r>
-      <w:r>
-        <w:rPr>
-          <w:rFonts w:ascii="Optima" w:eastAsia="Microsoft GothicNeo" w:hAnsi="Optima" w:cs="CMU Sans Serif Medium"/>
-          <w:sz w:val="22"/>
-          <w:szCs w:val="22"/>
-        </w:rPr>
-        <w:t xml:space="preserve">, </w:t>
-      </w:r>
-      <w:r>
-        <w:rPr>
-          <w:rFonts w:ascii="Optima" w:eastAsia="Microsoft GothicNeo" w:hAnsi="Optima" w:cs="CMU Sans Serif Medium"/>
-          <w:sz w:val="22"/>
-          <w:szCs w:val="22"/>
-        </w:rPr>
-        <w:t>1809112</w:t>
-      </w:r>
-      <w:r>
-        <w:rPr>
-          <w:rFonts w:ascii="Optima" w:eastAsia="Microsoft GothicNeo" w:hAnsi="Optima" w:cs="CMU Sans Serif Medium"/>
-          <w:sz w:val="22"/>
-          <w:szCs w:val="22"/>
-        </w:rPr>
-        <w:t xml:space="preserve"> </w:t>
-      </w:r>
-      <w:r>
-        <w:rPr>
-          <w:rFonts w:ascii="Optima" w:eastAsia="Microsoft GothicNeo" w:hAnsi="Optima" w:cs="CMU Sans Serif Medium"/>
-          <w:sz w:val="22"/>
-          <w:szCs w:val="22"/>
-        </w:rPr>
-        <w:t>(</w:t>
-      </w:r>
-      <w:r>
-        <w:rPr>
-          <w:rFonts w:ascii="Optima" w:eastAsia="Microsoft GothicNeo" w:hAnsi="Optima" w:cs="CMU Sans Serif Medium"/>
-          <w:sz w:val="22"/>
-          <w:szCs w:val="22"/>
-        </w:rPr>
-        <w:t>2019</w:t>
-      </w:r>
-      <w:r>
-        <w:rPr>
-          <w:rFonts w:ascii="Optima" w:eastAsia="Microsoft GothicNeo" w:hAnsi="Optima" w:cs="CMU Sans Serif Medium"/>
-          <w:sz w:val="22"/>
-          <w:szCs w:val="22"/>
-        </w:rPr>
-        <w:t xml:space="preserve">) </w:t>
-      </w:r>
-      <w:r>
-        <w:rPr>
-          <w:rFonts w:ascii="Optima" w:eastAsia="Microsoft GothicNeo" w:hAnsi="Optima" w:cs="CMU Sans Serif Medium"/>
-          <w:sz w:val="22"/>
-          <w:szCs w:val="22"/>
-        </w:rPr>
-        <w:t>(</w:t>
-      </w:r>
-      <w:r>
-        <w:rPr>
-          <w:rFonts w:ascii="Optima" w:eastAsia="Microsoft GothicNeo" w:hAnsi="Optima" w:cs="CMU Sans Serif Medium"/>
-          <w:b/>
-          <w:bCs/>
-          <w:sz w:val="22"/>
-          <w:szCs w:val="22"/>
-        </w:rPr>
-        <w:t>Featured</w:t>
-      </w:r>
-      <w:r>
-        <w:rPr>
-          <w:rFonts w:ascii="Optima" w:eastAsia="Microsoft GothicNeo" w:hAnsi="Optima" w:cs="CMU Sans Serif Medium"/>
-          <w:sz w:val="22"/>
-          <w:szCs w:val="22"/>
-        </w:rPr>
-        <w:t xml:space="preserve"> </w:t>
-      </w:r>
-      <w:r>
-        <w:rPr>
-          <w:rFonts w:ascii="Optima" w:eastAsia="Microsoft GothicNeo" w:hAnsi="Optima" w:cs="CMU Sans Serif Medium"/>
-          <w:sz w:val="22"/>
-          <w:szCs w:val="22"/>
-        </w:rPr>
-        <w:t>as</w:t>
-      </w:r>
-      <w:r>
-        <w:rPr>
-          <w:rFonts w:ascii="Optima" w:eastAsia="Microsoft GothicNeo" w:hAnsi="Optima" w:cs="CMU Sans Serif Medium"/>
-          <w:sz w:val="22"/>
-          <w:szCs w:val="22"/>
-        </w:rPr>
-        <w:t xml:space="preserve"> the </w:t>
-      </w:r>
-      <w:r>
-        <w:rPr>
-          <w:rFonts w:ascii="Optima" w:eastAsia="Microsoft GothicNeo" w:hAnsi="Optima" w:cs="CMU Sans Serif Medium"/>
-          <w:i/>
-          <w:iCs/>
-          <w:sz w:val="22"/>
-          <w:szCs w:val="22"/>
-        </w:rPr>
-        <w:t>Highlighted research of 2019</w:t>
-      </w:r>
-      <w:r>
-        <w:rPr>
-          <w:rFonts w:ascii="Optima" w:eastAsia="Microsoft GothicNeo" w:hAnsi="Optima" w:cs="CMU Sans Serif Medium"/>
-          <w:sz w:val="22"/>
-          <w:szCs w:val="22"/>
-        </w:rPr>
-        <w:t xml:space="preserve"> from the Max Planck Society</w:t>
+        <w:t>1321–1332</w:t>
+      </w:r>
+      <w:r>
+        <w:rPr>
+          <w:rFonts w:ascii="Optima" w:eastAsia="Microsoft GothicNeo" w:hAnsi="Optima" w:cs="CMU Sans Serif Medium"/>
+          <w:sz w:val="22"/>
+          <w:szCs w:val="22"/>
+        </w:rPr>
+        <w:t xml:space="preserve"> (</w:t>
+      </w:r>
+      <w:r>
+        <w:rPr>
+          <w:rFonts w:ascii="Optima" w:eastAsia="Microsoft GothicNeo" w:hAnsi="Optima" w:cs="CMU Sans Serif Medium"/>
+          <w:sz w:val="22"/>
+          <w:szCs w:val="22"/>
+        </w:rPr>
+        <w:t>2020</w:t>
       </w:r>
       <w:r>
         <w:rPr>
@@ -3565,14 +3223,16 @@
           <w:rFonts w:ascii="Optima" w:eastAsia="Microsoft GothicNeo" w:hAnsi="Optima" w:cs="CMU Sans Serif Medium"/>
           <w:sz w:val="22"/>
           <w:szCs w:val="22"/>
-        </w:rPr>
-      </w:pPr>
-      <w:r>
-        <w:rPr>
-          <w:rFonts w:ascii="Optima" w:eastAsia="Microsoft GothicNeo" w:hAnsi="Optima" w:cs="CMU Sans Serif Medium"/>
-          <w:sz w:val="22"/>
-          <w:szCs w:val="22"/>
-        </w:rPr>
+          <w:lang w:val="en-IN"/>
+        </w:rPr>
+      </w:pPr>
+      <w:r>
+        <w:rPr>
+          <w:rFonts w:ascii="Optima" w:eastAsia="Microsoft GothicNeo" w:hAnsi="Optima" w:cs="CMU Sans Serif Medium"/>
+          <w:sz w:val="22"/>
+          <w:szCs w:val="22"/>
+        </w:rPr>
+        <w:lastRenderedPageBreak/>
         <w:t xml:space="preserve">C. </w:t>
       </w:r>
       <w:r>
@@ -3581,7 +3241,141 @@
           <w:sz w:val="22"/>
           <w:szCs w:val="22"/>
         </w:rPr>
-        <w:t xml:space="preserve">Connaughton, </w:t>
+        <w:t xml:space="preserve">Schilling, </w:t>
+      </w:r>
+      <w:r>
+        <w:rPr>
+          <w:rFonts w:ascii="Optima" w:eastAsia="Microsoft GothicNeo" w:hAnsi="Optima" w:cs="CMU Sans Serif Medium"/>
+          <w:sz w:val="22"/>
+          <w:szCs w:val="22"/>
+        </w:rPr>
+        <w:t>T.</w:t>
+      </w:r>
+      <w:r>
+        <w:rPr>
+          <w:rFonts w:ascii="Optima" w:eastAsia="Microsoft GothicNeo" w:hAnsi="Optima" w:cs="CMU Sans Serif Medium"/>
+          <w:sz w:val="22"/>
+          <w:szCs w:val="22"/>
+        </w:rPr>
+        <w:t xml:space="preserve"> Mack, </w:t>
+      </w:r>
+      <w:r>
+        <w:rPr>
+          <w:rFonts w:ascii="Optima" w:eastAsia="Microsoft GothicNeo" w:hAnsi="Optima" w:cs="CMU Sans Serif Medium"/>
+          <w:sz w:val="22"/>
+          <w:szCs w:val="22"/>
+        </w:rPr>
+        <w:t>S.</w:t>
+      </w:r>
+      <w:r>
+        <w:rPr>
+          <w:rFonts w:ascii="Optima" w:eastAsia="Microsoft GothicNeo" w:hAnsi="Optima" w:cs="CMU Sans Serif Medium"/>
+          <w:sz w:val="22"/>
+          <w:szCs w:val="22"/>
+        </w:rPr>
+        <w:t xml:space="preserve"> </w:t>
+      </w:r>
+      <w:proofErr w:type="spellStart"/>
+      <w:r>
+        <w:rPr>
+          <w:rFonts w:ascii="Optima" w:eastAsia="Microsoft GothicNeo" w:hAnsi="Optima" w:cs="CMU Sans Serif Medium"/>
+          <w:sz w:val="22"/>
+          <w:szCs w:val="22"/>
+        </w:rPr>
+        <w:t>Lickfett</w:t>
+      </w:r>
+      <w:proofErr w:type="spellEnd"/>
+      <w:r>
+        <w:rPr>
+          <w:rFonts w:ascii="Optima" w:eastAsia="Microsoft GothicNeo" w:hAnsi="Optima" w:cs="CMU Sans Serif Medium"/>
+          <w:sz w:val="22"/>
+          <w:szCs w:val="22"/>
+        </w:rPr>
+        <w:t xml:space="preserve">, </w:t>
+      </w:r>
+      <w:r>
+        <w:rPr>
+          <w:rFonts w:ascii="Optima" w:eastAsia="Microsoft GothicNeo" w:hAnsi="Optima" w:cs="CMU Sans Serif Medium"/>
+          <w:sz w:val="22"/>
+          <w:szCs w:val="22"/>
+        </w:rPr>
+        <w:t>S.</w:t>
+      </w:r>
+      <w:r>
+        <w:rPr>
+          <w:rFonts w:ascii="Optima" w:eastAsia="Microsoft GothicNeo" w:hAnsi="Optima" w:cs="CMU Sans Serif Medium"/>
+          <w:sz w:val="22"/>
+          <w:szCs w:val="22"/>
+        </w:rPr>
+        <w:t xml:space="preserve"> </w:t>
+      </w:r>
+      <w:proofErr w:type="spellStart"/>
+      <w:r>
+        <w:rPr>
+          <w:rFonts w:ascii="Optima" w:eastAsia="Microsoft GothicNeo" w:hAnsi="Optima" w:cs="CMU Sans Serif Medium"/>
+          <w:sz w:val="22"/>
+          <w:szCs w:val="22"/>
+        </w:rPr>
+        <w:t>Sieste</w:t>
+      </w:r>
+      <w:proofErr w:type="spellEnd"/>
+      <w:r>
+        <w:rPr>
+          <w:rFonts w:ascii="Optima" w:eastAsia="Microsoft GothicNeo" w:hAnsi="Optima" w:cs="CMU Sans Serif Medium"/>
+          <w:sz w:val="22"/>
+          <w:szCs w:val="22"/>
+        </w:rPr>
+        <w:t xml:space="preserve">, </w:t>
+      </w:r>
+      <w:r>
+        <w:rPr>
+          <w:rFonts w:ascii="Optima" w:eastAsia="Microsoft GothicNeo" w:hAnsi="Optima" w:cs="CMU Sans Serif Medium"/>
+          <w:sz w:val="22"/>
+          <w:szCs w:val="22"/>
+        </w:rPr>
+        <w:t>F. S.</w:t>
+      </w:r>
+      <w:r>
+        <w:rPr>
+          <w:rFonts w:ascii="Optima" w:eastAsia="Microsoft GothicNeo" w:hAnsi="Optima" w:cs="CMU Sans Serif Medium"/>
+          <w:sz w:val="22"/>
+          <w:szCs w:val="22"/>
+        </w:rPr>
+        <w:t xml:space="preserve"> Ruggeri, </w:t>
+      </w:r>
+      <w:r>
+        <w:rPr>
+          <w:rFonts w:ascii="Optima" w:eastAsia="Microsoft GothicNeo" w:hAnsi="Optima" w:cs="CMU Sans Serif Medium"/>
+          <w:sz w:val="22"/>
+          <w:szCs w:val="22"/>
+        </w:rPr>
+        <w:t>T.</w:t>
+      </w:r>
+      <w:r>
+        <w:rPr>
+          <w:rFonts w:ascii="Optima" w:eastAsia="Microsoft GothicNeo" w:hAnsi="Optima" w:cs="CMU Sans Serif Medium"/>
+          <w:sz w:val="22"/>
+          <w:szCs w:val="22"/>
+        </w:rPr>
+        <w:t xml:space="preserve"> </w:t>
+      </w:r>
+      <w:proofErr w:type="spellStart"/>
+      <w:r>
+        <w:rPr>
+          <w:rFonts w:ascii="Optima" w:eastAsia="Microsoft GothicNeo" w:hAnsi="Optima" w:cs="CMU Sans Serif Medium"/>
+          <w:sz w:val="22"/>
+          <w:szCs w:val="22"/>
+        </w:rPr>
+        <w:t>Sneideris</w:t>
+      </w:r>
+      <w:proofErr w:type="spellEnd"/>
+      <w:r>
+        <w:rPr>
+          <w:rFonts w:ascii="Optima" w:eastAsia="Microsoft GothicNeo" w:hAnsi="Optima" w:cs="CMU Sans Serif Medium"/>
+          <w:sz w:val="22"/>
+          <w:szCs w:val="22"/>
+        </w:rPr>
+        <w:t xml:space="preserve">, </w:t>
       </w:r>
       <w:r>
         <w:rPr>
@@ -3635,6 +3429,32 @@
           <w:sz w:val="22"/>
           <w:szCs w:val="22"/>
         </w:rPr>
+        <w:t xml:space="preserve">T. </w:t>
+      </w:r>
+      <w:proofErr w:type="spellStart"/>
+      <w:r>
+        <w:rPr>
+          <w:rFonts w:ascii="Optima" w:eastAsia="Microsoft GothicNeo" w:hAnsi="Optima" w:cs="CMU Sans Serif Medium"/>
+          <w:sz w:val="22"/>
+          <w:szCs w:val="22"/>
+        </w:rPr>
+        <w:t>Bereau</w:t>
+      </w:r>
+      <w:proofErr w:type="spellEnd"/>
+      <w:r>
+        <w:rPr>
+          <w:rFonts w:ascii="Optima" w:eastAsia="Microsoft GothicNeo" w:hAnsi="Optima" w:cs="CMU Sans Serif Medium"/>
+          <w:sz w:val="22"/>
+          <w:szCs w:val="22"/>
+        </w:rPr>
+        <w:t xml:space="preserve">, </w:t>
+      </w:r>
+      <w:r>
+        <w:rPr>
+          <w:rFonts w:ascii="Optima" w:eastAsia="Microsoft GothicNeo" w:hAnsi="Optima" w:cs="CMU Sans Serif Medium"/>
+          <w:sz w:val="22"/>
+          <w:szCs w:val="22"/>
+        </w:rPr>
         <w:t xml:space="preserve">R. </w:t>
       </w:r>
       <w:r>
@@ -3643,31 +3463,15 @@
           <w:sz w:val="22"/>
           <w:szCs w:val="22"/>
         </w:rPr>
-        <w:t xml:space="preserve">Rajesh, </w:t>
-      </w:r>
-      <w:r>
-        <w:rPr>
-          <w:rFonts w:ascii="Optima" w:eastAsia="Microsoft GothicNeo" w:hAnsi="Optima" w:cs="CMU Sans Serif Medium"/>
-          <w:sz w:val="22"/>
-          <w:szCs w:val="22"/>
-        </w:rPr>
-        <w:t>N.</w:t>
-      </w:r>
-      <w:r>
-        <w:rPr>
-          <w:rFonts w:ascii="Optima" w:eastAsia="Microsoft GothicNeo" w:hAnsi="Optima" w:cs="CMU Sans Serif Medium"/>
-          <w:sz w:val="22"/>
-          <w:szCs w:val="22"/>
-        </w:rPr>
-        <w:t xml:space="preserve"> Siddharth,</w:t>
-      </w:r>
-      <w:r>
-        <w:rPr>
-          <w:rFonts w:ascii="Optima" w:eastAsia="Microsoft GothicNeo" w:hAnsi="Optima" w:cs="CMU Sans Serif Medium"/>
-          <w:sz w:val="22"/>
-          <w:szCs w:val="22"/>
-        </w:rPr>
-        <w:t xml:space="preserve"> and</w:t>
+        <w:t xml:space="preserve">Naraghi, </w:t>
+      </w:r>
+      <w:r>
+        <w:rPr>
+          <w:rFonts w:ascii="Optima" w:eastAsia="Microsoft GothicNeo" w:hAnsi="Optima" w:cs="CMU Sans Serif Medium"/>
+          <w:sz w:val="22"/>
+          <w:szCs w:val="22"/>
+        </w:rPr>
+        <w:t>D.</w:t>
       </w:r>
       <w:r>
         <w:rPr>
@@ -3677,13 +3481,47 @@
         </w:rPr>
         <w:t xml:space="preserve"> </w:t>
       </w:r>
-      <w:r>
-        <w:rPr>
-          <w:rFonts w:ascii="Optima" w:eastAsia="Microsoft GothicNeo" w:hAnsi="Optima" w:cs="CMU Sans Serif Medium"/>
-          <w:sz w:val="22"/>
-          <w:szCs w:val="22"/>
-        </w:rPr>
-        <w:t>O.</w:t>
+      <w:proofErr w:type="spellStart"/>
+      <w:r>
+        <w:rPr>
+          <w:rFonts w:ascii="Optima" w:eastAsia="Microsoft GothicNeo" w:hAnsi="Optima" w:cs="CMU Sans Serif Medium"/>
+          <w:sz w:val="22"/>
+          <w:szCs w:val="22"/>
+        </w:rPr>
+        <w:t>Sinske</w:t>
+      </w:r>
+      <w:proofErr w:type="spellEnd"/>
+      <w:r>
+        <w:rPr>
+          <w:rFonts w:ascii="Optima" w:eastAsia="Microsoft GothicNeo" w:hAnsi="Optima" w:cs="CMU Sans Serif Medium"/>
+          <w:sz w:val="22"/>
+          <w:szCs w:val="22"/>
+        </w:rPr>
+        <w:t xml:space="preserve">, </w:t>
+      </w:r>
+      <w:r>
+        <w:rPr>
+          <w:rFonts w:ascii="Optima" w:eastAsia="Microsoft GothicNeo" w:hAnsi="Optima" w:cs="CMU Sans Serif Medium"/>
+          <w:sz w:val="22"/>
+          <w:szCs w:val="22"/>
+        </w:rPr>
+        <w:t>T. P. J.</w:t>
+      </w:r>
+      <w:r>
+        <w:rPr>
+          <w:rFonts w:ascii="Optima" w:eastAsia="Microsoft GothicNeo" w:hAnsi="Optima" w:cs="CMU Sans Serif Medium"/>
+          <w:sz w:val="22"/>
+          <w:szCs w:val="22"/>
+        </w:rPr>
+        <w:t xml:space="preserve"> Knowles, </w:t>
+      </w:r>
+      <w:r>
+        <w:rPr>
+          <w:rFonts w:ascii="Optima" w:eastAsia="Microsoft GothicNeo" w:hAnsi="Optima" w:cs="CMU Sans Serif Medium"/>
+          <w:sz w:val="22"/>
+          <w:szCs w:val="22"/>
+        </w:rPr>
+        <w:t>C.</w:t>
       </w:r>
       <w:r>
         <w:rPr>
@@ -3693,6 +3531,14 @@
         </w:rPr>
         <w:t xml:space="preserve"> </w:t>
       </w:r>
+      <w:r>
+        <w:rPr>
+          <w:rFonts w:ascii="Optima" w:eastAsia="Microsoft GothicNeo" w:hAnsi="Optima" w:cs="CMU Sans Serif Medium"/>
+          <w:sz w:val="22"/>
+          <w:szCs w:val="22"/>
+        </w:rPr>
+        <w:t xml:space="preserve">V. </w:t>
+      </w:r>
       <w:proofErr w:type="spellStart"/>
       <w:r>
         <w:rPr>
@@ -3700,7 +3546,7 @@
           <w:sz w:val="22"/>
           <w:szCs w:val="22"/>
         </w:rPr>
-        <w:t>Zaboronski</w:t>
+        <w:t>Synatschke</w:t>
       </w:r>
       <w:proofErr w:type="spellEnd"/>
       <w:r>
@@ -3709,6 +3555,56 @@
           <w:sz w:val="22"/>
           <w:szCs w:val="22"/>
         </w:rPr>
+        <w:t xml:space="preserve">, </w:t>
+      </w:r>
+      <w:r>
+        <w:rPr>
+          <w:rFonts w:ascii="Optima" w:eastAsia="Microsoft GothicNeo" w:hAnsi="Optima" w:cs="CMU Sans Serif Medium"/>
+          <w:sz w:val="22"/>
+          <w:szCs w:val="22"/>
+        </w:rPr>
+        <w:t>T.</w:t>
+      </w:r>
+      <w:r>
+        <w:rPr>
+          <w:rFonts w:ascii="Optima" w:eastAsia="Microsoft GothicNeo" w:hAnsi="Optima" w:cs="CMU Sans Serif Medium"/>
+          <w:sz w:val="22"/>
+          <w:szCs w:val="22"/>
+        </w:rPr>
+        <w:t xml:space="preserve"> Weil, </w:t>
+      </w:r>
+      <w:r>
+        <w:rPr>
+          <w:rFonts w:ascii="Optima" w:eastAsia="Microsoft GothicNeo" w:hAnsi="Optima" w:cs="CMU Sans Serif Medium"/>
+          <w:sz w:val="22"/>
+          <w:szCs w:val="22"/>
+        </w:rPr>
+        <w:t>and B.</w:t>
+      </w:r>
+      <w:r>
+        <w:rPr>
+          <w:rFonts w:ascii="Optima" w:eastAsia="Microsoft GothicNeo" w:hAnsi="Optima" w:cs="CMU Sans Serif Medium"/>
+          <w:sz w:val="22"/>
+          <w:szCs w:val="22"/>
+        </w:rPr>
+        <w:t xml:space="preserve"> </w:t>
+      </w:r>
+      <w:proofErr w:type="spellStart"/>
+      <w:r>
+        <w:rPr>
+          <w:rFonts w:ascii="Optima" w:eastAsia="Microsoft GothicNeo" w:hAnsi="Optima" w:cs="CMU Sans Serif Medium"/>
+          <w:sz w:val="22"/>
+          <w:szCs w:val="22"/>
+        </w:rPr>
+        <w:t>Knöll</w:t>
+      </w:r>
+      <w:proofErr w:type="spellEnd"/>
+      <w:r>
+        <w:rPr>
+          <w:rFonts w:ascii="Optima" w:eastAsia="Microsoft GothicNeo" w:hAnsi="Optima" w:cs="CMU Sans Serif Medium"/>
+          <w:sz w:val="22"/>
+          <w:szCs w:val="22"/>
+        </w:rPr>
         <w:t>;</w:t>
       </w:r>
       <w:r>
@@ -3725,7 +3621,135 @@
           <w:sz w:val="22"/>
           <w:szCs w:val="22"/>
         </w:rPr>
-        <w:t>Stationary mass distribution and nonlocality in models of coalescence and shattering</w:t>
+        <w:t>Sequence-</w:t>
+      </w:r>
+      <w:r>
+        <w:rPr>
+          <w:rFonts w:ascii="Optima" w:eastAsia="Microsoft GothicNeo" w:hAnsi="Optima" w:cs="CMU Sans Serif Medium"/>
+          <w:sz w:val="22"/>
+          <w:szCs w:val="22"/>
+        </w:rPr>
+        <w:t>o</w:t>
+      </w:r>
+      <w:r>
+        <w:rPr>
+          <w:rFonts w:ascii="Optima" w:eastAsia="Microsoft GothicNeo" w:hAnsi="Optima" w:cs="CMU Sans Serif Medium"/>
+          <w:sz w:val="22"/>
+          <w:szCs w:val="22"/>
+        </w:rPr>
+        <w:t xml:space="preserve">ptimized </w:t>
+      </w:r>
+      <w:r>
+        <w:rPr>
+          <w:rFonts w:ascii="Optima" w:eastAsia="Microsoft GothicNeo" w:hAnsi="Optima" w:cs="CMU Sans Serif Medium"/>
+          <w:sz w:val="22"/>
+          <w:szCs w:val="22"/>
+        </w:rPr>
+        <w:t>p</w:t>
+      </w:r>
+      <w:r>
+        <w:rPr>
+          <w:rFonts w:ascii="Optima" w:eastAsia="Microsoft GothicNeo" w:hAnsi="Optima" w:cs="CMU Sans Serif Medium"/>
+          <w:sz w:val="22"/>
+          <w:szCs w:val="22"/>
+        </w:rPr>
+        <w:t xml:space="preserve">eptide </w:t>
+      </w:r>
+      <w:r>
+        <w:rPr>
+          <w:rFonts w:ascii="Optima" w:eastAsia="Microsoft GothicNeo" w:hAnsi="Optima" w:cs="CMU Sans Serif Medium"/>
+          <w:sz w:val="22"/>
+          <w:szCs w:val="22"/>
+        </w:rPr>
+        <w:t>n</w:t>
+      </w:r>
+      <w:r>
+        <w:rPr>
+          <w:rFonts w:ascii="Optima" w:eastAsia="Microsoft GothicNeo" w:hAnsi="Optima" w:cs="CMU Sans Serif Medium"/>
+          <w:sz w:val="22"/>
+          <w:szCs w:val="22"/>
+        </w:rPr>
+        <w:t xml:space="preserve">anofibers as </w:t>
+      </w:r>
+      <w:r>
+        <w:rPr>
+          <w:rFonts w:ascii="Optima" w:eastAsia="Microsoft GothicNeo" w:hAnsi="Optima" w:cs="CMU Sans Serif Medium"/>
+          <w:sz w:val="22"/>
+          <w:szCs w:val="22"/>
+        </w:rPr>
+        <w:t>g</w:t>
+      </w:r>
+      <w:r>
+        <w:rPr>
+          <w:rFonts w:ascii="Optima" w:eastAsia="Microsoft GothicNeo" w:hAnsi="Optima" w:cs="CMU Sans Serif Medium"/>
+          <w:sz w:val="22"/>
+          <w:szCs w:val="22"/>
+        </w:rPr>
+        <w:t xml:space="preserve">rowth </w:t>
+      </w:r>
+      <w:r>
+        <w:rPr>
+          <w:rFonts w:ascii="Optima" w:eastAsia="Microsoft GothicNeo" w:hAnsi="Optima" w:cs="CMU Sans Serif Medium"/>
+          <w:sz w:val="22"/>
+          <w:szCs w:val="22"/>
+        </w:rPr>
+        <w:t>s</w:t>
+      </w:r>
+      <w:r>
+        <w:rPr>
+          <w:rFonts w:ascii="Optima" w:eastAsia="Microsoft GothicNeo" w:hAnsi="Optima" w:cs="CMU Sans Serif Medium"/>
+          <w:sz w:val="22"/>
+          <w:szCs w:val="22"/>
+        </w:rPr>
+        <w:t xml:space="preserve">timulators for </w:t>
+      </w:r>
+      <w:r>
+        <w:rPr>
+          <w:rFonts w:ascii="Optima" w:eastAsia="Microsoft GothicNeo" w:hAnsi="Optima" w:cs="CMU Sans Serif Medium"/>
+          <w:sz w:val="22"/>
+          <w:szCs w:val="22"/>
+        </w:rPr>
+        <w:t>r</w:t>
+      </w:r>
+      <w:r>
+        <w:rPr>
+          <w:rFonts w:ascii="Optima" w:eastAsia="Microsoft GothicNeo" w:hAnsi="Optima" w:cs="CMU Sans Serif Medium"/>
+          <w:sz w:val="22"/>
+          <w:szCs w:val="22"/>
+        </w:rPr>
+        <w:t xml:space="preserve">egeneration of </w:t>
+      </w:r>
+      <w:r>
+        <w:rPr>
+          <w:rFonts w:ascii="Optima" w:eastAsia="Microsoft GothicNeo" w:hAnsi="Optima" w:cs="CMU Sans Serif Medium"/>
+          <w:sz w:val="22"/>
+          <w:szCs w:val="22"/>
+        </w:rPr>
+        <w:t>p</w:t>
+      </w:r>
+      <w:r>
+        <w:rPr>
+          <w:rFonts w:ascii="Optima" w:eastAsia="Microsoft GothicNeo" w:hAnsi="Optima" w:cs="CMU Sans Serif Medium"/>
+          <w:sz w:val="22"/>
+          <w:szCs w:val="22"/>
+        </w:rPr>
+        <w:t xml:space="preserve">eripheral </w:t>
+      </w:r>
+      <w:r>
+        <w:rPr>
+          <w:rFonts w:ascii="Optima" w:eastAsia="Microsoft GothicNeo" w:hAnsi="Optima" w:cs="CMU Sans Serif Medium"/>
+          <w:sz w:val="22"/>
+          <w:szCs w:val="22"/>
+        </w:rPr>
+        <w:t>n</w:t>
+      </w:r>
+      <w:r>
+        <w:rPr>
+          <w:rFonts w:ascii="Optima" w:eastAsia="Microsoft GothicNeo" w:hAnsi="Optima" w:cs="CMU Sans Serif Medium"/>
+          <w:sz w:val="22"/>
+          <w:szCs w:val="22"/>
+        </w:rPr>
+        <w:t>eurons</w:t>
       </w:r>
       <w:r>
         <w:rPr>
@@ -3748,46 +3772,43 @@
           <w:rFonts w:ascii="Optima" w:eastAsia="Microsoft GothicNeo" w:hAnsi="Optima" w:cs="CMU Sans Serif Medium"/>
           <w:sz w:val="22"/>
           <w:szCs w:val="22"/>
-        </w:rPr>
-        <w:t>Phys</w:t>
-      </w:r>
-      <w:r>
-        <w:rPr>
-          <w:rFonts w:ascii="Optima" w:eastAsia="Microsoft GothicNeo" w:hAnsi="Optima" w:cs="CMU Sans Serif Medium"/>
-          <w:sz w:val="22"/>
-          <w:szCs w:val="22"/>
-        </w:rPr>
-        <w:t>ical</w:t>
-      </w:r>
-      <w:r>
-        <w:rPr>
-          <w:rFonts w:ascii="Optima" w:eastAsia="Microsoft GothicNeo" w:hAnsi="Optima" w:cs="CMU Sans Serif Medium"/>
-          <w:sz w:val="22"/>
-          <w:szCs w:val="22"/>
-        </w:rPr>
-        <w:t xml:space="preserve"> Rev</w:t>
-      </w:r>
-      <w:r>
-        <w:rPr>
-          <w:rFonts w:ascii="Optima" w:eastAsia="Microsoft GothicNeo" w:hAnsi="Optima" w:cs="CMU Sans Serif Medium"/>
-          <w:sz w:val="22"/>
-          <w:szCs w:val="22"/>
-        </w:rPr>
-        <w:t>iew</w:t>
-      </w:r>
-      <w:r>
-        <w:rPr>
-          <w:rFonts w:ascii="Optima" w:eastAsia="Microsoft GothicNeo" w:hAnsi="Optima" w:cs="CMU Sans Serif Medium"/>
-          <w:sz w:val="22"/>
-          <w:szCs w:val="22"/>
-        </w:rPr>
-        <w:t xml:space="preserve"> E</w:t>
-      </w:r>
-      <w:r>
-        <w:rPr>
-          <w:rFonts w:ascii="Optima" w:eastAsia="Microsoft GothicNeo" w:hAnsi="Optima" w:cs="CMU Sans Serif Medium"/>
-          <w:sz w:val="22"/>
-          <w:szCs w:val="22"/>
+          <w:lang w:val="en-IN"/>
+        </w:rPr>
+        <w:t>Adv</w:t>
+      </w:r>
+      <w:r>
+        <w:rPr>
+          <w:rFonts w:ascii="Optima" w:eastAsia="Microsoft GothicNeo" w:hAnsi="Optima" w:cs="CMU Sans Serif Medium"/>
+          <w:sz w:val="22"/>
+          <w:szCs w:val="22"/>
+          <w:lang w:val="en-IN"/>
+        </w:rPr>
+        <w:t>anced</w:t>
+      </w:r>
+      <w:r>
+        <w:rPr>
+          <w:rFonts w:ascii="Optima" w:eastAsia="Microsoft GothicNeo" w:hAnsi="Optima" w:cs="CMU Sans Serif Medium"/>
+          <w:sz w:val="22"/>
+          <w:szCs w:val="22"/>
+          <w:lang w:val="en-IN"/>
+        </w:rPr>
+        <w:t xml:space="preserve"> Funct</w:t>
+      </w:r>
+      <w:r>
+        <w:rPr>
+          <w:rFonts w:ascii="Optima" w:eastAsia="Microsoft GothicNeo" w:hAnsi="Optima" w:cs="CMU Sans Serif Medium"/>
+          <w:sz w:val="22"/>
+          <w:szCs w:val="22"/>
+          <w:lang w:val="en-IN"/>
+        </w:rPr>
+        <w:t>ional</w:t>
+      </w:r>
+      <w:r>
+        <w:rPr>
+          <w:rFonts w:ascii="Optima" w:eastAsia="Microsoft GothicNeo" w:hAnsi="Optima" w:cs="CMU Sans Serif Medium"/>
+          <w:sz w:val="22"/>
+          <w:szCs w:val="22"/>
+          <w:lang w:val="en-IN"/>
         </w:rPr>
         <w:t xml:space="preserve"> </w:t>
       </w:r>
@@ -3796,8 +3817,9 @@
           <w:rFonts w:ascii="Optima" w:eastAsia="Microsoft GothicNeo" w:hAnsi="Optima" w:cs="CMU Sans Serif Medium"/>
           <w:sz w:val="22"/>
           <w:szCs w:val="22"/>
-        </w:rPr>
-        <w:t>97</w:t>
+          <w:lang w:val="en-IN"/>
+        </w:rPr>
+        <w:t>Materials</w:t>
       </w:r>
       <w:r>
         <w:rPr>
@@ -3813,7 +3835,23 @@
           <w:sz w:val="22"/>
           <w:szCs w:val="22"/>
         </w:rPr>
-        <w:t>(2)</w:t>
+        <w:t>29</w:t>
+      </w:r>
+      <w:r>
+        <w:rPr>
+          <w:rFonts w:ascii="Optima" w:eastAsia="Microsoft GothicNeo" w:hAnsi="Optima" w:cs="CMU Sans Serif Medium"/>
+          <w:sz w:val="22"/>
+          <w:szCs w:val="22"/>
+        </w:rPr>
+        <w:t xml:space="preserve"> </w:t>
+      </w:r>
+      <w:r>
+        <w:rPr>
+          <w:rFonts w:ascii="Optima" w:eastAsia="Microsoft GothicNeo" w:hAnsi="Optima" w:cs="CMU Sans Serif Medium"/>
+          <w:sz w:val="22"/>
+          <w:szCs w:val="22"/>
+        </w:rPr>
+        <w:t>(24)</w:t>
       </w:r>
       <w:r>
         <w:rPr>
@@ -3829,23 +3867,31 @@
           <w:sz w:val="22"/>
           <w:szCs w:val="22"/>
         </w:rPr>
-        <w:t>022137</w:t>
-      </w:r>
-      <w:r>
-        <w:rPr>
-          <w:rFonts w:ascii="Optima" w:eastAsia="Microsoft GothicNeo" w:hAnsi="Optima" w:cs="CMU Sans Serif Medium"/>
-          <w:sz w:val="22"/>
-          <w:szCs w:val="22"/>
-        </w:rPr>
-        <w:t xml:space="preserve"> (</w:t>
-      </w:r>
-      <w:r>
-        <w:rPr>
-          <w:rFonts w:ascii="Optima" w:eastAsia="Microsoft GothicNeo" w:hAnsi="Optima" w:cs="CMU Sans Serif Medium"/>
-          <w:sz w:val="22"/>
-          <w:szCs w:val="22"/>
-        </w:rPr>
-        <w:t>2018</w:t>
+        <w:t>1809112</w:t>
+      </w:r>
+      <w:r>
+        <w:rPr>
+          <w:rFonts w:ascii="Optima" w:eastAsia="Microsoft GothicNeo" w:hAnsi="Optima" w:cs="CMU Sans Serif Medium"/>
+          <w:sz w:val="22"/>
+          <w:szCs w:val="22"/>
+        </w:rPr>
+        <w:t xml:space="preserve"> </w:t>
+      </w:r>
+      <w:r>
+        <w:rPr>
+          <w:rFonts w:ascii="Optima" w:eastAsia="Microsoft GothicNeo" w:hAnsi="Optima" w:cs="CMU Sans Serif Medium"/>
+          <w:sz w:val="22"/>
+          <w:szCs w:val="22"/>
+        </w:rPr>
+        <w:t>(</w:t>
+      </w:r>
+      <w:r>
+        <w:rPr>
+          <w:rFonts w:ascii="Optima" w:eastAsia="Microsoft GothicNeo" w:hAnsi="Optima" w:cs="CMU Sans Serif Medium"/>
+          <w:sz w:val="22"/>
+          <w:szCs w:val="22"/>
+        </w:rPr>
+        <w:t>2019</w:t>
       </w:r>
       <w:r>
         <w:rPr>
@@ -3871,39 +3917,7 @@
           <w:sz w:val="22"/>
           <w:szCs w:val="22"/>
         </w:rPr>
-        <w:t>Note</w:t>
-      </w:r>
-      <w:r>
-        <w:rPr>
-          <w:rFonts w:ascii="Optima" w:eastAsia="Microsoft GothicNeo" w:hAnsi="Optima" w:cs="CMU Sans Serif Medium"/>
-          <w:sz w:val="22"/>
-          <w:szCs w:val="22"/>
-        </w:rPr>
-        <w:t xml:space="preserve">: </w:t>
-      </w:r>
-      <w:r>
-        <w:rPr>
-          <w:rFonts w:ascii="Optima" w:eastAsia="Microsoft GothicNeo" w:hAnsi="Optima" w:cs="CMU Sans Serif Medium"/>
-          <w:sz w:val="22"/>
-          <w:szCs w:val="22"/>
-        </w:rPr>
-        <w:t>The a</w:t>
-      </w:r>
-      <w:r>
-        <w:rPr>
-          <w:rFonts w:ascii="Optima" w:eastAsia="Microsoft GothicNeo" w:hAnsi="Optima" w:cs="CMU Sans Serif Medium"/>
-          <w:sz w:val="22"/>
-          <w:szCs w:val="22"/>
-        </w:rPr>
-        <w:t xml:space="preserve">uthor list </w:t>
-      </w:r>
-      <w:r>
-        <w:rPr>
-          <w:rFonts w:ascii="Optima" w:eastAsia="Microsoft GothicNeo" w:hAnsi="Optima" w:cs="CMU Sans Serif Medium"/>
-          <w:sz w:val="22"/>
-          <w:szCs w:val="22"/>
-        </w:rPr>
-        <w:t>is</w:t>
+        <w:t>Featured</w:t>
       </w:r>
       <w:r>
         <w:rPr>
@@ -3919,23 +3933,33 @@
           <w:sz w:val="22"/>
           <w:szCs w:val="22"/>
         </w:rPr>
-        <w:t xml:space="preserve">alphabetically </w:t>
-      </w:r>
-      <w:r>
-        <w:rPr>
-          <w:rFonts w:ascii="Optima" w:eastAsia="Microsoft GothicNeo" w:hAnsi="Optima" w:cs="CMU Sans Serif Medium"/>
-          <w:sz w:val="22"/>
-          <w:szCs w:val="22"/>
-        </w:rPr>
-        <w:t>arranged</w:t>
-      </w:r>
-      <w:r>
-        <w:rPr>
-          <w:rFonts w:ascii="Optima" w:eastAsia="Microsoft GothicNeo" w:hAnsi="Optima" w:cs="CMU Sans Serif Medium"/>
-          <w:sz w:val="22"/>
-          <w:szCs w:val="22"/>
-        </w:rPr>
-        <w:t>.</w:t>
+        <w:t>as</w:t>
+      </w:r>
+      <w:r>
+        <w:rPr>
+          <w:rFonts w:ascii="Optima" w:eastAsia="Microsoft GothicNeo" w:hAnsi="Optima" w:cs="CMU Sans Serif Medium"/>
+          <w:sz w:val="22"/>
+          <w:szCs w:val="22"/>
+        </w:rPr>
+        <w:t xml:space="preserve"> the </w:t>
+      </w:r>
+      <w:r>
+        <w:rPr>
+          <w:rFonts w:ascii="Optima" w:eastAsia="Microsoft GothicNeo" w:hAnsi="Optima" w:cs="CMU Sans Serif Medium"/>
+          <w:i/>
+          <w:iCs/>
+          <w:sz w:val="22"/>
+          <w:szCs w:val="22"/>
+        </w:rPr>
+        <w:t>Highlighted research of 2019</w:t>
+      </w:r>
+      <w:r>
+        <w:rPr>
+          <w:rFonts w:ascii="Optima" w:eastAsia="Microsoft GothicNeo" w:hAnsi="Optima" w:cs="CMU Sans Serif Medium"/>
+          <w:sz w:val="22"/>
+          <w:szCs w:val="22"/>
+        </w:rPr>
+        <w:t xml:space="preserve"> from the Max Planck Society</w:t>
       </w:r>
       <w:r>
         <w:rPr>
@@ -4014,23 +4038,7 @@
           <w:sz w:val="22"/>
           <w:szCs w:val="22"/>
         </w:rPr>
-        <w:t>, R.</w:t>
-      </w:r>
-      <w:r>
-        <w:rPr>
-          <w:rFonts w:ascii="Optima" w:eastAsia="Microsoft GothicNeo" w:hAnsi="Optima" w:cs="CMU Sans Serif Medium"/>
-          <w:sz w:val="22"/>
-          <w:szCs w:val="22"/>
-        </w:rPr>
-        <w:t xml:space="preserve"> Rajesh,</w:t>
-      </w:r>
-      <w:r>
-        <w:rPr>
-          <w:rFonts w:ascii="Optima" w:eastAsia="Microsoft GothicNeo" w:hAnsi="Optima" w:cs="CMU Sans Serif Medium"/>
-          <w:sz w:val="22"/>
-          <w:szCs w:val="22"/>
-        </w:rPr>
-        <w:t xml:space="preserve"> and O.</w:t>
+        <w:t>,</w:t>
       </w:r>
       <w:r>
         <w:rPr>
@@ -4040,6 +4048,70 @@
         </w:rPr>
         <w:t xml:space="preserve"> </w:t>
       </w:r>
+      <w:r>
+        <w:rPr>
+          <w:rFonts w:ascii="Optima" w:eastAsia="Microsoft GothicNeo" w:hAnsi="Optima" w:cs="CMU Sans Serif Medium"/>
+          <w:sz w:val="22"/>
+          <w:szCs w:val="22"/>
+        </w:rPr>
+        <w:t xml:space="preserve">R. </w:t>
+      </w:r>
+      <w:r>
+        <w:rPr>
+          <w:rFonts w:ascii="Optima" w:eastAsia="Microsoft GothicNeo" w:hAnsi="Optima" w:cs="CMU Sans Serif Medium"/>
+          <w:sz w:val="22"/>
+          <w:szCs w:val="22"/>
+        </w:rPr>
+        <w:t xml:space="preserve">Rajesh, </w:t>
+      </w:r>
+      <w:r>
+        <w:rPr>
+          <w:rFonts w:ascii="Optima" w:eastAsia="Microsoft GothicNeo" w:hAnsi="Optima" w:cs="CMU Sans Serif Medium"/>
+          <w:sz w:val="22"/>
+          <w:szCs w:val="22"/>
+        </w:rPr>
+        <w:t>N.</w:t>
+      </w:r>
+      <w:r>
+        <w:rPr>
+          <w:rFonts w:ascii="Optima" w:eastAsia="Microsoft GothicNeo" w:hAnsi="Optima" w:cs="CMU Sans Serif Medium"/>
+          <w:sz w:val="22"/>
+          <w:szCs w:val="22"/>
+        </w:rPr>
+        <w:t xml:space="preserve"> Siddharth,</w:t>
+      </w:r>
+      <w:r>
+        <w:rPr>
+          <w:rFonts w:ascii="Optima" w:eastAsia="Microsoft GothicNeo" w:hAnsi="Optima" w:cs="CMU Sans Serif Medium"/>
+          <w:sz w:val="22"/>
+          <w:szCs w:val="22"/>
+        </w:rPr>
+        <w:t xml:space="preserve"> and</w:t>
+      </w:r>
+      <w:r>
+        <w:rPr>
+          <w:rFonts w:ascii="Optima" w:eastAsia="Microsoft GothicNeo" w:hAnsi="Optima" w:cs="CMU Sans Serif Medium"/>
+          <w:sz w:val="22"/>
+          <w:szCs w:val="22"/>
+        </w:rPr>
+        <w:t xml:space="preserve"> </w:t>
+      </w:r>
+      <w:r>
+        <w:rPr>
+          <w:rFonts w:ascii="Optima" w:eastAsia="Microsoft GothicNeo" w:hAnsi="Optima" w:cs="CMU Sans Serif Medium"/>
+          <w:sz w:val="22"/>
+          <w:szCs w:val="22"/>
+        </w:rPr>
+        <w:t>O.</w:t>
+      </w:r>
+      <w:r>
+        <w:rPr>
+          <w:rFonts w:ascii="Optima" w:eastAsia="Microsoft GothicNeo" w:hAnsi="Optima" w:cs="CMU Sans Serif Medium"/>
+          <w:sz w:val="22"/>
+          <w:szCs w:val="22"/>
+        </w:rPr>
+        <w:t xml:space="preserve"> </w:t>
+      </w:r>
       <w:proofErr w:type="spellStart"/>
       <w:r>
         <w:rPr>
@@ -4072,7 +4144,7 @@
           <w:sz w:val="22"/>
           <w:szCs w:val="22"/>
         </w:rPr>
-        <w:t>Universality properties of steady driven coagulation with collisional evaporation</w:t>
+        <w:t>Stationary mass distribution and nonlocality in models of coalescence and shattering</w:t>
       </w:r>
       <w:r>
         <w:rPr>
@@ -4090,47 +4162,45 @@
         </w:rPr>
         <w:t xml:space="preserve"> </w:t>
       </w:r>
-      <w:proofErr w:type="spellStart"/>
-      <w:r>
-        <w:rPr>
-          <w:rFonts w:ascii="Optima" w:eastAsia="Microsoft GothicNeo" w:hAnsi="Optima" w:cs="CMU Sans Serif Medium"/>
-          <w:sz w:val="22"/>
-          <w:szCs w:val="22"/>
-        </w:rPr>
-        <w:t>Europhys</w:t>
-      </w:r>
-      <w:r>
-        <w:rPr>
-          <w:rFonts w:ascii="Optima" w:eastAsia="Microsoft GothicNeo" w:hAnsi="Optima" w:cs="CMU Sans Serif Medium"/>
-          <w:sz w:val="22"/>
-          <w:szCs w:val="22"/>
-        </w:rPr>
-        <w:t>ics</w:t>
-      </w:r>
-      <w:proofErr w:type="spellEnd"/>
-      <w:r>
-        <w:rPr>
-          <w:rFonts w:ascii="Optima" w:eastAsia="Microsoft GothicNeo" w:hAnsi="Optima" w:cs="CMU Sans Serif Medium"/>
-          <w:sz w:val="22"/>
-          <w:szCs w:val="22"/>
-        </w:rPr>
-        <w:t xml:space="preserve"> Lett</w:t>
-      </w:r>
-      <w:r>
-        <w:rPr>
-          <w:rFonts w:ascii="Optima" w:eastAsia="Microsoft GothicNeo" w:hAnsi="Optima" w:cs="CMU Sans Serif Medium"/>
-          <w:sz w:val="22"/>
-          <w:szCs w:val="22"/>
-        </w:rPr>
-        <w:t>ers</w:t>
-      </w:r>
-      <w:r>
-        <w:rPr>
-          <w:rFonts w:ascii="Optima" w:eastAsia="Microsoft GothicNeo" w:hAnsi="Optima" w:cs="CMU Sans Serif Medium"/>
-          <w:sz w:val="22"/>
-          <w:szCs w:val="22"/>
-        </w:rPr>
-        <w:t xml:space="preserve"> 117</w:t>
+      <w:r>
+        <w:rPr>
+          <w:rFonts w:ascii="Optima" w:eastAsia="Microsoft GothicNeo" w:hAnsi="Optima" w:cs="CMU Sans Serif Medium"/>
+          <w:sz w:val="22"/>
+          <w:szCs w:val="22"/>
+        </w:rPr>
+        <w:t>Phys</w:t>
+      </w:r>
+      <w:r>
+        <w:rPr>
+          <w:rFonts w:ascii="Optima" w:eastAsia="Microsoft GothicNeo" w:hAnsi="Optima" w:cs="CMU Sans Serif Medium"/>
+          <w:sz w:val="22"/>
+          <w:szCs w:val="22"/>
+        </w:rPr>
+        <w:t>ical</w:t>
+      </w:r>
+      <w:r>
+        <w:rPr>
+          <w:rFonts w:ascii="Optima" w:eastAsia="Microsoft GothicNeo" w:hAnsi="Optima" w:cs="CMU Sans Serif Medium"/>
+          <w:sz w:val="22"/>
+          <w:szCs w:val="22"/>
+        </w:rPr>
+        <w:t xml:space="preserve"> Rev</w:t>
+      </w:r>
+      <w:r>
+        <w:rPr>
+          <w:rFonts w:ascii="Optima" w:eastAsia="Microsoft GothicNeo" w:hAnsi="Optima" w:cs="CMU Sans Serif Medium"/>
+          <w:sz w:val="22"/>
+          <w:szCs w:val="22"/>
+        </w:rPr>
+        <w:t>iew</w:t>
+      </w:r>
+      <w:r>
+        <w:rPr>
+          <w:rFonts w:ascii="Optima" w:eastAsia="Microsoft GothicNeo" w:hAnsi="Optima" w:cs="CMU Sans Serif Medium"/>
+          <w:sz w:val="22"/>
+          <w:szCs w:val="22"/>
+        </w:rPr>
+        <w:t xml:space="preserve"> E</w:t>
       </w:r>
       <w:r>
         <w:rPr>
@@ -4146,7 +4216,23 @@
           <w:sz w:val="22"/>
           <w:szCs w:val="22"/>
         </w:rPr>
-        <w:t>(1)</w:t>
+        <w:t>97</w:t>
+      </w:r>
+      <w:r>
+        <w:rPr>
+          <w:rFonts w:ascii="Optima" w:eastAsia="Microsoft GothicNeo" w:hAnsi="Optima" w:cs="CMU Sans Serif Medium"/>
+          <w:sz w:val="22"/>
+          <w:szCs w:val="22"/>
+        </w:rPr>
+        <w:t xml:space="preserve"> </w:t>
+      </w:r>
+      <w:r>
+        <w:rPr>
+          <w:rFonts w:ascii="Optima" w:eastAsia="Microsoft GothicNeo" w:hAnsi="Optima" w:cs="CMU Sans Serif Medium"/>
+          <w:sz w:val="22"/>
+          <w:szCs w:val="22"/>
+        </w:rPr>
+        <w:t>(2)</w:t>
       </w:r>
       <w:r>
         <w:rPr>
@@ -4162,7 +4248,7 @@
           <w:sz w:val="22"/>
           <w:szCs w:val="22"/>
         </w:rPr>
-        <w:t>10002</w:t>
+        <w:t>022137</w:t>
       </w:r>
       <w:r>
         <w:rPr>
@@ -4178,15 +4264,65 @@
           <w:sz w:val="22"/>
           <w:szCs w:val="22"/>
         </w:rPr>
-        <w:t>2017</w:t>
-      </w:r>
-      <w:r>
-        <w:rPr>
-          <w:rFonts w:ascii="Optima" w:eastAsia="Microsoft GothicNeo" w:hAnsi="Optima" w:cs="CMU Sans Serif Medium"/>
-          <w:sz w:val="22"/>
-          <w:szCs w:val="22"/>
-        </w:rPr>
-        <w:t>)</w:t>
+        <w:t>2018</w:t>
+      </w:r>
+      <w:r>
+        <w:rPr>
+          <w:rFonts w:ascii="Optima" w:eastAsia="Microsoft GothicNeo" w:hAnsi="Optima" w:cs="CMU Sans Serif Medium"/>
+          <w:sz w:val="22"/>
+          <w:szCs w:val="22"/>
+        </w:rPr>
+        <w:t xml:space="preserve">) </w:t>
+      </w:r>
+      <w:r>
+        <w:rPr>
+          <w:rFonts w:ascii="Optima" w:eastAsia="Microsoft GothicNeo" w:hAnsi="Optima" w:cs="CMU Sans Serif Medium"/>
+          <w:sz w:val="22"/>
+          <w:szCs w:val="22"/>
+        </w:rPr>
+        <w:t>(</w:t>
+      </w:r>
+      <w:r>
+        <w:rPr>
+          <w:rFonts w:ascii="Optima" w:eastAsia="Microsoft GothicNeo" w:hAnsi="Optima" w:cs="CMU Sans Serif Medium"/>
+          <w:b/>
+          <w:bCs/>
+          <w:sz w:val="22"/>
+          <w:szCs w:val="22"/>
+        </w:rPr>
+        <w:t>Note</w:t>
+      </w:r>
+      <w:r>
+        <w:rPr>
+          <w:rFonts w:ascii="Optima" w:eastAsia="Microsoft GothicNeo" w:hAnsi="Optima" w:cs="CMU Sans Serif Medium"/>
+          <w:sz w:val="22"/>
+          <w:szCs w:val="22"/>
+        </w:rPr>
+        <w:t xml:space="preserve">: </w:t>
+      </w:r>
+      <w:r>
+        <w:rPr>
+          <w:rFonts w:ascii="Optima" w:eastAsia="Microsoft GothicNeo" w:hAnsi="Optima" w:cs="CMU Sans Serif Medium"/>
+          <w:sz w:val="22"/>
+          <w:szCs w:val="22"/>
+        </w:rPr>
+        <w:t>The a</w:t>
+      </w:r>
+      <w:r>
+        <w:rPr>
+          <w:rFonts w:ascii="Optima" w:eastAsia="Microsoft GothicNeo" w:hAnsi="Optima" w:cs="CMU Sans Serif Medium"/>
+          <w:sz w:val="22"/>
+          <w:szCs w:val="22"/>
+        </w:rPr>
+        <w:t xml:space="preserve">uthor list </w:t>
+      </w:r>
+      <w:r>
+        <w:rPr>
+          <w:rFonts w:ascii="Optima" w:eastAsia="Microsoft GothicNeo" w:hAnsi="Optima" w:cs="CMU Sans Serif Medium"/>
+          <w:sz w:val="22"/>
+          <w:szCs w:val="22"/>
+        </w:rPr>
+        <w:t>is</w:t>
       </w:r>
       <w:r>
         <w:rPr>
@@ -4202,57 +4338,15 @@
           <w:sz w:val="22"/>
           <w:szCs w:val="22"/>
         </w:rPr>
-        <w:t>(</w:t>
-      </w:r>
-      <w:r>
-        <w:rPr>
-          <w:rFonts w:ascii="Optima" w:eastAsia="Microsoft GothicNeo" w:hAnsi="Optima" w:cs="CMU Sans Serif Medium"/>
-          <w:b/>
-          <w:bCs/>
-          <w:sz w:val="22"/>
-          <w:szCs w:val="22"/>
-        </w:rPr>
-        <w:t>Note</w:t>
-      </w:r>
-      <w:r>
-        <w:rPr>
-          <w:rFonts w:ascii="Optima" w:eastAsia="Microsoft GothicNeo" w:hAnsi="Optima" w:cs="CMU Sans Serif Medium"/>
-          <w:sz w:val="22"/>
-          <w:szCs w:val="22"/>
-        </w:rPr>
-        <w:t xml:space="preserve">: </w:t>
-      </w:r>
-      <w:r>
-        <w:rPr>
-          <w:rFonts w:ascii="Optima" w:eastAsia="Microsoft GothicNeo" w:hAnsi="Optima" w:cs="CMU Sans Serif Medium"/>
-          <w:sz w:val="22"/>
-          <w:szCs w:val="22"/>
-        </w:rPr>
-        <w:t>The a</w:t>
-      </w:r>
-      <w:r>
-        <w:rPr>
-          <w:rFonts w:ascii="Optima" w:eastAsia="Microsoft GothicNeo" w:hAnsi="Optima" w:cs="CMU Sans Serif Medium"/>
-          <w:sz w:val="22"/>
-          <w:szCs w:val="22"/>
-        </w:rPr>
-        <w:t xml:space="preserve">uthor list </w:t>
-      </w:r>
-      <w:r>
-        <w:rPr>
-          <w:rFonts w:ascii="Optima" w:eastAsia="Microsoft GothicNeo" w:hAnsi="Optima" w:cs="CMU Sans Serif Medium"/>
-          <w:sz w:val="22"/>
-          <w:szCs w:val="22"/>
-        </w:rPr>
-        <w:t>is</w:t>
-      </w:r>
-      <w:r>
-        <w:rPr>
-          <w:rFonts w:ascii="Optima" w:eastAsia="Microsoft GothicNeo" w:hAnsi="Optima" w:cs="CMU Sans Serif Medium"/>
-          <w:sz w:val="22"/>
-          <w:szCs w:val="22"/>
-        </w:rPr>
-        <w:t xml:space="preserve"> alphabetically arranged</w:t>
+        <w:t xml:space="preserve">alphabetically </w:t>
+      </w:r>
+      <w:r>
+        <w:rPr>
+          <w:rFonts w:ascii="Optima" w:eastAsia="Microsoft GothicNeo" w:hAnsi="Optima" w:cs="CMU Sans Serif Medium"/>
+          <w:sz w:val="22"/>
+          <w:szCs w:val="22"/>
+        </w:rPr>
+        <w:t>arranged</w:t>
       </w:r>
       <w:r>
         <w:rPr>
@@ -4290,12 +4384,38 @@
       <w:r>
         <w:rPr>
           <w:rFonts w:ascii="Optima" w:eastAsia="Microsoft GothicNeo" w:hAnsi="Optima" w:cs="CMU Sans Serif Medium"/>
-          <w:b/>
-          <w:bCs/>
-          <w:sz w:val="22"/>
-          <w:szCs w:val="22"/>
-        </w:rPr>
-        <w:t xml:space="preserve">A. </w:t>
+          <w:sz w:val="22"/>
+          <w:szCs w:val="22"/>
+        </w:rPr>
+        <w:t xml:space="preserve">C. </w:t>
+      </w:r>
+      <w:r>
+        <w:rPr>
+          <w:rFonts w:ascii="Optima" w:eastAsia="Microsoft GothicNeo" w:hAnsi="Optima" w:cs="CMU Sans Serif Medium"/>
+          <w:sz w:val="22"/>
+          <w:szCs w:val="22"/>
+        </w:rPr>
+        <w:t xml:space="preserve">Connaughton, </w:t>
+      </w:r>
+      <w:r>
+        <w:rPr>
+          <w:rFonts w:ascii="Optima" w:eastAsia="Microsoft GothicNeo" w:hAnsi="Optima" w:cs="CMU Sans Serif Medium"/>
+          <w:b/>
+          <w:bCs/>
+          <w:sz w:val="22"/>
+          <w:szCs w:val="22"/>
+        </w:rPr>
+        <w:t>A.</w:t>
+      </w:r>
+      <w:r>
+        <w:rPr>
+          <w:rFonts w:ascii="Optima" w:eastAsia="Microsoft GothicNeo" w:hAnsi="Optima" w:cs="CMU Sans Serif Medium"/>
+          <w:b/>
+          <w:bCs/>
+          <w:sz w:val="22"/>
+          <w:szCs w:val="22"/>
+        </w:rPr>
+        <w:t xml:space="preserve"> </w:t>
       </w:r>
       <w:r>
         <w:rPr>
@@ -4313,7 +4433,23 @@
           <w:sz w:val="22"/>
           <w:szCs w:val="22"/>
         </w:rPr>
-        <w:t xml:space="preserve"> and S. K.</w:t>
+        <w:t>, R.</w:t>
+      </w:r>
+      <w:r>
+        <w:rPr>
+          <w:rFonts w:ascii="Optima" w:eastAsia="Microsoft GothicNeo" w:hAnsi="Optima" w:cs="CMU Sans Serif Medium"/>
+          <w:sz w:val="22"/>
+          <w:szCs w:val="22"/>
+        </w:rPr>
+        <w:t xml:space="preserve"> Rajesh,</w:t>
+      </w:r>
+      <w:r>
+        <w:rPr>
+          <w:rFonts w:ascii="Optima" w:eastAsia="Microsoft GothicNeo" w:hAnsi="Optima" w:cs="CMU Sans Serif Medium"/>
+          <w:sz w:val="22"/>
+          <w:szCs w:val="22"/>
+        </w:rPr>
+        <w:t xml:space="preserve"> and O.</w:t>
       </w:r>
       <w:r>
         <w:rPr>
@@ -4330,7 +4466,7 @@
           <w:sz w:val="22"/>
           <w:szCs w:val="22"/>
         </w:rPr>
-        <w:t>Modak</w:t>
+        <w:t>Zaboronski</w:t>
       </w:r>
       <w:proofErr w:type="spellEnd"/>
       <w:r>
@@ -4355,47 +4491,32 @@
           <w:sz w:val="22"/>
           <w:szCs w:val="22"/>
         </w:rPr>
-        <w:t>Holographic entanglement entropy in imbalanced superconductors</w:t>
-      </w:r>
-      <w:r>
-        <w:rPr>
-          <w:rFonts w:ascii="Optima" w:eastAsia="Microsoft GothicNeo" w:hAnsi="Optima" w:cs="CMU Sans Serif Medium"/>
-          <w:sz w:val="22"/>
-          <w:szCs w:val="22"/>
-        </w:rPr>
-        <w:t xml:space="preserve">; </w:t>
-      </w:r>
-      <w:r>
-        <w:rPr>
-          <w:rFonts w:ascii="Optima" w:eastAsia="Microsoft GothicNeo" w:hAnsi="Optima" w:cs="CMU Sans Serif Medium"/>
-          <w:sz w:val="22"/>
-          <w:szCs w:val="22"/>
-        </w:rPr>
-        <w:t>J</w:t>
-      </w:r>
-      <w:r>
-        <w:rPr>
-          <w:rFonts w:ascii="Optima" w:eastAsia="Microsoft GothicNeo" w:hAnsi="Optima" w:cs="CMU Sans Serif Medium"/>
-          <w:sz w:val="22"/>
-          <w:szCs w:val="22"/>
-        </w:rPr>
-        <w:t>ournal of</w:t>
-      </w:r>
-      <w:r>
-        <w:rPr>
-          <w:rFonts w:ascii="Optima" w:eastAsia="Microsoft GothicNeo" w:hAnsi="Optima" w:cs="CMU Sans Serif Medium"/>
-          <w:sz w:val="22"/>
-          <w:szCs w:val="22"/>
-        </w:rPr>
-        <w:t xml:space="preserve"> High Energy </w:t>
-      </w:r>
-      <w:r>
-        <w:rPr>
-          <w:rFonts w:ascii="Optima" w:eastAsia="Microsoft GothicNeo" w:hAnsi="Optima" w:cs="CMU Sans Serif Medium"/>
-          <w:sz w:val="22"/>
-          <w:szCs w:val="22"/>
-        </w:rPr>
-        <w:t>Phys</w:t>
+        <w:t>Universality properties of steady driven coagulation with collisional evaporation</w:t>
+      </w:r>
+      <w:r>
+        <w:rPr>
+          <w:rFonts w:ascii="Optima" w:eastAsia="Microsoft GothicNeo" w:hAnsi="Optima" w:cs="CMU Sans Serif Medium"/>
+          <w:sz w:val="22"/>
+          <w:szCs w:val="22"/>
+        </w:rPr>
+        <w:t>;</w:t>
+      </w:r>
+      <w:r>
+        <w:rPr>
+          <w:rFonts w:ascii="Optima" w:eastAsia="Microsoft GothicNeo" w:hAnsi="Optima" w:cs="CMU Sans Serif Medium"/>
+          <w:sz w:val="22"/>
+          <w:szCs w:val="22"/>
+        </w:rPr>
+        <w:t xml:space="preserve"> </w:t>
+      </w:r>
+      <w:proofErr w:type="spellStart"/>
+      <w:r>
+        <w:rPr>
+          <w:rFonts w:ascii="Optima" w:eastAsia="Microsoft GothicNeo" w:hAnsi="Optima" w:cs="CMU Sans Serif Medium"/>
+          <w:sz w:val="22"/>
+          <w:szCs w:val="22"/>
+        </w:rPr>
+        <w:t>Europhys</w:t>
       </w:r>
       <w:r>
         <w:rPr>
@@ -4405,6 +4526,31 @@
         </w:rPr>
         <w:t>ics</w:t>
       </w:r>
+      <w:proofErr w:type="spellEnd"/>
+      <w:r>
+        <w:rPr>
+          <w:rFonts w:ascii="Optima" w:eastAsia="Microsoft GothicNeo" w:hAnsi="Optima" w:cs="CMU Sans Serif Medium"/>
+          <w:sz w:val="22"/>
+          <w:szCs w:val="22"/>
+        </w:rPr>
+        <w:t xml:space="preserve"> Lett</w:t>
+      </w:r>
+      <w:r>
+        <w:rPr>
+          <w:rFonts w:ascii="Optima" w:eastAsia="Microsoft GothicNeo" w:hAnsi="Optima" w:cs="CMU Sans Serif Medium"/>
+          <w:sz w:val="22"/>
+          <w:szCs w:val="22"/>
+        </w:rPr>
+        <w:t>ers</w:t>
+      </w:r>
+      <w:r>
+        <w:rPr>
+          <w:rFonts w:ascii="Optima" w:eastAsia="Microsoft GothicNeo" w:hAnsi="Optima" w:cs="CMU Sans Serif Medium"/>
+          <w:sz w:val="22"/>
+          <w:szCs w:val="22"/>
+        </w:rPr>
+        <w:t xml:space="preserve"> 117</w:t>
+      </w:r>
       <w:r>
         <w:rPr>
           <w:rFonts w:ascii="Optima" w:eastAsia="Microsoft GothicNeo" w:hAnsi="Optima" w:cs="CMU Sans Serif Medium"/>
@@ -4419,7 +4565,23 @@
           <w:sz w:val="22"/>
           <w:szCs w:val="22"/>
         </w:rPr>
-        <w:t>2014:136</w:t>
+        <w:t>(1)</w:t>
+      </w:r>
+      <w:r>
+        <w:rPr>
+          <w:rFonts w:ascii="Optima" w:eastAsia="Microsoft GothicNeo" w:hAnsi="Optima" w:cs="CMU Sans Serif Medium"/>
+          <w:sz w:val="22"/>
+          <w:szCs w:val="22"/>
+        </w:rPr>
+        <w:t xml:space="preserve">, </w:t>
+      </w:r>
+      <w:r>
+        <w:rPr>
+          <w:rFonts w:ascii="Optima" w:eastAsia="Microsoft GothicNeo" w:hAnsi="Optima" w:cs="CMU Sans Serif Medium"/>
+          <w:sz w:val="22"/>
+          <w:szCs w:val="22"/>
+        </w:rPr>
+        <w:t>10002</w:t>
       </w:r>
       <w:r>
         <w:rPr>
@@ -4435,7 +4597,89 @@
           <w:sz w:val="22"/>
           <w:szCs w:val="22"/>
         </w:rPr>
-        <w:t>2014</w:t>
+        <w:t>2017</w:t>
+      </w:r>
+      <w:r>
+        <w:rPr>
+          <w:rFonts w:ascii="Optima" w:eastAsia="Microsoft GothicNeo" w:hAnsi="Optima" w:cs="CMU Sans Serif Medium"/>
+          <w:sz w:val="22"/>
+          <w:szCs w:val="22"/>
+        </w:rPr>
+        <w:t>)</w:t>
+      </w:r>
+      <w:r>
+        <w:rPr>
+          <w:rFonts w:ascii="Optima" w:eastAsia="Microsoft GothicNeo" w:hAnsi="Optima" w:cs="CMU Sans Serif Medium"/>
+          <w:sz w:val="22"/>
+          <w:szCs w:val="22"/>
+        </w:rPr>
+        <w:t xml:space="preserve"> </w:t>
+      </w:r>
+      <w:r>
+        <w:rPr>
+          <w:rFonts w:ascii="Optima" w:eastAsia="Microsoft GothicNeo" w:hAnsi="Optima" w:cs="CMU Sans Serif Medium"/>
+          <w:sz w:val="22"/>
+          <w:szCs w:val="22"/>
+        </w:rPr>
+        <w:t>(</w:t>
+      </w:r>
+      <w:r>
+        <w:rPr>
+          <w:rFonts w:ascii="Optima" w:eastAsia="Microsoft GothicNeo" w:hAnsi="Optima" w:cs="CMU Sans Serif Medium"/>
+          <w:b/>
+          <w:bCs/>
+          <w:sz w:val="22"/>
+          <w:szCs w:val="22"/>
+        </w:rPr>
+        <w:t>Note</w:t>
+      </w:r>
+      <w:r>
+        <w:rPr>
+          <w:rFonts w:ascii="Optima" w:eastAsia="Microsoft GothicNeo" w:hAnsi="Optima" w:cs="CMU Sans Serif Medium"/>
+          <w:sz w:val="22"/>
+          <w:szCs w:val="22"/>
+        </w:rPr>
+        <w:t xml:space="preserve">: </w:t>
+      </w:r>
+      <w:r>
+        <w:rPr>
+          <w:rFonts w:ascii="Optima" w:eastAsia="Microsoft GothicNeo" w:hAnsi="Optima" w:cs="CMU Sans Serif Medium"/>
+          <w:sz w:val="22"/>
+          <w:szCs w:val="22"/>
+        </w:rPr>
+        <w:t>The a</w:t>
+      </w:r>
+      <w:r>
+        <w:rPr>
+          <w:rFonts w:ascii="Optima" w:eastAsia="Microsoft GothicNeo" w:hAnsi="Optima" w:cs="CMU Sans Serif Medium"/>
+          <w:sz w:val="22"/>
+          <w:szCs w:val="22"/>
+        </w:rPr>
+        <w:t xml:space="preserve">uthor list </w:t>
+      </w:r>
+      <w:r>
+        <w:rPr>
+          <w:rFonts w:ascii="Optima" w:eastAsia="Microsoft GothicNeo" w:hAnsi="Optima" w:cs="CMU Sans Serif Medium"/>
+          <w:sz w:val="22"/>
+          <w:szCs w:val="22"/>
+        </w:rPr>
+        <w:t>is</w:t>
+      </w:r>
+      <w:r>
+        <w:rPr>
+          <w:rFonts w:ascii="Optima" w:eastAsia="Microsoft GothicNeo" w:hAnsi="Optima" w:cs="CMU Sans Serif Medium"/>
+          <w:sz w:val="22"/>
+          <w:szCs w:val="22"/>
+        </w:rPr>
+        <w:t xml:space="preserve"> alphabetically arranged</w:t>
+      </w:r>
+      <w:r>
+        <w:rPr>
+          <w:rFonts w:ascii="Optima" w:eastAsia="Microsoft GothicNeo" w:hAnsi="Optima" w:cs="CMU Sans Serif Medium"/>
+          <w:sz w:val="22"/>
+          <w:szCs w:val="22"/>
+        </w:rPr>
+        <w:t>.</w:t>
       </w:r>
       <w:r>
         <w:rPr>
@@ -4488,24 +4732,26 @@
           <w:sz w:val="22"/>
           <w:szCs w:val="22"/>
         </w:rPr>
-        <w:t>*</w:t>
-      </w:r>
-      <w:r>
-        <w:rPr>
-          <w:rFonts w:ascii="Optima" w:eastAsia="Microsoft GothicNeo" w:hAnsi="Optima" w:cs="CMU Sans Serif Medium"/>
-          <w:sz w:val="22"/>
-          <w:szCs w:val="22"/>
-        </w:rPr>
-        <w:t xml:space="preserve"> and J. K.</w:t>
-      </w:r>
-      <w:r>
-        <w:rPr>
-          <w:rFonts w:ascii="Optima" w:eastAsia="Microsoft GothicNeo" w:hAnsi="Optima" w:cs="CMU Sans Serif Medium"/>
-          <w:sz w:val="22"/>
-          <w:szCs w:val="22"/>
-        </w:rPr>
-        <w:t xml:space="preserve"> Bhattacharjee</w:t>
-      </w:r>
+        <w:t xml:space="preserve"> and S. K.</w:t>
+      </w:r>
+      <w:r>
+        <w:rPr>
+          <w:rFonts w:ascii="Optima" w:eastAsia="Microsoft GothicNeo" w:hAnsi="Optima" w:cs="CMU Sans Serif Medium"/>
+          <w:sz w:val="22"/>
+          <w:szCs w:val="22"/>
+        </w:rPr>
+        <w:t xml:space="preserve"> </w:t>
+      </w:r>
+      <w:proofErr w:type="spellStart"/>
+      <w:r>
+        <w:rPr>
+          <w:rFonts w:ascii="Optima" w:eastAsia="Microsoft GothicNeo" w:hAnsi="Optima" w:cs="CMU Sans Serif Medium"/>
+          <w:sz w:val="22"/>
+          <w:szCs w:val="22"/>
+        </w:rPr>
+        <w:t>Modak</w:t>
+      </w:r>
+      <w:proofErr w:type="spellEnd"/>
       <w:r>
         <w:rPr>
           <w:rFonts w:ascii="Optima" w:eastAsia="Microsoft GothicNeo" w:hAnsi="Optima" w:cs="CMU Sans Serif Medium"/>
@@ -4522,16 +4768,62 @@
         </w:rPr>
         <w:t xml:space="preserve"> </w:t>
       </w:r>
-      <w:proofErr w:type="spellStart"/>
-      <w:r>
-        <w:rPr>
-          <w:rFonts w:ascii="Optima" w:eastAsia="Microsoft GothicNeo" w:hAnsi="Optima" w:cs="CMU Sans Serif Medium"/>
-          <w:sz w:val="22"/>
-          <w:szCs w:val="22"/>
-        </w:rPr>
-        <w:t>Lifshitz</w:t>
-      </w:r>
-      <w:proofErr w:type="spellEnd"/>
+      <w:r>
+        <w:rPr>
+          <w:rFonts w:ascii="Optima" w:eastAsia="Microsoft GothicNeo" w:hAnsi="Optima" w:cs="CMU Sans Serif Medium"/>
+          <w:sz w:val="22"/>
+          <w:szCs w:val="22"/>
+        </w:rPr>
+        <w:t>Holographic entanglement entropy in imbalanced superconductors</w:t>
+      </w:r>
+      <w:r>
+        <w:rPr>
+          <w:rFonts w:ascii="Optima" w:eastAsia="Microsoft GothicNeo" w:hAnsi="Optima" w:cs="CMU Sans Serif Medium"/>
+          <w:sz w:val="22"/>
+          <w:szCs w:val="22"/>
+        </w:rPr>
+        <w:t xml:space="preserve">; </w:t>
+      </w:r>
+      <w:r>
+        <w:rPr>
+          <w:rFonts w:ascii="Optima" w:eastAsia="Microsoft GothicNeo" w:hAnsi="Optima" w:cs="CMU Sans Serif Medium"/>
+          <w:sz w:val="22"/>
+          <w:szCs w:val="22"/>
+        </w:rPr>
+        <w:t>J</w:t>
+      </w:r>
+      <w:r>
+        <w:rPr>
+          <w:rFonts w:ascii="Optima" w:eastAsia="Microsoft GothicNeo" w:hAnsi="Optima" w:cs="CMU Sans Serif Medium"/>
+          <w:sz w:val="22"/>
+          <w:szCs w:val="22"/>
+        </w:rPr>
+        <w:t>ournal of</w:t>
+      </w:r>
+      <w:r>
+        <w:rPr>
+          <w:rFonts w:ascii="Optima" w:eastAsia="Microsoft GothicNeo" w:hAnsi="Optima" w:cs="CMU Sans Serif Medium"/>
+          <w:sz w:val="22"/>
+          <w:szCs w:val="22"/>
+        </w:rPr>
+        <w:t xml:space="preserve"> High Energy </w:t>
+      </w:r>
+      <w:r>
+        <w:rPr>
+          <w:rFonts w:ascii="Optima" w:eastAsia="Microsoft GothicNeo" w:hAnsi="Optima" w:cs="CMU Sans Serif Medium"/>
+          <w:sz w:val="22"/>
+          <w:szCs w:val="22"/>
+        </w:rPr>
+        <w:t>Phys</w:t>
+      </w:r>
+      <w:r>
+        <w:rPr>
+          <w:rFonts w:ascii="Optima" w:eastAsia="Microsoft GothicNeo" w:hAnsi="Optima" w:cs="CMU Sans Serif Medium"/>
+          <w:sz w:val="22"/>
+          <w:szCs w:val="22"/>
+        </w:rPr>
+        <w:t>ics</w:t>
+      </w:r>
       <w:r>
         <w:rPr>
           <w:rFonts w:ascii="Optima" w:eastAsia="Microsoft GothicNeo" w:hAnsi="Optima" w:cs="CMU Sans Serif Medium"/>
@@ -4540,127 +4832,13 @@
         </w:rPr>
         <w:t xml:space="preserve"> </w:t>
       </w:r>
-      <w:proofErr w:type="spellStart"/>
-      <w:r>
-        <w:rPr>
-          <w:rFonts w:ascii="Optima" w:eastAsia="Microsoft GothicNeo" w:hAnsi="Optima" w:cs="CMU Sans Serif Medium"/>
-          <w:sz w:val="22"/>
-          <w:szCs w:val="22"/>
-        </w:rPr>
-        <w:t>tricritical</w:t>
-      </w:r>
-      <w:proofErr w:type="spellEnd"/>
-      <w:r>
-        <w:rPr>
-          <w:rFonts w:ascii="Optima" w:eastAsia="Microsoft GothicNeo" w:hAnsi="Optima" w:cs="CMU Sans Serif Medium"/>
-          <w:sz w:val="22"/>
-          <w:szCs w:val="22"/>
-        </w:rPr>
-        <w:t xml:space="preserve"> point and its relation to the FFLO superconducting state</w:t>
-      </w:r>
-      <w:r>
-        <w:rPr>
-          <w:rFonts w:ascii="Optima" w:eastAsia="Microsoft GothicNeo" w:hAnsi="Optima" w:cs="CMU Sans Serif Medium"/>
-          <w:sz w:val="22"/>
-          <w:szCs w:val="22"/>
-        </w:rPr>
-        <w:t>;</w:t>
-      </w:r>
-      <w:r>
-        <w:rPr>
-          <w:rFonts w:ascii="Optima" w:eastAsia="Microsoft GothicNeo" w:hAnsi="Optima" w:cs="CMU Sans Serif Medium"/>
-          <w:sz w:val="22"/>
-          <w:szCs w:val="22"/>
-        </w:rPr>
-        <w:t xml:space="preserve"> </w:t>
-      </w:r>
-      <w:r>
-        <w:rPr>
-          <w:rFonts w:ascii="Optima" w:eastAsia="Microsoft GothicNeo" w:hAnsi="Optima" w:cs="CMU Sans Serif Medium"/>
-          <w:sz w:val="22"/>
-          <w:szCs w:val="22"/>
-        </w:rPr>
-        <w:t>Phys</w:t>
-      </w:r>
-      <w:r>
-        <w:rPr>
-          <w:rFonts w:ascii="Optima" w:eastAsia="Microsoft GothicNeo" w:hAnsi="Optima" w:cs="CMU Sans Serif Medium"/>
-          <w:sz w:val="22"/>
-          <w:szCs w:val="22"/>
-        </w:rPr>
-        <w:t>ics</w:t>
-      </w:r>
-      <w:r>
-        <w:rPr>
-          <w:rFonts w:ascii="Optima" w:eastAsia="Microsoft GothicNeo" w:hAnsi="Optima" w:cs="CMU Sans Serif Medium"/>
-          <w:sz w:val="22"/>
-          <w:szCs w:val="22"/>
-        </w:rPr>
-        <w:t xml:space="preserve"> Lett</w:t>
-      </w:r>
-      <w:r>
-        <w:rPr>
-          <w:rFonts w:ascii="Optima" w:eastAsia="Microsoft GothicNeo" w:hAnsi="Optima" w:cs="CMU Sans Serif Medium"/>
-          <w:sz w:val="22"/>
-          <w:szCs w:val="22"/>
-        </w:rPr>
-        <w:t>ers</w:t>
-      </w:r>
-      <w:r>
-        <w:rPr>
-          <w:rFonts w:ascii="Optima" w:eastAsia="Microsoft GothicNeo" w:hAnsi="Optima" w:cs="CMU Sans Serif Medium"/>
-          <w:sz w:val="22"/>
-          <w:szCs w:val="22"/>
-        </w:rPr>
-        <w:t xml:space="preserve"> A</w:t>
-      </w:r>
-      <w:r>
-        <w:rPr>
-          <w:rFonts w:ascii="Optima" w:eastAsia="Microsoft GothicNeo" w:hAnsi="Optima" w:cs="CMU Sans Serif Medium"/>
-          <w:sz w:val="22"/>
-          <w:szCs w:val="22"/>
-        </w:rPr>
-        <w:t xml:space="preserve"> </w:t>
-      </w:r>
-      <w:r>
-        <w:rPr>
-          <w:rFonts w:ascii="Optima" w:eastAsia="Microsoft GothicNeo" w:hAnsi="Optima" w:cs="CMU Sans Serif Medium"/>
-          <w:sz w:val="22"/>
-          <w:szCs w:val="22"/>
-        </w:rPr>
-        <w:t>377</w:t>
-      </w:r>
-      <w:r>
-        <w:rPr>
-          <w:rFonts w:ascii="Optima" w:eastAsia="Microsoft GothicNeo" w:hAnsi="Optima" w:cs="CMU Sans Serif Medium"/>
-          <w:sz w:val="22"/>
-          <w:szCs w:val="22"/>
-        </w:rPr>
-        <w:t xml:space="preserve"> </w:t>
-      </w:r>
-      <w:r>
-        <w:rPr>
-          <w:rFonts w:ascii="Optima" w:eastAsia="Microsoft GothicNeo" w:hAnsi="Optima" w:cs="CMU Sans Serif Medium"/>
-          <w:sz w:val="22"/>
-          <w:szCs w:val="22"/>
-        </w:rPr>
-        <w:t>(21–22)</w:t>
-      </w:r>
-      <w:r>
-        <w:rPr>
-          <w:rFonts w:ascii="Optima" w:eastAsia="Microsoft GothicNeo" w:hAnsi="Optima" w:cs="CMU Sans Serif Medium"/>
-          <w:sz w:val="22"/>
-          <w:szCs w:val="22"/>
-        </w:rPr>
-        <w:t xml:space="preserve">, </w:t>
-      </w:r>
-      <w:r>
-        <w:rPr>
-          <w:rFonts w:ascii="Optima" w:eastAsia="Microsoft GothicNeo" w:hAnsi="Optima" w:cs="CMU Sans Serif Medium"/>
-          <w:sz w:val="22"/>
-          <w:szCs w:val="22"/>
-        </w:rPr>
-        <w:t>1402–1406</w:t>
+      <w:r>
+        <w:rPr>
+          <w:rFonts w:ascii="Optima" w:eastAsia="Microsoft GothicNeo" w:hAnsi="Optima" w:cs="CMU Sans Serif Medium"/>
+          <w:sz w:val="22"/>
+          <w:szCs w:val="22"/>
+        </w:rPr>
+        <w:t>2014:136</w:t>
       </w:r>
       <w:r>
         <w:rPr>
@@ -4676,7 +4854,7 @@
           <w:sz w:val="22"/>
           <w:szCs w:val="22"/>
         </w:rPr>
-        <w:t>2013</w:t>
+        <w:t>2014</w:t>
       </w:r>
       <w:r>
         <w:rPr>
@@ -4701,7 +4879,6 @@
           <w:rFonts w:ascii="Optima" w:eastAsia="Microsoft GothicNeo" w:hAnsi="Optima" w:cs="CMU Sans Serif Medium"/>
           <w:sz w:val="22"/>
           <w:szCs w:val="22"/>
-          <w:lang w:val="en-IN"/>
         </w:rPr>
       </w:pPr>
       <w:r>
@@ -4727,8 +4904,6 @@
       <w:r>
         <w:rPr>
           <w:rFonts w:ascii="Optima" w:eastAsia="Microsoft GothicNeo" w:hAnsi="Optima" w:cs="CMU Sans Serif Medium"/>
-          <w:b/>
-          <w:bCs/>
           <w:sz w:val="22"/>
           <w:szCs w:val="22"/>
         </w:rPr>
@@ -4740,7 +4915,23 @@
           <w:sz w:val="22"/>
           <w:szCs w:val="22"/>
         </w:rPr>
-        <w:t xml:space="preserve"> and</w:t>
+        <w:t xml:space="preserve"> and J. K.</w:t>
+      </w:r>
+      <w:r>
+        <w:rPr>
+          <w:rFonts w:ascii="Optima" w:eastAsia="Microsoft GothicNeo" w:hAnsi="Optima" w:cs="CMU Sans Serif Medium"/>
+          <w:sz w:val="22"/>
+          <w:szCs w:val="22"/>
+        </w:rPr>
+        <w:t xml:space="preserve"> Bhattacharjee</w:t>
+      </w:r>
+      <w:r>
+        <w:rPr>
+          <w:rFonts w:ascii="Optima" w:eastAsia="Microsoft GothicNeo" w:hAnsi="Optima" w:cs="CMU Sans Serif Medium"/>
+          <w:sz w:val="22"/>
+          <w:szCs w:val="22"/>
+        </w:rPr>
+        <w:t>;</w:t>
       </w:r>
       <w:r>
         <w:rPr>
@@ -4750,21 +4941,41 @@
         </w:rPr>
         <w:t xml:space="preserve"> </w:t>
       </w:r>
-      <w:r>
-        <w:rPr>
-          <w:rFonts w:ascii="Optima" w:eastAsia="Microsoft GothicNeo" w:hAnsi="Optima" w:cs="CMU Sans Serif Medium"/>
-          <w:sz w:val="22"/>
-          <w:szCs w:val="22"/>
-        </w:rPr>
-        <w:t xml:space="preserve">J. K. </w:t>
-      </w:r>
-      <w:r>
-        <w:rPr>
-          <w:rFonts w:ascii="Optima" w:eastAsia="Microsoft GothicNeo" w:hAnsi="Optima" w:cs="CMU Sans Serif Medium"/>
-          <w:sz w:val="22"/>
-          <w:szCs w:val="22"/>
-        </w:rPr>
-        <w:t>Bhattacharjee</w:t>
+      <w:proofErr w:type="spellStart"/>
+      <w:r>
+        <w:rPr>
+          <w:rFonts w:ascii="Optima" w:eastAsia="Microsoft GothicNeo" w:hAnsi="Optima" w:cs="CMU Sans Serif Medium"/>
+          <w:sz w:val="22"/>
+          <w:szCs w:val="22"/>
+        </w:rPr>
+        <w:t>Lifshitz</w:t>
+      </w:r>
+      <w:proofErr w:type="spellEnd"/>
+      <w:r>
+        <w:rPr>
+          <w:rFonts w:ascii="Optima" w:eastAsia="Microsoft GothicNeo" w:hAnsi="Optima" w:cs="CMU Sans Serif Medium"/>
+          <w:sz w:val="22"/>
+          <w:szCs w:val="22"/>
+        </w:rPr>
+        <w:t xml:space="preserve"> </w:t>
+      </w:r>
+      <w:proofErr w:type="spellStart"/>
+      <w:r>
+        <w:rPr>
+          <w:rFonts w:ascii="Optima" w:eastAsia="Microsoft GothicNeo" w:hAnsi="Optima" w:cs="CMU Sans Serif Medium"/>
+          <w:sz w:val="22"/>
+          <w:szCs w:val="22"/>
+        </w:rPr>
+        <w:t>tricritical</w:t>
+      </w:r>
+      <w:proofErr w:type="spellEnd"/>
+      <w:r>
+        <w:rPr>
+          <w:rFonts w:ascii="Optima" w:eastAsia="Microsoft GothicNeo" w:hAnsi="Optima" w:cs="CMU Sans Serif Medium"/>
+          <w:sz w:val="22"/>
+          <w:szCs w:val="22"/>
+        </w:rPr>
+        <w:t xml:space="preserve"> point and its relation to the FFLO superconducting state</w:t>
       </w:r>
       <w:r>
         <w:rPr>
@@ -4788,33 +4999,39 @@
           <w:sz w:val="22"/>
           <w:szCs w:val="22"/>
         </w:rPr>
-        <w:t xml:space="preserve">Competing order parameters and a </w:t>
-      </w:r>
-      <w:proofErr w:type="spellStart"/>
-      <w:r>
-        <w:rPr>
-          <w:rFonts w:ascii="Optima" w:eastAsia="Microsoft GothicNeo" w:hAnsi="Optima" w:cs="CMU Sans Serif Medium"/>
-          <w:sz w:val="22"/>
-          <w:szCs w:val="22"/>
-        </w:rPr>
-        <w:t>tricritical</w:t>
-      </w:r>
-      <w:proofErr w:type="spellEnd"/>
-      <w:r>
-        <w:rPr>
-          <w:rFonts w:ascii="Optima" w:eastAsia="Microsoft GothicNeo" w:hAnsi="Optima" w:cs="CMU Sans Serif Medium"/>
-          <w:sz w:val="22"/>
-          <w:szCs w:val="22"/>
-        </w:rPr>
-        <w:t xml:space="preserve"> point with a difference</w:t>
-      </w:r>
-      <w:r>
-        <w:rPr>
-          <w:rFonts w:ascii="Optima" w:eastAsia="Microsoft GothicNeo" w:hAnsi="Optima" w:cs="CMU Sans Serif Medium"/>
-          <w:sz w:val="22"/>
-          <w:szCs w:val="22"/>
-        </w:rPr>
-        <w:t>;</w:t>
+        <w:t>Phys</w:t>
+      </w:r>
+      <w:r>
+        <w:rPr>
+          <w:rFonts w:ascii="Optima" w:eastAsia="Microsoft GothicNeo" w:hAnsi="Optima" w:cs="CMU Sans Serif Medium"/>
+          <w:sz w:val="22"/>
+          <w:szCs w:val="22"/>
+        </w:rPr>
+        <w:t>ics</w:t>
+      </w:r>
+      <w:r>
+        <w:rPr>
+          <w:rFonts w:ascii="Optima" w:eastAsia="Microsoft GothicNeo" w:hAnsi="Optima" w:cs="CMU Sans Serif Medium"/>
+          <w:sz w:val="22"/>
+          <w:szCs w:val="22"/>
+        </w:rPr>
+        <w:t xml:space="preserve"> Lett</w:t>
+      </w:r>
+      <w:r>
+        <w:rPr>
+          <w:rFonts w:ascii="Optima" w:eastAsia="Microsoft GothicNeo" w:hAnsi="Optima" w:cs="CMU Sans Serif Medium"/>
+          <w:sz w:val="22"/>
+          <w:szCs w:val="22"/>
+        </w:rPr>
+        <w:t>ers</w:t>
+      </w:r>
+      <w:r>
+        <w:rPr>
+          <w:rFonts w:ascii="Optima" w:eastAsia="Microsoft GothicNeo" w:hAnsi="Optima" w:cs="CMU Sans Serif Medium"/>
+          <w:sz w:val="22"/>
+          <w:szCs w:val="22"/>
+        </w:rPr>
+        <w:t xml:space="preserve"> A</w:t>
       </w:r>
       <w:r>
         <w:rPr>
@@ -4824,25 +5041,13 @@
         </w:rPr>
         <w:t xml:space="preserve"> </w:t>
       </w:r>
-      <w:proofErr w:type="spellStart"/>
-      <w:r>
-        <w:rPr>
-          <w:rFonts w:ascii="Optima" w:eastAsia="Microsoft GothicNeo" w:hAnsi="Optima" w:cs="CMU Sans Serif Medium"/>
-          <w:sz w:val="22"/>
-          <w:szCs w:val="22"/>
-          <w:lang w:val="en-IN"/>
-        </w:rPr>
-        <w:t>Physica</w:t>
-      </w:r>
-      <w:proofErr w:type="spellEnd"/>
-      <w:r>
-        <w:rPr>
-          <w:rFonts w:ascii="Optima" w:eastAsia="Microsoft GothicNeo" w:hAnsi="Optima" w:cs="CMU Sans Serif Medium"/>
-          <w:sz w:val="22"/>
-          <w:szCs w:val="22"/>
-          <w:lang w:val="en-IN"/>
-        </w:rPr>
-        <w:t xml:space="preserve"> B</w:t>
+      <w:r>
+        <w:rPr>
+          <w:rFonts w:ascii="Optima" w:eastAsia="Microsoft GothicNeo" w:hAnsi="Optima" w:cs="CMU Sans Serif Medium"/>
+          <w:sz w:val="22"/>
+          <w:szCs w:val="22"/>
+        </w:rPr>
+        <w:t>377</w:t>
       </w:r>
       <w:r>
         <w:rPr>
@@ -4858,23 +5063,7 @@
           <w:sz w:val="22"/>
           <w:szCs w:val="22"/>
         </w:rPr>
-        <w:t>407</w:t>
-      </w:r>
-      <w:r>
-        <w:rPr>
-          <w:rFonts w:ascii="Optima" w:eastAsia="Microsoft GothicNeo" w:hAnsi="Optima" w:cs="CMU Sans Serif Medium"/>
-          <w:sz w:val="22"/>
-          <w:szCs w:val="22"/>
-        </w:rPr>
-        <w:t xml:space="preserve"> </w:t>
-      </w:r>
-      <w:r>
-        <w:rPr>
-          <w:rFonts w:ascii="Optima" w:eastAsia="Microsoft GothicNeo" w:hAnsi="Optima" w:cs="CMU Sans Serif Medium"/>
-          <w:sz w:val="22"/>
-          <w:szCs w:val="22"/>
-        </w:rPr>
-        <w:t>(18)</w:t>
+        <w:t>(21–22)</w:t>
       </w:r>
       <w:r>
         <w:rPr>
@@ -4890,7 +5079,7 @@
           <w:sz w:val="22"/>
           <w:szCs w:val="22"/>
         </w:rPr>
-        <w:t>3722–3726</w:t>
+        <w:t>1402–1406</w:t>
       </w:r>
       <w:r>
         <w:rPr>
@@ -4906,7 +5095,7 @@
           <w:sz w:val="22"/>
           <w:szCs w:val="22"/>
         </w:rPr>
-        <w:t>2012</w:t>
+        <w:t>2013</w:t>
       </w:r>
       <w:r>
         <w:rPr>
@@ -4916,103 +5105,6 @@
         </w:rPr>
         <w:t>)</w:t>
       </w:r>
-    </w:p>
-    <w:p>
-      <w:pPr>
-        <w:pStyle w:val="ListParagraph"/>
-        <w:tabs>
-          <w:tab w:val="left" w:pos="2379"/>
-        </w:tabs>
-        <w:ind w:left="360"/>
-        <w:rPr>
-          <w:rFonts w:ascii="Optima" w:eastAsia="Microsoft GothicNeo" w:hAnsi="Optima" w:cs="CMU Sans Serif Medium"/>
-          <w:sz w:val="22"/>
-          <w:szCs w:val="22"/>
-        </w:rPr>
-      </w:pPr>
-    </w:p>
-    <w:p>
-      <w:pPr>
-        <w:tabs>
-          <w:tab w:val="left" w:pos="2379"/>
-        </w:tabs>
-        <w:rPr>
-          <w:rFonts w:ascii="Optima" w:eastAsia="Microsoft GothicNeo" w:hAnsi="Optima" w:cs="CMU Sans Serif Medium"/>
-          <w:b/>
-          <w:bCs/>
-          <w:color w:val="2F5496" w:themeColor="accent1" w:themeShade="BF"/>
-          <w:sz w:val="22"/>
-          <w:szCs w:val="22"/>
-        </w:rPr>
-      </w:pPr>
-      <w:r>
-        <w:rPr>
-          <w:rFonts w:ascii="Optima" w:eastAsia="Microsoft GothicNeo" w:hAnsi="Optima" w:cs="CMU Sans Serif Medium"/>
-          <w:b/>
-          <w:bCs/>
-          <w:color w:val="2F5496" w:themeColor="accent1" w:themeShade="BF"/>
-        </w:rPr>
-        <w:t>Published p</w:t>
-      </w:r>
-      <w:r>
-        <w:rPr>
-          <w:rFonts w:ascii="Optima" w:eastAsia="Microsoft GothicNeo" w:hAnsi="Optima" w:cs="CMU Sans Serif Medium"/>
-          <w:b/>
-          <w:bCs/>
-          <w:color w:val="2F5496" w:themeColor="accent1" w:themeShade="BF"/>
-        </w:rPr>
-        <w:t xml:space="preserve">eer-reviewed </w:t>
-      </w:r>
-      <w:r>
-        <w:rPr>
-          <w:rFonts w:ascii="Optima" w:eastAsia="Microsoft GothicNeo" w:hAnsi="Optima" w:cs="CMU Sans Serif Medium"/>
-          <w:b/>
-          <w:bCs/>
-          <w:color w:val="2F5496" w:themeColor="accent1" w:themeShade="BF"/>
-        </w:rPr>
-        <w:t>c</w:t>
-      </w:r>
-      <w:r>
-        <w:rPr>
-          <w:rFonts w:ascii="Optima" w:eastAsia="Microsoft GothicNeo" w:hAnsi="Optima" w:cs="CMU Sans Serif Medium"/>
-          <w:b/>
-          <w:bCs/>
-          <w:color w:val="2F5496" w:themeColor="accent1" w:themeShade="BF"/>
-        </w:rPr>
-        <w:t xml:space="preserve">onference </w:t>
-      </w:r>
-      <w:r>
-        <w:rPr>
-          <w:rFonts w:ascii="Optima" w:eastAsia="Microsoft GothicNeo" w:hAnsi="Optima" w:cs="CMU Sans Serif Medium"/>
-          <w:b/>
-          <w:bCs/>
-          <w:color w:val="2F5496" w:themeColor="accent1" w:themeShade="BF"/>
-        </w:rPr>
-        <w:t>p</w:t>
-      </w:r>
-      <w:r>
-        <w:rPr>
-          <w:rFonts w:ascii="Optima" w:eastAsia="Microsoft GothicNeo" w:hAnsi="Optima" w:cs="CMU Sans Serif Medium"/>
-          <w:b/>
-          <w:bCs/>
-          <w:color w:val="2F5496" w:themeColor="accent1" w:themeShade="BF"/>
-        </w:rPr>
-        <w:t>roceeding</w:t>
-      </w:r>
-    </w:p>
-    <w:p>
-      <w:pPr>
-        <w:pStyle w:val="ListParagraph"/>
-        <w:tabs>
-          <w:tab w:val="left" w:pos="2379"/>
-        </w:tabs>
-        <w:ind w:left="360"/>
-        <w:rPr>
-          <w:rFonts w:ascii="Optima" w:eastAsia="Microsoft GothicNeo" w:hAnsi="Optima" w:cs="CMU Sans Serif Medium"/>
-          <w:sz w:val="22"/>
-          <w:szCs w:val="22"/>
-        </w:rPr>
-      </w:pPr>
     </w:p>
     <w:p>
       <w:pPr>
@@ -5028,6 +5120,7 @@
           <w:rFonts w:ascii="Optima" w:eastAsia="Microsoft GothicNeo" w:hAnsi="Optima" w:cs="CMU Sans Serif Medium"/>
           <w:sz w:val="22"/>
           <w:szCs w:val="22"/>
+          <w:lang w:val="en-IN"/>
         </w:rPr>
       </w:pPr>
       <w:r>
@@ -5053,6 +5146,16 @@
       <w:r>
         <w:rPr>
           <w:rFonts w:ascii="Optima" w:eastAsia="Microsoft GothicNeo" w:hAnsi="Optima" w:cs="CMU Sans Serif Medium"/>
+          <w:b/>
+          <w:bCs/>
+          <w:sz w:val="22"/>
+          <w:szCs w:val="22"/>
+        </w:rPr>
+        <w:t>*</w:t>
+      </w:r>
+      <w:r>
+        <w:rPr>
+          <w:rFonts w:ascii="Optima" w:eastAsia="Microsoft GothicNeo" w:hAnsi="Optima" w:cs="CMU Sans Serif Medium"/>
           <w:sz w:val="22"/>
           <w:szCs w:val="22"/>
         </w:rPr>
@@ -5104,7 +5207,7 @@
           <w:sz w:val="22"/>
           <w:szCs w:val="22"/>
         </w:rPr>
-        <w:t xml:space="preserve">Dynamical structure factor of </w:t>
+        <w:t xml:space="preserve">Competing order parameters and a </w:t>
       </w:r>
       <w:proofErr w:type="spellStart"/>
       <w:r>
@@ -5113,7 +5216,7 @@
           <w:sz w:val="22"/>
           <w:szCs w:val="22"/>
         </w:rPr>
-        <w:t>Fulde</w:t>
+        <w:t>tricritical</w:t>
       </w:r>
       <w:proofErr w:type="spellEnd"/>
       <w:r>
@@ -5122,39 +5225,23 @@
           <w:sz w:val="22"/>
           <w:szCs w:val="22"/>
         </w:rPr>
-        <w:t>–</w:t>
-      </w:r>
-      <w:r>
-        <w:rPr>
-          <w:rFonts w:ascii="Optima" w:eastAsia="Microsoft GothicNeo" w:hAnsi="Optima" w:cs="CMU Sans Serif Medium"/>
-          <w:sz w:val="22"/>
-          <w:szCs w:val="22"/>
-        </w:rPr>
-        <w:t>Ferrell</w:t>
-      </w:r>
-      <w:r>
-        <w:rPr>
-          <w:rFonts w:ascii="Optima" w:eastAsia="Microsoft GothicNeo" w:hAnsi="Optima" w:cs="CMU Sans Serif Medium"/>
-          <w:sz w:val="22"/>
-          <w:szCs w:val="22"/>
-        </w:rPr>
-        <w:t>–</w:t>
-      </w:r>
-      <w:r>
-        <w:rPr>
-          <w:rFonts w:ascii="Optima" w:eastAsia="Microsoft GothicNeo" w:hAnsi="Optima" w:cs="CMU Sans Serif Medium"/>
-          <w:sz w:val="22"/>
-          <w:szCs w:val="22"/>
-        </w:rPr>
-        <w:t>Larkin</w:t>
-      </w:r>
-      <w:r>
-        <w:rPr>
-          <w:rFonts w:ascii="Optima" w:eastAsia="Microsoft GothicNeo" w:hAnsi="Optima" w:cs="CMU Sans Serif Medium"/>
-          <w:sz w:val="22"/>
-          <w:szCs w:val="22"/>
-        </w:rPr>
-        <w:t>–</w:t>
+        <w:t xml:space="preserve"> point with a difference</w:t>
+      </w:r>
+      <w:r>
+        <w:rPr>
+          <w:rFonts w:ascii="Optima" w:eastAsia="Microsoft GothicNeo" w:hAnsi="Optima" w:cs="CMU Sans Serif Medium"/>
+          <w:sz w:val="22"/>
+          <w:szCs w:val="22"/>
+        </w:rPr>
+        <w:t>;</w:t>
+      </w:r>
+      <w:r>
+        <w:rPr>
+          <w:rFonts w:ascii="Optima" w:eastAsia="Microsoft GothicNeo" w:hAnsi="Optima" w:cs="CMU Sans Serif Medium"/>
+          <w:sz w:val="22"/>
+          <w:szCs w:val="22"/>
+        </w:rPr>
+        <w:t xml:space="preserve"> </w:t>
       </w:r>
       <w:proofErr w:type="spellStart"/>
       <w:r>
@@ -5162,8 +5249,9 @@
           <w:rFonts w:ascii="Optima" w:eastAsia="Microsoft GothicNeo" w:hAnsi="Optima" w:cs="CMU Sans Serif Medium"/>
           <w:sz w:val="22"/>
           <w:szCs w:val="22"/>
-        </w:rPr>
-        <w:t>Ovchinnikov</w:t>
+          <w:lang w:val="en-IN"/>
+        </w:rPr>
+        <w:t>Physica</w:t>
       </w:r>
       <w:proofErr w:type="spellEnd"/>
       <w:r>
@@ -5171,16 +5259,9 @@
           <w:rFonts w:ascii="Optima" w:eastAsia="Microsoft GothicNeo" w:hAnsi="Optima" w:cs="CMU Sans Serif Medium"/>
           <w:sz w:val="22"/>
           <w:szCs w:val="22"/>
-        </w:rPr>
-        <w:t xml:space="preserve"> superconductors</w:t>
-      </w:r>
-      <w:r>
-        <w:rPr>
-          <w:rFonts w:ascii="Optima" w:eastAsia="Microsoft GothicNeo" w:hAnsi="Optima" w:cs="CMU Sans Serif Medium"/>
-          <w:sz w:val="22"/>
-          <w:szCs w:val="22"/>
-        </w:rPr>
-        <w:t>;</w:t>
+          <w:lang w:val="en-IN"/>
+        </w:rPr>
+        <w:t xml:space="preserve"> B</w:t>
       </w:r>
       <w:r>
         <w:rPr>
@@ -5196,15 +5277,7 @@
           <w:sz w:val="22"/>
           <w:szCs w:val="22"/>
         </w:rPr>
-        <w:t>AIP Conf</w:t>
-      </w:r>
-      <w:r>
-        <w:rPr>
-          <w:rFonts w:ascii="Optima" w:eastAsia="Microsoft GothicNeo" w:hAnsi="Optima" w:cs="CMU Sans Serif Medium"/>
-          <w:sz w:val="22"/>
-          <w:szCs w:val="22"/>
-        </w:rPr>
-        <w:t>erence</w:t>
+        <w:t>407</w:t>
       </w:r>
       <w:r>
         <w:rPr>
@@ -5220,15 +5293,7 @@
           <w:sz w:val="22"/>
           <w:szCs w:val="22"/>
         </w:rPr>
-        <w:t>Proceedings</w:t>
-      </w:r>
-      <w:r>
-        <w:rPr>
-          <w:rFonts w:ascii="Optima" w:eastAsia="Microsoft GothicNeo" w:hAnsi="Optima" w:cs="CMU Sans Serif Medium"/>
-          <w:sz w:val="22"/>
-          <w:szCs w:val="22"/>
-        </w:rPr>
-        <w:t xml:space="preserve"> 1512</w:t>
+        <w:t>(18)</w:t>
       </w:r>
       <w:r>
         <w:rPr>
@@ -5244,7 +5309,7 @@
           <w:sz w:val="22"/>
           <w:szCs w:val="22"/>
         </w:rPr>
-        <w:t>1128–1129</w:t>
+        <w:t>3722–3726</w:t>
       </w:r>
       <w:r>
         <w:rPr>
@@ -5260,7 +5325,7 @@
           <w:sz w:val="22"/>
           <w:szCs w:val="22"/>
         </w:rPr>
-        <w:t>2013</w:t>
+        <w:t>2012</w:t>
       </w:r>
       <w:r>
         <w:rPr>
@@ -5273,9 +5338,11 @@
     </w:p>
     <w:p>
       <w:pPr>
+        <w:pStyle w:val="ListParagraph"/>
         <w:tabs>
           <w:tab w:val="left" w:pos="2379"/>
         </w:tabs>
+        <w:ind w:left="360"/>
         <w:rPr>
           <w:rFonts w:ascii="Optima" w:eastAsia="Microsoft GothicNeo" w:hAnsi="Optima" w:cs="CMU Sans Serif Medium"/>
           <w:sz w:val="22"/>
@@ -5304,7 +5371,7 @@
           <w:bCs/>
           <w:color w:val="2F5496" w:themeColor="accent1" w:themeShade="BF"/>
         </w:rPr>
-        <w:t>Papers u</w:t>
+        <w:t>Published p</w:t>
       </w:r>
       <w:r>
         <w:rPr>
@@ -5313,7 +5380,7 @@
           <w:bCs/>
           <w:color w:val="2F5496" w:themeColor="accent1" w:themeShade="BF"/>
         </w:rPr>
-        <w:t>nder</w:t>
+        <w:t xml:space="preserve">eer-reviewed </w:t>
       </w:r>
       <w:r>
         <w:rPr>
@@ -5322,7 +5389,7 @@
           <w:bCs/>
           <w:color w:val="2F5496" w:themeColor="accent1" w:themeShade="BF"/>
         </w:rPr>
-        <w:t xml:space="preserve"> </w:t>
+        <w:t>c</w:t>
       </w:r>
       <w:r>
         <w:rPr>
@@ -5331,7 +5398,7 @@
           <w:bCs/>
           <w:color w:val="2F5496" w:themeColor="accent1" w:themeShade="BF"/>
         </w:rPr>
-        <w:t>r</w:t>
+        <w:t xml:space="preserve">onference </w:t>
       </w:r>
       <w:r>
         <w:rPr>
@@ -5340,7 +5407,7 @@
           <w:bCs/>
           <w:color w:val="2F5496" w:themeColor="accent1" w:themeShade="BF"/>
         </w:rPr>
-        <w:t>evision</w:t>
+        <w:t>p</w:t>
       </w:r>
       <w:r>
         <w:rPr>
@@ -5349,19 +5416,20 @@
           <w:bCs/>
           <w:color w:val="2F5496" w:themeColor="accent1" w:themeShade="BF"/>
         </w:rPr>
-        <w:t xml:space="preserve"> (with available preprints)</w:t>
-      </w:r>
-    </w:p>
-    <w:p>
-      <w:pPr>
+        <w:t>roceeding</w:t>
+      </w:r>
+    </w:p>
+    <w:p>
+      <w:pPr>
+        <w:pStyle w:val="ListParagraph"/>
         <w:tabs>
           <w:tab w:val="left" w:pos="2379"/>
         </w:tabs>
-        <w:rPr>
-          <w:rFonts w:ascii="Optima" w:eastAsia="Microsoft GothicNeo" w:hAnsi="Optima" w:cs="CMU Sans Serif Medium"/>
-          <w:sz w:val="22"/>
-          <w:szCs w:val="22"/>
-          <w:lang w:val="en-IN"/>
+        <w:ind w:left="360"/>
+        <w:rPr>
+          <w:rFonts w:ascii="Optima" w:eastAsia="Microsoft GothicNeo" w:hAnsi="Optima" w:cs="CMU Sans Serif Medium"/>
+          <w:sz w:val="22"/>
+          <w:szCs w:val="22"/>
         </w:rPr>
       </w:pPr>
     </w:p>
@@ -5384,10 +5452,78 @@
       <w:r>
         <w:rPr>
           <w:rFonts w:ascii="Optima" w:eastAsia="Microsoft GothicNeo" w:hAnsi="Optima" w:cs="CMU Sans Serif Medium"/>
-          <w:sz w:val="22"/>
-          <w:szCs w:val="22"/>
-        </w:rPr>
-        <w:t xml:space="preserve">K. </w:t>
+          <w:b/>
+          <w:bCs/>
+          <w:sz w:val="22"/>
+          <w:szCs w:val="22"/>
+        </w:rPr>
+        <w:t xml:space="preserve">A. </w:t>
+      </w:r>
+      <w:r>
+        <w:rPr>
+          <w:rFonts w:ascii="Optima" w:eastAsia="Microsoft GothicNeo" w:hAnsi="Optima" w:cs="CMU Sans Serif Medium"/>
+          <w:b/>
+          <w:bCs/>
+          <w:sz w:val="22"/>
+          <w:szCs w:val="22"/>
+        </w:rPr>
+        <w:t>Dutta</w:t>
+      </w:r>
+      <w:r>
+        <w:rPr>
+          <w:rFonts w:ascii="Optima" w:eastAsia="Microsoft GothicNeo" w:hAnsi="Optima" w:cs="CMU Sans Serif Medium"/>
+          <w:sz w:val="22"/>
+          <w:szCs w:val="22"/>
+        </w:rPr>
+        <w:t xml:space="preserve"> and</w:t>
+      </w:r>
+      <w:r>
+        <w:rPr>
+          <w:rFonts w:ascii="Optima" w:eastAsia="Microsoft GothicNeo" w:hAnsi="Optima" w:cs="CMU Sans Serif Medium"/>
+          <w:sz w:val="22"/>
+          <w:szCs w:val="22"/>
+        </w:rPr>
+        <w:t xml:space="preserve"> </w:t>
+      </w:r>
+      <w:r>
+        <w:rPr>
+          <w:rFonts w:ascii="Optima" w:eastAsia="Microsoft GothicNeo" w:hAnsi="Optima" w:cs="CMU Sans Serif Medium"/>
+          <w:sz w:val="22"/>
+          <w:szCs w:val="22"/>
+        </w:rPr>
+        <w:t xml:space="preserve">J. K. </w:t>
+      </w:r>
+      <w:r>
+        <w:rPr>
+          <w:rFonts w:ascii="Optima" w:eastAsia="Microsoft GothicNeo" w:hAnsi="Optima" w:cs="CMU Sans Serif Medium"/>
+          <w:sz w:val="22"/>
+          <w:szCs w:val="22"/>
+        </w:rPr>
+        <w:t>Bhattacharjee</w:t>
+      </w:r>
+      <w:r>
+        <w:rPr>
+          <w:rFonts w:ascii="Optima" w:eastAsia="Microsoft GothicNeo" w:hAnsi="Optima" w:cs="CMU Sans Serif Medium"/>
+          <w:sz w:val="22"/>
+          <w:szCs w:val="22"/>
+        </w:rPr>
+        <w:t>;</w:t>
+      </w:r>
+      <w:r>
+        <w:rPr>
+          <w:rFonts w:ascii="Optima" w:eastAsia="Microsoft GothicNeo" w:hAnsi="Optima" w:cs="CMU Sans Serif Medium"/>
+          <w:sz w:val="22"/>
+          <w:szCs w:val="22"/>
+        </w:rPr>
+        <w:t xml:space="preserve"> </w:t>
+      </w:r>
+      <w:r>
+        <w:rPr>
+          <w:rFonts w:ascii="Optima" w:eastAsia="Microsoft GothicNeo" w:hAnsi="Optima" w:cs="CMU Sans Serif Medium"/>
+          <w:sz w:val="22"/>
+          <w:szCs w:val="22"/>
+        </w:rPr>
+        <w:t xml:space="preserve">Dynamical structure factor of </w:t>
       </w:r>
       <w:proofErr w:type="spellStart"/>
       <w:r>
@@ -5396,7 +5532,7 @@
           <w:sz w:val="22"/>
           <w:szCs w:val="22"/>
         </w:rPr>
-        <w:t>Kaygisiz</w:t>
+        <w:t>Fulde</w:t>
       </w:r>
       <w:proofErr w:type="spellEnd"/>
       <w:r>
@@ -5405,25 +5541,39 @@
           <w:sz w:val="22"/>
           <w:szCs w:val="22"/>
         </w:rPr>
-        <w:t xml:space="preserve">, L. Rauch-Wirth, </w:t>
-      </w:r>
-      <w:r>
-        <w:rPr>
-          <w:rFonts w:ascii="Optima" w:eastAsia="Microsoft GothicNeo" w:hAnsi="Optima" w:cs="CMU Sans Serif Medium"/>
-          <w:b/>
-          <w:bCs/>
-          <w:sz w:val="22"/>
-          <w:szCs w:val="22"/>
-        </w:rPr>
-        <w:t>A. Dutta</w:t>
-      </w:r>
-      <w:r>
-        <w:rPr>
-          <w:rFonts w:ascii="Optima" w:eastAsia="Microsoft GothicNeo" w:hAnsi="Optima" w:cs="CMU Sans Serif Medium"/>
-          <w:sz w:val="22"/>
-          <w:szCs w:val="22"/>
-        </w:rPr>
-        <w:t xml:space="preserve">, X. Yu, Y. Nagata, T. </w:t>
+        <w:t>–</w:t>
+      </w:r>
+      <w:r>
+        <w:rPr>
+          <w:rFonts w:ascii="Optima" w:eastAsia="Microsoft GothicNeo" w:hAnsi="Optima" w:cs="CMU Sans Serif Medium"/>
+          <w:sz w:val="22"/>
+          <w:szCs w:val="22"/>
+        </w:rPr>
+        <w:t>Ferrell</w:t>
+      </w:r>
+      <w:r>
+        <w:rPr>
+          <w:rFonts w:ascii="Optima" w:eastAsia="Microsoft GothicNeo" w:hAnsi="Optima" w:cs="CMU Sans Serif Medium"/>
+          <w:sz w:val="22"/>
+          <w:szCs w:val="22"/>
+        </w:rPr>
+        <w:t>–</w:t>
+      </w:r>
+      <w:r>
+        <w:rPr>
+          <w:rFonts w:ascii="Optima" w:eastAsia="Microsoft GothicNeo" w:hAnsi="Optima" w:cs="CMU Sans Serif Medium"/>
+          <w:sz w:val="22"/>
+          <w:szCs w:val="22"/>
+        </w:rPr>
+        <w:t>Larkin</w:t>
+      </w:r>
+      <w:r>
+        <w:rPr>
+          <w:rFonts w:ascii="Optima" w:eastAsia="Microsoft GothicNeo" w:hAnsi="Optima" w:cs="CMU Sans Serif Medium"/>
+          <w:sz w:val="22"/>
+          <w:szCs w:val="22"/>
+        </w:rPr>
+        <w:t>–</w:t>
       </w:r>
       <w:proofErr w:type="spellStart"/>
       <w:r>
@@ -5432,7 +5582,7 @@
           <w:sz w:val="22"/>
           <w:szCs w:val="22"/>
         </w:rPr>
-        <w:t>Bereau</w:t>
+        <w:t>Ovchinnikov</w:t>
       </w:r>
       <w:proofErr w:type="spellEnd"/>
       <w:r>
@@ -5441,140 +5591,198 @@
           <w:sz w:val="22"/>
           <w:szCs w:val="22"/>
         </w:rPr>
-        <w:t xml:space="preserve">, J. </w:t>
-      </w:r>
-      <w:proofErr w:type="spellStart"/>
-      <w:r>
-        <w:rPr>
-          <w:rFonts w:ascii="Optima" w:eastAsia="Microsoft GothicNeo" w:hAnsi="Optima" w:cs="CMU Sans Serif Medium"/>
-          <w:sz w:val="22"/>
-          <w:szCs w:val="22"/>
-        </w:rPr>
-        <w:t>Münch</w:t>
-      </w:r>
-      <w:proofErr w:type="spellEnd"/>
-      <w:r>
-        <w:rPr>
-          <w:rFonts w:ascii="Optima" w:eastAsia="Microsoft GothicNeo" w:hAnsi="Optima" w:cs="CMU Sans Serif Medium"/>
-          <w:sz w:val="22"/>
-          <w:szCs w:val="22"/>
-        </w:rPr>
-        <w:t xml:space="preserve">, C. V. </w:t>
-      </w:r>
-      <w:proofErr w:type="spellStart"/>
-      <w:r>
-        <w:rPr>
-          <w:rFonts w:ascii="Optima" w:eastAsia="Microsoft GothicNeo" w:hAnsi="Optima" w:cs="CMU Sans Serif Medium"/>
-          <w:sz w:val="22"/>
-          <w:szCs w:val="22"/>
-        </w:rPr>
-        <w:t>Synatschke</w:t>
-      </w:r>
-      <w:proofErr w:type="spellEnd"/>
-      <w:r>
-        <w:rPr>
-          <w:rFonts w:ascii="Optima" w:eastAsia="Microsoft GothicNeo" w:hAnsi="Optima" w:cs="CMU Sans Serif Medium"/>
-          <w:sz w:val="22"/>
-          <w:szCs w:val="22"/>
-        </w:rPr>
-        <w:t>, T. Weil</w:t>
-      </w:r>
-      <w:r>
+        <w:t xml:space="preserve"> superconductors</w:t>
+      </w:r>
+      <w:r>
+        <w:rPr>
+          <w:rFonts w:ascii="Optima" w:eastAsia="Microsoft GothicNeo" w:hAnsi="Optima" w:cs="CMU Sans Serif Medium"/>
+          <w:sz w:val="22"/>
+          <w:szCs w:val="22"/>
+        </w:rPr>
+        <w:t>;</w:t>
+      </w:r>
+      <w:r>
+        <w:rPr>
+          <w:rFonts w:ascii="Optima" w:eastAsia="Microsoft GothicNeo" w:hAnsi="Optima" w:cs="CMU Sans Serif Medium"/>
+          <w:sz w:val="22"/>
+          <w:szCs w:val="22"/>
+        </w:rPr>
+        <w:t xml:space="preserve"> </w:t>
+      </w:r>
+      <w:r>
+        <w:rPr>
+          <w:rFonts w:ascii="Optima" w:eastAsia="Microsoft GothicNeo" w:hAnsi="Optima" w:cs="CMU Sans Serif Medium"/>
+          <w:sz w:val="22"/>
+          <w:szCs w:val="22"/>
+        </w:rPr>
+        <w:t>AIP Conf</w:t>
+      </w:r>
+      <w:r>
+        <w:rPr>
+          <w:rFonts w:ascii="Optima" w:eastAsia="Microsoft GothicNeo" w:hAnsi="Optima" w:cs="CMU Sans Serif Medium"/>
+          <w:sz w:val="22"/>
+          <w:szCs w:val="22"/>
+        </w:rPr>
+        <w:t>erence</w:t>
+      </w:r>
+      <w:r>
+        <w:rPr>
+          <w:rFonts w:ascii="Optima" w:eastAsia="Microsoft GothicNeo" w:hAnsi="Optima" w:cs="CMU Sans Serif Medium"/>
+          <w:sz w:val="22"/>
+          <w:szCs w:val="22"/>
+        </w:rPr>
+        <w:t xml:space="preserve"> </w:t>
+      </w:r>
+      <w:r>
+        <w:rPr>
+          <w:rFonts w:ascii="Optima" w:eastAsia="Microsoft GothicNeo" w:hAnsi="Optima" w:cs="CMU Sans Serif Medium"/>
+          <w:sz w:val="22"/>
+          <w:szCs w:val="22"/>
+        </w:rPr>
+        <w:t>Proceedings</w:t>
+      </w:r>
+      <w:r>
+        <w:rPr>
+          <w:rFonts w:ascii="Optima" w:eastAsia="Microsoft GothicNeo" w:hAnsi="Optima" w:cs="CMU Sans Serif Medium"/>
+          <w:sz w:val="22"/>
+          <w:szCs w:val="22"/>
+        </w:rPr>
+        <w:t xml:space="preserve"> 1512</w:t>
+      </w:r>
+      <w:r>
+        <w:rPr>
+          <w:rFonts w:ascii="Optima" w:eastAsia="Microsoft GothicNeo" w:hAnsi="Optima" w:cs="CMU Sans Serif Medium"/>
+          <w:sz w:val="22"/>
+          <w:szCs w:val="22"/>
+        </w:rPr>
+        <w:t xml:space="preserve">, </w:t>
+      </w:r>
+      <w:r>
+        <w:rPr>
+          <w:rFonts w:ascii="Optima" w:eastAsia="Microsoft GothicNeo" w:hAnsi="Optima" w:cs="CMU Sans Serif Medium"/>
+          <w:sz w:val="22"/>
+          <w:szCs w:val="22"/>
+        </w:rPr>
+        <w:t>1128–1129</w:t>
+      </w:r>
+      <w:r>
+        <w:rPr>
+          <w:rFonts w:ascii="Optima" w:eastAsia="Microsoft GothicNeo" w:hAnsi="Optima" w:cs="CMU Sans Serif Medium"/>
+          <w:sz w:val="22"/>
+          <w:szCs w:val="22"/>
+        </w:rPr>
+        <w:t xml:space="preserve"> (</w:t>
+      </w:r>
+      <w:r>
+        <w:rPr>
+          <w:rFonts w:ascii="Optima" w:eastAsia="Microsoft GothicNeo" w:hAnsi="Optima" w:cs="CMU Sans Serif Medium"/>
+          <w:sz w:val="22"/>
+          <w:szCs w:val="22"/>
+        </w:rPr>
+        <w:t>2013</w:t>
+      </w:r>
+      <w:r>
+        <w:rPr>
+          <w:rFonts w:ascii="Optima" w:eastAsia="Microsoft GothicNeo" w:hAnsi="Optima" w:cs="CMU Sans Serif Medium"/>
+          <w:sz w:val="22"/>
+          <w:szCs w:val="22"/>
+        </w:rPr>
+        <w:t>)</w:t>
+      </w:r>
+    </w:p>
+    <w:p>
+      <w:pPr>
+        <w:tabs>
+          <w:tab w:val="left" w:pos="2379"/>
+        </w:tabs>
+        <w:rPr>
+          <w:rFonts w:ascii="Optima" w:eastAsia="Microsoft GothicNeo" w:hAnsi="Optima" w:cs="CMU Sans Serif Medium"/>
+          <w:sz w:val="22"/>
+          <w:szCs w:val="22"/>
+        </w:rPr>
+      </w:pPr>
+    </w:p>
+    <w:p>
+      <w:pPr>
+        <w:tabs>
+          <w:tab w:val="left" w:pos="2379"/>
+        </w:tabs>
+        <w:rPr>
+          <w:rFonts w:ascii="Optima" w:eastAsia="Microsoft GothicNeo" w:hAnsi="Optima" w:cs="CMU Sans Serif Medium"/>
+          <w:b/>
+          <w:bCs/>
+          <w:color w:val="2F5496" w:themeColor="accent1" w:themeShade="BF"/>
+          <w:sz w:val="22"/>
+          <w:szCs w:val="22"/>
+        </w:rPr>
+      </w:pPr>
+      <w:r>
+        <w:rPr>
+          <w:rFonts w:ascii="Optima" w:eastAsia="Microsoft GothicNeo" w:hAnsi="Optima" w:cs="CMU Sans Serif Medium"/>
+          <w:b/>
+          <w:bCs/>
+          <w:color w:val="2F5496" w:themeColor="accent1" w:themeShade="BF"/>
+        </w:rPr>
+        <w:t>Papers u</w:t>
+      </w:r>
+      <w:r>
+        <w:rPr>
+          <w:rFonts w:ascii="Optima" w:eastAsia="Microsoft GothicNeo" w:hAnsi="Optima" w:cs="CMU Sans Serif Medium"/>
+          <w:b/>
+          <w:bCs/>
+          <w:color w:val="2F5496" w:themeColor="accent1" w:themeShade="BF"/>
+        </w:rPr>
+        <w:t>nder</w:t>
+      </w:r>
+      <w:r>
+        <w:rPr>
+          <w:rFonts w:ascii="Optima" w:eastAsia="Microsoft GothicNeo" w:hAnsi="Optima" w:cs="CMU Sans Serif Medium"/>
+          <w:b/>
+          <w:bCs/>
+          <w:color w:val="2F5496" w:themeColor="accent1" w:themeShade="BF"/>
+        </w:rPr>
+        <w:t xml:space="preserve"> </w:t>
+      </w:r>
+      <w:r>
+        <w:rPr>
+          <w:rFonts w:ascii="Optima" w:eastAsia="Microsoft GothicNeo" w:hAnsi="Optima" w:cs="CMU Sans Serif Medium"/>
+          <w:b/>
+          <w:bCs/>
+          <w:color w:val="2F5496" w:themeColor="accent1" w:themeShade="BF"/>
+        </w:rPr>
+        <w:t>r</w:t>
+      </w:r>
+      <w:r>
+        <w:rPr>
+          <w:rFonts w:ascii="Optima" w:eastAsia="Microsoft GothicNeo" w:hAnsi="Optima" w:cs="CMU Sans Serif Medium"/>
+          <w:b/>
+          <w:bCs/>
+          <w:color w:val="2F5496" w:themeColor="accent1" w:themeShade="BF"/>
+        </w:rPr>
+        <w:t>evision</w:t>
+      </w:r>
+      <w:r>
+        <w:rPr>
+          <w:rFonts w:ascii="Optima" w:eastAsia="Microsoft GothicNeo" w:hAnsi="Optima" w:cs="CMU Sans Serif Medium"/>
+          <w:b/>
+          <w:bCs/>
+          <w:color w:val="2F5496" w:themeColor="accent1" w:themeShade="BF"/>
+        </w:rPr>
+        <w:t xml:space="preserve"> (with available preprints)</w:t>
+      </w:r>
+    </w:p>
+    <w:p>
+      <w:pPr>
+        <w:tabs>
+          <w:tab w:val="left" w:pos="2379"/>
+        </w:tabs>
         <w:rPr>
           <w:rFonts w:ascii="Optima" w:eastAsia="Microsoft GothicNeo" w:hAnsi="Optima" w:cs="CMU Sans Serif Medium"/>
           <w:sz w:val="22"/>
           <w:szCs w:val="22"/>
           <w:lang w:val="en-IN"/>
         </w:rPr>
-        <w:t>;</w:t>
-      </w:r>
-      <w:r>
-        <w:rPr>
-          <w:rFonts w:ascii="Optima" w:eastAsia="Microsoft GothicNeo" w:hAnsi="Optima" w:cs="CMU Sans Serif Medium"/>
-          <w:sz w:val="22"/>
-          <w:szCs w:val="22"/>
-          <w:lang w:val="en-IN"/>
-        </w:rPr>
-        <w:t xml:space="preserve"> </w:t>
-      </w:r>
-      <w:proofErr w:type="gramStart"/>
-      <w:r>
-        <w:rPr>
-          <w:rFonts w:ascii="Optima" w:eastAsia="Microsoft GothicNeo" w:hAnsi="Optima" w:cs="CMU Sans Serif Medium"/>
-          <w:sz w:val="22"/>
-          <w:szCs w:val="22"/>
-        </w:rPr>
-        <w:t>Data-Mining</w:t>
-      </w:r>
-      <w:proofErr w:type="gramEnd"/>
-      <w:r>
-        <w:rPr>
-          <w:rFonts w:ascii="Optima" w:eastAsia="Microsoft GothicNeo" w:hAnsi="Optima" w:cs="CMU Sans Serif Medium"/>
-          <w:sz w:val="22"/>
-          <w:szCs w:val="22"/>
-        </w:rPr>
-        <w:t xml:space="preserve"> Unveils Structure–Property–Activity Correlation of Viral Infectivity Enhancing Self-Assembling Peptides</w:t>
-      </w:r>
-      <w:r>
-        <w:rPr>
-          <w:rFonts w:ascii="Optima" w:eastAsia="Microsoft GothicNeo" w:hAnsi="Optima" w:cs="CMU Sans Serif Medium"/>
-          <w:sz w:val="22"/>
-          <w:szCs w:val="22"/>
-        </w:rPr>
-        <w:t xml:space="preserve">. </w:t>
-      </w:r>
-      <w:r>
-        <w:rPr>
-          <w:rFonts w:ascii="Optima" w:eastAsia="Microsoft GothicNeo" w:hAnsi="Optima" w:cs="CMU Sans Serif Medium"/>
-          <w:i/>
-          <w:iCs/>
-          <w:sz w:val="22"/>
-          <w:szCs w:val="22"/>
-        </w:rPr>
-        <w:t>Preprint</w:t>
-      </w:r>
-      <w:r>
-        <w:rPr>
-          <w:rFonts w:ascii="Optima" w:eastAsia="Microsoft GothicNeo" w:hAnsi="Optima" w:cs="CMU Sans Serif Medium"/>
-          <w:sz w:val="22"/>
-          <w:szCs w:val="22"/>
-        </w:rPr>
-        <w:t xml:space="preserve">: </w:t>
-      </w:r>
-      <w:proofErr w:type="spellStart"/>
-      <w:r>
-        <w:rPr>
-          <w:rFonts w:ascii="Optima" w:eastAsia="Microsoft GothicNeo" w:hAnsi="Optima" w:cs="CMU Sans Serif Medium"/>
-          <w:sz w:val="22"/>
-          <w:szCs w:val="22"/>
-        </w:rPr>
-        <w:t>ChemRxiv</w:t>
-      </w:r>
-      <w:proofErr w:type="spellEnd"/>
-      <w:r>
-        <w:rPr>
-          <w:rFonts w:ascii="Optima" w:eastAsia="Microsoft GothicNeo" w:hAnsi="Optima" w:cs="CMU Sans Serif Medium"/>
-          <w:sz w:val="22"/>
-          <w:szCs w:val="22"/>
-        </w:rPr>
-        <w:t xml:space="preserve"> (2023) </w:t>
-      </w:r>
-      <w:r>
-        <w:rPr>
-          <w:rFonts w:ascii="Optima" w:eastAsia="Microsoft GothicNeo" w:hAnsi="Optima" w:cs="CMU Sans Serif Medium"/>
-          <w:sz w:val="22"/>
-          <w:szCs w:val="22"/>
-        </w:rPr>
-        <w:t>https://doi.org/10.26434/chemrxiv-2023-hfqxb</w:t>
-      </w:r>
-      <w:r>
-        <w:rPr>
-          <w:rFonts w:ascii="Optima" w:eastAsia="Microsoft GothicNeo" w:hAnsi="Optima" w:cs="CMU Sans Serif Medium"/>
-          <w:sz w:val="22"/>
-          <w:szCs w:val="22"/>
-        </w:rPr>
-        <w:t xml:space="preserve"> </w:t>
-      </w:r>
+      </w:pPr>
     </w:p>
     <w:p>
       <w:pPr>
@@ -5590,9 +5798,106 @@
           <w:rFonts w:ascii="Optima" w:eastAsia="Microsoft GothicNeo" w:hAnsi="Optima" w:cs="CMU Sans Serif Medium"/>
           <w:sz w:val="22"/>
           <w:szCs w:val="22"/>
-          <w:lang w:val="en-IN" w:bidi="bn-IN"/>
-        </w:rPr>
-      </w:pPr>
+        </w:rPr>
+      </w:pPr>
+      <w:r>
+        <w:rPr>
+          <w:rFonts w:ascii="Optima" w:eastAsia="Microsoft GothicNeo" w:hAnsi="Optima" w:cs="CMU Sans Serif Medium"/>
+          <w:sz w:val="22"/>
+          <w:szCs w:val="22"/>
+        </w:rPr>
+        <w:t xml:space="preserve">K. </w:t>
+      </w:r>
+      <w:proofErr w:type="spellStart"/>
+      <w:r>
+        <w:rPr>
+          <w:rFonts w:ascii="Optima" w:eastAsia="Microsoft GothicNeo" w:hAnsi="Optima" w:cs="CMU Sans Serif Medium"/>
+          <w:sz w:val="22"/>
+          <w:szCs w:val="22"/>
+        </w:rPr>
+        <w:t>Kaygisiz</w:t>
+      </w:r>
+      <w:proofErr w:type="spellEnd"/>
+      <w:r>
+        <w:rPr>
+          <w:rFonts w:ascii="Optima" w:eastAsia="Microsoft GothicNeo" w:hAnsi="Optima" w:cs="CMU Sans Serif Medium"/>
+          <w:sz w:val="22"/>
+          <w:szCs w:val="22"/>
+        </w:rPr>
+        <w:t xml:space="preserve">, L. Rauch-Wirth, </w:t>
+      </w:r>
+      <w:r>
+        <w:rPr>
+          <w:rFonts w:ascii="Optima" w:eastAsia="Microsoft GothicNeo" w:hAnsi="Optima" w:cs="CMU Sans Serif Medium"/>
+          <w:b/>
+          <w:bCs/>
+          <w:sz w:val="22"/>
+          <w:szCs w:val="22"/>
+        </w:rPr>
+        <w:t>A. Dutta</w:t>
+      </w:r>
+      <w:r>
+        <w:rPr>
+          <w:rFonts w:ascii="Optima" w:eastAsia="Microsoft GothicNeo" w:hAnsi="Optima" w:cs="CMU Sans Serif Medium"/>
+          <w:sz w:val="22"/>
+          <w:szCs w:val="22"/>
+        </w:rPr>
+        <w:t xml:space="preserve">, X. Yu, Y. Nagata, T. </w:t>
+      </w:r>
+      <w:proofErr w:type="spellStart"/>
+      <w:r>
+        <w:rPr>
+          <w:rFonts w:ascii="Optima" w:eastAsia="Microsoft GothicNeo" w:hAnsi="Optima" w:cs="CMU Sans Serif Medium"/>
+          <w:sz w:val="22"/>
+          <w:szCs w:val="22"/>
+        </w:rPr>
+        <w:t>Bereau</w:t>
+      </w:r>
+      <w:proofErr w:type="spellEnd"/>
+      <w:r>
+        <w:rPr>
+          <w:rFonts w:ascii="Optima" w:eastAsia="Microsoft GothicNeo" w:hAnsi="Optima" w:cs="CMU Sans Serif Medium"/>
+          <w:sz w:val="22"/>
+          <w:szCs w:val="22"/>
+        </w:rPr>
+        <w:t xml:space="preserve">, J. </w:t>
+      </w:r>
+      <w:proofErr w:type="spellStart"/>
+      <w:r>
+        <w:rPr>
+          <w:rFonts w:ascii="Optima" w:eastAsia="Microsoft GothicNeo" w:hAnsi="Optima" w:cs="CMU Sans Serif Medium"/>
+          <w:sz w:val="22"/>
+          <w:szCs w:val="22"/>
+        </w:rPr>
+        <w:t>Münch</w:t>
+      </w:r>
+      <w:proofErr w:type="spellEnd"/>
+      <w:r>
+        <w:rPr>
+          <w:rFonts w:ascii="Optima" w:eastAsia="Microsoft GothicNeo" w:hAnsi="Optima" w:cs="CMU Sans Serif Medium"/>
+          <w:sz w:val="22"/>
+          <w:szCs w:val="22"/>
+        </w:rPr>
+        <w:t xml:space="preserve">, C. V. </w:t>
+      </w:r>
+      <w:proofErr w:type="spellStart"/>
+      <w:r>
+        <w:rPr>
+          <w:rFonts w:ascii="Optima" w:eastAsia="Microsoft GothicNeo" w:hAnsi="Optima" w:cs="CMU Sans Serif Medium"/>
+          <w:sz w:val="22"/>
+          <w:szCs w:val="22"/>
+        </w:rPr>
+        <w:t>Synatschke</w:t>
+      </w:r>
+      <w:proofErr w:type="spellEnd"/>
+      <w:r>
+        <w:rPr>
+          <w:rFonts w:ascii="Optima" w:eastAsia="Microsoft GothicNeo" w:hAnsi="Optima" w:cs="CMU Sans Serif Medium"/>
+          <w:sz w:val="22"/>
+          <w:szCs w:val="22"/>
+        </w:rPr>
+        <w:t>, T. Weil</w:t>
+      </w:r>
       <w:r>
         <w:rPr>
           <w:rFonts w:ascii="Optima" w:eastAsia="Microsoft GothicNeo" w:hAnsi="Optima" w:cs="CMU Sans Serif Medium"/>
@@ -5600,9 +5905,8 @@
           <w:szCs w:val="22"/>
           <w:lang w:val="en-IN"/>
         </w:rPr>
-        <w:t xml:space="preserve">K. </w:t>
-      </w:r>
-      <w:proofErr w:type="spellStart"/>
+        <w:t>;</w:t>
+      </w:r>
       <w:r>
         <w:rPr>
           <w:rFonts w:ascii="Optima" w:eastAsia="Microsoft GothicNeo" w:hAnsi="Optima" w:cs="CMU Sans Serif Medium"/>
@@ -5610,288 +5914,31 @@
           <w:szCs w:val="22"/>
           <w:lang w:val="en-IN"/>
         </w:rPr>
-        <w:t>Kaygisiz</w:t>
-      </w:r>
-      <w:proofErr w:type="spellEnd"/>
-      <w:r>
-        <w:rPr>
-          <w:rFonts w:ascii="Optima" w:eastAsia="Microsoft GothicNeo" w:hAnsi="Optima" w:cs="CMU Sans Serif Medium"/>
-          <w:sz w:val="22"/>
-          <w:szCs w:val="22"/>
-          <w:lang w:val="en-IN"/>
-        </w:rPr>
-        <w:t xml:space="preserve">, </w:t>
-      </w:r>
-      <w:r>
-        <w:rPr>
-          <w:rFonts w:ascii="Optima" w:eastAsia="Microsoft GothicNeo" w:hAnsi="Optima" w:cs="CMU Sans Serif Medium"/>
-          <w:b/>
-          <w:bCs/>
-          <w:sz w:val="22"/>
-          <w:szCs w:val="22"/>
-          <w:lang w:val="en-IN"/>
-        </w:rPr>
-        <w:t xml:space="preserve">A. </w:t>
-      </w:r>
-      <w:r>
-        <w:rPr>
-          <w:rFonts w:ascii="Optima" w:eastAsia="Microsoft GothicNeo" w:hAnsi="Optima" w:cs="CMU Sans Serif Medium"/>
-          <w:b/>
-          <w:bCs/>
-          <w:sz w:val="22"/>
-          <w:szCs w:val="22"/>
-          <w:lang w:val="en-IN"/>
-        </w:rPr>
-        <w:t>Dutta</w:t>
-      </w:r>
-      <w:r>
-        <w:rPr>
-          <w:rFonts w:ascii="Optima" w:eastAsia="Microsoft GothicNeo" w:hAnsi="Optima" w:cs="CMU Sans Serif Medium"/>
-          <w:sz w:val="22"/>
-          <w:szCs w:val="22"/>
-          <w:lang w:val="en-IN"/>
-        </w:rPr>
-        <w:t>,</w:t>
-      </w:r>
-      <w:r>
-        <w:rPr>
-          <w:rFonts w:ascii="Optima" w:eastAsia="Microsoft GothicNeo" w:hAnsi="Optima" w:cs="CMU Sans Serif Medium"/>
-          <w:sz w:val="22"/>
-          <w:szCs w:val="22"/>
-          <w:lang w:val="en-IN"/>
-        </w:rPr>
         <w:t xml:space="preserve"> </w:t>
       </w:r>
-      <w:r>
-        <w:rPr>
-          <w:rFonts w:ascii="Optima" w:eastAsia="Microsoft GothicNeo" w:hAnsi="Optima" w:cs="CMU Sans Serif Medium"/>
-          <w:sz w:val="22"/>
-          <w:szCs w:val="22"/>
-          <w:lang w:val="en-IN"/>
-        </w:rPr>
-        <w:t xml:space="preserve">L. </w:t>
-      </w:r>
-      <w:r>
-        <w:rPr>
-          <w:rFonts w:ascii="Optima" w:eastAsia="Microsoft GothicNeo" w:hAnsi="Optima" w:cs="CMU Sans Serif Medium"/>
-          <w:sz w:val="22"/>
-          <w:szCs w:val="22"/>
-          <w:lang w:val="en-IN"/>
-        </w:rPr>
-        <w:t>Rauch</w:t>
-      </w:r>
-      <w:r>
-        <w:rPr>
-          <w:rFonts w:ascii="Optima" w:eastAsia="Microsoft GothicNeo" w:hAnsi="Optima" w:cs="CMU Sans Serif Medium"/>
-          <w:sz w:val="22"/>
-          <w:szCs w:val="22"/>
-          <w:lang w:val="en-IN"/>
-        </w:rPr>
-        <w:t>-Wirth</w:t>
-      </w:r>
-      <w:r>
-        <w:rPr>
-          <w:rFonts w:ascii="Optima" w:eastAsia="Microsoft GothicNeo" w:hAnsi="Optima" w:cs="CMU Sans Serif Medium"/>
-          <w:sz w:val="22"/>
-          <w:szCs w:val="22"/>
-          <w:lang w:val="en-IN"/>
-        </w:rPr>
-        <w:t>,</w:t>
-      </w:r>
-      <w:r>
-        <w:rPr>
-          <w:rFonts w:ascii="Optima" w:eastAsia="Microsoft GothicNeo" w:hAnsi="Optima" w:cs="CMU Sans Serif Medium"/>
-          <w:sz w:val="22"/>
-          <w:szCs w:val="22"/>
-          <w:lang w:val="en-IN"/>
-        </w:rPr>
-        <w:t xml:space="preserve"> C. V.</w:t>
-      </w:r>
-      <w:r>
-        <w:rPr>
-          <w:rFonts w:ascii="Optima" w:eastAsia="Microsoft GothicNeo" w:hAnsi="Optima" w:cs="CMU Sans Serif Medium"/>
-          <w:sz w:val="22"/>
-          <w:szCs w:val="22"/>
-          <w:lang w:val="en-IN"/>
-        </w:rPr>
-        <w:t xml:space="preserve"> </w:t>
-      </w:r>
-      <w:proofErr w:type="spellStart"/>
-      <w:r>
-        <w:rPr>
-          <w:rFonts w:ascii="Optima" w:eastAsia="Microsoft GothicNeo" w:hAnsi="Optima" w:cs="CMU Sans Serif Medium"/>
-          <w:sz w:val="22"/>
-          <w:szCs w:val="22"/>
-          <w:lang w:val="en-IN"/>
-        </w:rPr>
-        <w:t>Synatschke</w:t>
-      </w:r>
-      <w:proofErr w:type="spellEnd"/>
-      <w:r>
-        <w:rPr>
-          <w:rFonts w:ascii="Optima" w:eastAsia="Microsoft GothicNeo" w:hAnsi="Optima" w:cs="CMU Sans Serif Medium"/>
-          <w:sz w:val="22"/>
-          <w:szCs w:val="22"/>
-          <w:lang w:val="en-IN"/>
-        </w:rPr>
-        <w:t xml:space="preserve">, </w:t>
-      </w:r>
-      <w:r>
-        <w:rPr>
-          <w:rFonts w:ascii="Optima" w:eastAsia="Microsoft GothicNeo" w:hAnsi="Optima" w:cs="CMU Sans Serif Medium"/>
-          <w:sz w:val="22"/>
-          <w:szCs w:val="22"/>
-          <w:lang w:val="en-IN"/>
-        </w:rPr>
-        <w:t>J.</w:t>
-      </w:r>
-      <w:r>
-        <w:rPr>
-          <w:rFonts w:ascii="Optima" w:eastAsia="Microsoft GothicNeo" w:hAnsi="Optima" w:cs="CMU Sans Serif Medium"/>
-          <w:sz w:val="22"/>
-          <w:szCs w:val="22"/>
-          <w:lang w:val="en-IN"/>
-        </w:rPr>
-        <w:t xml:space="preserve"> </w:t>
-      </w:r>
-      <w:proofErr w:type="spellStart"/>
-      <w:r>
-        <w:rPr>
-          <w:rFonts w:ascii="Optima" w:eastAsia="Microsoft GothicNeo" w:hAnsi="Optima" w:cs="CMU Sans Serif Medium"/>
-          <w:sz w:val="22"/>
-          <w:szCs w:val="22"/>
-          <w:lang w:val="en-IN"/>
-        </w:rPr>
-        <w:t>Münch</w:t>
-      </w:r>
-      <w:proofErr w:type="spellEnd"/>
-      <w:r>
-        <w:rPr>
-          <w:rFonts w:ascii="Optima" w:eastAsia="Microsoft GothicNeo" w:hAnsi="Optima" w:cs="CMU Sans Serif Medium"/>
-          <w:sz w:val="22"/>
-          <w:szCs w:val="22"/>
-          <w:lang w:val="en-IN"/>
-        </w:rPr>
-        <w:t>,</w:t>
-      </w:r>
-      <w:r>
-        <w:rPr>
-          <w:rFonts w:ascii="Optima" w:eastAsia="Microsoft GothicNeo" w:hAnsi="Optima" w:cs="CMU Sans Serif Medium"/>
-          <w:sz w:val="22"/>
-          <w:szCs w:val="22"/>
-          <w:lang w:val="en-IN"/>
-        </w:rPr>
-        <w:t xml:space="preserve"> </w:t>
-      </w:r>
-      <w:r>
-        <w:rPr>
-          <w:rFonts w:ascii="Optima" w:eastAsia="Microsoft GothicNeo" w:hAnsi="Optima" w:cs="CMU Sans Serif Medium"/>
-          <w:sz w:val="22"/>
-          <w:szCs w:val="22"/>
-          <w:lang w:val="en-IN"/>
-        </w:rPr>
-        <w:t>T.</w:t>
-      </w:r>
-      <w:r>
-        <w:rPr>
-          <w:rFonts w:ascii="Optima" w:eastAsia="Microsoft GothicNeo" w:hAnsi="Optima" w:cs="CMU Sans Serif Medium"/>
-          <w:sz w:val="22"/>
-          <w:szCs w:val="22"/>
-          <w:lang w:val="en-IN"/>
-        </w:rPr>
-        <w:t xml:space="preserve"> </w:t>
-      </w:r>
-      <w:proofErr w:type="spellStart"/>
-      <w:r>
-        <w:rPr>
-          <w:rFonts w:ascii="Optima" w:eastAsia="Microsoft GothicNeo" w:hAnsi="Optima" w:cs="CMU Sans Serif Medium"/>
-          <w:sz w:val="22"/>
-          <w:szCs w:val="22"/>
-          <w:lang w:val="en-IN"/>
-        </w:rPr>
-        <w:t>Bereau</w:t>
-      </w:r>
-      <w:proofErr w:type="spellEnd"/>
-      <w:r>
-        <w:rPr>
-          <w:rFonts w:ascii="Optima" w:eastAsia="Microsoft GothicNeo" w:hAnsi="Optima" w:cs="CMU Sans Serif Medium"/>
-          <w:sz w:val="22"/>
-          <w:szCs w:val="22"/>
-          <w:lang w:val="en-IN"/>
-        </w:rPr>
-        <w:t xml:space="preserve">, </w:t>
-      </w:r>
-      <w:r>
-        <w:rPr>
-          <w:rFonts w:ascii="Optima" w:eastAsia="Microsoft GothicNeo" w:hAnsi="Optima" w:cs="CMU Sans Serif Medium"/>
-          <w:sz w:val="22"/>
-          <w:szCs w:val="22"/>
-          <w:lang w:val="en-IN"/>
-        </w:rPr>
-        <w:t>and T.</w:t>
-      </w:r>
-      <w:r>
-        <w:rPr>
-          <w:rFonts w:ascii="Optima" w:eastAsia="Microsoft GothicNeo" w:hAnsi="Optima" w:cs="CMU Sans Serif Medium"/>
-          <w:sz w:val="22"/>
-          <w:szCs w:val="22"/>
-          <w:lang w:val="en-IN"/>
-        </w:rPr>
-        <w:t xml:space="preserve"> Weil</w:t>
-      </w:r>
-      <w:r>
-        <w:rPr>
-          <w:rFonts w:ascii="Optima" w:eastAsia="Microsoft GothicNeo" w:hAnsi="Optima" w:cs="CMU Sans Serif Medium"/>
-          <w:sz w:val="22"/>
-          <w:szCs w:val="22"/>
-          <w:lang w:val="en-IN"/>
-        </w:rPr>
-        <w:t>;</w:t>
-      </w:r>
-      <w:r>
-        <w:rPr>
-          <w:rFonts w:ascii="Optima" w:eastAsia="Microsoft GothicNeo" w:hAnsi="Optima" w:cs="CMU Sans Serif Medium"/>
-          <w:sz w:val="22"/>
-          <w:szCs w:val="22"/>
-          <w:lang w:val="en-IN"/>
-        </w:rPr>
-        <w:t xml:space="preserve"> </w:t>
-      </w:r>
-      <w:r>
-        <w:rPr>
-          <w:rFonts w:ascii="Optima" w:eastAsia="Microsoft GothicNeo" w:hAnsi="Optima" w:cs="CMU Sans Serif Medium"/>
-          <w:sz w:val="22"/>
-          <w:szCs w:val="22"/>
-          <w:lang w:val="en-IN"/>
-        </w:rPr>
-        <w:t>I</w:t>
-      </w:r>
-      <w:proofErr w:type="spellStart"/>
-      <w:r>
-        <w:rPr>
-          <w:rFonts w:ascii="Optima" w:eastAsia="Microsoft GothicNeo" w:hAnsi="Optima" w:cs="CMU Sans Serif Medium"/>
-          <w:sz w:val="22"/>
-          <w:szCs w:val="22"/>
-          <w:lang w:bidi="bn-IN"/>
-        </w:rPr>
-        <w:t>nverse</w:t>
-      </w:r>
-      <w:proofErr w:type="spellEnd"/>
-      <w:r>
-        <w:rPr>
-          <w:rFonts w:ascii="Optima" w:eastAsia="Microsoft GothicNeo" w:hAnsi="Optima" w:cs="CMU Sans Serif Medium"/>
-          <w:sz w:val="22"/>
-          <w:szCs w:val="22"/>
-          <w:lang w:bidi="bn-IN"/>
-        </w:rPr>
-        <w:t xml:space="preserve"> design of viral infectivity enhancing peptides fibrils from continuous protein-vector embeddings</w:t>
-      </w:r>
-      <w:r>
-        <w:rPr>
-          <w:rFonts w:ascii="Optima" w:eastAsia="Microsoft GothicNeo" w:hAnsi="Optima" w:cs="CMU Sans Serif Medium"/>
-          <w:sz w:val="22"/>
-          <w:szCs w:val="22"/>
-          <w:lang w:bidi="bn-IN"/>
+      <w:proofErr w:type="gramStart"/>
+      <w:r>
+        <w:rPr>
+          <w:rFonts w:ascii="Optima" w:eastAsia="Microsoft GothicNeo" w:hAnsi="Optima" w:cs="CMU Sans Serif Medium"/>
+          <w:sz w:val="22"/>
+          <w:szCs w:val="22"/>
+        </w:rPr>
+        <w:t>Data-Mining</w:t>
+      </w:r>
+      <w:proofErr w:type="gramEnd"/>
+      <w:r>
+        <w:rPr>
+          <w:rFonts w:ascii="Optima" w:eastAsia="Microsoft GothicNeo" w:hAnsi="Optima" w:cs="CMU Sans Serif Medium"/>
+          <w:sz w:val="22"/>
+          <w:szCs w:val="22"/>
+        </w:rPr>
+        <w:t xml:space="preserve"> Unveils Structure–Property–Activity Correlation of Viral Infectivity Enhancing Self-Assembling Peptides</w:t>
+      </w:r>
+      <w:r>
+        <w:rPr>
+          <w:rFonts w:ascii="Optima" w:eastAsia="Microsoft GothicNeo" w:hAnsi="Optima" w:cs="CMU Sans Serif Medium"/>
+          <w:sz w:val="22"/>
+          <w:szCs w:val="22"/>
         </w:rPr>
         <w:t xml:space="preserve">. </w:t>
       </w:r>
@@ -5936,9 +5983,8 @@
           <w:rFonts w:ascii="Optima" w:eastAsia="Microsoft GothicNeo" w:hAnsi="Optima" w:cs="CMU Sans Serif Medium"/>
           <w:sz w:val="22"/>
           <w:szCs w:val="22"/>
-          <w:lang w:val="en-IN" w:bidi="bn-IN"/>
-        </w:rPr>
-        <w:t>https://doi.org/10.26434/chemrxiv-2023-1kqm3</w:t>
+        </w:rPr>
+        <w:t>https://doi.org/10.26434/chemrxiv-2023-hfqxb</w:t>
       </w:r>
     </w:p>
     <w:p>
@@ -10189,7 +10235,7 @@
 </file>
 
 <file path=word/endnotes.xml><?xml version="1.0" encoding="utf-8"?>
-<w:endnotes xmlns:wpc="http://schemas.microsoft.com/office/word/2010/wordprocessingCanvas" xmlns:cx="http://schemas.microsoft.com/office/drawing/2014/chartex" xmlns:cx1="http://schemas.microsoft.com/office/drawing/2015/9/8/chartex" xmlns:cx2="http://schemas.microsoft.com/office/drawing/2015/10/21/chartex" xmlns:cx3="http://schemas.microsoft.com/office/drawing/2016/5/9/chartex" xmlns:cx4="http://schemas.microsoft.com/office/drawing/2016/5/10/chartex" xmlns:cx5="http://schemas.microsoft.com/office/drawing/2016/5/11/chartex" xmlns:cx6="http://schemas.microsoft.com/office/drawing/2016/5/12/chartex" xmlns:cx7="http://schemas.microsoft.com/office/drawing/2016/5/13/chartex" xmlns:cx8="http://schemas.microsoft.com/office/drawing/2016/5/14/chartex" xmlns:mc="http://schemas.openxmlformats.org/markup-compatibility/2006" xmlns:aink="http://schemas.microsoft.com/office/drawing/2016/ink" xmlns:am3d="http://schemas.microsoft.com/office/drawing/2017/model3d" xmlns:o="urn:schemas-microsoft-com:office:office" xmlns:oel="http://schemas.microsoft.com/office/2019/extlst" xmlns:r="http://schemas.openxmlformats.org/officeDocument/2006/relationships" xmlns:m="http://schemas.openxmlformats.org/officeDocument/2006/math" xmlns:v="urn:schemas-microsoft-com:vml" xmlns:wp14="http://schemas.microsoft.com/office/word/2010/wordprocessingDrawing" xmlns:wp="http://schemas.openxmlformats.org/drawingml/2006/wordprocessingDrawing" xmlns:w10="urn:schemas-microsoft-com:office:word" xmlns:w="http://schemas.openxmlformats.org/wordprocessingml/2006/main" xmlns:w14="http://schemas.microsoft.com/office/word/2010/wordml" xmlns:w15="http://schemas.microsoft.com/office/word/2012/wordml" xmlns:w16cex="http://schemas.microsoft.com/office/word/2018/wordml/cex" xmlns:w16cid="http://schemas.microsoft.com/office/word/2016/wordml/cid" xmlns:w16="http://schemas.microsoft.com/office/word/2018/wordml" xmlns:w16du="http://schemas.microsoft.com/office/word/2023/wordml/word16du" xmlns:w16sdtdh="http://schemas.microsoft.com/office/word/2020/wordml/sdtdatahash" xmlns:w16se="http://schemas.microsoft.com/office/word/2015/wordml/symex" xmlns:wpg="http://schemas.microsoft.com/office/word/2010/wordprocessingGroup" xmlns:wpi="http://schemas.microsoft.com/office/word/2010/wordprocessingInk" xmlns:wne="http://schemas.microsoft.com/office/word/2006/wordml" xmlns:wps="http://schemas.microsoft.com/office/word/2010/wordprocessingShape" mc:Ignorable="w14 w15 w16se w16cid w16 w16cex w16sdtdh wp14">
+<w:endnotes xmlns:wpc="http://schemas.microsoft.com/office/word/2010/wordprocessingCanvas" xmlns:cx="http://schemas.microsoft.com/office/drawing/2014/chartex" xmlns:cx1="http://schemas.microsoft.com/office/drawing/2015/9/8/chartex" xmlns:cx2="http://schemas.microsoft.com/office/drawing/2015/10/21/chartex" xmlns:cx3="http://schemas.microsoft.com/office/drawing/2016/5/9/chartex" xmlns:cx4="http://schemas.microsoft.com/office/drawing/2016/5/10/chartex" xmlns:cx5="http://schemas.microsoft.com/office/drawing/2016/5/11/chartex" xmlns:cx6="http://schemas.microsoft.com/office/drawing/2016/5/12/chartex" xmlns:cx7="http://schemas.microsoft.com/office/drawing/2016/5/13/chartex" xmlns:cx8="http://schemas.microsoft.com/office/drawing/2016/5/14/chartex" xmlns:mc="http://schemas.openxmlformats.org/markup-compatibility/2006" xmlns:aink="http://schemas.microsoft.com/office/drawing/2016/ink" xmlns:am3d="http://schemas.microsoft.com/office/drawing/2017/model3d" xmlns:o="urn:schemas-microsoft-com:office:office" xmlns:oel="http://schemas.microsoft.com/office/2019/extlst" xmlns:r="http://schemas.openxmlformats.org/officeDocument/2006/relationships" xmlns:m="http://schemas.openxmlformats.org/officeDocument/2006/math" xmlns:v="urn:schemas-microsoft-com:vml" xmlns:wp14="http://schemas.microsoft.com/office/word/2010/wordprocessingDrawing" xmlns:wp="http://schemas.openxmlformats.org/drawingml/2006/wordprocessingDrawing" xmlns:w10="urn:schemas-microsoft-com:office:word" xmlns:w="http://schemas.openxmlformats.org/wordprocessingml/2006/main" xmlns:w14="http://schemas.microsoft.com/office/word/2010/wordml" xmlns:w15="http://schemas.microsoft.com/office/word/2012/wordml" xmlns:w16cex="http://schemas.microsoft.com/office/word/2018/wordml/cex" xmlns:w16cid="http://schemas.microsoft.com/office/word/2016/wordml/cid" xmlns:w16="http://schemas.microsoft.com/office/word/2018/wordml" xmlns:w16sdtdh="http://schemas.microsoft.com/office/word/2020/wordml/sdtdatahash" xmlns:w16se="http://schemas.microsoft.com/office/word/2015/wordml/symex" xmlns:wpg="http://schemas.microsoft.com/office/word/2010/wordprocessingGroup" xmlns:wpi="http://schemas.microsoft.com/office/word/2010/wordprocessingInk" xmlns:wne="http://schemas.microsoft.com/office/word/2006/wordml" xmlns:wps="http://schemas.microsoft.com/office/word/2010/wordprocessingShape" mc:Ignorable="w14 w15 w16se w16cid w16 w16cex w16sdtdh wp14">
   <w:endnote w:type="separator" w:id="-1">
     <w:p>
       <w:r>
@@ -10208,7 +10254,7 @@
 </file>
 
 <file path=word/footer1.xml><?xml version="1.0" encoding="utf-8"?>
-<w:ftr xmlns:wpc="http://schemas.microsoft.com/office/word/2010/wordprocessingCanvas" xmlns:cx="http://schemas.microsoft.com/office/drawing/2014/chartex" xmlns:cx1="http://schemas.microsoft.com/office/drawing/2015/9/8/chartex" xmlns:cx2="http://schemas.microsoft.com/office/drawing/2015/10/21/chartex" xmlns:cx3="http://schemas.microsoft.com/office/drawing/2016/5/9/chartex" xmlns:cx4="http://schemas.microsoft.com/office/drawing/2016/5/10/chartex" xmlns:cx5="http://schemas.microsoft.com/office/drawing/2016/5/11/chartex" xmlns:cx6="http://schemas.microsoft.com/office/drawing/2016/5/12/chartex" xmlns:cx7="http://schemas.microsoft.com/office/drawing/2016/5/13/chartex" xmlns:cx8="http://schemas.microsoft.com/office/drawing/2016/5/14/chartex" xmlns:mc="http://schemas.openxmlformats.org/markup-compatibility/2006" xmlns:aink="http://schemas.microsoft.com/office/drawing/2016/ink" xmlns:am3d="http://schemas.microsoft.com/office/drawing/2017/model3d" xmlns:o="urn:schemas-microsoft-com:office:office" xmlns:oel="http://schemas.microsoft.com/office/2019/extlst" xmlns:r="http://schemas.openxmlformats.org/officeDocument/2006/relationships" xmlns:m="http://schemas.openxmlformats.org/officeDocument/2006/math" xmlns:v="urn:schemas-microsoft-com:vml" xmlns:wp14="http://schemas.microsoft.com/office/word/2010/wordprocessingDrawing" xmlns:wp="http://schemas.openxmlformats.org/drawingml/2006/wordprocessingDrawing" xmlns:w10="urn:schemas-microsoft-com:office:word" xmlns:w="http://schemas.openxmlformats.org/wordprocessingml/2006/main" xmlns:w14="http://schemas.microsoft.com/office/word/2010/wordml" xmlns:w15="http://schemas.microsoft.com/office/word/2012/wordml" xmlns:w16cex="http://schemas.microsoft.com/office/word/2018/wordml/cex" xmlns:w16cid="http://schemas.microsoft.com/office/word/2016/wordml/cid" xmlns:w16="http://schemas.microsoft.com/office/word/2018/wordml" xmlns:w16du="http://schemas.microsoft.com/office/word/2023/wordml/word16du" xmlns:w16sdtdh="http://schemas.microsoft.com/office/word/2020/wordml/sdtdatahash" xmlns:w16se="http://schemas.microsoft.com/office/word/2015/wordml/symex" xmlns:wpg="http://schemas.microsoft.com/office/word/2010/wordprocessingGroup" xmlns:wpi="http://schemas.microsoft.com/office/word/2010/wordprocessingInk" xmlns:wne="http://schemas.microsoft.com/office/word/2006/wordml" xmlns:wps="http://schemas.microsoft.com/office/word/2010/wordprocessingShape" mc:Ignorable="w14 w15 w16se w16cid w16 w16cex w16sdtdh wp14">
+<w:ftr xmlns:wpc="http://schemas.microsoft.com/office/word/2010/wordprocessingCanvas" xmlns:cx="http://schemas.microsoft.com/office/drawing/2014/chartex" xmlns:cx1="http://schemas.microsoft.com/office/drawing/2015/9/8/chartex" xmlns:cx2="http://schemas.microsoft.com/office/drawing/2015/10/21/chartex" xmlns:cx3="http://schemas.microsoft.com/office/drawing/2016/5/9/chartex" xmlns:cx4="http://schemas.microsoft.com/office/drawing/2016/5/10/chartex" xmlns:cx5="http://schemas.microsoft.com/office/drawing/2016/5/11/chartex" xmlns:cx6="http://schemas.microsoft.com/office/drawing/2016/5/12/chartex" xmlns:cx7="http://schemas.microsoft.com/office/drawing/2016/5/13/chartex" xmlns:cx8="http://schemas.microsoft.com/office/drawing/2016/5/14/chartex" xmlns:mc="http://schemas.openxmlformats.org/markup-compatibility/2006" xmlns:aink="http://schemas.microsoft.com/office/drawing/2016/ink" xmlns:am3d="http://schemas.microsoft.com/office/drawing/2017/model3d" xmlns:o="urn:schemas-microsoft-com:office:office" xmlns:oel="http://schemas.microsoft.com/office/2019/extlst" xmlns:r="http://schemas.openxmlformats.org/officeDocument/2006/relationships" xmlns:m="http://schemas.openxmlformats.org/officeDocument/2006/math" xmlns:v="urn:schemas-microsoft-com:vml" xmlns:wp14="http://schemas.microsoft.com/office/word/2010/wordprocessingDrawing" xmlns:wp="http://schemas.openxmlformats.org/drawingml/2006/wordprocessingDrawing" xmlns:w10="urn:schemas-microsoft-com:office:word" xmlns:w="http://schemas.openxmlformats.org/wordprocessingml/2006/main" xmlns:w14="http://schemas.microsoft.com/office/word/2010/wordml" xmlns:w15="http://schemas.microsoft.com/office/word/2012/wordml" xmlns:w16cex="http://schemas.microsoft.com/office/word/2018/wordml/cex" xmlns:w16cid="http://schemas.microsoft.com/office/word/2016/wordml/cid" xmlns:w16="http://schemas.microsoft.com/office/word/2018/wordml" xmlns:w16sdtdh="http://schemas.microsoft.com/office/word/2020/wordml/sdtdatahash" xmlns:w16se="http://schemas.microsoft.com/office/word/2015/wordml/symex" xmlns:wpg="http://schemas.microsoft.com/office/word/2010/wordprocessingGroup" xmlns:wpi="http://schemas.microsoft.com/office/word/2010/wordprocessingInk" xmlns:wne="http://schemas.microsoft.com/office/word/2006/wordml" xmlns:wps="http://schemas.microsoft.com/office/word/2010/wordprocessingShape" mc:Ignorable="w14 w15 w16se w16cid w16 w16cex w16sdtdh wp14">
   <w:sdt>
     <w:sdtPr>
       <w:rPr>
@@ -10273,7 +10319,7 @@
 </file>
 
 <file path=word/footer2.xml><?xml version="1.0" encoding="utf-8"?>
-<w:ftr xmlns:wpc="http://schemas.microsoft.com/office/word/2010/wordprocessingCanvas" xmlns:cx="http://schemas.microsoft.com/office/drawing/2014/chartex" xmlns:cx1="http://schemas.microsoft.com/office/drawing/2015/9/8/chartex" xmlns:cx2="http://schemas.microsoft.com/office/drawing/2015/10/21/chartex" xmlns:cx3="http://schemas.microsoft.com/office/drawing/2016/5/9/chartex" xmlns:cx4="http://schemas.microsoft.com/office/drawing/2016/5/10/chartex" xmlns:cx5="http://schemas.microsoft.com/office/drawing/2016/5/11/chartex" xmlns:cx6="http://schemas.microsoft.com/office/drawing/2016/5/12/chartex" xmlns:cx7="http://schemas.microsoft.com/office/drawing/2016/5/13/chartex" xmlns:cx8="http://schemas.microsoft.com/office/drawing/2016/5/14/chartex" xmlns:mc="http://schemas.openxmlformats.org/markup-compatibility/2006" xmlns:aink="http://schemas.microsoft.com/office/drawing/2016/ink" xmlns:am3d="http://schemas.microsoft.com/office/drawing/2017/model3d" xmlns:o="urn:schemas-microsoft-com:office:office" xmlns:oel="http://schemas.microsoft.com/office/2019/extlst" xmlns:r="http://schemas.openxmlformats.org/officeDocument/2006/relationships" xmlns:m="http://schemas.openxmlformats.org/officeDocument/2006/math" xmlns:v="urn:schemas-microsoft-com:vml" xmlns:wp14="http://schemas.microsoft.com/office/word/2010/wordprocessingDrawing" xmlns:wp="http://schemas.openxmlformats.org/drawingml/2006/wordprocessingDrawing" xmlns:w10="urn:schemas-microsoft-com:office:word" xmlns:w="http://schemas.openxmlformats.org/wordprocessingml/2006/main" xmlns:w14="http://schemas.microsoft.com/office/word/2010/wordml" xmlns:w15="http://schemas.microsoft.com/office/word/2012/wordml" xmlns:w16cex="http://schemas.microsoft.com/office/word/2018/wordml/cex" xmlns:w16cid="http://schemas.microsoft.com/office/word/2016/wordml/cid" xmlns:w16="http://schemas.microsoft.com/office/word/2018/wordml" xmlns:w16du="http://schemas.microsoft.com/office/word/2023/wordml/word16du" xmlns:w16sdtdh="http://schemas.microsoft.com/office/word/2020/wordml/sdtdatahash" xmlns:w16se="http://schemas.microsoft.com/office/word/2015/wordml/symex" xmlns:wpg="http://schemas.microsoft.com/office/word/2010/wordprocessingGroup" xmlns:wpi="http://schemas.microsoft.com/office/word/2010/wordprocessingInk" xmlns:wne="http://schemas.microsoft.com/office/word/2006/wordml" xmlns:wps="http://schemas.microsoft.com/office/word/2010/wordprocessingShape" mc:Ignorable="w14 w15 w16se w16cid w16 w16cex w16sdtdh wp14">
+<w:ftr xmlns:wpc="http://schemas.microsoft.com/office/word/2010/wordprocessingCanvas" xmlns:cx="http://schemas.microsoft.com/office/drawing/2014/chartex" xmlns:cx1="http://schemas.microsoft.com/office/drawing/2015/9/8/chartex" xmlns:cx2="http://schemas.microsoft.com/office/drawing/2015/10/21/chartex" xmlns:cx3="http://schemas.microsoft.com/office/drawing/2016/5/9/chartex" xmlns:cx4="http://schemas.microsoft.com/office/drawing/2016/5/10/chartex" xmlns:cx5="http://schemas.microsoft.com/office/drawing/2016/5/11/chartex" xmlns:cx6="http://schemas.microsoft.com/office/drawing/2016/5/12/chartex" xmlns:cx7="http://schemas.microsoft.com/office/drawing/2016/5/13/chartex" xmlns:cx8="http://schemas.microsoft.com/office/drawing/2016/5/14/chartex" xmlns:mc="http://schemas.openxmlformats.org/markup-compatibility/2006" xmlns:aink="http://schemas.microsoft.com/office/drawing/2016/ink" xmlns:am3d="http://schemas.microsoft.com/office/drawing/2017/model3d" xmlns:o="urn:schemas-microsoft-com:office:office" xmlns:oel="http://schemas.microsoft.com/office/2019/extlst" xmlns:r="http://schemas.openxmlformats.org/officeDocument/2006/relationships" xmlns:m="http://schemas.openxmlformats.org/officeDocument/2006/math" xmlns:v="urn:schemas-microsoft-com:vml" xmlns:wp14="http://schemas.microsoft.com/office/word/2010/wordprocessingDrawing" xmlns:wp="http://schemas.openxmlformats.org/drawingml/2006/wordprocessingDrawing" xmlns:w10="urn:schemas-microsoft-com:office:word" xmlns:w="http://schemas.openxmlformats.org/wordprocessingml/2006/main" xmlns:w14="http://schemas.microsoft.com/office/word/2010/wordml" xmlns:w15="http://schemas.microsoft.com/office/word/2012/wordml" xmlns:w16cex="http://schemas.microsoft.com/office/word/2018/wordml/cex" xmlns:w16cid="http://schemas.microsoft.com/office/word/2016/wordml/cid" xmlns:w16="http://schemas.microsoft.com/office/word/2018/wordml" xmlns:w16sdtdh="http://schemas.microsoft.com/office/word/2020/wordml/sdtdatahash" xmlns:w16se="http://schemas.microsoft.com/office/word/2015/wordml/symex" xmlns:wpg="http://schemas.microsoft.com/office/word/2010/wordprocessingGroup" xmlns:wpi="http://schemas.microsoft.com/office/word/2010/wordprocessingInk" xmlns:wne="http://schemas.microsoft.com/office/word/2006/wordml" xmlns:wps="http://schemas.microsoft.com/office/word/2010/wordprocessingShape" mc:Ignorable="w14 w15 w16se w16cid w16 w16cex w16sdtdh wp14">
   <w:sdt>
     <w:sdtPr>
       <w:rPr>
@@ -10338,7 +10384,7 @@
 </file>
 
 <file path=word/footnotes.xml><?xml version="1.0" encoding="utf-8"?>
-<w:footnotes xmlns:wpc="http://schemas.microsoft.com/office/word/2010/wordprocessingCanvas" xmlns:cx="http://schemas.microsoft.com/office/drawing/2014/chartex" xmlns:cx1="http://schemas.microsoft.com/office/drawing/2015/9/8/chartex" xmlns:cx2="http://schemas.microsoft.com/office/drawing/2015/10/21/chartex" xmlns:cx3="http://schemas.microsoft.com/office/drawing/2016/5/9/chartex" xmlns:cx4="http://schemas.microsoft.com/office/drawing/2016/5/10/chartex" xmlns:cx5="http://schemas.microsoft.com/office/drawing/2016/5/11/chartex" xmlns:cx6="http://schemas.microsoft.com/office/drawing/2016/5/12/chartex" xmlns:cx7="http://schemas.microsoft.com/office/drawing/2016/5/13/chartex" xmlns:cx8="http://schemas.microsoft.com/office/drawing/2016/5/14/chartex" xmlns:mc="http://schemas.openxmlformats.org/markup-compatibility/2006" xmlns:aink="http://schemas.microsoft.com/office/drawing/2016/ink" xmlns:am3d="http://schemas.microsoft.com/office/drawing/2017/model3d" xmlns:o="urn:schemas-microsoft-com:office:office" xmlns:oel="http://schemas.microsoft.com/office/2019/extlst" xmlns:r="http://schemas.openxmlformats.org/officeDocument/2006/relationships" xmlns:m="http://schemas.openxmlformats.org/officeDocument/2006/math" xmlns:v="urn:schemas-microsoft-com:vml" xmlns:wp14="http://schemas.microsoft.com/office/word/2010/wordprocessingDrawing" xmlns:wp="http://schemas.openxmlformats.org/drawingml/2006/wordprocessingDrawing" xmlns:w10="urn:schemas-microsoft-com:office:word" xmlns:w="http://schemas.openxmlformats.org/wordprocessingml/2006/main" xmlns:w14="http://schemas.microsoft.com/office/word/2010/wordml" xmlns:w15="http://schemas.microsoft.com/office/word/2012/wordml" xmlns:w16cex="http://schemas.microsoft.com/office/word/2018/wordml/cex" xmlns:w16cid="http://schemas.microsoft.com/office/word/2016/wordml/cid" xmlns:w16="http://schemas.microsoft.com/office/word/2018/wordml" xmlns:w16du="http://schemas.microsoft.com/office/word/2023/wordml/word16du" xmlns:w16sdtdh="http://schemas.microsoft.com/office/word/2020/wordml/sdtdatahash" xmlns:w16se="http://schemas.microsoft.com/office/word/2015/wordml/symex" xmlns:wpg="http://schemas.microsoft.com/office/word/2010/wordprocessingGroup" xmlns:wpi="http://schemas.microsoft.com/office/word/2010/wordprocessingInk" xmlns:wne="http://schemas.microsoft.com/office/word/2006/wordml" xmlns:wps="http://schemas.microsoft.com/office/word/2010/wordprocessingShape" mc:Ignorable="w14 w15 w16se w16cid w16 w16cex w16sdtdh wp14">
+<w:footnotes xmlns:wpc="http://schemas.microsoft.com/office/word/2010/wordprocessingCanvas" xmlns:cx="http://schemas.microsoft.com/office/drawing/2014/chartex" xmlns:cx1="http://schemas.microsoft.com/office/drawing/2015/9/8/chartex" xmlns:cx2="http://schemas.microsoft.com/office/drawing/2015/10/21/chartex" xmlns:cx3="http://schemas.microsoft.com/office/drawing/2016/5/9/chartex" xmlns:cx4="http://schemas.microsoft.com/office/drawing/2016/5/10/chartex" xmlns:cx5="http://schemas.microsoft.com/office/drawing/2016/5/11/chartex" xmlns:cx6="http://schemas.microsoft.com/office/drawing/2016/5/12/chartex" xmlns:cx7="http://schemas.microsoft.com/office/drawing/2016/5/13/chartex" xmlns:cx8="http://schemas.microsoft.com/office/drawing/2016/5/14/chartex" xmlns:mc="http://schemas.openxmlformats.org/markup-compatibility/2006" xmlns:aink="http://schemas.microsoft.com/office/drawing/2016/ink" xmlns:am3d="http://schemas.microsoft.com/office/drawing/2017/model3d" xmlns:o="urn:schemas-microsoft-com:office:office" xmlns:oel="http://schemas.microsoft.com/office/2019/extlst" xmlns:r="http://schemas.openxmlformats.org/officeDocument/2006/relationships" xmlns:m="http://schemas.openxmlformats.org/officeDocument/2006/math" xmlns:v="urn:schemas-microsoft-com:vml" xmlns:wp14="http://schemas.microsoft.com/office/word/2010/wordprocessingDrawing" xmlns:wp="http://schemas.openxmlformats.org/drawingml/2006/wordprocessingDrawing" xmlns:w10="urn:schemas-microsoft-com:office:word" xmlns:w="http://schemas.openxmlformats.org/wordprocessingml/2006/main" xmlns:w14="http://schemas.microsoft.com/office/word/2010/wordml" xmlns:w15="http://schemas.microsoft.com/office/word/2012/wordml" xmlns:w16cex="http://schemas.microsoft.com/office/word/2018/wordml/cex" xmlns:w16cid="http://schemas.microsoft.com/office/word/2016/wordml/cid" xmlns:w16="http://schemas.microsoft.com/office/word/2018/wordml" xmlns:w16sdtdh="http://schemas.microsoft.com/office/word/2020/wordml/sdtdatahash" xmlns:w16se="http://schemas.microsoft.com/office/word/2015/wordml/symex" xmlns:wpg="http://schemas.microsoft.com/office/word/2010/wordprocessingGroup" xmlns:wpi="http://schemas.microsoft.com/office/word/2010/wordprocessingInk" xmlns:wne="http://schemas.microsoft.com/office/word/2006/wordml" xmlns:wps="http://schemas.microsoft.com/office/word/2010/wordprocessingShape" mc:Ignorable="w14 w15 w16se w16cid w16 w16cex w16sdtdh wp14">
   <w:footnote w:type="separator" w:id="-1">
     <w:p>
       <w:r>
@@ -10357,7 +10403,7 @@
 </file>
 
 <file path=word/numbering.xml><?xml version="1.0" encoding="utf-8"?>
-<w:numbering xmlns:wpc="http://schemas.microsoft.com/office/word/2010/wordprocessingCanvas" xmlns:cx="http://schemas.microsoft.com/office/drawing/2014/chartex" xmlns:cx1="http://schemas.microsoft.com/office/drawing/2015/9/8/chartex" xmlns:cx2="http://schemas.microsoft.com/office/drawing/2015/10/21/chartex" xmlns:cx3="http://schemas.microsoft.com/office/drawing/2016/5/9/chartex" xmlns:cx4="http://schemas.microsoft.com/office/drawing/2016/5/10/chartex" xmlns:cx5="http://schemas.microsoft.com/office/drawing/2016/5/11/chartex" xmlns:cx6="http://schemas.microsoft.com/office/drawing/2016/5/12/chartex" xmlns:cx7="http://schemas.microsoft.com/office/drawing/2016/5/13/chartex" xmlns:cx8="http://schemas.microsoft.com/office/drawing/2016/5/14/chartex" xmlns:mc="http://schemas.openxmlformats.org/markup-compatibility/2006" xmlns:aink="http://schemas.microsoft.com/office/drawing/2016/ink" xmlns:am3d="http://schemas.microsoft.com/office/drawing/2017/model3d" xmlns:o="urn:schemas-microsoft-com:office:office" xmlns:oel="http://schemas.microsoft.com/office/2019/extlst" xmlns:r="http://schemas.openxmlformats.org/officeDocument/2006/relationships" xmlns:m="http://schemas.openxmlformats.org/officeDocument/2006/math" xmlns:v="urn:schemas-microsoft-com:vml" xmlns:wp14="http://schemas.microsoft.com/office/word/2010/wordprocessingDrawing" xmlns:wp="http://schemas.openxmlformats.org/drawingml/2006/wordprocessingDrawing" xmlns:w10="urn:schemas-microsoft-com:office:word" xmlns:w="http://schemas.openxmlformats.org/wordprocessingml/2006/main" xmlns:w14="http://schemas.microsoft.com/office/word/2010/wordml" xmlns:w15="http://schemas.microsoft.com/office/word/2012/wordml" xmlns:w16cex="http://schemas.microsoft.com/office/word/2018/wordml/cex" xmlns:w16cid="http://schemas.microsoft.com/office/word/2016/wordml/cid" xmlns:w16="http://schemas.microsoft.com/office/word/2018/wordml" xmlns:w16du="http://schemas.microsoft.com/office/word/2023/wordml/word16du" xmlns:w16sdtdh="http://schemas.microsoft.com/office/word/2020/wordml/sdtdatahash" xmlns:w16se="http://schemas.microsoft.com/office/word/2015/wordml/symex" xmlns:wpg="http://schemas.microsoft.com/office/word/2010/wordprocessingGroup" xmlns:wpi="http://schemas.microsoft.com/office/word/2010/wordprocessingInk" xmlns:wne="http://schemas.microsoft.com/office/word/2006/wordml" xmlns:wps="http://schemas.microsoft.com/office/word/2010/wordprocessingShape" mc:Ignorable="w14 w15 w16se w16cid w16 w16cex w16sdtdh wp14">
+<w:numbering xmlns:wpc="http://schemas.microsoft.com/office/word/2010/wordprocessingCanvas" xmlns:cx="http://schemas.microsoft.com/office/drawing/2014/chartex" xmlns:cx1="http://schemas.microsoft.com/office/drawing/2015/9/8/chartex" xmlns:cx2="http://schemas.microsoft.com/office/drawing/2015/10/21/chartex" xmlns:cx3="http://schemas.microsoft.com/office/drawing/2016/5/9/chartex" xmlns:cx4="http://schemas.microsoft.com/office/drawing/2016/5/10/chartex" xmlns:cx5="http://schemas.microsoft.com/office/drawing/2016/5/11/chartex" xmlns:cx6="http://schemas.microsoft.com/office/drawing/2016/5/12/chartex" xmlns:cx7="http://schemas.microsoft.com/office/drawing/2016/5/13/chartex" xmlns:cx8="http://schemas.microsoft.com/office/drawing/2016/5/14/chartex" xmlns:mc="http://schemas.openxmlformats.org/markup-compatibility/2006" xmlns:aink="http://schemas.microsoft.com/office/drawing/2016/ink" xmlns:am3d="http://schemas.microsoft.com/office/drawing/2017/model3d" xmlns:o="urn:schemas-microsoft-com:office:office" xmlns:oel="http://schemas.microsoft.com/office/2019/extlst" xmlns:r="http://schemas.openxmlformats.org/officeDocument/2006/relationships" xmlns:m="http://schemas.openxmlformats.org/officeDocument/2006/math" xmlns:v="urn:schemas-microsoft-com:vml" xmlns:wp14="http://schemas.microsoft.com/office/word/2010/wordprocessingDrawing" xmlns:wp="http://schemas.openxmlformats.org/drawingml/2006/wordprocessingDrawing" xmlns:w10="urn:schemas-microsoft-com:office:word" xmlns:w="http://schemas.openxmlformats.org/wordprocessingml/2006/main" xmlns:w14="http://schemas.microsoft.com/office/word/2010/wordml" xmlns:w15="http://schemas.microsoft.com/office/word/2012/wordml" xmlns:w16cex="http://schemas.microsoft.com/office/word/2018/wordml/cex" xmlns:w16cid="http://schemas.microsoft.com/office/word/2016/wordml/cid" xmlns:w16="http://schemas.microsoft.com/office/word/2018/wordml" xmlns:w16sdtdh="http://schemas.microsoft.com/office/word/2020/wordml/sdtdatahash" xmlns:w16se="http://schemas.microsoft.com/office/word/2015/wordml/symex" xmlns:wpg="http://schemas.microsoft.com/office/word/2010/wordprocessingGroup" xmlns:wpi="http://schemas.microsoft.com/office/word/2010/wordprocessingInk" xmlns:wne="http://schemas.microsoft.com/office/word/2006/wordml" xmlns:wps="http://schemas.microsoft.com/office/word/2010/wordprocessingShape" mc:Ignorable="w14 w15 w16se w16cid w16 w16cex w16sdtdh wp14">
   <w:abstractNum w:abstractNumId="0" w15:restartNumberingAfterBreak="0">
     <w:nsid w:val="26FB18A2"/>
     <w:multiLevelType w:val="hybridMultilevel"/>

--- a/cv-arghya.docx
+++ b/cv-arghya.docx
@@ -607,25 +607,7 @@
           <w:sz w:val="22"/>
           <w:szCs w:val="22"/>
         </w:rPr>
-        <w:t xml:space="preserve">Ramakrishna Mission </w:t>
-      </w:r>
-      <w:proofErr w:type="spellStart"/>
-      <w:r>
-        <w:rPr>
-          <w:rFonts w:ascii="Optima" w:eastAsia="Microsoft GothicNeo" w:hAnsi="Optima" w:cs="CMU Sans Serif Medium"/>
-          <w:sz w:val="22"/>
-          <w:szCs w:val="22"/>
-        </w:rPr>
-        <w:t>Vidyamandira</w:t>
-      </w:r>
-      <w:proofErr w:type="spellEnd"/>
-      <w:r>
-        <w:rPr>
-          <w:rFonts w:ascii="Optima" w:eastAsia="Microsoft GothicNeo" w:hAnsi="Optima" w:cs="CMU Sans Serif Medium"/>
-          <w:sz w:val="22"/>
-          <w:szCs w:val="22"/>
-        </w:rPr>
-        <w:t xml:space="preserve">, </w:t>
+        <w:t xml:space="preserve">Ramakrishna Mission Vidyamandira, </w:t>
       </w:r>
       <w:r>
         <w:rPr>
@@ -943,18 +925,8 @@
           <w:sz w:val="22"/>
           <w:szCs w:val="22"/>
         </w:rPr>
-        <w:t xml:space="preserve"> Charles </w:t>
-      </w:r>
-      <w:proofErr w:type="spellStart"/>
-      <w:r>
-        <w:rPr>
-          <w:rFonts w:ascii="Optima" w:eastAsia="Microsoft GothicNeo" w:hAnsi="Optima" w:cs="CMU Sans Serif Medium"/>
-          <w:sz w:val="22"/>
-          <w:szCs w:val="22"/>
-        </w:rPr>
-        <w:t>Sadron</w:t>
-      </w:r>
-      <w:proofErr w:type="spellEnd"/>
+        <w:t xml:space="preserve"> Charles Sadron</w:t>
+      </w:r>
       <w:r>
         <w:rPr>
           <w:rFonts w:ascii="Optima" w:eastAsia="Microsoft GothicNeo" w:hAnsi="Optima" w:cs="CMU Sans Serif Medium"/>
@@ -1321,7 +1293,6 @@
         </w:rPr>
         <w:t xml:space="preserve">K. </w:t>
       </w:r>
-      <w:proofErr w:type="spellStart"/>
       <w:r>
         <w:rPr>
           <w:rFonts w:ascii="Optima" w:eastAsia="Microsoft GothicNeo" w:hAnsi="Optima" w:cs="CMU Sans Serif Medium"/>
@@ -1329,17 +1300,18 @@
           <w:szCs w:val="22"/>
           <w:lang w:val="en-IN"/>
         </w:rPr>
-        <w:t>Kaygisiz</w:t>
-      </w:r>
-      <w:proofErr w:type="spellEnd"/>
-      <w:r>
-        <w:rPr>
-          <w:rFonts w:ascii="Optima" w:eastAsia="Microsoft GothicNeo" w:hAnsi="Optima" w:cs="CMU Sans Serif Medium"/>
+        <w:t xml:space="preserve">Kaygisiz, </w:t>
+      </w:r>
+      <w:r>
+        <w:rPr>
+          <w:rFonts w:ascii="Optima" w:eastAsia="Microsoft GothicNeo" w:hAnsi="Optima" w:cs="CMU Sans Serif Medium"/>
+          <w:b/>
+          <w:bCs/>
           <w:sz w:val="22"/>
           <w:szCs w:val="22"/>
           <w:lang w:val="en-IN"/>
         </w:rPr>
-        <w:t xml:space="preserve">, </w:t>
+        <w:t xml:space="preserve">A. </w:t>
       </w:r>
       <w:r>
         <w:rPr>
@@ -1350,18 +1322,16 @@
           <w:szCs w:val="22"/>
           <w:lang w:val="en-IN"/>
         </w:rPr>
-        <w:t xml:space="preserve">A. </w:t>
-      </w:r>
-      <w:r>
-        <w:rPr>
-          <w:rFonts w:ascii="Optima" w:eastAsia="Microsoft GothicNeo" w:hAnsi="Optima" w:cs="CMU Sans Serif Medium"/>
-          <w:b/>
-          <w:bCs/>
+        <w:t>Dutta</w:t>
+      </w:r>
+      <w:r>
+        <w:rPr>
+          <w:rFonts w:ascii="Optima" w:eastAsia="Microsoft GothicNeo" w:hAnsi="Optima" w:cs="CMU Sans Serif Medium"/>
           <w:sz w:val="22"/>
           <w:szCs w:val="22"/>
           <w:lang w:val="en-IN"/>
         </w:rPr>
-        <w:t>Dutta</w:t>
+        <w:t>,</w:t>
       </w:r>
       <w:r>
         <w:rPr>
@@ -1370,6 +1340,42 @@
           <w:szCs w:val="22"/>
           <w:lang w:val="en-IN"/>
         </w:rPr>
+        <w:t xml:space="preserve"> </w:t>
+      </w:r>
+      <w:r>
+        <w:rPr>
+          <w:rFonts w:ascii="Optima" w:eastAsia="Microsoft GothicNeo" w:hAnsi="Optima" w:cs="CMU Sans Serif Medium"/>
+          <w:sz w:val="22"/>
+          <w:szCs w:val="22"/>
+          <w:lang w:val="en-IN"/>
+        </w:rPr>
+        <w:t xml:space="preserve">L. </w:t>
+      </w:r>
+      <w:r>
+        <w:rPr>
+          <w:rFonts w:ascii="Optima" w:eastAsia="Microsoft GothicNeo" w:hAnsi="Optima" w:cs="CMU Sans Serif Medium"/>
+          <w:sz w:val="22"/>
+          <w:szCs w:val="22"/>
+          <w:lang w:val="en-IN"/>
+        </w:rPr>
+        <w:t>Rauch</w:t>
+      </w:r>
+      <w:r>
+        <w:rPr>
+          <w:rFonts w:ascii="Optima" w:eastAsia="Microsoft GothicNeo" w:hAnsi="Optima" w:cs="CMU Sans Serif Medium"/>
+          <w:sz w:val="22"/>
+          <w:szCs w:val="22"/>
+          <w:lang w:val="en-IN"/>
+        </w:rPr>
+        <w:t>-Wirth</w:t>
+      </w:r>
+      <w:r>
+        <w:rPr>
+          <w:rFonts w:ascii="Optima" w:eastAsia="Microsoft GothicNeo" w:hAnsi="Optima" w:cs="CMU Sans Serif Medium"/>
+          <w:sz w:val="22"/>
+          <w:szCs w:val="22"/>
+          <w:lang w:val="en-IN"/>
+        </w:rPr>
         <w:t>,</w:t>
       </w:r>
       <w:r>
@@ -1379,6 +1385,51 @@
           <w:szCs w:val="22"/>
           <w:lang w:val="en-IN"/>
         </w:rPr>
+        <w:t xml:space="preserve"> C. V.</w:t>
+      </w:r>
+      <w:r>
+        <w:rPr>
+          <w:rFonts w:ascii="Optima" w:eastAsia="Microsoft GothicNeo" w:hAnsi="Optima" w:cs="CMU Sans Serif Medium"/>
+          <w:sz w:val="22"/>
+          <w:szCs w:val="22"/>
+          <w:lang w:val="en-IN"/>
+        </w:rPr>
+        <w:t xml:space="preserve"> Synatschke, </w:t>
+      </w:r>
+      <w:r>
+        <w:rPr>
+          <w:rFonts w:ascii="Optima" w:eastAsia="Microsoft GothicNeo" w:hAnsi="Optima" w:cs="CMU Sans Serif Medium"/>
+          <w:sz w:val="22"/>
+          <w:szCs w:val="22"/>
+          <w:lang w:val="en-IN"/>
+        </w:rPr>
+        <w:t>J.</w:t>
+      </w:r>
+      <w:r>
+        <w:rPr>
+          <w:rFonts w:ascii="Optima" w:eastAsia="Microsoft GothicNeo" w:hAnsi="Optima" w:cs="CMU Sans Serif Medium"/>
+          <w:sz w:val="22"/>
+          <w:szCs w:val="22"/>
+          <w:lang w:val="en-IN"/>
+        </w:rPr>
+        <w:t xml:space="preserve"> Münch</w:t>
+      </w:r>
+      <w:r>
+        <w:rPr>
+          <w:rFonts w:ascii="Optima" w:eastAsia="Microsoft GothicNeo" w:hAnsi="Optima" w:cs="CMU Sans Serif Medium"/>
+          <w:sz w:val="22"/>
+          <w:szCs w:val="22"/>
+          <w:lang w:val="en-IN"/>
+        </w:rPr>
+        <w:t>,</w:t>
+      </w:r>
+      <w:r>
+        <w:rPr>
+          <w:rFonts w:ascii="Optima" w:eastAsia="Microsoft GothicNeo" w:hAnsi="Optima" w:cs="CMU Sans Serif Medium"/>
+          <w:sz w:val="22"/>
+          <w:szCs w:val="22"/>
+          <w:lang w:val="en-IN"/>
+        </w:rPr>
         <w:t xml:space="preserve"> </w:t>
       </w:r>
       <w:r>
@@ -1388,7 +1439,7 @@
           <w:szCs w:val="22"/>
           <w:lang w:val="en-IN"/>
         </w:rPr>
-        <w:t xml:space="preserve">L. </w:t>
+        <w:t>T.</w:t>
       </w:r>
       <w:r>
         <w:rPr>
@@ -1397,7 +1448,7 @@
           <w:szCs w:val="22"/>
           <w:lang w:val="en-IN"/>
         </w:rPr>
-        <w:t>Rauch</w:t>
+        <w:t xml:space="preserve"> Bereau, </w:t>
       </w:r>
       <w:r>
         <w:rPr>
@@ -1406,7 +1457,7 @@
           <w:szCs w:val="22"/>
           <w:lang w:val="en-IN"/>
         </w:rPr>
-        <w:t>-Wirth</w:t>
+        <w:t>and T.</w:t>
       </w:r>
       <w:r>
         <w:rPr>
@@ -1415,7 +1466,7 @@
           <w:szCs w:val="22"/>
           <w:lang w:val="en-IN"/>
         </w:rPr>
-        <w:t>,</w:t>
+        <w:t xml:space="preserve"> Weil</w:t>
       </w:r>
       <w:r>
         <w:rPr>
@@ -1424,7 +1475,7 @@
           <w:szCs w:val="22"/>
           <w:lang w:val="en-IN"/>
         </w:rPr>
-        <w:t xml:space="preserve"> C. V.</w:t>
+        <w:t>;</w:t>
       </w:r>
       <w:r>
         <w:rPr>
@@ -1435,7 +1486,6 @@
         </w:rPr>
         <w:t xml:space="preserve"> </w:t>
       </w:r>
-      <w:proofErr w:type="spellStart"/>
       <w:r>
         <w:rPr>
           <w:rFonts w:ascii="Optima" w:eastAsia="Microsoft GothicNeo" w:hAnsi="Optima" w:cs="CMU Sans Serif Medium"/>
@@ -1443,176 +1493,25 @@
           <w:szCs w:val="22"/>
           <w:lang w:val="en-IN"/>
         </w:rPr>
-        <w:t>Synatschke</w:t>
-      </w:r>
-      <w:proofErr w:type="spellEnd"/>
-      <w:r>
-        <w:rPr>
-          <w:rFonts w:ascii="Optima" w:eastAsia="Microsoft GothicNeo" w:hAnsi="Optima" w:cs="CMU Sans Serif Medium"/>
-          <w:sz w:val="22"/>
-          <w:szCs w:val="22"/>
-          <w:lang w:val="en-IN"/>
-        </w:rPr>
-        <w:t xml:space="preserve">, </w:t>
-      </w:r>
-      <w:r>
-        <w:rPr>
-          <w:rFonts w:ascii="Optima" w:eastAsia="Microsoft GothicNeo" w:hAnsi="Optima" w:cs="CMU Sans Serif Medium"/>
-          <w:sz w:val="22"/>
-          <w:szCs w:val="22"/>
-          <w:lang w:val="en-IN"/>
-        </w:rPr>
-        <w:t>J.</w:t>
-      </w:r>
-      <w:r>
-        <w:rPr>
-          <w:rFonts w:ascii="Optima" w:eastAsia="Microsoft GothicNeo" w:hAnsi="Optima" w:cs="CMU Sans Serif Medium"/>
-          <w:sz w:val="22"/>
-          <w:szCs w:val="22"/>
-          <w:lang w:val="en-IN"/>
-        </w:rPr>
-        <w:t xml:space="preserve"> </w:t>
-      </w:r>
-      <w:proofErr w:type="spellStart"/>
-      <w:r>
-        <w:rPr>
-          <w:rFonts w:ascii="Optima" w:eastAsia="Microsoft GothicNeo" w:hAnsi="Optima" w:cs="CMU Sans Serif Medium"/>
-          <w:sz w:val="22"/>
-          <w:szCs w:val="22"/>
-          <w:lang w:val="en-IN"/>
-        </w:rPr>
-        <w:t>Münch</w:t>
-      </w:r>
-      <w:proofErr w:type="spellEnd"/>
-      <w:r>
-        <w:rPr>
-          <w:rFonts w:ascii="Optima" w:eastAsia="Microsoft GothicNeo" w:hAnsi="Optima" w:cs="CMU Sans Serif Medium"/>
-          <w:sz w:val="22"/>
-          <w:szCs w:val="22"/>
-          <w:lang w:val="en-IN"/>
-        </w:rPr>
-        <w:t>,</w:t>
-      </w:r>
-      <w:r>
-        <w:rPr>
-          <w:rFonts w:ascii="Optima" w:eastAsia="Microsoft GothicNeo" w:hAnsi="Optima" w:cs="CMU Sans Serif Medium"/>
-          <w:sz w:val="22"/>
-          <w:szCs w:val="22"/>
-          <w:lang w:val="en-IN"/>
-        </w:rPr>
-        <w:t xml:space="preserve"> </w:t>
-      </w:r>
-      <w:r>
-        <w:rPr>
-          <w:rFonts w:ascii="Optima" w:eastAsia="Microsoft GothicNeo" w:hAnsi="Optima" w:cs="CMU Sans Serif Medium"/>
-          <w:sz w:val="22"/>
-          <w:szCs w:val="22"/>
-          <w:lang w:val="en-IN"/>
-        </w:rPr>
-        <w:t>T.</w:t>
-      </w:r>
-      <w:r>
-        <w:rPr>
-          <w:rFonts w:ascii="Optima" w:eastAsia="Microsoft GothicNeo" w:hAnsi="Optima" w:cs="CMU Sans Serif Medium"/>
-          <w:sz w:val="22"/>
-          <w:szCs w:val="22"/>
-          <w:lang w:val="en-IN"/>
-        </w:rPr>
-        <w:t xml:space="preserve"> </w:t>
-      </w:r>
-      <w:proofErr w:type="spellStart"/>
-      <w:r>
-        <w:rPr>
-          <w:rFonts w:ascii="Optima" w:eastAsia="Microsoft GothicNeo" w:hAnsi="Optima" w:cs="CMU Sans Serif Medium"/>
-          <w:sz w:val="22"/>
-          <w:szCs w:val="22"/>
-          <w:lang w:val="en-IN"/>
-        </w:rPr>
-        <w:t>Bereau</w:t>
-      </w:r>
-      <w:proofErr w:type="spellEnd"/>
-      <w:r>
-        <w:rPr>
-          <w:rFonts w:ascii="Optima" w:eastAsia="Microsoft GothicNeo" w:hAnsi="Optima" w:cs="CMU Sans Serif Medium"/>
-          <w:sz w:val="22"/>
-          <w:szCs w:val="22"/>
-          <w:lang w:val="en-IN"/>
-        </w:rPr>
-        <w:t xml:space="preserve">, </w:t>
-      </w:r>
-      <w:r>
-        <w:rPr>
-          <w:rFonts w:ascii="Optima" w:eastAsia="Microsoft GothicNeo" w:hAnsi="Optima" w:cs="CMU Sans Serif Medium"/>
-          <w:sz w:val="22"/>
-          <w:szCs w:val="22"/>
-          <w:lang w:val="en-IN"/>
-        </w:rPr>
-        <w:t>and T.</w:t>
-      </w:r>
-      <w:r>
-        <w:rPr>
-          <w:rFonts w:ascii="Optima" w:eastAsia="Microsoft GothicNeo" w:hAnsi="Optima" w:cs="CMU Sans Serif Medium"/>
-          <w:sz w:val="22"/>
-          <w:szCs w:val="22"/>
-          <w:lang w:val="en-IN"/>
-        </w:rPr>
-        <w:t xml:space="preserve"> Weil</w:t>
-      </w:r>
-      <w:r>
-        <w:rPr>
-          <w:rFonts w:ascii="Optima" w:eastAsia="Microsoft GothicNeo" w:hAnsi="Optima" w:cs="CMU Sans Serif Medium"/>
-          <w:sz w:val="22"/>
-          <w:szCs w:val="22"/>
-          <w:lang w:val="en-IN"/>
+        <w:t>I</w:t>
+      </w:r>
+      <w:r>
+        <w:rPr>
+          <w:rFonts w:ascii="Optima" w:eastAsia="Microsoft GothicNeo" w:hAnsi="Optima" w:cs="CMU Sans Serif Medium"/>
+          <w:sz w:val="22"/>
+          <w:szCs w:val="22"/>
+          <w:lang w:bidi="bn-IN"/>
+        </w:rPr>
+        <w:t>nverse design of viral infectivity enhancing peptides fibrils from continuous protein-vector embeddings</w:t>
+      </w:r>
+      <w:r>
+        <w:rPr>
+          <w:rFonts w:ascii="Optima" w:eastAsia="Microsoft GothicNeo" w:hAnsi="Optima" w:cs="CMU Sans Serif Medium"/>
+          <w:sz w:val="22"/>
+          <w:szCs w:val="22"/>
+          <w:lang w:bidi="bn-IN"/>
         </w:rPr>
         <w:t>;</w:t>
-      </w:r>
-      <w:r>
-        <w:rPr>
-          <w:rFonts w:ascii="Optima" w:eastAsia="Microsoft GothicNeo" w:hAnsi="Optima" w:cs="CMU Sans Serif Medium"/>
-          <w:sz w:val="22"/>
-          <w:szCs w:val="22"/>
-          <w:lang w:val="en-IN"/>
-        </w:rPr>
-        <w:t xml:space="preserve"> </w:t>
-      </w:r>
-      <w:r>
-        <w:rPr>
-          <w:rFonts w:ascii="Optima" w:eastAsia="Microsoft GothicNeo" w:hAnsi="Optima" w:cs="CMU Sans Serif Medium"/>
-          <w:sz w:val="22"/>
-          <w:szCs w:val="22"/>
-          <w:lang w:val="en-IN"/>
-        </w:rPr>
-        <w:t>I</w:t>
-      </w:r>
-      <w:proofErr w:type="spellStart"/>
-      <w:r>
-        <w:rPr>
-          <w:rFonts w:ascii="Optima" w:eastAsia="Microsoft GothicNeo" w:hAnsi="Optima" w:cs="CMU Sans Serif Medium"/>
-          <w:sz w:val="22"/>
-          <w:szCs w:val="22"/>
-          <w:lang w:bidi="bn-IN"/>
-        </w:rPr>
-        <w:t>nverse</w:t>
-      </w:r>
-      <w:proofErr w:type="spellEnd"/>
-      <w:r>
-        <w:rPr>
-          <w:rFonts w:ascii="Optima" w:eastAsia="Microsoft GothicNeo" w:hAnsi="Optima" w:cs="CMU Sans Serif Medium"/>
-          <w:sz w:val="22"/>
-          <w:szCs w:val="22"/>
-          <w:lang w:bidi="bn-IN"/>
-        </w:rPr>
-        <w:t xml:space="preserve"> design of viral infectivity enhancing peptides fibrils from continuous protein-vector embeddings</w:t>
-      </w:r>
-      <w:r>
-        <w:rPr>
-          <w:rFonts w:ascii="Optima" w:eastAsia="Microsoft GothicNeo" w:hAnsi="Optima" w:cs="CMU Sans Serif Medium"/>
-          <w:sz w:val="22"/>
-          <w:szCs w:val="22"/>
-          <w:lang w:bidi="bn-IN"/>
-        </w:rPr>
-        <w:t>.</w:t>
       </w:r>
     </w:p>
     <w:p>
@@ -1626,9 +1525,18 @@
           <w:rFonts w:ascii="Optima" w:eastAsia="Microsoft GothicNeo" w:hAnsi="Optima" w:cs="CMU Sans Serif Medium"/>
           <w:sz w:val="22"/>
           <w:szCs w:val="22"/>
+          <w:lang w:val="en-IN" w:bidi="bn-IN"/>
+        </w:rPr>
+      </w:pPr>
+      <w:r>
+        <w:rPr>
+          <w:rFonts w:ascii="Optima" w:eastAsia="Microsoft GothicNeo" w:hAnsi="Optima" w:cs="CMU Sans Serif Medium"/>
+          <w:sz w:val="22"/>
+          <w:szCs w:val="22"/>
           <w:lang w:bidi="bn-IN"/>
         </w:rPr>
-      </w:pPr>
+        <w:t>Biomaterials science</w:t>
+      </w:r>
       <w:r>
         <w:rPr>
           <w:rFonts w:ascii="Optima" w:eastAsia="Microsoft GothicNeo" w:hAnsi="Optima" w:cs="CMU Sans Serif Medium"/>
@@ -1636,18 +1544,16 @@
           <w:szCs w:val="22"/>
           <w:lang w:bidi="bn-IN"/>
         </w:rPr>
-        <w:t xml:space="preserve">Accepted in </w:t>
-      </w:r>
-      <w:r>
-        <w:rPr>
-          <w:rFonts w:ascii="Optima" w:eastAsia="Microsoft GothicNeo" w:hAnsi="Optima" w:cs="CMU Sans Serif Medium"/>
-          <w:i/>
-          <w:iCs/>
+        <w:t xml:space="preserve"> (2023</w:t>
+      </w:r>
+      <w:r>
+        <w:rPr>
+          <w:rFonts w:ascii="Optima" w:eastAsia="Microsoft GothicNeo" w:hAnsi="Optima" w:cs="CMU Sans Serif Medium"/>
           <w:sz w:val="22"/>
           <w:szCs w:val="22"/>
           <w:lang w:bidi="bn-IN"/>
         </w:rPr>
-        <w:t>Biomaterials science</w:t>
+        <w:t>; in press</w:t>
       </w:r>
       <w:r>
         <w:rPr>
@@ -1656,69 +1562,7 @@
           <w:szCs w:val="22"/>
           <w:lang w:bidi="bn-IN"/>
         </w:rPr>
-        <w:t xml:space="preserve"> (2023)</w:t>
-      </w:r>
-    </w:p>
-    <w:p>
-      <w:pPr>
-        <w:pStyle w:val="ListParagraph"/>
-        <w:tabs>
-          <w:tab w:val="left" w:pos="2379"/>
-        </w:tabs>
-        <w:ind w:left="360"/>
-        <w:rPr>
-          <w:rFonts w:ascii="Optima" w:eastAsia="Microsoft GothicNeo" w:hAnsi="Optima" w:cs="CMU Sans Serif Medium"/>
-          <w:b/>
-          <w:bCs/>
-          <w:sz w:val="22"/>
-          <w:szCs w:val="22"/>
-          <w:lang w:val="en-IN"/>
-        </w:rPr>
-      </w:pPr>
-      <w:r>
-        <w:rPr>
-          <w:rFonts w:ascii="Optima" w:eastAsia="Microsoft GothicNeo" w:hAnsi="Optima" w:cs="CMU Sans Serif Medium"/>
-          <w:i/>
-          <w:iCs/>
-          <w:sz w:val="22"/>
-          <w:szCs w:val="22"/>
-        </w:rPr>
-        <w:t>Preprint</w:t>
-      </w:r>
-      <w:r>
-        <w:rPr>
-          <w:rFonts w:ascii="Optima" w:eastAsia="Microsoft GothicNeo" w:hAnsi="Optima" w:cs="CMU Sans Serif Medium"/>
-          <w:sz w:val="22"/>
-          <w:szCs w:val="22"/>
-        </w:rPr>
-        <w:t xml:space="preserve">: </w:t>
-      </w:r>
-      <w:proofErr w:type="spellStart"/>
-      <w:r>
-        <w:rPr>
-          <w:rFonts w:ascii="Optima" w:eastAsia="Microsoft GothicNeo" w:hAnsi="Optima" w:cs="CMU Sans Serif Medium"/>
-          <w:sz w:val="22"/>
-          <w:szCs w:val="22"/>
-        </w:rPr>
-        <w:t>ChemRxiv</w:t>
-      </w:r>
-      <w:proofErr w:type="spellEnd"/>
-      <w:r>
-        <w:rPr>
-          <w:rFonts w:ascii="Optima" w:eastAsia="Microsoft GothicNeo" w:hAnsi="Optima" w:cs="CMU Sans Serif Medium"/>
-          <w:sz w:val="22"/>
-          <w:szCs w:val="22"/>
-        </w:rPr>
-        <w:t xml:space="preserve"> (2023) </w:t>
-      </w:r>
-      <w:r>
-        <w:rPr>
-          <w:rFonts w:ascii="Optima" w:eastAsia="Microsoft GothicNeo" w:hAnsi="Optima" w:cs="CMU Sans Serif Medium"/>
-          <w:sz w:val="22"/>
-          <w:szCs w:val="22"/>
-          <w:lang w:val="en-IN" w:bidi="bn-IN"/>
-        </w:rPr>
-        <w:t>https://doi.org/10.26434/chemrxiv-2023-1kqm3</w:t>
+        <w:t>)</w:t>
       </w:r>
     </w:p>
     <w:p>
@@ -1860,34 +1704,24 @@
           <w:sz w:val="22"/>
           <w:szCs w:val="22"/>
         </w:rPr>
+        <w:t xml:space="preserve"> Bhaskara</w:t>
+      </w:r>
+      <w:r>
+        <w:rPr>
+          <w:rFonts w:ascii="Optima" w:eastAsia="Microsoft GothicNeo" w:hAnsi="Optima" w:cs="CMU Sans Serif Medium"/>
+          <w:sz w:val="22"/>
+          <w:szCs w:val="22"/>
+        </w:rPr>
+        <w:t>;</w:t>
+      </w:r>
+      <w:r>
+        <w:rPr>
+          <w:rFonts w:ascii="Optima" w:eastAsia="Microsoft GothicNeo" w:hAnsi="Optima" w:cs="CMU Sans Serif Medium"/>
+          <w:sz w:val="22"/>
+          <w:szCs w:val="22"/>
+        </w:rPr>
         <w:t xml:space="preserve"> </w:t>
       </w:r>
-      <w:proofErr w:type="spellStart"/>
-      <w:r>
-        <w:rPr>
-          <w:rFonts w:ascii="Optima" w:eastAsia="Microsoft GothicNeo" w:hAnsi="Optima" w:cs="CMU Sans Serif Medium"/>
-          <w:sz w:val="22"/>
-          <w:szCs w:val="22"/>
-        </w:rPr>
-        <w:t>Bhaskara</w:t>
-      </w:r>
-      <w:proofErr w:type="spellEnd"/>
-      <w:r>
-        <w:rPr>
-          <w:rFonts w:ascii="Optima" w:eastAsia="Microsoft GothicNeo" w:hAnsi="Optima" w:cs="CMU Sans Serif Medium"/>
-          <w:sz w:val="22"/>
-          <w:szCs w:val="22"/>
-        </w:rPr>
-        <w:t>;</w:t>
-      </w:r>
-      <w:r>
-        <w:rPr>
-          <w:rFonts w:ascii="Optima" w:eastAsia="Microsoft GothicNeo" w:hAnsi="Optima" w:cs="CMU Sans Serif Medium"/>
-          <w:sz w:val="22"/>
-          <w:szCs w:val="22"/>
-        </w:rPr>
-        <w:t xml:space="preserve"> </w:t>
-      </w:r>
       <w:r>
         <w:rPr>
           <w:rFonts w:ascii="Optima" w:eastAsia="Microsoft GothicNeo" w:hAnsi="Optima" w:cs="CMU Sans Serif Medium"/>
@@ -1922,7 +1756,16 @@
           <w:szCs w:val="22"/>
           <w:lang w:val="en-IN"/>
         </w:rPr>
-        <w:t>(2023)</w:t>
+        <w:t>(2023</w:t>
+      </w:r>
+      <w:r>
+        <w:rPr>
+          <w:rFonts w:ascii="Optima" w:eastAsia="Microsoft GothicNeo" w:hAnsi="Optima" w:cs="CMU Sans Serif Medium"/>
+          <w:sz w:val="22"/>
+          <w:szCs w:val="22"/>
+          <w:lang w:bidi="bn-IN"/>
+        </w:rPr>
+        <w:t>; in press</w:t>
       </w:r>
       <w:r>
         <w:rPr>
@@ -1931,25 +1774,7 @@
           <w:szCs w:val="22"/>
           <w:lang w:val="en-IN"/>
         </w:rPr>
-        <w:t xml:space="preserve"> </w:t>
-      </w:r>
-      <w:r>
-        <w:rPr>
-          <w:rFonts w:ascii="Optima" w:eastAsia="Microsoft GothicNeo" w:hAnsi="Optima" w:cs="CMU Sans Serif Medium"/>
-          <w:sz w:val="22"/>
-          <w:szCs w:val="22"/>
-          <w:lang w:val="en-IN"/>
-        </w:rPr>
-        <w:t xml:space="preserve">DOI: </w:t>
-      </w:r>
-      <w:r>
-        <w:rPr>
-          <w:rFonts w:ascii="Optima" w:eastAsia="Microsoft GothicNeo" w:hAnsi="Optima" w:cs="CMU Sans Serif Medium"/>
-          <w:sz w:val="22"/>
-          <w:szCs w:val="22"/>
-          <w:lang w:val="en-IN"/>
-        </w:rPr>
-        <w:t>https://doi.org/10.1002/jcb.30405</w:t>
+        <w:t>)</w:t>
       </w:r>
     </w:p>
     <w:p>
@@ -1974,25 +1799,7 @@
           <w:sz w:val="22"/>
           <w:szCs w:val="22"/>
         </w:rPr>
-        <w:t xml:space="preserve">N. Sen, P. </w:t>
-      </w:r>
-      <w:proofErr w:type="spellStart"/>
-      <w:r>
-        <w:rPr>
-          <w:rFonts w:ascii="Optima" w:eastAsia="Microsoft GothicNeo" w:hAnsi="Optima" w:cs="CMU Sans Serif Medium"/>
-          <w:sz w:val="22"/>
-          <w:szCs w:val="22"/>
-        </w:rPr>
-        <w:t>Minocha</w:t>
-      </w:r>
-      <w:proofErr w:type="spellEnd"/>
-      <w:r>
-        <w:rPr>
-          <w:rFonts w:ascii="Optima" w:eastAsia="Microsoft GothicNeo" w:hAnsi="Optima" w:cs="CMU Sans Serif Medium"/>
-          <w:sz w:val="22"/>
-          <w:szCs w:val="22"/>
-        </w:rPr>
-        <w:t xml:space="preserve">, and </w:t>
+        <w:t xml:space="preserve">N. Sen, P. Minocha, and </w:t>
       </w:r>
       <w:r>
         <w:rPr>
@@ -2052,47 +1859,24 @@
           <w:sz w:val="22"/>
           <w:szCs w:val="22"/>
         </w:rPr>
-        <w:t>(2023)</w:t>
-      </w:r>
-      <w:r>
-        <w:rPr>
-          <w:rFonts w:ascii="Optima" w:eastAsia="Microsoft GothicNeo" w:hAnsi="Optima" w:cs="CMU Sans Serif Medium"/>
-          <w:sz w:val="22"/>
-          <w:szCs w:val="22"/>
-        </w:rPr>
-        <w:t xml:space="preserve"> </w:t>
-      </w:r>
-      <w:r>
-        <w:rPr>
-          <w:rFonts w:ascii="Optima" w:eastAsia="Microsoft GothicNeo" w:hAnsi="Optima" w:cs="CMU Sans Serif Medium"/>
-          <w:sz w:val="22"/>
-          <w:szCs w:val="22"/>
-        </w:rPr>
-        <w:t xml:space="preserve">DOI: </w:t>
-      </w:r>
-      <w:r>
-        <w:rPr>
-          <w:rFonts w:ascii="Optima" w:eastAsia="Microsoft GothicNeo" w:hAnsi="Optima" w:cs="CMU Sans Serif Medium"/>
-          <w:sz w:val="22"/>
-          <w:szCs w:val="22"/>
-        </w:rPr>
-        <w:t>http</w:t>
-      </w:r>
-      <w:r>
-        <w:rPr>
-          <w:rFonts w:ascii="Optima" w:eastAsia="Microsoft GothicNeo" w:hAnsi="Optima" w:cs="CMU Sans Serif Medium"/>
-          <w:sz w:val="22"/>
-          <w:szCs w:val="22"/>
-        </w:rPr>
-        <w:t>s</w:t>
-      </w:r>
-      <w:r>
-        <w:rPr>
-          <w:rFonts w:ascii="Optima" w:eastAsia="Microsoft GothicNeo" w:hAnsi="Optima" w:cs="CMU Sans Serif Medium"/>
-          <w:sz w:val="22"/>
-          <w:szCs w:val="22"/>
-        </w:rPr>
-        <w:t>://doi.org/10.1111/ijet.12373</w:t>
+        <w:t>(2023</w:t>
+      </w:r>
+      <w:r>
+        <w:rPr>
+          <w:rFonts w:ascii="Optima" w:eastAsia="Microsoft GothicNeo" w:hAnsi="Optima" w:cs="CMU Sans Serif Medium"/>
+          <w:sz w:val="22"/>
+          <w:szCs w:val="22"/>
+          <w:lang w:bidi="bn-IN"/>
+        </w:rPr>
+        <w:t>; in press</w:t>
+      </w:r>
+      <w:r>
+        <w:rPr>
+          <w:rFonts w:ascii="Optima" w:eastAsia="Microsoft GothicNeo" w:hAnsi="Optima" w:cs="CMU Sans Serif Medium"/>
+          <w:sz w:val="22"/>
+          <w:szCs w:val="22"/>
+        </w:rPr>
+        <w:t>)</w:t>
       </w:r>
     </w:p>
     <w:p>
@@ -2174,25 +1958,7 @@
           <w:sz w:val="22"/>
           <w:szCs w:val="22"/>
         </w:rPr>
-        <w:t xml:space="preserve"> </w:t>
-      </w:r>
-      <w:proofErr w:type="spellStart"/>
-      <w:r>
-        <w:rPr>
-          <w:rFonts w:ascii="Optima" w:eastAsia="Microsoft GothicNeo" w:hAnsi="Optima" w:cs="CMU Sans Serif Medium"/>
-          <w:sz w:val="22"/>
-          <w:szCs w:val="22"/>
-        </w:rPr>
-        <w:t>Bereau</w:t>
-      </w:r>
-      <w:proofErr w:type="spellEnd"/>
-      <w:r>
-        <w:rPr>
-          <w:rFonts w:ascii="Optima" w:eastAsia="Microsoft GothicNeo" w:hAnsi="Optima" w:cs="CMU Sans Serif Medium"/>
-          <w:sz w:val="22"/>
-          <w:szCs w:val="22"/>
-        </w:rPr>
-        <w:t xml:space="preserve">, </w:t>
+        <w:t xml:space="preserve"> Bereau, </w:t>
       </w:r>
       <w:r>
         <w:rPr>
@@ -2224,18 +1990,8 @@
           <w:sz w:val="22"/>
           <w:szCs w:val="22"/>
         </w:rPr>
-        <w:t xml:space="preserve"> </w:t>
-      </w:r>
-      <w:proofErr w:type="spellStart"/>
-      <w:r>
-        <w:rPr>
-          <w:rFonts w:ascii="Optima" w:eastAsia="Microsoft GothicNeo" w:hAnsi="Optima" w:cs="CMU Sans Serif Medium"/>
-          <w:sz w:val="22"/>
-          <w:szCs w:val="22"/>
-        </w:rPr>
-        <w:t>Vilgis</w:t>
-      </w:r>
-      <w:proofErr w:type="spellEnd"/>
+        <w:t xml:space="preserve"> Vilgis</w:t>
+      </w:r>
       <w:r>
         <w:rPr>
           <w:rFonts w:ascii="Optima" w:eastAsia="Microsoft GothicNeo" w:hAnsi="Optima" w:cs="CMU Sans Serif Medium"/>
@@ -2531,23 +2287,13 @@
         </w:rPr>
         <w:t xml:space="preserve">J. </w:t>
       </w:r>
-      <w:proofErr w:type="spellStart"/>
-      <w:r>
-        <w:rPr>
-          <w:rFonts w:ascii="Optima" w:eastAsia="Microsoft GothicNeo" w:hAnsi="Optima" w:cs="CMU Sans Serif Medium"/>
-          <w:sz w:val="22"/>
-          <w:szCs w:val="22"/>
-        </w:rPr>
-        <w:t>Vreeken</w:t>
-      </w:r>
-      <w:proofErr w:type="spellEnd"/>
-      <w:r>
-        <w:rPr>
-          <w:rFonts w:ascii="Optima" w:eastAsia="Microsoft GothicNeo" w:hAnsi="Optima" w:cs="CMU Sans Serif Medium"/>
-          <w:sz w:val="22"/>
-          <w:szCs w:val="22"/>
-        </w:rPr>
-        <w:t>,</w:t>
+      <w:r>
+        <w:rPr>
+          <w:rFonts w:ascii="Optima" w:eastAsia="Microsoft GothicNeo" w:hAnsi="Optima" w:cs="CMU Sans Serif Medium"/>
+          <w:sz w:val="22"/>
+          <w:szCs w:val="22"/>
+        </w:rPr>
+        <w:t>Vreeken,</w:t>
       </w:r>
       <w:r>
         <w:rPr>
@@ -2563,18 +2309,8 @@
           <w:sz w:val="22"/>
           <w:szCs w:val="22"/>
         </w:rPr>
-        <w:t xml:space="preserve"> </w:t>
-      </w:r>
-      <w:proofErr w:type="spellStart"/>
-      <w:r>
-        <w:rPr>
-          <w:rFonts w:ascii="Optima" w:eastAsia="Microsoft GothicNeo" w:hAnsi="Optima" w:cs="CMU Sans Serif Medium"/>
-          <w:sz w:val="22"/>
-          <w:szCs w:val="22"/>
-        </w:rPr>
-        <w:t>Ghiringhelli</w:t>
-      </w:r>
-      <w:proofErr w:type="spellEnd"/>
+        <w:t xml:space="preserve"> Ghiringhelli</w:t>
+      </w:r>
       <w:r>
         <w:rPr>
           <w:rFonts w:ascii="Optima" w:eastAsia="Microsoft GothicNeo" w:hAnsi="Optima" w:cs="CMU Sans Serif Medium"/>
@@ -2589,18 +2325,8 @@
           <w:sz w:val="22"/>
           <w:szCs w:val="22"/>
         </w:rPr>
-        <w:t xml:space="preserve"> </w:t>
-      </w:r>
-      <w:proofErr w:type="spellStart"/>
-      <w:r>
-        <w:rPr>
-          <w:rFonts w:ascii="Optima" w:eastAsia="Microsoft GothicNeo" w:hAnsi="Optima" w:cs="CMU Sans Serif Medium"/>
-          <w:sz w:val="22"/>
-          <w:szCs w:val="22"/>
-        </w:rPr>
-        <w:t>Bereau</w:t>
-      </w:r>
-      <w:proofErr w:type="spellEnd"/>
+        <w:t xml:space="preserve"> Bereau</w:t>
+      </w:r>
       <w:r>
         <w:rPr>
           <w:rFonts w:ascii="Optima" w:eastAsia="Microsoft GothicNeo" w:hAnsi="Optima" w:cs="CMU Sans Serif Medium"/>
@@ -2808,23 +2534,13 @@
         </w:rPr>
         <w:t xml:space="preserve">A. </w:t>
       </w:r>
-      <w:proofErr w:type="spellStart"/>
-      <w:r>
-        <w:rPr>
-          <w:rFonts w:ascii="Optima" w:eastAsia="Microsoft GothicNeo" w:hAnsi="Optima" w:cs="CMU Sans Serif Medium"/>
-          <w:sz w:val="22"/>
-          <w:szCs w:val="22"/>
-        </w:rPr>
-        <w:t>Centi</w:t>
-      </w:r>
-      <w:proofErr w:type="spellEnd"/>
-      <w:r>
-        <w:rPr>
-          <w:rFonts w:ascii="Optima" w:eastAsia="Microsoft GothicNeo" w:hAnsi="Optima" w:cs="CMU Sans Serif Medium"/>
-          <w:sz w:val="22"/>
-          <w:szCs w:val="22"/>
-        </w:rPr>
-        <w:t xml:space="preserve">, </w:t>
+      <w:r>
+        <w:rPr>
+          <w:rFonts w:ascii="Optima" w:eastAsia="Microsoft GothicNeo" w:hAnsi="Optima" w:cs="CMU Sans Serif Medium"/>
+          <w:sz w:val="22"/>
+          <w:szCs w:val="22"/>
+        </w:rPr>
+        <w:t xml:space="preserve">Centi, </w:t>
       </w:r>
       <w:r>
         <w:rPr>
@@ -2908,18 +2624,8 @@
           <w:sz w:val="22"/>
           <w:szCs w:val="22"/>
         </w:rPr>
-        <w:t xml:space="preserve"> </w:t>
-      </w:r>
-      <w:proofErr w:type="spellStart"/>
-      <w:r>
-        <w:rPr>
-          <w:rFonts w:ascii="Optima" w:eastAsia="Microsoft GothicNeo" w:hAnsi="Optima" w:cs="CMU Sans Serif Medium"/>
-          <w:sz w:val="22"/>
-          <w:szCs w:val="22"/>
-        </w:rPr>
-        <w:t>Bereau</w:t>
-      </w:r>
-      <w:proofErr w:type="spellEnd"/>
+        <w:t xml:space="preserve"> Bereau</w:t>
+      </w:r>
       <w:r>
         <w:rPr>
           <w:rFonts w:ascii="Optima" w:eastAsia="Microsoft GothicNeo" w:hAnsi="Optima" w:cs="CMU Sans Serif Medium"/>
@@ -3273,33 +2979,93 @@
           <w:sz w:val="22"/>
           <w:szCs w:val="22"/>
         </w:rPr>
+        <w:t xml:space="preserve"> Lickfett, </w:t>
+      </w:r>
+      <w:r>
+        <w:rPr>
+          <w:rFonts w:ascii="Optima" w:eastAsia="Microsoft GothicNeo" w:hAnsi="Optima" w:cs="CMU Sans Serif Medium"/>
+          <w:sz w:val="22"/>
+          <w:szCs w:val="22"/>
+        </w:rPr>
+        <w:t>S.</w:t>
+      </w:r>
+      <w:r>
+        <w:rPr>
+          <w:rFonts w:ascii="Optima" w:eastAsia="Microsoft GothicNeo" w:hAnsi="Optima" w:cs="CMU Sans Serif Medium"/>
+          <w:sz w:val="22"/>
+          <w:szCs w:val="22"/>
+        </w:rPr>
+        <w:t xml:space="preserve"> Sieste, </w:t>
+      </w:r>
+      <w:r>
+        <w:rPr>
+          <w:rFonts w:ascii="Optima" w:eastAsia="Microsoft GothicNeo" w:hAnsi="Optima" w:cs="CMU Sans Serif Medium"/>
+          <w:sz w:val="22"/>
+          <w:szCs w:val="22"/>
+        </w:rPr>
+        <w:t>F. S.</w:t>
+      </w:r>
+      <w:r>
+        <w:rPr>
+          <w:rFonts w:ascii="Optima" w:eastAsia="Microsoft GothicNeo" w:hAnsi="Optima" w:cs="CMU Sans Serif Medium"/>
+          <w:sz w:val="22"/>
+          <w:szCs w:val="22"/>
+        </w:rPr>
+        <w:t xml:space="preserve"> Ruggeri, </w:t>
+      </w:r>
+      <w:r>
+        <w:rPr>
+          <w:rFonts w:ascii="Optima" w:eastAsia="Microsoft GothicNeo" w:hAnsi="Optima" w:cs="CMU Sans Serif Medium"/>
+          <w:sz w:val="22"/>
+          <w:szCs w:val="22"/>
+        </w:rPr>
+        <w:t>T.</w:t>
+      </w:r>
+      <w:r>
+        <w:rPr>
+          <w:rFonts w:ascii="Optima" w:eastAsia="Microsoft GothicNeo" w:hAnsi="Optima" w:cs="CMU Sans Serif Medium"/>
+          <w:sz w:val="22"/>
+          <w:szCs w:val="22"/>
+        </w:rPr>
+        <w:t xml:space="preserve"> Sneideris, </w:t>
+      </w:r>
+      <w:r>
+        <w:rPr>
+          <w:rFonts w:ascii="Optima" w:eastAsia="Microsoft GothicNeo" w:hAnsi="Optima" w:cs="CMU Sans Serif Medium"/>
+          <w:b/>
+          <w:bCs/>
+          <w:sz w:val="22"/>
+          <w:szCs w:val="22"/>
+        </w:rPr>
+        <w:t>A.</w:t>
+      </w:r>
+      <w:r>
+        <w:rPr>
+          <w:rFonts w:ascii="Optima" w:eastAsia="Microsoft GothicNeo" w:hAnsi="Optima" w:cs="CMU Sans Serif Medium"/>
+          <w:b/>
+          <w:bCs/>
+          <w:sz w:val="22"/>
+          <w:szCs w:val="22"/>
+        </w:rPr>
         <w:t xml:space="preserve"> </w:t>
       </w:r>
-      <w:proofErr w:type="spellStart"/>
-      <w:r>
-        <w:rPr>
-          <w:rFonts w:ascii="Optima" w:eastAsia="Microsoft GothicNeo" w:hAnsi="Optima" w:cs="CMU Sans Serif Medium"/>
-          <w:sz w:val="22"/>
-          <w:szCs w:val="22"/>
-        </w:rPr>
-        <w:t>Lickfett</w:t>
-      </w:r>
-      <w:proofErr w:type="spellEnd"/>
-      <w:r>
-        <w:rPr>
-          <w:rFonts w:ascii="Optima" w:eastAsia="Microsoft GothicNeo" w:hAnsi="Optima" w:cs="CMU Sans Serif Medium"/>
-          <w:sz w:val="22"/>
-          <w:szCs w:val="22"/>
-        </w:rPr>
-        <w:t xml:space="preserve">, </w:t>
-      </w:r>
-      <w:r>
-        <w:rPr>
-          <w:rFonts w:ascii="Optima" w:eastAsia="Microsoft GothicNeo" w:hAnsi="Optima" w:cs="CMU Sans Serif Medium"/>
-          <w:sz w:val="22"/>
-          <w:szCs w:val="22"/>
-        </w:rPr>
-        <w:t>S.</w:t>
+      <w:r>
+        <w:rPr>
+          <w:rFonts w:ascii="Optima" w:eastAsia="Microsoft GothicNeo" w:hAnsi="Optima" w:cs="CMU Sans Serif Medium"/>
+          <w:b/>
+          <w:bCs/>
+          <w:sz w:val="22"/>
+          <w:szCs w:val="22"/>
+        </w:rPr>
+        <w:t>Dutta</w:t>
+      </w:r>
+      <w:r>
+        <w:rPr>
+          <w:rFonts w:ascii="Optima" w:eastAsia="Microsoft GothicNeo" w:hAnsi="Optima" w:cs="CMU Sans Serif Medium"/>
+          <w:sz w:val="22"/>
+          <w:szCs w:val="22"/>
+        </w:rPr>
+        <w:t>,</w:t>
       </w:r>
       <w:r>
         <w:rPr>
@@ -3309,39 +3075,101 @@
         </w:rPr>
         <w:t xml:space="preserve"> </w:t>
       </w:r>
-      <w:proofErr w:type="spellStart"/>
-      <w:r>
-        <w:rPr>
-          <w:rFonts w:ascii="Optima" w:eastAsia="Microsoft GothicNeo" w:hAnsi="Optima" w:cs="CMU Sans Serif Medium"/>
-          <w:sz w:val="22"/>
-          <w:szCs w:val="22"/>
-        </w:rPr>
-        <w:t>Sieste</w:t>
-      </w:r>
-      <w:proofErr w:type="spellEnd"/>
-      <w:r>
-        <w:rPr>
-          <w:rFonts w:ascii="Optima" w:eastAsia="Microsoft GothicNeo" w:hAnsi="Optima" w:cs="CMU Sans Serif Medium"/>
-          <w:sz w:val="22"/>
-          <w:szCs w:val="22"/>
-        </w:rPr>
-        <w:t xml:space="preserve">, </w:t>
-      </w:r>
-      <w:r>
-        <w:rPr>
-          <w:rFonts w:ascii="Optima" w:eastAsia="Microsoft GothicNeo" w:hAnsi="Optima" w:cs="CMU Sans Serif Medium"/>
-          <w:sz w:val="22"/>
-          <w:szCs w:val="22"/>
-        </w:rPr>
-        <w:t>F. S.</w:t>
-      </w:r>
-      <w:r>
-        <w:rPr>
-          <w:rFonts w:ascii="Optima" w:eastAsia="Microsoft GothicNeo" w:hAnsi="Optima" w:cs="CMU Sans Serif Medium"/>
-          <w:sz w:val="22"/>
-          <w:szCs w:val="22"/>
-        </w:rPr>
-        <w:t xml:space="preserve"> Ruggeri, </w:t>
+      <w:r>
+        <w:rPr>
+          <w:rFonts w:ascii="Optima" w:eastAsia="Microsoft GothicNeo" w:hAnsi="Optima" w:cs="CMU Sans Serif Medium"/>
+          <w:sz w:val="22"/>
+          <w:szCs w:val="22"/>
+        </w:rPr>
+        <w:t xml:space="preserve">T. </w:t>
+      </w:r>
+      <w:r>
+        <w:rPr>
+          <w:rFonts w:ascii="Optima" w:eastAsia="Microsoft GothicNeo" w:hAnsi="Optima" w:cs="CMU Sans Serif Medium"/>
+          <w:sz w:val="22"/>
+          <w:szCs w:val="22"/>
+        </w:rPr>
+        <w:t xml:space="preserve">Bereau, </w:t>
+      </w:r>
+      <w:r>
+        <w:rPr>
+          <w:rFonts w:ascii="Optima" w:eastAsia="Microsoft GothicNeo" w:hAnsi="Optima" w:cs="CMU Sans Serif Medium"/>
+          <w:sz w:val="22"/>
+          <w:szCs w:val="22"/>
+        </w:rPr>
+        <w:t xml:space="preserve">R. </w:t>
+      </w:r>
+      <w:r>
+        <w:rPr>
+          <w:rFonts w:ascii="Optima" w:eastAsia="Microsoft GothicNeo" w:hAnsi="Optima" w:cs="CMU Sans Serif Medium"/>
+          <w:sz w:val="22"/>
+          <w:szCs w:val="22"/>
+        </w:rPr>
+        <w:t xml:space="preserve">Naraghi, </w:t>
+      </w:r>
+      <w:r>
+        <w:rPr>
+          <w:rFonts w:ascii="Optima" w:eastAsia="Microsoft GothicNeo" w:hAnsi="Optima" w:cs="CMU Sans Serif Medium"/>
+          <w:sz w:val="22"/>
+          <w:szCs w:val="22"/>
+        </w:rPr>
+        <w:t>D.</w:t>
+      </w:r>
+      <w:r>
+        <w:rPr>
+          <w:rFonts w:ascii="Optima" w:eastAsia="Microsoft GothicNeo" w:hAnsi="Optima" w:cs="CMU Sans Serif Medium"/>
+          <w:sz w:val="22"/>
+          <w:szCs w:val="22"/>
+        </w:rPr>
+        <w:t xml:space="preserve"> Sinske, </w:t>
+      </w:r>
+      <w:r>
+        <w:rPr>
+          <w:rFonts w:ascii="Optima" w:eastAsia="Microsoft GothicNeo" w:hAnsi="Optima" w:cs="CMU Sans Serif Medium"/>
+          <w:sz w:val="22"/>
+          <w:szCs w:val="22"/>
+        </w:rPr>
+        <w:t>T. P. J.</w:t>
+      </w:r>
+      <w:r>
+        <w:rPr>
+          <w:rFonts w:ascii="Optima" w:eastAsia="Microsoft GothicNeo" w:hAnsi="Optima" w:cs="CMU Sans Serif Medium"/>
+          <w:sz w:val="22"/>
+          <w:szCs w:val="22"/>
+        </w:rPr>
+        <w:t xml:space="preserve"> Knowles, </w:t>
+      </w:r>
+      <w:r>
+        <w:rPr>
+          <w:rFonts w:ascii="Optima" w:eastAsia="Microsoft GothicNeo" w:hAnsi="Optima" w:cs="CMU Sans Serif Medium"/>
+          <w:sz w:val="22"/>
+          <w:szCs w:val="22"/>
+        </w:rPr>
+        <w:t>C.</w:t>
+      </w:r>
+      <w:r>
+        <w:rPr>
+          <w:rFonts w:ascii="Optima" w:eastAsia="Microsoft GothicNeo" w:hAnsi="Optima" w:cs="CMU Sans Serif Medium"/>
+          <w:sz w:val="22"/>
+          <w:szCs w:val="22"/>
+        </w:rPr>
+        <w:t xml:space="preserve"> </w:t>
+      </w:r>
+      <w:r>
+        <w:rPr>
+          <w:rFonts w:ascii="Optima" w:eastAsia="Microsoft GothicNeo" w:hAnsi="Optima" w:cs="CMU Sans Serif Medium"/>
+          <w:sz w:val="22"/>
+          <w:szCs w:val="22"/>
+        </w:rPr>
+        <w:t xml:space="preserve">V. </w:t>
+      </w:r>
+      <w:r>
+        <w:rPr>
+          <w:rFonts w:ascii="Optima" w:eastAsia="Microsoft GothicNeo" w:hAnsi="Optima" w:cs="CMU Sans Serif Medium"/>
+          <w:sz w:val="22"/>
+          <w:szCs w:val="22"/>
+        </w:rPr>
+        <w:t xml:space="preserve">Synatschke, </w:t>
       </w:r>
       <w:r>
         <w:rPr>
@@ -3357,220 +3185,6 @@
           <w:sz w:val="22"/>
           <w:szCs w:val="22"/>
         </w:rPr>
-        <w:t xml:space="preserve"> </w:t>
-      </w:r>
-      <w:proofErr w:type="spellStart"/>
-      <w:r>
-        <w:rPr>
-          <w:rFonts w:ascii="Optima" w:eastAsia="Microsoft GothicNeo" w:hAnsi="Optima" w:cs="CMU Sans Serif Medium"/>
-          <w:sz w:val="22"/>
-          <w:szCs w:val="22"/>
-        </w:rPr>
-        <w:t>Sneideris</w:t>
-      </w:r>
-      <w:proofErr w:type="spellEnd"/>
-      <w:r>
-        <w:rPr>
-          <w:rFonts w:ascii="Optima" w:eastAsia="Microsoft GothicNeo" w:hAnsi="Optima" w:cs="CMU Sans Serif Medium"/>
-          <w:sz w:val="22"/>
-          <w:szCs w:val="22"/>
-        </w:rPr>
-        <w:t xml:space="preserve">, </w:t>
-      </w:r>
-      <w:r>
-        <w:rPr>
-          <w:rFonts w:ascii="Optima" w:eastAsia="Microsoft GothicNeo" w:hAnsi="Optima" w:cs="CMU Sans Serif Medium"/>
-          <w:b/>
-          <w:bCs/>
-          <w:sz w:val="22"/>
-          <w:szCs w:val="22"/>
-        </w:rPr>
-        <w:t>A.</w:t>
-      </w:r>
-      <w:r>
-        <w:rPr>
-          <w:rFonts w:ascii="Optima" w:eastAsia="Microsoft GothicNeo" w:hAnsi="Optima" w:cs="CMU Sans Serif Medium"/>
-          <w:b/>
-          <w:bCs/>
-          <w:sz w:val="22"/>
-          <w:szCs w:val="22"/>
-        </w:rPr>
-        <w:t xml:space="preserve"> </w:t>
-      </w:r>
-      <w:r>
-        <w:rPr>
-          <w:rFonts w:ascii="Optima" w:eastAsia="Microsoft GothicNeo" w:hAnsi="Optima" w:cs="CMU Sans Serif Medium"/>
-          <w:b/>
-          <w:bCs/>
-          <w:sz w:val="22"/>
-          <w:szCs w:val="22"/>
-        </w:rPr>
-        <w:t>Dutta</w:t>
-      </w:r>
-      <w:r>
-        <w:rPr>
-          <w:rFonts w:ascii="Optima" w:eastAsia="Microsoft GothicNeo" w:hAnsi="Optima" w:cs="CMU Sans Serif Medium"/>
-          <w:sz w:val="22"/>
-          <w:szCs w:val="22"/>
-        </w:rPr>
-        <w:t>,</w:t>
-      </w:r>
-      <w:r>
-        <w:rPr>
-          <w:rFonts w:ascii="Optima" w:eastAsia="Microsoft GothicNeo" w:hAnsi="Optima" w:cs="CMU Sans Serif Medium"/>
-          <w:sz w:val="22"/>
-          <w:szCs w:val="22"/>
-        </w:rPr>
-        <w:t xml:space="preserve"> </w:t>
-      </w:r>
-      <w:r>
-        <w:rPr>
-          <w:rFonts w:ascii="Optima" w:eastAsia="Microsoft GothicNeo" w:hAnsi="Optima" w:cs="CMU Sans Serif Medium"/>
-          <w:sz w:val="22"/>
-          <w:szCs w:val="22"/>
-        </w:rPr>
-        <w:t xml:space="preserve">T. </w:t>
-      </w:r>
-      <w:proofErr w:type="spellStart"/>
-      <w:r>
-        <w:rPr>
-          <w:rFonts w:ascii="Optima" w:eastAsia="Microsoft GothicNeo" w:hAnsi="Optima" w:cs="CMU Sans Serif Medium"/>
-          <w:sz w:val="22"/>
-          <w:szCs w:val="22"/>
-        </w:rPr>
-        <w:t>Bereau</w:t>
-      </w:r>
-      <w:proofErr w:type="spellEnd"/>
-      <w:r>
-        <w:rPr>
-          <w:rFonts w:ascii="Optima" w:eastAsia="Microsoft GothicNeo" w:hAnsi="Optima" w:cs="CMU Sans Serif Medium"/>
-          <w:sz w:val="22"/>
-          <w:szCs w:val="22"/>
-        </w:rPr>
-        <w:t xml:space="preserve">, </w:t>
-      </w:r>
-      <w:r>
-        <w:rPr>
-          <w:rFonts w:ascii="Optima" w:eastAsia="Microsoft GothicNeo" w:hAnsi="Optima" w:cs="CMU Sans Serif Medium"/>
-          <w:sz w:val="22"/>
-          <w:szCs w:val="22"/>
-        </w:rPr>
-        <w:t xml:space="preserve">R. </w:t>
-      </w:r>
-      <w:r>
-        <w:rPr>
-          <w:rFonts w:ascii="Optima" w:eastAsia="Microsoft GothicNeo" w:hAnsi="Optima" w:cs="CMU Sans Serif Medium"/>
-          <w:sz w:val="22"/>
-          <w:szCs w:val="22"/>
-        </w:rPr>
-        <w:t xml:space="preserve">Naraghi, </w:t>
-      </w:r>
-      <w:r>
-        <w:rPr>
-          <w:rFonts w:ascii="Optima" w:eastAsia="Microsoft GothicNeo" w:hAnsi="Optima" w:cs="CMU Sans Serif Medium"/>
-          <w:sz w:val="22"/>
-          <w:szCs w:val="22"/>
-        </w:rPr>
-        <w:t>D.</w:t>
-      </w:r>
-      <w:r>
-        <w:rPr>
-          <w:rFonts w:ascii="Optima" w:eastAsia="Microsoft GothicNeo" w:hAnsi="Optima" w:cs="CMU Sans Serif Medium"/>
-          <w:sz w:val="22"/>
-          <w:szCs w:val="22"/>
-        </w:rPr>
-        <w:t xml:space="preserve"> </w:t>
-      </w:r>
-      <w:proofErr w:type="spellStart"/>
-      <w:r>
-        <w:rPr>
-          <w:rFonts w:ascii="Optima" w:eastAsia="Microsoft GothicNeo" w:hAnsi="Optima" w:cs="CMU Sans Serif Medium"/>
-          <w:sz w:val="22"/>
-          <w:szCs w:val="22"/>
-        </w:rPr>
-        <w:t>Sinske</w:t>
-      </w:r>
-      <w:proofErr w:type="spellEnd"/>
-      <w:r>
-        <w:rPr>
-          <w:rFonts w:ascii="Optima" w:eastAsia="Microsoft GothicNeo" w:hAnsi="Optima" w:cs="CMU Sans Serif Medium"/>
-          <w:sz w:val="22"/>
-          <w:szCs w:val="22"/>
-        </w:rPr>
-        <w:t xml:space="preserve">, </w:t>
-      </w:r>
-      <w:r>
-        <w:rPr>
-          <w:rFonts w:ascii="Optima" w:eastAsia="Microsoft GothicNeo" w:hAnsi="Optima" w:cs="CMU Sans Serif Medium"/>
-          <w:sz w:val="22"/>
-          <w:szCs w:val="22"/>
-        </w:rPr>
-        <w:t>T. P. J.</w:t>
-      </w:r>
-      <w:r>
-        <w:rPr>
-          <w:rFonts w:ascii="Optima" w:eastAsia="Microsoft GothicNeo" w:hAnsi="Optima" w:cs="CMU Sans Serif Medium"/>
-          <w:sz w:val="22"/>
-          <w:szCs w:val="22"/>
-        </w:rPr>
-        <w:t xml:space="preserve"> Knowles, </w:t>
-      </w:r>
-      <w:r>
-        <w:rPr>
-          <w:rFonts w:ascii="Optima" w:eastAsia="Microsoft GothicNeo" w:hAnsi="Optima" w:cs="CMU Sans Serif Medium"/>
-          <w:sz w:val="22"/>
-          <w:szCs w:val="22"/>
-        </w:rPr>
-        <w:t>C.</w:t>
-      </w:r>
-      <w:r>
-        <w:rPr>
-          <w:rFonts w:ascii="Optima" w:eastAsia="Microsoft GothicNeo" w:hAnsi="Optima" w:cs="CMU Sans Serif Medium"/>
-          <w:sz w:val="22"/>
-          <w:szCs w:val="22"/>
-        </w:rPr>
-        <w:t xml:space="preserve"> </w:t>
-      </w:r>
-      <w:r>
-        <w:rPr>
-          <w:rFonts w:ascii="Optima" w:eastAsia="Microsoft GothicNeo" w:hAnsi="Optima" w:cs="CMU Sans Serif Medium"/>
-          <w:sz w:val="22"/>
-          <w:szCs w:val="22"/>
-        </w:rPr>
-        <w:t xml:space="preserve">V. </w:t>
-      </w:r>
-      <w:proofErr w:type="spellStart"/>
-      <w:r>
-        <w:rPr>
-          <w:rFonts w:ascii="Optima" w:eastAsia="Microsoft GothicNeo" w:hAnsi="Optima" w:cs="CMU Sans Serif Medium"/>
-          <w:sz w:val="22"/>
-          <w:szCs w:val="22"/>
-        </w:rPr>
-        <w:t>Synatschke</w:t>
-      </w:r>
-      <w:proofErr w:type="spellEnd"/>
-      <w:r>
-        <w:rPr>
-          <w:rFonts w:ascii="Optima" w:eastAsia="Microsoft GothicNeo" w:hAnsi="Optima" w:cs="CMU Sans Serif Medium"/>
-          <w:sz w:val="22"/>
-          <w:szCs w:val="22"/>
-        </w:rPr>
-        <w:t xml:space="preserve">, </w:t>
-      </w:r>
-      <w:r>
-        <w:rPr>
-          <w:rFonts w:ascii="Optima" w:eastAsia="Microsoft GothicNeo" w:hAnsi="Optima" w:cs="CMU Sans Serif Medium"/>
-          <w:sz w:val="22"/>
-          <w:szCs w:val="22"/>
-        </w:rPr>
-        <w:t>T.</w:t>
-      </w:r>
-      <w:r>
-        <w:rPr>
-          <w:rFonts w:ascii="Optima" w:eastAsia="Microsoft GothicNeo" w:hAnsi="Optima" w:cs="CMU Sans Serif Medium"/>
-          <w:sz w:val="22"/>
-          <w:szCs w:val="22"/>
-        </w:rPr>
         <w:t xml:space="preserve"> Weil, </w:t>
       </w:r>
       <w:r>
@@ -3587,18 +3201,8 @@
           <w:sz w:val="22"/>
           <w:szCs w:val="22"/>
         </w:rPr>
-        <w:t xml:space="preserve"> </w:t>
-      </w:r>
-      <w:proofErr w:type="spellStart"/>
-      <w:r>
-        <w:rPr>
-          <w:rFonts w:ascii="Optima" w:eastAsia="Microsoft GothicNeo" w:hAnsi="Optima" w:cs="CMU Sans Serif Medium"/>
-          <w:sz w:val="22"/>
-          <w:szCs w:val="22"/>
-        </w:rPr>
-        <w:t>Knöll</w:t>
-      </w:r>
-      <w:proofErr w:type="spellEnd"/>
+        <w:t xml:space="preserve"> Knöll</w:t>
+      </w:r>
       <w:r>
         <w:rPr>
           <w:rFonts w:ascii="Optima" w:eastAsia="Microsoft GothicNeo" w:hAnsi="Optima" w:cs="CMU Sans Serif Medium"/>
@@ -4110,18 +3714,8 @@
           <w:sz w:val="22"/>
           <w:szCs w:val="22"/>
         </w:rPr>
-        <w:t xml:space="preserve"> </w:t>
-      </w:r>
-      <w:proofErr w:type="spellStart"/>
-      <w:r>
-        <w:rPr>
-          <w:rFonts w:ascii="Optima" w:eastAsia="Microsoft GothicNeo" w:hAnsi="Optima" w:cs="CMU Sans Serif Medium"/>
-          <w:sz w:val="22"/>
-          <w:szCs w:val="22"/>
-        </w:rPr>
-        <w:t>Zaboronski</w:t>
-      </w:r>
-      <w:proofErr w:type="spellEnd"/>
+        <w:t xml:space="preserve"> Zaboronski</w:t>
+      </w:r>
       <w:r>
         <w:rPr>
           <w:rFonts w:ascii="Optima" w:eastAsia="Microsoft GothicNeo" w:hAnsi="Optima" w:cs="CMU Sans Serif Medium"/>
@@ -4457,18 +4051,32 @@
           <w:sz w:val="22"/>
           <w:szCs w:val="22"/>
         </w:rPr>
+        <w:t xml:space="preserve"> Zaboronski</w:t>
+      </w:r>
+      <w:r>
+        <w:rPr>
+          <w:rFonts w:ascii="Optima" w:eastAsia="Microsoft GothicNeo" w:hAnsi="Optima" w:cs="CMU Sans Serif Medium"/>
+          <w:sz w:val="22"/>
+          <w:szCs w:val="22"/>
+        </w:rPr>
+        <w:t>;</w:t>
+      </w:r>
+      <w:r>
+        <w:rPr>
+          <w:rFonts w:ascii="Optima" w:eastAsia="Microsoft GothicNeo" w:hAnsi="Optima" w:cs="CMU Sans Serif Medium"/>
+          <w:sz w:val="22"/>
+          <w:szCs w:val="22"/>
+        </w:rPr>
         <w:t xml:space="preserve"> </w:t>
       </w:r>
-      <w:proofErr w:type="spellStart"/>
-      <w:r>
-        <w:rPr>
-          <w:rFonts w:ascii="Optima" w:eastAsia="Microsoft GothicNeo" w:hAnsi="Optima" w:cs="CMU Sans Serif Medium"/>
-          <w:sz w:val="22"/>
-          <w:szCs w:val="22"/>
-        </w:rPr>
-        <w:t>Zaboronski</w:t>
-      </w:r>
-      <w:proofErr w:type="spellEnd"/>
+      <w:r>
+        <w:rPr>
+          <w:rFonts w:ascii="Optima" w:eastAsia="Microsoft GothicNeo" w:hAnsi="Optima" w:cs="CMU Sans Serif Medium"/>
+          <w:sz w:val="22"/>
+          <w:szCs w:val="22"/>
+        </w:rPr>
+        <w:t>Universality properties of steady driven coagulation with collisional evaporation</w:t>
+      </w:r>
       <w:r>
         <w:rPr>
           <w:rFonts w:ascii="Optima" w:eastAsia="Microsoft GothicNeo" w:hAnsi="Optima" w:cs="CMU Sans Serif Medium"/>
@@ -4491,31 +4099,6 @@
           <w:sz w:val="22"/>
           <w:szCs w:val="22"/>
         </w:rPr>
-        <w:t>Universality properties of steady driven coagulation with collisional evaporation</w:t>
-      </w:r>
-      <w:r>
-        <w:rPr>
-          <w:rFonts w:ascii="Optima" w:eastAsia="Microsoft GothicNeo" w:hAnsi="Optima" w:cs="CMU Sans Serif Medium"/>
-          <w:sz w:val="22"/>
-          <w:szCs w:val="22"/>
-        </w:rPr>
-        <w:t>;</w:t>
-      </w:r>
-      <w:r>
-        <w:rPr>
-          <w:rFonts w:ascii="Optima" w:eastAsia="Microsoft GothicNeo" w:hAnsi="Optima" w:cs="CMU Sans Serif Medium"/>
-          <w:sz w:val="22"/>
-          <w:szCs w:val="22"/>
-        </w:rPr>
-        <w:t xml:space="preserve"> </w:t>
-      </w:r>
-      <w:proofErr w:type="spellStart"/>
-      <w:r>
-        <w:rPr>
-          <w:rFonts w:ascii="Optima" w:eastAsia="Microsoft GothicNeo" w:hAnsi="Optima" w:cs="CMU Sans Serif Medium"/>
-          <w:sz w:val="22"/>
-          <w:szCs w:val="22"/>
-        </w:rPr>
         <w:t>Europhys</w:t>
       </w:r>
       <w:r>
@@ -4526,7 +4109,6 @@
         </w:rPr>
         <w:t>ics</w:t>
       </w:r>
-      <w:proofErr w:type="spellEnd"/>
       <w:r>
         <w:rPr>
           <w:rFonts w:ascii="Optima" w:eastAsia="Microsoft GothicNeo" w:hAnsi="Optima" w:cs="CMU Sans Serif Medium"/>
@@ -4740,18 +4322,8 @@
           <w:sz w:val="22"/>
           <w:szCs w:val="22"/>
         </w:rPr>
-        <w:t xml:space="preserve"> </w:t>
-      </w:r>
-      <w:proofErr w:type="spellStart"/>
-      <w:r>
-        <w:rPr>
-          <w:rFonts w:ascii="Optima" w:eastAsia="Microsoft GothicNeo" w:hAnsi="Optima" w:cs="CMU Sans Serif Medium"/>
-          <w:sz w:val="22"/>
-          <w:szCs w:val="22"/>
-        </w:rPr>
-        <w:t>Modak</w:t>
-      </w:r>
-      <w:proofErr w:type="spellEnd"/>
+        <w:t xml:space="preserve"> Modak</w:t>
+      </w:r>
       <w:r>
         <w:rPr>
           <w:rFonts w:ascii="Optima" w:eastAsia="Microsoft GothicNeo" w:hAnsi="Optima" w:cs="CMU Sans Serif Medium"/>
@@ -4941,41 +4513,13 @@
         </w:rPr>
         <w:t xml:space="preserve"> </w:t>
       </w:r>
-      <w:proofErr w:type="spellStart"/>
-      <w:r>
-        <w:rPr>
-          <w:rFonts w:ascii="Optima" w:eastAsia="Microsoft GothicNeo" w:hAnsi="Optima" w:cs="CMU Sans Serif Medium"/>
-          <w:sz w:val="22"/>
-          <w:szCs w:val="22"/>
-        </w:rPr>
-        <w:t>Lifshitz</w:t>
-      </w:r>
-      <w:proofErr w:type="spellEnd"/>
-      <w:r>
-        <w:rPr>
-          <w:rFonts w:ascii="Optima" w:eastAsia="Microsoft GothicNeo" w:hAnsi="Optima" w:cs="CMU Sans Serif Medium"/>
-          <w:sz w:val="22"/>
-          <w:szCs w:val="22"/>
-        </w:rPr>
-        <w:t xml:space="preserve"> </w:t>
-      </w:r>
-      <w:proofErr w:type="spellStart"/>
-      <w:r>
-        <w:rPr>
-          <w:rFonts w:ascii="Optima" w:eastAsia="Microsoft GothicNeo" w:hAnsi="Optima" w:cs="CMU Sans Serif Medium"/>
-          <w:sz w:val="22"/>
-          <w:szCs w:val="22"/>
-        </w:rPr>
-        <w:t>tricritical</w:t>
-      </w:r>
-      <w:proofErr w:type="spellEnd"/>
-      <w:r>
-        <w:rPr>
-          <w:rFonts w:ascii="Optima" w:eastAsia="Microsoft GothicNeo" w:hAnsi="Optima" w:cs="CMU Sans Serif Medium"/>
-          <w:sz w:val="22"/>
-          <w:szCs w:val="22"/>
-        </w:rPr>
-        <w:t xml:space="preserve"> point and its relation to the FFLO superconducting state</w:t>
+      <w:r>
+        <w:rPr>
+          <w:rFonts w:ascii="Optima" w:eastAsia="Microsoft GothicNeo" w:hAnsi="Optima" w:cs="CMU Sans Serif Medium"/>
+          <w:sz w:val="22"/>
+          <w:szCs w:val="22"/>
+        </w:rPr>
+        <w:t>Lifshitz tricritical point and its relation to the FFLO superconducting state</w:t>
       </w:r>
       <w:r>
         <w:rPr>
@@ -5207,25 +4751,7 @@
           <w:sz w:val="22"/>
           <w:szCs w:val="22"/>
         </w:rPr>
-        <w:t xml:space="preserve">Competing order parameters and a </w:t>
-      </w:r>
-      <w:proofErr w:type="spellStart"/>
-      <w:r>
-        <w:rPr>
-          <w:rFonts w:ascii="Optima" w:eastAsia="Microsoft GothicNeo" w:hAnsi="Optima" w:cs="CMU Sans Serif Medium"/>
-          <w:sz w:val="22"/>
-          <w:szCs w:val="22"/>
-        </w:rPr>
-        <w:t>tricritical</w:t>
-      </w:r>
-      <w:proofErr w:type="spellEnd"/>
-      <w:r>
-        <w:rPr>
-          <w:rFonts w:ascii="Optima" w:eastAsia="Microsoft GothicNeo" w:hAnsi="Optima" w:cs="CMU Sans Serif Medium"/>
-          <w:sz w:val="22"/>
-          <w:szCs w:val="22"/>
-        </w:rPr>
-        <w:t xml:space="preserve"> point with a difference</w:t>
+        <w:t>Competing order parameters and a tricritical point with a difference</w:t>
       </w:r>
       <w:r>
         <w:rPr>
@@ -5243,7 +4769,6 @@
         </w:rPr>
         <w:t xml:space="preserve"> </w:t>
       </w:r>
-      <w:proofErr w:type="spellStart"/>
       <w:r>
         <w:rPr>
           <w:rFonts w:ascii="Optima" w:eastAsia="Microsoft GothicNeo" w:hAnsi="Optima" w:cs="CMU Sans Serif Medium"/>
@@ -5251,17 +4776,7 @@
           <w:szCs w:val="22"/>
           <w:lang w:val="en-IN"/>
         </w:rPr>
-        <w:t>Physica</w:t>
-      </w:r>
-      <w:proofErr w:type="spellEnd"/>
-      <w:r>
-        <w:rPr>
-          <w:rFonts w:ascii="Optima" w:eastAsia="Microsoft GothicNeo" w:hAnsi="Optima" w:cs="CMU Sans Serif Medium"/>
-          <w:sz w:val="22"/>
-          <w:szCs w:val="22"/>
-          <w:lang w:val="en-IN"/>
-        </w:rPr>
-        <w:t xml:space="preserve"> B</w:t>
+        <w:t>Physica B</w:t>
       </w:r>
       <w:r>
         <w:rPr>
@@ -5523,18 +5038,8 @@
           <w:sz w:val="22"/>
           <w:szCs w:val="22"/>
         </w:rPr>
-        <w:t xml:space="preserve">Dynamical structure factor of </w:t>
-      </w:r>
-      <w:proofErr w:type="spellStart"/>
-      <w:r>
-        <w:rPr>
-          <w:rFonts w:ascii="Optima" w:eastAsia="Microsoft GothicNeo" w:hAnsi="Optima" w:cs="CMU Sans Serif Medium"/>
-          <w:sz w:val="22"/>
-          <w:szCs w:val="22"/>
-        </w:rPr>
-        <w:t>Fulde</w:t>
-      </w:r>
-      <w:proofErr w:type="spellEnd"/>
+        <w:t>Dynamical structure factor of Fulde</w:t>
+      </w:r>
       <w:r>
         <w:rPr>
           <w:rFonts w:ascii="Optima" w:eastAsia="Microsoft GothicNeo" w:hAnsi="Optima" w:cs="CMU Sans Serif Medium"/>
@@ -5575,23 +5080,13 @@
         </w:rPr>
         <w:t>–</w:t>
       </w:r>
-      <w:proofErr w:type="spellStart"/>
-      <w:r>
-        <w:rPr>
-          <w:rFonts w:ascii="Optima" w:eastAsia="Microsoft GothicNeo" w:hAnsi="Optima" w:cs="CMU Sans Serif Medium"/>
-          <w:sz w:val="22"/>
-          <w:szCs w:val="22"/>
-        </w:rPr>
-        <w:t>Ovchinnikov</w:t>
-      </w:r>
-      <w:proofErr w:type="spellEnd"/>
-      <w:r>
-        <w:rPr>
-          <w:rFonts w:ascii="Optima" w:eastAsia="Microsoft GothicNeo" w:hAnsi="Optima" w:cs="CMU Sans Serif Medium"/>
-          <w:sz w:val="22"/>
-          <w:szCs w:val="22"/>
-        </w:rPr>
-        <w:t xml:space="preserve"> superconductors</w:t>
+      <w:r>
+        <w:rPr>
+          <w:rFonts w:ascii="Optima" w:eastAsia="Microsoft GothicNeo" w:hAnsi="Optima" w:cs="CMU Sans Serif Medium"/>
+          <w:sz w:val="22"/>
+          <w:szCs w:val="22"/>
+        </w:rPr>
+        <w:t>Ovchinnikov superconductors</w:t>
       </w:r>
       <w:r>
         <w:rPr>
@@ -5806,25 +5301,7 @@
           <w:sz w:val="22"/>
           <w:szCs w:val="22"/>
         </w:rPr>
-        <w:t xml:space="preserve">K. </w:t>
-      </w:r>
-      <w:proofErr w:type="spellStart"/>
-      <w:r>
-        <w:rPr>
-          <w:rFonts w:ascii="Optima" w:eastAsia="Microsoft GothicNeo" w:hAnsi="Optima" w:cs="CMU Sans Serif Medium"/>
-          <w:sz w:val="22"/>
-          <w:szCs w:val="22"/>
-        </w:rPr>
-        <w:t>Kaygisiz</w:t>
-      </w:r>
-      <w:proofErr w:type="spellEnd"/>
-      <w:r>
-        <w:rPr>
-          <w:rFonts w:ascii="Optima" w:eastAsia="Microsoft GothicNeo" w:hAnsi="Optima" w:cs="CMU Sans Serif Medium"/>
-          <w:sz w:val="22"/>
-          <w:szCs w:val="22"/>
-        </w:rPr>
-        <w:t xml:space="preserve">, L. Rauch-Wirth, </w:t>
+        <w:t xml:space="preserve">K. Kaygisiz, L. Rauch-Wirth, </w:t>
       </w:r>
       <w:r>
         <w:rPr>
@@ -5842,61 +5319,7 @@
           <w:sz w:val="22"/>
           <w:szCs w:val="22"/>
         </w:rPr>
-        <w:t xml:space="preserve">, X. Yu, Y. Nagata, T. </w:t>
-      </w:r>
-      <w:proofErr w:type="spellStart"/>
-      <w:r>
-        <w:rPr>
-          <w:rFonts w:ascii="Optima" w:eastAsia="Microsoft GothicNeo" w:hAnsi="Optima" w:cs="CMU Sans Serif Medium"/>
-          <w:sz w:val="22"/>
-          <w:szCs w:val="22"/>
-        </w:rPr>
-        <w:t>Bereau</w:t>
-      </w:r>
-      <w:proofErr w:type="spellEnd"/>
-      <w:r>
-        <w:rPr>
-          <w:rFonts w:ascii="Optima" w:eastAsia="Microsoft GothicNeo" w:hAnsi="Optima" w:cs="CMU Sans Serif Medium"/>
-          <w:sz w:val="22"/>
-          <w:szCs w:val="22"/>
-        </w:rPr>
-        <w:t xml:space="preserve">, J. </w:t>
-      </w:r>
-      <w:proofErr w:type="spellStart"/>
-      <w:r>
-        <w:rPr>
-          <w:rFonts w:ascii="Optima" w:eastAsia="Microsoft GothicNeo" w:hAnsi="Optima" w:cs="CMU Sans Serif Medium"/>
-          <w:sz w:val="22"/>
-          <w:szCs w:val="22"/>
-        </w:rPr>
-        <w:t>Münch</w:t>
-      </w:r>
-      <w:proofErr w:type="spellEnd"/>
-      <w:r>
-        <w:rPr>
-          <w:rFonts w:ascii="Optima" w:eastAsia="Microsoft GothicNeo" w:hAnsi="Optima" w:cs="CMU Sans Serif Medium"/>
-          <w:sz w:val="22"/>
-          <w:szCs w:val="22"/>
-        </w:rPr>
-        <w:t xml:space="preserve">, C. V. </w:t>
-      </w:r>
-      <w:proofErr w:type="spellStart"/>
-      <w:r>
-        <w:rPr>
-          <w:rFonts w:ascii="Optima" w:eastAsia="Microsoft GothicNeo" w:hAnsi="Optima" w:cs="CMU Sans Serif Medium"/>
-          <w:sz w:val="22"/>
-          <w:szCs w:val="22"/>
-        </w:rPr>
-        <w:t>Synatschke</w:t>
-      </w:r>
-      <w:proofErr w:type="spellEnd"/>
-      <w:r>
-        <w:rPr>
-          <w:rFonts w:ascii="Optima" w:eastAsia="Microsoft GothicNeo" w:hAnsi="Optima" w:cs="CMU Sans Serif Medium"/>
-          <w:sz w:val="22"/>
-          <w:szCs w:val="22"/>
-        </w:rPr>
-        <w:t>, T. Weil</w:t>
+        <w:t>, X. Yu, Y. Nagata, T. Bereau, J. Münch, C. V. Synatschke, T. Weil</w:t>
       </w:r>
       <w:r>
         <w:rPr>
@@ -5916,23 +5339,13 @@
         </w:rPr>
         <w:t xml:space="preserve"> </w:t>
       </w:r>
-      <w:proofErr w:type="gramStart"/>
-      <w:r>
-        <w:rPr>
-          <w:rFonts w:ascii="Optima" w:eastAsia="Microsoft GothicNeo" w:hAnsi="Optima" w:cs="CMU Sans Serif Medium"/>
-          <w:sz w:val="22"/>
-          <w:szCs w:val="22"/>
-        </w:rPr>
-        <w:t>Data-Mining</w:t>
-      </w:r>
-      <w:proofErr w:type="gramEnd"/>
-      <w:r>
-        <w:rPr>
-          <w:rFonts w:ascii="Optima" w:eastAsia="Microsoft GothicNeo" w:hAnsi="Optima" w:cs="CMU Sans Serif Medium"/>
-          <w:sz w:val="22"/>
-          <w:szCs w:val="22"/>
-        </w:rPr>
-        <w:t xml:space="preserve"> Unveils Structure–Property–Activity Correlation of Viral Infectivity Enhancing Self-Assembling Peptides</w:t>
+      <w:r>
+        <w:rPr>
+          <w:rFonts w:ascii="Optima" w:eastAsia="Microsoft GothicNeo" w:hAnsi="Optima" w:cs="CMU Sans Serif Medium"/>
+          <w:sz w:val="22"/>
+          <w:szCs w:val="22"/>
+        </w:rPr>
+        <w:t>Data-Mining Unveils Structure–Property–Activity Correlation of Viral Infectivity Enhancing Self-Assembling Peptides</w:t>
       </w:r>
       <w:r>
         <w:rPr>
@@ -5958,25 +5371,7 @@
           <w:sz w:val="22"/>
           <w:szCs w:val="22"/>
         </w:rPr>
-        <w:t xml:space="preserve">: </w:t>
-      </w:r>
-      <w:proofErr w:type="spellStart"/>
-      <w:r>
-        <w:rPr>
-          <w:rFonts w:ascii="Optima" w:eastAsia="Microsoft GothicNeo" w:hAnsi="Optima" w:cs="CMU Sans Serif Medium"/>
-          <w:sz w:val="22"/>
-          <w:szCs w:val="22"/>
-        </w:rPr>
-        <w:t>ChemRxiv</w:t>
-      </w:r>
-      <w:proofErr w:type="spellEnd"/>
-      <w:r>
-        <w:rPr>
-          <w:rFonts w:ascii="Optima" w:eastAsia="Microsoft GothicNeo" w:hAnsi="Optima" w:cs="CMU Sans Serif Medium"/>
-          <w:sz w:val="22"/>
-          <w:szCs w:val="22"/>
-        </w:rPr>
-        <w:t xml:space="preserve"> (2023) </w:t>
+        <w:t xml:space="preserve">: ChemRxiv (2023) </w:t>
       </w:r>
       <w:r>
         <w:rPr>
@@ -6122,23 +5517,13 @@
         </w:rPr>
         <w:t xml:space="preserve">O. </w:t>
       </w:r>
-      <w:proofErr w:type="spellStart"/>
-      <w:r>
-        <w:rPr>
-          <w:rFonts w:ascii="Optima" w:eastAsia="Microsoft GothicNeo" w:hAnsi="Optima" w:cs="CMU Sans Serif Medium"/>
-          <w:sz w:val="22"/>
-          <w:szCs w:val="22"/>
-        </w:rPr>
-        <w:t>Benzarara</w:t>
-      </w:r>
-      <w:proofErr w:type="spellEnd"/>
-      <w:r>
-        <w:rPr>
-          <w:rFonts w:ascii="Optima" w:eastAsia="Microsoft GothicNeo" w:hAnsi="Optima" w:cs="CMU Sans Serif Medium"/>
-          <w:sz w:val="22"/>
-          <w:szCs w:val="22"/>
-        </w:rPr>
-        <w:t xml:space="preserve">, </w:t>
+      <w:r>
+        <w:rPr>
+          <w:rFonts w:ascii="Optima" w:eastAsia="Microsoft GothicNeo" w:hAnsi="Optima" w:cs="CMU Sans Serif Medium"/>
+          <w:sz w:val="22"/>
+          <w:szCs w:val="22"/>
+        </w:rPr>
+        <w:t xml:space="preserve">Benzarara, </w:t>
       </w:r>
       <w:r>
         <w:rPr>
@@ -6154,42 +5539,32 @@
           <w:sz w:val="22"/>
           <w:szCs w:val="22"/>
         </w:rPr>
+        <w:t xml:space="preserve"> Kuli</w:t>
+      </w:r>
+      <w:r>
+        <w:rPr>
+          <w:rFonts w:ascii="Cambria" w:eastAsia="Microsoft GothicNeo" w:hAnsi="Cambria" w:cs="Cambria"/>
+          <w:sz w:val="22"/>
+          <w:szCs w:val="22"/>
+        </w:rPr>
+        <w:t>ć</w:t>
+      </w:r>
+      <w:r>
+        <w:rPr>
+          <w:rFonts w:ascii="Optima" w:eastAsia="Microsoft GothicNeo" w:hAnsi="Optima" w:cs="CMU Sans Serif Medium"/>
+          <w:sz w:val="22"/>
+          <w:szCs w:val="22"/>
+        </w:rPr>
+        <w:t>;</w:t>
+      </w:r>
+      <w:r>
+        <w:rPr>
+          <w:rFonts w:ascii="Optima" w:eastAsia="Microsoft GothicNeo" w:hAnsi="Optima" w:cs="CMU Sans Serif Medium"/>
+          <w:sz w:val="22"/>
+          <w:szCs w:val="22"/>
+        </w:rPr>
         <w:t xml:space="preserve"> </w:t>
       </w:r>
-      <w:proofErr w:type="spellStart"/>
-      <w:r>
-        <w:rPr>
-          <w:rFonts w:ascii="Optima" w:eastAsia="Microsoft GothicNeo" w:hAnsi="Optima" w:cs="CMU Sans Serif Medium"/>
-          <w:sz w:val="22"/>
-          <w:szCs w:val="22"/>
-        </w:rPr>
-        <w:t>Kuli</w:t>
-      </w:r>
-      <w:r>
-        <w:rPr>
-          <w:rFonts w:ascii="Cambria" w:eastAsia="Microsoft GothicNeo" w:hAnsi="Cambria" w:cs="Cambria"/>
-          <w:sz w:val="22"/>
-          <w:szCs w:val="22"/>
-        </w:rPr>
-        <w:t>ć</w:t>
-      </w:r>
-      <w:proofErr w:type="spellEnd"/>
-      <w:r>
-        <w:rPr>
-          <w:rFonts w:ascii="Optima" w:eastAsia="Microsoft GothicNeo" w:hAnsi="Optima" w:cs="CMU Sans Serif Medium"/>
-          <w:sz w:val="22"/>
-          <w:szCs w:val="22"/>
-        </w:rPr>
-        <w:t>;</w:t>
-      </w:r>
-      <w:r>
-        <w:rPr>
-          <w:rFonts w:ascii="Optima" w:eastAsia="Microsoft GothicNeo" w:hAnsi="Optima" w:cs="CMU Sans Serif Medium"/>
-          <w:sz w:val="22"/>
-          <w:szCs w:val="22"/>
-        </w:rPr>
-        <w:t xml:space="preserve"> </w:t>
-      </w:r>
       <w:r>
         <w:rPr>
           <w:rFonts w:ascii="Optima" w:eastAsia="Microsoft GothicNeo" w:hAnsi="Optima" w:cs="CMU Sans Serif Medium"/>
@@ -6222,7 +5597,6 @@
         </w:rPr>
         <w:t xml:space="preserve">polymer </w:t>
       </w:r>
-      <w:proofErr w:type="gramStart"/>
       <w:r>
         <w:rPr>
           <w:rFonts w:ascii="Optima" w:eastAsia="Microsoft GothicNeo" w:hAnsi="Optima" w:cs="CMU Sans Serif Medium"/>
@@ -6239,7 +5613,6 @@
         </w:rPr>
         <w:t>s</w:t>
       </w:r>
-      <w:proofErr w:type="gramEnd"/>
     </w:p>
     <w:p>
       <w:pPr>
@@ -6355,18 +5728,8 @@
           <w:sz w:val="22"/>
           <w:szCs w:val="22"/>
         </w:rPr>
-        <w:t xml:space="preserve"> </w:t>
-      </w:r>
-      <w:proofErr w:type="spellStart"/>
-      <w:r>
-        <w:rPr>
-          <w:rFonts w:ascii="Optima" w:eastAsia="Microsoft GothicNeo" w:hAnsi="Optima" w:cs="CMU Sans Serif Medium"/>
-          <w:sz w:val="22"/>
-          <w:szCs w:val="22"/>
-        </w:rPr>
-        <w:t>Zaboronski</w:t>
-      </w:r>
-      <w:proofErr w:type="spellEnd"/>
+        <w:t xml:space="preserve"> Zaboronski</w:t>
+      </w:r>
       <w:r>
         <w:rPr>
           <w:rFonts w:ascii="Optima" w:eastAsia="Microsoft GothicNeo" w:hAnsi="Optima" w:cs="CMU Sans Serif Medium"/>
@@ -6375,23 +5738,13 @@
         </w:rPr>
         <w:t xml:space="preserve">; </w:t>
       </w:r>
-      <w:proofErr w:type="spellStart"/>
-      <w:r>
-        <w:rPr>
-          <w:rFonts w:ascii="Optima" w:eastAsia="Microsoft GothicNeo" w:hAnsi="Optima" w:cs="CMU Sans Serif Medium"/>
-          <w:sz w:val="22"/>
-          <w:szCs w:val="22"/>
-        </w:rPr>
-        <w:t>Smoluchowski</w:t>
-      </w:r>
-      <w:proofErr w:type="spellEnd"/>
-      <w:r>
-        <w:rPr>
-          <w:rFonts w:ascii="Optima" w:eastAsia="Microsoft GothicNeo" w:hAnsi="Optima" w:cs="CMU Sans Serif Medium"/>
-          <w:sz w:val="22"/>
-          <w:szCs w:val="22"/>
-        </w:rPr>
-        <w:t xml:space="preserve"> equation for aggregation, collision</w:t>
+      <w:r>
+        <w:rPr>
+          <w:rFonts w:ascii="Optima" w:eastAsia="Microsoft GothicNeo" w:hAnsi="Optima" w:cs="CMU Sans Serif Medium"/>
+          <w:sz w:val="22"/>
+          <w:szCs w:val="22"/>
+        </w:rPr>
+        <w:t>Smoluchowski equation for aggregation, collision</w:t>
       </w:r>
       <w:r>
         <w:rPr>
@@ -6517,29 +5870,7 @@
           <w:sz w:val="22"/>
           <w:szCs w:val="22"/>
         </w:rPr>
-        <w:t xml:space="preserve">Best talk, </w:t>
-      </w:r>
-      <w:proofErr w:type="spellStart"/>
-      <w:r>
-        <w:rPr>
-          <w:rFonts w:ascii="Optima" w:eastAsia="Microsoft GothicNeo" w:hAnsi="Optima" w:cs="CMU Sans Serif Medium"/>
-          <w:b/>
-          <w:bCs/>
-          <w:sz w:val="22"/>
-          <w:szCs w:val="22"/>
-        </w:rPr>
-        <w:t>Bosefest</w:t>
-      </w:r>
-      <w:proofErr w:type="spellEnd"/>
-      <w:r>
-        <w:rPr>
-          <w:rFonts w:ascii="Optima" w:eastAsia="Microsoft GothicNeo" w:hAnsi="Optima" w:cs="CMU Sans Serif Medium"/>
-          <w:b/>
-          <w:bCs/>
-          <w:sz w:val="22"/>
-          <w:szCs w:val="22"/>
-        </w:rPr>
-        <w:t xml:space="preserve"> 2013</w:t>
+        <w:t>Best talk, Bosefest 2013</w:t>
       </w:r>
       <w:r>
         <w:rPr>
@@ -6627,29 +5958,7 @@
           <w:sz w:val="22"/>
           <w:szCs w:val="22"/>
         </w:rPr>
-        <w:t xml:space="preserve">Best poster, </w:t>
-      </w:r>
-      <w:proofErr w:type="spellStart"/>
-      <w:r>
-        <w:rPr>
-          <w:rFonts w:ascii="Optima" w:eastAsia="Microsoft GothicNeo" w:hAnsi="Optima" w:cs="CMU Sans Serif Medium"/>
-          <w:b/>
-          <w:bCs/>
-          <w:sz w:val="22"/>
-          <w:szCs w:val="22"/>
-        </w:rPr>
-        <w:t>Bosefest</w:t>
-      </w:r>
-      <w:proofErr w:type="spellEnd"/>
-      <w:r>
-        <w:rPr>
-          <w:rFonts w:ascii="Optima" w:eastAsia="Microsoft GothicNeo" w:hAnsi="Optima" w:cs="CMU Sans Serif Medium"/>
-          <w:b/>
-          <w:bCs/>
-          <w:sz w:val="22"/>
-          <w:szCs w:val="22"/>
-        </w:rPr>
-        <w:t xml:space="preserve"> 2011</w:t>
+        <w:t>Best poster, Bosefest 2011</w:t>
       </w:r>
       <w:r>
         <w:rPr>
@@ -7634,25 +6943,7 @@
           <w:szCs w:val="22"/>
         </w:rPr>
         <w:tab/>
-        <w:t xml:space="preserve">University of Tokyo, Japan, Modeling aggregation and fragmentation phenomena using the </w:t>
-      </w:r>
-      <w:proofErr w:type="spellStart"/>
-      <w:r>
-        <w:rPr>
-          <w:rFonts w:ascii="Optima" w:eastAsia="Microsoft GothicNeo" w:hAnsi="Optima" w:cs="CMU Sans Serif Medium"/>
-          <w:sz w:val="22"/>
-          <w:szCs w:val="22"/>
-        </w:rPr>
-        <w:t>Smoluchowski</w:t>
-      </w:r>
-      <w:proofErr w:type="spellEnd"/>
-      <w:r>
-        <w:rPr>
-          <w:rFonts w:ascii="Optima" w:eastAsia="Microsoft GothicNeo" w:hAnsi="Optima" w:cs="CMU Sans Serif Medium"/>
-          <w:sz w:val="22"/>
-          <w:szCs w:val="22"/>
-        </w:rPr>
-        <w:t xml:space="preserve"> equation </w:t>
+        <w:t xml:space="preserve">University of Tokyo, Japan, Modeling aggregation and fragmentation phenomena using the Smoluchowski equation </w:t>
       </w:r>
     </w:p>
     <w:p>
@@ -7748,24 +7039,7 @@
           <w:szCs w:val="22"/>
         </w:rPr>
         <w:tab/>
-      </w:r>
-      <w:proofErr w:type="spellStart"/>
-      <w:r>
-        <w:rPr>
-          <w:rFonts w:ascii="Optima" w:eastAsia="Microsoft GothicNeo" w:hAnsi="Optima" w:cs="CMU Sans Serif Medium"/>
-          <w:sz w:val="22"/>
-          <w:szCs w:val="22"/>
-        </w:rPr>
-        <w:t>BiGmax</w:t>
-      </w:r>
-      <w:proofErr w:type="spellEnd"/>
-      <w:r>
-        <w:rPr>
-          <w:rFonts w:ascii="Optima" w:eastAsia="Microsoft GothicNeo" w:hAnsi="Optima" w:cs="CMU Sans Serif Medium"/>
-          <w:sz w:val="22"/>
-          <w:szCs w:val="22"/>
-        </w:rPr>
-        <w:t xml:space="preserve"> Workshop 202</w:t>
+        <w:t>BiGmax Workshop 202</w:t>
       </w:r>
       <w:r>
         <w:rPr>
@@ -7811,24 +7085,7 @@
           <w:szCs w:val="22"/>
         </w:rPr>
         <w:tab/>
-      </w:r>
-      <w:proofErr w:type="spellStart"/>
-      <w:r>
-        <w:rPr>
-          <w:rFonts w:ascii="Optima" w:eastAsia="Microsoft GothicNeo" w:hAnsi="Optima" w:cs="CMU Sans Serif Medium"/>
-          <w:sz w:val="22"/>
-          <w:szCs w:val="22"/>
-        </w:rPr>
-        <w:t>BiGmax</w:t>
-      </w:r>
-      <w:proofErr w:type="spellEnd"/>
-      <w:r>
-        <w:rPr>
-          <w:rFonts w:ascii="Optima" w:eastAsia="Microsoft GothicNeo" w:hAnsi="Optima" w:cs="CMU Sans Serif Medium"/>
-          <w:sz w:val="22"/>
-          <w:szCs w:val="22"/>
-        </w:rPr>
-        <w:t xml:space="preserve"> Workshop 2019, Dresden, Germany</w:t>
+        <w:t>BiGmax Workshop 2019, Dresden, Germany</w:t>
       </w:r>
       <w:r>
         <w:rPr>
@@ -7890,25 +7147,7 @@
           <w:sz w:val="22"/>
           <w:szCs w:val="22"/>
         </w:rPr>
-        <w:t xml:space="preserve">, Modeling aggregation and fragmentation phenomena using the </w:t>
-      </w:r>
-      <w:proofErr w:type="spellStart"/>
-      <w:r>
-        <w:rPr>
-          <w:rFonts w:ascii="Optima" w:eastAsia="Microsoft GothicNeo" w:hAnsi="Optima" w:cs="CMU Sans Serif Medium"/>
-          <w:sz w:val="22"/>
-          <w:szCs w:val="22"/>
-        </w:rPr>
-        <w:t>Smoluchowski</w:t>
-      </w:r>
-      <w:proofErr w:type="spellEnd"/>
-      <w:r>
-        <w:rPr>
-          <w:rFonts w:ascii="Optima" w:eastAsia="Microsoft GothicNeo" w:hAnsi="Optima" w:cs="CMU Sans Serif Medium"/>
-          <w:sz w:val="22"/>
-          <w:szCs w:val="22"/>
-        </w:rPr>
-        <w:t xml:space="preserve"> equation </w:t>
+        <w:t xml:space="preserve">, Modeling aggregation and fragmentation phenomena using the Smoluchowski equation </w:t>
       </w:r>
     </w:p>
     <w:p>
@@ -7946,25 +7185,7 @@
           <w:sz w:val="22"/>
           <w:szCs w:val="22"/>
         </w:rPr>
-        <w:t xml:space="preserve">, Modeling aggregation and fragmentation phenomena using the </w:t>
-      </w:r>
-      <w:proofErr w:type="spellStart"/>
-      <w:r>
-        <w:rPr>
-          <w:rFonts w:ascii="Optima" w:eastAsia="Microsoft GothicNeo" w:hAnsi="Optima" w:cs="CMU Sans Serif Medium"/>
-          <w:sz w:val="22"/>
-          <w:szCs w:val="22"/>
-        </w:rPr>
-        <w:t>Smoluchowski</w:t>
-      </w:r>
-      <w:proofErr w:type="spellEnd"/>
-      <w:r>
-        <w:rPr>
-          <w:rFonts w:ascii="Optima" w:eastAsia="Microsoft GothicNeo" w:hAnsi="Optima" w:cs="CMU Sans Serif Medium"/>
-          <w:sz w:val="22"/>
-          <w:szCs w:val="22"/>
-        </w:rPr>
-        <w:t xml:space="preserve"> equation</w:t>
+        <w:t>, Modeling aggregation and fragmentation phenomena using the Smoluchowski equation</w:t>
       </w:r>
     </w:p>
     <w:p>
@@ -7994,24 +7215,7 @@
           <w:szCs w:val="22"/>
         </w:rPr>
         <w:tab/>
-      </w:r>
-      <w:proofErr w:type="spellStart"/>
-      <w:r>
-        <w:rPr>
-          <w:rFonts w:ascii="Optima" w:eastAsia="Microsoft GothicNeo" w:hAnsi="Optima" w:cs="CMU Sans Serif Medium"/>
-          <w:sz w:val="22"/>
-          <w:szCs w:val="22"/>
-        </w:rPr>
-        <w:t>Bosefest</w:t>
-      </w:r>
-      <w:proofErr w:type="spellEnd"/>
-      <w:r>
-        <w:rPr>
-          <w:rFonts w:ascii="Optima" w:eastAsia="Microsoft GothicNeo" w:hAnsi="Optima" w:cs="CMU Sans Serif Medium"/>
-          <w:sz w:val="22"/>
-          <w:szCs w:val="22"/>
-        </w:rPr>
-        <w:t xml:space="preserve"> 2013, Kolkata, Indi</w:t>
+        <w:t>Bosefest 2013, Kolkata, Indi</w:t>
       </w:r>
       <w:r>
         <w:rPr>
@@ -8051,27 +7255,8 @@
           <w:sz w:val="22"/>
           <w:szCs w:val="22"/>
         </w:rPr>
-        <w:t xml:space="preserve">uperconductors with a </w:t>
-      </w:r>
-      <w:proofErr w:type="spellStart"/>
-      <w:r>
-        <w:rPr>
-          <w:rFonts w:ascii="Optima" w:eastAsia="Microsoft GothicNeo" w:hAnsi="Optima" w:cs="CMU Sans Serif Medium"/>
-          <w:sz w:val="22"/>
-          <w:szCs w:val="22"/>
-        </w:rPr>
-        <w:t>Lifshitz</w:t>
-      </w:r>
-      <w:proofErr w:type="spellEnd"/>
-      <w:r>
-        <w:rPr>
-          <w:rFonts w:ascii="Optima" w:eastAsia="Microsoft GothicNeo" w:hAnsi="Optima" w:cs="CMU Sans Serif Medium"/>
-          <w:sz w:val="22"/>
-          <w:szCs w:val="22"/>
-        </w:rPr>
-        <w:t xml:space="preserve"> </w:t>
-      </w:r>
-      <w:proofErr w:type="spellStart"/>
+        <w:t xml:space="preserve">uperconductors with a Lifshitz </w:t>
+      </w:r>
       <w:r>
         <w:rPr>
           <w:rFonts w:ascii="Optima" w:eastAsia="Microsoft GothicNeo" w:hAnsi="Optima" w:cs="CMU Sans Serif Medium"/>
@@ -8086,52 +7271,7 @@
           <w:sz w:val="22"/>
           <w:szCs w:val="22"/>
         </w:rPr>
-        <w:t>ricritical</w:t>
-      </w:r>
-      <w:proofErr w:type="spellEnd"/>
-      <w:r>
-        <w:rPr>
-          <w:rFonts w:ascii="Optima" w:eastAsia="Microsoft GothicNeo" w:hAnsi="Optima" w:cs="CMU Sans Serif Medium"/>
-          <w:sz w:val="22"/>
-          <w:szCs w:val="22"/>
-        </w:rPr>
-        <w:t xml:space="preserve"> point and a spatially-modulated </w:t>
-      </w:r>
-      <w:proofErr w:type="spellStart"/>
-      <w:r>
-        <w:rPr>
-          <w:rFonts w:ascii="Optima" w:eastAsia="Microsoft GothicNeo" w:hAnsi="Optima" w:cs="CMU Sans Serif Medium"/>
-          <w:sz w:val="22"/>
-          <w:szCs w:val="22"/>
-        </w:rPr>
-        <w:t>Fulde</w:t>
-      </w:r>
-      <w:proofErr w:type="spellEnd"/>
-      <w:r>
-        <w:rPr>
-          <w:rFonts w:ascii="Optima" w:eastAsia="Microsoft GothicNeo" w:hAnsi="Optima" w:cs="CMU Sans Serif Medium"/>
-          <w:sz w:val="22"/>
-          <w:szCs w:val="22"/>
-        </w:rPr>
-        <w:t>–Ferrell–Larkin–</w:t>
-      </w:r>
-      <w:proofErr w:type="spellStart"/>
-      <w:r>
-        <w:rPr>
-          <w:rFonts w:ascii="Optima" w:eastAsia="Microsoft GothicNeo" w:hAnsi="Optima" w:cs="CMU Sans Serif Medium"/>
-          <w:sz w:val="22"/>
-          <w:szCs w:val="22"/>
-        </w:rPr>
-        <w:t>Ovchinnikov</w:t>
-      </w:r>
-      <w:proofErr w:type="spellEnd"/>
-      <w:r>
-        <w:rPr>
-          <w:rFonts w:ascii="Optima" w:eastAsia="Microsoft GothicNeo" w:hAnsi="Optima" w:cs="CMU Sans Serif Medium"/>
-          <w:sz w:val="22"/>
-          <w:szCs w:val="22"/>
-        </w:rPr>
-        <w:t>-type order parameter</w:t>
+        <w:t>ricritical point and a spatially-modulated Fulde–Ferrell–Larkin–Ovchinnikov-type order parameter</w:t>
       </w:r>
     </w:p>
     <w:p>
@@ -8161,24 +7301,7 @@
           <w:szCs w:val="22"/>
         </w:rPr>
         <w:tab/>
-      </w:r>
-      <w:proofErr w:type="spellStart"/>
-      <w:r>
-        <w:rPr>
-          <w:rFonts w:ascii="Optima" w:eastAsia="Microsoft GothicNeo" w:hAnsi="Optima" w:cs="CMU Sans Serif Medium"/>
-          <w:sz w:val="22"/>
-          <w:szCs w:val="22"/>
-        </w:rPr>
-        <w:t>Bosefest</w:t>
-      </w:r>
-      <w:proofErr w:type="spellEnd"/>
-      <w:r>
-        <w:rPr>
-          <w:rFonts w:ascii="Optima" w:eastAsia="Microsoft GothicNeo" w:hAnsi="Optima" w:cs="CMU Sans Serif Medium"/>
-          <w:sz w:val="22"/>
-          <w:szCs w:val="22"/>
-        </w:rPr>
-        <w:t xml:space="preserve"> 2012, Kolkata, India, Ginzburg–Landau Theory Near the Multicritical Point of Exotic Superconductors</w:t>
+        <w:t>Bosefest 2012, Kolkata, India, Ginzburg–Landau Theory Near the Multicritical Point of Exotic Superconductors</w:t>
       </w:r>
     </w:p>
     <w:p>
@@ -8397,14 +7520,6 @@
           <w:szCs w:val="22"/>
         </w:rPr>
         <w:tab/>
-      </w:r>
-      <w:proofErr w:type="spellStart"/>
-      <w:r>
-        <w:rPr>
-          <w:rFonts w:ascii="Optima" w:eastAsia="Microsoft GothicNeo" w:hAnsi="Optima" w:cs="CMU Sans Serif Medium"/>
-          <w:sz w:val="22"/>
-          <w:szCs w:val="22"/>
-        </w:rPr>
         <w:t>Bi</w:t>
       </w:r>
       <w:r>
@@ -8421,34 +7536,7 @@
           <w:sz w:val="22"/>
           <w:szCs w:val="22"/>
         </w:rPr>
-        <w:t>ax</w:t>
-      </w:r>
-      <w:proofErr w:type="spellEnd"/>
-      <w:r>
-        <w:rPr>
-          <w:rFonts w:ascii="Optima" w:eastAsia="Microsoft GothicNeo" w:hAnsi="Optima" w:cs="CMU Sans Serif Medium"/>
-          <w:sz w:val="22"/>
-          <w:szCs w:val="22"/>
-        </w:rPr>
-        <w:t xml:space="preserve"> Workshop 2018, </w:t>
-      </w:r>
-      <w:proofErr w:type="spellStart"/>
-      <w:r>
-        <w:rPr>
-          <w:rFonts w:ascii="Optima" w:eastAsia="Microsoft GothicNeo" w:hAnsi="Optima" w:cs="CMU Sans Serif Medium"/>
-          <w:sz w:val="22"/>
-          <w:szCs w:val="22"/>
-        </w:rPr>
-        <w:t>Irsee</w:t>
-      </w:r>
-      <w:proofErr w:type="spellEnd"/>
-      <w:r>
-        <w:rPr>
-          <w:rFonts w:ascii="Optima" w:eastAsia="Microsoft GothicNeo" w:hAnsi="Optima" w:cs="CMU Sans Serif Medium"/>
-          <w:sz w:val="22"/>
-          <w:szCs w:val="22"/>
-        </w:rPr>
-        <w:t>, Germany</w:t>
+        <w:t>ax Workshop 2018, Irsee, Germany</w:t>
       </w:r>
       <w:r>
         <w:rPr>
@@ -8486,25 +7574,7 @@
           <w:szCs w:val="22"/>
         </w:rPr>
         <w:tab/>
-        <w:t xml:space="preserve">Indian Statistical Physics Community Meeting 2016, Bangalore, India, Modeling aggregation and fragmentation using the </w:t>
-      </w:r>
-      <w:proofErr w:type="spellStart"/>
-      <w:r>
-        <w:rPr>
-          <w:rFonts w:ascii="Optima" w:eastAsia="Microsoft GothicNeo" w:hAnsi="Optima" w:cs="CMU Sans Serif Medium"/>
-          <w:sz w:val="22"/>
-          <w:szCs w:val="22"/>
-        </w:rPr>
-        <w:t>Smoluchowski</w:t>
-      </w:r>
-      <w:proofErr w:type="spellEnd"/>
-      <w:r>
-        <w:rPr>
-          <w:rFonts w:ascii="Optima" w:eastAsia="Microsoft GothicNeo" w:hAnsi="Optima" w:cs="CMU Sans Serif Medium"/>
-          <w:sz w:val="22"/>
-          <w:szCs w:val="22"/>
-        </w:rPr>
-        <w:t xml:space="preserve"> equation</w:t>
+        <w:t>Indian Statistical Physics Community Meeting 2016, Bangalore, India, Modeling aggregation and fragmentation using the Smoluchowski equation</w:t>
       </w:r>
     </w:p>
     <w:p>
@@ -8566,25 +7636,7 @@
           <w:sz w:val="22"/>
           <w:szCs w:val="22"/>
         </w:rPr>
-        <w:t xml:space="preserve">Modeling aggregation and fragmentation phenomena using the </w:t>
-      </w:r>
-      <w:proofErr w:type="spellStart"/>
-      <w:r>
-        <w:rPr>
-          <w:rFonts w:ascii="Optima" w:eastAsia="Microsoft GothicNeo" w:hAnsi="Optima" w:cs="CMU Sans Serif Medium"/>
-          <w:sz w:val="22"/>
-          <w:szCs w:val="22"/>
-        </w:rPr>
-        <w:t>Smoluchowski</w:t>
-      </w:r>
-      <w:proofErr w:type="spellEnd"/>
-      <w:r>
-        <w:rPr>
-          <w:rFonts w:ascii="Optima" w:eastAsia="Microsoft GothicNeo" w:hAnsi="Optima" w:cs="CMU Sans Serif Medium"/>
-          <w:sz w:val="22"/>
-          <w:szCs w:val="22"/>
-        </w:rPr>
-        <w:t xml:space="preserve"> equation</w:t>
+        <w:t>Modeling aggregation and fragmentation phenomena using the Smoluchowski equation</w:t>
       </w:r>
     </w:p>
     <w:p>
@@ -8661,43 +7713,7 @@
           <w:sz w:val="22"/>
           <w:szCs w:val="22"/>
         </w:rPr>
-        <w:t xml:space="preserve">, </w:t>
-      </w:r>
-      <w:proofErr w:type="spellStart"/>
-      <w:r>
-        <w:rPr>
-          <w:rFonts w:ascii="Optima" w:eastAsia="Microsoft GothicNeo" w:hAnsi="Optima" w:cs="CMU Sans Serif Medium"/>
-          <w:sz w:val="22"/>
-          <w:szCs w:val="22"/>
-        </w:rPr>
-        <w:t>Lifshitz</w:t>
-      </w:r>
-      <w:proofErr w:type="spellEnd"/>
-      <w:r>
-        <w:rPr>
-          <w:rFonts w:ascii="Optima" w:eastAsia="Microsoft GothicNeo" w:hAnsi="Optima" w:cs="CMU Sans Serif Medium"/>
-          <w:sz w:val="22"/>
-          <w:szCs w:val="22"/>
-        </w:rPr>
-        <w:t xml:space="preserve"> </w:t>
-      </w:r>
-      <w:proofErr w:type="spellStart"/>
-      <w:r>
-        <w:rPr>
-          <w:rFonts w:ascii="Optima" w:eastAsia="Microsoft GothicNeo" w:hAnsi="Optima" w:cs="CMU Sans Serif Medium"/>
-          <w:sz w:val="22"/>
-          <w:szCs w:val="22"/>
-        </w:rPr>
-        <w:t>tricritical</w:t>
-      </w:r>
-      <w:proofErr w:type="spellEnd"/>
-      <w:r>
-        <w:rPr>
-          <w:rFonts w:ascii="Optima" w:eastAsia="Microsoft GothicNeo" w:hAnsi="Optima" w:cs="CMU Sans Serif Medium"/>
-          <w:sz w:val="22"/>
-          <w:szCs w:val="22"/>
-        </w:rPr>
-        <w:t xml:space="preserve"> point and its relation to the FFLO superconducting state</w:t>
+        <w:t>, Lifshitz tricritical point and its relation to the FFLO superconducting state</w:t>
       </w:r>
     </w:p>
     <w:p>
@@ -8766,43 +7782,7 @@
           <w:sz w:val="22"/>
           <w:szCs w:val="22"/>
         </w:rPr>
-        <w:t xml:space="preserve">, Dynamical Structure Factor of </w:t>
-      </w:r>
-      <w:proofErr w:type="spellStart"/>
-      <w:r>
-        <w:rPr>
-          <w:rFonts w:ascii="Optima" w:eastAsia="Microsoft GothicNeo" w:hAnsi="Optima" w:cs="CMU Sans Serif Medium"/>
-          <w:sz w:val="22"/>
-          <w:szCs w:val="22"/>
-        </w:rPr>
-        <w:t>Fulde</w:t>
-      </w:r>
-      <w:proofErr w:type="spellEnd"/>
-      <w:r>
-        <w:rPr>
-          <w:rFonts w:ascii="Optima" w:eastAsia="Microsoft GothicNeo" w:hAnsi="Optima" w:cs="CMU Sans Serif Medium"/>
-          <w:sz w:val="22"/>
-          <w:szCs w:val="22"/>
-        </w:rPr>
-        <w:t>–Ferrell–Larkin–</w:t>
-      </w:r>
-      <w:proofErr w:type="spellStart"/>
-      <w:r>
-        <w:rPr>
-          <w:rFonts w:ascii="Optima" w:eastAsia="Microsoft GothicNeo" w:hAnsi="Optima" w:cs="CMU Sans Serif Medium"/>
-          <w:sz w:val="22"/>
-          <w:szCs w:val="22"/>
-        </w:rPr>
-        <w:t>Ovchinnikov</w:t>
-      </w:r>
-      <w:proofErr w:type="spellEnd"/>
-      <w:r>
-        <w:rPr>
-          <w:rFonts w:ascii="Optima" w:eastAsia="Microsoft GothicNeo" w:hAnsi="Optima" w:cs="CMU Sans Serif Medium"/>
-          <w:sz w:val="22"/>
-          <w:szCs w:val="22"/>
-        </w:rPr>
-        <w:t xml:space="preserve"> Superconductors</w:t>
+        <w:t>, Dynamical Structure Factor of Fulde–Ferrell–Larkin–Ovchinnikov Superconductors</w:t>
       </w:r>
     </w:p>
     <w:p>
@@ -8886,24 +7866,7 @@
           <w:szCs w:val="22"/>
         </w:rPr>
         <w:tab/>
-      </w:r>
-      <w:proofErr w:type="spellStart"/>
-      <w:r>
-        <w:rPr>
-          <w:rFonts w:ascii="Optima" w:eastAsia="Microsoft GothicNeo" w:hAnsi="Optima" w:cs="CMU Sans Serif Medium"/>
-          <w:sz w:val="22"/>
-          <w:szCs w:val="22"/>
-        </w:rPr>
-        <w:t>Bosefest</w:t>
-      </w:r>
-      <w:proofErr w:type="spellEnd"/>
-      <w:r>
-        <w:rPr>
-          <w:rFonts w:ascii="Optima" w:eastAsia="Microsoft GothicNeo" w:hAnsi="Optima" w:cs="CMU Sans Serif Medium"/>
-          <w:sz w:val="22"/>
-          <w:szCs w:val="22"/>
-        </w:rPr>
-        <w:t xml:space="preserve"> 201</w:t>
+        <w:t>Bosefest 201</w:t>
       </w:r>
       <w:r>
         <w:rPr>
@@ -8927,25 +7890,7 @@
           <w:sz w:val="22"/>
           <w:szCs w:val="22"/>
         </w:rPr>
-        <w:t xml:space="preserve">, Phenomenological Theory of </w:t>
-      </w:r>
-      <w:proofErr w:type="spellStart"/>
-      <w:r>
-        <w:rPr>
-          <w:rFonts w:ascii="Optima" w:eastAsia="Microsoft GothicNeo" w:hAnsi="Optima" w:cs="CMU Sans Serif Medium"/>
-          <w:sz w:val="22"/>
-          <w:szCs w:val="22"/>
-        </w:rPr>
-        <w:t>Sarma</w:t>
-      </w:r>
-      <w:proofErr w:type="spellEnd"/>
-      <w:r>
-        <w:rPr>
-          <w:rFonts w:ascii="Optima" w:eastAsia="Microsoft GothicNeo" w:hAnsi="Optima" w:cs="CMU Sans Serif Medium"/>
-          <w:sz w:val="22"/>
-          <w:szCs w:val="22"/>
-        </w:rPr>
-        <w:t xml:space="preserve"> Phase</w:t>
+        <w:t>, Phenomenological Theory of Sarma Phase</w:t>
       </w:r>
     </w:p>
     <w:p>
@@ -9068,25 +8013,7 @@
           <w:sz w:val="22"/>
           <w:szCs w:val="22"/>
         </w:rPr>
-        <w:t xml:space="preserve"> </w:t>
-      </w:r>
-      <w:proofErr w:type="spellStart"/>
-      <w:r>
-        <w:rPr>
-          <w:rFonts w:ascii="Optima" w:eastAsia="Microsoft GothicNeo" w:hAnsi="Optima" w:cs="CMU Sans Serif Medium"/>
-          <w:sz w:val="22"/>
-          <w:szCs w:val="22"/>
-        </w:rPr>
-        <w:t>Garching</w:t>
-      </w:r>
-      <w:proofErr w:type="spellEnd"/>
-      <w:r>
-        <w:rPr>
-          <w:rFonts w:ascii="Optima" w:eastAsia="Microsoft GothicNeo" w:hAnsi="Optima" w:cs="CMU Sans Serif Medium"/>
-          <w:sz w:val="22"/>
-          <w:szCs w:val="22"/>
-        </w:rPr>
-        <w:t>,</w:t>
+        <w:t xml:space="preserve"> Garching,</w:t>
       </w:r>
       <w:r>
         <w:rPr>
@@ -9124,24 +8051,7 @@
           <w:szCs w:val="22"/>
         </w:rPr>
         <w:tab/>
-      </w:r>
-      <w:proofErr w:type="spellStart"/>
-      <w:r>
-        <w:rPr>
-          <w:rFonts w:ascii="Optima" w:eastAsia="Microsoft GothicNeo" w:hAnsi="Optima" w:cs="CMU Sans Serif Medium"/>
-          <w:sz w:val="22"/>
-          <w:szCs w:val="22"/>
-        </w:rPr>
-        <w:t>BiGmax</w:t>
-      </w:r>
-      <w:proofErr w:type="spellEnd"/>
-      <w:r>
-        <w:rPr>
-          <w:rFonts w:ascii="Optima" w:eastAsia="Microsoft GothicNeo" w:hAnsi="Optima" w:cs="CMU Sans Serif Medium"/>
-          <w:sz w:val="22"/>
-          <w:szCs w:val="22"/>
-        </w:rPr>
-        <w:t xml:space="preserve"> Summer School 2021, </w:t>
+        <w:t xml:space="preserve">BiGmax Summer School 2021, </w:t>
       </w:r>
       <w:r>
         <w:rPr>
@@ -9357,24 +8267,7 @@
           <w:szCs w:val="22"/>
         </w:rPr>
         <w:tab/>
-      </w:r>
-      <w:proofErr w:type="spellStart"/>
-      <w:r>
-        <w:rPr>
-          <w:rFonts w:ascii="Optima" w:eastAsia="Microsoft GothicNeo" w:hAnsi="Optima" w:cs="CMU Sans Serif Medium"/>
-          <w:sz w:val="22"/>
-          <w:szCs w:val="22"/>
-        </w:rPr>
-        <w:t>BiGmax</w:t>
-      </w:r>
-      <w:proofErr w:type="spellEnd"/>
-      <w:r>
-        <w:rPr>
-          <w:rFonts w:ascii="Optima" w:eastAsia="Microsoft GothicNeo" w:hAnsi="Optima" w:cs="CMU Sans Serif Medium"/>
-          <w:sz w:val="22"/>
-          <w:szCs w:val="22"/>
-        </w:rPr>
-        <w:t xml:space="preserve"> Virtual Machine Learning Workshop</w:t>
+        <w:t>BiGmax Virtual Machine Learning Workshop</w:t>
       </w:r>
       <w:r>
         <w:rPr>
@@ -9474,25 +8367,7 @@
           <w:szCs w:val="22"/>
         </w:rPr>
         <w:tab/>
-        <w:t xml:space="preserve">Machine Learning in Scientific Computing, </w:t>
-      </w:r>
-      <w:proofErr w:type="spellStart"/>
-      <w:r>
-        <w:rPr>
-          <w:rFonts w:ascii="Optima" w:eastAsia="Microsoft GothicNeo" w:hAnsi="Optima" w:cs="CMU Sans Serif Medium"/>
-          <w:sz w:val="22"/>
-          <w:szCs w:val="22"/>
-        </w:rPr>
-        <w:t>Nierstein</w:t>
-      </w:r>
-      <w:proofErr w:type="spellEnd"/>
-      <w:r>
-        <w:rPr>
-          <w:rFonts w:ascii="Optima" w:eastAsia="Microsoft GothicNeo" w:hAnsi="Optima" w:cs="CMU Sans Serif Medium"/>
-          <w:sz w:val="22"/>
-          <w:szCs w:val="22"/>
-        </w:rPr>
-        <w:t>, Germany</w:t>
+        <w:t>Machine Learning in Scientific Computing, Nierstein, Germany</w:t>
       </w:r>
     </w:p>
     <w:p>
@@ -9568,24 +8443,7 @@
           <w:szCs w:val="22"/>
         </w:rPr>
         <w:tab/>
-      </w:r>
-      <w:proofErr w:type="spellStart"/>
-      <w:r>
-        <w:rPr>
-          <w:rFonts w:ascii="Optima" w:eastAsia="Microsoft GothicNeo" w:hAnsi="Optima" w:cs="CMU Sans Serif Medium"/>
-          <w:sz w:val="22"/>
-          <w:szCs w:val="22"/>
-        </w:rPr>
-        <w:t>Fracmeet</w:t>
-      </w:r>
-      <w:proofErr w:type="spellEnd"/>
-      <w:r>
-        <w:rPr>
-          <w:rFonts w:ascii="Optima" w:eastAsia="Microsoft GothicNeo" w:hAnsi="Optima" w:cs="CMU Sans Serif Medium"/>
-          <w:sz w:val="22"/>
-          <w:szCs w:val="22"/>
-        </w:rPr>
-        <w:t xml:space="preserve"> 2016, Chennai, India</w:t>
+        <w:t>Fracmeet 2016, Chennai, India</w:t>
       </w:r>
     </w:p>
     <w:p>
@@ -9615,24 +8473,7 @@
           <w:szCs w:val="22"/>
         </w:rPr>
         <w:tab/>
-      </w:r>
-      <w:proofErr w:type="spellStart"/>
-      <w:r>
-        <w:rPr>
-          <w:rFonts w:ascii="Optima" w:eastAsia="Microsoft GothicNeo" w:hAnsi="Optima" w:cs="CMU Sans Serif Medium"/>
-          <w:sz w:val="22"/>
-          <w:szCs w:val="22"/>
-        </w:rPr>
-        <w:t>Fracmeet</w:t>
-      </w:r>
-      <w:proofErr w:type="spellEnd"/>
-      <w:r>
-        <w:rPr>
-          <w:rFonts w:ascii="Optima" w:eastAsia="Microsoft GothicNeo" w:hAnsi="Optima" w:cs="CMU Sans Serif Medium"/>
-          <w:sz w:val="22"/>
-          <w:szCs w:val="22"/>
-        </w:rPr>
-        <w:t xml:space="preserve"> 2015, Chennai, India</w:t>
+        <w:t>Fracmeet 2015, Chennai, India</w:t>
       </w:r>
     </w:p>
     <w:p>

--- a/cv-arghya.docx
+++ b/cv-arghya.docx
@@ -24,6 +24,7 @@
         </w:rPr>
         <w:t xml:space="preserve">Dr. </w:t>
       </w:r>
+      <w:proofErr w:type="spellStart"/>
       <w:r>
         <w:rPr>
           <w:rFonts w:ascii="Optima" w:eastAsia="Microsoft GothicNeo" w:hAnsi="Optima" w:cs="CMU Sans Serif Medium"/>
@@ -33,7 +34,19 @@
           <w:sz w:val="32"/>
           <w:szCs w:val="32"/>
         </w:rPr>
-        <w:t>Arghya Dutta</w:t>
+        <w:t>Arghya</w:t>
+      </w:r>
+      <w:proofErr w:type="spellEnd"/>
+      <w:r>
+        <w:rPr>
+          <w:rFonts w:ascii="Optima" w:eastAsia="Microsoft GothicNeo" w:hAnsi="Optima" w:cs="CMU Sans Serif Medium"/>
+          <w:b/>
+          <w:bCs/>
+          <w:color w:val="2F5496" w:themeColor="accent1" w:themeShade="BF"/>
+          <w:sz w:val="32"/>
+          <w:szCs w:val="32"/>
+        </w:rPr>
+        <w:t xml:space="preserve"> Dutta</w:t>
       </w:r>
     </w:p>
     <w:p>
@@ -607,7 +620,25 @@
           <w:sz w:val="22"/>
           <w:szCs w:val="22"/>
         </w:rPr>
-        <w:t xml:space="preserve">Ramakrishna Mission Vidyamandira, </w:t>
+        <w:t xml:space="preserve">Ramakrishna Mission </w:t>
+      </w:r>
+      <w:proofErr w:type="spellStart"/>
+      <w:r>
+        <w:rPr>
+          <w:rFonts w:ascii="Optima" w:eastAsia="Microsoft GothicNeo" w:hAnsi="Optima" w:cs="CMU Sans Serif Medium"/>
+          <w:sz w:val="22"/>
+          <w:szCs w:val="22"/>
+        </w:rPr>
+        <w:t>Vidyamandira</w:t>
+      </w:r>
+      <w:proofErr w:type="spellEnd"/>
+      <w:r>
+        <w:rPr>
+          <w:rFonts w:ascii="Optima" w:eastAsia="Microsoft GothicNeo" w:hAnsi="Optima" w:cs="CMU Sans Serif Medium"/>
+          <w:sz w:val="22"/>
+          <w:szCs w:val="22"/>
+        </w:rPr>
+        <w:t xml:space="preserve">, </w:t>
       </w:r>
       <w:r>
         <w:rPr>
@@ -925,8 +956,18 @@
           <w:sz w:val="22"/>
           <w:szCs w:val="22"/>
         </w:rPr>
-        <w:t xml:space="preserve"> Charles Sadron</w:t>
-      </w:r>
+        <w:t xml:space="preserve"> Charles </w:t>
+      </w:r>
+      <w:proofErr w:type="spellStart"/>
+      <w:r>
+        <w:rPr>
+          <w:rFonts w:ascii="Optima" w:eastAsia="Microsoft GothicNeo" w:hAnsi="Optima" w:cs="CMU Sans Serif Medium"/>
+          <w:sz w:val="22"/>
+          <w:szCs w:val="22"/>
+        </w:rPr>
+        <w:t>Sadron</w:t>
+      </w:r>
+      <w:proofErr w:type="spellEnd"/>
       <w:r>
         <w:rPr>
           <w:rFonts w:ascii="Optima" w:eastAsia="Microsoft GothicNeo" w:hAnsi="Optima" w:cs="CMU Sans Serif Medium"/>
@@ -1247,8 +1288,28 @@
           <w:sz w:val="22"/>
           <w:szCs w:val="22"/>
         </w:rPr>
-        <w:t>ship is marked by a star</w:t>
-      </w:r>
+        <w:t>ship is marked by a</w:t>
+      </w:r>
+      <w:r>
+        <w:rPr>
+          <w:rFonts w:ascii="Optima" w:eastAsia="Microsoft GothicNeo" w:hAnsi="Optima" w:cs="CMU Sans Serif Medium"/>
+          <w:sz w:val="22"/>
+          <w:szCs w:val="22"/>
+        </w:rPr>
+        <w:t xml:space="preserve">n </w:t>
+      </w:r>
+      <w:proofErr w:type="spellStart"/>
+      <w:proofErr w:type="gramStart"/>
+      <w:r>
+        <w:rPr>
+          <w:rFonts w:ascii="Optima" w:eastAsia="Microsoft GothicNeo" w:hAnsi="Optima" w:cs="CMU Sans Serif Medium"/>
+          <w:sz w:val="22"/>
+          <w:szCs w:val="22"/>
+        </w:rPr>
+        <w:t>asterix</w:t>
+      </w:r>
+      <w:proofErr w:type="spellEnd"/>
+      <w:proofErr w:type="gramEnd"/>
     </w:p>
     <w:p>
       <w:pPr>
@@ -1277,13 +1338,117 @@
         </w:tabs>
         <w:rPr>
           <w:rFonts w:ascii="Optima" w:eastAsia="Microsoft GothicNeo" w:hAnsi="Optima" w:cs="CMU Sans Serif Medium"/>
-          <w:b/>
-          <w:bCs/>
+          <w:sz w:val="22"/>
+          <w:szCs w:val="22"/>
+        </w:rPr>
+      </w:pPr>
+      <w:r>
+        <w:rPr>
+          <w:rFonts w:ascii="Optima" w:eastAsia="Microsoft GothicNeo" w:hAnsi="Optima" w:cs="CMU Sans Serif Medium"/>
+          <w:sz w:val="22"/>
+          <w:szCs w:val="22"/>
+        </w:rPr>
+        <w:t xml:space="preserve">K. </w:t>
+      </w:r>
+      <w:proofErr w:type="spellStart"/>
+      <w:r>
+        <w:rPr>
+          <w:rFonts w:ascii="Optima" w:eastAsia="Microsoft GothicNeo" w:hAnsi="Optima" w:cs="CMU Sans Serif Medium"/>
+          <w:sz w:val="22"/>
+          <w:szCs w:val="22"/>
+        </w:rPr>
+        <w:t>Kaygisiz</w:t>
+      </w:r>
+      <w:proofErr w:type="spellEnd"/>
+      <w:r>
+        <w:rPr>
+          <w:rFonts w:ascii="Optima" w:eastAsia="Microsoft GothicNeo" w:hAnsi="Optima" w:cs="CMU Sans Serif Medium"/>
+          <w:sz w:val="22"/>
+          <w:szCs w:val="22"/>
+        </w:rPr>
+        <w:t xml:space="preserve">, L. Rauch-Wirth, </w:t>
+      </w:r>
+      <w:r>
+        <w:rPr>
+          <w:rFonts w:ascii="Optima" w:eastAsia="Microsoft GothicNeo" w:hAnsi="Optima" w:cs="CMU Sans Serif Medium"/>
+          <w:b/>
+          <w:bCs/>
+          <w:sz w:val="22"/>
+          <w:szCs w:val="22"/>
+        </w:rPr>
+        <w:t>A. Dutta</w:t>
+      </w:r>
+      <w:r>
+        <w:rPr>
+          <w:rFonts w:ascii="Optima" w:eastAsia="Microsoft GothicNeo" w:hAnsi="Optima" w:cs="CMU Sans Serif Medium"/>
+          <w:sz w:val="22"/>
+          <w:szCs w:val="22"/>
+        </w:rPr>
+        <w:t xml:space="preserve">, X. Yu, Y. Nagata, T. </w:t>
+      </w:r>
+      <w:proofErr w:type="spellStart"/>
+      <w:r>
+        <w:rPr>
+          <w:rFonts w:ascii="Optima" w:eastAsia="Microsoft GothicNeo" w:hAnsi="Optima" w:cs="CMU Sans Serif Medium"/>
+          <w:sz w:val="22"/>
+          <w:szCs w:val="22"/>
+        </w:rPr>
+        <w:t>Bereau</w:t>
+      </w:r>
+      <w:proofErr w:type="spellEnd"/>
+      <w:r>
+        <w:rPr>
+          <w:rFonts w:ascii="Optima" w:eastAsia="Microsoft GothicNeo" w:hAnsi="Optima" w:cs="CMU Sans Serif Medium"/>
+          <w:sz w:val="22"/>
+          <w:szCs w:val="22"/>
+        </w:rPr>
+        <w:t xml:space="preserve">, J. </w:t>
+      </w:r>
+      <w:proofErr w:type="spellStart"/>
+      <w:r>
+        <w:rPr>
+          <w:rFonts w:ascii="Optima" w:eastAsia="Microsoft GothicNeo" w:hAnsi="Optima" w:cs="CMU Sans Serif Medium"/>
+          <w:sz w:val="22"/>
+          <w:szCs w:val="22"/>
+        </w:rPr>
+        <w:t>Münch</w:t>
+      </w:r>
+      <w:proofErr w:type="spellEnd"/>
+      <w:r>
+        <w:rPr>
+          <w:rFonts w:ascii="Optima" w:eastAsia="Microsoft GothicNeo" w:hAnsi="Optima" w:cs="CMU Sans Serif Medium"/>
+          <w:sz w:val="22"/>
+          <w:szCs w:val="22"/>
+        </w:rPr>
+        <w:t xml:space="preserve">, C. V. </w:t>
+      </w:r>
+      <w:proofErr w:type="spellStart"/>
+      <w:r>
+        <w:rPr>
+          <w:rFonts w:ascii="Optima" w:eastAsia="Microsoft GothicNeo" w:hAnsi="Optima" w:cs="CMU Sans Serif Medium"/>
+          <w:sz w:val="22"/>
+          <w:szCs w:val="22"/>
+        </w:rPr>
+        <w:t>Synatschke</w:t>
+      </w:r>
+      <w:proofErr w:type="spellEnd"/>
+      <w:r>
+        <w:rPr>
+          <w:rFonts w:ascii="Optima" w:eastAsia="Microsoft GothicNeo" w:hAnsi="Optima" w:cs="CMU Sans Serif Medium"/>
+          <w:sz w:val="22"/>
+          <w:szCs w:val="22"/>
+        </w:rPr>
+        <w:t>, T. Weil</w:t>
+      </w:r>
+      <w:r>
+        <w:rPr>
+          <w:rFonts w:ascii="Optima" w:eastAsia="Microsoft GothicNeo" w:hAnsi="Optima" w:cs="CMU Sans Serif Medium"/>
           <w:sz w:val="22"/>
           <w:szCs w:val="22"/>
           <w:lang w:val="en-IN"/>
         </w:rPr>
-      </w:pPr>
+        <w:t>;</w:t>
+      </w:r>
       <w:r>
         <w:rPr>
           <w:rFonts w:ascii="Optima" w:eastAsia="Microsoft GothicNeo" w:hAnsi="Optima" w:cs="CMU Sans Serif Medium"/>
@@ -1291,227 +1456,33 @@
           <w:szCs w:val="22"/>
           <w:lang w:val="en-IN"/>
         </w:rPr>
-        <w:t xml:space="preserve">K. </w:t>
-      </w:r>
-      <w:r>
-        <w:rPr>
-          <w:rFonts w:ascii="Optima" w:eastAsia="Microsoft GothicNeo" w:hAnsi="Optima" w:cs="CMU Sans Serif Medium"/>
-          <w:sz w:val="22"/>
-          <w:szCs w:val="22"/>
-          <w:lang w:val="en-IN"/>
-        </w:rPr>
-        <w:t xml:space="preserve">Kaygisiz, </w:t>
-      </w:r>
-      <w:r>
-        <w:rPr>
-          <w:rFonts w:ascii="Optima" w:eastAsia="Microsoft GothicNeo" w:hAnsi="Optima" w:cs="CMU Sans Serif Medium"/>
-          <w:b/>
-          <w:bCs/>
-          <w:sz w:val="22"/>
-          <w:szCs w:val="22"/>
-          <w:lang w:val="en-IN"/>
-        </w:rPr>
-        <w:t xml:space="preserve">A. </w:t>
-      </w:r>
-      <w:r>
-        <w:rPr>
-          <w:rFonts w:ascii="Optima" w:eastAsia="Microsoft GothicNeo" w:hAnsi="Optima" w:cs="CMU Sans Serif Medium"/>
-          <w:b/>
-          <w:bCs/>
-          <w:sz w:val="22"/>
-          <w:szCs w:val="22"/>
-          <w:lang w:val="en-IN"/>
-        </w:rPr>
-        <w:t>Dutta</w:t>
-      </w:r>
-      <w:r>
-        <w:rPr>
-          <w:rFonts w:ascii="Optima" w:eastAsia="Microsoft GothicNeo" w:hAnsi="Optima" w:cs="CMU Sans Serif Medium"/>
-          <w:sz w:val="22"/>
-          <w:szCs w:val="22"/>
-          <w:lang w:val="en-IN"/>
-        </w:rPr>
-        <w:t>,</w:t>
-      </w:r>
-      <w:r>
-        <w:rPr>
-          <w:rFonts w:ascii="Optima" w:eastAsia="Microsoft GothicNeo" w:hAnsi="Optima" w:cs="CMU Sans Serif Medium"/>
-          <w:sz w:val="22"/>
-          <w:szCs w:val="22"/>
-          <w:lang w:val="en-IN"/>
-        </w:rPr>
         <w:t xml:space="preserve"> </w:t>
       </w:r>
-      <w:r>
-        <w:rPr>
-          <w:rFonts w:ascii="Optima" w:eastAsia="Microsoft GothicNeo" w:hAnsi="Optima" w:cs="CMU Sans Serif Medium"/>
-          <w:sz w:val="22"/>
-          <w:szCs w:val="22"/>
-          <w:lang w:val="en-IN"/>
-        </w:rPr>
-        <w:t xml:space="preserve">L. </w:t>
-      </w:r>
-      <w:r>
-        <w:rPr>
-          <w:rFonts w:ascii="Optima" w:eastAsia="Microsoft GothicNeo" w:hAnsi="Optima" w:cs="CMU Sans Serif Medium"/>
-          <w:sz w:val="22"/>
-          <w:szCs w:val="22"/>
-          <w:lang w:val="en-IN"/>
-        </w:rPr>
-        <w:t>Rauch</w:t>
-      </w:r>
-      <w:r>
-        <w:rPr>
-          <w:rFonts w:ascii="Optima" w:eastAsia="Microsoft GothicNeo" w:hAnsi="Optima" w:cs="CMU Sans Serif Medium"/>
-          <w:sz w:val="22"/>
-          <w:szCs w:val="22"/>
-          <w:lang w:val="en-IN"/>
-        </w:rPr>
-        <w:t>-Wirth</w:t>
-      </w:r>
-      <w:r>
-        <w:rPr>
-          <w:rFonts w:ascii="Optima" w:eastAsia="Microsoft GothicNeo" w:hAnsi="Optima" w:cs="CMU Sans Serif Medium"/>
-          <w:sz w:val="22"/>
-          <w:szCs w:val="22"/>
-          <w:lang w:val="en-IN"/>
-        </w:rPr>
-        <w:t>,</w:t>
-      </w:r>
-      <w:r>
-        <w:rPr>
-          <w:rFonts w:ascii="Optima" w:eastAsia="Microsoft GothicNeo" w:hAnsi="Optima" w:cs="CMU Sans Serif Medium"/>
-          <w:sz w:val="22"/>
-          <w:szCs w:val="22"/>
-          <w:lang w:val="en-IN"/>
-        </w:rPr>
-        <w:t xml:space="preserve"> C. V.</w:t>
-      </w:r>
-      <w:r>
-        <w:rPr>
-          <w:rFonts w:ascii="Optima" w:eastAsia="Microsoft GothicNeo" w:hAnsi="Optima" w:cs="CMU Sans Serif Medium"/>
-          <w:sz w:val="22"/>
-          <w:szCs w:val="22"/>
-          <w:lang w:val="en-IN"/>
-        </w:rPr>
-        <w:t xml:space="preserve"> Synatschke, </w:t>
-      </w:r>
-      <w:r>
-        <w:rPr>
-          <w:rFonts w:ascii="Optima" w:eastAsia="Microsoft GothicNeo" w:hAnsi="Optima" w:cs="CMU Sans Serif Medium"/>
-          <w:sz w:val="22"/>
-          <w:szCs w:val="22"/>
-          <w:lang w:val="en-IN"/>
-        </w:rPr>
-        <w:t>J.</w:t>
-      </w:r>
-      <w:r>
-        <w:rPr>
-          <w:rFonts w:ascii="Optima" w:eastAsia="Microsoft GothicNeo" w:hAnsi="Optima" w:cs="CMU Sans Serif Medium"/>
-          <w:sz w:val="22"/>
-          <w:szCs w:val="22"/>
-          <w:lang w:val="en-IN"/>
-        </w:rPr>
-        <w:t xml:space="preserve"> Münch</w:t>
-      </w:r>
-      <w:r>
-        <w:rPr>
-          <w:rFonts w:ascii="Optima" w:eastAsia="Microsoft GothicNeo" w:hAnsi="Optima" w:cs="CMU Sans Serif Medium"/>
-          <w:sz w:val="22"/>
-          <w:szCs w:val="22"/>
-          <w:lang w:val="en-IN"/>
-        </w:rPr>
-        <w:t>,</w:t>
-      </w:r>
-      <w:r>
-        <w:rPr>
-          <w:rFonts w:ascii="Optima" w:eastAsia="Microsoft GothicNeo" w:hAnsi="Optima" w:cs="CMU Sans Serif Medium"/>
-          <w:sz w:val="22"/>
-          <w:szCs w:val="22"/>
-          <w:lang w:val="en-IN"/>
-        </w:rPr>
-        <w:t xml:space="preserve"> </w:t>
-      </w:r>
-      <w:r>
-        <w:rPr>
-          <w:rFonts w:ascii="Optima" w:eastAsia="Microsoft GothicNeo" w:hAnsi="Optima" w:cs="CMU Sans Serif Medium"/>
-          <w:sz w:val="22"/>
-          <w:szCs w:val="22"/>
-          <w:lang w:val="en-IN"/>
-        </w:rPr>
-        <w:t>T.</w:t>
-      </w:r>
-      <w:r>
-        <w:rPr>
-          <w:rFonts w:ascii="Optima" w:eastAsia="Microsoft GothicNeo" w:hAnsi="Optima" w:cs="CMU Sans Serif Medium"/>
-          <w:sz w:val="22"/>
-          <w:szCs w:val="22"/>
-          <w:lang w:val="en-IN"/>
-        </w:rPr>
-        <w:t xml:space="preserve"> Bereau, </w:t>
-      </w:r>
-      <w:r>
-        <w:rPr>
-          <w:rFonts w:ascii="Optima" w:eastAsia="Microsoft GothicNeo" w:hAnsi="Optima" w:cs="CMU Sans Serif Medium"/>
-          <w:sz w:val="22"/>
-          <w:szCs w:val="22"/>
-          <w:lang w:val="en-IN"/>
-        </w:rPr>
-        <w:t>and T.</w:t>
-      </w:r>
-      <w:r>
-        <w:rPr>
-          <w:rFonts w:ascii="Optima" w:eastAsia="Microsoft GothicNeo" w:hAnsi="Optima" w:cs="CMU Sans Serif Medium"/>
-          <w:sz w:val="22"/>
-          <w:szCs w:val="22"/>
-          <w:lang w:val="en-IN"/>
-        </w:rPr>
-        <w:t xml:space="preserve"> Weil</w:t>
-      </w:r>
-      <w:r>
-        <w:rPr>
-          <w:rFonts w:ascii="Optima" w:eastAsia="Microsoft GothicNeo" w:hAnsi="Optima" w:cs="CMU Sans Serif Medium"/>
-          <w:sz w:val="22"/>
-          <w:szCs w:val="22"/>
-          <w:lang w:val="en-IN"/>
-        </w:rPr>
-        <w:t>;</w:t>
-      </w:r>
-      <w:r>
-        <w:rPr>
-          <w:rFonts w:ascii="Optima" w:eastAsia="Microsoft GothicNeo" w:hAnsi="Optima" w:cs="CMU Sans Serif Medium"/>
-          <w:sz w:val="22"/>
-          <w:szCs w:val="22"/>
-          <w:lang w:val="en-IN"/>
-        </w:rPr>
-        <w:t xml:space="preserve"> </w:t>
-      </w:r>
-      <w:r>
-        <w:rPr>
-          <w:rFonts w:ascii="Optima" w:eastAsia="Microsoft GothicNeo" w:hAnsi="Optima" w:cs="CMU Sans Serif Medium"/>
-          <w:sz w:val="22"/>
-          <w:szCs w:val="22"/>
-          <w:lang w:val="en-IN"/>
-        </w:rPr>
-        <w:t>I</w:t>
-      </w:r>
-      <w:r>
-        <w:rPr>
-          <w:rFonts w:ascii="Optima" w:eastAsia="Microsoft GothicNeo" w:hAnsi="Optima" w:cs="CMU Sans Serif Medium"/>
-          <w:sz w:val="22"/>
-          <w:szCs w:val="22"/>
-          <w:lang w:bidi="bn-IN"/>
-        </w:rPr>
-        <w:t>nverse design of viral infectivity enhancing peptides fibrils from continuous protein-vector embeddings</w:t>
-      </w:r>
-      <w:r>
-        <w:rPr>
-          <w:rFonts w:ascii="Optima" w:eastAsia="Microsoft GothicNeo" w:hAnsi="Optima" w:cs="CMU Sans Serif Medium"/>
-          <w:sz w:val="22"/>
-          <w:szCs w:val="22"/>
-          <w:lang w:bidi="bn-IN"/>
-        </w:rPr>
-        <w:t>;</w:t>
+      <w:proofErr w:type="gramStart"/>
+      <w:r>
+        <w:rPr>
+          <w:rFonts w:ascii="Optima" w:eastAsia="Microsoft GothicNeo" w:hAnsi="Optima" w:cs="CMU Sans Serif Medium"/>
+          <w:sz w:val="22"/>
+          <w:szCs w:val="22"/>
+        </w:rPr>
+        <w:t>Data-Mining</w:t>
+      </w:r>
+      <w:proofErr w:type="gramEnd"/>
+      <w:r>
+        <w:rPr>
+          <w:rFonts w:ascii="Optima" w:eastAsia="Microsoft GothicNeo" w:hAnsi="Optima" w:cs="CMU Sans Serif Medium"/>
+          <w:sz w:val="22"/>
+          <w:szCs w:val="22"/>
+        </w:rPr>
+        <w:t xml:space="preserve"> Unveils Structure–Property–Activity Correlation of Viral Infectivity Enhancing Self-Assembling Peptides</w:t>
+      </w:r>
+      <w:r>
+        <w:rPr>
+          <w:rFonts w:ascii="Optima" w:eastAsia="Microsoft GothicNeo" w:hAnsi="Optima" w:cs="CMU Sans Serif Medium"/>
+          <w:sz w:val="22"/>
+          <w:szCs w:val="22"/>
+        </w:rPr>
+        <w:t xml:space="preserve">. </w:t>
       </w:r>
     </w:p>
     <w:p>
@@ -1525,44 +1496,85 @@
           <w:rFonts w:ascii="Optima" w:eastAsia="Microsoft GothicNeo" w:hAnsi="Optima" w:cs="CMU Sans Serif Medium"/>
           <w:sz w:val="22"/>
           <w:szCs w:val="22"/>
-          <w:lang w:val="en-IN" w:bidi="bn-IN"/>
-        </w:rPr>
-      </w:pPr>
-      <w:r>
-        <w:rPr>
-          <w:rFonts w:ascii="Optima" w:eastAsia="Microsoft GothicNeo" w:hAnsi="Optima" w:cs="CMU Sans Serif Medium"/>
-          <w:sz w:val="22"/>
-          <w:szCs w:val="22"/>
-          <w:lang w:bidi="bn-IN"/>
-        </w:rPr>
-        <w:t>Biomaterials science</w:t>
-      </w:r>
-      <w:r>
-        <w:rPr>
-          <w:rFonts w:ascii="Optima" w:eastAsia="Microsoft GothicNeo" w:hAnsi="Optima" w:cs="CMU Sans Serif Medium"/>
-          <w:sz w:val="22"/>
-          <w:szCs w:val="22"/>
-          <w:lang w:bidi="bn-IN"/>
-        </w:rPr>
-        <w:t xml:space="preserve"> (2023</w:t>
-      </w:r>
-      <w:r>
-        <w:rPr>
-          <w:rFonts w:ascii="Optima" w:eastAsia="Microsoft GothicNeo" w:hAnsi="Optima" w:cs="CMU Sans Serif Medium"/>
-          <w:sz w:val="22"/>
-          <w:szCs w:val="22"/>
-          <w:lang w:bidi="bn-IN"/>
-        </w:rPr>
-        <w:t>; in press</w:t>
-      </w:r>
-      <w:r>
-        <w:rPr>
-          <w:rFonts w:ascii="Optima" w:eastAsia="Microsoft GothicNeo" w:hAnsi="Optima" w:cs="CMU Sans Serif Medium"/>
-          <w:sz w:val="22"/>
-          <w:szCs w:val="22"/>
-          <w:lang w:bidi="bn-IN"/>
-        </w:rPr>
-        <w:t>)</w:t>
+        </w:rPr>
+      </w:pPr>
+      <w:r>
+        <w:rPr>
+          <w:rFonts w:ascii="Optima" w:eastAsia="Microsoft GothicNeo" w:hAnsi="Optima" w:cs="CMU Sans Serif Medium"/>
+          <w:i/>
+          <w:iCs/>
+          <w:sz w:val="22"/>
+          <w:szCs w:val="22"/>
+        </w:rPr>
+        <w:t>Accepted in Nature Communications</w:t>
+      </w:r>
+      <w:r>
+        <w:rPr>
+          <w:rFonts w:ascii="Optima" w:eastAsia="Microsoft GothicNeo" w:hAnsi="Optima" w:cs="CMU Sans Serif Medium"/>
+          <w:i/>
+          <w:iCs/>
+          <w:sz w:val="22"/>
+          <w:szCs w:val="22"/>
+        </w:rPr>
+        <w:t xml:space="preserve"> (2023)</w:t>
+      </w:r>
+    </w:p>
+    <w:p>
+      <w:pPr>
+        <w:pStyle w:val="ListParagraph"/>
+        <w:tabs>
+          <w:tab w:val="left" w:pos="2379"/>
+        </w:tabs>
+        <w:ind w:left="360"/>
+        <w:rPr>
+          <w:rFonts w:ascii="Optima" w:eastAsia="Microsoft GothicNeo" w:hAnsi="Optima" w:cs="CMU Sans Serif Medium"/>
+          <w:sz w:val="22"/>
+          <w:szCs w:val="22"/>
+        </w:rPr>
+      </w:pPr>
+      <w:r>
+        <w:rPr>
+          <w:rFonts w:ascii="Optima" w:eastAsia="Microsoft GothicNeo" w:hAnsi="Optima" w:cs="CMU Sans Serif Medium"/>
+          <w:i/>
+          <w:iCs/>
+          <w:sz w:val="22"/>
+          <w:szCs w:val="22"/>
+        </w:rPr>
+        <w:t>Preprint</w:t>
+      </w:r>
+      <w:r>
+        <w:rPr>
+          <w:rFonts w:ascii="Optima" w:eastAsia="Microsoft GothicNeo" w:hAnsi="Optima" w:cs="CMU Sans Serif Medium"/>
+          <w:sz w:val="22"/>
+          <w:szCs w:val="22"/>
+        </w:rPr>
+        <w:t xml:space="preserve">: </w:t>
+      </w:r>
+      <w:proofErr w:type="spellStart"/>
+      <w:r>
+        <w:rPr>
+          <w:rFonts w:ascii="Optima" w:eastAsia="Microsoft GothicNeo" w:hAnsi="Optima" w:cs="CMU Sans Serif Medium"/>
+          <w:sz w:val="22"/>
+          <w:szCs w:val="22"/>
+        </w:rPr>
+        <w:t>ChemRxiv</w:t>
+      </w:r>
+      <w:proofErr w:type="spellEnd"/>
+      <w:r>
+        <w:rPr>
+          <w:rFonts w:ascii="Optima" w:eastAsia="Microsoft GothicNeo" w:hAnsi="Optima" w:cs="CMU Sans Serif Medium"/>
+          <w:sz w:val="22"/>
+          <w:szCs w:val="22"/>
+        </w:rPr>
+        <w:t xml:space="preserve"> (2023) </w:t>
+      </w:r>
+      <w:r>
+        <w:rPr>
+          <w:rFonts w:ascii="Optima" w:eastAsia="Microsoft GothicNeo" w:hAnsi="Optima" w:cs="CMU Sans Serif Medium"/>
+          <w:sz w:val="22"/>
+          <w:szCs w:val="22"/>
+        </w:rPr>
+        <w:t>https://doi.org/10.26434/chemrxiv-2023-hfqxb</w:t>
       </w:r>
     </w:p>
     <w:p>
@@ -1589,128 +1601,253 @@
           <w:rFonts w:ascii="Optima" w:eastAsia="Microsoft GothicNeo" w:hAnsi="Optima" w:cs="CMU Sans Serif Medium"/>
           <w:sz w:val="22"/>
           <w:szCs w:val="22"/>
-        </w:rPr>
-        <w:t>A</w:t>
-      </w:r>
-      <w:r>
-        <w:rPr>
-          <w:rFonts w:ascii="Optima" w:eastAsia="Microsoft GothicNeo" w:hAnsi="Optima" w:cs="CMU Sans Serif Medium"/>
-          <w:sz w:val="22"/>
-          <w:szCs w:val="22"/>
-        </w:rPr>
-        <w:t>.</w:t>
-      </w:r>
-      <w:r>
-        <w:rPr>
-          <w:rFonts w:ascii="Optima" w:eastAsia="Microsoft GothicNeo" w:hAnsi="Optima" w:cs="CMU Sans Serif Medium"/>
-          <w:sz w:val="22"/>
-          <w:szCs w:val="22"/>
-        </w:rPr>
-        <w:t xml:space="preserve"> Cristiani, </w:t>
-      </w:r>
-      <w:r>
-        <w:rPr>
-          <w:rFonts w:ascii="Optima" w:eastAsia="Microsoft GothicNeo" w:hAnsi="Optima" w:cs="CMU Sans Serif Medium"/>
-          <w:b/>
-          <w:bCs/>
-          <w:sz w:val="22"/>
-          <w:szCs w:val="22"/>
-        </w:rPr>
-        <w:t>A. Dutta</w:t>
-      </w:r>
-      <w:r>
-        <w:rPr>
-          <w:rFonts w:ascii="Optima" w:eastAsia="Microsoft GothicNeo" w:hAnsi="Optima" w:cs="CMU Sans Serif Medium"/>
-          <w:sz w:val="22"/>
-          <w:szCs w:val="22"/>
-        </w:rPr>
-        <w:t>, S</w:t>
-      </w:r>
-      <w:r>
-        <w:rPr>
-          <w:rFonts w:ascii="Optima" w:eastAsia="Microsoft GothicNeo" w:hAnsi="Optima" w:cs="CMU Sans Serif Medium"/>
-          <w:sz w:val="22"/>
-          <w:szCs w:val="22"/>
-        </w:rPr>
-        <w:t>.</w:t>
-      </w:r>
-      <w:r>
-        <w:rPr>
-          <w:rFonts w:ascii="Optima" w:eastAsia="Microsoft GothicNeo" w:hAnsi="Optima" w:cs="CMU Sans Serif Medium"/>
-          <w:sz w:val="22"/>
-          <w:szCs w:val="22"/>
-        </w:rPr>
-        <w:t xml:space="preserve"> A</w:t>
-      </w:r>
-      <w:r>
-        <w:rPr>
-          <w:rFonts w:ascii="Optima" w:eastAsia="Microsoft GothicNeo" w:hAnsi="Optima" w:cs="CMU Sans Serif Medium"/>
-          <w:sz w:val="22"/>
-          <w:szCs w:val="22"/>
-        </w:rPr>
-        <w:t>.</w:t>
-      </w:r>
-      <w:r>
-        <w:rPr>
-          <w:rFonts w:ascii="Optima" w:eastAsia="Microsoft GothicNeo" w:hAnsi="Optima" w:cs="CMU Sans Serif Medium"/>
-          <w:sz w:val="22"/>
-          <w:szCs w:val="22"/>
-        </w:rPr>
-        <w:t xml:space="preserve"> Poveda-Cuevas, A</w:t>
-      </w:r>
-      <w:r>
-        <w:rPr>
-          <w:rFonts w:ascii="Optima" w:eastAsia="Microsoft GothicNeo" w:hAnsi="Optima" w:cs="CMU Sans Serif Medium"/>
-          <w:sz w:val="22"/>
-          <w:szCs w:val="22"/>
-        </w:rPr>
-        <w:t>.</w:t>
-      </w:r>
-      <w:r>
-        <w:rPr>
-          <w:rFonts w:ascii="Optima" w:eastAsia="Microsoft GothicNeo" w:hAnsi="Optima" w:cs="CMU Sans Serif Medium"/>
-          <w:sz w:val="22"/>
-          <w:szCs w:val="22"/>
-        </w:rPr>
-        <w:t xml:space="preserve"> Kern, R</w:t>
-      </w:r>
-      <w:r>
-        <w:rPr>
-          <w:rFonts w:ascii="Optima" w:eastAsia="Microsoft GothicNeo" w:hAnsi="Optima" w:cs="CMU Sans Serif Medium"/>
-          <w:sz w:val="22"/>
-          <w:szCs w:val="22"/>
-        </w:rPr>
-        <w:t>.</w:t>
-      </w:r>
-      <w:r>
-        <w:rPr>
-          <w:rFonts w:ascii="Optima" w:eastAsia="Microsoft GothicNeo" w:hAnsi="Optima" w:cs="CMU Sans Serif Medium"/>
-          <w:sz w:val="22"/>
-          <w:szCs w:val="22"/>
-        </w:rPr>
-        <w:t xml:space="preserve"> M</w:t>
-      </w:r>
-      <w:r>
-        <w:rPr>
-          <w:rFonts w:ascii="Optima" w:eastAsia="Microsoft GothicNeo" w:hAnsi="Optima" w:cs="CMU Sans Serif Medium"/>
-          <w:sz w:val="22"/>
-          <w:szCs w:val="22"/>
-        </w:rPr>
-        <w:t>.</w:t>
-      </w:r>
-      <w:r>
-        <w:rPr>
-          <w:rFonts w:ascii="Optima" w:eastAsia="Microsoft GothicNeo" w:hAnsi="Optima" w:cs="CMU Sans Serif Medium"/>
-          <w:sz w:val="22"/>
-          <w:szCs w:val="22"/>
-        </w:rPr>
-        <w:t xml:space="preserve"> Bhaskara</w:t>
-      </w:r>
-      <w:r>
-        <w:rPr>
-          <w:rFonts w:ascii="Optima" w:eastAsia="Microsoft GothicNeo" w:hAnsi="Optima" w:cs="CMU Sans Serif Medium"/>
-          <w:sz w:val="22"/>
-          <w:szCs w:val="22"/>
+          <w:lang w:val="en-IN"/>
+        </w:rPr>
+        <w:t xml:space="preserve">K. </w:t>
+      </w:r>
+      <w:proofErr w:type="spellStart"/>
+      <w:r>
+        <w:rPr>
+          <w:rFonts w:ascii="Optima" w:eastAsia="Microsoft GothicNeo" w:hAnsi="Optima" w:cs="CMU Sans Serif Medium"/>
+          <w:sz w:val="22"/>
+          <w:szCs w:val="22"/>
+          <w:lang w:val="en-IN"/>
+        </w:rPr>
+        <w:t>Kaygisiz</w:t>
+      </w:r>
+      <w:proofErr w:type="spellEnd"/>
+      <w:r>
+        <w:rPr>
+          <w:rFonts w:ascii="Optima" w:eastAsia="Microsoft GothicNeo" w:hAnsi="Optima" w:cs="CMU Sans Serif Medium"/>
+          <w:sz w:val="22"/>
+          <w:szCs w:val="22"/>
+          <w:lang w:val="en-IN"/>
+        </w:rPr>
+        <w:t xml:space="preserve">, </w:t>
+      </w:r>
+      <w:r>
+        <w:rPr>
+          <w:rFonts w:ascii="Optima" w:eastAsia="Microsoft GothicNeo" w:hAnsi="Optima" w:cs="CMU Sans Serif Medium"/>
+          <w:b/>
+          <w:bCs/>
+          <w:sz w:val="22"/>
+          <w:szCs w:val="22"/>
+          <w:lang w:val="en-IN"/>
+        </w:rPr>
+        <w:t xml:space="preserve">A. </w:t>
+      </w:r>
+      <w:r>
+        <w:rPr>
+          <w:rFonts w:ascii="Optima" w:eastAsia="Microsoft GothicNeo" w:hAnsi="Optima" w:cs="CMU Sans Serif Medium"/>
+          <w:b/>
+          <w:bCs/>
+          <w:sz w:val="22"/>
+          <w:szCs w:val="22"/>
+          <w:lang w:val="en-IN"/>
+        </w:rPr>
+        <w:t>Dutta</w:t>
+      </w:r>
+      <w:r>
+        <w:rPr>
+          <w:rFonts w:ascii="Optima" w:eastAsia="Microsoft GothicNeo" w:hAnsi="Optima" w:cs="CMU Sans Serif Medium"/>
+          <w:sz w:val="22"/>
+          <w:szCs w:val="22"/>
+          <w:lang w:val="en-IN"/>
+        </w:rPr>
+        <w:t>,</w:t>
+      </w:r>
+      <w:r>
+        <w:rPr>
+          <w:rFonts w:ascii="Optima" w:eastAsia="Microsoft GothicNeo" w:hAnsi="Optima" w:cs="CMU Sans Serif Medium"/>
+          <w:sz w:val="22"/>
+          <w:szCs w:val="22"/>
+          <w:lang w:val="en-IN"/>
+        </w:rPr>
+        <w:t xml:space="preserve"> </w:t>
+      </w:r>
+      <w:r>
+        <w:rPr>
+          <w:rFonts w:ascii="Optima" w:eastAsia="Microsoft GothicNeo" w:hAnsi="Optima" w:cs="CMU Sans Serif Medium"/>
+          <w:sz w:val="22"/>
+          <w:szCs w:val="22"/>
+          <w:lang w:val="en-IN"/>
+        </w:rPr>
+        <w:t xml:space="preserve">L. </w:t>
+      </w:r>
+      <w:r>
+        <w:rPr>
+          <w:rFonts w:ascii="Optima" w:eastAsia="Microsoft GothicNeo" w:hAnsi="Optima" w:cs="CMU Sans Serif Medium"/>
+          <w:sz w:val="22"/>
+          <w:szCs w:val="22"/>
+          <w:lang w:val="en-IN"/>
+        </w:rPr>
+        <w:t>Rauch</w:t>
+      </w:r>
+      <w:r>
+        <w:rPr>
+          <w:rFonts w:ascii="Optima" w:eastAsia="Microsoft GothicNeo" w:hAnsi="Optima" w:cs="CMU Sans Serif Medium"/>
+          <w:sz w:val="22"/>
+          <w:szCs w:val="22"/>
+          <w:lang w:val="en-IN"/>
+        </w:rPr>
+        <w:t>-Wirth</w:t>
+      </w:r>
+      <w:r>
+        <w:rPr>
+          <w:rFonts w:ascii="Optima" w:eastAsia="Microsoft GothicNeo" w:hAnsi="Optima" w:cs="CMU Sans Serif Medium"/>
+          <w:sz w:val="22"/>
+          <w:szCs w:val="22"/>
+          <w:lang w:val="en-IN"/>
+        </w:rPr>
+        <w:t>,</w:t>
+      </w:r>
+      <w:r>
+        <w:rPr>
+          <w:rFonts w:ascii="Optima" w:eastAsia="Microsoft GothicNeo" w:hAnsi="Optima" w:cs="CMU Sans Serif Medium"/>
+          <w:sz w:val="22"/>
+          <w:szCs w:val="22"/>
+          <w:lang w:val="en-IN"/>
+        </w:rPr>
+        <w:t xml:space="preserve"> C. V.</w:t>
+      </w:r>
+      <w:r>
+        <w:rPr>
+          <w:rFonts w:ascii="Optima" w:eastAsia="Microsoft GothicNeo" w:hAnsi="Optima" w:cs="CMU Sans Serif Medium"/>
+          <w:sz w:val="22"/>
+          <w:szCs w:val="22"/>
+          <w:lang w:val="en-IN"/>
+        </w:rPr>
+        <w:t xml:space="preserve"> </w:t>
+      </w:r>
+      <w:proofErr w:type="spellStart"/>
+      <w:r>
+        <w:rPr>
+          <w:rFonts w:ascii="Optima" w:eastAsia="Microsoft GothicNeo" w:hAnsi="Optima" w:cs="CMU Sans Serif Medium"/>
+          <w:sz w:val="22"/>
+          <w:szCs w:val="22"/>
+          <w:lang w:val="en-IN"/>
+        </w:rPr>
+        <w:t>Synatschke</w:t>
+      </w:r>
+      <w:proofErr w:type="spellEnd"/>
+      <w:r>
+        <w:rPr>
+          <w:rFonts w:ascii="Optima" w:eastAsia="Microsoft GothicNeo" w:hAnsi="Optima" w:cs="CMU Sans Serif Medium"/>
+          <w:sz w:val="22"/>
+          <w:szCs w:val="22"/>
+          <w:lang w:val="en-IN"/>
+        </w:rPr>
+        <w:t xml:space="preserve">, </w:t>
+      </w:r>
+      <w:r>
+        <w:rPr>
+          <w:rFonts w:ascii="Optima" w:eastAsia="Microsoft GothicNeo" w:hAnsi="Optima" w:cs="CMU Sans Serif Medium"/>
+          <w:sz w:val="22"/>
+          <w:szCs w:val="22"/>
+          <w:lang w:val="en-IN"/>
+        </w:rPr>
+        <w:t>J.</w:t>
+      </w:r>
+      <w:r>
+        <w:rPr>
+          <w:rFonts w:ascii="Optima" w:eastAsia="Microsoft GothicNeo" w:hAnsi="Optima" w:cs="CMU Sans Serif Medium"/>
+          <w:sz w:val="22"/>
+          <w:szCs w:val="22"/>
+          <w:lang w:val="en-IN"/>
+        </w:rPr>
+        <w:t xml:space="preserve"> </w:t>
+      </w:r>
+      <w:proofErr w:type="spellStart"/>
+      <w:r>
+        <w:rPr>
+          <w:rFonts w:ascii="Optima" w:eastAsia="Microsoft GothicNeo" w:hAnsi="Optima" w:cs="CMU Sans Serif Medium"/>
+          <w:sz w:val="22"/>
+          <w:szCs w:val="22"/>
+          <w:lang w:val="en-IN"/>
+        </w:rPr>
+        <w:t>Münch</w:t>
+      </w:r>
+      <w:proofErr w:type="spellEnd"/>
+      <w:r>
+        <w:rPr>
+          <w:rFonts w:ascii="Optima" w:eastAsia="Microsoft GothicNeo" w:hAnsi="Optima" w:cs="CMU Sans Serif Medium"/>
+          <w:sz w:val="22"/>
+          <w:szCs w:val="22"/>
+          <w:lang w:val="en-IN"/>
+        </w:rPr>
+        <w:t>,</w:t>
+      </w:r>
+      <w:r>
+        <w:rPr>
+          <w:rFonts w:ascii="Optima" w:eastAsia="Microsoft GothicNeo" w:hAnsi="Optima" w:cs="CMU Sans Serif Medium"/>
+          <w:sz w:val="22"/>
+          <w:szCs w:val="22"/>
+          <w:lang w:val="en-IN"/>
+        </w:rPr>
+        <w:t xml:space="preserve"> </w:t>
+      </w:r>
+      <w:r>
+        <w:rPr>
+          <w:rFonts w:ascii="Optima" w:eastAsia="Microsoft GothicNeo" w:hAnsi="Optima" w:cs="CMU Sans Serif Medium"/>
+          <w:sz w:val="22"/>
+          <w:szCs w:val="22"/>
+          <w:lang w:val="en-IN"/>
+        </w:rPr>
+        <w:t>T.</w:t>
+      </w:r>
+      <w:r>
+        <w:rPr>
+          <w:rFonts w:ascii="Optima" w:eastAsia="Microsoft GothicNeo" w:hAnsi="Optima" w:cs="CMU Sans Serif Medium"/>
+          <w:sz w:val="22"/>
+          <w:szCs w:val="22"/>
+          <w:lang w:val="en-IN"/>
+        </w:rPr>
+        <w:t xml:space="preserve"> </w:t>
+      </w:r>
+      <w:proofErr w:type="spellStart"/>
+      <w:r>
+        <w:rPr>
+          <w:rFonts w:ascii="Optima" w:eastAsia="Microsoft GothicNeo" w:hAnsi="Optima" w:cs="CMU Sans Serif Medium"/>
+          <w:sz w:val="22"/>
+          <w:szCs w:val="22"/>
+          <w:lang w:val="en-IN"/>
+        </w:rPr>
+        <w:t>Bereau</w:t>
+      </w:r>
+      <w:proofErr w:type="spellEnd"/>
+      <w:r>
+        <w:rPr>
+          <w:rFonts w:ascii="Optima" w:eastAsia="Microsoft GothicNeo" w:hAnsi="Optima" w:cs="CMU Sans Serif Medium"/>
+          <w:sz w:val="22"/>
+          <w:szCs w:val="22"/>
+          <w:lang w:val="en-IN"/>
+        </w:rPr>
+        <w:t xml:space="preserve">, </w:t>
+      </w:r>
+      <w:r>
+        <w:rPr>
+          <w:rFonts w:ascii="Optima" w:eastAsia="Microsoft GothicNeo" w:hAnsi="Optima" w:cs="CMU Sans Serif Medium"/>
+          <w:sz w:val="22"/>
+          <w:szCs w:val="22"/>
+          <w:lang w:val="en-IN"/>
+        </w:rPr>
+        <w:t>and T.</w:t>
+      </w:r>
+      <w:r>
+        <w:rPr>
+          <w:rFonts w:ascii="Optima" w:eastAsia="Microsoft GothicNeo" w:hAnsi="Optima" w:cs="CMU Sans Serif Medium"/>
+          <w:sz w:val="22"/>
+          <w:szCs w:val="22"/>
+          <w:lang w:val="en-IN"/>
+        </w:rPr>
+        <w:t xml:space="preserve"> Weil</w:t>
+      </w:r>
+      <w:r>
+        <w:rPr>
+          <w:rFonts w:ascii="Optima" w:eastAsia="Microsoft GothicNeo" w:hAnsi="Optima" w:cs="CMU Sans Serif Medium"/>
+          <w:sz w:val="22"/>
+          <w:szCs w:val="22"/>
+          <w:lang w:val="en-IN"/>
         </w:rPr>
         <w:t>;</w:t>
       </w:r>
@@ -1719,6 +1856,7 @@
           <w:rFonts w:ascii="Optima" w:eastAsia="Microsoft GothicNeo" w:hAnsi="Optima" w:cs="CMU Sans Serif Medium"/>
           <w:sz w:val="22"/>
           <w:szCs w:val="22"/>
+          <w:lang w:val="en-IN"/>
         </w:rPr>
         <w:t xml:space="preserve"> </w:t>
       </w:r>
@@ -1729,35 +1867,9 @@
           <w:szCs w:val="22"/>
           <w:lang w:val="en-IN"/>
         </w:rPr>
-        <w:t>Identification of potential selective autophagy receptors from protein-content profiling of autophagosomes</w:t>
-      </w:r>
-      <w:r>
-        <w:rPr>
-          <w:rFonts w:ascii="Optima" w:eastAsia="Microsoft GothicNeo" w:hAnsi="Optima" w:cs="CMU Sans Serif Medium"/>
-          <w:sz w:val="22"/>
-          <w:szCs w:val="22"/>
-          <w:lang w:val="en-IN"/>
-        </w:rPr>
-        <w:t xml:space="preserve">; Journal of Cellular Biochemistry </w:t>
-      </w:r>
-      <w:r>
-        <w:rPr>
-          <w:rFonts w:ascii="Optima" w:eastAsia="Microsoft GothicNeo" w:hAnsi="Optima" w:cs="CMU Sans Serif Medium"/>
-          <w:sz w:val="22"/>
-          <w:szCs w:val="22"/>
-          <w:lang w:val="en-IN"/>
-        </w:rPr>
-        <w:t xml:space="preserve">1–14 </w:t>
-      </w:r>
-      <w:r>
-        <w:rPr>
-          <w:rFonts w:ascii="Optima" w:eastAsia="Microsoft GothicNeo" w:hAnsi="Optima" w:cs="CMU Sans Serif Medium"/>
-          <w:sz w:val="22"/>
-          <w:szCs w:val="22"/>
-          <w:lang w:val="en-IN"/>
-        </w:rPr>
-        <w:t>(2023</w:t>
-      </w:r>
+        <w:t>I</w:t>
+      </w:r>
+      <w:proofErr w:type="spellStart"/>
       <w:r>
         <w:rPr>
           <w:rFonts w:ascii="Optima" w:eastAsia="Microsoft GothicNeo" w:hAnsi="Optima" w:cs="CMU Sans Serif Medium"/>
@@ -1765,6 +1877,67 @@
           <w:szCs w:val="22"/>
           <w:lang w:bidi="bn-IN"/>
         </w:rPr>
+        <w:t>nverse</w:t>
+      </w:r>
+      <w:proofErr w:type="spellEnd"/>
+      <w:r>
+        <w:rPr>
+          <w:rFonts w:ascii="Optima" w:eastAsia="Microsoft GothicNeo" w:hAnsi="Optima" w:cs="CMU Sans Serif Medium"/>
+          <w:sz w:val="22"/>
+          <w:szCs w:val="22"/>
+          <w:lang w:bidi="bn-IN"/>
+        </w:rPr>
+        <w:t xml:space="preserve"> design of viral infectivity enhancing peptides fibrils from continuous protein-vector embeddings</w:t>
+      </w:r>
+      <w:r>
+        <w:rPr>
+          <w:rFonts w:ascii="Optima" w:eastAsia="Microsoft GothicNeo" w:hAnsi="Optima" w:cs="CMU Sans Serif Medium"/>
+          <w:sz w:val="22"/>
+          <w:szCs w:val="22"/>
+          <w:lang w:bidi="bn-IN"/>
+        </w:rPr>
+        <w:t>;</w:t>
+      </w:r>
+    </w:p>
+    <w:p>
+      <w:pPr>
+        <w:pStyle w:val="ListParagraph"/>
+        <w:tabs>
+          <w:tab w:val="left" w:pos="2379"/>
+        </w:tabs>
+        <w:ind w:left="360"/>
+        <w:rPr>
+          <w:rFonts w:ascii="Optima" w:eastAsia="Microsoft GothicNeo" w:hAnsi="Optima" w:cs="CMU Sans Serif Medium"/>
+          <w:sz w:val="22"/>
+          <w:szCs w:val="22"/>
+          <w:lang w:val="en-IN" w:bidi="bn-IN"/>
+        </w:rPr>
+      </w:pPr>
+      <w:r>
+        <w:rPr>
+          <w:rFonts w:ascii="Optima" w:eastAsia="Microsoft GothicNeo" w:hAnsi="Optima" w:cs="CMU Sans Serif Medium"/>
+          <w:sz w:val="22"/>
+          <w:szCs w:val="22"/>
+          <w:lang w:bidi="bn-IN"/>
+        </w:rPr>
+        <w:t>Biomaterials science</w:t>
+      </w:r>
+      <w:r>
+        <w:rPr>
+          <w:rFonts w:ascii="Optima" w:eastAsia="Microsoft GothicNeo" w:hAnsi="Optima" w:cs="CMU Sans Serif Medium"/>
+          <w:sz w:val="22"/>
+          <w:szCs w:val="22"/>
+          <w:lang w:bidi="bn-IN"/>
+        </w:rPr>
+        <w:t xml:space="preserve"> (2023</w:t>
+      </w:r>
+      <w:r>
+        <w:rPr>
+          <w:rFonts w:ascii="Optima" w:eastAsia="Microsoft GothicNeo" w:hAnsi="Optima" w:cs="CMU Sans Serif Medium"/>
+          <w:sz w:val="22"/>
+          <w:szCs w:val="22"/>
+          <w:lang w:bidi="bn-IN"/>
+        </w:rPr>
         <w:t>; in press</w:t>
       </w:r>
       <w:r>
@@ -1772,7 +1945,7 @@
           <w:rFonts w:ascii="Optima" w:eastAsia="Microsoft GothicNeo" w:hAnsi="Optima" w:cs="CMU Sans Serif Medium"/>
           <w:sz w:val="22"/>
           <w:szCs w:val="22"/>
-          <w:lang w:val="en-IN"/>
+          <w:lang w:bidi="bn-IN"/>
         </w:rPr>
         <w:t>)</w:t>
       </w:r>
@@ -1789,27 +1962,126 @@
         </w:tabs>
         <w:rPr>
           <w:rFonts w:ascii="Optima" w:eastAsia="Microsoft GothicNeo" w:hAnsi="Optima" w:cs="CMU Sans Serif Medium"/>
-          <w:sz w:val="22"/>
-          <w:szCs w:val="22"/>
-        </w:rPr>
-      </w:pPr>
-      <w:r>
-        <w:rPr>
-          <w:rFonts w:ascii="Optima" w:eastAsia="Microsoft GothicNeo" w:hAnsi="Optima" w:cs="CMU Sans Serif Medium"/>
-          <w:sz w:val="22"/>
-          <w:szCs w:val="22"/>
-        </w:rPr>
-        <w:t xml:space="preserve">N. Sen, P. Minocha, and </w:t>
-      </w:r>
-      <w:r>
-        <w:rPr>
-          <w:rFonts w:ascii="Optima" w:eastAsia="Microsoft GothicNeo" w:hAnsi="Optima" w:cs="CMU Sans Serif Medium"/>
-          <w:b/>
-          <w:bCs/>
-          <w:sz w:val="22"/>
-          <w:szCs w:val="22"/>
-        </w:rPr>
-        <w:t>A.</w:t>
+          <w:b/>
+          <w:bCs/>
+          <w:sz w:val="22"/>
+          <w:szCs w:val="22"/>
+          <w:lang w:val="en-IN"/>
+        </w:rPr>
+      </w:pPr>
+      <w:r>
+        <w:rPr>
+          <w:rFonts w:ascii="Optima" w:eastAsia="Microsoft GothicNeo" w:hAnsi="Optima" w:cs="CMU Sans Serif Medium"/>
+          <w:sz w:val="22"/>
+          <w:szCs w:val="22"/>
+        </w:rPr>
+        <w:t>A</w:t>
+      </w:r>
+      <w:r>
+        <w:rPr>
+          <w:rFonts w:ascii="Optima" w:eastAsia="Microsoft GothicNeo" w:hAnsi="Optima" w:cs="CMU Sans Serif Medium"/>
+          <w:sz w:val="22"/>
+          <w:szCs w:val="22"/>
+        </w:rPr>
+        <w:t>.</w:t>
+      </w:r>
+      <w:r>
+        <w:rPr>
+          <w:rFonts w:ascii="Optima" w:eastAsia="Microsoft GothicNeo" w:hAnsi="Optima" w:cs="CMU Sans Serif Medium"/>
+          <w:sz w:val="22"/>
+          <w:szCs w:val="22"/>
+        </w:rPr>
+        <w:t xml:space="preserve"> Cristiani, </w:t>
+      </w:r>
+      <w:r>
+        <w:rPr>
+          <w:rFonts w:ascii="Optima" w:eastAsia="Microsoft GothicNeo" w:hAnsi="Optima" w:cs="CMU Sans Serif Medium"/>
+          <w:b/>
+          <w:bCs/>
+          <w:sz w:val="22"/>
+          <w:szCs w:val="22"/>
+        </w:rPr>
+        <w:t>A. Dutta</w:t>
+      </w:r>
+      <w:r>
+        <w:rPr>
+          <w:rFonts w:ascii="Optima" w:eastAsia="Microsoft GothicNeo" w:hAnsi="Optima" w:cs="CMU Sans Serif Medium"/>
+          <w:sz w:val="22"/>
+          <w:szCs w:val="22"/>
+        </w:rPr>
+        <w:t>, S</w:t>
+      </w:r>
+      <w:r>
+        <w:rPr>
+          <w:rFonts w:ascii="Optima" w:eastAsia="Microsoft GothicNeo" w:hAnsi="Optima" w:cs="CMU Sans Serif Medium"/>
+          <w:sz w:val="22"/>
+          <w:szCs w:val="22"/>
+        </w:rPr>
+        <w:t>.</w:t>
+      </w:r>
+      <w:r>
+        <w:rPr>
+          <w:rFonts w:ascii="Optima" w:eastAsia="Microsoft GothicNeo" w:hAnsi="Optima" w:cs="CMU Sans Serif Medium"/>
+          <w:sz w:val="22"/>
+          <w:szCs w:val="22"/>
+        </w:rPr>
+        <w:t xml:space="preserve"> A</w:t>
+      </w:r>
+      <w:r>
+        <w:rPr>
+          <w:rFonts w:ascii="Optima" w:eastAsia="Microsoft GothicNeo" w:hAnsi="Optima" w:cs="CMU Sans Serif Medium"/>
+          <w:sz w:val="22"/>
+          <w:szCs w:val="22"/>
+        </w:rPr>
+        <w:t>.</w:t>
+      </w:r>
+      <w:r>
+        <w:rPr>
+          <w:rFonts w:ascii="Optima" w:eastAsia="Microsoft GothicNeo" w:hAnsi="Optima" w:cs="CMU Sans Serif Medium"/>
+          <w:sz w:val="22"/>
+          <w:szCs w:val="22"/>
+        </w:rPr>
+        <w:t xml:space="preserve"> Poveda-Cuevas, A</w:t>
+      </w:r>
+      <w:r>
+        <w:rPr>
+          <w:rFonts w:ascii="Optima" w:eastAsia="Microsoft GothicNeo" w:hAnsi="Optima" w:cs="CMU Sans Serif Medium"/>
+          <w:sz w:val="22"/>
+          <w:szCs w:val="22"/>
+        </w:rPr>
+        <w:t>.</w:t>
+      </w:r>
+      <w:r>
+        <w:rPr>
+          <w:rFonts w:ascii="Optima" w:eastAsia="Microsoft GothicNeo" w:hAnsi="Optima" w:cs="CMU Sans Serif Medium"/>
+          <w:sz w:val="22"/>
+          <w:szCs w:val="22"/>
+        </w:rPr>
+        <w:t xml:space="preserve"> Kern, R</w:t>
+      </w:r>
+      <w:r>
+        <w:rPr>
+          <w:rFonts w:ascii="Optima" w:eastAsia="Microsoft GothicNeo" w:hAnsi="Optima" w:cs="CMU Sans Serif Medium"/>
+          <w:sz w:val="22"/>
+          <w:szCs w:val="22"/>
+        </w:rPr>
+        <w:t>.</w:t>
+      </w:r>
+      <w:r>
+        <w:rPr>
+          <w:rFonts w:ascii="Optima" w:eastAsia="Microsoft GothicNeo" w:hAnsi="Optima" w:cs="CMU Sans Serif Medium"/>
+          <w:sz w:val="22"/>
+          <w:szCs w:val="22"/>
+        </w:rPr>
+        <w:t xml:space="preserve"> M</w:t>
+      </w:r>
+      <w:r>
+        <w:rPr>
+          <w:rFonts w:ascii="Optima" w:eastAsia="Microsoft GothicNeo" w:hAnsi="Optima" w:cs="CMU Sans Serif Medium"/>
+          <w:sz w:val="22"/>
+          <w:szCs w:val="22"/>
+        </w:rPr>
+        <w:t>.</w:t>
       </w:r>
       <w:r>
         <w:rPr>
@@ -1819,23 +2091,23 @@
         </w:rPr>
         <w:t xml:space="preserve"> </w:t>
       </w:r>
-      <w:r>
-        <w:rPr>
-          <w:rFonts w:ascii="Optima" w:eastAsia="Microsoft GothicNeo" w:hAnsi="Optima" w:cs="CMU Sans Serif Medium"/>
-          <w:b/>
-          <w:bCs/>
-          <w:sz w:val="22"/>
-          <w:szCs w:val="22"/>
-        </w:rPr>
-        <w:t>Dutta</w:t>
-      </w:r>
-      <w:r>
-        <w:rPr>
-          <w:rFonts w:ascii="Optima" w:eastAsia="Microsoft GothicNeo" w:hAnsi="Optima" w:cs="CMU Sans Serif Medium"/>
-          <w:sz w:val="22"/>
-          <w:szCs w:val="22"/>
-        </w:rPr>
-        <w:t>; Technology licensing and collusion; International Journal of Economic Theory</w:t>
+      <w:proofErr w:type="spellStart"/>
+      <w:r>
+        <w:rPr>
+          <w:rFonts w:ascii="Optima" w:eastAsia="Microsoft GothicNeo" w:hAnsi="Optima" w:cs="CMU Sans Serif Medium"/>
+          <w:sz w:val="22"/>
+          <w:szCs w:val="22"/>
+        </w:rPr>
+        <w:t>Bhaskara</w:t>
+      </w:r>
+      <w:proofErr w:type="spellEnd"/>
+      <w:r>
+        <w:rPr>
+          <w:rFonts w:ascii="Optima" w:eastAsia="Microsoft GothicNeo" w:hAnsi="Optima" w:cs="CMU Sans Serif Medium"/>
+          <w:sz w:val="22"/>
+          <w:szCs w:val="22"/>
+        </w:rPr>
+        <w:t>;</w:t>
       </w:r>
       <w:r>
         <w:rPr>
@@ -1850,14 +2122,34 @@
           <w:rFonts w:ascii="Optima" w:eastAsia="Microsoft GothicNeo" w:hAnsi="Optima" w:cs="CMU Sans Serif Medium"/>
           <w:sz w:val="22"/>
           <w:szCs w:val="22"/>
-        </w:rPr>
-        <w:t xml:space="preserve">1–59 </w:t>
-      </w:r>
-      <w:r>
-        <w:rPr>
-          <w:rFonts w:ascii="Optima" w:eastAsia="Microsoft GothicNeo" w:hAnsi="Optima" w:cs="CMU Sans Serif Medium"/>
-          <w:sz w:val="22"/>
-          <w:szCs w:val="22"/>
+          <w:lang w:val="en-IN"/>
+        </w:rPr>
+        <w:t>Identification of potential selective autophagy receptors from protein-content profiling of autophagosomes</w:t>
+      </w:r>
+      <w:r>
+        <w:rPr>
+          <w:rFonts w:ascii="Optima" w:eastAsia="Microsoft GothicNeo" w:hAnsi="Optima" w:cs="CMU Sans Serif Medium"/>
+          <w:sz w:val="22"/>
+          <w:szCs w:val="22"/>
+          <w:lang w:val="en-IN"/>
+        </w:rPr>
+        <w:t xml:space="preserve">; Journal of Cellular Biochemistry </w:t>
+      </w:r>
+      <w:r>
+        <w:rPr>
+          <w:rFonts w:ascii="Optima" w:eastAsia="Microsoft GothicNeo" w:hAnsi="Optima" w:cs="CMU Sans Serif Medium"/>
+          <w:sz w:val="22"/>
+          <w:szCs w:val="22"/>
+          <w:lang w:val="en-IN"/>
+        </w:rPr>
+        <w:t xml:space="preserve">1–14 </w:t>
+      </w:r>
+      <w:r>
+        <w:rPr>
+          <w:rFonts w:ascii="Optima" w:eastAsia="Microsoft GothicNeo" w:hAnsi="Optima" w:cs="CMU Sans Serif Medium"/>
+          <w:sz w:val="22"/>
+          <w:szCs w:val="22"/>
+          <w:lang w:val="en-IN"/>
         </w:rPr>
         <w:t>(2023</w:t>
       </w:r>
@@ -1875,6 +2167,7 @@
           <w:rFonts w:ascii="Optima" w:eastAsia="Microsoft GothicNeo" w:hAnsi="Optima" w:cs="CMU Sans Serif Medium"/>
           <w:sz w:val="22"/>
           <w:szCs w:val="22"/>
+          <w:lang w:val="en-IN"/>
         </w:rPr>
         <w:t>)</w:t>
       </w:r>
@@ -1893,18 +2186,51 @@
           <w:rFonts w:ascii="Optima" w:eastAsia="Microsoft GothicNeo" w:hAnsi="Optima" w:cs="CMU Sans Serif Medium"/>
           <w:sz w:val="22"/>
           <w:szCs w:val="22"/>
-          <w:lang w:val="en-IN"/>
-        </w:rPr>
-      </w:pPr>
-      <w:r>
-        <w:rPr>
-          <w:rFonts w:ascii="Optima" w:eastAsia="Microsoft GothicNeo" w:hAnsi="Optima" w:cs="CMU Sans Serif Medium"/>
-          <w:b/>
-          <w:bCs/>
-          <w:sz w:val="22"/>
-          <w:szCs w:val="22"/>
-        </w:rPr>
-        <w:t xml:space="preserve">A. </w:t>
+        </w:rPr>
+      </w:pPr>
+      <w:r>
+        <w:rPr>
+          <w:rFonts w:ascii="Optima" w:eastAsia="Microsoft GothicNeo" w:hAnsi="Optima" w:cs="CMU Sans Serif Medium"/>
+          <w:sz w:val="22"/>
+          <w:szCs w:val="22"/>
+        </w:rPr>
+        <w:t xml:space="preserve">N. Sen, P. </w:t>
+      </w:r>
+      <w:proofErr w:type="spellStart"/>
+      <w:r>
+        <w:rPr>
+          <w:rFonts w:ascii="Optima" w:eastAsia="Microsoft GothicNeo" w:hAnsi="Optima" w:cs="CMU Sans Serif Medium"/>
+          <w:sz w:val="22"/>
+          <w:szCs w:val="22"/>
+        </w:rPr>
+        <w:t>Minocha</w:t>
+      </w:r>
+      <w:proofErr w:type="spellEnd"/>
+      <w:r>
+        <w:rPr>
+          <w:rFonts w:ascii="Optima" w:eastAsia="Microsoft GothicNeo" w:hAnsi="Optima" w:cs="CMU Sans Serif Medium"/>
+          <w:sz w:val="22"/>
+          <w:szCs w:val="22"/>
+        </w:rPr>
+        <w:t xml:space="preserve">, and </w:t>
+      </w:r>
+      <w:r>
+        <w:rPr>
+          <w:rFonts w:ascii="Optima" w:eastAsia="Microsoft GothicNeo" w:hAnsi="Optima" w:cs="CMU Sans Serif Medium"/>
+          <w:b/>
+          <w:bCs/>
+          <w:sz w:val="22"/>
+          <w:szCs w:val="22"/>
+        </w:rPr>
+        <w:t>A.</w:t>
+      </w:r>
+      <w:r>
+        <w:rPr>
+          <w:rFonts w:ascii="Optima" w:eastAsia="Microsoft GothicNeo" w:hAnsi="Optima" w:cs="CMU Sans Serif Medium"/>
+          <w:sz w:val="22"/>
+          <w:szCs w:val="22"/>
+        </w:rPr>
+        <w:t xml:space="preserve"> </w:t>
       </w:r>
       <w:r>
         <w:rPr>
@@ -1919,22 +2245,10 @@
       <w:r>
         <w:rPr>
           <w:rFonts w:ascii="Optima" w:eastAsia="Microsoft GothicNeo" w:hAnsi="Optima" w:cs="CMU Sans Serif Medium"/>
-          <w:b/>
-          <w:bCs/>
-          <w:sz w:val="22"/>
-          <w:szCs w:val="22"/>
-        </w:rPr>
-        <w:t>*</w:t>
-      </w:r>
-      <w:r>
-        <w:rPr>
-          <w:rFonts w:ascii="Optima" w:eastAsia="Microsoft GothicNeo" w:hAnsi="Optima" w:cs="CMU Sans Serif Medium"/>
-          <w:b/>
-          <w:bCs/>
-          <w:sz w:val="22"/>
-          <w:szCs w:val="22"/>
-        </w:rPr>
-        <w:t>,</w:t>
+          <w:sz w:val="22"/>
+          <w:szCs w:val="22"/>
+        </w:rPr>
+        <w:t>; Technology licensing and collusion; International Journal of Economic Theory</w:t>
       </w:r>
       <w:r>
         <w:rPr>
@@ -1950,262 +2264,24 @@
           <w:sz w:val="22"/>
           <w:szCs w:val="22"/>
         </w:rPr>
-        <w:t>T.</w:t>
-      </w:r>
-      <w:r>
-        <w:rPr>
-          <w:rFonts w:ascii="Optima" w:eastAsia="Microsoft GothicNeo" w:hAnsi="Optima" w:cs="CMU Sans Serif Medium"/>
-          <w:sz w:val="22"/>
-          <w:szCs w:val="22"/>
-        </w:rPr>
-        <w:t xml:space="preserve"> Bereau, </w:t>
-      </w:r>
-      <w:r>
-        <w:rPr>
-          <w:rFonts w:ascii="Optima" w:eastAsia="Microsoft GothicNeo" w:hAnsi="Optima" w:cs="CMU Sans Serif Medium"/>
-          <w:sz w:val="22"/>
-          <w:szCs w:val="22"/>
-        </w:rPr>
-        <w:t xml:space="preserve">and </w:t>
-      </w:r>
-      <w:r>
-        <w:rPr>
-          <w:rFonts w:ascii="Optima" w:eastAsia="Microsoft GothicNeo" w:hAnsi="Optima" w:cs="CMU Sans Serif Medium"/>
-          <w:sz w:val="22"/>
-          <w:szCs w:val="22"/>
-        </w:rPr>
-        <w:t>T.</w:t>
-      </w:r>
-      <w:r>
-        <w:rPr>
-          <w:rFonts w:ascii="Optima" w:eastAsia="Microsoft GothicNeo" w:hAnsi="Optima" w:cs="CMU Sans Serif Medium"/>
-          <w:sz w:val="22"/>
-          <w:szCs w:val="22"/>
-        </w:rPr>
-        <w:t xml:space="preserve"> A.</w:t>
-      </w:r>
-      <w:r>
-        <w:rPr>
-          <w:rFonts w:ascii="Optima" w:eastAsia="Microsoft GothicNeo" w:hAnsi="Optima" w:cs="CMU Sans Serif Medium"/>
-          <w:sz w:val="22"/>
-          <w:szCs w:val="22"/>
-        </w:rPr>
-        <w:t xml:space="preserve"> Vilgis</w:t>
-      </w:r>
-      <w:r>
-        <w:rPr>
-          <w:rFonts w:ascii="Optima" w:eastAsia="Microsoft GothicNeo" w:hAnsi="Optima" w:cs="CMU Sans Serif Medium"/>
-          <w:sz w:val="22"/>
-          <w:szCs w:val="22"/>
-        </w:rPr>
-        <w:t>;</w:t>
-      </w:r>
-      <w:r>
-        <w:rPr>
-          <w:rFonts w:ascii="Optima" w:eastAsia="Microsoft GothicNeo" w:hAnsi="Optima" w:cs="CMU Sans Serif Medium"/>
-          <w:sz w:val="22"/>
-          <w:szCs w:val="22"/>
-        </w:rPr>
-        <w:t xml:space="preserve"> </w:t>
-      </w:r>
-      <w:r>
-        <w:rPr>
-          <w:rFonts w:ascii="Optima" w:eastAsia="Microsoft GothicNeo" w:hAnsi="Optima" w:cs="CMU Sans Serif Medium"/>
-          <w:sz w:val="22"/>
-          <w:szCs w:val="22"/>
-          <w:lang w:val="en-IN"/>
-        </w:rPr>
-        <w:t xml:space="preserve">Identifying </w:t>
-      </w:r>
-      <w:r>
-        <w:rPr>
-          <w:rFonts w:ascii="Optima" w:eastAsia="Microsoft GothicNeo" w:hAnsi="Optima" w:cs="CMU Sans Serif Medium"/>
-          <w:sz w:val="22"/>
-          <w:szCs w:val="22"/>
-          <w:lang w:val="en-IN"/>
-        </w:rPr>
-        <w:t>s</w:t>
-      </w:r>
-      <w:r>
-        <w:rPr>
-          <w:rFonts w:ascii="Optima" w:eastAsia="Microsoft GothicNeo" w:hAnsi="Optima" w:cs="CMU Sans Serif Medium"/>
-          <w:sz w:val="22"/>
-          <w:szCs w:val="22"/>
-          <w:lang w:val="en-IN"/>
-        </w:rPr>
-        <w:t xml:space="preserve">equential </w:t>
-      </w:r>
-      <w:r>
-        <w:rPr>
-          <w:rFonts w:ascii="Optima" w:eastAsia="Microsoft GothicNeo" w:hAnsi="Optima" w:cs="CMU Sans Serif Medium"/>
-          <w:sz w:val="22"/>
-          <w:szCs w:val="22"/>
-          <w:lang w:val="en-IN"/>
-        </w:rPr>
-        <w:t>r</w:t>
-      </w:r>
-      <w:r>
-        <w:rPr>
-          <w:rFonts w:ascii="Optima" w:eastAsia="Microsoft GothicNeo" w:hAnsi="Optima" w:cs="CMU Sans Serif Medium"/>
-          <w:sz w:val="22"/>
-          <w:szCs w:val="22"/>
-          <w:lang w:val="en-IN"/>
-        </w:rPr>
-        <w:t xml:space="preserve">esidue </w:t>
-      </w:r>
-      <w:r>
-        <w:rPr>
-          <w:rFonts w:ascii="Optima" w:eastAsia="Microsoft GothicNeo" w:hAnsi="Optima" w:cs="CMU Sans Serif Medium"/>
-          <w:sz w:val="22"/>
-          <w:szCs w:val="22"/>
-          <w:lang w:val="en-IN"/>
-        </w:rPr>
-        <w:t>p</w:t>
-      </w:r>
-      <w:r>
-        <w:rPr>
-          <w:rFonts w:ascii="Optima" w:eastAsia="Microsoft GothicNeo" w:hAnsi="Optima" w:cs="CMU Sans Serif Medium"/>
-          <w:sz w:val="22"/>
-          <w:szCs w:val="22"/>
-          <w:lang w:val="en-IN"/>
-        </w:rPr>
-        <w:t xml:space="preserve">atterns in </w:t>
-      </w:r>
-      <w:r>
-        <w:rPr>
-          <w:rFonts w:ascii="Optima" w:eastAsia="Microsoft GothicNeo" w:hAnsi="Optima" w:cs="CMU Sans Serif Medium"/>
-          <w:sz w:val="22"/>
-          <w:szCs w:val="22"/>
-          <w:lang w:val="en-IN"/>
-        </w:rPr>
-        <w:t>b</w:t>
-      </w:r>
-      <w:r>
-        <w:rPr>
-          <w:rFonts w:ascii="Optima" w:eastAsia="Microsoft GothicNeo" w:hAnsi="Optima" w:cs="CMU Sans Serif Medium"/>
-          <w:sz w:val="22"/>
-          <w:szCs w:val="22"/>
-          <w:lang w:val="en-IN"/>
-        </w:rPr>
-        <w:t xml:space="preserve">itter and </w:t>
-      </w:r>
-      <w:r>
-        <w:rPr>
-          <w:rFonts w:ascii="Optima" w:eastAsia="Microsoft GothicNeo" w:hAnsi="Optima" w:cs="CMU Sans Serif Medium"/>
-          <w:sz w:val="22"/>
-          <w:szCs w:val="22"/>
-          <w:lang w:val="en-IN"/>
-        </w:rPr>
-        <w:t>u</w:t>
-      </w:r>
-      <w:r>
-        <w:rPr>
-          <w:rFonts w:ascii="Optima" w:eastAsia="Microsoft GothicNeo" w:hAnsi="Optima" w:cs="CMU Sans Serif Medium"/>
-          <w:sz w:val="22"/>
-          <w:szCs w:val="22"/>
-          <w:lang w:val="en-IN"/>
-        </w:rPr>
-        <w:t xml:space="preserve">mami </w:t>
-      </w:r>
-      <w:r>
-        <w:rPr>
-          <w:rFonts w:ascii="Optima" w:eastAsia="Microsoft GothicNeo" w:hAnsi="Optima" w:cs="CMU Sans Serif Medium"/>
-          <w:sz w:val="22"/>
-          <w:szCs w:val="22"/>
-          <w:lang w:val="en-IN"/>
-        </w:rPr>
-        <w:t>p</w:t>
-      </w:r>
-      <w:r>
-        <w:rPr>
-          <w:rFonts w:ascii="Optima" w:eastAsia="Microsoft GothicNeo" w:hAnsi="Optima" w:cs="CMU Sans Serif Medium"/>
-          <w:sz w:val="22"/>
-          <w:szCs w:val="22"/>
-          <w:lang w:val="en-IN"/>
-        </w:rPr>
-        <w:t>eptides</w:t>
-      </w:r>
-      <w:r>
-        <w:rPr>
-          <w:rFonts w:ascii="Optima" w:eastAsia="Microsoft GothicNeo" w:hAnsi="Optima" w:cs="CMU Sans Serif Medium"/>
-          <w:sz w:val="22"/>
-          <w:szCs w:val="22"/>
-          <w:lang w:val="en-IN"/>
-        </w:rPr>
-        <w:t>;</w:t>
-      </w:r>
-      <w:r>
-        <w:rPr>
-          <w:rFonts w:ascii="Optima" w:eastAsia="Microsoft GothicNeo" w:hAnsi="Optima" w:cs="CMU Sans Serif Medium"/>
-          <w:sz w:val="22"/>
-          <w:szCs w:val="22"/>
-          <w:lang w:val="en-IN"/>
-        </w:rPr>
-        <w:t xml:space="preserve"> </w:t>
-      </w:r>
-      <w:r>
-        <w:rPr>
-          <w:rFonts w:ascii="Optima" w:eastAsia="Microsoft GothicNeo" w:hAnsi="Optima" w:cs="CMU Sans Serif Medium"/>
-          <w:sz w:val="22"/>
-          <w:szCs w:val="22"/>
-        </w:rPr>
-        <w:t>ACS Food Science &amp; Technology</w:t>
-      </w:r>
-      <w:r>
-        <w:rPr>
-          <w:rFonts w:ascii="Optima" w:eastAsia="Microsoft GothicNeo" w:hAnsi="Optima" w:cs="CMU Sans Serif Medium"/>
-          <w:sz w:val="22"/>
-          <w:szCs w:val="22"/>
-        </w:rPr>
-        <w:t xml:space="preserve"> </w:t>
-      </w:r>
-      <w:r>
-        <w:rPr>
-          <w:rFonts w:ascii="Optima" w:eastAsia="Microsoft GothicNeo" w:hAnsi="Optima" w:cs="CMU Sans Serif Medium"/>
-          <w:sz w:val="22"/>
-          <w:szCs w:val="22"/>
-        </w:rPr>
-        <w:t xml:space="preserve">2 </w:t>
-      </w:r>
-      <w:r>
-        <w:rPr>
-          <w:rFonts w:ascii="Optima" w:eastAsia="Microsoft GothicNeo" w:hAnsi="Optima" w:cs="CMU Sans Serif Medium"/>
-          <w:sz w:val="22"/>
-          <w:szCs w:val="22"/>
-        </w:rPr>
-        <w:t>(11</w:t>
-      </w:r>
-      <w:r>
-        <w:rPr>
-          <w:rFonts w:ascii="Optima" w:eastAsia="Microsoft GothicNeo" w:hAnsi="Optima" w:cs="CMU Sans Serif Medium"/>
-          <w:sz w:val="22"/>
-          <w:szCs w:val="22"/>
-        </w:rPr>
-        <w:t>)</w:t>
-      </w:r>
-      <w:r>
-        <w:rPr>
-          <w:rFonts w:ascii="Optima" w:eastAsia="Microsoft GothicNeo" w:hAnsi="Optima" w:cs="CMU Sans Serif Medium"/>
-          <w:sz w:val="22"/>
-          <w:szCs w:val="22"/>
-        </w:rPr>
-        <w:t>, 1773–1780</w:t>
-      </w:r>
-      <w:r>
-        <w:rPr>
-          <w:rFonts w:ascii="Optima" w:eastAsia="Microsoft GothicNeo" w:hAnsi="Optima" w:cs="CMU Sans Serif Medium"/>
-          <w:sz w:val="22"/>
-          <w:szCs w:val="22"/>
-        </w:rPr>
-        <w:t xml:space="preserve"> (</w:t>
-      </w:r>
-      <w:r>
-        <w:rPr>
-          <w:rFonts w:ascii="Optima" w:eastAsia="Microsoft GothicNeo" w:hAnsi="Optima" w:cs="CMU Sans Serif Medium"/>
-          <w:sz w:val="22"/>
-          <w:szCs w:val="22"/>
-        </w:rPr>
-        <w:t>2022</w:t>
+        <w:t xml:space="preserve">1–59 </w:t>
+      </w:r>
+      <w:r>
+        <w:rPr>
+          <w:rFonts w:ascii="Optima" w:eastAsia="Microsoft GothicNeo" w:hAnsi="Optima" w:cs="CMU Sans Serif Medium"/>
+          <w:sz w:val="22"/>
+          <w:szCs w:val="22"/>
+        </w:rPr>
+        <w:t>(2023</w:t>
+      </w:r>
+      <w:r>
+        <w:rPr>
+          <w:rFonts w:ascii="Optima" w:eastAsia="Microsoft GothicNeo" w:hAnsi="Optima" w:cs="CMU Sans Serif Medium"/>
+          <w:sz w:val="22"/>
+          <w:szCs w:val="22"/>
+          <w:lang w:bidi="bn-IN"/>
+        </w:rPr>
+        <w:t>; in press</w:t>
       </w:r>
       <w:r>
         <w:rPr>
@@ -2266,6 +2342,8 @@
       <w:r>
         <w:rPr>
           <w:rFonts w:ascii="Optima" w:eastAsia="Microsoft GothicNeo" w:hAnsi="Optima" w:cs="CMU Sans Serif Medium"/>
+          <w:b/>
+          <w:bCs/>
           <w:sz w:val="22"/>
           <w:szCs w:val="22"/>
         </w:rPr>
@@ -2285,56 +2363,76 @@
           <w:sz w:val="22"/>
           <w:szCs w:val="22"/>
         </w:rPr>
-        <w:t xml:space="preserve">J. </w:t>
-      </w:r>
-      <w:r>
-        <w:rPr>
-          <w:rFonts w:ascii="Optima" w:eastAsia="Microsoft GothicNeo" w:hAnsi="Optima" w:cs="CMU Sans Serif Medium"/>
-          <w:sz w:val="22"/>
-          <w:szCs w:val="22"/>
-        </w:rPr>
-        <w:t>Vreeken,</w:t>
-      </w:r>
-      <w:r>
-        <w:rPr>
-          <w:rFonts w:ascii="Optima" w:eastAsia="Microsoft GothicNeo" w:hAnsi="Optima" w:cs="CMU Sans Serif Medium"/>
-          <w:sz w:val="22"/>
-          <w:szCs w:val="22"/>
-        </w:rPr>
-        <w:t xml:space="preserve"> L. M.</w:t>
-      </w:r>
-      <w:r>
-        <w:rPr>
-          <w:rFonts w:ascii="Optima" w:eastAsia="Microsoft GothicNeo" w:hAnsi="Optima" w:cs="CMU Sans Serif Medium"/>
-          <w:sz w:val="22"/>
-          <w:szCs w:val="22"/>
-        </w:rPr>
-        <w:t xml:space="preserve"> Ghiringhelli</w:t>
-      </w:r>
-      <w:r>
-        <w:rPr>
-          <w:rFonts w:ascii="Optima" w:eastAsia="Microsoft GothicNeo" w:hAnsi="Optima" w:cs="CMU Sans Serif Medium"/>
-          <w:sz w:val="22"/>
-          <w:szCs w:val="22"/>
-        </w:rPr>
-        <w:t>, and T.</w:t>
-      </w:r>
-      <w:r>
-        <w:rPr>
-          <w:rFonts w:ascii="Optima" w:eastAsia="Microsoft GothicNeo" w:hAnsi="Optima" w:cs="CMU Sans Serif Medium"/>
-          <w:sz w:val="22"/>
-          <w:szCs w:val="22"/>
-        </w:rPr>
-        <w:t xml:space="preserve"> Bereau</w:t>
-      </w:r>
-      <w:r>
-        <w:rPr>
-          <w:rFonts w:ascii="Optima" w:eastAsia="Microsoft GothicNeo" w:hAnsi="Optima" w:cs="CMU Sans Serif Medium"/>
-          <w:sz w:val="22"/>
-          <w:szCs w:val="22"/>
-        </w:rPr>
-        <w:t>.</w:t>
-      </w:r>
+        <w:t>T.</w:t>
+      </w:r>
+      <w:r>
+        <w:rPr>
+          <w:rFonts w:ascii="Optima" w:eastAsia="Microsoft GothicNeo" w:hAnsi="Optima" w:cs="CMU Sans Serif Medium"/>
+          <w:sz w:val="22"/>
+          <w:szCs w:val="22"/>
+        </w:rPr>
+        <w:t xml:space="preserve"> </w:t>
+      </w:r>
+      <w:proofErr w:type="spellStart"/>
+      <w:r>
+        <w:rPr>
+          <w:rFonts w:ascii="Optima" w:eastAsia="Microsoft GothicNeo" w:hAnsi="Optima" w:cs="CMU Sans Serif Medium"/>
+          <w:sz w:val="22"/>
+          <w:szCs w:val="22"/>
+        </w:rPr>
+        <w:t>Bereau</w:t>
+      </w:r>
+      <w:proofErr w:type="spellEnd"/>
+      <w:r>
+        <w:rPr>
+          <w:rFonts w:ascii="Optima" w:eastAsia="Microsoft GothicNeo" w:hAnsi="Optima" w:cs="CMU Sans Serif Medium"/>
+          <w:sz w:val="22"/>
+          <w:szCs w:val="22"/>
+        </w:rPr>
+        <w:t xml:space="preserve">, </w:t>
+      </w:r>
+      <w:r>
+        <w:rPr>
+          <w:rFonts w:ascii="Optima" w:eastAsia="Microsoft GothicNeo" w:hAnsi="Optima" w:cs="CMU Sans Serif Medium"/>
+          <w:sz w:val="22"/>
+          <w:szCs w:val="22"/>
+        </w:rPr>
+        <w:t xml:space="preserve">and </w:t>
+      </w:r>
+      <w:r>
+        <w:rPr>
+          <w:rFonts w:ascii="Optima" w:eastAsia="Microsoft GothicNeo" w:hAnsi="Optima" w:cs="CMU Sans Serif Medium"/>
+          <w:sz w:val="22"/>
+          <w:szCs w:val="22"/>
+        </w:rPr>
+        <w:t>T.</w:t>
+      </w:r>
+      <w:r>
+        <w:rPr>
+          <w:rFonts w:ascii="Optima" w:eastAsia="Microsoft GothicNeo" w:hAnsi="Optima" w:cs="CMU Sans Serif Medium"/>
+          <w:sz w:val="22"/>
+          <w:szCs w:val="22"/>
+        </w:rPr>
+        <w:t xml:space="preserve"> A.</w:t>
+      </w:r>
+      <w:r>
+        <w:rPr>
+          <w:rFonts w:ascii="Optima" w:eastAsia="Microsoft GothicNeo" w:hAnsi="Optima" w:cs="CMU Sans Serif Medium"/>
+          <w:sz w:val="22"/>
+          <w:szCs w:val="22"/>
+        </w:rPr>
+        <w:t xml:space="preserve"> </w:t>
+      </w:r>
+      <w:proofErr w:type="spellStart"/>
+      <w:r>
+        <w:rPr>
+          <w:rFonts w:ascii="Optima" w:eastAsia="Microsoft GothicNeo" w:hAnsi="Optima" w:cs="CMU Sans Serif Medium"/>
+          <w:sz w:val="22"/>
+          <w:szCs w:val="22"/>
+        </w:rPr>
+        <w:t>Vilgis</w:t>
+      </w:r>
+      <w:proofErr w:type="spellEnd"/>
       <w:r>
         <w:rPr>
           <w:rFonts w:ascii="Optima" w:eastAsia="Microsoft GothicNeo" w:hAnsi="Optima" w:cs="CMU Sans Serif Medium"/>
@@ -2356,14 +2454,124 @@
           <w:rFonts w:ascii="Optima" w:eastAsia="Microsoft GothicNeo" w:hAnsi="Optima" w:cs="CMU Sans Serif Medium"/>
           <w:sz w:val="22"/>
           <w:szCs w:val="22"/>
-        </w:rPr>
-        <w:t>Data-driven equation for drug–membrane permeability across drugs and membranes</w:t>
-      </w:r>
-      <w:r>
-        <w:rPr>
-          <w:rFonts w:ascii="Optima" w:eastAsia="Microsoft GothicNeo" w:hAnsi="Optima" w:cs="CMU Sans Serif Medium"/>
-          <w:sz w:val="22"/>
-          <w:szCs w:val="22"/>
+          <w:lang w:val="en-IN"/>
+        </w:rPr>
+        <w:t xml:space="preserve">Identifying </w:t>
+      </w:r>
+      <w:r>
+        <w:rPr>
+          <w:rFonts w:ascii="Optima" w:eastAsia="Microsoft GothicNeo" w:hAnsi="Optima" w:cs="CMU Sans Serif Medium"/>
+          <w:sz w:val="22"/>
+          <w:szCs w:val="22"/>
+          <w:lang w:val="en-IN"/>
+        </w:rPr>
+        <w:t>s</w:t>
+      </w:r>
+      <w:r>
+        <w:rPr>
+          <w:rFonts w:ascii="Optima" w:eastAsia="Microsoft GothicNeo" w:hAnsi="Optima" w:cs="CMU Sans Serif Medium"/>
+          <w:sz w:val="22"/>
+          <w:szCs w:val="22"/>
+          <w:lang w:val="en-IN"/>
+        </w:rPr>
+        <w:t xml:space="preserve">equential </w:t>
+      </w:r>
+      <w:r>
+        <w:rPr>
+          <w:rFonts w:ascii="Optima" w:eastAsia="Microsoft GothicNeo" w:hAnsi="Optima" w:cs="CMU Sans Serif Medium"/>
+          <w:sz w:val="22"/>
+          <w:szCs w:val="22"/>
+          <w:lang w:val="en-IN"/>
+        </w:rPr>
+        <w:t>r</w:t>
+      </w:r>
+      <w:r>
+        <w:rPr>
+          <w:rFonts w:ascii="Optima" w:eastAsia="Microsoft GothicNeo" w:hAnsi="Optima" w:cs="CMU Sans Serif Medium"/>
+          <w:sz w:val="22"/>
+          <w:szCs w:val="22"/>
+          <w:lang w:val="en-IN"/>
+        </w:rPr>
+        <w:t xml:space="preserve">esidue </w:t>
+      </w:r>
+      <w:r>
+        <w:rPr>
+          <w:rFonts w:ascii="Optima" w:eastAsia="Microsoft GothicNeo" w:hAnsi="Optima" w:cs="CMU Sans Serif Medium"/>
+          <w:sz w:val="22"/>
+          <w:szCs w:val="22"/>
+          <w:lang w:val="en-IN"/>
+        </w:rPr>
+        <w:t>p</w:t>
+      </w:r>
+      <w:r>
+        <w:rPr>
+          <w:rFonts w:ascii="Optima" w:eastAsia="Microsoft GothicNeo" w:hAnsi="Optima" w:cs="CMU Sans Serif Medium"/>
+          <w:sz w:val="22"/>
+          <w:szCs w:val="22"/>
+          <w:lang w:val="en-IN"/>
+        </w:rPr>
+        <w:t xml:space="preserve">atterns in </w:t>
+      </w:r>
+      <w:r>
+        <w:rPr>
+          <w:rFonts w:ascii="Optima" w:eastAsia="Microsoft GothicNeo" w:hAnsi="Optima" w:cs="CMU Sans Serif Medium"/>
+          <w:sz w:val="22"/>
+          <w:szCs w:val="22"/>
+          <w:lang w:val="en-IN"/>
+        </w:rPr>
+        <w:t>b</w:t>
+      </w:r>
+      <w:r>
+        <w:rPr>
+          <w:rFonts w:ascii="Optima" w:eastAsia="Microsoft GothicNeo" w:hAnsi="Optima" w:cs="CMU Sans Serif Medium"/>
+          <w:sz w:val="22"/>
+          <w:szCs w:val="22"/>
+          <w:lang w:val="en-IN"/>
+        </w:rPr>
+        <w:t xml:space="preserve">itter and </w:t>
+      </w:r>
+      <w:r>
+        <w:rPr>
+          <w:rFonts w:ascii="Optima" w:eastAsia="Microsoft GothicNeo" w:hAnsi="Optima" w:cs="CMU Sans Serif Medium"/>
+          <w:sz w:val="22"/>
+          <w:szCs w:val="22"/>
+          <w:lang w:val="en-IN"/>
+        </w:rPr>
+        <w:t>u</w:t>
+      </w:r>
+      <w:r>
+        <w:rPr>
+          <w:rFonts w:ascii="Optima" w:eastAsia="Microsoft GothicNeo" w:hAnsi="Optima" w:cs="CMU Sans Serif Medium"/>
+          <w:sz w:val="22"/>
+          <w:szCs w:val="22"/>
+          <w:lang w:val="en-IN"/>
+        </w:rPr>
+        <w:t xml:space="preserve">mami </w:t>
+      </w:r>
+      <w:r>
+        <w:rPr>
+          <w:rFonts w:ascii="Optima" w:eastAsia="Microsoft GothicNeo" w:hAnsi="Optima" w:cs="CMU Sans Serif Medium"/>
+          <w:sz w:val="22"/>
+          <w:szCs w:val="22"/>
+          <w:lang w:val="en-IN"/>
+        </w:rPr>
+        <w:t>p</w:t>
+      </w:r>
+      <w:r>
+        <w:rPr>
+          <w:rFonts w:ascii="Optima" w:eastAsia="Microsoft GothicNeo" w:hAnsi="Optima" w:cs="CMU Sans Serif Medium"/>
+          <w:sz w:val="22"/>
+          <w:szCs w:val="22"/>
+          <w:lang w:val="en-IN"/>
+        </w:rPr>
+        <w:t>eptides</w:t>
+      </w:r>
+      <w:r>
+        <w:rPr>
+          <w:rFonts w:ascii="Optima" w:eastAsia="Microsoft GothicNeo" w:hAnsi="Optima" w:cs="CMU Sans Serif Medium"/>
+          <w:sz w:val="22"/>
+          <w:szCs w:val="22"/>
+          <w:lang w:val="en-IN"/>
         </w:rPr>
         <w:t>;</w:t>
       </w:r>
@@ -2372,6 +2580,7 @@
           <w:rFonts w:ascii="Optima" w:eastAsia="Microsoft GothicNeo" w:hAnsi="Optima" w:cs="CMU Sans Serif Medium"/>
           <w:sz w:val="22"/>
           <w:szCs w:val="22"/>
+          <w:lang w:val="en-IN"/>
         </w:rPr>
         <w:t xml:space="preserve"> </w:t>
       </w:r>
@@ -2380,62 +2589,8 @@
           <w:rFonts w:ascii="Optima" w:eastAsia="Microsoft GothicNeo" w:hAnsi="Optima" w:cs="CMU Sans Serif Medium"/>
           <w:sz w:val="22"/>
           <w:szCs w:val="22"/>
-          <w:lang w:val="en-IN"/>
-        </w:rPr>
-        <w:t>J</w:t>
-      </w:r>
-      <w:r>
-        <w:rPr>
-          <w:rFonts w:ascii="Optima" w:eastAsia="Microsoft GothicNeo" w:hAnsi="Optima" w:cs="CMU Sans Serif Medium"/>
-          <w:sz w:val="22"/>
-          <w:szCs w:val="22"/>
-          <w:lang w:val="en-IN"/>
-        </w:rPr>
-        <w:t>ournal of</w:t>
-      </w:r>
-      <w:r>
-        <w:rPr>
-          <w:rFonts w:ascii="Optima" w:eastAsia="Microsoft GothicNeo" w:hAnsi="Optima" w:cs="CMU Sans Serif Medium"/>
-          <w:sz w:val="22"/>
-          <w:szCs w:val="22"/>
-          <w:lang w:val="en-IN"/>
-        </w:rPr>
-        <w:t xml:space="preserve"> Chem</w:t>
-      </w:r>
-      <w:r>
-        <w:rPr>
-          <w:rFonts w:ascii="Optima" w:eastAsia="Microsoft GothicNeo" w:hAnsi="Optima" w:cs="CMU Sans Serif Medium"/>
-          <w:sz w:val="22"/>
-          <w:szCs w:val="22"/>
-          <w:lang w:val="en-IN"/>
-        </w:rPr>
-        <w:t>ical</w:t>
-      </w:r>
-      <w:r>
-        <w:rPr>
-          <w:rFonts w:ascii="Optima" w:eastAsia="Microsoft GothicNeo" w:hAnsi="Optima" w:cs="CMU Sans Serif Medium"/>
-          <w:sz w:val="22"/>
-          <w:szCs w:val="22"/>
-          <w:lang w:val="en-IN"/>
-        </w:rPr>
-        <w:t xml:space="preserve"> Phy</w:t>
-      </w:r>
-      <w:r>
-        <w:rPr>
-          <w:rFonts w:ascii="Optima" w:eastAsia="Microsoft GothicNeo" w:hAnsi="Optima" w:cs="CMU Sans Serif Medium"/>
-          <w:sz w:val="22"/>
-          <w:szCs w:val="22"/>
-          <w:lang w:val="en-IN"/>
-        </w:rPr>
-        <w:t>sics</w:t>
-      </w:r>
-      <w:r>
-        <w:rPr>
-          <w:rFonts w:ascii="Optima" w:eastAsia="Microsoft GothicNeo" w:hAnsi="Optima" w:cs="CMU Sans Serif Medium"/>
-          <w:sz w:val="22"/>
-          <w:szCs w:val="22"/>
-        </w:rPr>
-        <w:t>,</w:t>
+        </w:rPr>
+        <w:t>ACS Food Science &amp; Technology</w:t>
       </w:r>
       <w:r>
         <w:rPr>
@@ -2451,39 +2606,31 @@
           <w:sz w:val="22"/>
           <w:szCs w:val="22"/>
         </w:rPr>
-        <w:t>154</w:t>
-      </w:r>
-      <w:r>
-        <w:rPr>
-          <w:rFonts w:ascii="Optima" w:eastAsia="Microsoft GothicNeo" w:hAnsi="Optima" w:cs="CMU Sans Serif Medium"/>
-          <w:sz w:val="22"/>
-          <w:szCs w:val="22"/>
-        </w:rPr>
-        <w:t xml:space="preserve"> </w:t>
-      </w:r>
-      <w:r>
-        <w:rPr>
-          <w:rFonts w:ascii="Optima" w:eastAsia="Microsoft GothicNeo" w:hAnsi="Optima" w:cs="CMU Sans Serif Medium"/>
-          <w:sz w:val="22"/>
-          <w:szCs w:val="22"/>
-        </w:rPr>
-        <w:t>(24)</w:t>
-      </w:r>
-      <w:r>
-        <w:rPr>
-          <w:rFonts w:ascii="Optima" w:eastAsia="Microsoft GothicNeo" w:hAnsi="Optima" w:cs="CMU Sans Serif Medium"/>
-          <w:sz w:val="22"/>
-          <w:szCs w:val="22"/>
-        </w:rPr>
-        <w:t xml:space="preserve">, </w:t>
-      </w:r>
-      <w:r>
-        <w:rPr>
-          <w:rFonts w:ascii="Optima" w:eastAsia="Microsoft GothicNeo" w:hAnsi="Optima" w:cs="CMU Sans Serif Medium"/>
-          <w:sz w:val="22"/>
-          <w:szCs w:val="22"/>
-        </w:rPr>
-        <w:t>244114</w:t>
+        <w:t xml:space="preserve">2 </w:t>
+      </w:r>
+      <w:r>
+        <w:rPr>
+          <w:rFonts w:ascii="Optima" w:eastAsia="Microsoft GothicNeo" w:hAnsi="Optima" w:cs="CMU Sans Serif Medium"/>
+          <w:sz w:val="22"/>
+          <w:szCs w:val="22"/>
+        </w:rPr>
+        <w:t>(11</w:t>
+      </w:r>
+      <w:r>
+        <w:rPr>
+          <w:rFonts w:ascii="Optima" w:eastAsia="Microsoft GothicNeo" w:hAnsi="Optima" w:cs="CMU Sans Serif Medium"/>
+          <w:sz w:val="22"/>
+          <w:szCs w:val="22"/>
+        </w:rPr>
+        <w:t>)</w:t>
+      </w:r>
+      <w:r>
+        <w:rPr>
+          <w:rFonts w:ascii="Optima" w:eastAsia="Microsoft GothicNeo" w:hAnsi="Optima" w:cs="CMU Sans Serif Medium"/>
+          <w:sz w:val="22"/>
+          <w:szCs w:val="22"/>
+        </w:rPr>
+        <w:t>, 1773–1780</w:t>
       </w:r>
       <w:r>
         <w:rPr>
@@ -2499,7 +2646,7 @@
           <w:sz w:val="22"/>
           <w:szCs w:val="22"/>
         </w:rPr>
-        <w:t>2021</w:t>
+        <w:t>2022</w:t>
       </w:r>
       <w:r>
         <w:rPr>
@@ -2524,37 +2671,23 @@
           <w:rFonts w:ascii="Optima" w:eastAsia="Microsoft GothicNeo" w:hAnsi="Optima" w:cs="CMU Sans Serif Medium"/>
           <w:sz w:val="22"/>
           <w:szCs w:val="22"/>
-        </w:rPr>
-      </w:pPr>
-      <w:r>
-        <w:rPr>
-          <w:rFonts w:ascii="Optima" w:eastAsia="Microsoft GothicNeo" w:hAnsi="Optima" w:cs="CMU Sans Serif Medium"/>
-          <w:sz w:val="22"/>
-          <w:szCs w:val="22"/>
-        </w:rPr>
+          <w:lang w:val="en-IN"/>
+        </w:rPr>
+      </w:pPr>
+      <w:r>
+        <w:rPr>
+          <w:rFonts w:ascii="Optima" w:eastAsia="Microsoft GothicNeo" w:hAnsi="Optima" w:cs="CMU Sans Serif Medium"/>
+          <w:b/>
+          <w:bCs/>
+          <w:sz w:val="22"/>
+          <w:szCs w:val="22"/>
+        </w:rPr>
+        <w:lastRenderedPageBreak/>
         <w:t xml:space="preserve">A. </w:t>
       </w:r>
       <w:r>
         <w:rPr>
           <w:rFonts w:ascii="Optima" w:eastAsia="Microsoft GothicNeo" w:hAnsi="Optima" w:cs="CMU Sans Serif Medium"/>
-          <w:sz w:val="22"/>
-          <w:szCs w:val="22"/>
-        </w:rPr>
-        <w:t xml:space="preserve">Centi, </w:t>
-      </w:r>
-      <w:r>
-        <w:rPr>
-          <w:rFonts w:ascii="Optima" w:eastAsia="Microsoft GothicNeo" w:hAnsi="Optima" w:cs="CMU Sans Serif Medium"/>
-          <w:b/>
-          <w:bCs/>
-          <w:sz w:val="22"/>
-          <w:szCs w:val="22"/>
-        </w:rPr>
-        <w:t xml:space="preserve">A. </w:t>
-      </w:r>
-      <w:r>
-        <w:rPr>
-          <w:rFonts w:ascii="Optima" w:eastAsia="Microsoft GothicNeo" w:hAnsi="Optima" w:cs="CMU Sans Serif Medium"/>
           <w:b/>
           <w:bCs/>
           <w:sz w:val="22"/>
@@ -2565,6 +2698,16 @@
       <w:r>
         <w:rPr>
           <w:rFonts w:ascii="Optima" w:eastAsia="Microsoft GothicNeo" w:hAnsi="Optima" w:cs="CMU Sans Serif Medium"/>
+          <w:b/>
+          <w:bCs/>
+          <w:sz w:val="22"/>
+          <w:szCs w:val="22"/>
+        </w:rPr>
+        <w:t>*</w:t>
+      </w:r>
+      <w:r>
+        <w:rPr>
+          <w:rFonts w:ascii="Optima" w:eastAsia="Microsoft GothicNeo" w:hAnsi="Optima" w:cs="CMU Sans Serif Medium"/>
           <w:sz w:val="22"/>
           <w:szCs w:val="22"/>
         </w:rPr>
@@ -2584,23 +2727,33 @@
           <w:sz w:val="22"/>
           <w:szCs w:val="22"/>
         </w:rPr>
-        <w:t>S. H.</w:t>
-      </w:r>
-      <w:r>
-        <w:rPr>
-          <w:rFonts w:ascii="Optima" w:eastAsia="Microsoft GothicNeo" w:hAnsi="Optima" w:cs="CMU Sans Serif Medium"/>
-          <w:sz w:val="22"/>
-          <w:szCs w:val="22"/>
-        </w:rPr>
-        <w:t xml:space="preserve"> Parekh,</w:t>
-      </w:r>
-      <w:r>
-        <w:rPr>
-          <w:rFonts w:ascii="Optima" w:eastAsia="Microsoft GothicNeo" w:hAnsi="Optima" w:cs="CMU Sans Serif Medium"/>
-          <w:sz w:val="22"/>
-          <w:szCs w:val="22"/>
-        </w:rPr>
-        <w:t xml:space="preserve"> and</w:t>
+        <w:t xml:space="preserve">J. </w:t>
+      </w:r>
+      <w:proofErr w:type="spellStart"/>
+      <w:r>
+        <w:rPr>
+          <w:rFonts w:ascii="Optima" w:eastAsia="Microsoft GothicNeo" w:hAnsi="Optima" w:cs="CMU Sans Serif Medium"/>
+          <w:sz w:val="22"/>
+          <w:szCs w:val="22"/>
+        </w:rPr>
+        <w:t>Vreeken</w:t>
+      </w:r>
+      <w:proofErr w:type="spellEnd"/>
+      <w:r>
+        <w:rPr>
+          <w:rFonts w:ascii="Optima" w:eastAsia="Microsoft GothicNeo" w:hAnsi="Optima" w:cs="CMU Sans Serif Medium"/>
+          <w:sz w:val="22"/>
+          <w:szCs w:val="22"/>
+        </w:rPr>
+        <w:t>,</w:t>
+      </w:r>
+      <w:r>
+        <w:rPr>
+          <w:rFonts w:ascii="Optima" w:eastAsia="Microsoft GothicNeo" w:hAnsi="Optima" w:cs="CMU Sans Serif Medium"/>
+          <w:sz w:val="22"/>
+          <w:szCs w:val="22"/>
+        </w:rPr>
+        <w:t xml:space="preserve"> L. M.</w:t>
       </w:r>
       <w:r>
         <w:rPr>
@@ -2610,21 +2763,49 @@
         </w:rPr>
         <w:t xml:space="preserve"> </w:t>
       </w:r>
-      <w:r>
-        <w:rPr>
-          <w:rFonts w:ascii="Optima" w:eastAsia="Microsoft GothicNeo" w:hAnsi="Optima" w:cs="CMU Sans Serif Medium"/>
-          <w:sz w:val="22"/>
-          <w:szCs w:val="22"/>
-        </w:rPr>
-        <w:t>T.</w:t>
-      </w:r>
-      <w:r>
-        <w:rPr>
-          <w:rFonts w:ascii="Optima" w:eastAsia="Microsoft GothicNeo" w:hAnsi="Optima" w:cs="CMU Sans Serif Medium"/>
-          <w:sz w:val="22"/>
-          <w:szCs w:val="22"/>
-        </w:rPr>
-        <w:t xml:space="preserve"> Bereau</w:t>
+      <w:proofErr w:type="spellStart"/>
+      <w:r>
+        <w:rPr>
+          <w:rFonts w:ascii="Optima" w:eastAsia="Microsoft GothicNeo" w:hAnsi="Optima" w:cs="CMU Sans Serif Medium"/>
+          <w:sz w:val="22"/>
+          <w:szCs w:val="22"/>
+        </w:rPr>
+        <w:t>Ghiringhelli</w:t>
+      </w:r>
+      <w:proofErr w:type="spellEnd"/>
+      <w:r>
+        <w:rPr>
+          <w:rFonts w:ascii="Optima" w:eastAsia="Microsoft GothicNeo" w:hAnsi="Optima" w:cs="CMU Sans Serif Medium"/>
+          <w:sz w:val="22"/>
+          <w:szCs w:val="22"/>
+        </w:rPr>
+        <w:t>, and T.</w:t>
+      </w:r>
+      <w:r>
+        <w:rPr>
+          <w:rFonts w:ascii="Optima" w:eastAsia="Microsoft GothicNeo" w:hAnsi="Optima" w:cs="CMU Sans Serif Medium"/>
+          <w:sz w:val="22"/>
+          <w:szCs w:val="22"/>
+        </w:rPr>
+        <w:t xml:space="preserve"> </w:t>
+      </w:r>
+      <w:proofErr w:type="spellStart"/>
+      <w:r>
+        <w:rPr>
+          <w:rFonts w:ascii="Optima" w:eastAsia="Microsoft GothicNeo" w:hAnsi="Optima" w:cs="CMU Sans Serif Medium"/>
+          <w:sz w:val="22"/>
+          <w:szCs w:val="22"/>
+        </w:rPr>
+        <w:t>Bereau</w:t>
+      </w:r>
+      <w:proofErr w:type="spellEnd"/>
+      <w:r>
+        <w:rPr>
+          <w:rFonts w:ascii="Optima" w:eastAsia="Microsoft GothicNeo" w:hAnsi="Optima" w:cs="CMU Sans Serif Medium"/>
+          <w:sz w:val="22"/>
+          <w:szCs w:val="22"/>
+        </w:rPr>
+        <w:t>.</w:t>
       </w:r>
       <w:r>
         <w:rPr>
@@ -2648,151 +2829,7 @@
           <w:sz w:val="22"/>
           <w:szCs w:val="22"/>
         </w:rPr>
-        <w:t xml:space="preserve">Inserting </w:t>
-      </w:r>
-      <w:r>
-        <w:rPr>
-          <w:rFonts w:ascii="Optima" w:eastAsia="Microsoft GothicNeo" w:hAnsi="Optima" w:cs="CMU Sans Serif Medium"/>
-          <w:sz w:val="22"/>
-          <w:szCs w:val="22"/>
-        </w:rPr>
-        <w:t>s</w:t>
-      </w:r>
-      <w:r>
-        <w:rPr>
-          <w:rFonts w:ascii="Optima" w:eastAsia="Microsoft GothicNeo" w:hAnsi="Optima" w:cs="CMU Sans Serif Medium"/>
-          <w:sz w:val="22"/>
-          <w:szCs w:val="22"/>
-        </w:rPr>
-        <w:t xml:space="preserve">mall </w:t>
-      </w:r>
-      <w:r>
-        <w:rPr>
-          <w:rFonts w:ascii="Optima" w:eastAsia="Microsoft GothicNeo" w:hAnsi="Optima" w:cs="CMU Sans Serif Medium"/>
-          <w:sz w:val="22"/>
-          <w:szCs w:val="22"/>
-        </w:rPr>
-        <w:t>m</w:t>
-      </w:r>
-      <w:r>
-        <w:rPr>
-          <w:rFonts w:ascii="Optima" w:eastAsia="Microsoft GothicNeo" w:hAnsi="Optima" w:cs="CMU Sans Serif Medium"/>
-          <w:sz w:val="22"/>
-          <w:szCs w:val="22"/>
-        </w:rPr>
-        <w:t xml:space="preserve">olecules </w:t>
-      </w:r>
-      <w:r>
-        <w:rPr>
-          <w:rFonts w:ascii="Optima" w:eastAsia="Microsoft GothicNeo" w:hAnsi="Optima" w:cs="CMU Sans Serif Medium"/>
-          <w:sz w:val="22"/>
-          <w:szCs w:val="22"/>
-        </w:rPr>
-        <w:t>a</w:t>
-      </w:r>
-      <w:r>
-        <w:rPr>
-          <w:rFonts w:ascii="Optima" w:eastAsia="Microsoft GothicNeo" w:hAnsi="Optima" w:cs="CMU Sans Serif Medium"/>
-          <w:sz w:val="22"/>
-          <w:szCs w:val="22"/>
-        </w:rPr>
-        <w:t xml:space="preserve">cross </w:t>
-      </w:r>
-      <w:r>
-        <w:rPr>
-          <w:rFonts w:ascii="Optima" w:eastAsia="Microsoft GothicNeo" w:hAnsi="Optima" w:cs="CMU Sans Serif Medium"/>
-          <w:sz w:val="22"/>
-          <w:szCs w:val="22"/>
-        </w:rPr>
-        <w:t>m</w:t>
-      </w:r>
-      <w:r>
-        <w:rPr>
-          <w:rFonts w:ascii="Optima" w:eastAsia="Microsoft GothicNeo" w:hAnsi="Optima" w:cs="CMU Sans Serif Medium"/>
-          <w:sz w:val="22"/>
-          <w:szCs w:val="22"/>
-        </w:rPr>
-        <w:t xml:space="preserve">embrane </w:t>
-      </w:r>
-      <w:r>
-        <w:rPr>
-          <w:rFonts w:ascii="Optima" w:eastAsia="Microsoft GothicNeo" w:hAnsi="Optima" w:cs="CMU Sans Serif Medium"/>
-          <w:sz w:val="22"/>
-          <w:szCs w:val="22"/>
-        </w:rPr>
-        <w:t>m</w:t>
-      </w:r>
-      <w:r>
-        <w:rPr>
-          <w:rFonts w:ascii="Optima" w:eastAsia="Microsoft GothicNeo" w:hAnsi="Optima" w:cs="CMU Sans Serif Medium"/>
-          <w:sz w:val="22"/>
-          <w:szCs w:val="22"/>
-        </w:rPr>
-        <w:t xml:space="preserve">ixtures: </w:t>
-      </w:r>
-      <w:r>
-        <w:rPr>
-          <w:rFonts w:ascii="Optima" w:eastAsia="Microsoft GothicNeo" w:hAnsi="Optima" w:cs="CMU Sans Serif Medium"/>
-          <w:sz w:val="22"/>
-          <w:szCs w:val="22"/>
-        </w:rPr>
-        <w:t>i</w:t>
-      </w:r>
-      <w:r>
-        <w:rPr>
-          <w:rFonts w:ascii="Optima" w:eastAsia="Microsoft GothicNeo" w:hAnsi="Optima" w:cs="CMU Sans Serif Medium"/>
-          <w:sz w:val="22"/>
-          <w:szCs w:val="22"/>
-        </w:rPr>
-        <w:t xml:space="preserve">nsight from the </w:t>
-      </w:r>
-      <w:r>
-        <w:rPr>
-          <w:rFonts w:ascii="Optima" w:eastAsia="Microsoft GothicNeo" w:hAnsi="Optima" w:cs="CMU Sans Serif Medium"/>
-          <w:sz w:val="22"/>
-          <w:szCs w:val="22"/>
-        </w:rPr>
-        <w:t>p</w:t>
-      </w:r>
-      <w:r>
-        <w:rPr>
-          <w:rFonts w:ascii="Optima" w:eastAsia="Microsoft GothicNeo" w:hAnsi="Optima" w:cs="CMU Sans Serif Medium"/>
-          <w:sz w:val="22"/>
-          <w:szCs w:val="22"/>
-        </w:rPr>
-        <w:t xml:space="preserve">otential of </w:t>
-      </w:r>
-      <w:r>
-        <w:rPr>
-          <w:rFonts w:ascii="Optima" w:eastAsia="Microsoft GothicNeo" w:hAnsi="Optima" w:cs="CMU Sans Serif Medium"/>
-          <w:sz w:val="22"/>
-          <w:szCs w:val="22"/>
-        </w:rPr>
-        <w:t>m</w:t>
-      </w:r>
-      <w:r>
-        <w:rPr>
-          <w:rFonts w:ascii="Optima" w:eastAsia="Microsoft GothicNeo" w:hAnsi="Optima" w:cs="CMU Sans Serif Medium"/>
-          <w:sz w:val="22"/>
-          <w:szCs w:val="22"/>
-        </w:rPr>
-        <w:t xml:space="preserve">ean </w:t>
-      </w:r>
-      <w:r>
-        <w:rPr>
-          <w:rFonts w:ascii="Optima" w:eastAsia="Microsoft GothicNeo" w:hAnsi="Optima" w:cs="CMU Sans Serif Medium"/>
-          <w:sz w:val="22"/>
-          <w:szCs w:val="22"/>
-        </w:rPr>
-        <w:t>f</w:t>
-      </w:r>
-      <w:r>
-        <w:rPr>
-          <w:rFonts w:ascii="Optima" w:eastAsia="Microsoft GothicNeo" w:hAnsi="Optima" w:cs="CMU Sans Serif Medium"/>
-          <w:sz w:val="22"/>
-          <w:szCs w:val="22"/>
-        </w:rPr>
-        <w:t>orce</w:t>
+        <w:t>Data-driven equation for drug–membrane permeability across drugs and membranes</w:t>
       </w:r>
       <w:r>
         <w:rPr>
@@ -2815,14 +2852,34 @@
           <w:rFonts w:ascii="Optima" w:eastAsia="Microsoft GothicNeo" w:hAnsi="Optima" w:cs="CMU Sans Serif Medium"/>
           <w:sz w:val="22"/>
           <w:szCs w:val="22"/>
-        </w:rPr>
-        <w:t>Biophys</w:t>
-      </w:r>
-      <w:r>
-        <w:rPr>
-          <w:rFonts w:ascii="Optima" w:eastAsia="Microsoft GothicNeo" w:hAnsi="Optima" w:cs="CMU Sans Serif Medium"/>
-          <w:sz w:val="22"/>
-          <w:szCs w:val="22"/>
+          <w:lang w:val="en-IN"/>
+        </w:rPr>
+        <w:t>J</w:t>
+      </w:r>
+      <w:r>
+        <w:rPr>
+          <w:rFonts w:ascii="Optima" w:eastAsia="Microsoft GothicNeo" w:hAnsi="Optima" w:cs="CMU Sans Serif Medium"/>
+          <w:sz w:val="22"/>
+          <w:szCs w:val="22"/>
+          <w:lang w:val="en-IN"/>
+        </w:rPr>
+        <w:t>ournal of</w:t>
+      </w:r>
+      <w:r>
+        <w:rPr>
+          <w:rFonts w:ascii="Optima" w:eastAsia="Microsoft GothicNeo" w:hAnsi="Optima" w:cs="CMU Sans Serif Medium"/>
+          <w:sz w:val="22"/>
+          <w:szCs w:val="22"/>
+          <w:lang w:val="en-IN"/>
+        </w:rPr>
+        <w:t xml:space="preserve"> Chem</w:t>
+      </w:r>
+      <w:r>
+        <w:rPr>
+          <w:rFonts w:ascii="Optima" w:eastAsia="Microsoft GothicNeo" w:hAnsi="Optima" w:cs="CMU Sans Serif Medium"/>
+          <w:sz w:val="22"/>
+          <w:szCs w:val="22"/>
+          <w:lang w:val="en-IN"/>
         </w:rPr>
         <w:t>ical</w:t>
       </w:r>
@@ -2831,16 +2888,26 @@
           <w:rFonts w:ascii="Optima" w:eastAsia="Microsoft GothicNeo" w:hAnsi="Optima" w:cs="CMU Sans Serif Medium"/>
           <w:sz w:val="22"/>
           <w:szCs w:val="22"/>
-        </w:rPr>
-        <w:t xml:space="preserve"> J</w:t>
-      </w:r>
-      <w:r>
-        <w:rPr>
-          <w:rFonts w:ascii="Optima" w:eastAsia="Microsoft GothicNeo" w:hAnsi="Optima" w:cs="CMU Sans Serif Medium"/>
-          <w:sz w:val="22"/>
-          <w:szCs w:val="22"/>
-        </w:rPr>
-        <w:t>ournal</w:t>
+          <w:lang w:val="en-IN"/>
+        </w:rPr>
+        <w:t xml:space="preserve"> Phy</w:t>
+      </w:r>
+      <w:r>
+        <w:rPr>
+          <w:rFonts w:ascii="Optima" w:eastAsia="Microsoft GothicNeo" w:hAnsi="Optima" w:cs="CMU Sans Serif Medium"/>
+          <w:sz w:val="22"/>
+          <w:szCs w:val="22"/>
+          <w:lang w:val="en-IN"/>
+        </w:rPr>
+        <w:t>sics</w:t>
+      </w:r>
+      <w:r>
+        <w:rPr>
+          <w:rFonts w:ascii="Optima" w:eastAsia="Microsoft GothicNeo" w:hAnsi="Optima" w:cs="CMU Sans Serif Medium"/>
+          <w:sz w:val="22"/>
+          <w:szCs w:val="22"/>
+        </w:rPr>
+        <w:t>,</w:t>
       </w:r>
       <w:r>
         <w:rPr>
@@ -2856,7 +2923,7 @@
           <w:sz w:val="22"/>
           <w:szCs w:val="22"/>
         </w:rPr>
-        <w:t>118</w:t>
+        <w:t>154</w:t>
       </w:r>
       <w:r>
         <w:rPr>
@@ -2872,7 +2939,7 @@
           <w:sz w:val="22"/>
           <w:szCs w:val="22"/>
         </w:rPr>
-        <w:t>(6)</w:t>
+        <w:t>(24)</w:t>
       </w:r>
       <w:r>
         <w:rPr>
@@ -2888,7 +2955,7 @@
           <w:sz w:val="22"/>
           <w:szCs w:val="22"/>
         </w:rPr>
-        <w:t>1321–1332</w:t>
+        <w:t>244114</w:t>
       </w:r>
       <w:r>
         <w:rPr>
@@ -2904,7 +2971,7 @@
           <w:sz w:val="22"/>
           <w:szCs w:val="22"/>
         </w:rPr>
-        <w:t>2020</w:t>
+        <w:t>2021</w:t>
       </w:r>
       <w:r>
         <w:rPr>
@@ -2929,25 +2996,101 @@
           <w:rFonts w:ascii="Optima" w:eastAsia="Microsoft GothicNeo" w:hAnsi="Optima" w:cs="CMU Sans Serif Medium"/>
           <w:sz w:val="22"/>
           <w:szCs w:val="22"/>
-          <w:lang w:val="en-IN"/>
-        </w:rPr>
-      </w:pPr>
-      <w:r>
-        <w:rPr>
-          <w:rFonts w:ascii="Optima" w:eastAsia="Microsoft GothicNeo" w:hAnsi="Optima" w:cs="CMU Sans Serif Medium"/>
-          <w:sz w:val="22"/>
-          <w:szCs w:val="22"/>
-        </w:rPr>
-        <w:lastRenderedPageBreak/>
-        <w:t xml:space="preserve">C. </w:t>
-      </w:r>
-      <w:r>
-        <w:rPr>
-          <w:rFonts w:ascii="Optima" w:eastAsia="Microsoft GothicNeo" w:hAnsi="Optima" w:cs="CMU Sans Serif Medium"/>
-          <w:sz w:val="22"/>
-          <w:szCs w:val="22"/>
-        </w:rPr>
-        <w:t xml:space="preserve">Schilling, </w:t>
+        </w:rPr>
+      </w:pPr>
+      <w:r>
+        <w:rPr>
+          <w:rFonts w:ascii="Optima" w:eastAsia="Microsoft GothicNeo" w:hAnsi="Optima" w:cs="CMU Sans Serif Medium"/>
+          <w:sz w:val="22"/>
+          <w:szCs w:val="22"/>
+        </w:rPr>
+        <w:t xml:space="preserve">A. </w:t>
+      </w:r>
+      <w:proofErr w:type="spellStart"/>
+      <w:r>
+        <w:rPr>
+          <w:rFonts w:ascii="Optima" w:eastAsia="Microsoft GothicNeo" w:hAnsi="Optima" w:cs="CMU Sans Serif Medium"/>
+          <w:sz w:val="22"/>
+          <w:szCs w:val="22"/>
+        </w:rPr>
+        <w:t>Centi</w:t>
+      </w:r>
+      <w:proofErr w:type="spellEnd"/>
+      <w:r>
+        <w:rPr>
+          <w:rFonts w:ascii="Optima" w:eastAsia="Microsoft GothicNeo" w:hAnsi="Optima" w:cs="CMU Sans Serif Medium"/>
+          <w:sz w:val="22"/>
+          <w:szCs w:val="22"/>
+        </w:rPr>
+        <w:t xml:space="preserve">, </w:t>
+      </w:r>
+      <w:r>
+        <w:rPr>
+          <w:rFonts w:ascii="Optima" w:eastAsia="Microsoft GothicNeo" w:hAnsi="Optima" w:cs="CMU Sans Serif Medium"/>
+          <w:b/>
+          <w:bCs/>
+          <w:sz w:val="22"/>
+          <w:szCs w:val="22"/>
+        </w:rPr>
+        <w:t xml:space="preserve">A. </w:t>
+      </w:r>
+      <w:r>
+        <w:rPr>
+          <w:rFonts w:ascii="Optima" w:eastAsia="Microsoft GothicNeo" w:hAnsi="Optima" w:cs="CMU Sans Serif Medium"/>
+          <w:b/>
+          <w:bCs/>
+          <w:sz w:val="22"/>
+          <w:szCs w:val="22"/>
+        </w:rPr>
+        <w:t>Dutta</w:t>
+      </w:r>
+      <w:r>
+        <w:rPr>
+          <w:rFonts w:ascii="Optima" w:eastAsia="Microsoft GothicNeo" w:hAnsi="Optima" w:cs="CMU Sans Serif Medium"/>
+          <w:sz w:val="22"/>
+          <w:szCs w:val="22"/>
+        </w:rPr>
+        <w:t>,</w:t>
+      </w:r>
+      <w:r>
+        <w:rPr>
+          <w:rFonts w:ascii="Optima" w:eastAsia="Microsoft GothicNeo" w:hAnsi="Optima" w:cs="CMU Sans Serif Medium"/>
+          <w:sz w:val="22"/>
+          <w:szCs w:val="22"/>
+        </w:rPr>
+        <w:t xml:space="preserve"> </w:t>
+      </w:r>
+      <w:r>
+        <w:rPr>
+          <w:rFonts w:ascii="Optima" w:eastAsia="Microsoft GothicNeo" w:hAnsi="Optima" w:cs="CMU Sans Serif Medium"/>
+          <w:sz w:val="22"/>
+          <w:szCs w:val="22"/>
+        </w:rPr>
+        <w:t>S. H.</w:t>
+      </w:r>
+      <w:r>
+        <w:rPr>
+          <w:rFonts w:ascii="Optima" w:eastAsia="Microsoft GothicNeo" w:hAnsi="Optima" w:cs="CMU Sans Serif Medium"/>
+          <w:sz w:val="22"/>
+          <w:szCs w:val="22"/>
+        </w:rPr>
+        <w:t xml:space="preserve"> Parekh,</w:t>
+      </w:r>
+      <w:r>
+        <w:rPr>
+          <w:rFonts w:ascii="Optima" w:eastAsia="Microsoft GothicNeo" w:hAnsi="Optima" w:cs="CMU Sans Serif Medium"/>
+          <w:sz w:val="22"/>
+          <w:szCs w:val="22"/>
+        </w:rPr>
+        <w:t xml:space="preserve"> and</w:t>
+      </w:r>
+      <w:r>
+        <w:rPr>
+          <w:rFonts w:ascii="Optima" w:eastAsia="Microsoft GothicNeo" w:hAnsi="Optima" w:cs="CMU Sans Serif Medium"/>
+          <w:sz w:val="22"/>
+          <w:szCs w:val="22"/>
+        </w:rPr>
+        <w:t xml:space="preserve"> </w:t>
       </w:r>
       <w:r>
         <w:rPr>
@@ -2963,109 +3106,25 @@
           <w:sz w:val="22"/>
           <w:szCs w:val="22"/>
         </w:rPr>
-        <w:t xml:space="preserve"> Mack, </w:t>
-      </w:r>
-      <w:r>
-        <w:rPr>
-          <w:rFonts w:ascii="Optima" w:eastAsia="Microsoft GothicNeo" w:hAnsi="Optima" w:cs="CMU Sans Serif Medium"/>
-          <w:sz w:val="22"/>
-          <w:szCs w:val="22"/>
-        </w:rPr>
-        <w:t>S.</w:t>
-      </w:r>
-      <w:r>
-        <w:rPr>
-          <w:rFonts w:ascii="Optima" w:eastAsia="Microsoft GothicNeo" w:hAnsi="Optima" w:cs="CMU Sans Serif Medium"/>
-          <w:sz w:val="22"/>
-          <w:szCs w:val="22"/>
-        </w:rPr>
-        <w:t xml:space="preserve"> Lickfett, </w:t>
-      </w:r>
-      <w:r>
-        <w:rPr>
-          <w:rFonts w:ascii="Optima" w:eastAsia="Microsoft GothicNeo" w:hAnsi="Optima" w:cs="CMU Sans Serif Medium"/>
-          <w:sz w:val="22"/>
-          <w:szCs w:val="22"/>
-        </w:rPr>
-        <w:t>S.</w:t>
-      </w:r>
-      <w:r>
-        <w:rPr>
-          <w:rFonts w:ascii="Optima" w:eastAsia="Microsoft GothicNeo" w:hAnsi="Optima" w:cs="CMU Sans Serif Medium"/>
-          <w:sz w:val="22"/>
-          <w:szCs w:val="22"/>
-        </w:rPr>
-        <w:t xml:space="preserve"> Sieste, </w:t>
-      </w:r>
-      <w:r>
-        <w:rPr>
-          <w:rFonts w:ascii="Optima" w:eastAsia="Microsoft GothicNeo" w:hAnsi="Optima" w:cs="CMU Sans Serif Medium"/>
-          <w:sz w:val="22"/>
-          <w:szCs w:val="22"/>
-        </w:rPr>
-        <w:t>F. S.</w:t>
-      </w:r>
-      <w:r>
-        <w:rPr>
-          <w:rFonts w:ascii="Optima" w:eastAsia="Microsoft GothicNeo" w:hAnsi="Optima" w:cs="CMU Sans Serif Medium"/>
-          <w:sz w:val="22"/>
-          <w:szCs w:val="22"/>
-        </w:rPr>
-        <w:t xml:space="preserve"> Ruggeri, </w:t>
-      </w:r>
-      <w:r>
-        <w:rPr>
-          <w:rFonts w:ascii="Optima" w:eastAsia="Microsoft GothicNeo" w:hAnsi="Optima" w:cs="CMU Sans Serif Medium"/>
-          <w:sz w:val="22"/>
-          <w:szCs w:val="22"/>
-        </w:rPr>
-        <w:t>T.</w:t>
-      </w:r>
-      <w:r>
-        <w:rPr>
-          <w:rFonts w:ascii="Optima" w:eastAsia="Microsoft GothicNeo" w:hAnsi="Optima" w:cs="CMU Sans Serif Medium"/>
-          <w:sz w:val="22"/>
-          <w:szCs w:val="22"/>
-        </w:rPr>
-        <w:t xml:space="preserve"> Sneideris, </w:t>
-      </w:r>
-      <w:r>
-        <w:rPr>
-          <w:rFonts w:ascii="Optima" w:eastAsia="Microsoft GothicNeo" w:hAnsi="Optima" w:cs="CMU Sans Serif Medium"/>
-          <w:b/>
-          <w:bCs/>
-          <w:sz w:val="22"/>
-          <w:szCs w:val="22"/>
-        </w:rPr>
-        <w:t>A.</w:t>
-      </w:r>
-      <w:r>
-        <w:rPr>
-          <w:rFonts w:ascii="Optima" w:eastAsia="Microsoft GothicNeo" w:hAnsi="Optima" w:cs="CMU Sans Serif Medium"/>
-          <w:b/>
-          <w:bCs/>
-          <w:sz w:val="22"/>
-          <w:szCs w:val="22"/>
-        </w:rPr>
         <w:t xml:space="preserve"> </w:t>
       </w:r>
-      <w:r>
-        <w:rPr>
-          <w:rFonts w:ascii="Optima" w:eastAsia="Microsoft GothicNeo" w:hAnsi="Optima" w:cs="CMU Sans Serif Medium"/>
-          <w:b/>
-          <w:bCs/>
-          <w:sz w:val="22"/>
-          <w:szCs w:val="22"/>
-        </w:rPr>
-        <w:t>Dutta</w:t>
-      </w:r>
-      <w:r>
-        <w:rPr>
-          <w:rFonts w:ascii="Optima" w:eastAsia="Microsoft GothicNeo" w:hAnsi="Optima" w:cs="CMU Sans Serif Medium"/>
-          <w:sz w:val="22"/>
-          <w:szCs w:val="22"/>
-        </w:rPr>
-        <w:t>,</w:t>
+      <w:proofErr w:type="spellStart"/>
+      <w:r>
+        <w:rPr>
+          <w:rFonts w:ascii="Optima" w:eastAsia="Microsoft GothicNeo" w:hAnsi="Optima" w:cs="CMU Sans Serif Medium"/>
+          <w:sz w:val="22"/>
+          <w:szCs w:val="22"/>
+        </w:rPr>
+        <w:t>Bereau</w:t>
+      </w:r>
+      <w:proofErr w:type="spellEnd"/>
+      <w:r>
+        <w:rPr>
+          <w:rFonts w:ascii="Optima" w:eastAsia="Microsoft GothicNeo" w:hAnsi="Optima" w:cs="CMU Sans Serif Medium"/>
+          <w:sz w:val="22"/>
+          <w:szCs w:val="22"/>
+        </w:rPr>
+        <w:t>;</w:t>
       </w:r>
       <w:r>
         <w:rPr>
@@ -3081,71 +3140,159 @@
           <w:sz w:val="22"/>
           <w:szCs w:val="22"/>
         </w:rPr>
-        <w:t xml:space="preserve">T. </w:t>
-      </w:r>
-      <w:r>
-        <w:rPr>
-          <w:rFonts w:ascii="Optima" w:eastAsia="Microsoft GothicNeo" w:hAnsi="Optima" w:cs="CMU Sans Serif Medium"/>
-          <w:sz w:val="22"/>
-          <w:szCs w:val="22"/>
-        </w:rPr>
-        <w:t xml:space="preserve">Bereau, </w:t>
-      </w:r>
-      <w:r>
-        <w:rPr>
-          <w:rFonts w:ascii="Optima" w:eastAsia="Microsoft GothicNeo" w:hAnsi="Optima" w:cs="CMU Sans Serif Medium"/>
-          <w:sz w:val="22"/>
-          <w:szCs w:val="22"/>
-        </w:rPr>
-        <w:t xml:space="preserve">R. </w:t>
-      </w:r>
-      <w:r>
-        <w:rPr>
-          <w:rFonts w:ascii="Optima" w:eastAsia="Microsoft GothicNeo" w:hAnsi="Optima" w:cs="CMU Sans Serif Medium"/>
-          <w:sz w:val="22"/>
-          <w:szCs w:val="22"/>
-        </w:rPr>
-        <w:t xml:space="preserve">Naraghi, </w:t>
-      </w:r>
-      <w:r>
-        <w:rPr>
-          <w:rFonts w:ascii="Optima" w:eastAsia="Microsoft GothicNeo" w:hAnsi="Optima" w:cs="CMU Sans Serif Medium"/>
-          <w:sz w:val="22"/>
-          <w:szCs w:val="22"/>
-        </w:rPr>
-        <w:t>D.</w:t>
-      </w:r>
-      <w:r>
-        <w:rPr>
-          <w:rFonts w:ascii="Optima" w:eastAsia="Microsoft GothicNeo" w:hAnsi="Optima" w:cs="CMU Sans Serif Medium"/>
-          <w:sz w:val="22"/>
-          <w:szCs w:val="22"/>
-        </w:rPr>
-        <w:t xml:space="preserve"> Sinske, </w:t>
-      </w:r>
-      <w:r>
-        <w:rPr>
-          <w:rFonts w:ascii="Optima" w:eastAsia="Microsoft GothicNeo" w:hAnsi="Optima" w:cs="CMU Sans Serif Medium"/>
-          <w:sz w:val="22"/>
-          <w:szCs w:val="22"/>
-        </w:rPr>
-        <w:t>T. P. J.</w:t>
-      </w:r>
-      <w:r>
-        <w:rPr>
-          <w:rFonts w:ascii="Optima" w:eastAsia="Microsoft GothicNeo" w:hAnsi="Optima" w:cs="CMU Sans Serif Medium"/>
-          <w:sz w:val="22"/>
-          <w:szCs w:val="22"/>
-        </w:rPr>
-        <w:t xml:space="preserve"> Knowles, </w:t>
-      </w:r>
-      <w:r>
-        <w:rPr>
-          <w:rFonts w:ascii="Optima" w:eastAsia="Microsoft GothicNeo" w:hAnsi="Optima" w:cs="CMU Sans Serif Medium"/>
-          <w:sz w:val="22"/>
-          <w:szCs w:val="22"/>
-        </w:rPr>
-        <w:t>C.</w:t>
+        <w:t xml:space="preserve">Inserting </w:t>
+      </w:r>
+      <w:r>
+        <w:rPr>
+          <w:rFonts w:ascii="Optima" w:eastAsia="Microsoft GothicNeo" w:hAnsi="Optima" w:cs="CMU Sans Serif Medium"/>
+          <w:sz w:val="22"/>
+          <w:szCs w:val="22"/>
+        </w:rPr>
+        <w:t>s</w:t>
+      </w:r>
+      <w:r>
+        <w:rPr>
+          <w:rFonts w:ascii="Optima" w:eastAsia="Microsoft GothicNeo" w:hAnsi="Optima" w:cs="CMU Sans Serif Medium"/>
+          <w:sz w:val="22"/>
+          <w:szCs w:val="22"/>
+        </w:rPr>
+        <w:t xml:space="preserve">mall </w:t>
+      </w:r>
+      <w:r>
+        <w:rPr>
+          <w:rFonts w:ascii="Optima" w:eastAsia="Microsoft GothicNeo" w:hAnsi="Optima" w:cs="CMU Sans Serif Medium"/>
+          <w:sz w:val="22"/>
+          <w:szCs w:val="22"/>
+        </w:rPr>
+        <w:t>m</w:t>
+      </w:r>
+      <w:r>
+        <w:rPr>
+          <w:rFonts w:ascii="Optima" w:eastAsia="Microsoft GothicNeo" w:hAnsi="Optima" w:cs="CMU Sans Serif Medium"/>
+          <w:sz w:val="22"/>
+          <w:szCs w:val="22"/>
+        </w:rPr>
+        <w:t xml:space="preserve">olecules </w:t>
+      </w:r>
+      <w:r>
+        <w:rPr>
+          <w:rFonts w:ascii="Optima" w:eastAsia="Microsoft GothicNeo" w:hAnsi="Optima" w:cs="CMU Sans Serif Medium"/>
+          <w:sz w:val="22"/>
+          <w:szCs w:val="22"/>
+        </w:rPr>
+        <w:t>a</w:t>
+      </w:r>
+      <w:r>
+        <w:rPr>
+          <w:rFonts w:ascii="Optima" w:eastAsia="Microsoft GothicNeo" w:hAnsi="Optima" w:cs="CMU Sans Serif Medium"/>
+          <w:sz w:val="22"/>
+          <w:szCs w:val="22"/>
+        </w:rPr>
+        <w:t xml:space="preserve">cross </w:t>
+      </w:r>
+      <w:r>
+        <w:rPr>
+          <w:rFonts w:ascii="Optima" w:eastAsia="Microsoft GothicNeo" w:hAnsi="Optima" w:cs="CMU Sans Serif Medium"/>
+          <w:sz w:val="22"/>
+          <w:szCs w:val="22"/>
+        </w:rPr>
+        <w:t>m</w:t>
+      </w:r>
+      <w:r>
+        <w:rPr>
+          <w:rFonts w:ascii="Optima" w:eastAsia="Microsoft GothicNeo" w:hAnsi="Optima" w:cs="CMU Sans Serif Medium"/>
+          <w:sz w:val="22"/>
+          <w:szCs w:val="22"/>
+        </w:rPr>
+        <w:t xml:space="preserve">embrane </w:t>
+      </w:r>
+      <w:r>
+        <w:rPr>
+          <w:rFonts w:ascii="Optima" w:eastAsia="Microsoft GothicNeo" w:hAnsi="Optima" w:cs="CMU Sans Serif Medium"/>
+          <w:sz w:val="22"/>
+          <w:szCs w:val="22"/>
+        </w:rPr>
+        <w:t>m</w:t>
+      </w:r>
+      <w:r>
+        <w:rPr>
+          <w:rFonts w:ascii="Optima" w:eastAsia="Microsoft GothicNeo" w:hAnsi="Optima" w:cs="CMU Sans Serif Medium"/>
+          <w:sz w:val="22"/>
+          <w:szCs w:val="22"/>
+        </w:rPr>
+        <w:t xml:space="preserve">ixtures: </w:t>
+      </w:r>
+      <w:r>
+        <w:rPr>
+          <w:rFonts w:ascii="Optima" w:eastAsia="Microsoft GothicNeo" w:hAnsi="Optima" w:cs="CMU Sans Serif Medium"/>
+          <w:sz w:val="22"/>
+          <w:szCs w:val="22"/>
+        </w:rPr>
+        <w:t>i</w:t>
+      </w:r>
+      <w:r>
+        <w:rPr>
+          <w:rFonts w:ascii="Optima" w:eastAsia="Microsoft GothicNeo" w:hAnsi="Optima" w:cs="CMU Sans Serif Medium"/>
+          <w:sz w:val="22"/>
+          <w:szCs w:val="22"/>
+        </w:rPr>
+        <w:t xml:space="preserve">nsight from the </w:t>
+      </w:r>
+      <w:r>
+        <w:rPr>
+          <w:rFonts w:ascii="Optima" w:eastAsia="Microsoft GothicNeo" w:hAnsi="Optima" w:cs="CMU Sans Serif Medium"/>
+          <w:sz w:val="22"/>
+          <w:szCs w:val="22"/>
+        </w:rPr>
+        <w:t>p</w:t>
+      </w:r>
+      <w:r>
+        <w:rPr>
+          <w:rFonts w:ascii="Optima" w:eastAsia="Microsoft GothicNeo" w:hAnsi="Optima" w:cs="CMU Sans Serif Medium"/>
+          <w:sz w:val="22"/>
+          <w:szCs w:val="22"/>
+        </w:rPr>
+        <w:t xml:space="preserve">otential of </w:t>
+      </w:r>
+      <w:r>
+        <w:rPr>
+          <w:rFonts w:ascii="Optima" w:eastAsia="Microsoft GothicNeo" w:hAnsi="Optima" w:cs="CMU Sans Serif Medium"/>
+          <w:sz w:val="22"/>
+          <w:szCs w:val="22"/>
+        </w:rPr>
+        <w:t>m</w:t>
+      </w:r>
+      <w:r>
+        <w:rPr>
+          <w:rFonts w:ascii="Optima" w:eastAsia="Microsoft GothicNeo" w:hAnsi="Optima" w:cs="CMU Sans Serif Medium"/>
+          <w:sz w:val="22"/>
+          <w:szCs w:val="22"/>
+        </w:rPr>
+        <w:t xml:space="preserve">ean </w:t>
+      </w:r>
+      <w:r>
+        <w:rPr>
+          <w:rFonts w:ascii="Optima" w:eastAsia="Microsoft GothicNeo" w:hAnsi="Optima" w:cs="CMU Sans Serif Medium"/>
+          <w:sz w:val="22"/>
+          <w:szCs w:val="22"/>
+        </w:rPr>
+        <w:t>f</w:t>
+      </w:r>
+      <w:r>
+        <w:rPr>
+          <w:rFonts w:ascii="Optima" w:eastAsia="Microsoft GothicNeo" w:hAnsi="Optima" w:cs="CMU Sans Serif Medium"/>
+          <w:sz w:val="22"/>
+          <w:szCs w:val="22"/>
+        </w:rPr>
+        <w:t>orce</w:t>
+      </w:r>
+      <w:r>
+        <w:rPr>
+          <w:rFonts w:ascii="Optima" w:eastAsia="Microsoft GothicNeo" w:hAnsi="Optima" w:cs="CMU Sans Serif Medium"/>
+          <w:sz w:val="22"/>
+          <w:szCs w:val="22"/>
+        </w:rPr>
+        <w:t>;</w:t>
       </w:r>
       <w:r>
         <w:rPr>
@@ -3161,55 +3308,31 @@
           <w:sz w:val="22"/>
           <w:szCs w:val="22"/>
         </w:rPr>
-        <w:t xml:space="preserve">V. </w:t>
-      </w:r>
-      <w:r>
-        <w:rPr>
-          <w:rFonts w:ascii="Optima" w:eastAsia="Microsoft GothicNeo" w:hAnsi="Optima" w:cs="CMU Sans Serif Medium"/>
-          <w:sz w:val="22"/>
-          <w:szCs w:val="22"/>
-        </w:rPr>
-        <w:t xml:space="preserve">Synatschke, </w:t>
-      </w:r>
-      <w:r>
-        <w:rPr>
-          <w:rFonts w:ascii="Optima" w:eastAsia="Microsoft GothicNeo" w:hAnsi="Optima" w:cs="CMU Sans Serif Medium"/>
-          <w:sz w:val="22"/>
-          <w:szCs w:val="22"/>
-        </w:rPr>
-        <w:t>T.</w:t>
-      </w:r>
-      <w:r>
-        <w:rPr>
-          <w:rFonts w:ascii="Optima" w:eastAsia="Microsoft GothicNeo" w:hAnsi="Optima" w:cs="CMU Sans Serif Medium"/>
-          <w:sz w:val="22"/>
-          <w:szCs w:val="22"/>
-        </w:rPr>
-        <w:t xml:space="preserve"> Weil, </w:t>
-      </w:r>
-      <w:r>
-        <w:rPr>
-          <w:rFonts w:ascii="Optima" w:eastAsia="Microsoft GothicNeo" w:hAnsi="Optima" w:cs="CMU Sans Serif Medium"/>
-          <w:sz w:val="22"/>
-          <w:szCs w:val="22"/>
-        </w:rPr>
-        <w:t>and B.</w:t>
-      </w:r>
-      <w:r>
-        <w:rPr>
-          <w:rFonts w:ascii="Optima" w:eastAsia="Microsoft GothicNeo" w:hAnsi="Optima" w:cs="CMU Sans Serif Medium"/>
-          <w:sz w:val="22"/>
-          <w:szCs w:val="22"/>
-        </w:rPr>
-        <w:t xml:space="preserve"> Knöll</w:t>
-      </w:r>
-      <w:r>
-        <w:rPr>
-          <w:rFonts w:ascii="Optima" w:eastAsia="Microsoft GothicNeo" w:hAnsi="Optima" w:cs="CMU Sans Serif Medium"/>
-          <w:sz w:val="22"/>
-          <w:szCs w:val="22"/>
-        </w:rPr>
-        <w:t>;</w:t>
+        <w:t>Biophys</w:t>
+      </w:r>
+      <w:r>
+        <w:rPr>
+          <w:rFonts w:ascii="Optima" w:eastAsia="Microsoft GothicNeo" w:hAnsi="Optima" w:cs="CMU Sans Serif Medium"/>
+          <w:sz w:val="22"/>
+          <w:szCs w:val="22"/>
+        </w:rPr>
+        <w:t>ical</w:t>
+      </w:r>
+      <w:r>
+        <w:rPr>
+          <w:rFonts w:ascii="Optima" w:eastAsia="Microsoft GothicNeo" w:hAnsi="Optima" w:cs="CMU Sans Serif Medium"/>
+          <w:sz w:val="22"/>
+          <w:szCs w:val="22"/>
+        </w:rPr>
+        <w:t xml:space="preserve"> J</w:t>
+      </w:r>
+      <w:r>
+        <w:rPr>
+          <w:rFonts w:ascii="Optima" w:eastAsia="Microsoft GothicNeo" w:hAnsi="Optima" w:cs="CMU Sans Serif Medium"/>
+          <w:sz w:val="22"/>
+          <w:szCs w:val="22"/>
+        </w:rPr>
+        <w:t>ournal</w:t>
       </w:r>
       <w:r>
         <w:rPr>
@@ -3225,143 +3348,7 @@
           <w:sz w:val="22"/>
           <w:szCs w:val="22"/>
         </w:rPr>
-        <w:t>Sequence-</w:t>
-      </w:r>
-      <w:r>
-        <w:rPr>
-          <w:rFonts w:ascii="Optima" w:eastAsia="Microsoft GothicNeo" w:hAnsi="Optima" w:cs="CMU Sans Serif Medium"/>
-          <w:sz w:val="22"/>
-          <w:szCs w:val="22"/>
-        </w:rPr>
-        <w:t>o</w:t>
-      </w:r>
-      <w:r>
-        <w:rPr>
-          <w:rFonts w:ascii="Optima" w:eastAsia="Microsoft GothicNeo" w:hAnsi="Optima" w:cs="CMU Sans Serif Medium"/>
-          <w:sz w:val="22"/>
-          <w:szCs w:val="22"/>
-        </w:rPr>
-        <w:t xml:space="preserve">ptimized </w:t>
-      </w:r>
-      <w:r>
-        <w:rPr>
-          <w:rFonts w:ascii="Optima" w:eastAsia="Microsoft GothicNeo" w:hAnsi="Optima" w:cs="CMU Sans Serif Medium"/>
-          <w:sz w:val="22"/>
-          <w:szCs w:val="22"/>
-        </w:rPr>
-        <w:t>p</w:t>
-      </w:r>
-      <w:r>
-        <w:rPr>
-          <w:rFonts w:ascii="Optima" w:eastAsia="Microsoft GothicNeo" w:hAnsi="Optima" w:cs="CMU Sans Serif Medium"/>
-          <w:sz w:val="22"/>
-          <w:szCs w:val="22"/>
-        </w:rPr>
-        <w:t xml:space="preserve">eptide </w:t>
-      </w:r>
-      <w:r>
-        <w:rPr>
-          <w:rFonts w:ascii="Optima" w:eastAsia="Microsoft GothicNeo" w:hAnsi="Optima" w:cs="CMU Sans Serif Medium"/>
-          <w:sz w:val="22"/>
-          <w:szCs w:val="22"/>
-        </w:rPr>
-        <w:t>n</w:t>
-      </w:r>
-      <w:r>
-        <w:rPr>
-          <w:rFonts w:ascii="Optima" w:eastAsia="Microsoft GothicNeo" w:hAnsi="Optima" w:cs="CMU Sans Serif Medium"/>
-          <w:sz w:val="22"/>
-          <w:szCs w:val="22"/>
-        </w:rPr>
-        <w:t xml:space="preserve">anofibers as </w:t>
-      </w:r>
-      <w:r>
-        <w:rPr>
-          <w:rFonts w:ascii="Optima" w:eastAsia="Microsoft GothicNeo" w:hAnsi="Optima" w:cs="CMU Sans Serif Medium"/>
-          <w:sz w:val="22"/>
-          <w:szCs w:val="22"/>
-        </w:rPr>
-        <w:t>g</w:t>
-      </w:r>
-      <w:r>
-        <w:rPr>
-          <w:rFonts w:ascii="Optima" w:eastAsia="Microsoft GothicNeo" w:hAnsi="Optima" w:cs="CMU Sans Serif Medium"/>
-          <w:sz w:val="22"/>
-          <w:szCs w:val="22"/>
-        </w:rPr>
-        <w:t xml:space="preserve">rowth </w:t>
-      </w:r>
-      <w:r>
-        <w:rPr>
-          <w:rFonts w:ascii="Optima" w:eastAsia="Microsoft GothicNeo" w:hAnsi="Optima" w:cs="CMU Sans Serif Medium"/>
-          <w:sz w:val="22"/>
-          <w:szCs w:val="22"/>
-        </w:rPr>
-        <w:t>s</w:t>
-      </w:r>
-      <w:r>
-        <w:rPr>
-          <w:rFonts w:ascii="Optima" w:eastAsia="Microsoft GothicNeo" w:hAnsi="Optima" w:cs="CMU Sans Serif Medium"/>
-          <w:sz w:val="22"/>
-          <w:szCs w:val="22"/>
-        </w:rPr>
-        <w:t xml:space="preserve">timulators for </w:t>
-      </w:r>
-      <w:r>
-        <w:rPr>
-          <w:rFonts w:ascii="Optima" w:eastAsia="Microsoft GothicNeo" w:hAnsi="Optima" w:cs="CMU Sans Serif Medium"/>
-          <w:sz w:val="22"/>
-          <w:szCs w:val="22"/>
-        </w:rPr>
-        <w:t>r</w:t>
-      </w:r>
-      <w:r>
-        <w:rPr>
-          <w:rFonts w:ascii="Optima" w:eastAsia="Microsoft GothicNeo" w:hAnsi="Optima" w:cs="CMU Sans Serif Medium"/>
-          <w:sz w:val="22"/>
-          <w:szCs w:val="22"/>
-        </w:rPr>
-        <w:t xml:space="preserve">egeneration of </w:t>
-      </w:r>
-      <w:r>
-        <w:rPr>
-          <w:rFonts w:ascii="Optima" w:eastAsia="Microsoft GothicNeo" w:hAnsi="Optima" w:cs="CMU Sans Serif Medium"/>
-          <w:sz w:val="22"/>
-          <w:szCs w:val="22"/>
-        </w:rPr>
-        <w:t>p</w:t>
-      </w:r>
-      <w:r>
-        <w:rPr>
-          <w:rFonts w:ascii="Optima" w:eastAsia="Microsoft GothicNeo" w:hAnsi="Optima" w:cs="CMU Sans Serif Medium"/>
-          <w:sz w:val="22"/>
-          <w:szCs w:val="22"/>
-        </w:rPr>
-        <w:t xml:space="preserve">eripheral </w:t>
-      </w:r>
-      <w:r>
-        <w:rPr>
-          <w:rFonts w:ascii="Optima" w:eastAsia="Microsoft GothicNeo" w:hAnsi="Optima" w:cs="CMU Sans Serif Medium"/>
-          <w:sz w:val="22"/>
-          <w:szCs w:val="22"/>
-        </w:rPr>
-        <w:t>n</w:t>
-      </w:r>
-      <w:r>
-        <w:rPr>
-          <w:rFonts w:ascii="Optima" w:eastAsia="Microsoft GothicNeo" w:hAnsi="Optima" w:cs="CMU Sans Serif Medium"/>
-          <w:sz w:val="22"/>
-          <w:szCs w:val="22"/>
-        </w:rPr>
-        <w:t>eurons</w:t>
-      </w:r>
-      <w:r>
-        <w:rPr>
-          <w:rFonts w:ascii="Optima" w:eastAsia="Microsoft GothicNeo" w:hAnsi="Optima" w:cs="CMU Sans Serif Medium"/>
-          <w:sz w:val="22"/>
-          <w:szCs w:val="22"/>
-        </w:rPr>
-        <w:t>;</w:t>
+        <w:t>118</w:t>
       </w:r>
       <w:r>
         <w:rPr>
@@ -3376,86 +3363,8 @@
           <w:rFonts w:ascii="Optima" w:eastAsia="Microsoft GothicNeo" w:hAnsi="Optima" w:cs="CMU Sans Serif Medium"/>
           <w:sz w:val="22"/>
           <w:szCs w:val="22"/>
-          <w:lang w:val="en-IN"/>
-        </w:rPr>
-        <w:t>Adv</w:t>
-      </w:r>
-      <w:r>
-        <w:rPr>
-          <w:rFonts w:ascii="Optima" w:eastAsia="Microsoft GothicNeo" w:hAnsi="Optima" w:cs="CMU Sans Serif Medium"/>
-          <w:sz w:val="22"/>
-          <w:szCs w:val="22"/>
-          <w:lang w:val="en-IN"/>
-        </w:rPr>
-        <w:t>anced</w:t>
-      </w:r>
-      <w:r>
-        <w:rPr>
-          <w:rFonts w:ascii="Optima" w:eastAsia="Microsoft GothicNeo" w:hAnsi="Optima" w:cs="CMU Sans Serif Medium"/>
-          <w:sz w:val="22"/>
-          <w:szCs w:val="22"/>
-          <w:lang w:val="en-IN"/>
-        </w:rPr>
-        <w:t xml:space="preserve"> Funct</w:t>
-      </w:r>
-      <w:r>
-        <w:rPr>
-          <w:rFonts w:ascii="Optima" w:eastAsia="Microsoft GothicNeo" w:hAnsi="Optima" w:cs="CMU Sans Serif Medium"/>
-          <w:sz w:val="22"/>
-          <w:szCs w:val="22"/>
-          <w:lang w:val="en-IN"/>
-        </w:rPr>
-        <w:t>ional</w:t>
-      </w:r>
-      <w:r>
-        <w:rPr>
-          <w:rFonts w:ascii="Optima" w:eastAsia="Microsoft GothicNeo" w:hAnsi="Optima" w:cs="CMU Sans Serif Medium"/>
-          <w:sz w:val="22"/>
-          <w:szCs w:val="22"/>
-          <w:lang w:val="en-IN"/>
-        </w:rPr>
-        <w:t xml:space="preserve"> </w:t>
-      </w:r>
-      <w:r>
-        <w:rPr>
-          <w:rFonts w:ascii="Optima" w:eastAsia="Microsoft GothicNeo" w:hAnsi="Optima" w:cs="CMU Sans Serif Medium"/>
-          <w:sz w:val="22"/>
-          <w:szCs w:val="22"/>
-          <w:lang w:val="en-IN"/>
-        </w:rPr>
-        <w:t>Materials</w:t>
-      </w:r>
-      <w:r>
-        <w:rPr>
-          <w:rFonts w:ascii="Optima" w:eastAsia="Microsoft GothicNeo" w:hAnsi="Optima" w:cs="CMU Sans Serif Medium"/>
-          <w:sz w:val="22"/>
-          <w:szCs w:val="22"/>
-        </w:rPr>
-        <w:t xml:space="preserve"> </w:t>
-      </w:r>
-      <w:r>
-        <w:rPr>
-          <w:rFonts w:ascii="Optima" w:eastAsia="Microsoft GothicNeo" w:hAnsi="Optima" w:cs="CMU Sans Serif Medium"/>
-          <w:sz w:val="22"/>
-          <w:szCs w:val="22"/>
-        </w:rPr>
-        <w:t>29</w:t>
-      </w:r>
-      <w:r>
-        <w:rPr>
-          <w:rFonts w:ascii="Optima" w:eastAsia="Microsoft GothicNeo" w:hAnsi="Optima" w:cs="CMU Sans Serif Medium"/>
-          <w:sz w:val="22"/>
-          <w:szCs w:val="22"/>
-        </w:rPr>
-        <w:t xml:space="preserve"> </w:t>
-      </w:r>
-      <w:r>
-        <w:rPr>
-          <w:rFonts w:ascii="Optima" w:eastAsia="Microsoft GothicNeo" w:hAnsi="Optima" w:cs="CMU Sans Serif Medium"/>
-          <w:sz w:val="22"/>
-          <w:szCs w:val="22"/>
-        </w:rPr>
-        <w:t>(24)</w:t>
+        </w:rPr>
+        <w:t>(6)</w:t>
       </w:r>
       <w:r>
         <w:rPr>
@@ -3471,99 +3380,23 @@
           <w:sz w:val="22"/>
           <w:szCs w:val="22"/>
         </w:rPr>
-        <w:t>1809112</w:t>
-      </w:r>
-      <w:r>
-        <w:rPr>
-          <w:rFonts w:ascii="Optima" w:eastAsia="Microsoft GothicNeo" w:hAnsi="Optima" w:cs="CMU Sans Serif Medium"/>
-          <w:sz w:val="22"/>
-          <w:szCs w:val="22"/>
-        </w:rPr>
-        <w:t xml:space="preserve"> </w:t>
-      </w:r>
-      <w:r>
-        <w:rPr>
-          <w:rFonts w:ascii="Optima" w:eastAsia="Microsoft GothicNeo" w:hAnsi="Optima" w:cs="CMU Sans Serif Medium"/>
-          <w:sz w:val="22"/>
-          <w:szCs w:val="22"/>
-        </w:rPr>
-        <w:t>(</w:t>
-      </w:r>
-      <w:r>
-        <w:rPr>
-          <w:rFonts w:ascii="Optima" w:eastAsia="Microsoft GothicNeo" w:hAnsi="Optima" w:cs="CMU Sans Serif Medium"/>
-          <w:sz w:val="22"/>
-          <w:szCs w:val="22"/>
-        </w:rPr>
-        <w:t>2019</w:t>
-      </w:r>
-      <w:r>
-        <w:rPr>
-          <w:rFonts w:ascii="Optima" w:eastAsia="Microsoft GothicNeo" w:hAnsi="Optima" w:cs="CMU Sans Serif Medium"/>
-          <w:sz w:val="22"/>
-          <w:szCs w:val="22"/>
-        </w:rPr>
-        <w:t xml:space="preserve">) </w:t>
-      </w:r>
-      <w:r>
-        <w:rPr>
-          <w:rFonts w:ascii="Optima" w:eastAsia="Microsoft GothicNeo" w:hAnsi="Optima" w:cs="CMU Sans Serif Medium"/>
-          <w:sz w:val="22"/>
-          <w:szCs w:val="22"/>
-        </w:rPr>
-        <w:t>(</w:t>
-      </w:r>
-      <w:r>
-        <w:rPr>
-          <w:rFonts w:ascii="Optima" w:eastAsia="Microsoft GothicNeo" w:hAnsi="Optima" w:cs="CMU Sans Serif Medium"/>
-          <w:b/>
-          <w:bCs/>
-          <w:sz w:val="22"/>
-          <w:szCs w:val="22"/>
-        </w:rPr>
-        <w:t>Featured</w:t>
-      </w:r>
-      <w:r>
-        <w:rPr>
-          <w:rFonts w:ascii="Optima" w:eastAsia="Microsoft GothicNeo" w:hAnsi="Optima" w:cs="CMU Sans Serif Medium"/>
-          <w:sz w:val="22"/>
-          <w:szCs w:val="22"/>
-        </w:rPr>
-        <w:t xml:space="preserve"> </w:t>
-      </w:r>
-      <w:r>
-        <w:rPr>
-          <w:rFonts w:ascii="Optima" w:eastAsia="Microsoft GothicNeo" w:hAnsi="Optima" w:cs="CMU Sans Serif Medium"/>
-          <w:sz w:val="22"/>
-          <w:szCs w:val="22"/>
-        </w:rPr>
-        <w:t>as</w:t>
-      </w:r>
-      <w:r>
-        <w:rPr>
-          <w:rFonts w:ascii="Optima" w:eastAsia="Microsoft GothicNeo" w:hAnsi="Optima" w:cs="CMU Sans Serif Medium"/>
-          <w:sz w:val="22"/>
-          <w:szCs w:val="22"/>
-        </w:rPr>
-        <w:t xml:space="preserve"> the </w:t>
-      </w:r>
-      <w:r>
-        <w:rPr>
-          <w:rFonts w:ascii="Optima" w:eastAsia="Microsoft GothicNeo" w:hAnsi="Optima" w:cs="CMU Sans Serif Medium"/>
-          <w:i/>
-          <w:iCs/>
-          <w:sz w:val="22"/>
-          <w:szCs w:val="22"/>
-        </w:rPr>
-        <w:t>Highlighted research of 2019</w:t>
-      </w:r>
-      <w:r>
-        <w:rPr>
-          <w:rFonts w:ascii="Optima" w:eastAsia="Microsoft GothicNeo" w:hAnsi="Optima" w:cs="CMU Sans Serif Medium"/>
-          <w:sz w:val="22"/>
-          <w:szCs w:val="22"/>
-        </w:rPr>
-        <w:t xml:space="preserve"> from the Max Planck Society</w:t>
+        <w:t>1321–1332</w:t>
+      </w:r>
+      <w:r>
+        <w:rPr>
+          <w:rFonts w:ascii="Optima" w:eastAsia="Microsoft GothicNeo" w:hAnsi="Optima" w:cs="CMU Sans Serif Medium"/>
+          <w:sz w:val="22"/>
+          <w:szCs w:val="22"/>
+        </w:rPr>
+        <w:t xml:space="preserve"> (</w:t>
+      </w:r>
+      <w:r>
+        <w:rPr>
+          <w:rFonts w:ascii="Optima" w:eastAsia="Microsoft GothicNeo" w:hAnsi="Optima" w:cs="CMU Sans Serif Medium"/>
+          <w:sz w:val="22"/>
+          <w:szCs w:val="22"/>
+        </w:rPr>
+        <w:t>2020</w:t>
       </w:r>
       <w:r>
         <w:rPr>
@@ -3588,6 +3421,7 @@
           <w:rFonts w:ascii="Optima" w:eastAsia="Microsoft GothicNeo" w:hAnsi="Optima" w:cs="CMU Sans Serif Medium"/>
           <w:sz w:val="22"/>
           <w:szCs w:val="22"/>
+          <w:lang w:val="en-IN"/>
         </w:rPr>
       </w:pPr>
       <w:r>
@@ -3604,7 +3438,141 @@
           <w:sz w:val="22"/>
           <w:szCs w:val="22"/>
         </w:rPr>
-        <w:t xml:space="preserve">Connaughton, </w:t>
+        <w:t xml:space="preserve">Schilling, </w:t>
+      </w:r>
+      <w:r>
+        <w:rPr>
+          <w:rFonts w:ascii="Optima" w:eastAsia="Microsoft GothicNeo" w:hAnsi="Optima" w:cs="CMU Sans Serif Medium"/>
+          <w:sz w:val="22"/>
+          <w:szCs w:val="22"/>
+        </w:rPr>
+        <w:t>T.</w:t>
+      </w:r>
+      <w:r>
+        <w:rPr>
+          <w:rFonts w:ascii="Optima" w:eastAsia="Microsoft GothicNeo" w:hAnsi="Optima" w:cs="CMU Sans Serif Medium"/>
+          <w:sz w:val="22"/>
+          <w:szCs w:val="22"/>
+        </w:rPr>
+        <w:t xml:space="preserve"> Mack, </w:t>
+      </w:r>
+      <w:r>
+        <w:rPr>
+          <w:rFonts w:ascii="Optima" w:eastAsia="Microsoft GothicNeo" w:hAnsi="Optima" w:cs="CMU Sans Serif Medium"/>
+          <w:sz w:val="22"/>
+          <w:szCs w:val="22"/>
+        </w:rPr>
+        <w:t>S.</w:t>
+      </w:r>
+      <w:r>
+        <w:rPr>
+          <w:rFonts w:ascii="Optima" w:eastAsia="Microsoft GothicNeo" w:hAnsi="Optima" w:cs="CMU Sans Serif Medium"/>
+          <w:sz w:val="22"/>
+          <w:szCs w:val="22"/>
+        </w:rPr>
+        <w:t xml:space="preserve"> </w:t>
+      </w:r>
+      <w:proofErr w:type="spellStart"/>
+      <w:r>
+        <w:rPr>
+          <w:rFonts w:ascii="Optima" w:eastAsia="Microsoft GothicNeo" w:hAnsi="Optima" w:cs="CMU Sans Serif Medium"/>
+          <w:sz w:val="22"/>
+          <w:szCs w:val="22"/>
+        </w:rPr>
+        <w:t>Lickfett</w:t>
+      </w:r>
+      <w:proofErr w:type="spellEnd"/>
+      <w:r>
+        <w:rPr>
+          <w:rFonts w:ascii="Optima" w:eastAsia="Microsoft GothicNeo" w:hAnsi="Optima" w:cs="CMU Sans Serif Medium"/>
+          <w:sz w:val="22"/>
+          <w:szCs w:val="22"/>
+        </w:rPr>
+        <w:t xml:space="preserve">, </w:t>
+      </w:r>
+      <w:r>
+        <w:rPr>
+          <w:rFonts w:ascii="Optima" w:eastAsia="Microsoft GothicNeo" w:hAnsi="Optima" w:cs="CMU Sans Serif Medium"/>
+          <w:sz w:val="22"/>
+          <w:szCs w:val="22"/>
+        </w:rPr>
+        <w:t>S.</w:t>
+      </w:r>
+      <w:r>
+        <w:rPr>
+          <w:rFonts w:ascii="Optima" w:eastAsia="Microsoft GothicNeo" w:hAnsi="Optima" w:cs="CMU Sans Serif Medium"/>
+          <w:sz w:val="22"/>
+          <w:szCs w:val="22"/>
+        </w:rPr>
+        <w:t xml:space="preserve"> </w:t>
+      </w:r>
+      <w:proofErr w:type="spellStart"/>
+      <w:r>
+        <w:rPr>
+          <w:rFonts w:ascii="Optima" w:eastAsia="Microsoft GothicNeo" w:hAnsi="Optima" w:cs="CMU Sans Serif Medium"/>
+          <w:sz w:val="22"/>
+          <w:szCs w:val="22"/>
+        </w:rPr>
+        <w:t>Sieste</w:t>
+      </w:r>
+      <w:proofErr w:type="spellEnd"/>
+      <w:r>
+        <w:rPr>
+          <w:rFonts w:ascii="Optima" w:eastAsia="Microsoft GothicNeo" w:hAnsi="Optima" w:cs="CMU Sans Serif Medium"/>
+          <w:sz w:val="22"/>
+          <w:szCs w:val="22"/>
+        </w:rPr>
+        <w:t xml:space="preserve">, </w:t>
+      </w:r>
+      <w:r>
+        <w:rPr>
+          <w:rFonts w:ascii="Optima" w:eastAsia="Microsoft GothicNeo" w:hAnsi="Optima" w:cs="CMU Sans Serif Medium"/>
+          <w:sz w:val="22"/>
+          <w:szCs w:val="22"/>
+        </w:rPr>
+        <w:t>F. S.</w:t>
+      </w:r>
+      <w:r>
+        <w:rPr>
+          <w:rFonts w:ascii="Optima" w:eastAsia="Microsoft GothicNeo" w:hAnsi="Optima" w:cs="CMU Sans Serif Medium"/>
+          <w:sz w:val="22"/>
+          <w:szCs w:val="22"/>
+        </w:rPr>
+        <w:t xml:space="preserve"> Ruggeri, </w:t>
+      </w:r>
+      <w:r>
+        <w:rPr>
+          <w:rFonts w:ascii="Optima" w:eastAsia="Microsoft GothicNeo" w:hAnsi="Optima" w:cs="CMU Sans Serif Medium"/>
+          <w:sz w:val="22"/>
+          <w:szCs w:val="22"/>
+        </w:rPr>
+        <w:t>T.</w:t>
+      </w:r>
+      <w:r>
+        <w:rPr>
+          <w:rFonts w:ascii="Optima" w:eastAsia="Microsoft GothicNeo" w:hAnsi="Optima" w:cs="CMU Sans Serif Medium"/>
+          <w:sz w:val="22"/>
+          <w:szCs w:val="22"/>
+        </w:rPr>
+        <w:t xml:space="preserve"> </w:t>
+      </w:r>
+      <w:proofErr w:type="spellStart"/>
+      <w:r>
+        <w:rPr>
+          <w:rFonts w:ascii="Optima" w:eastAsia="Microsoft GothicNeo" w:hAnsi="Optima" w:cs="CMU Sans Serif Medium"/>
+          <w:sz w:val="22"/>
+          <w:szCs w:val="22"/>
+        </w:rPr>
+        <w:t>Sneideris</w:t>
+      </w:r>
+      <w:proofErr w:type="spellEnd"/>
+      <w:r>
+        <w:rPr>
+          <w:rFonts w:ascii="Optima" w:eastAsia="Microsoft GothicNeo" w:hAnsi="Optima" w:cs="CMU Sans Serif Medium"/>
+          <w:sz w:val="22"/>
+          <w:szCs w:val="22"/>
+        </w:rPr>
+        <w:t xml:space="preserve">, </w:t>
       </w:r>
       <w:r>
         <w:rPr>
@@ -3658,6 +3626,32 @@
           <w:sz w:val="22"/>
           <w:szCs w:val="22"/>
         </w:rPr>
+        <w:t xml:space="preserve">T. </w:t>
+      </w:r>
+      <w:proofErr w:type="spellStart"/>
+      <w:r>
+        <w:rPr>
+          <w:rFonts w:ascii="Optima" w:eastAsia="Microsoft GothicNeo" w:hAnsi="Optima" w:cs="CMU Sans Serif Medium"/>
+          <w:sz w:val="22"/>
+          <w:szCs w:val="22"/>
+        </w:rPr>
+        <w:t>Bereau</w:t>
+      </w:r>
+      <w:proofErr w:type="spellEnd"/>
+      <w:r>
+        <w:rPr>
+          <w:rFonts w:ascii="Optima" w:eastAsia="Microsoft GothicNeo" w:hAnsi="Optima" w:cs="CMU Sans Serif Medium"/>
+          <w:sz w:val="22"/>
+          <w:szCs w:val="22"/>
+        </w:rPr>
+        <w:t xml:space="preserve">, </w:t>
+      </w:r>
+      <w:r>
+        <w:rPr>
+          <w:rFonts w:ascii="Optima" w:eastAsia="Microsoft GothicNeo" w:hAnsi="Optima" w:cs="CMU Sans Serif Medium"/>
+          <w:sz w:val="22"/>
+          <w:szCs w:val="22"/>
+        </w:rPr>
         <w:t xml:space="preserve">R. </w:t>
       </w:r>
       <w:r>
@@ -3666,31 +3660,15 @@
           <w:sz w:val="22"/>
           <w:szCs w:val="22"/>
         </w:rPr>
-        <w:t xml:space="preserve">Rajesh, </w:t>
-      </w:r>
-      <w:r>
-        <w:rPr>
-          <w:rFonts w:ascii="Optima" w:eastAsia="Microsoft GothicNeo" w:hAnsi="Optima" w:cs="CMU Sans Serif Medium"/>
-          <w:sz w:val="22"/>
-          <w:szCs w:val="22"/>
-        </w:rPr>
-        <w:t>N.</w:t>
-      </w:r>
-      <w:r>
-        <w:rPr>
-          <w:rFonts w:ascii="Optima" w:eastAsia="Microsoft GothicNeo" w:hAnsi="Optima" w:cs="CMU Sans Serif Medium"/>
-          <w:sz w:val="22"/>
-          <w:szCs w:val="22"/>
-        </w:rPr>
-        <w:t xml:space="preserve"> Siddharth,</w:t>
-      </w:r>
-      <w:r>
-        <w:rPr>
-          <w:rFonts w:ascii="Optima" w:eastAsia="Microsoft GothicNeo" w:hAnsi="Optima" w:cs="CMU Sans Serif Medium"/>
-          <w:sz w:val="22"/>
-          <w:szCs w:val="22"/>
-        </w:rPr>
-        <w:t xml:space="preserve"> and</w:t>
+        <w:t xml:space="preserve">Naraghi, </w:t>
+      </w:r>
+      <w:r>
+        <w:rPr>
+          <w:rFonts w:ascii="Optima" w:eastAsia="Microsoft GothicNeo" w:hAnsi="Optima" w:cs="CMU Sans Serif Medium"/>
+          <w:sz w:val="22"/>
+          <w:szCs w:val="22"/>
+        </w:rPr>
+        <w:t>D.</w:t>
       </w:r>
       <w:r>
         <w:rPr>
@@ -3700,22 +3678,124 @@
         </w:rPr>
         <w:t xml:space="preserve"> </w:t>
       </w:r>
-      <w:r>
-        <w:rPr>
-          <w:rFonts w:ascii="Optima" w:eastAsia="Microsoft GothicNeo" w:hAnsi="Optima" w:cs="CMU Sans Serif Medium"/>
-          <w:sz w:val="22"/>
-          <w:szCs w:val="22"/>
-        </w:rPr>
-        <w:t>O.</w:t>
-      </w:r>
-      <w:r>
-        <w:rPr>
-          <w:rFonts w:ascii="Optima" w:eastAsia="Microsoft GothicNeo" w:hAnsi="Optima" w:cs="CMU Sans Serif Medium"/>
-          <w:sz w:val="22"/>
-          <w:szCs w:val="22"/>
-        </w:rPr>
-        <w:t xml:space="preserve"> Zaboronski</w:t>
-      </w:r>
+      <w:proofErr w:type="spellStart"/>
+      <w:r>
+        <w:rPr>
+          <w:rFonts w:ascii="Optima" w:eastAsia="Microsoft GothicNeo" w:hAnsi="Optima" w:cs="CMU Sans Serif Medium"/>
+          <w:sz w:val="22"/>
+          <w:szCs w:val="22"/>
+        </w:rPr>
+        <w:t>Sinske</w:t>
+      </w:r>
+      <w:proofErr w:type="spellEnd"/>
+      <w:r>
+        <w:rPr>
+          <w:rFonts w:ascii="Optima" w:eastAsia="Microsoft GothicNeo" w:hAnsi="Optima" w:cs="CMU Sans Serif Medium"/>
+          <w:sz w:val="22"/>
+          <w:szCs w:val="22"/>
+        </w:rPr>
+        <w:t xml:space="preserve">, </w:t>
+      </w:r>
+      <w:r>
+        <w:rPr>
+          <w:rFonts w:ascii="Optima" w:eastAsia="Microsoft GothicNeo" w:hAnsi="Optima" w:cs="CMU Sans Serif Medium"/>
+          <w:sz w:val="22"/>
+          <w:szCs w:val="22"/>
+        </w:rPr>
+        <w:t>T. P. J.</w:t>
+      </w:r>
+      <w:r>
+        <w:rPr>
+          <w:rFonts w:ascii="Optima" w:eastAsia="Microsoft GothicNeo" w:hAnsi="Optima" w:cs="CMU Sans Serif Medium"/>
+          <w:sz w:val="22"/>
+          <w:szCs w:val="22"/>
+        </w:rPr>
+        <w:t xml:space="preserve"> Knowles, </w:t>
+      </w:r>
+      <w:r>
+        <w:rPr>
+          <w:rFonts w:ascii="Optima" w:eastAsia="Microsoft GothicNeo" w:hAnsi="Optima" w:cs="CMU Sans Serif Medium"/>
+          <w:sz w:val="22"/>
+          <w:szCs w:val="22"/>
+        </w:rPr>
+        <w:t>C.</w:t>
+      </w:r>
+      <w:r>
+        <w:rPr>
+          <w:rFonts w:ascii="Optima" w:eastAsia="Microsoft GothicNeo" w:hAnsi="Optima" w:cs="CMU Sans Serif Medium"/>
+          <w:sz w:val="22"/>
+          <w:szCs w:val="22"/>
+        </w:rPr>
+        <w:t xml:space="preserve"> </w:t>
+      </w:r>
+      <w:r>
+        <w:rPr>
+          <w:rFonts w:ascii="Optima" w:eastAsia="Microsoft GothicNeo" w:hAnsi="Optima" w:cs="CMU Sans Serif Medium"/>
+          <w:sz w:val="22"/>
+          <w:szCs w:val="22"/>
+        </w:rPr>
+        <w:t xml:space="preserve">V. </w:t>
+      </w:r>
+      <w:proofErr w:type="spellStart"/>
+      <w:r>
+        <w:rPr>
+          <w:rFonts w:ascii="Optima" w:eastAsia="Microsoft GothicNeo" w:hAnsi="Optima" w:cs="CMU Sans Serif Medium"/>
+          <w:sz w:val="22"/>
+          <w:szCs w:val="22"/>
+        </w:rPr>
+        <w:t>Synatschke</w:t>
+      </w:r>
+      <w:proofErr w:type="spellEnd"/>
+      <w:r>
+        <w:rPr>
+          <w:rFonts w:ascii="Optima" w:eastAsia="Microsoft GothicNeo" w:hAnsi="Optima" w:cs="CMU Sans Serif Medium"/>
+          <w:sz w:val="22"/>
+          <w:szCs w:val="22"/>
+        </w:rPr>
+        <w:t xml:space="preserve">, </w:t>
+      </w:r>
+      <w:r>
+        <w:rPr>
+          <w:rFonts w:ascii="Optima" w:eastAsia="Microsoft GothicNeo" w:hAnsi="Optima" w:cs="CMU Sans Serif Medium"/>
+          <w:sz w:val="22"/>
+          <w:szCs w:val="22"/>
+        </w:rPr>
+        <w:t>T.</w:t>
+      </w:r>
+      <w:r>
+        <w:rPr>
+          <w:rFonts w:ascii="Optima" w:eastAsia="Microsoft GothicNeo" w:hAnsi="Optima" w:cs="CMU Sans Serif Medium"/>
+          <w:sz w:val="22"/>
+          <w:szCs w:val="22"/>
+        </w:rPr>
+        <w:t xml:space="preserve"> Weil, </w:t>
+      </w:r>
+      <w:r>
+        <w:rPr>
+          <w:rFonts w:ascii="Optima" w:eastAsia="Microsoft GothicNeo" w:hAnsi="Optima" w:cs="CMU Sans Serif Medium"/>
+          <w:sz w:val="22"/>
+          <w:szCs w:val="22"/>
+        </w:rPr>
+        <w:t>and B.</w:t>
+      </w:r>
+      <w:r>
+        <w:rPr>
+          <w:rFonts w:ascii="Optima" w:eastAsia="Microsoft GothicNeo" w:hAnsi="Optima" w:cs="CMU Sans Serif Medium"/>
+          <w:sz w:val="22"/>
+          <w:szCs w:val="22"/>
+        </w:rPr>
+        <w:t xml:space="preserve"> </w:t>
+      </w:r>
+      <w:proofErr w:type="spellStart"/>
+      <w:r>
+        <w:rPr>
+          <w:rFonts w:ascii="Optima" w:eastAsia="Microsoft GothicNeo" w:hAnsi="Optima" w:cs="CMU Sans Serif Medium"/>
+          <w:sz w:val="22"/>
+          <w:szCs w:val="22"/>
+        </w:rPr>
+        <w:t>Knöll</w:t>
+      </w:r>
+      <w:proofErr w:type="spellEnd"/>
       <w:r>
         <w:rPr>
           <w:rFonts w:ascii="Optima" w:eastAsia="Microsoft GothicNeo" w:hAnsi="Optima" w:cs="CMU Sans Serif Medium"/>
@@ -3738,7 +3818,135 @@
           <w:sz w:val="22"/>
           <w:szCs w:val="22"/>
         </w:rPr>
-        <w:t>Stationary mass distribution and nonlocality in models of coalescence and shattering</w:t>
+        <w:t>Sequence-</w:t>
+      </w:r>
+      <w:r>
+        <w:rPr>
+          <w:rFonts w:ascii="Optima" w:eastAsia="Microsoft GothicNeo" w:hAnsi="Optima" w:cs="CMU Sans Serif Medium"/>
+          <w:sz w:val="22"/>
+          <w:szCs w:val="22"/>
+        </w:rPr>
+        <w:t>o</w:t>
+      </w:r>
+      <w:r>
+        <w:rPr>
+          <w:rFonts w:ascii="Optima" w:eastAsia="Microsoft GothicNeo" w:hAnsi="Optima" w:cs="CMU Sans Serif Medium"/>
+          <w:sz w:val="22"/>
+          <w:szCs w:val="22"/>
+        </w:rPr>
+        <w:t xml:space="preserve">ptimized </w:t>
+      </w:r>
+      <w:r>
+        <w:rPr>
+          <w:rFonts w:ascii="Optima" w:eastAsia="Microsoft GothicNeo" w:hAnsi="Optima" w:cs="CMU Sans Serif Medium"/>
+          <w:sz w:val="22"/>
+          <w:szCs w:val="22"/>
+        </w:rPr>
+        <w:t>p</w:t>
+      </w:r>
+      <w:r>
+        <w:rPr>
+          <w:rFonts w:ascii="Optima" w:eastAsia="Microsoft GothicNeo" w:hAnsi="Optima" w:cs="CMU Sans Serif Medium"/>
+          <w:sz w:val="22"/>
+          <w:szCs w:val="22"/>
+        </w:rPr>
+        <w:t xml:space="preserve">eptide </w:t>
+      </w:r>
+      <w:r>
+        <w:rPr>
+          <w:rFonts w:ascii="Optima" w:eastAsia="Microsoft GothicNeo" w:hAnsi="Optima" w:cs="CMU Sans Serif Medium"/>
+          <w:sz w:val="22"/>
+          <w:szCs w:val="22"/>
+        </w:rPr>
+        <w:t>n</w:t>
+      </w:r>
+      <w:r>
+        <w:rPr>
+          <w:rFonts w:ascii="Optima" w:eastAsia="Microsoft GothicNeo" w:hAnsi="Optima" w:cs="CMU Sans Serif Medium"/>
+          <w:sz w:val="22"/>
+          <w:szCs w:val="22"/>
+        </w:rPr>
+        <w:t xml:space="preserve">anofibers as </w:t>
+      </w:r>
+      <w:r>
+        <w:rPr>
+          <w:rFonts w:ascii="Optima" w:eastAsia="Microsoft GothicNeo" w:hAnsi="Optima" w:cs="CMU Sans Serif Medium"/>
+          <w:sz w:val="22"/>
+          <w:szCs w:val="22"/>
+        </w:rPr>
+        <w:t>g</w:t>
+      </w:r>
+      <w:r>
+        <w:rPr>
+          <w:rFonts w:ascii="Optima" w:eastAsia="Microsoft GothicNeo" w:hAnsi="Optima" w:cs="CMU Sans Serif Medium"/>
+          <w:sz w:val="22"/>
+          <w:szCs w:val="22"/>
+        </w:rPr>
+        <w:t xml:space="preserve">rowth </w:t>
+      </w:r>
+      <w:r>
+        <w:rPr>
+          <w:rFonts w:ascii="Optima" w:eastAsia="Microsoft GothicNeo" w:hAnsi="Optima" w:cs="CMU Sans Serif Medium"/>
+          <w:sz w:val="22"/>
+          <w:szCs w:val="22"/>
+        </w:rPr>
+        <w:t>s</w:t>
+      </w:r>
+      <w:r>
+        <w:rPr>
+          <w:rFonts w:ascii="Optima" w:eastAsia="Microsoft GothicNeo" w:hAnsi="Optima" w:cs="CMU Sans Serif Medium"/>
+          <w:sz w:val="22"/>
+          <w:szCs w:val="22"/>
+        </w:rPr>
+        <w:t xml:space="preserve">timulators for </w:t>
+      </w:r>
+      <w:r>
+        <w:rPr>
+          <w:rFonts w:ascii="Optima" w:eastAsia="Microsoft GothicNeo" w:hAnsi="Optima" w:cs="CMU Sans Serif Medium"/>
+          <w:sz w:val="22"/>
+          <w:szCs w:val="22"/>
+        </w:rPr>
+        <w:t>r</w:t>
+      </w:r>
+      <w:r>
+        <w:rPr>
+          <w:rFonts w:ascii="Optima" w:eastAsia="Microsoft GothicNeo" w:hAnsi="Optima" w:cs="CMU Sans Serif Medium"/>
+          <w:sz w:val="22"/>
+          <w:szCs w:val="22"/>
+        </w:rPr>
+        <w:t xml:space="preserve">egeneration of </w:t>
+      </w:r>
+      <w:r>
+        <w:rPr>
+          <w:rFonts w:ascii="Optima" w:eastAsia="Microsoft GothicNeo" w:hAnsi="Optima" w:cs="CMU Sans Serif Medium"/>
+          <w:sz w:val="22"/>
+          <w:szCs w:val="22"/>
+        </w:rPr>
+        <w:t>p</w:t>
+      </w:r>
+      <w:r>
+        <w:rPr>
+          <w:rFonts w:ascii="Optima" w:eastAsia="Microsoft GothicNeo" w:hAnsi="Optima" w:cs="CMU Sans Serif Medium"/>
+          <w:sz w:val="22"/>
+          <w:szCs w:val="22"/>
+        </w:rPr>
+        <w:t xml:space="preserve">eripheral </w:t>
+      </w:r>
+      <w:r>
+        <w:rPr>
+          <w:rFonts w:ascii="Optima" w:eastAsia="Microsoft GothicNeo" w:hAnsi="Optima" w:cs="CMU Sans Serif Medium"/>
+          <w:sz w:val="22"/>
+          <w:szCs w:val="22"/>
+        </w:rPr>
+        <w:t>n</w:t>
+      </w:r>
+      <w:r>
+        <w:rPr>
+          <w:rFonts w:ascii="Optima" w:eastAsia="Microsoft GothicNeo" w:hAnsi="Optima" w:cs="CMU Sans Serif Medium"/>
+          <w:sz w:val="22"/>
+          <w:szCs w:val="22"/>
+        </w:rPr>
+        <w:t>eurons</w:t>
       </w:r>
       <w:r>
         <w:rPr>
@@ -3761,46 +3969,43 @@
           <w:rFonts w:ascii="Optima" w:eastAsia="Microsoft GothicNeo" w:hAnsi="Optima" w:cs="CMU Sans Serif Medium"/>
           <w:sz w:val="22"/>
           <w:szCs w:val="22"/>
-        </w:rPr>
-        <w:t>Phys</w:t>
-      </w:r>
-      <w:r>
-        <w:rPr>
-          <w:rFonts w:ascii="Optima" w:eastAsia="Microsoft GothicNeo" w:hAnsi="Optima" w:cs="CMU Sans Serif Medium"/>
-          <w:sz w:val="22"/>
-          <w:szCs w:val="22"/>
-        </w:rPr>
-        <w:t>ical</w:t>
-      </w:r>
-      <w:r>
-        <w:rPr>
-          <w:rFonts w:ascii="Optima" w:eastAsia="Microsoft GothicNeo" w:hAnsi="Optima" w:cs="CMU Sans Serif Medium"/>
-          <w:sz w:val="22"/>
-          <w:szCs w:val="22"/>
-        </w:rPr>
-        <w:t xml:space="preserve"> Rev</w:t>
-      </w:r>
-      <w:r>
-        <w:rPr>
-          <w:rFonts w:ascii="Optima" w:eastAsia="Microsoft GothicNeo" w:hAnsi="Optima" w:cs="CMU Sans Serif Medium"/>
-          <w:sz w:val="22"/>
-          <w:szCs w:val="22"/>
-        </w:rPr>
-        <w:t>iew</w:t>
-      </w:r>
-      <w:r>
-        <w:rPr>
-          <w:rFonts w:ascii="Optima" w:eastAsia="Microsoft GothicNeo" w:hAnsi="Optima" w:cs="CMU Sans Serif Medium"/>
-          <w:sz w:val="22"/>
-          <w:szCs w:val="22"/>
-        </w:rPr>
-        <w:t xml:space="preserve"> E</w:t>
-      </w:r>
-      <w:r>
-        <w:rPr>
-          <w:rFonts w:ascii="Optima" w:eastAsia="Microsoft GothicNeo" w:hAnsi="Optima" w:cs="CMU Sans Serif Medium"/>
-          <w:sz w:val="22"/>
-          <w:szCs w:val="22"/>
+          <w:lang w:val="en-IN"/>
+        </w:rPr>
+        <w:t>Adv</w:t>
+      </w:r>
+      <w:r>
+        <w:rPr>
+          <w:rFonts w:ascii="Optima" w:eastAsia="Microsoft GothicNeo" w:hAnsi="Optima" w:cs="CMU Sans Serif Medium"/>
+          <w:sz w:val="22"/>
+          <w:szCs w:val="22"/>
+          <w:lang w:val="en-IN"/>
+        </w:rPr>
+        <w:t>anced</w:t>
+      </w:r>
+      <w:r>
+        <w:rPr>
+          <w:rFonts w:ascii="Optima" w:eastAsia="Microsoft GothicNeo" w:hAnsi="Optima" w:cs="CMU Sans Serif Medium"/>
+          <w:sz w:val="22"/>
+          <w:szCs w:val="22"/>
+          <w:lang w:val="en-IN"/>
+        </w:rPr>
+        <w:t xml:space="preserve"> Funct</w:t>
+      </w:r>
+      <w:r>
+        <w:rPr>
+          <w:rFonts w:ascii="Optima" w:eastAsia="Microsoft GothicNeo" w:hAnsi="Optima" w:cs="CMU Sans Serif Medium"/>
+          <w:sz w:val="22"/>
+          <w:szCs w:val="22"/>
+          <w:lang w:val="en-IN"/>
+        </w:rPr>
+        <w:t>ional</w:t>
+      </w:r>
+      <w:r>
+        <w:rPr>
+          <w:rFonts w:ascii="Optima" w:eastAsia="Microsoft GothicNeo" w:hAnsi="Optima" w:cs="CMU Sans Serif Medium"/>
+          <w:sz w:val="22"/>
+          <w:szCs w:val="22"/>
+          <w:lang w:val="en-IN"/>
         </w:rPr>
         <w:t xml:space="preserve"> </w:t>
       </w:r>
@@ -3809,8 +4014,9 @@
           <w:rFonts w:ascii="Optima" w:eastAsia="Microsoft GothicNeo" w:hAnsi="Optima" w:cs="CMU Sans Serif Medium"/>
           <w:sz w:val="22"/>
           <w:szCs w:val="22"/>
-        </w:rPr>
-        <w:t>97</w:t>
+          <w:lang w:val="en-IN"/>
+        </w:rPr>
+        <w:t>Materials</w:t>
       </w:r>
       <w:r>
         <w:rPr>
@@ -3826,7 +4032,23 @@
           <w:sz w:val="22"/>
           <w:szCs w:val="22"/>
         </w:rPr>
-        <w:t>(2)</w:t>
+        <w:t>29</w:t>
+      </w:r>
+      <w:r>
+        <w:rPr>
+          <w:rFonts w:ascii="Optima" w:eastAsia="Microsoft GothicNeo" w:hAnsi="Optima" w:cs="CMU Sans Serif Medium"/>
+          <w:sz w:val="22"/>
+          <w:szCs w:val="22"/>
+        </w:rPr>
+        <w:t xml:space="preserve"> </w:t>
+      </w:r>
+      <w:r>
+        <w:rPr>
+          <w:rFonts w:ascii="Optima" w:eastAsia="Microsoft GothicNeo" w:hAnsi="Optima" w:cs="CMU Sans Serif Medium"/>
+          <w:sz w:val="22"/>
+          <w:szCs w:val="22"/>
+        </w:rPr>
+        <w:t>(24)</w:t>
       </w:r>
       <w:r>
         <w:rPr>
@@ -3842,23 +4064,31 @@
           <w:sz w:val="22"/>
           <w:szCs w:val="22"/>
         </w:rPr>
-        <w:t>022137</w:t>
-      </w:r>
-      <w:r>
-        <w:rPr>
-          <w:rFonts w:ascii="Optima" w:eastAsia="Microsoft GothicNeo" w:hAnsi="Optima" w:cs="CMU Sans Serif Medium"/>
-          <w:sz w:val="22"/>
-          <w:szCs w:val="22"/>
-        </w:rPr>
-        <w:t xml:space="preserve"> (</w:t>
-      </w:r>
-      <w:r>
-        <w:rPr>
-          <w:rFonts w:ascii="Optima" w:eastAsia="Microsoft GothicNeo" w:hAnsi="Optima" w:cs="CMU Sans Serif Medium"/>
-          <w:sz w:val="22"/>
-          <w:szCs w:val="22"/>
-        </w:rPr>
-        <w:t>2018</w:t>
+        <w:t>1809112</w:t>
+      </w:r>
+      <w:r>
+        <w:rPr>
+          <w:rFonts w:ascii="Optima" w:eastAsia="Microsoft GothicNeo" w:hAnsi="Optima" w:cs="CMU Sans Serif Medium"/>
+          <w:sz w:val="22"/>
+          <w:szCs w:val="22"/>
+        </w:rPr>
+        <w:t xml:space="preserve"> </w:t>
+      </w:r>
+      <w:r>
+        <w:rPr>
+          <w:rFonts w:ascii="Optima" w:eastAsia="Microsoft GothicNeo" w:hAnsi="Optima" w:cs="CMU Sans Serif Medium"/>
+          <w:sz w:val="22"/>
+          <w:szCs w:val="22"/>
+        </w:rPr>
+        <w:t>(</w:t>
+      </w:r>
+      <w:r>
+        <w:rPr>
+          <w:rFonts w:ascii="Optima" w:eastAsia="Microsoft GothicNeo" w:hAnsi="Optima" w:cs="CMU Sans Serif Medium"/>
+          <w:sz w:val="22"/>
+          <w:szCs w:val="22"/>
+        </w:rPr>
+        <w:t>2019</w:t>
       </w:r>
       <w:r>
         <w:rPr>
@@ -3884,39 +4114,7 @@
           <w:sz w:val="22"/>
           <w:szCs w:val="22"/>
         </w:rPr>
-        <w:t>Note</w:t>
-      </w:r>
-      <w:r>
-        <w:rPr>
-          <w:rFonts w:ascii="Optima" w:eastAsia="Microsoft GothicNeo" w:hAnsi="Optima" w:cs="CMU Sans Serif Medium"/>
-          <w:sz w:val="22"/>
-          <w:szCs w:val="22"/>
-        </w:rPr>
-        <w:t xml:space="preserve">: </w:t>
-      </w:r>
-      <w:r>
-        <w:rPr>
-          <w:rFonts w:ascii="Optima" w:eastAsia="Microsoft GothicNeo" w:hAnsi="Optima" w:cs="CMU Sans Serif Medium"/>
-          <w:sz w:val="22"/>
-          <w:szCs w:val="22"/>
-        </w:rPr>
-        <w:t>The a</w:t>
-      </w:r>
-      <w:r>
-        <w:rPr>
-          <w:rFonts w:ascii="Optima" w:eastAsia="Microsoft GothicNeo" w:hAnsi="Optima" w:cs="CMU Sans Serif Medium"/>
-          <w:sz w:val="22"/>
-          <w:szCs w:val="22"/>
-        </w:rPr>
-        <w:t xml:space="preserve">uthor list </w:t>
-      </w:r>
-      <w:r>
-        <w:rPr>
-          <w:rFonts w:ascii="Optima" w:eastAsia="Microsoft GothicNeo" w:hAnsi="Optima" w:cs="CMU Sans Serif Medium"/>
-          <w:sz w:val="22"/>
-          <w:szCs w:val="22"/>
-        </w:rPr>
-        <w:t>is</w:t>
+        <w:t>Featured</w:t>
       </w:r>
       <w:r>
         <w:rPr>
@@ -3932,23 +4130,33 @@
           <w:sz w:val="22"/>
           <w:szCs w:val="22"/>
         </w:rPr>
-        <w:t xml:space="preserve">alphabetically </w:t>
-      </w:r>
-      <w:r>
-        <w:rPr>
-          <w:rFonts w:ascii="Optima" w:eastAsia="Microsoft GothicNeo" w:hAnsi="Optima" w:cs="CMU Sans Serif Medium"/>
-          <w:sz w:val="22"/>
-          <w:szCs w:val="22"/>
-        </w:rPr>
-        <w:t>arranged</w:t>
-      </w:r>
-      <w:r>
-        <w:rPr>
-          <w:rFonts w:ascii="Optima" w:eastAsia="Microsoft GothicNeo" w:hAnsi="Optima" w:cs="CMU Sans Serif Medium"/>
-          <w:sz w:val="22"/>
-          <w:szCs w:val="22"/>
-        </w:rPr>
-        <w:t>.</w:t>
+        <w:t>as</w:t>
+      </w:r>
+      <w:r>
+        <w:rPr>
+          <w:rFonts w:ascii="Optima" w:eastAsia="Microsoft GothicNeo" w:hAnsi="Optima" w:cs="CMU Sans Serif Medium"/>
+          <w:sz w:val="22"/>
+          <w:szCs w:val="22"/>
+        </w:rPr>
+        <w:t xml:space="preserve"> the </w:t>
+      </w:r>
+      <w:r>
+        <w:rPr>
+          <w:rFonts w:ascii="Optima" w:eastAsia="Microsoft GothicNeo" w:hAnsi="Optima" w:cs="CMU Sans Serif Medium"/>
+          <w:i/>
+          <w:iCs/>
+          <w:sz w:val="22"/>
+          <w:szCs w:val="22"/>
+        </w:rPr>
+        <w:t>Highlighted research of 2019</w:t>
+      </w:r>
+      <w:r>
+        <w:rPr>
+          <w:rFonts w:ascii="Optima" w:eastAsia="Microsoft GothicNeo" w:hAnsi="Optima" w:cs="CMU Sans Serif Medium"/>
+          <w:sz w:val="22"/>
+          <w:szCs w:val="22"/>
+        </w:rPr>
+        <w:t xml:space="preserve"> from the Max Planck Society</w:t>
       </w:r>
       <w:r>
         <w:rPr>
@@ -4027,32 +4235,90 @@
           <w:sz w:val="22"/>
           <w:szCs w:val="22"/>
         </w:rPr>
-        <w:t>, R.</w:t>
-      </w:r>
-      <w:r>
-        <w:rPr>
-          <w:rFonts w:ascii="Optima" w:eastAsia="Microsoft GothicNeo" w:hAnsi="Optima" w:cs="CMU Sans Serif Medium"/>
-          <w:sz w:val="22"/>
-          <w:szCs w:val="22"/>
-        </w:rPr>
-        <w:t xml:space="preserve"> Rajesh,</w:t>
-      </w:r>
-      <w:r>
-        <w:rPr>
-          <w:rFonts w:ascii="Optima" w:eastAsia="Microsoft GothicNeo" w:hAnsi="Optima" w:cs="CMU Sans Serif Medium"/>
-          <w:sz w:val="22"/>
-          <w:szCs w:val="22"/>
-        </w:rPr>
-        <w:t xml:space="preserve"> and O.</w:t>
-      </w:r>
-      <w:r>
-        <w:rPr>
-          <w:rFonts w:ascii="Optima" w:eastAsia="Microsoft GothicNeo" w:hAnsi="Optima" w:cs="CMU Sans Serif Medium"/>
-          <w:sz w:val="22"/>
-          <w:szCs w:val="22"/>
-        </w:rPr>
-        <w:t xml:space="preserve"> Zaboronski</w:t>
-      </w:r>
+        <w:t>,</w:t>
+      </w:r>
+      <w:r>
+        <w:rPr>
+          <w:rFonts w:ascii="Optima" w:eastAsia="Microsoft GothicNeo" w:hAnsi="Optima" w:cs="CMU Sans Serif Medium"/>
+          <w:sz w:val="22"/>
+          <w:szCs w:val="22"/>
+        </w:rPr>
+        <w:t xml:space="preserve"> </w:t>
+      </w:r>
+      <w:r>
+        <w:rPr>
+          <w:rFonts w:ascii="Optima" w:eastAsia="Microsoft GothicNeo" w:hAnsi="Optima" w:cs="CMU Sans Serif Medium"/>
+          <w:sz w:val="22"/>
+          <w:szCs w:val="22"/>
+        </w:rPr>
+        <w:t xml:space="preserve">R. </w:t>
+      </w:r>
+      <w:r>
+        <w:rPr>
+          <w:rFonts w:ascii="Optima" w:eastAsia="Microsoft GothicNeo" w:hAnsi="Optima" w:cs="CMU Sans Serif Medium"/>
+          <w:sz w:val="22"/>
+          <w:szCs w:val="22"/>
+        </w:rPr>
+        <w:t xml:space="preserve">Rajesh, </w:t>
+      </w:r>
+      <w:r>
+        <w:rPr>
+          <w:rFonts w:ascii="Optima" w:eastAsia="Microsoft GothicNeo" w:hAnsi="Optima" w:cs="CMU Sans Serif Medium"/>
+          <w:sz w:val="22"/>
+          <w:szCs w:val="22"/>
+        </w:rPr>
+        <w:t>N.</w:t>
+      </w:r>
+      <w:r>
+        <w:rPr>
+          <w:rFonts w:ascii="Optima" w:eastAsia="Microsoft GothicNeo" w:hAnsi="Optima" w:cs="CMU Sans Serif Medium"/>
+          <w:sz w:val="22"/>
+          <w:szCs w:val="22"/>
+        </w:rPr>
+        <w:t xml:space="preserve"> Siddharth,</w:t>
+      </w:r>
+      <w:r>
+        <w:rPr>
+          <w:rFonts w:ascii="Optima" w:eastAsia="Microsoft GothicNeo" w:hAnsi="Optima" w:cs="CMU Sans Serif Medium"/>
+          <w:sz w:val="22"/>
+          <w:szCs w:val="22"/>
+        </w:rPr>
+        <w:t xml:space="preserve"> and</w:t>
+      </w:r>
+      <w:r>
+        <w:rPr>
+          <w:rFonts w:ascii="Optima" w:eastAsia="Microsoft GothicNeo" w:hAnsi="Optima" w:cs="CMU Sans Serif Medium"/>
+          <w:sz w:val="22"/>
+          <w:szCs w:val="22"/>
+        </w:rPr>
+        <w:t xml:space="preserve"> </w:t>
+      </w:r>
+      <w:r>
+        <w:rPr>
+          <w:rFonts w:ascii="Optima" w:eastAsia="Microsoft GothicNeo" w:hAnsi="Optima" w:cs="CMU Sans Serif Medium"/>
+          <w:sz w:val="22"/>
+          <w:szCs w:val="22"/>
+        </w:rPr>
+        <w:t>O.</w:t>
+      </w:r>
+      <w:r>
+        <w:rPr>
+          <w:rFonts w:ascii="Optima" w:eastAsia="Microsoft GothicNeo" w:hAnsi="Optima" w:cs="CMU Sans Serif Medium"/>
+          <w:sz w:val="22"/>
+          <w:szCs w:val="22"/>
+        </w:rPr>
+        <w:t xml:space="preserve"> </w:t>
+      </w:r>
+      <w:proofErr w:type="spellStart"/>
+      <w:r>
+        <w:rPr>
+          <w:rFonts w:ascii="Optima" w:eastAsia="Microsoft GothicNeo" w:hAnsi="Optima" w:cs="CMU Sans Serif Medium"/>
+          <w:sz w:val="22"/>
+          <w:szCs w:val="22"/>
+        </w:rPr>
+        <w:t>Zaboronski</w:t>
+      </w:r>
+      <w:proofErr w:type="spellEnd"/>
       <w:r>
         <w:rPr>
           <w:rFonts w:ascii="Optima" w:eastAsia="Microsoft GothicNeo" w:hAnsi="Optima" w:cs="CMU Sans Serif Medium"/>
@@ -4075,7 +4341,7 @@
           <w:sz w:val="22"/>
           <w:szCs w:val="22"/>
         </w:rPr>
-        <w:t>Universality properties of steady driven coagulation with collisional evaporation</w:t>
+        <w:t>Stationary mass distribution and nonlocality in models of coalescence and shattering</w:t>
       </w:r>
       <w:r>
         <w:rPr>
@@ -4099,39 +4365,39 @@
           <w:sz w:val="22"/>
           <w:szCs w:val="22"/>
         </w:rPr>
-        <w:t>Europhys</w:t>
-      </w:r>
-      <w:r>
-        <w:rPr>
-          <w:rFonts w:ascii="Optima" w:eastAsia="Microsoft GothicNeo" w:hAnsi="Optima" w:cs="CMU Sans Serif Medium"/>
-          <w:sz w:val="22"/>
-          <w:szCs w:val="22"/>
-        </w:rPr>
-        <w:t>ics</w:t>
-      </w:r>
-      <w:r>
-        <w:rPr>
-          <w:rFonts w:ascii="Optima" w:eastAsia="Microsoft GothicNeo" w:hAnsi="Optima" w:cs="CMU Sans Serif Medium"/>
-          <w:sz w:val="22"/>
-          <w:szCs w:val="22"/>
-        </w:rPr>
-        <w:t xml:space="preserve"> Lett</w:t>
-      </w:r>
-      <w:r>
-        <w:rPr>
-          <w:rFonts w:ascii="Optima" w:eastAsia="Microsoft GothicNeo" w:hAnsi="Optima" w:cs="CMU Sans Serif Medium"/>
-          <w:sz w:val="22"/>
-          <w:szCs w:val="22"/>
-        </w:rPr>
-        <w:t>ers</w:t>
-      </w:r>
-      <w:r>
-        <w:rPr>
-          <w:rFonts w:ascii="Optima" w:eastAsia="Microsoft GothicNeo" w:hAnsi="Optima" w:cs="CMU Sans Serif Medium"/>
-          <w:sz w:val="22"/>
-          <w:szCs w:val="22"/>
-        </w:rPr>
-        <w:t xml:space="preserve"> 117</w:t>
+        <w:t>Phys</w:t>
+      </w:r>
+      <w:r>
+        <w:rPr>
+          <w:rFonts w:ascii="Optima" w:eastAsia="Microsoft GothicNeo" w:hAnsi="Optima" w:cs="CMU Sans Serif Medium"/>
+          <w:sz w:val="22"/>
+          <w:szCs w:val="22"/>
+        </w:rPr>
+        <w:t>ical</w:t>
+      </w:r>
+      <w:r>
+        <w:rPr>
+          <w:rFonts w:ascii="Optima" w:eastAsia="Microsoft GothicNeo" w:hAnsi="Optima" w:cs="CMU Sans Serif Medium"/>
+          <w:sz w:val="22"/>
+          <w:szCs w:val="22"/>
+        </w:rPr>
+        <w:t xml:space="preserve"> Rev</w:t>
+      </w:r>
+      <w:r>
+        <w:rPr>
+          <w:rFonts w:ascii="Optima" w:eastAsia="Microsoft GothicNeo" w:hAnsi="Optima" w:cs="CMU Sans Serif Medium"/>
+          <w:sz w:val="22"/>
+          <w:szCs w:val="22"/>
+        </w:rPr>
+        <w:t>iew</w:t>
+      </w:r>
+      <w:r>
+        <w:rPr>
+          <w:rFonts w:ascii="Optima" w:eastAsia="Microsoft GothicNeo" w:hAnsi="Optima" w:cs="CMU Sans Serif Medium"/>
+          <w:sz w:val="22"/>
+          <w:szCs w:val="22"/>
+        </w:rPr>
+        <w:t xml:space="preserve"> E</w:t>
       </w:r>
       <w:r>
         <w:rPr>
@@ -4147,7 +4413,23 @@
           <w:sz w:val="22"/>
           <w:szCs w:val="22"/>
         </w:rPr>
-        <w:t>(1)</w:t>
+        <w:t>97</w:t>
+      </w:r>
+      <w:r>
+        <w:rPr>
+          <w:rFonts w:ascii="Optima" w:eastAsia="Microsoft GothicNeo" w:hAnsi="Optima" w:cs="CMU Sans Serif Medium"/>
+          <w:sz w:val="22"/>
+          <w:szCs w:val="22"/>
+        </w:rPr>
+        <w:t xml:space="preserve"> </w:t>
+      </w:r>
+      <w:r>
+        <w:rPr>
+          <w:rFonts w:ascii="Optima" w:eastAsia="Microsoft GothicNeo" w:hAnsi="Optima" w:cs="CMU Sans Serif Medium"/>
+          <w:sz w:val="22"/>
+          <w:szCs w:val="22"/>
+        </w:rPr>
+        <w:t>(2)</w:t>
       </w:r>
       <w:r>
         <w:rPr>
@@ -4163,7 +4445,7 @@
           <w:sz w:val="22"/>
           <w:szCs w:val="22"/>
         </w:rPr>
-        <w:t>10002</w:t>
+        <w:t>022137</w:t>
       </w:r>
       <w:r>
         <w:rPr>
@@ -4179,15 +4461,65 @@
           <w:sz w:val="22"/>
           <w:szCs w:val="22"/>
         </w:rPr>
-        <w:t>2017</w:t>
-      </w:r>
-      <w:r>
-        <w:rPr>
-          <w:rFonts w:ascii="Optima" w:eastAsia="Microsoft GothicNeo" w:hAnsi="Optima" w:cs="CMU Sans Serif Medium"/>
-          <w:sz w:val="22"/>
-          <w:szCs w:val="22"/>
-        </w:rPr>
-        <w:t>)</w:t>
+        <w:t>2018</w:t>
+      </w:r>
+      <w:r>
+        <w:rPr>
+          <w:rFonts w:ascii="Optima" w:eastAsia="Microsoft GothicNeo" w:hAnsi="Optima" w:cs="CMU Sans Serif Medium"/>
+          <w:sz w:val="22"/>
+          <w:szCs w:val="22"/>
+        </w:rPr>
+        <w:t xml:space="preserve">) </w:t>
+      </w:r>
+      <w:r>
+        <w:rPr>
+          <w:rFonts w:ascii="Optima" w:eastAsia="Microsoft GothicNeo" w:hAnsi="Optima" w:cs="CMU Sans Serif Medium"/>
+          <w:sz w:val="22"/>
+          <w:szCs w:val="22"/>
+        </w:rPr>
+        <w:t>(</w:t>
+      </w:r>
+      <w:r>
+        <w:rPr>
+          <w:rFonts w:ascii="Optima" w:eastAsia="Microsoft GothicNeo" w:hAnsi="Optima" w:cs="CMU Sans Serif Medium"/>
+          <w:b/>
+          <w:bCs/>
+          <w:sz w:val="22"/>
+          <w:szCs w:val="22"/>
+        </w:rPr>
+        <w:t>Note</w:t>
+      </w:r>
+      <w:r>
+        <w:rPr>
+          <w:rFonts w:ascii="Optima" w:eastAsia="Microsoft GothicNeo" w:hAnsi="Optima" w:cs="CMU Sans Serif Medium"/>
+          <w:sz w:val="22"/>
+          <w:szCs w:val="22"/>
+        </w:rPr>
+        <w:t xml:space="preserve">: </w:t>
+      </w:r>
+      <w:r>
+        <w:rPr>
+          <w:rFonts w:ascii="Optima" w:eastAsia="Microsoft GothicNeo" w:hAnsi="Optima" w:cs="CMU Sans Serif Medium"/>
+          <w:sz w:val="22"/>
+          <w:szCs w:val="22"/>
+        </w:rPr>
+        <w:t>The a</w:t>
+      </w:r>
+      <w:r>
+        <w:rPr>
+          <w:rFonts w:ascii="Optima" w:eastAsia="Microsoft GothicNeo" w:hAnsi="Optima" w:cs="CMU Sans Serif Medium"/>
+          <w:sz w:val="22"/>
+          <w:szCs w:val="22"/>
+        </w:rPr>
+        <w:t xml:space="preserve">uthor list </w:t>
+      </w:r>
+      <w:r>
+        <w:rPr>
+          <w:rFonts w:ascii="Optima" w:eastAsia="Microsoft GothicNeo" w:hAnsi="Optima" w:cs="CMU Sans Serif Medium"/>
+          <w:sz w:val="22"/>
+          <w:szCs w:val="22"/>
+        </w:rPr>
+        <w:t>is</w:t>
       </w:r>
       <w:r>
         <w:rPr>
@@ -4203,57 +4535,15 @@
           <w:sz w:val="22"/>
           <w:szCs w:val="22"/>
         </w:rPr>
-        <w:t>(</w:t>
-      </w:r>
-      <w:r>
-        <w:rPr>
-          <w:rFonts w:ascii="Optima" w:eastAsia="Microsoft GothicNeo" w:hAnsi="Optima" w:cs="CMU Sans Serif Medium"/>
-          <w:b/>
-          <w:bCs/>
-          <w:sz w:val="22"/>
-          <w:szCs w:val="22"/>
-        </w:rPr>
-        <w:t>Note</w:t>
-      </w:r>
-      <w:r>
-        <w:rPr>
-          <w:rFonts w:ascii="Optima" w:eastAsia="Microsoft GothicNeo" w:hAnsi="Optima" w:cs="CMU Sans Serif Medium"/>
-          <w:sz w:val="22"/>
-          <w:szCs w:val="22"/>
-        </w:rPr>
-        <w:t xml:space="preserve">: </w:t>
-      </w:r>
-      <w:r>
-        <w:rPr>
-          <w:rFonts w:ascii="Optima" w:eastAsia="Microsoft GothicNeo" w:hAnsi="Optima" w:cs="CMU Sans Serif Medium"/>
-          <w:sz w:val="22"/>
-          <w:szCs w:val="22"/>
-        </w:rPr>
-        <w:t>The a</w:t>
-      </w:r>
-      <w:r>
-        <w:rPr>
-          <w:rFonts w:ascii="Optima" w:eastAsia="Microsoft GothicNeo" w:hAnsi="Optima" w:cs="CMU Sans Serif Medium"/>
-          <w:sz w:val="22"/>
-          <w:szCs w:val="22"/>
-        </w:rPr>
-        <w:t xml:space="preserve">uthor list </w:t>
-      </w:r>
-      <w:r>
-        <w:rPr>
-          <w:rFonts w:ascii="Optima" w:eastAsia="Microsoft GothicNeo" w:hAnsi="Optima" w:cs="CMU Sans Serif Medium"/>
-          <w:sz w:val="22"/>
-          <w:szCs w:val="22"/>
-        </w:rPr>
-        <w:t>is</w:t>
-      </w:r>
-      <w:r>
-        <w:rPr>
-          <w:rFonts w:ascii="Optima" w:eastAsia="Microsoft GothicNeo" w:hAnsi="Optima" w:cs="CMU Sans Serif Medium"/>
-          <w:sz w:val="22"/>
-          <w:szCs w:val="22"/>
-        </w:rPr>
-        <w:t xml:space="preserve"> alphabetically arranged</w:t>
+        <w:t xml:space="preserve">alphabetically </w:t>
+      </w:r>
+      <w:r>
+        <w:rPr>
+          <w:rFonts w:ascii="Optima" w:eastAsia="Microsoft GothicNeo" w:hAnsi="Optima" w:cs="CMU Sans Serif Medium"/>
+          <w:sz w:val="22"/>
+          <w:szCs w:val="22"/>
+        </w:rPr>
+        <w:t>arranged</w:t>
       </w:r>
       <w:r>
         <w:rPr>
@@ -4291,12 +4581,38 @@
       <w:r>
         <w:rPr>
           <w:rFonts w:ascii="Optima" w:eastAsia="Microsoft GothicNeo" w:hAnsi="Optima" w:cs="CMU Sans Serif Medium"/>
-          <w:b/>
-          <w:bCs/>
-          <w:sz w:val="22"/>
-          <w:szCs w:val="22"/>
-        </w:rPr>
-        <w:t xml:space="preserve">A. </w:t>
+          <w:sz w:val="22"/>
+          <w:szCs w:val="22"/>
+        </w:rPr>
+        <w:t xml:space="preserve">C. </w:t>
+      </w:r>
+      <w:r>
+        <w:rPr>
+          <w:rFonts w:ascii="Optima" w:eastAsia="Microsoft GothicNeo" w:hAnsi="Optima" w:cs="CMU Sans Serif Medium"/>
+          <w:sz w:val="22"/>
+          <w:szCs w:val="22"/>
+        </w:rPr>
+        <w:t xml:space="preserve">Connaughton, </w:t>
+      </w:r>
+      <w:r>
+        <w:rPr>
+          <w:rFonts w:ascii="Optima" w:eastAsia="Microsoft GothicNeo" w:hAnsi="Optima" w:cs="CMU Sans Serif Medium"/>
+          <w:b/>
+          <w:bCs/>
+          <w:sz w:val="22"/>
+          <w:szCs w:val="22"/>
+        </w:rPr>
+        <w:t>A.</w:t>
+      </w:r>
+      <w:r>
+        <w:rPr>
+          <w:rFonts w:ascii="Optima" w:eastAsia="Microsoft GothicNeo" w:hAnsi="Optima" w:cs="CMU Sans Serif Medium"/>
+          <w:b/>
+          <w:bCs/>
+          <w:sz w:val="22"/>
+          <w:szCs w:val="22"/>
+        </w:rPr>
+        <w:t xml:space="preserve"> </w:t>
       </w:r>
       <w:r>
         <w:rPr>
@@ -4314,16 +4630,42 @@
           <w:sz w:val="22"/>
           <w:szCs w:val="22"/>
         </w:rPr>
-        <w:t xml:space="preserve"> and S. K.</w:t>
-      </w:r>
-      <w:r>
-        <w:rPr>
-          <w:rFonts w:ascii="Optima" w:eastAsia="Microsoft GothicNeo" w:hAnsi="Optima" w:cs="CMU Sans Serif Medium"/>
-          <w:sz w:val="22"/>
-          <w:szCs w:val="22"/>
-        </w:rPr>
-        <w:t xml:space="preserve"> Modak</w:t>
-      </w:r>
+        <w:t>, R.</w:t>
+      </w:r>
+      <w:r>
+        <w:rPr>
+          <w:rFonts w:ascii="Optima" w:eastAsia="Microsoft GothicNeo" w:hAnsi="Optima" w:cs="CMU Sans Serif Medium"/>
+          <w:sz w:val="22"/>
+          <w:szCs w:val="22"/>
+        </w:rPr>
+        <w:t xml:space="preserve"> Rajesh,</w:t>
+      </w:r>
+      <w:r>
+        <w:rPr>
+          <w:rFonts w:ascii="Optima" w:eastAsia="Microsoft GothicNeo" w:hAnsi="Optima" w:cs="CMU Sans Serif Medium"/>
+          <w:sz w:val="22"/>
+          <w:szCs w:val="22"/>
+        </w:rPr>
+        <w:t xml:space="preserve"> and O.</w:t>
+      </w:r>
+      <w:r>
+        <w:rPr>
+          <w:rFonts w:ascii="Optima" w:eastAsia="Microsoft GothicNeo" w:hAnsi="Optima" w:cs="CMU Sans Serif Medium"/>
+          <w:sz w:val="22"/>
+          <w:szCs w:val="22"/>
+        </w:rPr>
+        <w:t xml:space="preserve"> </w:t>
+      </w:r>
+      <w:proofErr w:type="spellStart"/>
+      <w:r>
+        <w:rPr>
+          <w:rFonts w:ascii="Optima" w:eastAsia="Microsoft GothicNeo" w:hAnsi="Optima" w:cs="CMU Sans Serif Medium"/>
+          <w:sz w:val="22"/>
+          <w:szCs w:val="22"/>
+        </w:rPr>
+        <w:t>Zaboronski</w:t>
+      </w:r>
+      <w:proofErr w:type="spellEnd"/>
       <w:r>
         <w:rPr>
           <w:rFonts w:ascii="Optima" w:eastAsia="Microsoft GothicNeo" w:hAnsi="Optima" w:cs="CMU Sans Serif Medium"/>
@@ -4346,47 +4688,32 @@
           <w:sz w:val="22"/>
           <w:szCs w:val="22"/>
         </w:rPr>
-        <w:t>Holographic entanglement entropy in imbalanced superconductors</w:t>
-      </w:r>
-      <w:r>
-        <w:rPr>
-          <w:rFonts w:ascii="Optima" w:eastAsia="Microsoft GothicNeo" w:hAnsi="Optima" w:cs="CMU Sans Serif Medium"/>
-          <w:sz w:val="22"/>
-          <w:szCs w:val="22"/>
-        </w:rPr>
-        <w:t xml:space="preserve">; </w:t>
-      </w:r>
-      <w:r>
-        <w:rPr>
-          <w:rFonts w:ascii="Optima" w:eastAsia="Microsoft GothicNeo" w:hAnsi="Optima" w:cs="CMU Sans Serif Medium"/>
-          <w:sz w:val="22"/>
-          <w:szCs w:val="22"/>
-        </w:rPr>
-        <w:t>J</w:t>
-      </w:r>
-      <w:r>
-        <w:rPr>
-          <w:rFonts w:ascii="Optima" w:eastAsia="Microsoft GothicNeo" w:hAnsi="Optima" w:cs="CMU Sans Serif Medium"/>
-          <w:sz w:val="22"/>
-          <w:szCs w:val="22"/>
-        </w:rPr>
-        <w:t>ournal of</w:t>
-      </w:r>
-      <w:r>
-        <w:rPr>
-          <w:rFonts w:ascii="Optima" w:eastAsia="Microsoft GothicNeo" w:hAnsi="Optima" w:cs="CMU Sans Serif Medium"/>
-          <w:sz w:val="22"/>
-          <w:szCs w:val="22"/>
-        </w:rPr>
-        <w:t xml:space="preserve"> High Energy </w:t>
-      </w:r>
-      <w:r>
-        <w:rPr>
-          <w:rFonts w:ascii="Optima" w:eastAsia="Microsoft GothicNeo" w:hAnsi="Optima" w:cs="CMU Sans Serif Medium"/>
-          <w:sz w:val="22"/>
-          <w:szCs w:val="22"/>
-        </w:rPr>
-        <w:t>Phys</w:t>
+        <w:t>Universality properties of steady driven coagulation with collisional evaporation</w:t>
+      </w:r>
+      <w:r>
+        <w:rPr>
+          <w:rFonts w:ascii="Optima" w:eastAsia="Microsoft GothicNeo" w:hAnsi="Optima" w:cs="CMU Sans Serif Medium"/>
+          <w:sz w:val="22"/>
+          <w:szCs w:val="22"/>
+        </w:rPr>
+        <w:t>;</w:t>
+      </w:r>
+      <w:r>
+        <w:rPr>
+          <w:rFonts w:ascii="Optima" w:eastAsia="Microsoft GothicNeo" w:hAnsi="Optima" w:cs="CMU Sans Serif Medium"/>
+          <w:sz w:val="22"/>
+          <w:szCs w:val="22"/>
+        </w:rPr>
+        <w:t xml:space="preserve"> </w:t>
+      </w:r>
+      <w:proofErr w:type="spellStart"/>
+      <w:r>
+        <w:rPr>
+          <w:rFonts w:ascii="Optima" w:eastAsia="Microsoft GothicNeo" w:hAnsi="Optima" w:cs="CMU Sans Serif Medium"/>
+          <w:sz w:val="22"/>
+          <w:szCs w:val="22"/>
+        </w:rPr>
+        <w:t>Europhys</w:t>
       </w:r>
       <w:r>
         <w:rPr>
@@ -4396,6 +4723,31 @@
         </w:rPr>
         <w:t>ics</w:t>
       </w:r>
+      <w:proofErr w:type="spellEnd"/>
+      <w:r>
+        <w:rPr>
+          <w:rFonts w:ascii="Optima" w:eastAsia="Microsoft GothicNeo" w:hAnsi="Optima" w:cs="CMU Sans Serif Medium"/>
+          <w:sz w:val="22"/>
+          <w:szCs w:val="22"/>
+        </w:rPr>
+        <w:t xml:space="preserve"> Lett</w:t>
+      </w:r>
+      <w:r>
+        <w:rPr>
+          <w:rFonts w:ascii="Optima" w:eastAsia="Microsoft GothicNeo" w:hAnsi="Optima" w:cs="CMU Sans Serif Medium"/>
+          <w:sz w:val="22"/>
+          <w:szCs w:val="22"/>
+        </w:rPr>
+        <w:t>ers</w:t>
+      </w:r>
+      <w:r>
+        <w:rPr>
+          <w:rFonts w:ascii="Optima" w:eastAsia="Microsoft GothicNeo" w:hAnsi="Optima" w:cs="CMU Sans Serif Medium"/>
+          <w:sz w:val="22"/>
+          <w:szCs w:val="22"/>
+        </w:rPr>
+        <w:t xml:space="preserve"> 117</w:t>
+      </w:r>
       <w:r>
         <w:rPr>
           <w:rFonts w:ascii="Optima" w:eastAsia="Microsoft GothicNeo" w:hAnsi="Optima" w:cs="CMU Sans Serif Medium"/>
@@ -4410,7 +4762,23 @@
           <w:sz w:val="22"/>
           <w:szCs w:val="22"/>
         </w:rPr>
-        <w:t>2014:136</w:t>
+        <w:t>(1)</w:t>
+      </w:r>
+      <w:r>
+        <w:rPr>
+          <w:rFonts w:ascii="Optima" w:eastAsia="Microsoft GothicNeo" w:hAnsi="Optima" w:cs="CMU Sans Serif Medium"/>
+          <w:sz w:val="22"/>
+          <w:szCs w:val="22"/>
+        </w:rPr>
+        <w:t xml:space="preserve">, </w:t>
+      </w:r>
+      <w:r>
+        <w:rPr>
+          <w:rFonts w:ascii="Optima" w:eastAsia="Microsoft GothicNeo" w:hAnsi="Optima" w:cs="CMU Sans Serif Medium"/>
+          <w:sz w:val="22"/>
+          <w:szCs w:val="22"/>
+        </w:rPr>
+        <w:t>10002</w:t>
       </w:r>
       <w:r>
         <w:rPr>
@@ -4426,7 +4794,89 @@
           <w:sz w:val="22"/>
           <w:szCs w:val="22"/>
         </w:rPr>
-        <w:t>2014</w:t>
+        <w:t>2017</w:t>
+      </w:r>
+      <w:r>
+        <w:rPr>
+          <w:rFonts w:ascii="Optima" w:eastAsia="Microsoft GothicNeo" w:hAnsi="Optima" w:cs="CMU Sans Serif Medium"/>
+          <w:sz w:val="22"/>
+          <w:szCs w:val="22"/>
+        </w:rPr>
+        <w:t>)</w:t>
+      </w:r>
+      <w:r>
+        <w:rPr>
+          <w:rFonts w:ascii="Optima" w:eastAsia="Microsoft GothicNeo" w:hAnsi="Optima" w:cs="CMU Sans Serif Medium"/>
+          <w:sz w:val="22"/>
+          <w:szCs w:val="22"/>
+        </w:rPr>
+        <w:t xml:space="preserve"> </w:t>
+      </w:r>
+      <w:r>
+        <w:rPr>
+          <w:rFonts w:ascii="Optima" w:eastAsia="Microsoft GothicNeo" w:hAnsi="Optima" w:cs="CMU Sans Serif Medium"/>
+          <w:sz w:val="22"/>
+          <w:szCs w:val="22"/>
+        </w:rPr>
+        <w:t>(</w:t>
+      </w:r>
+      <w:r>
+        <w:rPr>
+          <w:rFonts w:ascii="Optima" w:eastAsia="Microsoft GothicNeo" w:hAnsi="Optima" w:cs="CMU Sans Serif Medium"/>
+          <w:b/>
+          <w:bCs/>
+          <w:sz w:val="22"/>
+          <w:szCs w:val="22"/>
+        </w:rPr>
+        <w:t>Note</w:t>
+      </w:r>
+      <w:r>
+        <w:rPr>
+          <w:rFonts w:ascii="Optima" w:eastAsia="Microsoft GothicNeo" w:hAnsi="Optima" w:cs="CMU Sans Serif Medium"/>
+          <w:sz w:val="22"/>
+          <w:szCs w:val="22"/>
+        </w:rPr>
+        <w:t xml:space="preserve">: </w:t>
+      </w:r>
+      <w:r>
+        <w:rPr>
+          <w:rFonts w:ascii="Optima" w:eastAsia="Microsoft GothicNeo" w:hAnsi="Optima" w:cs="CMU Sans Serif Medium"/>
+          <w:sz w:val="22"/>
+          <w:szCs w:val="22"/>
+        </w:rPr>
+        <w:t>The a</w:t>
+      </w:r>
+      <w:r>
+        <w:rPr>
+          <w:rFonts w:ascii="Optima" w:eastAsia="Microsoft GothicNeo" w:hAnsi="Optima" w:cs="CMU Sans Serif Medium"/>
+          <w:sz w:val="22"/>
+          <w:szCs w:val="22"/>
+        </w:rPr>
+        <w:t xml:space="preserve">uthor list </w:t>
+      </w:r>
+      <w:r>
+        <w:rPr>
+          <w:rFonts w:ascii="Optima" w:eastAsia="Microsoft GothicNeo" w:hAnsi="Optima" w:cs="CMU Sans Serif Medium"/>
+          <w:sz w:val="22"/>
+          <w:szCs w:val="22"/>
+        </w:rPr>
+        <w:t>is</w:t>
+      </w:r>
+      <w:r>
+        <w:rPr>
+          <w:rFonts w:ascii="Optima" w:eastAsia="Microsoft GothicNeo" w:hAnsi="Optima" w:cs="CMU Sans Serif Medium"/>
+          <w:sz w:val="22"/>
+          <w:szCs w:val="22"/>
+        </w:rPr>
+        <w:t xml:space="preserve"> alphabetically arranged</w:t>
+      </w:r>
+      <w:r>
+        <w:rPr>
+          <w:rFonts w:ascii="Optima" w:eastAsia="Microsoft GothicNeo" w:hAnsi="Optima" w:cs="CMU Sans Serif Medium"/>
+          <w:sz w:val="22"/>
+          <w:szCs w:val="22"/>
+        </w:rPr>
+        <w:t>.</w:t>
       </w:r>
       <w:r>
         <w:rPr>
@@ -4479,24 +4929,26 @@
           <w:sz w:val="22"/>
           <w:szCs w:val="22"/>
         </w:rPr>
-        <w:t>*</w:t>
-      </w:r>
-      <w:r>
-        <w:rPr>
-          <w:rFonts w:ascii="Optima" w:eastAsia="Microsoft GothicNeo" w:hAnsi="Optima" w:cs="CMU Sans Serif Medium"/>
-          <w:sz w:val="22"/>
-          <w:szCs w:val="22"/>
-        </w:rPr>
-        <w:t xml:space="preserve"> and J. K.</w:t>
-      </w:r>
-      <w:r>
-        <w:rPr>
-          <w:rFonts w:ascii="Optima" w:eastAsia="Microsoft GothicNeo" w:hAnsi="Optima" w:cs="CMU Sans Serif Medium"/>
-          <w:sz w:val="22"/>
-          <w:szCs w:val="22"/>
-        </w:rPr>
-        <w:t xml:space="preserve"> Bhattacharjee</w:t>
-      </w:r>
+        <w:t xml:space="preserve"> and S. K.</w:t>
+      </w:r>
+      <w:r>
+        <w:rPr>
+          <w:rFonts w:ascii="Optima" w:eastAsia="Microsoft GothicNeo" w:hAnsi="Optima" w:cs="CMU Sans Serif Medium"/>
+          <w:sz w:val="22"/>
+          <w:szCs w:val="22"/>
+        </w:rPr>
+        <w:t xml:space="preserve"> </w:t>
+      </w:r>
+      <w:proofErr w:type="spellStart"/>
+      <w:r>
+        <w:rPr>
+          <w:rFonts w:ascii="Optima" w:eastAsia="Microsoft GothicNeo" w:hAnsi="Optima" w:cs="CMU Sans Serif Medium"/>
+          <w:sz w:val="22"/>
+          <w:szCs w:val="22"/>
+        </w:rPr>
+        <w:t>Modak</w:t>
+      </w:r>
+      <w:proofErr w:type="spellEnd"/>
       <w:r>
         <w:rPr>
           <w:rFonts w:ascii="Optima" w:eastAsia="Microsoft GothicNeo" w:hAnsi="Optima" w:cs="CMU Sans Serif Medium"/>
@@ -4519,15 +4971,55 @@
           <w:sz w:val="22"/>
           <w:szCs w:val="22"/>
         </w:rPr>
-        <w:t>Lifshitz tricritical point and its relation to the FFLO superconducting state</w:t>
-      </w:r>
-      <w:r>
-        <w:rPr>
-          <w:rFonts w:ascii="Optima" w:eastAsia="Microsoft GothicNeo" w:hAnsi="Optima" w:cs="CMU Sans Serif Medium"/>
-          <w:sz w:val="22"/>
-          <w:szCs w:val="22"/>
-        </w:rPr>
-        <w:t>;</w:t>
+        <w:t>Holographic entanglement entropy in imbalanced superconductors</w:t>
+      </w:r>
+      <w:r>
+        <w:rPr>
+          <w:rFonts w:ascii="Optima" w:eastAsia="Microsoft GothicNeo" w:hAnsi="Optima" w:cs="CMU Sans Serif Medium"/>
+          <w:sz w:val="22"/>
+          <w:szCs w:val="22"/>
+        </w:rPr>
+        <w:t xml:space="preserve">; </w:t>
+      </w:r>
+      <w:r>
+        <w:rPr>
+          <w:rFonts w:ascii="Optima" w:eastAsia="Microsoft GothicNeo" w:hAnsi="Optima" w:cs="CMU Sans Serif Medium"/>
+          <w:sz w:val="22"/>
+          <w:szCs w:val="22"/>
+        </w:rPr>
+        <w:t>J</w:t>
+      </w:r>
+      <w:r>
+        <w:rPr>
+          <w:rFonts w:ascii="Optima" w:eastAsia="Microsoft GothicNeo" w:hAnsi="Optima" w:cs="CMU Sans Serif Medium"/>
+          <w:sz w:val="22"/>
+          <w:szCs w:val="22"/>
+        </w:rPr>
+        <w:t>ournal of</w:t>
+      </w:r>
+      <w:r>
+        <w:rPr>
+          <w:rFonts w:ascii="Optima" w:eastAsia="Microsoft GothicNeo" w:hAnsi="Optima" w:cs="CMU Sans Serif Medium"/>
+          <w:sz w:val="22"/>
+          <w:szCs w:val="22"/>
+        </w:rPr>
+        <w:t xml:space="preserve"> High Energy </w:t>
+      </w:r>
+      <w:r>
+        <w:rPr>
+          <w:rFonts w:ascii="Optima" w:eastAsia="Microsoft GothicNeo" w:hAnsi="Optima" w:cs="CMU Sans Serif Medium"/>
+          <w:sz w:val="22"/>
+          <w:szCs w:val="22"/>
+        </w:rPr>
+        <w:t>Phys</w:t>
+      </w:r>
+      <w:r>
+        <w:rPr>
+          <w:rFonts w:ascii="Optima" w:eastAsia="Microsoft GothicNeo" w:hAnsi="Optima" w:cs="CMU Sans Serif Medium"/>
+          <w:sz w:val="22"/>
+          <w:szCs w:val="22"/>
+        </w:rPr>
+        <w:t>ics</w:t>
       </w:r>
       <w:r>
         <w:rPr>
@@ -4543,87 +5035,7 @@
           <w:sz w:val="22"/>
           <w:szCs w:val="22"/>
         </w:rPr>
-        <w:t>Phys</w:t>
-      </w:r>
-      <w:r>
-        <w:rPr>
-          <w:rFonts w:ascii="Optima" w:eastAsia="Microsoft GothicNeo" w:hAnsi="Optima" w:cs="CMU Sans Serif Medium"/>
-          <w:sz w:val="22"/>
-          <w:szCs w:val="22"/>
-        </w:rPr>
-        <w:t>ics</w:t>
-      </w:r>
-      <w:r>
-        <w:rPr>
-          <w:rFonts w:ascii="Optima" w:eastAsia="Microsoft GothicNeo" w:hAnsi="Optima" w:cs="CMU Sans Serif Medium"/>
-          <w:sz w:val="22"/>
-          <w:szCs w:val="22"/>
-        </w:rPr>
-        <w:t xml:space="preserve"> Lett</w:t>
-      </w:r>
-      <w:r>
-        <w:rPr>
-          <w:rFonts w:ascii="Optima" w:eastAsia="Microsoft GothicNeo" w:hAnsi="Optima" w:cs="CMU Sans Serif Medium"/>
-          <w:sz w:val="22"/>
-          <w:szCs w:val="22"/>
-        </w:rPr>
-        <w:t>ers</w:t>
-      </w:r>
-      <w:r>
-        <w:rPr>
-          <w:rFonts w:ascii="Optima" w:eastAsia="Microsoft GothicNeo" w:hAnsi="Optima" w:cs="CMU Sans Serif Medium"/>
-          <w:sz w:val="22"/>
-          <w:szCs w:val="22"/>
-        </w:rPr>
-        <w:t xml:space="preserve"> A</w:t>
-      </w:r>
-      <w:r>
-        <w:rPr>
-          <w:rFonts w:ascii="Optima" w:eastAsia="Microsoft GothicNeo" w:hAnsi="Optima" w:cs="CMU Sans Serif Medium"/>
-          <w:sz w:val="22"/>
-          <w:szCs w:val="22"/>
-        </w:rPr>
-        <w:t xml:space="preserve"> </w:t>
-      </w:r>
-      <w:r>
-        <w:rPr>
-          <w:rFonts w:ascii="Optima" w:eastAsia="Microsoft GothicNeo" w:hAnsi="Optima" w:cs="CMU Sans Serif Medium"/>
-          <w:sz w:val="22"/>
-          <w:szCs w:val="22"/>
-        </w:rPr>
-        <w:t>377</w:t>
-      </w:r>
-      <w:r>
-        <w:rPr>
-          <w:rFonts w:ascii="Optima" w:eastAsia="Microsoft GothicNeo" w:hAnsi="Optima" w:cs="CMU Sans Serif Medium"/>
-          <w:sz w:val="22"/>
-          <w:szCs w:val="22"/>
-        </w:rPr>
-        <w:t xml:space="preserve"> </w:t>
-      </w:r>
-      <w:r>
-        <w:rPr>
-          <w:rFonts w:ascii="Optima" w:eastAsia="Microsoft GothicNeo" w:hAnsi="Optima" w:cs="CMU Sans Serif Medium"/>
-          <w:sz w:val="22"/>
-          <w:szCs w:val="22"/>
-        </w:rPr>
-        <w:t>(21–22)</w:t>
-      </w:r>
-      <w:r>
-        <w:rPr>
-          <w:rFonts w:ascii="Optima" w:eastAsia="Microsoft GothicNeo" w:hAnsi="Optima" w:cs="CMU Sans Serif Medium"/>
-          <w:sz w:val="22"/>
-          <w:szCs w:val="22"/>
-        </w:rPr>
-        <w:t xml:space="preserve">, </w:t>
-      </w:r>
-      <w:r>
-        <w:rPr>
-          <w:rFonts w:ascii="Optima" w:eastAsia="Microsoft GothicNeo" w:hAnsi="Optima" w:cs="CMU Sans Serif Medium"/>
-          <w:sz w:val="22"/>
-          <w:szCs w:val="22"/>
-        </w:rPr>
-        <w:t>1402–1406</w:t>
+        <w:t>2014:136</w:t>
       </w:r>
       <w:r>
         <w:rPr>
@@ -4639,7 +5051,7 @@
           <w:sz w:val="22"/>
           <w:szCs w:val="22"/>
         </w:rPr>
-        <w:t>2013</w:t>
+        <w:t>2014</w:t>
       </w:r>
       <w:r>
         <w:rPr>
@@ -4664,7 +5076,6 @@
           <w:rFonts w:ascii="Optima" w:eastAsia="Microsoft GothicNeo" w:hAnsi="Optima" w:cs="CMU Sans Serif Medium"/>
           <w:sz w:val="22"/>
           <w:szCs w:val="22"/>
-          <w:lang w:val="en-IN"/>
         </w:rPr>
       </w:pPr>
       <w:r>
@@ -4690,8 +5101,6 @@
       <w:r>
         <w:rPr>
           <w:rFonts w:ascii="Optima" w:eastAsia="Microsoft GothicNeo" w:hAnsi="Optima" w:cs="CMU Sans Serif Medium"/>
-          <w:b/>
-          <w:bCs/>
           <w:sz w:val="22"/>
           <w:szCs w:val="22"/>
         </w:rPr>
@@ -4703,7 +5112,23 @@
           <w:sz w:val="22"/>
           <w:szCs w:val="22"/>
         </w:rPr>
-        <w:t xml:space="preserve"> and</w:t>
+        <w:t xml:space="preserve"> and J. K.</w:t>
+      </w:r>
+      <w:r>
+        <w:rPr>
+          <w:rFonts w:ascii="Optima" w:eastAsia="Microsoft GothicNeo" w:hAnsi="Optima" w:cs="CMU Sans Serif Medium"/>
+          <w:sz w:val="22"/>
+          <w:szCs w:val="22"/>
+        </w:rPr>
+        <w:t xml:space="preserve"> Bhattacharjee</w:t>
+      </w:r>
+      <w:r>
+        <w:rPr>
+          <w:rFonts w:ascii="Optima" w:eastAsia="Microsoft GothicNeo" w:hAnsi="Optima" w:cs="CMU Sans Serif Medium"/>
+          <w:sz w:val="22"/>
+          <w:szCs w:val="22"/>
+        </w:rPr>
+        <w:t>;</w:t>
       </w:r>
       <w:r>
         <w:rPr>
@@ -4713,21 +5138,41 @@
         </w:rPr>
         <w:t xml:space="preserve"> </w:t>
       </w:r>
-      <w:r>
-        <w:rPr>
-          <w:rFonts w:ascii="Optima" w:eastAsia="Microsoft GothicNeo" w:hAnsi="Optima" w:cs="CMU Sans Serif Medium"/>
-          <w:sz w:val="22"/>
-          <w:szCs w:val="22"/>
-        </w:rPr>
-        <w:t xml:space="preserve">J. K. </w:t>
-      </w:r>
-      <w:r>
-        <w:rPr>
-          <w:rFonts w:ascii="Optima" w:eastAsia="Microsoft GothicNeo" w:hAnsi="Optima" w:cs="CMU Sans Serif Medium"/>
-          <w:sz w:val="22"/>
-          <w:szCs w:val="22"/>
-        </w:rPr>
-        <w:t>Bhattacharjee</w:t>
+      <w:proofErr w:type="spellStart"/>
+      <w:r>
+        <w:rPr>
+          <w:rFonts w:ascii="Optima" w:eastAsia="Microsoft GothicNeo" w:hAnsi="Optima" w:cs="CMU Sans Serif Medium"/>
+          <w:sz w:val="22"/>
+          <w:szCs w:val="22"/>
+        </w:rPr>
+        <w:t>Lifshitz</w:t>
+      </w:r>
+      <w:proofErr w:type="spellEnd"/>
+      <w:r>
+        <w:rPr>
+          <w:rFonts w:ascii="Optima" w:eastAsia="Microsoft GothicNeo" w:hAnsi="Optima" w:cs="CMU Sans Serif Medium"/>
+          <w:sz w:val="22"/>
+          <w:szCs w:val="22"/>
+        </w:rPr>
+        <w:t xml:space="preserve"> </w:t>
+      </w:r>
+      <w:proofErr w:type="spellStart"/>
+      <w:r>
+        <w:rPr>
+          <w:rFonts w:ascii="Optima" w:eastAsia="Microsoft GothicNeo" w:hAnsi="Optima" w:cs="CMU Sans Serif Medium"/>
+          <w:sz w:val="22"/>
+          <w:szCs w:val="22"/>
+        </w:rPr>
+        <w:t>tricritical</w:t>
+      </w:r>
+      <w:proofErr w:type="spellEnd"/>
+      <w:r>
+        <w:rPr>
+          <w:rFonts w:ascii="Optima" w:eastAsia="Microsoft GothicNeo" w:hAnsi="Optima" w:cs="CMU Sans Serif Medium"/>
+          <w:sz w:val="22"/>
+          <w:szCs w:val="22"/>
+        </w:rPr>
+        <w:t xml:space="preserve"> point and its relation to the FFLO superconducting state</w:t>
       </w:r>
       <w:r>
         <w:rPr>
@@ -4751,15 +5196,39 @@
           <w:sz w:val="22"/>
           <w:szCs w:val="22"/>
         </w:rPr>
-        <w:t>Competing order parameters and a tricritical point with a difference</w:t>
-      </w:r>
-      <w:r>
-        <w:rPr>
-          <w:rFonts w:ascii="Optima" w:eastAsia="Microsoft GothicNeo" w:hAnsi="Optima" w:cs="CMU Sans Serif Medium"/>
-          <w:sz w:val="22"/>
-          <w:szCs w:val="22"/>
-        </w:rPr>
-        <w:t>;</w:t>
+        <w:t>Phys</w:t>
+      </w:r>
+      <w:r>
+        <w:rPr>
+          <w:rFonts w:ascii="Optima" w:eastAsia="Microsoft GothicNeo" w:hAnsi="Optima" w:cs="CMU Sans Serif Medium"/>
+          <w:sz w:val="22"/>
+          <w:szCs w:val="22"/>
+        </w:rPr>
+        <w:t>ics</w:t>
+      </w:r>
+      <w:r>
+        <w:rPr>
+          <w:rFonts w:ascii="Optima" w:eastAsia="Microsoft GothicNeo" w:hAnsi="Optima" w:cs="CMU Sans Serif Medium"/>
+          <w:sz w:val="22"/>
+          <w:szCs w:val="22"/>
+        </w:rPr>
+        <w:t xml:space="preserve"> Lett</w:t>
+      </w:r>
+      <w:r>
+        <w:rPr>
+          <w:rFonts w:ascii="Optima" w:eastAsia="Microsoft GothicNeo" w:hAnsi="Optima" w:cs="CMU Sans Serif Medium"/>
+          <w:sz w:val="22"/>
+          <w:szCs w:val="22"/>
+        </w:rPr>
+        <w:t>ers</w:t>
+      </w:r>
+      <w:r>
+        <w:rPr>
+          <w:rFonts w:ascii="Optima" w:eastAsia="Microsoft GothicNeo" w:hAnsi="Optima" w:cs="CMU Sans Serif Medium"/>
+          <w:sz w:val="22"/>
+          <w:szCs w:val="22"/>
+        </w:rPr>
+        <w:t xml:space="preserve"> A</w:t>
       </w:r>
       <w:r>
         <w:rPr>
@@ -4774,9 +5243,8 @@
           <w:rFonts w:ascii="Optima" w:eastAsia="Microsoft GothicNeo" w:hAnsi="Optima" w:cs="CMU Sans Serif Medium"/>
           <w:sz w:val="22"/>
           <w:szCs w:val="22"/>
-          <w:lang w:val="en-IN"/>
-        </w:rPr>
-        <w:t>Physica B</w:t>
+        </w:rPr>
+        <w:t>377</w:t>
       </w:r>
       <w:r>
         <w:rPr>
@@ -4792,23 +5260,7 @@
           <w:sz w:val="22"/>
           <w:szCs w:val="22"/>
         </w:rPr>
-        <w:t>407</w:t>
-      </w:r>
-      <w:r>
-        <w:rPr>
-          <w:rFonts w:ascii="Optima" w:eastAsia="Microsoft GothicNeo" w:hAnsi="Optima" w:cs="CMU Sans Serif Medium"/>
-          <w:sz w:val="22"/>
-          <w:szCs w:val="22"/>
-        </w:rPr>
-        <w:t xml:space="preserve"> </w:t>
-      </w:r>
-      <w:r>
-        <w:rPr>
-          <w:rFonts w:ascii="Optima" w:eastAsia="Microsoft GothicNeo" w:hAnsi="Optima" w:cs="CMU Sans Serif Medium"/>
-          <w:sz w:val="22"/>
-          <w:szCs w:val="22"/>
-        </w:rPr>
-        <w:t>(18)</w:t>
+        <w:t>(21–22)</w:t>
       </w:r>
       <w:r>
         <w:rPr>
@@ -4824,7 +5276,7 @@
           <w:sz w:val="22"/>
           <w:szCs w:val="22"/>
         </w:rPr>
-        <w:t>3722–3726</w:t>
+        <w:t>1402–1406</w:t>
       </w:r>
       <w:r>
         <w:rPr>
@@ -4840,7 +5292,7 @@
           <w:sz w:val="22"/>
           <w:szCs w:val="22"/>
         </w:rPr>
-        <w:t>2012</w:t>
+        <w:t>2013</w:t>
       </w:r>
       <w:r>
         <w:rPr>
@@ -4850,103 +5302,6 @@
         </w:rPr>
         <w:t>)</w:t>
       </w:r>
-    </w:p>
-    <w:p>
-      <w:pPr>
-        <w:pStyle w:val="ListParagraph"/>
-        <w:tabs>
-          <w:tab w:val="left" w:pos="2379"/>
-        </w:tabs>
-        <w:ind w:left="360"/>
-        <w:rPr>
-          <w:rFonts w:ascii="Optima" w:eastAsia="Microsoft GothicNeo" w:hAnsi="Optima" w:cs="CMU Sans Serif Medium"/>
-          <w:sz w:val="22"/>
-          <w:szCs w:val="22"/>
-        </w:rPr>
-      </w:pPr>
-    </w:p>
-    <w:p>
-      <w:pPr>
-        <w:tabs>
-          <w:tab w:val="left" w:pos="2379"/>
-        </w:tabs>
-        <w:rPr>
-          <w:rFonts w:ascii="Optima" w:eastAsia="Microsoft GothicNeo" w:hAnsi="Optima" w:cs="CMU Sans Serif Medium"/>
-          <w:b/>
-          <w:bCs/>
-          <w:color w:val="2F5496" w:themeColor="accent1" w:themeShade="BF"/>
-          <w:sz w:val="22"/>
-          <w:szCs w:val="22"/>
-        </w:rPr>
-      </w:pPr>
-      <w:r>
-        <w:rPr>
-          <w:rFonts w:ascii="Optima" w:eastAsia="Microsoft GothicNeo" w:hAnsi="Optima" w:cs="CMU Sans Serif Medium"/>
-          <w:b/>
-          <w:bCs/>
-          <w:color w:val="2F5496" w:themeColor="accent1" w:themeShade="BF"/>
-        </w:rPr>
-        <w:t>Published p</w:t>
-      </w:r>
-      <w:r>
-        <w:rPr>
-          <w:rFonts w:ascii="Optima" w:eastAsia="Microsoft GothicNeo" w:hAnsi="Optima" w:cs="CMU Sans Serif Medium"/>
-          <w:b/>
-          <w:bCs/>
-          <w:color w:val="2F5496" w:themeColor="accent1" w:themeShade="BF"/>
-        </w:rPr>
-        <w:t xml:space="preserve">eer-reviewed </w:t>
-      </w:r>
-      <w:r>
-        <w:rPr>
-          <w:rFonts w:ascii="Optima" w:eastAsia="Microsoft GothicNeo" w:hAnsi="Optima" w:cs="CMU Sans Serif Medium"/>
-          <w:b/>
-          <w:bCs/>
-          <w:color w:val="2F5496" w:themeColor="accent1" w:themeShade="BF"/>
-        </w:rPr>
-        <w:t>c</w:t>
-      </w:r>
-      <w:r>
-        <w:rPr>
-          <w:rFonts w:ascii="Optima" w:eastAsia="Microsoft GothicNeo" w:hAnsi="Optima" w:cs="CMU Sans Serif Medium"/>
-          <w:b/>
-          <w:bCs/>
-          <w:color w:val="2F5496" w:themeColor="accent1" w:themeShade="BF"/>
-        </w:rPr>
-        <w:t xml:space="preserve">onference </w:t>
-      </w:r>
-      <w:r>
-        <w:rPr>
-          <w:rFonts w:ascii="Optima" w:eastAsia="Microsoft GothicNeo" w:hAnsi="Optima" w:cs="CMU Sans Serif Medium"/>
-          <w:b/>
-          <w:bCs/>
-          <w:color w:val="2F5496" w:themeColor="accent1" w:themeShade="BF"/>
-        </w:rPr>
-        <w:t>p</w:t>
-      </w:r>
-      <w:r>
-        <w:rPr>
-          <w:rFonts w:ascii="Optima" w:eastAsia="Microsoft GothicNeo" w:hAnsi="Optima" w:cs="CMU Sans Serif Medium"/>
-          <w:b/>
-          <w:bCs/>
-          <w:color w:val="2F5496" w:themeColor="accent1" w:themeShade="BF"/>
-        </w:rPr>
-        <w:t>roceeding</w:t>
-      </w:r>
-    </w:p>
-    <w:p>
-      <w:pPr>
-        <w:pStyle w:val="ListParagraph"/>
-        <w:tabs>
-          <w:tab w:val="left" w:pos="2379"/>
-        </w:tabs>
-        <w:ind w:left="360"/>
-        <w:rPr>
-          <w:rFonts w:ascii="Optima" w:eastAsia="Microsoft GothicNeo" w:hAnsi="Optima" w:cs="CMU Sans Serif Medium"/>
-          <w:sz w:val="22"/>
-          <w:szCs w:val="22"/>
-        </w:rPr>
-      </w:pPr>
     </w:p>
     <w:p>
       <w:pPr>
@@ -4962,6 +5317,7 @@
           <w:rFonts w:ascii="Optima" w:eastAsia="Microsoft GothicNeo" w:hAnsi="Optima" w:cs="CMU Sans Serif Medium"/>
           <w:sz w:val="22"/>
           <w:szCs w:val="22"/>
+          <w:lang w:val="en-IN"/>
         </w:rPr>
       </w:pPr>
       <w:r>
@@ -4987,6 +5343,16 @@
       <w:r>
         <w:rPr>
           <w:rFonts w:ascii="Optima" w:eastAsia="Microsoft GothicNeo" w:hAnsi="Optima" w:cs="CMU Sans Serif Medium"/>
+          <w:b/>
+          <w:bCs/>
+          <w:sz w:val="22"/>
+          <w:szCs w:val="22"/>
+        </w:rPr>
+        <w:t>*</w:t>
+      </w:r>
+      <w:r>
+        <w:rPr>
+          <w:rFonts w:ascii="Optima" w:eastAsia="Microsoft GothicNeo" w:hAnsi="Optima" w:cs="CMU Sans Serif Medium"/>
           <w:sz w:val="22"/>
           <w:szCs w:val="22"/>
         </w:rPr>
@@ -5038,55 +5404,25 @@
           <w:sz w:val="22"/>
           <w:szCs w:val="22"/>
         </w:rPr>
-        <w:t>Dynamical structure factor of Fulde</w:t>
-      </w:r>
-      <w:r>
-        <w:rPr>
-          <w:rFonts w:ascii="Optima" w:eastAsia="Microsoft GothicNeo" w:hAnsi="Optima" w:cs="CMU Sans Serif Medium"/>
-          <w:sz w:val="22"/>
-          <w:szCs w:val="22"/>
-        </w:rPr>
-        <w:t>–</w:t>
-      </w:r>
-      <w:r>
-        <w:rPr>
-          <w:rFonts w:ascii="Optima" w:eastAsia="Microsoft GothicNeo" w:hAnsi="Optima" w:cs="CMU Sans Serif Medium"/>
-          <w:sz w:val="22"/>
-          <w:szCs w:val="22"/>
-        </w:rPr>
-        <w:t>Ferrell</w:t>
-      </w:r>
-      <w:r>
-        <w:rPr>
-          <w:rFonts w:ascii="Optima" w:eastAsia="Microsoft GothicNeo" w:hAnsi="Optima" w:cs="CMU Sans Serif Medium"/>
-          <w:sz w:val="22"/>
-          <w:szCs w:val="22"/>
-        </w:rPr>
-        <w:t>–</w:t>
-      </w:r>
-      <w:r>
-        <w:rPr>
-          <w:rFonts w:ascii="Optima" w:eastAsia="Microsoft GothicNeo" w:hAnsi="Optima" w:cs="CMU Sans Serif Medium"/>
-          <w:sz w:val="22"/>
-          <w:szCs w:val="22"/>
-        </w:rPr>
-        <w:t>Larkin</w:t>
-      </w:r>
-      <w:r>
-        <w:rPr>
-          <w:rFonts w:ascii="Optima" w:eastAsia="Microsoft GothicNeo" w:hAnsi="Optima" w:cs="CMU Sans Serif Medium"/>
-          <w:sz w:val="22"/>
-          <w:szCs w:val="22"/>
-        </w:rPr>
-        <w:t>–</w:t>
-      </w:r>
-      <w:r>
-        <w:rPr>
-          <w:rFonts w:ascii="Optima" w:eastAsia="Microsoft GothicNeo" w:hAnsi="Optima" w:cs="CMU Sans Serif Medium"/>
-          <w:sz w:val="22"/>
-          <w:szCs w:val="22"/>
-        </w:rPr>
-        <w:t>Ovchinnikov superconductors</w:t>
+        <w:t xml:space="preserve">Competing order parameters and a </w:t>
+      </w:r>
+      <w:proofErr w:type="spellStart"/>
+      <w:r>
+        <w:rPr>
+          <w:rFonts w:ascii="Optima" w:eastAsia="Microsoft GothicNeo" w:hAnsi="Optima" w:cs="CMU Sans Serif Medium"/>
+          <w:sz w:val="22"/>
+          <w:szCs w:val="22"/>
+        </w:rPr>
+        <w:t>tricritical</w:t>
+      </w:r>
+      <w:proofErr w:type="spellEnd"/>
+      <w:r>
+        <w:rPr>
+          <w:rFonts w:ascii="Optima" w:eastAsia="Microsoft GothicNeo" w:hAnsi="Optima" w:cs="CMU Sans Serif Medium"/>
+          <w:sz w:val="22"/>
+          <w:szCs w:val="22"/>
+        </w:rPr>
+        <w:t xml:space="preserve"> point with a difference</w:t>
       </w:r>
       <w:r>
         <w:rPr>
@@ -5104,21 +5440,25 @@
         </w:rPr>
         <w:t xml:space="preserve"> </w:t>
       </w:r>
-      <w:r>
-        <w:rPr>
-          <w:rFonts w:ascii="Optima" w:eastAsia="Microsoft GothicNeo" w:hAnsi="Optima" w:cs="CMU Sans Serif Medium"/>
-          <w:sz w:val="22"/>
-          <w:szCs w:val="22"/>
-        </w:rPr>
-        <w:t>AIP Conf</w:t>
-      </w:r>
-      <w:r>
-        <w:rPr>
-          <w:rFonts w:ascii="Optima" w:eastAsia="Microsoft GothicNeo" w:hAnsi="Optima" w:cs="CMU Sans Serif Medium"/>
-          <w:sz w:val="22"/>
-          <w:szCs w:val="22"/>
-        </w:rPr>
-        <w:t>erence</w:t>
+      <w:proofErr w:type="spellStart"/>
+      <w:r>
+        <w:rPr>
+          <w:rFonts w:ascii="Optima" w:eastAsia="Microsoft GothicNeo" w:hAnsi="Optima" w:cs="CMU Sans Serif Medium"/>
+          <w:sz w:val="22"/>
+          <w:szCs w:val="22"/>
+          <w:lang w:val="en-IN"/>
+        </w:rPr>
+        <w:t>Physica</w:t>
+      </w:r>
+      <w:proofErr w:type="spellEnd"/>
+      <w:r>
+        <w:rPr>
+          <w:rFonts w:ascii="Optima" w:eastAsia="Microsoft GothicNeo" w:hAnsi="Optima" w:cs="CMU Sans Serif Medium"/>
+          <w:sz w:val="22"/>
+          <w:szCs w:val="22"/>
+          <w:lang w:val="en-IN"/>
+        </w:rPr>
+        <w:t xml:space="preserve"> B</w:t>
       </w:r>
       <w:r>
         <w:rPr>
@@ -5134,15 +5474,23 @@
           <w:sz w:val="22"/>
           <w:szCs w:val="22"/>
         </w:rPr>
-        <w:t>Proceedings</w:t>
-      </w:r>
-      <w:r>
-        <w:rPr>
-          <w:rFonts w:ascii="Optima" w:eastAsia="Microsoft GothicNeo" w:hAnsi="Optima" w:cs="CMU Sans Serif Medium"/>
-          <w:sz w:val="22"/>
-          <w:szCs w:val="22"/>
-        </w:rPr>
-        <w:t xml:space="preserve"> 1512</w:t>
+        <w:t>407</w:t>
+      </w:r>
+      <w:r>
+        <w:rPr>
+          <w:rFonts w:ascii="Optima" w:eastAsia="Microsoft GothicNeo" w:hAnsi="Optima" w:cs="CMU Sans Serif Medium"/>
+          <w:sz w:val="22"/>
+          <w:szCs w:val="22"/>
+        </w:rPr>
+        <w:t xml:space="preserve"> </w:t>
+      </w:r>
+      <w:r>
+        <w:rPr>
+          <w:rFonts w:ascii="Optima" w:eastAsia="Microsoft GothicNeo" w:hAnsi="Optima" w:cs="CMU Sans Serif Medium"/>
+          <w:sz w:val="22"/>
+          <w:szCs w:val="22"/>
+        </w:rPr>
+        <w:t>(18)</w:t>
       </w:r>
       <w:r>
         <w:rPr>
@@ -5158,7 +5506,7 @@
           <w:sz w:val="22"/>
           <w:szCs w:val="22"/>
         </w:rPr>
-        <w:t>1128–1129</w:t>
+        <w:t>3722–3726</w:t>
       </w:r>
       <w:r>
         <w:rPr>
@@ -5174,7 +5522,7 @@
           <w:sz w:val="22"/>
           <w:szCs w:val="22"/>
         </w:rPr>
-        <w:t>2013</w:t>
+        <w:t>2012</w:t>
       </w:r>
       <w:r>
         <w:rPr>
@@ -5187,9 +5535,11 @@
     </w:p>
     <w:p>
       <w:pPr>
+        <w:pStyle w:val="ListParagraph"/>
         <w:tabs>
           <w:tab w:val="left" w:pos="2379"/>
         </w:tabs>
+        <w:ind w:left="360"/>
         <w:rPr>
           <w:rFonts w:ascii="Optima" w:eastAsia="Microsoft GothicNeo" w:hAnsi="Optima" w:cs="CMU Sans Serif Medium"/>
           <w:sz w:val="22"/>
@@ -5218,7 +5568,7 @@
           <w:bCs/>
           <w:color w:val="2F5496" w:themeColor="accent1" w:themeShade="BF"/>
         </w:rPr>
-        <w:t>Papers u</w:t>
+        <w:t>Published p</w:t>
       </w:r>
       <w:r>
         <w:rPr>
@@ -5227,7 +5577,7 @@
           <w:bCs/>
           <w:color w:val="2F5496" w:themeColor="accent1" w:themeShade="BF"/>
         </w:rPr>
-        <w:t>nder</w:t>
+        <w:t xml:space="preserve">eer-reviewed </w:t>
       </w:r>
       <w:r>
         <w:rPr>
@@ -5236,7 +5586,7 @@
           <w:bCs/>
           <w:color w:val="2F5496" w:themeColor="accent1" w:themeShade="BF"/>
         </w:rPr>
-        <w:t xml:space="preserve"> </w:t>
+        <w:t>c</w:t>
       </w:r>
       <w:r>
         <w:rPr>
@@ -5245,8 +5595,9 @@
           <w:bCs/>
           <w:color w:val="2F5496" w:themeColor="accent1" w:themeShade="BF"/>
         </w:rPr>
-        <w:t>r</w:t>
-      </w:r>
+        <w:t xml:space="preserve">onference </w:t>
+      </w:r>
+      <w:proofErr w:type="gramStart"/>
       <w:r>
         <w:rPr>
           <w:rFonts w:ascii="Optima" w:eastAsia="Microsoft GothicNeo" w:hAnsi="Optima" w:cs="CMU Sans Serif Medium"/>
@@ -5254,7 +5605,7 @@
           <w:bCs/>
           <w:color w:val="2F5496" w:themeColor="accent1" w:themeShade="BF"/>
         </w:rPr>
-        <w:t>evision</w:t>
+        <w:t>p</w:t>
       </w:r>
       <w:r>
         <w:rPr>
@@ -5263,19 +5614,21 @@
           <w:bCs/>
           <w:color w:val="2F5496" w:themeColor="accent1" w:themeShade="BF"/>
         </w:rPr>
-        <w:t xml:space="preserve"> (with available preprints)</w:t>
-      </w:r>
-    </w:p>
-    <w:p>
-      <w:pPr>
+        <w:t>roceeding</w:t>
+      </w:r>
+      <w:proofErr w:type="gramEnd"/>
+    </w:p>
+    <w:p>
+      <w:pPr>
+        <w:pStyle w:val="ListParagraph"/>
         <w:tabs>
           <w:tab w:val="left" w:pos="2379"/>
         </w:tabs>
-        <w:rPr>
-          <w:rFonts w:ascii="Optima" w:eastAsia="Microsoft GothicNeo" w:hAnsi="Optima" w:cs="CMU Sans Serif Medium"/>
-          <w:sz w:val="22"/>
-          <w:szCs w:val="22"/>
-          <w:lang w:val="en-IN"/>
+        <w:ind w:left="360"/>
+        <w:rPr>
+          <w:rFonts w:ascii="Optima" w:eastAsia="Microsoft GothicNeo" w:hAnsi="Optima" w:cs="CMU Sans Serif Medium"/>
+          <w:sz w:val="22"/>
+          <w:szCs w:val="22"/>
         </w:rPr>
       </w:pPr>
     </w:p>
@@ -5298,35 +5651,60 @@
       <w:r>
         <w:rPr>
           <w:rFonts w:ascii="Optima" w:eastAsia="Microsoft GothicNeo" w:hAnsi="Optima" w:cs="CMU Sans Serif Medium"/>
-          <w:sz w:val="22"/>
-          <w:szCs w:val="22"/>
-        </w:rPr>
-        <w:t xml:space="preserve">K. Kaygisiz, L. Rauch-Wirth, </w:t>
-      </w:r>
-      <w:r>
-        <w:rPr>
-          <w:rFonts w:ascii="Optima" w:eastAsia="Microsoft GothicNeo" w:hAnsi="Optima" w:cs="CMU Sans Serif Medium"/>
-          <w:b/>
-          <w:bCs/>
-          <w:sz w:val="22"/>
-          <w:szCs w:val="22"/>
-        </w:rPr>
-        <w:t>A. Dutta</w:t>
-      </w:r>
-      <w:r>
-        <w:rPr>
-          <w:rFonts w:ascii="Optima" w:eastAsia="Microsoft GothicNeo" w:hAnsi="Optima" w:cs="CMU Sans Serif Medium"/>
-          <w:sz w:val="22"/>
-          <w:szCs w:val="22"/>
-        </w:rPr>
-        <w:t>, X. Yu, Y. Nagata, T. Bereau, J. Münch, C. V. Synatschke, T. Weil</w:t>
-      </w:r>
-      <w:r>
-        <w:rPr>
-          <w:rFonts w:ascii="Optima" w:eastAsia="Microsoft GothicNeo" w:hAnsi="Optima" w:cs="CMU Sans Serif Medium"/>
-          <w:sz w:val="22"/>
-          <w:szCs w:val="22"/>
-          <w:lang w:val="en-IN"/>
+          <w:b/>
+          <w:bCs/>
+          <w:sz w:val="22"/>
+          <w:szCs w:val="22"/>
+        </w:rPr>
+        <w:t xml:space="preserve">A. </w:t>
+      </w:r>
+      <w:r>
+        <w:rPr>
+          <w:rFonts w:ascii="Optima" w:eastAsia="Microsoft GothicNeo" w:hAnsi="Optima" w:cs="CMU Sans Serif Medium"/>
+          <w:b/>
+          <w:bCs/>
+          <w:sz w:val="22"/>
+          <w:szCs w:val="22"/>
+        </w:rPr>
+        <w:t>Dutta</w:t>
+      </w:r>
+      <w:r>
+        <w:rPr>
+          <w:rFonts w:ascii="Optima" w:eastAsia="Microsoft GothicNeo" w:hAnsi="Optima" w:cs="CMU Sans Serif Medium"/>
+          <w:sz w:val="22"/>
+          <w:szCs w:val="22"/>
+        </w:rPr>
+        <w:t xml:space="preserve"> and</w:t>
+      </w:r>
+      <w:r>
+        <w:rPr>
+          <w:rFonts w:ascii="Optima" w:eastAsia="Microsoft GothicNeo" w:hAnsi="Optima" w:cs="CMU Sans Serif Medium"/>
+          <w:sz w:val="22"/>
+          <w:szCs w:val="22"/>
+        </w:rPr>
+        <w:t xml:space="preserve"> </w:t>
+      </w:r>
+      <w:r>
+        <w:rPr>
+          <w:rFonts w:ascii="Optima" w:eastAsia="Microsoft GothicNeo" w:hAnsi="Optima" w:cs="CMU Sans Serif Medium"/>
+          <w:sz w:val="22"/>
+          <w:szCs w:val="22"/>
+        </w:rPr>
+        <w:t xml:space="preserve">J. K. </w:t>
+      </w:r>
+      <w:r>
+        <w:rPr>
+          <w:rFonts w:ascii="Optima" w:eastAsia="Microsoft GothicNeo" w:hAnsi="Optima" w:cs="CMU Sans Serif Medium"/>
+          <w:sz w:val="22"/>
+          <w:szCs w:val="22"/>
+        </w:rPr>
+        <w:t>Bhattacharjee</w:t>
+      </w:r>
+      <w:r>
+        <w:rPr>
+          <w:rFonts w:ascii="Optima" w:eastAsia="Microsoft GothicNeo" w:hAnsi="Optima" w:cs="CMU Sans Serif Medium"/>
+          <w:sz w:val="22"/>
+          <w:szCs w:val="22"/>
         </w:rPr>
         <w:t>;</w:t>
       </w:r>
@@ -5335,7 +5713,6 @@
           <w:rFonts w:ascii="Optima" w:eastAsia="Microsoft GothicNeo" w:hAnsi="Optima" w:cs="CMU Sans Serif Medium"/>
           <w:sz w:val="22"/>
           <w:szCs w:val="22"/>
-          <w:lang w:val="en-IN"/>
         </w:rPr>
         <w:t xml:space="preserve"> </w:t>
       </w:r>
@@ -5345,41 +5722,171 @@
           <w:sz w:val="22"/>
           <w:szCs w:val="22"/>
         </w:rPr>
-        <w:t>Data-Mining Unveils Structure–Property–Activity Correlation of Viral Infectivity Enhancing Self-Assembling Peptides</w:t>
-      </w:r>
-      <w:r>
-        <w:rPr>
-          <w:rFonts w:ascii="Optima" w:eastAsia="Microsoft GothicNeo" w:hAnsi="Optima" w:cs="CMU Sans Serif Medium"/>
-          <w:sz w:val="22"/>
-          <w:szCs w:val="22"/>
-        </w:rPr>
-        <w:t xml:space="preserve">. </w:t>
-      </w:r>
-      <w:r>
-        <w:rPr>
-          <w:rFonts w:ascii="Optima" w:eastAsia="Microsoft GothicNeo" w:hAnsi="Optima" w:cs="CMU Sans Serif Medium"/>
-          <w:i/>
-          <w:iCs/>
-          <w:sz w:val="22"/>
-          <w:szCs w:val="22"/>
-        </w:rPr>
-        <w:t>Preprint</w:t>
-      </w:r>
-      <w:r>
-        <w:rPr>
-          <w:rFonts w:ascii="Optima" w:eastAsia="Microsoft GothicNeo" w:hAnsi="Optima" w:cs="CMU Sans Serif Medium"/>
-          <w:sz w:val="22"/>
-          <w:szCs w:val="22"/>
-        </w:rPr>
-        <w:t xml:space="preserve">: ChemRxiv (2023) </w:t>
-      </w:r>
-      <w:r>
-        <w:rPr>
-          <w:rFonts w:ascii="Optima" w:eastAsia="Microsoft GothicNeo" w:hAnsi="Optima" w:cs="CMU Sans Serif Medium"/>
-          <w:sz w:val="22"/>
-          <w:szCs w:val="22"/>
-        </w:rPr>
-        <w:t>https://doi.org/10.26434/chemrxiv-2023-hfqxb</w:t>
+        <w:t xml:space="preserve">Dynamical structure factor of </w:t>
+      </w:r>
+      <w:proofErr w:type="spellStart"/>
+      <w:r>
+        <w:rPr>
+          <w:rFonts w:ascii="Optima" w:eastAsia="Microsoft GothicNeo" w:hAnsi="Optima" w:cs="CMU Sans Serif Medium"/>
+          <w:sz w:val="22"/>
+          <w:szCs w:val="22"/>
+        </w:rPr>
+        <w:t>Fulde</w:t>
+      </w:r>
+      <w:proofErr w:type="spellEnd"/>
+      <w:r>
+        <w:rPr>
+          <w:rFonts w:ascii="Optima" w:eastAsia="Microsoft GothicNeo" w:hAnsi="Optima" w:cs="CMU Sans Serif Medium"/>
+          <w:sz w:val="22"/>
+          <w:szCs w:val="22"/>
+        </w:rPr>
+        <w:t>–</w:t>
+      </w:r>
+      <w:r>
+        <w:rPr>
+          <w:rFonts w:ascii="Optima" w:eastAsia="Microsoft GothicNeo" w:hAnsi="Optima" w:cs="CMU Sans Serif Medium"/>
+          <w:sz w:val="22"/>
+          <w:szCs w:val="22"/>
+        </w:rPr>
+        <w:t>Ferrell</w:t>
+      </w:r>
+      <w:r>
+        <w:rPr>
+          <w:rFonts w:ascii="Optima" w:eastAsia="Microsoft GothicNeo" w:hAnsi="Optima" w:cs="CMU Sans Serif Medium"/>
+          <w:sz w:val="22"/>
+          <w:szCs w:val="22"/>
+        </w:rPr>
+        <w:t>–</w:t>
+      </w:r>
+      <w:r>
+        <w:rPr>
+          <w:rFonts w:ascii="Optima" w:eastAsia="Microsoft GothicNeo" w:hAnsi="Optima" w:cs="CMU Sans Serif Medium"/>
+          <w:sz w:val="22"/>
+          <w:szCs w:val="22"/>
+        </w:rPr>
+        <w:t>Larkin</w:t>
+      </w:r>
+      <w:r>
+        <w:rPr>
+          <w:rFonts w:ascii="Optima" w:eastAsia="Microsoft GothicNeo" w:hAnsi="Optima" w:cs="CMU Sans Serif Medium"/>
+          <w:sz w:val="22"/>
+          <w:szCs w:val="22"/>
+        </w:rPr>
+        <w:t>–</w:t>
+      </w:r>
+      <w:proofErr w:type="spellStart"/>
+      <w:r>
+        <w:rPr>
+          <w:rFonts w:ascii="Optima" w:eastAsia="Microsoft GothicNeo" w:hAnsi="Optima" w:cs="CMU Sans Serif Medium"/>
+          <w:sz w:val="22"/>
+          <w:szCs w:val="22"/>
+        </w:rPr>
+        <w:t>Ovchinnikov</w:t>
+      </w:r>
+      <w:proofErr w:type="spellEnd"/>
+      <w:r>
+        <w:rPr>
+          <w:rFonts w:ascii="Optima" w:eastAsia="Microsoft GothicNeo" w:hAnsi="Optima" w:cs="CMU Sans Serif Medium"/>
+          <w:sz w:val="22"/>
+          <w:szCs w:val="22"/>
+        </w:rPr>
+        <w:t xml:space="preserve"> superconductors</w:t>
+      </w:r>
+      <w:r>
+        <w:rPr>
+          <w:rFonts w:ascii="Optima" w:eastAsia="Microsoft GothicNeo" w:hAnsi="Optima" w:cs="CMU Sans Serif Medium"/>
+          <w:sz w:val="22"/>
+          <w:szCs w:val="22"/>
+        </w:rPr>
+        <w:t>;</w:t>
+      </w:r>
+      <w:r>
+        <w:rPr>
+          <w:rFonts w:ascii="Optima" w:eastAsia="Microsoft GothicNeo" w:hAnsi="Optima" w:cs="CMU Sans Serif Medium"/>
+          <w:sz w:val="22"/>
+          <w:szCs w:val="22"/>
+        </w:rPr>
+        <w:t xml:space="preserve"> </w:t>
+      </w:r>
+      <w:r>
+        <w:rPr>
+          <w:rFonts w:ascii="Optima" w:eastAsia="Microsoft GothicNeo" w:hAnsi="Optima" w:cs="CMU Sans Serif Medium"/>
+          <w:sz w:val="22"/>
+          <w:szCs w:val="22"/>
+        </w:rPr>
+        <w:t>AIP Conf</w:t>
+      </w:r>
+      <w:r>
+        <w:rPr>
+          <w:rFonts w:ascii="Optima" w:eastAsia="Microsoft GothicNeo" w:hAnsi="Optima" w:cs="CMU Sans Serif Medium"/>
+          <w:sz w:val="22"/>
+          <w:szCs w:val="22"/>
+        </w:rPr>
+        <w:t>erence</w:t>
+      </w:r>
+      <w:r>
+        <w:rPr>
+          <w:rFonts w:ascii="Optima" w:eastAsia="Microsoft GothicNeo" w:hAnsi="Optima" w:cs="CMU Sans Serif Medium"/>
+          <w:sz w:val="22"/>
+          <w:szCs w:val="22"/>
+        </w:rPr>
+        <w:t xml:space="preserve"> </w:t>
+      </w:r>
+      <w:r>
+        <w:rPr>
+          <w:rFonts w:ascii="Optima" w:eastAsia="Microsoft GothicNeo" w:hAnsi="Optima" w:cs="CMU Sans Serif Medium"/>
+          <w:sz w:val="22"/>
+          <w:szCs w:val="22"/>
+        </w:rPr>
+        <w:t>Proceedings</w:t>
+      </w:r>
+      <w:r>
+        <w:rPr>
+          <w:rFonts w:ascii="Optima" w:eastAsia="Microsoft GothicNeo" w:hAnsi="Optima" w:cs="CMU Sans Serif Medium"/>
+          <w:sz w:val="22"/>
+          <w:szCs w:val="22"/>
+        </w:rPr>
+        <w:t xml:space="preserve"> 1512</w:t>
+      </w:r>
+      <w:r>
+        <w:rPr>
+          <w:rFonts w:ascii="Optima" w:eastAsia="Microsoft GothicNeo" w:hAnsi="Optima" w:cs="CMU Sans Serif Medium"/>
+          <w:sz w:val="22"/>
+          <w:szCs w:val="22"/>
+        </w:rPr>
+        <w:t xml:space="preserve">, </w:t>
+      </w:r>
+      <w:r>
+        <w:rPr>
+          <w:rFonts w:ascii="Optima" w:eastAsia="Microsoft GothicNeo" w:hAnsi="Optima" w:cs="CMU Sans Serif Medium"/>
+          <w:sz w:val="22"/>
+          <w:szCs w:val="22"/>
+        </w:rPr>
+        <w:t>1128–1129</w:t>
+      </w:r>
+      <w:r>
+        <w:rPr>
+          <w:rFonts w:ascii="Optima" w:eastAsia="Microsoft GothicNeo" w:hAnsi="Optima" w:cs="CMU Sans Serif Medium"/>
+          <w:sz w:val="22"/>
+          <w:szCs w:val="22"/>
+        </w:rPr>
+        <w:t xml:space="preserve"> (</w:t>
+      </w:r>
+      <w:r>
+        <w:rPr>
+          <w:rFonts w:ascii="Optima" w:eastAsia="Microsoft GothicNeo" w:hAnsi="Optima" w:cs="CMU Sans Serif Medium"/>
+          <w:sz w:val="22"/>
+          <w:szCs w:val="22"/>
+        </w:rPr>
+        <w:t>2013</w:t>
+      </w:r>
+      <w:r>
+        <w:rPr>
+          <w:rFonts w:ascii="Optima" w:eastAsia="Microsoft GothicNeo" w:hAnsi="Optima" w:cs="CMU Sans Serif Medium"/>
+          <w:sz w:val="22"/>
+          <w:szCs w:val="22"/>
+        </w:rPr>
+        <w:t>)</w:t>
       </w:r>
     </w:p>
     <w:p>
@@ -5517,13 +6024,23 @@
         </w:rPr>
         <w:t xml:space="preserve">O. </w:t>
       </w:r>
-      <w:r>
-        <w:rPr>
-          <w:rFonts w:ascii="Optima" w:eastAsia="Microsoft GothicNeo" w:hAnsi="Optima" w:cs="CMU Sans Serif Medium"/>
-          <w:sz w:val="22"/>
-          <w:szCs w:val="22"/>
-        </w:rPr>
-        <w:t xml:space="preserve">Benzarara, </w:t>
+      <w:proofErr w:type="spellStart"/>
+      <w:r>
+        <w:rPr>
+          <w:rFonts w:ascii="Optima" w:eastAsia="Microsoft GothicNeo" w:hAnsi="Optima" w:cs="CMU Sans Serif Medium"/>
+          <w:sz w:val="22"/>
+          <w:szCs w:val="22"/>
+        </w:rPr>
+        <w:t>Benzarara</w:t>
+      </w:r>
+      <w:proofErr w:type="spellEnd"/>
+      <w:r>
+        <w:rPr>
+          <w:rFonts w:ascii="Optima" w:eastAsia="Microsoft GothicNeo" w:hAnsi="Optima" w:cs="CMU Sans Serif Medium"/>
+          <w:sz w:val="22"/>
+          <w:szCs w:val="22"/>
+        </w:rPr>
+        <w:t xml:space="preserve">, </w:t>
       </w:r>
       <w:r>
         <w:rPr>
@@ -5539,7 +6056,16 @@
           <w:sz w:val="22"/>
           <w:szCs w:val="22"/>
         </w:rPr>
-        <w:t xml:space="preserve"> Kuli</w:t>
+        <w:t xml:space="preserve"> </w:t>
+      </w:r>
+      <w:proofErr w:type="spellStart"/>
+      <w:r>
+        <w:rPr>
+          <w:rFonts w:ascii="Optima" w:eastAsia="Microsoft GothicNeo" w:hAnsi="Optima" w:cs="CMU Sans Serif Medium"/>
+          <w:sz w:val="22"/>
+          <w:szCs w:val="22"/>
+        </w:rPr>
+        <w:t>Kuli</w:t>
       </w:r>
       <w:r>
         <w:rPr>
@@ -5549,6 +6075,7 @@
         </w:rPr>
         <w:t>ć</w:t>
       </w:r>
+      <w:proofErr w:type="spellEnd"/>
       <w:r>
         <w:rPr>
           <w:rFonts w:ascii="Optima" w:eastAsia="Microsoft GothicNeo" w:hAnsi="Optima" w:cs="CMU Sans Serif Medium"/>
@@ -5597,6 +6124,7 @@
         </w:rPr>
         <w:t xml:space="preserve">polymer </w:t>
       </w:r>
+      <w:proofErr w:type="gramStart"/>
       <w:r>
         <w:rPr>
           <w:rFonts w:ascii="Optima" w:eastAsia="Microsoft GothicNeo" w:hAnsi="Optima" w:cs="CMU Sans Serif Medium"/>
@@ -5613,6 +6141,7 @@
         </w:rPr>
         <w:t>s</w:t>
       </w:r>
+      <w:proofErr w:type="gramEnd"/>
     </w:p>
     <w:p>
       <w:pPr>
@@ -5728,8 +6257,18 @@
           <w:sz w:val="22"/>
           <w:szCs w:val="22"/>
         </w:rPr>
-        <w:t xml:space="preserve"> Zaboronski</w:t>
-      </w:r>
+        <w:t xml:space="preserve"> </w:t>
+      </w:r>
+      <w:proofErr w:type="spellStart"/>
+      <w:r>
+        <w:rPr>
+          <w:rFonts w:ascii="Optima" w:eastAsia="Microsoft GothicNeo" w:hAnsi="Optima" w:cs="CMU Sans Serif Medium"/>
+          <w:sz w:val="22"/>
+          <w:szCs w:val="22"/>
+        </w:rPr>
+        <w:t>Zaboronski</w:t>
+      </w:r>
+      <w:proofErr w:type="spellEnd"/>
       <w:r>
         <w:rPr>
           <w:rFonts w:ascii="Optima" w:eastAsia="Microsoft GothicNeo" w:hAnsi="Optima" w:cs="CMU Sans Serif Medium"/>
@@ -5738,13 +6277,23 @@
         </w:rPr>
         <w:t xml:space="preserve">; </w:t>
       </w:r>
-      <w:r>
-        <w:rPr>
-          <w:rFonts w:ascii="Optima" w:eastAsia="Microsoft GothicNeo" w:hAnsi="Optima" w:cs="CMU Sans Serif Medium"/>
-          <w:sz w:val="22"/>
-          <w:szCs w:val="22"/>
-        </w:rPr>
-        <w:t>Smoluchowski equation for aggregation, collision</w:t>
+      <w:proofErr w:type="spellStart"/>
+      <w:r>
+        <w:rPr>
+          <w:rFonts w:ascii="Optima" w:eastAsia="Microsoft GothicNeo" w:hAnsi="Optima" w:cs="CMU Sans Serif Medium"/>
+          <w:sz w:val="22"/>
+          <w:szCs w:val="22"/>
+        </w:rPr>
+        <w:t>Smoluchowski</w:t>
+      </w:r>
+      <w:proofErr w:type="spellEnd"/>
+      <w:r>
+        <w:rPr>
+          <w:rFonts w:ascii="Optima" w:eastAsia="Microsoft GothicNeo" w:hAnsi="Optima" w:cs="CMU Sans Serif Medium"/>
+          <w:sz w:val="22"/>
+          <w:szCs w:val="22"/>
+        </w:rPr>
+        <w:t xml:space="preserve"> equation for aggregation, collision</w:t>
       </w:r>
       <w:r>
         <w:rPr>
@@ -5870,7 +6419,29 @@
           <w:sz w:val="22"/>
           <w:szCs w:val="22"/>
         </w:rPr>
-        <w:t>Best talk, Bosefest 2013</w:t>
+        <w:t xml:space="preserve">Best talk, </w:t>
+      </w:r>
+      <w:proofErr w:type="spellStart"/>
+      <w:r>
+        <w:rPr>
+          <w:rFonts w:ascii="Optima" w:eastAsia="Microsoft GothicNeo" w:hAnsi="Optima" w:cs="CMU Sans Serif Medium"/>
+          <w:b/>
+          <w:bCs/>
+          <w:sz w:val="22"/>
+          <w:szCs w:val="22"/>
+        </w:rPr>
+        <w:t>Bosefest</w:t>
+      </w:r>
+      <w:proofErr w:type="spellEnd"/>
+      <w:r>
+        <w:rPr>
+          <w:rFonts w:ascii="Optima" w:eastAsia="Microsoft GothicNeo" w:hAnsi="Optima" w:cs="CMU Sans Serif Medium"/>
+          <w:b/>
+          <w:bCs/>
+          <w:sz w:val="22"/>
+          <w:szCs w:val="22"/>
+        </w:rPr>
+        <w:t xml:space="preserve"> 2013</w:t>
       </w:r>
       <w:r>
         <w:rPr>
@@ -5958,7 +6529,29 @@
           <w:sz w:val="22"/>
           <w:szCs w:val="22"/>
         </w:rPr>
-        <w:t>Best poster, Bosefest 2011</w:t>
+        <w:t xml:space="preserve">Best poster, </w:t>
+      </w:r>
+      <w:proofErr w:type="spellStart"/>
+      <w:r>
+        <w:rPr>
+          <w:rFonts w:ascii="Optima" w:eastAsia="Microsoft GothicNeo" w:hAnsi="Optima" w:cs="CMU Sans Serif Medium"/>
+          <w:b/>
+          <w:bCs/>
+          <w:sz w:val="22"/>
+          <w:szCs w:val="22"/>
+        </w:rPr>
+        <w:t>Bosefest</w:t>
+      </w:r>
+      <w:proofErr w:type="spellEnd"/>
+      <w:r>
+        <w:rPr>
+          <w:rFonts w:ascii="Optima" w:eastAsia="Microsoft GothicNeo" w:hAnsi="Optima" w:cs="CMU Sans Serif Medium"/>
+          <w:b/>
+          <w:bCs/>
+          <w:sz w:val="22"/>
+          <w:szCs w:val="22"/>
+        </w:rPr>
+        <w:t xml:space="preserve"> 2011</w:t>
       </w:r>
       <w:r>
         <w:rPr>
@@ -6425,6 +7018,7 @@
           <w:bCs/>
           <w:color w:val="2F5496" w:themeColor="accent1" w:themeShade="BF"/>
         </w:rPr>
+        <w:lastRenderedPageBreak/>
         <w:t xml:space="preserve">Research </w:t>
       </w:r>
       <w:r>
@@ -6716,6 +7310,7 @@
         </w:rPr>
         <w:t xml:space="preserve">Invited </w:t>
       </w:r>
+      <w:proofErr w:type="gramStart"/>
       <w:r>
         <w:rPr>
           <w:rFonts w:ascii="Optima" w:eastAsia="Microsoft GothicNeo" w:hAnsi="Optima" w:cs="CMU Sans Serif Medium"/>
@@ -6734,6 +7329,7 @@
         </w:rPr>
         <w:t>alks</w:t>
       </w:r>
+      <w:proofErr w:type="gramEnd"/>
     </w:p>
     <w:p>
       <w:pPr>
@@ -6943,7 +7539,25 @@
           <w:szCs w:val="22"/>
         </w:rPr>
         <w:tab/>
-        <w:t xml:space="preserve">University of Tokyo, Japan, Modeling aggregation and fragmentation phenomena using the Smoluchowski equation </w:t>
+        <w:t xml:space="preserve">University of Tokyo, Japan, Modeling aggregation and fragmentation phenomena using the </w:t>
+      </w:r>
+      <w:proofErr w:type="spellStart"/>
+      <w:r>
+        <w:rPr>
+          <w:rFonts w:ascii="Optima" w:eastAsia="Microsoft GothicNeo" w:hAnsi="Optima" w:cs="CMU Sans Serif Medium"/>
+          <w:sz w:val="22"/>
+          <w:szCs w:val="22"/>
+        </w:rPr>
+        <w:t>Smoluchowski</w:t>
+      </w:r>
+      <w:proofErr w:type="spellEnd"/>
+      <w:r>
+        <w:rPr>
+          <w:rFonts w:ascii="Optima" w:eastAsia="Microsoft GothicNeo" w:hAnsi="Optima" w:cs="CMU Sans Serif Medium"/>
+          <w:sz w:val="22"/>
+          <w:szCs w:val="22"/>
+        </w:rPr>
+        <w:t xml:space="preserve"> equation </w:t>
       </w:r>
     </w:p>
     <w:p>
@@ -6980,6 +7594,7 @@
         </w:rPr>
         <w:t xml:space="preserve">Contributed </w:t>
       </w:r>
+      <w:proofErr w:type="gramStart"/>
       <w:r>
         <w:rPr>
           <w:rFonts w:ascii="Optima" w:eastAsia="Microsoft GothicNeo" w:hAnsi="Optima" w:cs="CMU Sans Serif Medium"/>
@@ -6998,6 +7613,7 @@
         </w:rPr>
         <w:t>alks</w:t>
       </w:r>
+      <w:proofErr w:type="gramEnd"/>
     </w:p>
     <w:p>
       <w:pPr>
@@ -7039,7 +7655,24 @@
           <w:szCs w:val="22"/>
         </w:rPr>
         <w:tab/>
-        <w:t>BiGmax Workshop 202</w:t>
+      </w:r>
+      <w:proofErr w:type="spellStart"/>
+      <w:r>
+        <w:rPr>
+          <w:rFonts w:ascii="Optima" w:eastAsia="Microsoft GothicNeo" w:hAnsi="Optima" w:cs="CMU Sans Serif Medium"/>
+          <w:sz w:val="22"/>
+          <w:szCs w:val="22"/>
+        </w:rPr>
+        <w:t>BiGmax</w:t>
+      </w:r>
+      <w:proofErr w:type="spellEnd"/>
+      <w:r>
+        <w:rPr>
+          <w:rFonts w:ascii="Optima" w:eastAsia="Microsoft GothicNeo" w:hAnsi="Optima" w:cs="CMU Sans Serif Medium"/>
+          <w:sz w:val="22"/>
+          <w:szCs w:val="22"/>
+        </w:rPr>
+        <w:t xml:space="preserve"> Workshop 202</w:t>
       </w:r>
       <w:r>
         <w:rPr>
@@ -7085,7 +7718,24 @@
           <w:szCs w:val="22"/>
         </w:rPr>
         <w:tab/>
-        <w:t>BiGmax Workshop 2019, Dresden, Germany</w:t>
+      </w:r>
+      <w:proofErr w:type="spellStart"/>
+      <w:r>
+        <w:rPr>
+          <w:rFonts w:ascii="Optima" w:eastAsia="Microsoft GothicNeo" w:hAnsi="Optima" w:cs="CMU Sans Serif Medium"/>
+          <w:sz w:val="22"/>
+          <w:szCs w:val="22"/>
+        </w:rPr>
+        <w:t>BiGmax</w:t>
+      </w:r>
+      <w:proofErr w:type="spellEnd"/>
+      <w:r>
+        <w:rPr>
+          <w:rFonts w:ascii="Optima" w:eastAsia="Microsoft GothicNeo" w:hAnsi="Optima" w:cs="CMU Sans Serif Medium"/>
+          <w:sz w:val="22"/>
+          <w:szCs w:val="22"/>
+        </w:rPr>
+        <w:t xml:space="preserve"> Workshop 2019, Dresden, Germany</w:t>
       </w:r>
       <w:r>
         <w:rPr>
@@ -7147,7 +7797,43 @@
           <w:sz w:val="22"/>
           <w:szCs w:val="22"/>
         </w:rPr>
-        <w:t xml:space="preserve">, Modeling aggregation and fragmentation phenomena using the Smoluchowski equation </w:t>
+        <w:t xml:space="preserve">, Modeling aggregation and fragmentation phenomena using the </w:t>
+      </w:r>
+      <w:proofErr w:type="spellStart"/>
+      <w:r>
+        <w:rPr>
+          <w:rFonts w:ascii="Optima" w:eastAsia="Microsoft GothicNeo" w:hAnsi="Optima" w:cs="CMU Sans Serif Medium"/>
+          <w:sz w:val="22"/>
+          <w:szCs w:val="22"/>
+        </w:rPr>
+        <w:t>Smoluchowski</w:t>
+      </w:r>
+      <w:proofErr w:type="spellEnd"/>
+      <w:r>
+        <w:rPr>
+          <w:rFonts w:ascii="Optima" w:eastAsia="Microsoft GothicNeo" w:hAnsi="Optima" w:cs="CMU Sans Serif Medium"/>
+          <w:sz w:val="22"/>
+          <w:szCs w:val="22"/>
+        </w:rPr>
+        <w:t xml:space="preserve"> </w:t>
+      </w:r>
+      <w:proofErr w:type="gramStart"/>
+      <w:r>
+        <w:rPr>
+          <w:rFonts w:ascii="Optima" w:eastAsia="Microsoft GothicNeo" w:hAnsi="Optima" w:cs="CMU Sans Serif Medium"/>
+          <w:sz w:val="22"/>
+          <w:szCs w:val="22"/>
+        </w:rPr>
+        <w:t>equation</w:t>
+      </w:r>
+      <w:proofErr w:type="gramEnd"/>
+      <w:r>
+        <w:rPr>
+          <w:rFonts w:ascii="Optima" w:eastAsia="Microsoft GothicNeo" w:hAnsi="Optima" w:cs="CMU Sans Serif Medium"/>
+          <w:sz w:val="22"/>
+          <w:szCs w:val="22"/>
+        </w:rPr>
+        <w:t xml:space="preserve"> </w:t>
       </w:r>
     </w:p>
     <w:p>
@@ -7185,8 +7871,36 @@
           <w:sz w:val="22"/>
           <w:szCs w:val="22"/>
         </w:rPr>
-        <w:t>, Modeling aggregation and fragmentation phenomena using the Smoluchowski equation</w:t>
-      </w:r>
+        <w:t xml:space="preserve">, Modeling aggregation and fragmentation phenomena using the </w:t>
+      </w:r>
+      <w:proofErr w:type="spellStart"/>
+      <w:r>
+        <w:rPr>
+          <w:rFonts w:ascii="Optima" w:eastAsia="Microsoft GothicNeo" w:hAnsi="Optima" w:cs="CMU Sans Serif Medium"/>
+          <w:sz w:val="22"/>
+          <w:szCs w:val="22"/>
+        </w:rPr>
+        <w:t>Smoluchowski</w:t>
+      </w:r>
+      <w:proofErr w:type="spellEnd"/>
+      <w:r>
+        <w:rPr>
+          <w:rFonts w:ascii="Optima" w:eastAsia="Microsoft GothicNeo" w:hAnsi="Optima" w:cs="CMU Sans Serif Medium"/>
+          <w:sz w:val="22"/>
+          <w:szCs w:val="22"/>
+        </w:rPr>
+        <w:t xml:space="preserve"> </w:t>
+      </w:r>
+      <w:proofErr w:type="gramStart"/>
+      <w:r>
+        <w:rPr>
+          <w:rFonts w:ascii="Optima" w:eastAsia="Microsoft GothicNeo" w:hAnsi="Optima" w:cs="CMU Sans Serif Medium"/>
+          <w:sz w:val="22"/>
+          <w:szCs w:val="22"/>
+        </w:rPr>
+        <w:t>equation</w:t>
+      </w:r>
+      <w:proofErr w:type="gramEnd"/>
     </w:p>
     <w:p>
       <w:pPr>
@@ -7215,7 +7929,24 @@
           <w:szCs w:val="22"/>
         </w:rPr>
         <w:tab/>
-        <w:t>Bosefest 2013, Kolkata, Indi</w:t>
+      </w:r>
+      <w:proofErr w:type="spellStart"/>
+      <w:r>
+        <w:rPr>
+          <w:rFonts w:ascii="Optima" w:eastAsia="Microsoft GothicNeo" w:hAnsi="Optima" w:cs="CMU Sans Serif Medium"/>
+          <w:sz w:val="22"/>
+          <w:szCs w:val="22"/>
+        </w:rPr>
+        <w:t>Bosefest</w:t>
+      </w:r>
+      <w:proofErr w:type="spellEnd"/>
+      <w:r>
+        <w:rPr>
+          <w:rFonts w:ascii="Optima" w:eastAsia="Microsoft GothicNeo" w:hAnsi="Optima" w:cs="CMU Sans Serif Medium"/>
+          <w:sz w:val="22"/>
+          <w:szCs w:val="22"/>
+        </w:rPr>
+        <w:t xml:space="preserve"> 2013, Kolkata, Indi</w:t>
       </w:r>
       <w:r>
         <w:rPr>
@@ -7255,8 +7986,27 @@
           <w:sz w:val="22"/>
           <w:szCs w:val="22"/>
         </w:rPr>
-        <w:t xml:space="preserve">uperconductors with a Lifshitz </w:t>
-      </w:r>
+        <w:t xml:space="preserve">uperconductors with a </w:t>
+      </w:r>
+      <w:proofErr w:type="spellStart"/>
+      <w:r>
+        <w:rPr>
+          <w:rFonts w:ascii="Optima" w:eastAsia="Microsoft GothicNeo" w:hAnsi="Optima" w:cs="CMU Sans Serif Medium"/>
+          <w:sz w:val="22"/>
+          <w:szCs w:val="22"/>
+        </w:rPr>
+        <w:t>Lifshitz</w:t>
+      </w:r>
+      <w:proofErr w:type="spellEnd"/>
+      <w:r>
+        <w:rPr>
+          <w:rFonts w:ascii="Optima" w:eastAsia="Microsoft GothicNeo" w:hAnsi="Optima" w:cs="CMU Sans Serif Medium"/>
+          <w:sz w:val="22"/>
+          <w:szCs w:val="22"/>
+        </w:rPr>
+        <w:t xml:space="preserve"> </w:t>
+      </w:r>
+      <w:proofErr w:type="spellStart"/>
       <w:r>
         <w:rPr>
           <w:rFonts w:ascii="Optima" w:eastAsia="Microsoft GothicNeo" w:hAnsi="Optima" w:cs="CMU Sans Serif Medium"/>
@@ -7271,8 +8021,63 @@
           <w:sz w:val="22"/>
           <w:szCs w:val="22"/>
         </w:rPr>
-        <w:t>ricritical point and a spatially-modulated Fulde–Ferrell–Larkin–Ovchinnikov-type order parameter</w:t>
-      </w:r>
+        <w:t>ricritical</w:t>
+      </w:r>
+      <w:proofErr w:type="spellEnd"/>
+      <w:r>
+        <w:rPr>
+          <w:rFonts w:ascii="Optima" w:eastAsia="Microsoft GothicNeo" w:hAnsi="Optima" w:cs="CMU Sans Serif Medium"/>
+          <w:sz w:val="22"/>
+          <w:szCs w:val="22"/>
+        </w:rPr>
+        <w:t xml:space="preserve"> point and a spatially-modulated </w:t>
+      </w:r>
+      <w:proofErr w:type="spellStart"/>
+      <w:r>
+        <w:rPr>
+          <w:rFonts w:ascii="Optima" w:eastAsia="Microsoft GothicNeo" w:hAnsi="Optima" w:cs="CMU Sans Serif Medium"/>
+          <w:sz w:val="22"/>
+          <w:szCs w:val="22"/>
+        </w:rPr>
+        <w:t>Fulde</w:t>
+      </w:r>
+      <w:proofErr w:type="spellEnd"/>
+      <w:r>
+        <w:rPr>
+          <w:rFonts w:ascii="Optima" w:eastAsia="Microsoft GothicNeo" w:hAnsi="Optima" w:cs="CMU Sans Serif Medium"/>
+          <w:sz w:val="22"/>
+          <w:szCs w:val="22"/>
+        </w:rPr>
+        <w:t>–Ferrell–Larkin–</w:t>
+      </w:r>
+      <w:proofErr w:type="spellStart"/>
+      <w:r>
+        <w:rPr>
+          <w:rFonts w:ascii="Optima" w:eastAsia="Microsoft GothicNeo" w:hAnsi="Optima" w:cs="CMU Sans Serif Medium"/>
+          <w:sz w:val="22"/>
+          <w:szCs w:val="22"/>
+        </w:rPr>
+        <w:t>Ovchinnikov</w:t>
+      </w:r>
+      <w:proofErr w:type="spellEnd"/>
+      <w:r>
+        <w:rPr>
+          <w:rFonts w:ascii="Optima" w:eastAsia="Microsoft GothicNeo" w:hAnsi="Optima" w:cs="CMU Sans Serif Medium"/>
+          <w:sz w:val="22"/>
+          <w:szCs w:val="22"/>
+        </w:rPr>
+        <w:t xml:space="preserve">-type order </w:t>
+      </w:r>
+      <w:proofErr w:type="gramStart"/>
+      <w:r>
+        <w:rPr>
+          <w:rFonts w:ascii="Optima" w:eastAsia="Microsoft GothicNeo" w:hAnsi="Optima" w:cs="CMU Sans Serif Medium"/>
+          <w:sz w:val="22"/>
+          <w:szCs w:val="22"/>
+        </w:rPr>
+        <w:t>parameter</w:t>
+      </w:r>
+      <w:proofErr w:type="gramEnd"/>
     </w:p>
     <w:p>
       <w:pPr>
@@ -7301,7 +8106,24 @@
           <w:szCs w:val="22"/>
         </w:rPr>
         <w:tab/>
-        <w:t>Bosefest 2012, Kolkata, India, Ginzburg–Landau Theory Near the Multicritical Point of Exotic Superconductors</w:t>
+      </w:r>
+      <w:proofErr w:type="spellStart"/>
+      <w:r>
+        <w:rPr>
+          <w:rFonts w:ascii="Optima" w:eastAsia="Microsoft GothicNeo" w:hAnsi="Optima" w:cs="CMU Sans Serif Medium"/>
+          <w:sz w:val="22"/>
+          <w:szCs w:val="22"/>
+        </w:rPr>
+        <w:t>Bosefest</w:t>
+      </w:r>
+      <w:proofErr w:type="spellEnd"/>
+      <w:r>
+        <w:rPr>
+          <w:rFonts w:ascii="Optima" w:eastAsia="Microsoft GothicNeo" w:hAnsi="Optima" w:cs="CMU Sans Serif Medium"/>
+          <w:sz w:val="22"/>
+          <w:szCs w:val="22"/>
+        </w:rPr>
+        <w:t xml:space="preserve"> 2012, Kolkata, India, Ginzburg–Landau Theory Near the Multicritical Point of Exotic Superconductors</w:t>
       </w:r>
     </w:p>
     <w:p>
@@ -7520,6 +8342,14 @@
           <w:szCs w:val="22"/>
         </w:rPr>
         <w:tab/>
+      </w:r>
+      <w:proofErr w:type="spellStart"/>
+      <w:r>
+        <w:rPr>
+          <w:rFonts w:ascii="Optima" w:eastAsia="Microsoft GothicNeo" w:hAnsi="Optima" w:cs="CMU Sans Serif Medium"/>
+          <w:sz w:val="22"/>
+          <w:szCs w:val="22"/>
+        </w:rPr>
         <w:t>Bi</w:t>
       </w:r>
       <w:r>
@@ -7536,7 +8366,34 @@
           <w:sz w:val="22"/>
           <w:szCs w:val="22"/>
         </w:rPr>
-        <w:t>ax Workshop 2018, Irsee, Germany</w:t>
+        <w:t>ax</w:t>
+      </w:r>
+      <w:proofErr w:type="spellEnd"/>
+      <w:r>
+        <w:rPr>
+          <w:rFonts w:ascii="Optima" w:eastAsia="Microsoft GothicNeo" w:hAnsi="Optima" w:cs="CMU Sans Serif Medium"/>
+          <w:sz w:val="22"/>
+          <w:szCs w:val="22"/>
+        </w:rPr>
+        <w:t xml:space="preserve"> Workshop 2018, </w:t>
+      </w:r>
+      <w:proofErr w:type="spellStart"/>
+      <w:r>
+        <w:rPr>
+          <w:rFonts w:ascii="Optima" w:eastAsia="Microsoft GothicNeo" w:hAnsi="Optima" w:cs="CMU Sans Serif Medium"/>
+          <w:sz w:val="22"/>
+          <w:szCs w:val="22"/>
+        </w:rPr>
+        <w:t>Irsee</w:t>
+      </w:r>
+      <w:proofErr w:type="spellEnd"/>
+      <w:r>
+        <w:rPr>
+          <w:rFonts w:ascii="Optima" w:eastAsia="Microsoft GothicNeo" w:hAnsi="Optima" w:cs="CMU Sans Serif Medium"/>
+          <w:sz w:val="22"/>
+          <w:szCs w:val="22"/>
+        </w:rPr>
+        <w:t>, Germany</w:t>
       </w:r>
       <w:r>
         <w:rPr>
@@ -7574,8 +8431,36 @@
           <w:szCs w:val="22"/>
         </w:rPr>
         <w:tab/>
-        <w:t>Indian Statistical Physics Community Meeting 2016, Bangalore, India, Modeling aggregation and fragmentation using the Smoluchowski equation</w:t>
-      </w:r>
+        <w:t xml:space="preserve">Indian Statistical Physics Community Meeting 2016, Bangalore, India, Modeling aggregation and fragmentation using the </w:t>
+      </w:r>
+      <w:proofErr w:type="spellStart"/>
+      <w:r>
+        <w:rPr>
+          <w:rFonts w:ascii="Optima" w:eastAsia="Microsoft GothicNeo" w:hAnsi="Optima" w:cs="CMU Sans Serif Medium"/>
+          <w:sz w:val="22"/>
+          <w:szCs w:val="22"/>
+        </w:rPr>
+        <w:t>Smoluchowski</w:t>
+      </w:r>
+      <w:proofErr w:type="spellEnd"/>
+      <w:r>
+        <w:rPr>
+          <w:rFonts w:ascii="Optima" w:eastAsia="Microsoft GothicNeo" w:hAnsi="Optima" w:cs="CMU Sans Serif Medium"/>
+          <w:sz w:val="22"/>
+          <w:szCs w:val="22"/>
+        </w:rPr>
+        <w:t xml:space="preserve"> </w:t>
+      </w:r>
+      <w:proofErr w:type="gramStart"/>
+      <w:r>
+        <w:rPr>
+          <w:rFonts w:ascii="Optima" w:eastAsia="Microsoft GothicNeo" w:hAnsi="Optima" w:cs="CMU Sans Serif Medium"/>
+          <w:sz w:val="22"/>
+          <w:szCs w:val="22"/>
+        </w:rPr>
+        <w:t>equation</w:t>
+      </w:r>
+      <w:proofErr w:type="gramEnd"/>
     </w:p>
     <w:p>
       <w:pPr>
@@ -7636,8 +8521,36 @@
           <w:sz w:val="22"/>
           <w:szCs w:val="22"/>
         </w:rPr>
-        <w:t>Modeling aggregation and fragmentation phenomena using the Smoluchowski equation</w:t>
-      </w:r>
+        <w:t xml:space="preserve">Modeling aggregation and fragmentation phenomena using the </w:t>
+      </w:r>
+      <w:proofErr w:type="spellStart"/>
+      <w:r>
+        <w:rPr>
+          <w:rFonts w:ascii="Optima" w:eastAsia="Microsoft GothicNeo" w:hAnsi="Optima" w:cs="CMU Sans Serif Medium"/>
+          <w:sz w:val="22"/>
+          <w:szCs w:val="22"/>
+        </w:rPr>
+        <w:t>Smoluchowski</w:t>
+      </w:r>
+      <w:proofErr w:type="spellEnd"/>
+      <w:r>
+        <w:rPr>
+          <w:rFonts w:ascii="Optima" w:eastAsia="Microsoft GothicNeo" w:hAnsi="Optima" w:cs="CMU Sans Serif Medium"/>
+          <w:sz w:val="22"/>
+          <w:szCs w:val="22"/>
+        </w:rPr>
+        <w:t xml:space="preserve"> </w:t>
+      </w:r>
+      <w:proofErr w:type="gramStart"/>
+      <w:r>
+        <w:rPr>
+          <w:rFonts w:ascii="Optima" w:eastAsia="Microsoft GothicNeo" w:hAnsi="Optima" w:cs="CMU Sans Serif Medium"/>
+          <w:sz w:val="22"/>
+          <w:szCs w:val="22"/>
+        </w:rPr>
+        <w:t>equation</w:t>
+      </w:r>
+      <w:proofErr w:type="gramEnd"/>
     </w:p>
     <w:p>
       <w:pPr>
@@ -7695,7 +8608,6 @@
           <w:sz w:val="22"/>
           <w:szCs w:val="22"/>
         </w:rPr>
-        <w:lastRenderedPageBreak/>
         <w:t>2013</w:t>
       </w:r>
       <w:r>
@@ -7713,8 +8625,54 @@
           <w:sz w:val="22"/>
           <w:szCs w:val="22"/>
         </w:rPr>
-        <w:t>, Lifshitz tricritical point and its relation to the FFLO superconducting state</w:t>
-      </w:r>
+        <w:t xml:space="preserve">, </w:t>
+      </w:r>
+      <w:proofErr w:type="spellStart"/>
+      <w:r>
+        <w:rPr>
+          <w:rFonts w:ascii="Optima" w:eastAsia="Microsoft GothicNeo" w:hAnsi="Optima" w:cs="CMU Sans Serif Medium"/>
+          <w:sz w:val="22"/>
+          <w:szCs w:val="22"/>
+        </w:rPr>
+        <w:t>Lifshitz</w:t>
+      </w:r>
+      <w:proofErr w:type="spellEnd"/>
+      <w:r>
+        <w:rPr>
+          <w:rFonts w:ascii="Optima" w:eastAsia="Microsoft GothicNeo" w:hAnsi="Optima" w:cs="CMU Sans Serif Medium"/>
+          <w:sz w:val="22"/>
+          <w:szCs w:val="22"/>
+        </w:rPr>
+        <w:t xml:space="preserve"> </w:t>
+      </w:r>
+      <w:proofErr w:type="spellStart"/>
+      <w:r>
+        <w:rPr>
+          <w:rFonts w:ascii="Optima" w:eastAsia="Microsoft GothicNeo" w:hAnsi="Optima" w:cs="CMU Sans Serif Medium"/>
+          <w:sz w:val="22"/>
+          <w:szCs w:val="22"/>
+        </w:rPr>
+        <w:t>tricritical</w:t>
+      </w:r>
+      <w:proofErr w:type="spellEnd"/>
+      <w:r>
+        <w:rPr>
+          <w:rFonts w:ascii="Optima" w:eastAsia="Microsoft GothicNeo" w:hAnsi="Optima" w:cs="CMU Sans Serif Medium"/>
+          <w:sz w:val="22"/>
+          <w:szCs w:val="22"/>
+        </w:rPr>
+        <w:t xml:space="preserve"> point and its relation to the FFLO superconducting </w:t>
+      </w:r>
+      <w:proofErr w:type="gramStart"/>
+      <w:r>
+        <w:rPr>
+          <w:rFonts w:ascii="Optima" w:eastAsia="Microsoft GothicNeo" w:hAnsi="Optima" w:cs="CMU Sans Serif Medium"/>
+          <w:sz w:val="22"/>
+          <w:szCs w:val="22"/>
+        </w:rPr>
+        <w:t>state</w:t>
+      </w:r>
+      <w:proofErr w:type="gramEnd"/>
     </w:p>
     <w:p>
       <w:pPr>
@@ -7734,6 +8692,7 @@
           <w:sz w:val="22"/>
           <w:szCs w:val="22"/>
         </w:rPr>
+        <w:lastRenderedPageBreak/>
         <w:t>2012</w:t>
       </w:r>
       <w:r>
@@ -7782,7 +8741,43 @@
           <w:sz w:val="22"/>
           <w:szCs w:val="22"/>
         </w:rPr>
-        <w:t>, Dynamical Structure Factor of Fulde–Ferrell–Larkin–Ovchinnikov Superconductors</w:t>
+        <w:t xml:space="preserve">, Dynamical Structure Factor of </w:t>
+      </w:r>
+      <w:proofErr w:type="spellStart"/>
+      <w:r>
+        <w:rPr>
+          <w:rFonts w:ascii="Optima" w:eastAsia="Microsoft GothicNeo" w:hAnsi="Optima" w:cs="CMU Sans Serif Medium"/>
+          <w:sz w:val="22"/>
+          <w:szCs w:val="22"/>
+        </w:rPr>
+        <w:t>Fulde</w:t>
+      </w:r>
+      <w:proofErr w:type="spellEnd"/>
+      <w:r>
+        <w:rPr>
+          <w:rFonts w:ascii="Optima" w:eastAsia="Microsoft GothicNeo" w:hAnsi="Optima" w:cs="CMU Sans Serif Medium"/>
+          <w:sz w:val="22"/>
+          <w:szCs w:val="22"/>
+        </w:rPr>
+        <w:t>–Ferrell–Larkin–</w:t>
+      </w:r>
+      <w:proofErr w:type="spellStart"/>
+      <w:r>
+        <w:rPr>
+          <w:rFonts w:ascii="Optima" w:eastAsia="Microsoft GothicNeo" w:hAnsi="Optima" w:cs="CMU Sans Serif Medium"/>
+          <w:sz w:val="22"/>
+          <w:szCs w:val="22"/>
+        </w:rPr>
+        <w:t>Ovchinnikov</w:t>
+      </w:r>
+      <w:proofErr w:type="spellEnd"/>
+      <w:r>
+        <w:rPr>
+          <w:rFonts w:ascii="Optima" w:eastAsia="Microsoft GothicNeo" w:hAnsi="Optima" w:cs="CMU Sans Serif Medium"/>
+          <w:sz w:val="22"/>
+          <w:szCs w:val="22"/>
+        </w:rPr>
+        <w:t xml:space="preserve"> Superconductors</w:t>
       </w:r>
     </w:p>
     <w:p>
@@ -7866,7 +8861,24 @@
           <w:szCs w:val="22"/>
         </w:rPr>
         <w:tab/>
-        <w:t>Bosefest 201</w:t>
+      </w:r>
+      <w:proofErr w:type="spellStart"/>
+      <w:r>
+        <w:rPr>
+          <w:rFonts w:ascii="Optima" w:eastAsia="Microsoft GothicNeo" w:hAnsi="Optima" w:cs="CMU Sans Serif Medium"/>
+          <w:sz w:val="22"/>
+          <w:szCs w:val="22"/>
+        </w:rPr>
+        <w:t>Bosefest</w:t>
+      </w:r>
+      <w:proofErr w:type="spellEnd"/>
+      <w:r>
+        <w:rPr>
+          <w:rFonts w:ascii="Optima" w:eastAsia="Microsoft GothicNeo" w:hAnsi="Optima" w:cs="CMU Sans Serif Medium"/>
+          <w:sz w:val="22"/>
+          <w:szCs w:val="22"/>
+        </w:rPr>
+        <w:t xml:space="preserve"> 201</w:t>
       </w:r>
       <w:r>
         <w:rPr>
@@ -7890,7 +8902,25 @@
           <w:sz w:val="22"/>
           <w:szCs w:val="22"/>
         </w:rPr>
-        <w:t>, Phenomenological Theory of Sarma Phase</w:t>
+        <w:t xml:space="preserve">, Phenomenological Theory of </w:t>
+      </w:r>
+      <w:proofErr w:type="spellStart"/>
+      <w:r>
+        <w:rPr>
+          <w:rFonts w:ascii="Optima" w:eastAsia="Microsoft GothicNeo" w:hAnsi="Optima" w:cs="CMU Sans Serif Medium"/>
+          <w:sz w:val="22"/>
+          <w:szCs w:val="22"/>
+        </w:rPr>
+        <w:t>Sarma</w:t>
+      </w:r>
+      <w:proofErr w:type="spellEnd"/>
+      <w:r>
+        <w:rPr>
+          <w:rFonts w:ascii="Optima" w:eastAsia="Microsoft GothicNeo" w:hAnsi="Optima" w:cs="CMU Sans Serif Medium"/>
+          <w:sz w:val="22"/>
+          <w:szCs w:val="22"/>
+        </w:rPr>
+        <w:t xml:space="preserve"> Phase</w:t>
       </w:r>
     </w:p>
     <w:p>
@@ -8013,7 +9043,25 @@
           <w:sz w:val="22"/>
           <w:szCs w:val="22"/>
         </w:rPr>
-        <w:t xml:space="preserve"> Garching,</w:t>
+        <w:t xml:space="preserve"> </w:t>
+      </w:r>
+      <w:proofErr w:type="spellStart"/>
+      <w:r>
+        <w:rPr>
+          <w:rFonts w:ascii="Optima" w:eastAsia="Microsoft GothicNeo" w:hAnsi="Optima" w:cs="CMU Sans Serif Medium"/>
+          <w:sz w:val="22"/>
+          <w:szCs w:val="22"/>
+        </w:rPr>
+        <w:t>Garching</w:t>
+      </w:r>
+      <w:proofErr w:type="spellEnd"/>
+      <w:r>
+        <w:rPr>
+          <w:rFonts w:ascii="Optima" w:eastAsia="Microsoft GothicNeo" w:hAnsi="Optima" w:cs="CMU Sans Serif Medium"/>
+          <w:sz w:val="22"/>
+          <w:szCs w:val="22"/>
+        </w:rPr>
+        <w:t>,</w:t>
       </w:r>
       <w:r>
         <w:rPr>
@@ -8051,7 +9099,24 @@
           <w:szCs w:val="22"/>
         </w:rPr>
         <w:tab/>
-        <w:t xml:space="preserve">BiGmax Summer School 2021, </w:t>
+      </w:r>
+      <w:proofErr w:type="spellStart"/>
+      <w:r>
+        <w:rPr>
+          <w:rFonts w:ascii="Optima" w:eastAsia="Microsoft GothicNeo" w:hAnsi="Optima" w:cs="CMU Sans Serif Medium"/>
+          <w:sz w:val="22"/>
+          <w:szCs w:val="22"/>
+        </w:rPr>
+        <w:t>BiGmax</w:t>
+      </w:r>
+      <w:proofErr w:type="spellEnd"/>
+      <w:r>
+        <w:rPr>
+          <w:rFonts w:ascii="Optima" w:eastAsia="Microsoft GothicNeo" w:hAnsi="Optima" w:cs="CMU Sans Serif Medium"/>
+          <w:sz w:val="22"/>
+          <w:szCs w:val="22"/>
+        </w:rPr>
+        <w:t xml:space="preserve"> Summer School 2021, </w:t>
       </w:r>
       <w:r>
         <w:rPr>
@@ -8267,7 +9332,24 @@
           <w:szCs w:val="22"/>
         </w:rPr>
         <w:tab/>
-        <w:t>BiGmax Virtual Machine Learning Workshop</w:t>
+      </w:r>
+      <w:proofErr w:type="spellStart"/>
+      <w:r>
+        <w:rPr>
+          <w:rFonts w:ascii="Optima" w:eastAsia="Microsoft GothicNeo" w:hAnsi="Optima" w:cs="CMU Sans Serif Medium"/>
+          <w:sz w:val="22"/>
+          <w:szCs w:val="22"/>
+        </w:rPr>
+        <w:t>BiGmax</w:t>
+      </w:r>
+      <w:proofErr w:type="spellEnd"/>
+      <w:r>
+        <w:rPr>
+          <w:rFonts w:ascii="Optima" w:eastAsia="Microsoft GothicNeo" w:hAnsi="Optima" w:cs="CMU Sans Serif Medium"/>
+          <w:sz w:val="22"/>
+          <w:szCs w:val="22"/>
+        </w:rPr>
+        <w:t xml:space="preserve"> Virtual Machine Learning Workshop</w:t>
       </w:r>
       <w:r>
         <w:rPr>
@@ -8367,7 +9449,25 @@
           <w:szCs w:val="22"/>
         </w:rPr>
         <w:tab/>
-        <w:t>Machine Learning in Scientific Computing, Nierstein, Germany</w:t>
+        <w:t xml:space="preserve">Machine Learning in Scientific Computing, </w:t>
+      </w:r>
+      <w:proofErr w:type="spellStart"/>
+      <w:r>
+        <w:rPr>
+          <w:rFonts w:ascii="Optima" w:eastAsia="Microsoft GothicNeo" w:hAnsi="Optima" w:cs="CMU Sans Serif Medium"/>
+          <w:sz w:val="22"/>
+          <w:szCs w:val="22"/>
+        </w:rPr>
+        <w:t>Nierstein</w:t>
+      </w:r>
+      <w:proofErr w:type="spellEnd"/>
+      <w:r>
+        <w:rPr>
+          <w:rFonts w:ascii="Optima" w:eastAsia="Microsoft GothicNeo" w:hAnsi="Optima" w:cs="CMU Sans Serif Medium"/>
+          <w:sz w:val="22"/>
+          <w:szCs w:val="22"/>
+        </w:rPr>
+        <w:t>, Germany</w:t>
       </w:r>
     </w:p>
     <w:p>
@@ -8443,7 +9543,24 @@
           <w:szCs w:val="22"/>
         </w:rPr>
         <w:tab/>
-        <w:t>Fracmeet 2016, Chennai, India</w:t>
+      </w:r>
+      <w:proofErr w:type="spellStart"/>
+      <w:r>
+        <w:rPr>
+          <w:rFonts w:ascii="Optima" w:eastAsia="Microsoft GothicNeo" w:hAnsi="Optima" w:cs="CMU Sans Serif Medium"/>
+          <w:sz w:val="22"/>
+          <w:szCs w:val="22"/>
+        </w:rPr>
+        <w:t>Fracmeet</w:t>
+      </w:r>
+      <w:proofErr w:type="spellEnd"/>
+      <w:r>
+        <w:rPr>
+          <w:rFonts w:ascii="Optima" w:eastAsia="Microsoft GothicNeo" w:hAnsi="Optima" w:cs="CMU Sans Serif Medium"/>
+          <w:sz w:val="22"/>
+          <w:szCs w:val="22"/>
+        </w:rPr>
+        <w:t xml:space="preserve"> 2016, Chennai, India</w:t>
       </w:r>
     </w:p>
     <w:p>
@@ -8473,7 +9590,24 @@
           <w:szCs w:val="22"/>
         </w:rPr>
         <w:tab/>
-        <w:t>Fracmeet 2015, Chennai, India</w:t>
+      </w:r>
+      <w:proofErr w:type="spellStart"/>
+      <w:r>
+        <w:rPr>
+          <w:rFonts w:ascii="Optima" w:eastAsia="Microsoft GothicNeo" w:hAnsi="Optima" w:cs="CMU Sans Serif Medium"/>
+          <w:sz w:val="22"/>
+          <w:szCs w:val="22"/>
+        </w:rPr>
+        <w:t>Fracmeet</w:t>
+      </w:r>
+      <w:proofErr w:type="spellEnd"/>
+      <w:r>
+        <w:rPr>
+          <w:rFonts w:ascii="Optima" w:eastAsia="Microsoft GothicNeo" w:hAnsi="Optima" w:cs="CMU Sans Serif Medium"/>
+          <w:sz w:val="22"/>
+          <w:szCs w:val="22"/>
+        </w:rPr>
+        <w:t xml:space="preserve"> 2015, Chennai, India</w:t>
       </w:r>
     </w:p>
     <w:p>

--- a/cv-arghya.docx
+++ b/cv-arghya.docx
@@ -24,7 +24,6 @@
         </w:rPr>
         <w:t xml:space="preserve">Dr. </w:t>
       </w:r>
-      <w:proofErr w:type="spellStart"/>
       <w:r>
         <w:rPr>
           <w:rFonts w:ascii="Optima" w:eastAsia="Microsoft GothicNeo" w:hAnsi="Optima" w:cs="CMU Sans Serif Medium"/>
@@ -34,19 +33,7 @@
           <w:sz w:val="32"/>
           <w:szCs w:val="32"/>
         </w:rPr>
-        <w:t>Arghya</w:t>
-      </w:r>
-      <w:proofErr w:type="spellEnd"/>
-      <w:r>
-        <w:rPr>
-          <w:rFonts w:ascii="Optima" w:eastAsia="Microsoft GothicNeo" w:hAnsi="Optima" w:cs="CMU Sans Serif Medium"/>
-          <w:b/>
-          <w:bCs/>
-          <w:color w:val="2F5496" w:themeColor="accent1" w:themeShade="BF"/>
-          <w:sz w:val="32"/>
-          <w:szCs w:val="32"/>
-        </w:rPr>
-        <w:t xml:space="preserve"> Dutta</w:t>
+        <w:t>Arghya Dutta</w:t>
       </w:r>
     </w:p>
     <w:p>
@@ -620,25 +607,7 @@
           <w:sz w:val="22"/>
           <w:szCs w:val="22"/>
         </w:rPr>
-        <w:t xml:space="preserve">Ramakrishna Mission </w:t>
-      </w:r>
-      <w:proofErr w:type="spellStart"/>
-      <w:r>
-        <w:rPr>
-          <w:rFonts w:ascii="Optima" w:eastAsia="Microsoft GothicNeo" w:hAnsi="Optima" w:cs="CMU Sans Serif Medium"/>
-          <w:sz w:val="22"/>
-          <w:szCs w:val="22"/>
-        </w:rPr>
-        <w:t>Vidyamandira</w:t>
-      </w:r>
-      <w:proofErr w:type="spellEnd"/>
-      <w:r>
-        <w:rPr>
-          <w:rFonts w:ascii="Optima" w:eastAsia="Microsoft GothicNeo" w:hAnsi="Optima" w:cs="CMU Sans Serif Medium"/>
-          <w:sz w:val="22"/>
-          <w:szCs w:val="22"/>
-        </w:rPr>
-        <w:t xml:space="preserve">, </w:t>
+        <w:t xml:space="preserve">Ramakrishna Mission Vidyamandira, </w:t>
       </w:r>
       <w:r>
         <w:rPr>
@@ -956,18 +925,8 @@
           <w:sz w:val="22"/>
           <w:szCs w:val="22"/>
         </w:rPr>
-        <w:t xml:space="preserve"> Charles </w:t>
-      </w:r>
-      <w:proofErr w:type="spellStart"/>
-      <w:r>
-        <w:rPr>
-          <w:rFonts w:ascii="Optima" w:eastAsia="Microsoft GothicNeo" w:hAnsi="Optima" w:cs="CMU Sans Serif Medium"/>
-          <w:sz w:val="22"/>
-          <w:szCs w:val="22"/>
-        </w:rPr>
-        <w:t>Sadron</w:t>
-      </w:r>
-      <w:proofErr w:type="spellEnd"/>
+        <w:t xml:space="preserve"> Charles Sadron</w:t>
+      </w:r>
       <w:r>
         <w:rPr>
           <w:rFonts w:ascii="Optima" w:eastAsia="Microsoft GothicNeo" w:hAnsi="Optima" w:cs="CMU Sans Serif Medium"/>
@@ -1296,20 +1255,8 @@
           <w:sz w:val="22"/>
           <w:szCs w:val="22"/>
         </w:rPr>
-        <w:t xml:space="preserve">n </w:t>
-      </w:r>
-      <w:proofErr w:type="spellStart"/>
-      <w:proofErr w:type="gramStart"/>
-      <w:r>
-        <w:rPr>
-          <w:rFonts w:ascii="Optima" w:eastAsia="Microsoft GothicNeo" w:hAnsi="Optima" w:cs="CMU Sans Serif Medium"/>
-          <w:sz w:val="22"/>
-          <w:szCs w:val="22"/>
-        </w:rPr>
-        <w:t>asterix</w:t>
-      </w:r>
-      <w:proofErr w:type="spellEnd"/>
-      <w:proofErr w:type="gramEnd"/>
+        <w:t>n asterix</w:t>
+      </w:r>
     </w:p>
     <w:p>
       <w:pPr>
@@ -1348,25 +1295,7 @@
           <w:sz w:val="22"/>
           <w:szCs w:val="22"/>
         </w:rPr>
-        <w:t xml:space="preserve">K. </w:t>
-      </w:r>
-      <w:proofErr w:type="spellStart"/>
-      <w:r>
-        <w:rPr>
-          <w:rFonts w:ascii="Optima" w:eastAsia="Microsoft GothicNeo" w:hAnsi="Optima" w:cs="CMU Sans Serif Medium"/>
-          <w:sz w:val="22"/>
-          <w:szCs w:val="22"/>
-        </w:rPr>
-        <w:t>Kaygisiz</w:t>
-      </w:r>
-      <w:proofErr w:type="spellEnd"/>
-      <w:r>
-        <w:rPr>
-          <w:rFonts w:ascii="Optima" w:eastAsia="Microsoft GothicNeo" w:hAnsi="Optima" w:cs="CMU Sans Serif Medium"/>
-          <w:sz w:val="22"/>
-          <w:szCs w:val="22"/>
-        </w:rPr>
-        <w:t xml:space="preserve">, L. Rauch-Wirth, </w:t>
+        <w:t xml:space="preserve">K. Kaygisiz, L. Rauch-Wirth, </w:t>
       </w:r>
       <w:r>
         <w:rPr>
@@ -1384,61 +1313,7 @@
           <w:sz w:val="22"/>
           <w:szCs w:val="22"/>
         </w:rPr>
-        <w:t xml:space="preserve">, X. Yu, Y. Nagata, T. </w:t>
-      </w:r>
-      <w:proofErr w:type="spellStart"/>
-      <w:r>
-        <w:rPr>
-          <w:rFonts w:ascii="Optima" w:eastAsia="Microsoft GothicNeo" w:hAnsi="Optima" w:cs="CMU Sans Serif Medium"/>
-          <w:sz w:val="22"/>
-          <w:szCs w:val="22"/>
-        </w:rPr>
-        <w:t>Bereau</w:t>
-      </w:r>
-      <w:proofErr w:type="spellEnd"/>
-      <w:r>
-        <w:rPr>
-          <w:rFonts w:ascii="Optima" w:eastAsia="Microsoft GothicNeo" w:hAnsi="Optima" w:cs="CMU Sans Serif Medium"/>
-          <w:sz w:val="22"/>
-          <w:szCs w:val="22"/>
-        </w:rPr>
-        <w:t xml:space="preserve">, J. </w:t>
-      </w:r>
-      <w:proofErr w:type="spellStart"/>
-      <w:r>
-        <w:rPr>
-          <w:rFonts w:ascii="Optima" w:eastAsia="Microsoft GothicNeo" w:hAnsi="Optima" w:cs="CMU Sans Serif Medium"/>
-          <w:sz w:val="22"/>
-          <w:szCs w:val="22"/>
-        </w:rPr>
-        <w:t>Münch</w:t>
-      </w:r>
-      <w:proofErr w:type="spellEnd"/>
-      <w:r>
-        <w:rPr>
-          <w:rFonts w:ascii="Optima" w:eastAsia="Microsoft GothicNeo" w:hAnsi="Optima" w:cs="CMU Sans Serif Medium"/>
-          <w:sz w:val="22"/>
-          <w:szCs w:val="22"/>
-        </w:rPr>
-        <w:t xml:space="preserve">, C. V. </w:t>
-      </w:r>
-      <w:proofErr w:type="spellStart"/>
-      <w:r>
-        <w:rPr>
-          <w:rFonts w:ascii="Optima" w:eastAsia="Microsoft GothicNeo" w:hAnsi="Optima" w:cs="CMU Sans Serif Medium"/>
-          <w:sz w:val="22"/>
-          <w:szCs w:val="22"/>
-        </w:rPr>
-        <w:t>Synatschke</w:t>
-      </w:r>
-      <w:proofErr w:type="spellEnd"/>
-      <w:r>
-        <w:rPr>
-          <w:rFonts w:ascii="Optima" w:eastAsia="Microsoft GothicNeo" w:hAnsi="Optima" w:cs="CMU Sans Serif Medium"/>
-          <w:sz w:val="22"/>
-          <w:szCs w:val="22"/>
-        </w:rPr>
-        <w:t>, T. Weil</w:t>
+        <w:t>, X. Yu, Y. Nagata, T. Bereau, J. Münch, C. V. Synatschke, T. Weil</w:t>
       </w:r>
       <w:r>
         <w:rPr>
@@ -1458,23 +1333,13 @@
         </w:rPr>
         <w:t xml:space="preserve"> </w:t>
       </w:r>
-      <w:proofErr w:type="gramStart"/>
-      <w:r>
-        <w:rPr>
-          <w:rFonts w:ascii="Optima" w:eastAsia="Microsoft GothicNeo" w:hAnsi="Optima" w:cs="CMU Sans Serif Medium"/>
-          <w:sz w:val="22"/>
-          <w:szCs w:val="22"/>
-        </w:rPr>
-        <w:t>Data-Mining</w:t>
-      </w:r>
-      <w:proofErr w:type="gramEnd"/>
-      <w:r>
-        <w:rPr>
-          <w:rFonts w:ascii="Optima" w:eastAsia="Microsoft GothicNeo" w:hAnsi="Optima" w:cs="CMU Sans Serif Medium"/>
-          <w:sz w:val="22"/>
-          <w:szCs w:val="22"/>
-        </w:rPr>
-        <w:t xml:space="preserve"> Unveils Structure–Property–Activity Correlation of Viral Infectivity Enhancing Self-Assembling Peptides</w:t>
+      <w:r>
+        <w:rPr>
+          <w:rFonts w:ascii="Optima" w:eastAsia="Microsoft GothicNeo" w:hAnsi="Optima" w:cs="CMU Sans Serif Medium"/>
+          <w:sz w:val="22"/>
+          <w:szCs w:val="22"/>
+        </w:rPr>
+        <w:t>Data-Mining Unveils Structure–Property–Activity Correlation of Viral Infectivity Enhancing Self-Assembling Peptides</w:t>
       </w:r>
       <w:r>
         <w:rPr>
@@ -1548,25 +1413,7 @@
           <w:sz w:val="22"/>
           <w:szCs w:val="22"/>
         </w:rPr>
-        <w:t xml:space="preserve">: </w:t>
-      </w:r>
-      <w:proofErr w:type="spellStart"/>
-      <w:r>
-        <w:rPr>
-          <w:rFonts w:ascii="Optima" w:eastAsia="Microsoft GothicNeo" w:hAnsi="Optima" w:cs="CMU Sans Serif Medium"/>
-          <w:sz w:val="22"/>
-          <w:szCs w:val="22"/>
-        </w:rPr>
-        <w:t>ChemRxiv</w:t>
-      </w:r>
-      <w:proofErr w:type="spellEnd"/>
-      <w:r>
-        <w:rPr>
-          <w:rFonts w:ascii="Optima" w:eastAsia="Microsoft GothicNeo" w:hAnsi="Optima" w:cs="CMU Sans Serif Medium"/>
-          <w:sz w:val="22"/>
-          <w:szCs w:val="22"/>
-        </w:rPr>
-        <w:t xml:space="preserve"> (2023) </w:t>
+        <w:t xml:space="preserve">: ChemRxiv (2023) </w:t>
       </w:r>
       <w:r>
         <w:rPr>
@@ -1605,7 +1452,6 @@
         </w:rPr>
         <w:t xml:space="preserve">K. </w:t>
       </w:r>
-      <w:proofErr w:type="spellStart"/>
       <w:r>
         <w:rPr>
           <w:rFonts w:ascii="Optima" w:eastAsia="Microsoft GothicNeo" w:hAnsi="Optima" w:cs="CMU Sans Serif Medium"/>
@@ -1613,17 +1459,18 @@
           <w:szCs w:val="22"/>
           <w:lang w:val="en-IN"/>
         </w:rPr>
-        <w:t>Kaygisiz</w:t>
-      </w:r>
-      <w:proofErr w:type="spellEnd"/>
-      <w:r>
-        <w:rPr>
-          <w:rFonts w:ascii="Optima" w:eastAsia="Microsoft GothicNeo" w:hAnsi="Optima" w:cs="CMU Sans Serif Medium"/>
+        <w:t xml:space="preserve">Kaygisiz, </w:t>
+      </w:r>
+      <w:r>
+        <w:rPr>
+          <w:rFonts w:ascii="Optima" w:eastAsia="Microsoft GothicNeo" w:hAnsi="Optima" w:cs="CMU Sans Serif Medium"/>
+          <w:b/>
+          <w:bCs/>
           <w:sz w:val="22"/>
           <w:szCs w:val="22"/>
           <w:lang w:val="en-IN"/>
         </w:rPr>
-        <w:t xml:space="preserve">, </w:t>
+        <w:t xml:space="preserve">A. </w:t>
       </w:r>
       <w:r>
         <w:rPr>
@@ -1634,18 +1481,16 @@
           <w:szCs w:val="22"/>
           <w:lang w:val="en-IN"/>
         </w:rPr>
-        <w:t xml:space="preserve">A. </w:t>
-      </w:r>
-      <w:r>
-        <w:rPr>
-          <w:rFonts w:ascii="Optima" w:eastAsia="Microsoft GothicNeo" w:hAnsi="Optima" w:cs="CMU Sans Serif Medium"/>
-          <w:b/>
-          <w:bCs/>
+        <w:t>Dutta</w:t>
+      </w:r>
+      <w:r>
+        <w:rPr>
+          <w:rFonts w:ascii="Optima" w:eastAsia="Microsoft GothicNeo" w:hAnsi="Optima" w:cs="CMU Sans Serif Medium"/>
           <w:sz w:val="22"/>
           <w:szCs w:val="22"/>
           <w:lang w:val="en-IN"/>
         </w:rPr>
-        <w:t>Dutta</w:t>
+        <w:t>,</w:t>
       </w:r>
       <w:r>
         <w:rPr>
@@ -1654,6 +1499,42 @@
           <w:szCs w:val="22"/>
           <w:lang w:val="en-IN"/>
         </w:rPr>
+        <w:t xml:space="preserve"> </w:t>
+      </w:r>
+      <w:r>
+        <w:rPr>
+          <w:rFonts w:ascii="Optima" w:eastAsia="Microsoft GothicNeo" w:hAnsi="Optima" w:cs="CMU Sans Serif Medium"/>
+          <w:sz w:val="22"/>
+          <w:szCs w:val="22"/>
+          <w:lang w:val="en-IN"/>
+        </w:rPr>
+        <w:t xml:space="preserve">L. </w:t>
+      </w:r>
+      <w:r>
+        <w:rPr>
+          <w:rFonts w:ascii="Optima" w:eastAsia="Microsoft GothicNeo" w:hAnsi="Optima" w:cs="CMU Sans Serif Medium"/>
+          <w:sz w:val="22"/>
+          <w:szCs w:val="22"/>
+          <w:lang w:val="en-IN"/>
+        </w:rPr>
+        <w:t>Rauch</w:t>
+      </w:r>
+      <w:r>
+        <w:rPr>
+          <w:rFonts w:ascii="Optima" w:eastAsia="Microsoft GothicNeo" w:hAnsi="Optima" w:cs="CMU Sans Serif Medium"/>
+          <w:sz w:val="22"/>
+          <w:szCs w:val="22"/>
+          <w:lang w:val="en-IN"/>
+        </w:rPr>
+        <w:t>-Wirth</w:t>
+      </w:r>
+      <w:r>
+        <w:rPr>
+          <w:rFonts w:ascii="Optima" w:eastAsia="Microsoft GothicNeo" w:hAnsi="Optima" w:cs="CMU Sans Serif Medium"/>
+          <w:sz w:val="22"/>
+          <w:szCs w:val="22"/>
+          <w:lang w:val="en-IN"/>
+        </w:rPr>
         <w:t>,</w:t>
       </w:r>
       <w:r>
@@ -1663,6 +1544,51 @@
           <w:szCs w:val="22"/>
           <w:lang w:val="en-IN"/>
         </w:rPr>
+        <w:t xml:space="preserve"> C. V.</w:t>
+      </w:r>
+      <w:r>
+        <w:rPr>
+          <w:rFonts w:ascii="Optima" w:eastAsia="Microsoft GothicNeo" w:hAnsi="Optima" w:cs="CMU Sans Serif Medium"/>
+          <w:sz w:val="22"/>
+          <w:szCs w:val="22"/>
+          <w:lang w:val="en-IN"/>
+        </w:rPr>
+        <w:t xml:space="preserve"> Synatschke, </w:t>
+      </w:r>
+      <w:r>
+        <w:rPr>
+          <w:rFonts w:ascii="Optima" w:eastAsia="Microsoft GothicNeo" w:hAnsi="Optima" w:cs="CMU Sans Serif Medium"/>
+          <w:sz w:val="22"/>
+          <w:szCs w:val="22"/>
+          <w:lang w:val="en-IN"/>
+        </w:rPr>
+        <w:t>J.</w:t>
+      </w:r>
+      <w:r>
+        <w:rPr>
+          <w:rFonts w:ascii="Optima" w:eastAsia="Microsoft GothicNeo" w:hAnsi="Optima" w:cs="CMU Sans Serif Medium"/>
+          <w:sz w:val="22"/>
+          <w:szCs w:val="22"/>
+          <w:lang w:val="en-IN"/>
+        </w:rPr>
+        <w:t xml:space="preserve"> Münch</w:t>
+      </w:r>
+      <w:r>
+        <w:rPr>
+          <w:rFonts w:ascii="Optima" w:eastAsia="Microsoft GothicNeo" w:hAnsi="Optima" w:cs="CMU Sans Serif Medium"/>
+          <w:sz w:val="22"/>
+          <w:szCs w:val="22"/>
+          <w:lang w:val="en-IN"/>
+        </w:rPr>
+        <w:t>,</w:t>
+      </w:r>
+      <w:r>
+        <w:rPr>
+          <w:rFonts w:ascii="Optima" w:eastAsia="Microsoft GothicNeo" w:hAnsi="Optima" w:cs="CMU Sans Serif Medium"/>
+          <w:sz w:val="22"/>
+          <w:szCs w:val="22"/>
+          <w:lang w:val="en-IN"/>
+        </w:rPr>
         <w:t xml:space="preserve"> </w:t>
       </w:r>
       <w:r>
@@ -1672,7 +1598,7 @@
           <w:szCs w:val="22"/>
           <w:lang w:val="en-IN"/>
         </w:rPr>
-        <w:t xml:space="preserve">L. </w:t>
+        <w:t>T.</w:t>
       </w:r>
       <w:r>
         <w:rPr>
@@ -1681,7 +1607,7 @@
           <w:szCs w:val="22"/>
           <w:lang w:val="en-IN"/>
         </w:rPr>
-        <w:t>Rauch</w:t>
+        <w:t xml:space="preserve"> Bereau, </w:t>
       </w:r>
       <w:r>
         <w:rPr>
@@ -1690,7 +1616,7 @@
           <w:szCs w:val="22"/>
           <w:lang w:val="en-IN"/>
         </w:rPr>
-        <w:t>-Wirth</w:t>
+        <w:t>and T.</w:t>
       </w:r>
       <w:r>
         <w:rPr>
@@ -1699,7 +1625,7 @@
           <w:szCs w:val="22"/>
           <w:lang w:val="en-IN"/>
         </w:rPr>
-        <w:t>,</w:t>
+        <w:t xml:space="preserve"> Weil</w:t>
       </w:r>
       <w:r>
         <w:rPr>
@@ -1708,7 +1634,7 @@
           <w:szCs w:val="22"/>
           <w:lang w:val="en-IN"/>
         </w:rPr>
-        <w:t xml:space="preserve"> C. V.</w:t>
+        <w:t>;</w:t>
       </w:r>
       <w:r>
         <w:rPr>
@@ -1719,7 +1645,6 @@
         </w:rPr>
         <w:t xml:space="preserve"> </w:t>
       </w:r>
-      <w:proofErr w:type="spellStart"/>
       <w:r>
         <w:rPr>
           <w:rFonts w:ascii="Optima" w:eastAsia="Microsoft GothicNeo" w:hAnsi="Optima" w:cs="CMU Sans Serif Medium"/>
@@ -1727,149 +1652,8 @@
           <w:szCs w:val="22"/>
           <w:lang w:val="en-IN"/>
         </w:rPr>
-        <w:t>Synatschke</w:t>
-      </w:r>
-      <w:proofErr w:type="spellEnd"/>
-      <w:r>
-        <w:rPr>
-          <w:rFonts w:ascii="Optima" w:eastAsia="Microsoft GothicNeo" w:hAnsi="Optima" w:cs="CMU Sans Serif Medium"/>
-          <w:sz w:val="22"/>
-          <w:szCs w:val="22"/>
-          <w:lang w:val="en-IN"/>
-        </w:rPr>
-        <w:t xml:space="preserve">, </w:t>
-      </w:r>
-      <w:r>
-        <w:rPr>
-          <w:rFonts w:ascii="Optima" w:eastAsia="Microsoft GothicNeo" w:hAnsi="Optima" w:cs="CMU Sans Serif Medium"/>
-          <w:sz w:val="22"/>
-          <w:szCs w:val="22"/>
-          <w:lang w:val="en-IN"/>
-        </w:rPr>
-        <w:t>J.</w:t>
-      </w:r>
-      <w:r>
-        <w:rPr>
-          <w:rFonts w:ascii="Optima" w:eastAsia="Microsoft GothicNeo" w:hAnsi="Optima" w:cs="CMU Sans Serif Medium"/>
-          <w:sz w:val="22"/>
-          <w:szCs w:val="22"/>
-          <w:lang w:val="en-IN"/>
-        </w:rPr>
-        <w:t xml:space="preserve"> </w:t>
-      </w:r>
-      <w:proofErr w:type="spellStart"/>
-      <w:r>
-        <w:rPr>
-          <w:rFonts w:ascii="Optima" w:eastAsia="Microsoft GothicNeo" w:hAnsi="Optima" w:cs="CMU Sans Serif Medium"/>
-          <w:sz w:val="22"/>
-          <w:szCs w:val="22"/>
-          <w:lang w:val="en-IN"/>
-        </w:rPr>
-        <w:t>Münch</w:t>
-      </w:r>
-      <w:proofErr w:type="spellEnd"/>
-      <w:r>
-        <w:rPr>
-          <w:rFonts w:ascii="Optima" w:eastAsia="Microsoft GothicNeo" w:hAnsi="Optima" w:cs="CMU Sans Serif Medium"/>
-          <w:sz w:val="22"/>
-          <w:szCs w:val="22"/>
-          <w:lang w:val="en-IN"/>
-        </w:rPr>
-        <w:t>,</w:t>
-      </w:r>
-      <w:r>
-        <w:rPr>
-          <w:rFonts w:ascii="Optima" w:eastAsia="Microsoft GothicNeo" w:hAnsi="Optima" w:cs="CMU Sans Serif Medium"/>
-          <w:sz w:val="22"/>
-          <w:szCs w:val="22"/>
-          <w:lang w:val="en-IN"/>
-        </w:rPr>
-        <w:t xml:space="preserve"> </w:t>
-      </w:r>
-      <w:r>
-        <w:rPr>
-          <w:rFonts w:ascii="Optima" w:eastAsia="Microsoft GothicNeo" w:hAnsi="Optima" w:cs="CMU Sans Serif Medium"/>
-          <w:sz w:val="22"/>
-          <w:szCs w:val="22"/>
-          <w:lang w:val="en-IN"/>
-        </w:rPr>
-        <w:t>T.</w:t>
-      </w:r>
-      <w:r>
-        <w:rPr>
-          <w:rFonts w:ascii="Optima" w:eastAsia="Microsoft GothicNeo" w:hAnsi="Optima" w:cs="CMU Sans Serif Medium"/>
-          <w:sz w:val="22"/>
-          <w:szCs w:val="22"/>
-          <w:lang w:val="en-IN"/>
-        </w:rPr>
-        <w:t xml:space="preserve"> </w:t>
-      </w:r>
-      <w:proofErr w:type="spellStart"/>
-      <w:r>
-        <w:rPr>
-          <w:rFonts w:ascii="Optima" w:eastAsia="Microsoft GothicNeo" w:hAnsi="Optima" w:cs="CMU Sans Serif Medium"/>
-          <w:sz w:val="22"/>
-          <w:szCs w:val="22"/>
-          <w:lang w:val="en-IN"/>
-        </w:rPr>
-        <w:t>Bereau</w:t>
-      </w:r>
-      <w:proofErr w:type="spellEnd"/>
-      <w:r>
-        <w:rPr>
-          <w:rFonts w:ascii="Optima" w:eastAsia="Microsoft GothicNeo" w:hAnsi="Optima" w:cs="CMU Sans Serif Medium"/>
-          <w:sz w:val="22"/>
-          <w:szCs w:val="22"/>
-          <w:lang w:val="en-IN"/>
-        </w:rPr>
-        <w:t xml:space="preserve">, </w:t>
-      </w:r>
-      <w:r>
-        <w:rPr>
-          <w:rFonts w:ascii="Optima" w:eastAsia="Microsoft GothicNeo" w:hAnsi="Optima" w:cs="CMU Sans Serif Medium"/>
-          <w:sz w:val="22"/>
-          <w:szCs w:val="22"/>
-          <w:lang w:val="en-IN"/>
-        </w:rPr>
-        <w:t>and T.</w:t>
-      </w:r>
-      <w:r>
-        <w:rPr>
-          <w:rFonts w:ascii="Optima" w:eastAsia="Microsoft GothicNeo" w:hAnsi="Optima" w:cs="CMU Sans Serif Medium"/>
-          <w:sz w:val="22"/>
-          <w:szCs w:val="22"/>
-          <w:lang w:val="en-IN"/>
-        </w:rPr>
-        <w:t xml:space="preserve"> Weil</w:t>
-      </w:r>
-      <w:r>
-        <w:rPr>
-          <w:rFonts w:ascii="Optima" w:eastAsia="Microsoft GothicNeo" w:hAnsi="Optima" w:cs="CMU Sans Serif Medium"/>
-          <w:sz w:val="22"/>
-          <w:szCs w:val="22"/>
-          <w:lang w:val="en-IN"/>
-        </w:rPr>
-        <w:t>;</w:t>
-      </w:r>
-      <w:r>
-        <w:rPr>
-          <w:rFonts w:ascii="Optima" w:eastAsia="Microsoft GothicNeo" w:hAnsi="Optima" w:cs="CMU Sans Serif Medium"/>
-          <w:sz w:val="22"/>
-          <w:szCs w:val="22"/>
-          <w:lang w:val="en-IN"/>
-        </w:rPr>
-        <w:t xml:space="preserve"> </w:t>
-      </w:r>
-      <w:r>
-        <w:rPr>
-          <w:rFonts w:ascii="Optima" w:eastAsia="Microsoft GothicNeo" w:hAnsi="Optima" w:cs="CMU Sans Serif Medium"/>
-          <w:sz w:val="22"/>
-          <w:szCs w:val="22"/>
-          <w:lang w:val="en-IN"/>
-        </w:rPr>
         <w:t>I</w:t>
       </w:r>
-      <w:proofErr w:type="spellStart"/>
       <w:r>
         <w:rPr>
           <w:rFonts w:ascii="Optima" w:eastAsia="Microsoft GothicNeo" w:hAnsi="Optima" w:cs="CMU Sans Serif Medium"/>
@@ -1877,17 +1661,7 @@
           <w:szCs w:val="22"/>
           <w:lang w:bidi="bn-IN"/>
         </w:rPr>
-        <w:t>nverse</w:t>
-      </w:r>
-      <w:proofErr w:type="spellEnd"/>
-      <w:r>
-        <w:rPr>
-          <w:rFonts w:ascii="Optima" w:eastAsia="Microsoft GothicNeo" w:hAnsi="Optima" w:cs="CMU Sans Serif Medium"/>
-          <w:sz w:val="22"/>
-          <w:szCs w:val="22"/>
-          <w:lang w:bidi="bn-IN"/>
-        </w:rPr>
-        <w:t xml:space="preserve"> design of viral infectivity enhancing peptides fibrils from continuous protein-vector embeddings</w:t>
+        <w:t>nverse design of viral infectivity enhancing peptides fibrils from continuous protein-vector embeddings</w:t>
       </w:r>
       <w:r>
         <w:rPr>
@@ -2089,18 +1863,8 @@
           <w:sz w:val="22"/>
           <w:szCs w:val="22"/>
         </w:rPr>
-        <w:t xml:space="preserve"> </w:t>
-      </w:r>
-      <w:proofErr w:type="spellStart"/>
-      <w:r>
-        <w:rPr>
-          <w:rFonts w:ascii="Optima" w:eastAsia="Microsoft GothicNeo" w:hAnsi="Optima" w:cs="CMU Sans Serif Medium"/>
-          <w:sz w:val="22"/>
-          <w:szCs w:val="22"/>
-        </w:rPr>
-        <w:t>Bhaskara</w:t>
-      </w:r>
-      <w:proofErr w:type="spellEnd"/>
+        <w:t xml:space="preserve"> Bhaskara</w:t>
+      </w:r>
       <w:r>
         <w:rPr>
           <w:rFonts w:ascii="Optima" w:eastAsia="Microsoft GothicNeo" w:hAnsi="Optima" w:cs="CMU Sans Serif Medium"/>
@@ -2194,25 +1958,7 @@
           <w:sz w:val="22"/>
           <w:szCs w:val="22"/>
         </w:rPr>
-        <w:t xml:space="preserve">N. Sen, P. </w:t>
-      </w:r>
-      <w:proofErr w:type="spellStart"/>
-      <w:r>
-        <w:rPr>
-          <w:rFonts w:ascii="Optima" w:eastAsia="Microsoft GothicNeo" w:hAnsi="Optima" w:cs="CMU Sans Serif Medium"/>
-          <w:sz w:val="22"/>
-          <w:szCs w:val="22"/>
-        </w:rPr>
-        <w:t>Minocha</w:t>
-      </w:r>
-      <w:proofErr w:type="spellEnd"/>
-      <w:r>
-        <w:rPr>
-          <w:rFonts w:ascii="Optima" w:eastAsia="Microsoft GothicNeo" w:hAnsi="Optima" w:cs="CMU Sans Serif Medium"/>
-          <w:sz w:val="22"/>
-          <w:szCs w:val="22"/>
-        </w:rPr>
-        <w:t xml:space="preserve">, and </w:t>
+        <w:t xml:space="preserve">N. Sen, P. Minocha, and </w:t>
       </w:r>
       <w:r>
         <w:rPr>
@@ -2371,25 +2117,7 @@
           <w:sz w:val="22"/>
           <w:szCs w:val="22"/>
         </w:rPr>
-        <w:t xml:space="preserve"> </w:t>
-      </w:r>
-      <w:proofErr w:type="spellStart"/>
-      <w:r>
-        <w:rPr>
-          <w:rFonts w:ascii="Optima" w:eastAsia="Microsoft GothicNeo" w:hAnsi="Optima" w:cs="CMU Sans Serif Medium"/>
-          <w:sz w:val="22"/>
-          <w:szCs w:val="22"/>
-        </w:rPr>
-        <w:t>Bereau</w:t>
-      </w:r>
-      <w:proofErr w:type="spellEnd"/>
-      <w:r>
-        <w:rPr>
-          <w:rFonts w:ascii="Optima" w:eastAsia="Microsoft GothicNeo" w:hAnsi="Optima" w:cs="CMU Sans Serif Medium"/>
-          <w:sz w:val="22"/>
-          <w:szCs w:val="22"/>
-        </w:rPr>
-        <w:t xml:space="preserve">, </w:t>
+        <w:t xml:space="preserve"> Bereau, </w:t>
       </w:r>
       <w:r>
         <w:rPr>
@@ -2421,18 +2149,8 @@
           <w:sz w:val="22"/>
           <w:szCs w:val="22"/>
         </w:rPr>
-        <w:t xml:space="preserve"> </w:t>
-      </w:r>
-      <w:proofErr w:type="spellStart"/>
-      <w:r>
-        <w:rPr>
-          <w:rFonts w:ascii="Optima" w:eastAsia="Microsoft GothicNeo" w:hAnsi="Optima" w:cs="CMU Sans Serif Medium"/>
-          <w:sz w:val="22"/>
-          <w:szCs w:val="22"/>
-        </w:rPr>
-        <w:t>Vilgis</w:t>
-      </w:r>
-      <w:proofErr w:type="spellEnd"/>
+        <w:t xml:space="preserve"> Vilgis</w:t>
+      </w:r>
       <w:r>
         <w:rPr>
           <w:rFonts w:ascii="Optima" w:eastAsia="Microsoft GothicNeo" w:hAnsi="Optima" w:cs="CMU Sans Serif Medium"/>
@@ -2729,23 +2447,13 @@
         </w:rPr>
         <w:t xml:space="preserve">J. </w:t>
       </w:r>
-      <w:proofErr w:type="spellStart"/>
-      <w:r>
-        <w:rPr>
-          <w:rFonts w:ascii="Optima" w:eastAsia="Microsoft GothicNeo" w:hAnsi="Optima" w:cs="CMU Sans Serif Medium"/>
-          <w:sz w:val="22"/>
-          <w:szCs w:val="22"/>
-        </w:rPr>
-        <w:t>Vreeken</w:t>
-      </w:r>
-      <w:proofErr w:type="spellEnd"/>
-      <w:r>
-        <w:rPr>
-          <w:rFonts w:ascii="Optima" w:eastAsia="Microsoft GothicNeo" w:hAnsi="Optima" w:cs="CMU Sans Serif Medium"/>
-          <w:sz w:val="22"/>
-          <w:szCs w:val="22"/>
-        </w:rPr>
-        <w:t>,</w:t>
+      <w:r>
+        <w:rPr>
+          <w:rFonts w:ascii="Optima" w:eastAsia="Microsoft GothicNeo" w:hAnsi="Optima" w:cs="CMU Sans Serif Medium"/>
+          <w:sz w:val="22"/>
+          <w:szCs w:val="22"/>
+        </w:rPr>
+        <w:t>Vreeken,</w:t>
       </w:r>
       <w:r>
         <w:rPr>
@@ -2761,18 +2469,8 @@
           <w:sz w:val="22"/>
           <w:szCs w:val="22"/>
         </w:rPr>
-        <w:t xml:space="preserve"> </w:t>
-      </w:r>
-      <w:proofErr w:type="spellStart"/>
-      <w:r>
-        <w:rPr>
-          <w:rFonts w:ascii="Optima" w:eastAsia="Microsoft GothicNeo" w:hAnsi="Optima" w:cs="CMU Sans Serif Medium"/>
-          <w:sz w:val="22"/>
-          <w:szCs w:val="22"/>
-        </w:rPr>
-        <w:t>Ghiringhelli</w:t>
-      </w:r>
-      <w:proofErr w:type="spellEnd"/>
+        <w:t xml:space="preserve"> Ghiringhelli</w:t>
+      </w:r>
       <w:r>
         <w:rPr>
           <w:rFonts w:ascii="Optima" w:eastAsia="Microsoft GothicNeo" w:hAnsi="Optima" w:cs="CMU Sans Serif Medium"/>
@@ -2787,18 +2485,8 @@
           <w:sz w:val="22"/>
           <w:szCs w:val="22"/>
         </w:rPr>
-        <w:t xml:space="preserve"> </w:t>
-      </w:r>
-      <w:proofErr w:type="spellStart"/>
-      <w:r>
-        <w:rPr>
-          <w:rFonts w:ascii="Optima" w:eastAsia="Microsoft GothicNeo" w:hAnsi="Optima" w:cs="CMU Sans Serif Medium"/>
-          <w:sz w:val="22"/>
-          <w:szCs w:val="22"/>
-        </w:rPr>
-        <w:t>Bereau</w:t>
-      </w:r>
-      <w:proofErr w:type="spellEnd"/>
+        <w:t xml:space="preserve"> Bereau</w:t>
+      </w:r>
       <w:r>
         <w:rPr>
           <w:rFonts w:ascii="Optima" w:eastAsia="Microsoft GothicNeo" w:hAnsi="Optima" w:cs="CMU Sans Serif Medium"/>
@@ -3006,23 +2694,13 @@
         </w:rPr>
         <w:t xml:space="preserve">A. </w:t>
       </w:r>
-      <w:proofErr w:type="spellStart"/>
-      <w:r>
-        <w:rPr>
-          <w:rFonts w:ascii="Optima" w:eastAsia="Microsoft GothicNeo" w:hAnsi="Optima" w:cs="CMU Sans Serif Medium"/>
-          <w:sz w:val="22"/>
-          <w:szCs w:val="22"/>
-        </w:rPr>
-        <w:t>Centi</w:t>
-      </w:r>
-      <w:proofErr w:type="spellEnd"/>
-      <w:r>
-        <w:rPr>
-          <w:rFonts w:ascii="Optima" w:eastAsia="Microsoft GothicNeo" w:hAnsi="Optima" w:cs="CMU Sans Serif Medium"/>
-          <w:sz w:val="22"/>
-          <w:szCs w:val="22"/>
-        </w:rPr>
-        <w:t xml:space="preserve">, </w:t>
+      <w:r>
+        <w:rPr>
+          <w:rFonts w:ascii="Optima" w:eastAsia="Microsoft GothicNeo" w:hAnsi="Optima" w:cs="CMU Sans Serif Medium"/>
+          <w:sz w:val="22"/>
+          <w:szCs w:val="22"/>
+        </w:rPr>
+        <w:t xml:space="preserve">Centi, </w:t>
       </w:r>
       <w:r>
         <w:rPr>
@@ -3106,18 +2784,8 @@
           <w:sz w:val="22"/>
           <w:szCs w:val="22"/>
         </w:rPr>
-        <w:t xml:space="preserve"> </w:t>
-      </w:r>
-      <w:proofErr w:type="spellStart"/>
-      <w:r>
-        <w:rPr>
-          <w:rFonts w:ascii="Optima" w:eastAsia="Microsoft GothicNeo" w:hAnsi="Optima" w:cs="CMU Sans Serif Medium"/>
-          <w:sz w:val="22"/>
-          <w:szCs w:val="22"/>
-        </w:rPr>
-        <w:t>Bereau</w:t>
-      </w:r>
-      <w:proofErr w:type="spellEnd"/>
+        <w:t xml:space="preserve"> Bereau</w:t>
+      </w:r>
       <w:r>
         <w:rPr>
           <w:rFonts w:ascii="Optima" w:eastAsia="Microsoft GothicNeo" w:hAnsi="Optima" w:cs="CMU Sans Serif Medium"/>
@@ -3470,33 +3138,93 @@
           <w:sz w:val="22"/>
           <w:szCs w:val="22"/>
         </w:rPr>
+        <w:t xml:space="preserve"> Lickfett, </w:t>
+      </w:r>
+      <w:r>
+        <w:rPr>
+          <w:rFonts w:ascii="Optima" w:eastAsia="Microsoft GothicNeo" w:hAnsi="Optima" w:cs="CMU Sans Serif Medium"/>
+          <w:sz w:val="22"/>
+          <w:szCs w:val="22"/>
+        </w:rPr>
+        <w:t>S.</w:t>
+      </w:r>
+      <w:r>
+        <w:rPr>
+          <w:rFonts w:ascii="Optima" w:eastAsia="Microsoft GothicNeo" w:hAnsi="Optima" w:cs="CMU Sans Serif Medium"/>
+          <w:sz w:val="22"/>
+          <w:szCs w:val="22"/>
+        </w:rPr>
+        <w:t xml:space="preserve"> Sieste, </w:t>
+      </w:r>
+      <w:r>
+        <w:rPr>
+          <w:rFonts w:ascii="Optima" w:eastAsia="Microsoft GothicNeo" w:hAnsi="Optima" w:cs="CMU Sans Serif Medium"/>
+          <w:sz w:val="22"/>
+          <w:szCs w:val="22"/>
+        </w:rPr>
+        <w:t>F. S.</w:t>
+      </w:r>
+      <w:r>
+        <w:rPr>
+          <w:rFonts w:ascii="Optima" w:eastAsia="Microsoft GothicNeo" w:hAnsi="Optima" w:cs="CMU Sans Serif Medium"/>
+          <w:sz w:val="22"/>
+          <w:szCs w:val="22"/>
+        </w:rPr>
+        <w:t xml:space="preserve"> Ruggeri, </w:t>
+      </w:r>
+      <w:r>
+        <w:rPr>
+          <w:rFonts w:ascii="Optima" w:eastAsia="Microsoft GothicNeo" w:hAnsi="Optima" w:cs="CMU Sans Serif Medium"/>
+          <w:sz w:val="22"/>
+          <w:szCs w:val="22"/>
+        </w:rPr>
+        <w:t>T.</w:t>
+      </w:r>
+      <w:r>
+        <w:rPr>
+          <w:rFonts w:ascii="Optima" w:eastAsia="Microsoft GothicNeo" w:hAnsi="Optima" w:cs="CMU Sans Serif Medium"/>
+          <w:sz w:val="22"/>
+          <w:szCs w:val="22"/>
+        </w:rPr>
+        <w:t xml:space="preserve"> Sneideris, </w:t>
+      </w:r>
+      <w:r>
+        <w:rPr>
+          <w:rFonts w:ascii="Optima" w:eastAsia="Microsoft GothicNeo" w:hAnsi="Optima" w:cs="CMU Sans Serif Medium"/>
+          <w:b/>
+          <w:bCs/>
+          <w:sz w:val="22"/>
+          <w:szCs w:val="22"/>
+        </w:rPr>
+        <w:t>A.</w:t>
+      </w:r>
+      <w:r>
+        <w:rPr>
+          <w:rFonts w:ascii="Optima" w:eastAsia="Microsoft GothicNeo" w:hAnsi="Optima" w:cs="CMU Sans Serif Medium"/>
+          <w:b/>
+          <w:bCs/>
+          <w:sz w:val="22"/>
+          <w:szCs w:val="22"/>
+        </w:rPr>
         <w:t xml:space="preserve"> </w:t>
       </w:r>
-      <w:proofErr w:type="spellStart"/>
-      <w:r>
-        <w:rPr>
-          <w:rFonts w:ascii="Optima" w:eastAsia="Microsoft GothicNeo" w:hAnsi="Optima" w:cs="CMU Sans Serif Medium"/>
-          <w:sz w:val="22"/>
-          <w:szCs w:val="22"/>
-        </w:rPr>
-        <w:t>Lickfett</w:t>
-      </w:r>
-      <w:proofErr w:type="spellEnd"/>
-      <w:r>
-        <w:rPr>
-          <w:rFonts w:ascii="Optima" w:eastAsia="Microsoft GothicNeo" w:hAnsi="Optima" w:cs="CMU Sans Serif Medium"/>
-          <w:sz w:val="22"/>
-          <w:szCs w:val="22"/>
-        </w:rPr>
-        <w:t xml:space="preserve">, </w:t>
-      </w:r>
-      <w:r>
-        <w:rPr>
-          <w:rFonts w:ascii="Optima" w:eastAsia="Microsoft GothicNeo" w:hAnsi="Optima" w:cs="CMU Sans Serif Medium"/>
-          <w:sz w:val="22"/>
-          <w:szCs w:val="22"/>
-        </w:rPr>
-        <w:t>S.</w:t>
+      <w:r>
+        <w:rPr>
+          <w:rFonts w:ascii="Optima" w:eastAsia="Microsoft GothicNeo" w:hAnsi="Optima" w:cs="CMU Sans Serif Medium"/>
+          <w:b/>
+          <w:bCs/>
+          <w:sz w:val="22"/>
+          <w:szCs w:val="22"/>
+        </w:rPr>
+        <w:t>Dutta</w:t>
+      </w:r>
+      <w:r>
+        <w:rPr>
+          <w:rFonts w:ascii="Optima" w:eastAsia="Microsoft GothicNeo" w:hAnsi="Optima" w:cs="CMU Sans Serif Medium"/>
+          <w:sz w:val="22"/>
+          <w:szCs w:val="22"/>
+        </w:rPr>
+        <w:t>,</w:t>
       </w:r>
       <w:r>
         <w:rPr>
@@ -3506,39 +3234,101 @@
         </w:rPr>
         <w:t xml:space="preserve"> </w:t>
       </w:r>
-      <w:proofErr w:type="spellStart"/>
-      <w:r>
-        <w:rPr>
-          <w:rFonts w:ascii="Optima" w:eastAsia="Microsoft GothicNeo" w:hAnsi="Optima" w:cs="CMU Sans Serif Medium"/>
-          <w:sz w:val="22"/>
-          <w:szCs w:val="22"/>
-        </w:rPr>
-        <w:t>Sieste</w:t>
-      </w:r>
-      <w:proofErr w:type="spellEnd"/>
-      <w:r>
-        <w:rPr>
-          <w:rFonts w:ascii="Optima" w:eastAsia="Microsoft GothicNeo" w:hAnsi="Optima" w:cs="CMU Sans Serif Medium"/>
-          <w:sz w:val="22"/>
-          <w:szCs w:val="22"/>
-        </w:rPr>
-        <w:t xml:space="preserve">, </w:t>
-      </w:r>
-      <w:r>
-        <w:rPr>
-          <w:rFonts w:ascii="Optima" w:eastAsia="Microsoft GothicNeo" w:hAnsi="Optima" w:cs="CMU Sans Serif Medium"/>
-          <w:sz w:val="22"/>
-          <w:szCs w:val="22"/>
-        </w:rPr>
-        <w:t>F. S.</w:t>
-      </w:r>
-      <w:r>
-        <w:rPr>
-          <w:rFonts w:ascii="Optima" w:eastAsia="Microsoft GothicNeo" w:hAnsi="Optima" w:cs="CMU Sans Serif Medium"/>
-          <w:sz w:val="22"/>
-          <w:szCs w:val="22"/>
-        </w:rPr>
-        <w:t xml:space="preserve"> Ruggeri, </w:t>
+      <w:r>
+        <w:rPr>
+          <w:rFonts w:ascii="Optima" w:eastAsia="Microsoft GothicNeo" w:hAnsi="Optima" w:cs="CMU Sans Serif Medium"/>
+          <w:sz w:val="22"/>
+          <w:szCs w:val="22"/>
+        </w:rPr>
+        <w:t xml:space="preserve">T. </w:t>
+      </w:r>
+      <w:r>
+        <w:rPr>
+          <w:rFonts w:ascii="Optima" w:eastAsia="Microsoft GothicNeo" w:hAnsi="Optima" w:cs="CMU Sans Serif Medium"/>
+          <w:sz w:val="22"/>
+          <w:szCs w:val="22"/>
+        </w:rPr>
+        <w:t xml:space="preserve">Bereau, </w:t>
+      </w:r>
+      <w:r>
+        <w:rPr>
+          <w:rFonts w:ascii="Optima" w:eastAsia="Microsoft GothicNeo" w:hAnsi="Optima" w:cs="CMU Sans Serif Medium"/>
+          <w:sz w:val="22"/>
+          <w:szCs w:val="22"/>
+        </w:rPr>
+        <w:t xml:space="preserve">R. </w:t>
+      </w:r>
+      <w:r>
+        <w:rPr>
+          <w:rFonts w:ascii="Optima" w:eastAsia="Microsoft GothicNeo" w:hAnsi="Optima" w:cs="CMU Sans Serif Medium"/>
+          <w:sz w:val="22"/>
+          <w:szCs w:val="22"/>
+        </w:rPr>
+        <w:t xml:space="preserve">Naraghi, </w:t>
+      </w:r>
+      <w:r>
+        <w:rPr>
+          <w:rFonts w:ascii="Optima" w:eastAsia="Microsoft GothicNeo" w:hAnsi="Optima" w:cs="CMU Sans Serif Medium"/>
+          <w:sz w:val="22"/>
+          <w:szCs w:val="22"/>
+        </w:rPr>
+        <w:t>D.</w:t>
+      </w:r>
+      <w:r>
+        <w:rPr>
+          <w:rFonts w:ascii="Optima" w:eastAsia="Microsoft GothicNeo" w:hAnsi="Optima" w:cs="CMU Sans Serif Medium"/>
+          <w:sz w:val="22"/>
+          <w:szCs w:val="22"/>
+        </w:rPr>
+        <w:t xml:space="preserve"> Sinske, </w:t>
+      </w:r>
+      <w:r>
+        <w:rPr>
+          <w:rFonts w:ascii="Optima" w:eastAsia="Microsoft GothicNeo" w:hAnsi="Optima" w:cs="CMU Sans Serif Medium"/>
+          <w:sz w:val="22"/>
+          <w:szCs w:val="22"/>
+        </w:rPr>
+        <w:t>T. P. J.</w:t>
+      </w:r>
+      <w:r>
+        <w:rPr>
+          <w:rFonts w:ascii="Optima" w:eastAsia="Microsoft GothicNeo" w:hAnsi="Optima" w:cs="CMU Sans Serif Medium"/>
+          <w:sz w:val="22"/>
+          <w:szCs w:val="22"/>
+        </w:rPr>
+        <w:t xml:space="preserve"> Knowles, </w:t>
+      </w:r>
+      <w:r>
+        <w:rPr>
+          <w:rFonts w:ascii="Optima" w:eastAsia="Microsoft GothicNeo" w:hAnsi="Optima" w:cs="CMU Sans Serif Medium"/>
+          <w:sz w:val="22"/>
+          <w:szCs w:val="22"/>
+        </w:rPr>
+        <w:t>C.</w:t>
+      </w:r>
+      <w:r>
+        <w:rPr>
+          <w:rFonts w:ascii="Optima" w:eastAsia="Microsoft GothicNeo" w:hAnsi="Optima" w:cs="CMU Sans Serif Medium"/>
+          <w:sz w:val="22"/>
+          <w:szCs w:val="22"/>
+        </w:rPr>
+        <w:t xml:space="preserve"> </w:t>
+      </w:r>
+      <w:r>
+        <w:rPr>
+          <w:rFonts w:ascii="Optima" w:eastAsia="Microsoft GothicNeo" w:hAnsi="Optima" w:cs="CMU Sans Serif Medium"/>
+          <w:sz w:val="22"/>
+          <w:szCs w:val="22"/>
+        </w:rPr>
+        <w:t xml:space="preserve">V. </w:t>
+      </w:r>
+      <w:r>
+        <w:rPr>
+          <w:rFonts w:ascii="Optima" w:eastAsia="Microsoft GothicNeo" w:hAnsi="Optima" w:cs="CMU Sans Serif Medium"/>
+          <w:sz w:val="22"/>
+          <w:szCs w:val="22"/>
+        </w:rPr>
+        <w:t xml:space="preserve">Synatschke, </w:t>
       </w:r>
       <w:r>
         <w:rPr>
@@ -3554,220 +3344,6 @@
           <w:sz w:val="22"/>
           <w:szCs w:val="22"/>
         </w:rPr>
-        <w:t xml:space="preserve"> </w:t>
-      </w:r>
-      <w:proofErr w:type="spellStart"/>
-      <w:r>
-        <w:rPr>
-          <w:rFonts w:ascii="Optima" w:eastAsia="Microsoft GothicNeo" w:hAnsi="Optima" w:cs="CMU Sans Serif Medium"/>
-          <w:sz w:val="22"/>
-          <w:szCs w:val="22"/>
-        </w:rPr>
-        <w:t>Sneideris</w:t>
-      </w:r>
-      <w:proofErr w:type="spellEnd"/>
-      <w:r>
-        <w:rPr>
-          <w:rFonts w:ascii="Optima" w:eastAsia="Microsoft GothicNeo" w:hAnsi="Optima" w:cs="CMU Sans Serif Medium"/>
-          <w:sz w:val="22"/>
-          <w:szCs w:val="22"/>
-        </w:rPr>
-        <w:t xml:space="preserve">, </w:t>
-      </w:r>
-      <w:r>
-        <w:rPr>
-          <w:rFonts w:ascii="Optima" w:eastAsia="Microsoft GothicNeo" w:hAnsi="Optima" w:cs="CMU Sans Serif Medium"/>
-          <w:b/>
-          <w:bCs/>
-          <w:sz w:val="22"/>
-          <w:szCs w:val="22"/>
-        </w:rPr>
-        <w:t>A.</w:t>
-      </w:r>
-      <w:r>
-        <w:rPr>
-          <w:rFonts w:ascii="Optima" w:eastAsia="Microsoft GothicNeo" w:hAnsi="Optima" w:cs="CMU Sans Serif Medium"/>
-          <w:b/>
-          <w:bCs/>
-          <w:sz w:val="22"/>
-          <w:szCs w:val="22"/>
-        </w:rPr>
-        <w:t xml:space="preserve"> </w:t>
-      </w:r>
-      <w:r>
-        <w:rPr>
-          <w:rFonts w:ascii="Optima" w:eastAsia="Microsoft GothicNeo" w:hAnsi="Optima" w:cs="CMU Sans Serif Medium"/>
-          <w:b/>
-          <w:bCs/>
-          <w:sz w:val="22"/>
-          <w:szCs w:val="22"/>
-        </w:rPr>
-        <w:t>Dutta</w:t>
-      </w:r>
-      <w:r>
-        <w:rPr>
-          <w:rFonts w:ascii="Optima" w:eastAsia="Microsoft GothicNeo" w:hAnsi="Optima" w:cs="CMU Sans Serif Medium"/>
-          <w:sz w:val="22"/>
-          <w:szCs w:val="22"/>
-        </w:rPr>
-        <w:t>,</w:t>
-      </w:r>
-      <w:r>
-        <w:rPr>
-          <w:rFonts w:ascii="Optima" w:eastAsia="Microsoft GothicNeo" w:hAnsi="Optima" w:cs="CMU Sans Serif Medium"/>
-          <w:sz w:val="22"/>
-          <w:szCs w:val="22"/>
-        </w:rPr>
-        <w:t xml:space="preserve"> </w:t>
-      </w:r>
-      <w:r>
-        <w:rPr>
-          <w:rFonts w:ascii="Optima" w:eastAsia="Microsoft GothicNeo" w:hAnsi="Optima" w:cs="CMU Sans Serif Medium"/>
-          <w:sz w:val="22"/>
-          <w:szCs w:val="22"/>
-        </w:rPr>
-        <w:t xml:space="preserve">T. </w:t>
-      </w:r>
-      <w:proofErr w:type="spellStart"/>
-      <w:r>
-        <w:rPr>
-          <w:rFonts w:ascii="Optima" w:eastAsia="Microsoft GothicNeo" w:hAnsi="Optima" w:cs="CMU Sans Serif Medium"/>
-          <w:sz w:val="22"/>
-          <w:szCs w:val="22"/>
-        </w:rPr>
-        <w:t>Bereau</w:t>
-      </w:r>
-      <w:proofErr w:type="spellEnd"/>
-      <w:r>
-        <w:rPr>
-          <w:rFonts w:ascii="Optima" w:eastAsia="Microsoft GothicNeo" w:hAnsi="Optima" w:cs="CMU Sans Serif Medium"/>
-          <w:sz w:val="22"/>
-          <w:szCs w:val="22"/>
-        </w:rPr>
-        <w:t xml:space="preserve">, </w:t>
-      </w:r>
-      <w:r>
-        <w:rPr>
-          <w:rFonts w:ascii="Optima" w:eastAsia="Microsoft GothicNeo" w:hAnsi="Optima" w:cs="CMU Sans Serif Medium"/>
-          <w:sz w:val="22"/>
-          <w:szCs w:val="22"/>
-        </w:rPr>
-        <w:t xml:space="preserve">R. </w:t>
-      </w:r>
-      <w:r>
-        <w:rPr>
-          <w:rFonts w:ascii="Optima" w:eastAsia="Microsoft GothicNeo" w:hAnsi="Optima" w:cs="CMU Sans Serif Medium"/>
-          <w:sz w:val="22"/>
-          <w:szCs w:val="22"/>
-        </w:rPr>
-        <w:t xml:space="preserve">Naraghi, </w:t>
-      </w:r>
-      <w:r>
-        <w:rPr>
-          <w:rFonts w:ascii="Optima" w:eastAsia="Microsoft GothicNeo" w:hAnsi="Optima" w:cs="CMU Sans Serif Medium"/>
-          <w:sz w:val="22"/>
-          <w:szCs w:val="22"/>
-        </w:rPr>
-        <w:t>D.</w:t>
-      </w:r>
-      <w:r>
-        <w:rPr>
-          <w:rFonts w:ascii="Optima" w:eastAsia="Microsoft GothicNeo" w:hAnsi="Optima" w:cs="CMU Sans Serif Medium"/>
-          <w:sz w:val="22"/>
-          <w:szCs w:val="22"/>
-        </w:rPr>
-        <w:t xml:space="preserve"> </w:t>
-      </w:r>
-      <w:proofErr w:type="spellStart"/>
-      <w:r>
-        <w:rPr>
-          <w:rFonts w:ascii="Optima" w:eastAsia="Microsoft GothicNeo" w:hAnsi="Optima" w:cs="CMU Sans Serif Medium"/>
-          <w:sz w:val="22"/>
-          <w:szCs w:val="22"/>
-        </w:rPr>
-        <w:t>Sinske</w:t>
-      </w:r>
-      <w:proofErr w:type="spellEnd"/>
-      <w:r>
-        <w:rPr>
-          <w:rFonts w:ascii="Optima" w:eastAsia="Microsoft GothicNeo" w:hAnsi="Optima" w:cs="CMU Sans Serif Medium"/>
-          <w:sz w:val="22"/>
-          <w:szCs w:val="22"/>
-        </w:rPr>
-        <w:t xml:space="preserve">, </w:t>
-      </w:r>
-      <w:r>
-        <w:rPr>
-          <w:rFonts w:ascii="Optima" w:eastAsia="Microsoft GothicNeo" w:hAnsi="Optima" w:cs="CMU Sans Serif Medium"/>
-          <w:sz w:val="22"/>
-          <w:szCs w:val="22"/>
-        </w:rPr>
-        <w:t>T. P. J.</w:t>
-      </w:r>
-      <w:r>
-        <w:rPr>
-          <w:rFonts w:ascii="Optima" w:eastAsia="Microsoft GothicNeo" w:hAnsi="Optima" w:cs="CMU Sans Serif Medium"/>
-          <w:sz w:val="22"/>
-          <w:szCs w:val="22"/>
-        </w:rPr>
-        <w:t xml:space="preserve"> Knowles, </w:t>
-      </w:r>
-      <w:r>
-        <w:rPr>
-          <w:rFonts w:ascii="Optima" w:eastAsia="Microsoft GothicNeo" w:hAnsi="Optima" w:cs="CMU Sans Serif Medium"/>
-          <w:sz w:val="22"/>
-          <w:szCs w:val="22"/>
-        </w:rPr>
-        <w:t>C.</w:t>
-      </w:r>
-      <w:r>
-        <w:rPr>
-          <w:rFonts w:ascii="Optima" w:eastAsia="Microsoft GothicNeo" w:hAnsi="Optima" w:cs="CMU Sans Serif Medium"/>
-          <w:sz w:val="22"/>
-          <w:szCs w:val="22"/>
-        </w:rPr>
-        <w:t xml:space="preserve"> </w:t>
-      </w:r>
-      <w:r>
-        <w:rPr>
-          <w:rFonts w:ascii="Optima" w:eastAsia="Microsoft GothicNeo" w:hAnsi="Optima" w:cs="CMU Sans Serif Medium"/>
-          <w:sz w:val="22"/>
-          <w:szCs w:val="22"/>
-        </w:rPr>
-        <w:t xml:space="preserve">V. </w:t>
-      </w:r>
-      <w:proofErr w:type="spellStart"/>
-      <w:r>
-        <w:rPr>
-          <w:rFonts w:ascii="Optima" w:eastAsia="Microsoft GothicNeo" w:hAnsi="Optima" w:cs="CMU Sans Serif Medium"/>
-          <w:sz w:val="22"/>
-          <w:szCs w:val="22"/>
-        </w:rPr>
-        <w:t>Synatschke</w:t>
-      </w:r>
-      <w:proofErr w:type="spellEnd"/>
-      <w:r>
-        <w:rPr>
-          <w:rFonts w:ascii="Optima" w:eastAsia="Microsoft GothicNeo" w:hAnsi="Optima" w:cs="CMU Sans Serif Medium"/>
-          <w:sz w:val="22"/>
-          <w:szCs w:val="22"/>
-        </w:rPr>
-        <w:t xml:space="preserve">, </w:t>
-      </w:r>
-      <w:r>
-        <w:rPr>
-          <w:rFonts w:ascii="Optima" w:eastAsia="Microsoft GothicNeo" w:hAnsi="Optima" w:cs="CMU Sans Serif Medium"/>
-          <w:sz w:val="22"/>
-          <w:szCs w:val="22"/>
-        </w:rPr>
-        <w:t>T.</w:t>
-      </w:r>
-      <w:r>
-        <w:rPr>
-          <w:rFonts w:ascii="Optima" w:eastAsia="Microsoft GothicNeo" w:hAnsi="Optima" w:cs="CMU Sans Serif Medium"/>
-          <w:sz w:val="22"/>
-          <w:szCs w:val="22"/>
-        </w:rPr>
         <w:t xml:space="preserve"> Weil, </w:t>
       </w:r>
       <w:r>
@@ -3784,18 +3360,8 @@
           <w:sz w:val="22"/>
           <w:szCs w:val="22"/>
         </w:rPr>
-        <w:t xml:space="preserve"> </w:t>
-      </w:r>
-      <w:proofErr w:type="spellStart"/>
-      <w:r>
-        <w:rPr>
-          <w:rFonts w:ascii="Optima" w:eastAsia="Microsoft GothicNeo" w:hAnsi="Optima" w:cs="CMU Sans Serif Medium"/>
-          <w:sz w:val="22"/>
-          <w:szCs w:val="22"/>
-        </w:rPr>
-        <w:t>Knöll</w:t>
-      </w:r>
-      <w:proofErr w:type="spellEnd"/>
+        <w:t xml:space="preserve"> Knöll</w:t>
+      </w:r>
       <w:r>
         <w:rPr>
           <w:rFonts w:ascii="Optima" w:eastAsia="Microsoft GothicNeo" w:hAnsi="Optima" w:cs="CMU Sans Serif Medium"/>
@@ -4307,18 +3873,8 @@
           <w:sz w:val="22"/>
           <w:szCs w:val="22"/>
         </w:rPr>
-        <w:t xml:space="preserve"> </w:t>
-      </w:r>
-      <w:proofErr w:type="spellStart"/>
-      <w:r>
-        <w:rPr>
-          <w:rFonts w:ascii="Optima" w:eastAsia="Microsoft GothicNeo" w:hAnsi="Optima" w:cs="CMU Sans Serif Medium"/>
-          <w:sz w:val="22"/>
-          <w:szCs w:val="22"/>
-        </w:rPr>
-        <w:t>Zaboronski</w:t>
-      </w:r>
-      <w:proofErr w:type="spellEnd"/>
+        <w:t xml:space="preserve"> Zaboronski</w:t>
+      </w:r>
       <w:r>
         <w:rPr>
           <w:rFonts w:ascii="Optima" w:eastAsia="Microsoft GothicNeo" w:hAnsi="Optima" w:cs="CMU Sans Serif Medium"/>
@@ -4654,18 +4210,32 @@
           <w:sz w:val="22"/>
           <w:szCs w:val="22"/>
         </w:rPr>
+        <w:t xml:space="preserve"> Zaboronski</w:t>
+      </w:r>
+      <w:r>
+        <w:rPr>
+          <w:rFonts w:ascii="Optima" w:eastAsia="Microsoft GothicNeo" w:hAnsi="Optima" w:cs="CMU Sans Serif Medium"/>
+          <w:sz w:val="22"/>
+          <w:szCs w:val="22"/>
+        </w:rPr>
+        <w:t>;</w:t>
+      </w:r>
+      <w:r>
+        <w:rPr>
+          <w:rFonts w:ascii="Optima" w:eastAsia="Microsoft GothicNeo" w:hAnsi="Optima" w:cs="CMU Sans Serif Medium"/>
+          <w:sz w:val="22"/>
+          <w:szCs w:val="22"/>
+        </w:rPr>
         <w:t xml:space="preserve"> </w:t>
       </w:r>
-      <w:proofErr w:type="spellStart"/>
-      <w:r>
-        <w:rPr>
-          <w:rFonts w:ascii="Optima" w:eastAsia="Microsoft GothicNeo" w:hAnsi="Optima" w:cs="CMU Sans Serif Medium"/>
-          <w:sz w:val="22"/>
-          <w:szCs w:val="22"/>
-        </w:rPr>
-        <w:t>Zaboronski</w:t>
-      </w:r>
-      <w:proofErr w:type="spellEnd"/>
+      <w:r>
+        <w:rPr>
+          <w:rFonts w:ascii="Optima" w:eastAsia="Microsoft GothicNeo" w:hAnsi="Optima" w:cs="CMU Sans Serif Medium"/>
+          <w:sz w:val="22"/>
+          <w:szCs w:val="22"/>
+        </w:rPr>
+        <w:t>Universality properties of steady driven coagulation with collisional evaporation</w:t>
+      </w:r>
       <w:r>
         <w:rPr>
           <w:rFonts w:ascii="Optima" w:eastAsia="Microsoft GothicNeo" w:hAnsi="Optima" w:cs="CMU Sans Serif Medium"/>
@@ -4688,31 +4258,6 @@
           <w:sz w:val="22"/>
           <w:szCs w:val="22"/>
         </w:rPr>
-        <w:t>Universality properties of steady driven coagulation with collisional evaporation</w:t>
-      </w:r>
-      <w:r>
-        <w:rPr>
-          <w:rFonts w:ascii="Optima" w:eastAsia="Microsoft GothicNeo" w:hAnsi="Optima" w:cs="CMU Sans Serif Medium"/>
-          <w:sz w:val="22"/>
-          <w:szCs w:val="22"/>
-        </w:rPr>
-        <w:t>;</w:t>
-      </w:r>
-      <w:r>
-        <w:rPr>
-          <w:rFonts w:ascii="Optima" w:eastAsia="Microsoft GothicNeo" w:hAnsi="Optima" w:cs="CMU Sans Serif Medium"/>
-          <w:sz w:val="22"/>
-          <w:szCs w:val="22"/>
-        </w:rPr>
-        <w:t xml:space="preserve"> </w:t>
-      </w:r>
-      <w:proofErr w:type="spellStart"/>
-      <w:r>
-        <w:rPr>
-          <w:rFonts w:ascii="Optima" w:eastAsia="Microsoft GothicNeo" w:hAnsi="Optima" w:cs="CMU Sans Serif Medium"/>
-          <w:sz w:val="22"/>
-          <w:szCs w:val="22"/>
-        </w:rPr>
         <w:t>Europhys</w:t>
       </w:r>
       <w:r>
@@ -4723,7 +4268,6 @@
         </w:rPr>
         <w:t>ics</w:t>
       </w:r>
-      <w:proofErr w:type="spellEnd"/>
       <w:r>
         <w:rPr>
           <w:rFonts w:ascii="Optima" w:eastAsia="Microsoft GothicNeo" w:hAnsi="Optima" w:cs="CMU Sans Serif Medium"/>
@@ -4937,18 +4481,8 @@
           <w:sz w:val="22"/>
           <w:szCs w:val="22"/>
         </w:rPr>
-        <w:t xml:space="preserve"> </w:t>
-      </w:r>
-      <w:proofErr w:type="spellStart"/>
-      <w:r>
-        <w:rPr>
-          <w:rFonts w:ascii="Optima" w:eastAsia="Microsoft GothicNeo" w:hAnsi="Optima" w:cs="CMU Sans Serif Medium"/>
-          <w:sz w:val="22"/>
-          <w:szCs w:val="22"/>
-        </w:rPr>
-        <w:t>Modak</w:t>
-      </w:r>
-      <w:proofErr w:type="spellEnd"/>
+        <w:t xml:space="preserve"> Modak</w:t>
+      </w:r>
       <w:r>
         <w:rPr>
           <w:rFonts w:ascii="Optima" w:eastAsia="Microsoft GothicNeo" w:hAnsi="Optima" w:cs="CMU Sans Serif Medium"/>
@@ -5138,41 +4672,13 @@
         </w:rPr>
         <w:t xml:space="preserve"> </w:t>
       </w:r>
-      <w:proofErr w:type="spellStart"/>
-      <w:r>
-        <w:rPr>
-          <w:rFonts w:ascii="Optima" w:eastAsia="Microsoft GothicNeo" w:hAnsi="Optima" w:cs="CMU Sans Serif Medium"/>
-          <w:sz w:val="22"/>
-          <w:szCs w:val="22"/>
-        </w:rPr>
-        <w:t>Lifshitz</w:t>
-      </w:r>
-      <w:proofErr w:type="spellEnd"/>
-      <w:r>
-        <w:rPr>
-          <w:rFonts w:ascii="Optima" w:eastAsia="Microsoft GothicNeo" w:hAnsi="Optima" w:cs="CMU Sans Serif Medium"/>
-          <w:sz w:val="22"/>
-          <w:szCs w:val="22"/>
-        </w:rPr>
-        <w:t xml:space="preserve"> </w:t>
-      </w:r>
-      <w:proofErr w:type="spellStart"/>
-      <w:r>
-        <w:rPr>
-          <w:rFonts w:ascii="Optima" w:eastAsia="Microsoft GothicNeo" w:hAnsi="Optima" w:cs="CMU Sans Serif Medium"/>
-          <w:sz w:val="22"/>
-          <w:szCs w:val="22"/>
-        </w:rPr>
-        <w:t>tricritical</w:t>
-      </w:r>
-      <w:proofErr w:type="spellEnd"/>
-      <w:r>
-        <w:rPr>
-          <w:rFonts w:ascii="Optima" w:eastAsia="Microsoft GothicNeo" w:hAnsi="Optima" w:cs="CMU Sans Serif Medium"/>
-          <w:sz w:val="22"/>
-          <w:szCs w:val="22"/>
-        </w:rPr>
-        <w:t xml:space="preserve"> point and its relation to the FFLO superconducting state</w:t>
+      <w:r>
+        <w:rPr>
+          <w:rFonts w:ascii="Optima" w:eastAsia="Microsoft GothicNeo" w:hAnsi="Optima" w:cs="CMU Sans Serif Medium"/>
+          <w:sz w:val="22"/>
+          <w:szCs w:val="22"/>
+        </w:rPr>
+        <w:t>Lifshitz tricritical point and its relation to the FFLO superconducting state</w:t>
       </w:r>
       <w:r>
         <w:rPr>
@@ -5404,25 +4910,7 @@
           <w:sz w:val="22"/>
           <w:szCs w:val="22"/>
         </w:rPr>
-        <w:t xml:space="preserve">Competing order parameters and a </w:t>
-      </w:r>
-      <w:proofErr w:type="spellStart"/>
-      <w:r>
-        <w:rPr>
-          <w:rFonts w:ascii="Optima" w:eastAsia="Microsoft GothicNeo" w:hAnsi="Optima" w:cs="CMU Sans Serif Medium"/>
-          <w:sz w:val="22"/>
-          <w:szCs w:val="22"/>
-        </w:rPr>
-        <w:t>tricritical</w:t>
-      </w:r>
-      <w:proofErr w:type="spellEnd"/>
-      <w:r>
-        <w:rPr>
-          <w:rFonts w:ascii="Optima" w:eastAsia="Microsoft GothicNeo" w:hAnsi="Optima" w:cs="CMU Sans Serif Medium"/>
-          <w:sz w:val="22"/>
-          <w:szCs w:val="22"/>
-        </w:rPr>
-        <w:t xml:space="preserve"> point with a difference</w:t>
+        <w:t>Competing order parameters and a tricritical point with a difference</w:t>
       </w:r>
       <w:r>
         <w:rPr>
@@ -5440,7 +4928,6 @@
         </w:rPr>
         <w:t xml:space="preserve"> </w:t>
       </w:r>
-      <w:proofErr w:type="spellStart"/>
       <w:r>
         <w:rPr>
           <w:rFonts w:ascii="Optima" w:eastAsia="Microsoft GothicNeo" w:hAnsi="Optima" w:cs="CMU Sans Serif Medium"/>
@@ -5448,17 +4935,7 @@
           <w:szCs w:val="22"/>
           <w:lang w:val="en-IN"/>
         </w:rPr>
-        <w:t>Physica</w:t>
-      </w:r>
-      <w:proofErr w:type="spellEnd"/>
-      <w:r>
-        <w:rPr>
-          <w:rFonts w:ascii="Optima" w:eastAsia="Microsoft GothicNeo" w:hAnsi="Optima" w:cs="CMU Sans Serif Medium"/>
-          <w:sz w:val="22"/>
-          <w:szCs w:val="22"/>
-          <w:lang w:val="en-IN"/>
-        </w:rPr>
-        <w:t xml:space="preserve"> B</w:t>
+        <w:t>Physica B</w:t>
       </w:r>
       <w:r>
         <w:rPr>
@@ -5597,7 +5074,6 @@
         </w:rPr>
         <w:t xml:space="preserve">onference </w:t>
       </w:r>
-      <w:proofErr w:type="gramStart"/>
       <w:r>
         <w:rPr>
           <w:rFonts w:ascii="Optima" w:eastAsia="Microsoft GothicNeo" w:hAnsi="Optima" w:cs="CMU Sans Serif Medium"/>
@@ -5616,7 +5092,6 @@
         </w:rPr>
         <w:t>roceeding</w:t>
       </w:r>
-      <w:proofErr w:type="gramEnd"/>
     </w:p>
     <w:p>
       <w:pPr>
@@ -5722,18 +5197,8 @@
           <w:sz w:val="22"/>
           <w:szCs w:val="22"/>
         </w:rPr>
-        <w:t xml:space="preserve">Dynamical structure factor of </w:t>
-      </w:r>
-      <w:proofErr w:type="spellStart"/>
-      <w:r>
-        <w:rPr>
-          <w:rFonts w:ascii="Optima" w:eastAsia="Microsoft GothicNeo" w:hAnsi="Optima" w:cs="CMU Sans Serif Medium"/>
-          <w:sz w:val="22"/>
-          <w:szCs w:val="22"/>
-        </w:rPr>
-        <w:t>Fulde</w:t>
-      </w:r>
-      <w:proofErr w:type="spellEnd"/>
+        <w:t>Dynamical structure factor of Fulde</w:t>
+      </w:r>
       <w:r>
         <w:rPr>
           <w:rFonts w:ascii="Optima" w:eastAsia="Microsoft GothicNeo" w:hAnsi="Optima" w:cs="CMU Sans Serif Medium"/>
@@ -5774,23 +5239,13 @@
         </w:rPr>
         <w:t>–</w:t>
       </w:r>
-      <w:proofErr w:type="spellStart"/>
-      <w:r>
-        <w:rPr>
-          <w:rFonts w:ascii="Optima" w:eastAsia="Microsoft GothicNeo" w:hAnsi="Optima" w:cs="CMU Sans Serif Medium"/>
-          <w:sz w:val="22"/>
-          <w:szCs w:val="22"/>
-        </w:rPr>
-        <w:t>Ovchinnikov</w:t>
-      </w:r>
-      <w:proofErr w:type="spellEnd"/>
-      <w:r>
-        <w:rPr>
-          <w:rFonts w:ascii="Optima" w:eastAsia="Microsoft GothicNeo" w:hAnsi="Optima" w:cs="CMU Sans Serif Medium"/>
-          <w:sz w:val="22"/>
-          <w:szCs w:val="22"/>
-        </w:rPr>
-        <w:t xml:space="preserve"> superconductors</w:t>
+      <w:r>
+        <w:rPr>
+          <w:rFonts w:ascii="Optima" w:eastAsia="Microsoft GothicNeo" w:hAnsi="Optima" w:cs="CMU Sans Serif Medium"/>
+          <w:sz w:val="22"/>
+          <w:szCs w:val="22"/>
+        </w:rPr>
+        <w:t>Ovchinnikov superconductors</w:t>
       </w:r>
       <w:r>
         <w:rPr>
@@ -5963,6 +5418,110 @@
           <w:szCs w:val="22"/>
         </w:rPr>
       </w:pPr>
+    </w:p>
+    <w:p>
+      <w:pPr>
+        <w:pStyle w:val="ListParagraph"/>
+        <w:numPr>
+          <w:ilvl w:val="0"/>
+          <w:numId w:val="2"/>
+        </w:numPr>
+        <w:rPr>
+          <w:rFonts w:ascii="Optima" w:eastAsia="Microsoft GothicNeo" w:hAnsi="Optima" w:cs="CMU Sans Serif Medium"/>
+          <w:sz w:val="22"/>
+          <w:szCs w:val="22"/>
+        </w:rPr>
+      </w:pPr>
+      <w:r>
+        <w:rPr>
+          <w:rFonts w:ascii="Optima" w:eastAsia="Microsoft GothicNeo" w:hAnsi="Optima" w:cs="CMU Sans Serif Medium"/>
+          <w:b/>
+          <w:bCs/>
+          <w:sz w:val="22"/>
+          <w:szCs w:val="22"/>
+        </w:rPr>
+        <w:t>A. Dutta</w:t>
+      </w:r>
+      <w:r>
+        <w:rPr>
+          <w:rFonts w:ascii="Optima" w:eastAsia="Microsoft GothicNeo" w:hAnsi="Optima" w:cs="CMU Sans Serif Medium"/>
+          <w:sz w:val="22"/>
+          <w:szCs w:val="22"/>
+        </w:rPr>
+        <w:t>, A. Cristiani, J. Eisert, R. M. Bhaskara</w:t>
+      </w:r>
+      <w:r>
+        <w:rPr>
+          <w:rFonts w:ascii="Optima" w:eastAsia="Microsoft GothicNeo" w:hAnsi="Optima" w:cs="CMU Sans Serif Medium"/>
+          <w:sz w:val="22"/>
+          <w:szCs w:val="22"/>
+        </w:rPr>
+        <w:t xml:space="preserve">; </w:t>
+      </w:r>
+      <w:r>
+        <w:rPr>
+          <w:rFonts w:ascii="Optima" w:eastAsia="Microsoft GothicNeo" w:hAnsi="Optima" w:cs="CMU Sans Serif Medium"/>
+          <w:sz w:val="22"/>
+          <w:szCs w:val="22"/>
+        </w:rPr>
+        <w:t>A multi-level classification of the human E3 ligome</w:t>
+      </w:r>
+    </w:p>
+    <w:p>
+      <w:pPr>
+        <w:pStyle w:val="ListParagraph"/>
+        <w:numPr>
+          <w:ilvl w:val="0"/>
+          <w:numId w:val="2"/>
+        </w:numPr>
+        <w:rPr>
+          <w:rFonts w:ascii="Optima" w:eastAsia="Microsoft GothicNeo" w:hAnsi="Optima" w:cs="CMU Sans Serif Medium"/>
+          <w:sz w:val="22"/>
+          <w:szCs w:val="22"/>
+        </w:rPr>
+      </w:pPr>
+      <w:r>
+        <w:rPr>
+          <w:rFonts w:ascii="Optima" w:eastAsia="Microsoft GothicNeo" w:hAnsi="Optima" w:cs="CMU Sans Serif Medium"/>
+          <w:sz w:val="22"/>
+          <w:szCs w:val="22"/>
+        </w:rPr>
+        <w:t xml:space="preserve">A. Cristiani, </w:t>
+      </w:r>
+      <w:r>
+        <w:rPr>
+          <w:rFonts w:ascii="Optima" w:eastAsia="Microsoft GothicNeo" w:hAnsi="Optima" w:cs="CMU Sans Serif Medium"/>
+          <w:b/>
+          <w:bCs/>
+          <w:sz w:val="22"/>
+          <w:szCs w:val="22"/>
+        </w:rPr>
+        <w:t>A. Dutta</w:t>
+      </w:r>
+      <w:r>
+        <w:rPr>
+          <w:rFonts w:ascii="Optima" w:eastAsia="Microsoft GothicNeo" w:hAnsi="Optima" w:cs="CMU Sans Serif Medium"/>
+          <w:sz w:val="22"/>
+          <w:szCs w:val="22"/>
+        </w:rPr>
+        <w:t>, R. M. Bhaskara</w:t>
+      </w:r>
+      <w:r>
+        <w:rPr>
+          <w:rFonts w:ascii="Optima" w:eastAsia="Microsoft GothicNeo" w:hAnsi="Optima" w:cs="CMU Sans Serif Medium"/>
+          <w:sz w:val="22"/>
+          <w:szCs w:val="22"/>
+        </w:rPr>
+        <w:t xml:space="preserve">; </w:t>
+      </w:r>
+      <w:r>
+        <w:rPr>
+          <w:rFonts w:ascii="Optima" w:eastAsia="Microsoft GothicNeo" w:hAnsi="Optima" w:cs="CMU Sans Serif Medium"/>
+          <w:sz w:val="22"/>
+          <w:szCs w:val="22"/>
+        </w:rPr>
+        <w:t>Molecular principles governing the substrate specificity of Human SUMO E3 Ligases</w:t>
+      </w:r>
     </w:p>
     <w:p>
       <w:pPr>
@@ -6024,23 +5583,13 @@
         </w:rPr>
         <w:t xml:space="preserve">O. </w:t>
       </w:r>
-      <w:proofErr w:type="spellStart"/>
-      <w:r>
-        <w:rPr>
-          <w:rFonts w:ascii="Optima" w:eastAsia="Microsoft GothicNeo" w:hAnsi="Optima" w:cs="CMU Sans Serif Medium"/>
-          <w:sz w:val="22"/>
-          <w:szCs w:val="22"/>
-        </w:rPr>
-        <w:t>Benzarara</w:t>
-      </w:r>
-      <w:proofErr w:type="spellEnd"/>
-      <w:r>
-        <w:rPr>
-          <w:rFonts w:ascii="Optima" w:eastAsia="Microsoft GothicNeo" w:hAnsi="Optima" w:cs="CMU Sans Serif Medium"/>
-          <w:sz w:val="22"/>
-          <w:szCs w:val="22"/>
-        </w:rPr>
-        <w:t xml:space="preserve">, </w:t>
+      <w:r>
+        <w:rPr>
+          <w:rFonts w:ascii="Optima" w:eastAsia="Microsoft GothicNeo" w:hAnsi="Optima" w:cs="CMU Sans Serif Medium"/>
+          <w:sz w:val="22"/>
+          <w:szCs w:val="22"/>
+        </w:rPr>
+        <w:t xml:space="preserve">Benzarara, </w:t>
       </w:r>
       <w:r>
         <w:rPr>
@@ -6056,42 +5605,32 @@
           <w:sz w:val="22"/>
           <w:szCs w:val="22"/>
         </w:rPr>
+        <w:t xml:space="preserve"> Kuli</w:t>
+      </w:r>
+      <w:r>
+        <w:rPr>
+          <w:rFonts w:ascii="Cambria" w:eastAsia="Microsoft GothicNeo" w:hAnsi="Cambria" w:cs="Cambria"/>
+          <w:sz w:val="22"/>
+          <w:szCs w:val="22"/>
+        </w:rPr>
+        <w:t>ć</w:t>
+      </w:r>
+      <w:r>
+        <w:rPr>
+          <w:rFonts w:ascii="Optima" w:eastAsia="Microsoft GothicNeo" w:hAnsi="Optima" w:cs="CMU Sans Serif Medium"/>
+          <w:sz w:val="22"/>
+          <w:szCs w:val="22"/>
+        </w:rPr>
+        <w:t>;</w:t>
+      </w:r>
+      <w:r>
+        <w:rPr>
+          <w:rFonts w:ascii="Optima" w:eastAsia="Microsoft GothicNeo" w:hAnsi="Optima" w:cs="CMU Sans Serif Medium"/>
+          <w:sz w:val="22"/>
+          <w:szCs w:val="22"/>
+        </w:rPr>
         <w:t xml:space="preserve"> </w:t>
       </w:r>
-      <w:proofErr w:type="spellStart"/>
-      <w:r>
-        <w:rPr>
-          <w:rFonts w:ascii="Optima" w:eastAsia="Microsoft GothicNeo" w:hAnsi="Optima" w:cs="CMU Sans Serif Medium"/>
-          <w:sz w:val="22"/>
-          <w:szCs w:val="22"/>
-        </w:rPr>
-        <w:t>Kuli</w:t>
-      </w:r>
-      <w:r>
-        <w:rPr>
-          <w:rFonts w:ascii="Cambria" w:eastAsia="Microsoft GothicNeo" w:hAnsi="Cambria" w:cs="Cambria"/>
-          <w:sz w:val="22"/>
-          <w:szCs w:val="22"/>
-        </w:rPr>
-        <w:t>ć</w:t>
-      </w:r>
-      <w:proofErr w:type="spellEnd"/>
-      <w:r>
-        <w:rPr>
-          <w:rFonts w:ascii="Optima" w:eastAsia="Microsoft GothicNeo" w:hAnsi="Optima" w:cs="CMU Sans Serif Medium"/>
-          <w:sz w:val="22"/>
-          <w:szCs w:val="22"/>
-        </w:rPr>
-        <w:t>;</w:t>
-      </w:r>
-      <w:r>
-        <w:rPr>
-          <w:rFonts w:ascii="Optima" w:eastAsia="Microsoft GothicNeo" w:hAnsi="Optima" w:cs="CMU Sans Serif Medium"/>
-          <w:sz w:val="22"/>
-          <w:szCs w:val="22"/>
-        </w:rPr>
-        <w:t xml:space="preserve"> </w:t>
-      </w:r>
       <w:r>
         <w:rPr>
           <w:rFonts w:ascii="Optima" w:eastAsia="Microsoft GothicNeo" w:hAnsi="Optima" w:cs="CMU Sans Serif Medium"/>
@@ -6124,7 +5663,6 @@
         </w:rPr>
         <w:t xml:space="preserve">polymer </w:t>
       </w:r>
-      <w:proofErr w:type="gramStart"/>
       <w:r>
         <w:rPr>
           <w:rFonts w:ascii="Optima" w:eastAsia="Microsoft GothicNeo" w:hAnsi="Optima" w:cs="CMU Sans Serif Medium"/>
@@ -6141,7 +5679,6 @@
         </w:rPr>
         <w:t>s</w:t>
       </w:r>
-      <w:proofErr w:type="gramEnd"/>
     </w:p>
     <w:p>
       <w:pPr>
@@ -6257,18 +5794,8 @@
           <w:sz w:val="22"/>
           <w:szCs w:val="22"/>
         </w:rPr>
-        <w:t xml:space="preserve"> </w:t>
-      </w:r>
-      <w:proofErr w:type="spellStart"/>
-      <w:r>
-        <w:rPr>
-          <w:rFonts w:ascii="Optima" w:eastAsia="Microsoft GothicNeo" w:hAnsi="Optima" w:cs="CMU Sans Serif Medium"/>
-          <w:sz w:val="22"/>
-          <w:szCs w:val="22"/>
-        </w:rPr>
-        <w:t>Zaboronski</w:t>
-      </w:r>
-      <w:proofErr w:type="spellEnd"/>
+        <w:t xml:space="preserve"> Zaboronski</w:t>
+      </w:r>
       <w:r>
         <w:rPr>
           <w:rFonts w:ascii="Optima" w:eastAsia="Microsoft GothicNeo" w:hAnsi="Optima" w:cs="CMU Sans Serif Medium"/>
@@ -6277,23 +5804,13 @@
         </w:rPr>
         <w:t xml:space="preserve">; </w:t>
       </w:r>
-      <w:proofErr w:type="spellStart"/>
-      <w:r>
-        <w:rPr>
-          <w:rFonts w:ascii="Optima" w:eastAsia="Microsoft GothicNeo" w:hAnsi="Optima" w:cs="CMU Sans Serif Medium"/>
-          <w:sz w:val="22"/>
-          <w:szCs w:val="22"/>
-        </w:rPr>
-        <w:t>Smoluchowski</w:t>
-      </w:r>
-      <w:proofErr w:type="spellEnd"/>
-      <w:r>
-        <w:rPr>
-          <w:rFonts w:ascii="Optima" w:eastAsia="Microsoft GothicNeo" w:hAnsi="Optima" w:cs="CMU Sans Serif Medium"/>
-          <w:sz w:val="22"/>
-          <w:szCs w:val="22"/>
-        </w:rPr>
-        <w:t xml:space="preserve"> equation for aggregation, collision</w:t>
+      <w:r>
+        <w:rPr>
+          <w:rFonts w:ascii="Optima" w:eastAsia="Microsoft GothicNeo" w:hAnsi="Optima" w:cs="CMU Sans Serif Medium"/>
+          <w:sz w:val="22"/>
+          <w:szCs w:val="22"/>
+        </w:rPr>
+        <w:t>Smoluchowski equation for aggregation, collision</w:t>
       </w:r>
       <w:r>
         <w:rPr>
@@ -6419,29 +5936,7 @@
           <w:sz w:val="22"/>
           <w:szCs w:val="22"/>
         </w:rPr>
-        <w:t xml:space="preserve">Best talk, </w:t>
-      </w:r>
-      <w:proofErr w:type="spellStart"/>
-      <w:r>
-        <w:rPr>
-          <w:rFonts w:ascii="Optima" w:eastAsia="Microsoft GothicNeo" w:hAnsi="Optima" w:cs="CMU Sans Serif Medium"/>
-          <w:b/>
-          <w:bCs/>
-          <w:sz w:val="22"/>
-          <w:szCs w:val="22"/>
-        </w:rPr>
-        <w:t>Bosefest</w:t>
-      </w:r>
-      <w:proofErr w:type="spellEnd"/>
-      <w:r>
-        <w:rPr>
-          <w:rFonts w:ascii="Optima" w:eastAsia="Microsoft GothicNeo" w:hAnsi="Optima" w:cs="CMU Sans Serif Medium"/>
-          <w:b/>
-          <w:bCs/>
-          <w:sz w:val="22"/>
-          <w:szCs w:val="22"/>
-        </w:rPr>
-        <w:t xml:space="preserve"> 2013</w:t>
+        <w:t>Best talk, Bosefest 2013</w:t>
       </w:r>
       <w:r>
         <w:rPr>
@@ -6529,29 +6024,7 @@
           <w:sz w:val="22"/>
           <w:szCs w:val="22"/>
         </w:rPr>
-        <w:t xml:space="preserve">Best poster, </w:t>
-      </w:r>
-      <w:proofErr w:type="spellStart"/>
-      <w:r>
-        <w:rPr>
-          <w:rFonts w:ascii="Optima" w:eastAsia="Microsoft GothicNeo" w:hAnsi="Optima" w:cs="CMU Sans Serif Medium"/>
-          <w:b/>
-          <w:bCs/>
-          <w:sz w:val="22"/>
-          <w:szCs w:val="22"/>
-        </w:rPr>
-        <w:t>Bosefest</w:t>
-      </w:r>
-      <w:proofErr w:type="spellEnd"/>
-      <w:r>
-        <w:rPr>
-          <w:rFonts w:ascii="Optima" w:eastAsia="Microsoft GothicNeo" w:hAnsi="Optima" w:cs="CMU Sans Serif Medium"/>
-          <w:b/>
-          <w:bCs/>
-          <w:sz w:val="22"/>
-          <w:szCs w:val="22"/>
-        </w:rPr>
-        <w:t xml:space="preserve"> 2011</w:t>
+        <w:t>Best poster, Bosefest 2011</w:t>
       </w:r>
       <w:r>
         <w:rPr>
@@ -7018,7 +6491,6 @@
           <w:bCs/>
           <w:color w:val="2F5496" w:themeColor="accent1" w:themeShade="BF"/>
         </w:rPr>
-        <w:lastRenderedPageBreak/>
         <w:t xml:space="preserve">Research </w:t>
       </w:r>
       <w:r>
@@ -7310,7 +6782,6 @@
         </w:rPr>
         <w:t xml:space="preserve">Invited </w:t>
       </w:r>
-      <w:proofErr w:type="gramStart"/>
       <w:r>
         <w:rPr>
           <w:rFonts w:ascii="Optima" w:eastAsia="Microsoft GothicNeo" w:hAnsi="Optima" w:cs="CMU Sans Serif Medium"/>
@@ -7329,7 +6800,6 @@
         </w:rPr>
         <w:t>alks</w:t>
       </w:r>
-      <w:proofErr w:type="gramEnd"/>
     </w:p>
     <w:p>
       <w:pPr>
@@ -7539,25 +7009,7 @@
           <w:szCs w:val="22"/>
         </w:rPr>
         <w:tab/>
-        <w:t xml:space="preserve">University of Tokyo, Japan, Modeling aggregation and fragmentation phenomena using the </w:t>
-      </w:r>
-      <w:proofErr w:type="spellStart"/>
-      <w:r>
-        <w:rPr>
-          <w:rFonts w:ascii="Optima" w:eastAsia="Microsoft GothicNeo" w:hAnsi="Optima" w:cs="CMU Sans Serif Medium"/>
-          <w:sz w:val="22"/>
-          <w:szCs w:val="22"/>
-        </w:rPr>
-        <w:t>Smoluchowski</w:t>
-      </w:r>
-      <w:proofErr w:type="spellEnd"/>
-      <w:r>
-        <w:rPr>
-          <w:rFonts w:ascii="Optima" w:eastAsia="Microsoft GothicNeo" w:hAnsi="Optima" w:cs="CMU Sans Serif Medium"/>
-          <w:sz w:val="22"/>
-          <w:szCs w:val="22"/>
-        </w:rPr>
-        <w:t xml:space="preserve"> equation </w:t>
+        <w:t xml:space="preserve">University of Tokyo, Japan, Modeling aggregation and fragmentation phenomena using the Smoluchowski equation </w:t>
       </w:r>
     </w:p>
     <w:p>
@@ -7594,7 +7046,6 @@
         </w:rPr>
         <w:t xml:space="preserve">Contributed </w:t>
       </w:r>
-      <w:proofErr w:type="gramStart"/>
       <w:r>
         <w:rPr>
           <w:rFonts w:ascii="Optima" w:eastAsia="Microsoft GothicNeo" w:hAnsi="Optima" w:cs="CMU Sans Serif Medium"/>
@@ -7613,7 +7064,6 @@
         </w:rPr>
         <w:t>alks</w:t>
       </w:r>
-      <w:proofErr w:type="gramEnd"/>
     </w:p>
     <w:p>
       <w:pPr>
@@ -7655,24 +7105,7 @@
           <w:szCs w:val="22"/>
         </w:rPr>
         <w:tab/>
-      </w:r>
-      <w:proofErr w:type="spellStart"/>
-      <w:r>
-        <w:rPr>
-          <w:rFonts w:ascii="Optima" w:eastAsia="Microsoft GothicNeo" w:hAnsi="Optima" w:cs="CMU Sans Serif Medium"/>
-          <w:sz w:val="22"/>
-          <w:szCs w:val="22"/>
-        </w:rPr>
-        <w:t>BiGmax</w:t>
-      </w:r>
-      <w:proofErr w:type="spellEnd"/>
-      <w:r>
-        <w:rPr>
-          <w:rFonts w:ascii="Optima" w:eastAsia="Microsoft GothicNeo" w:hAnsi="Optima" w:cs="CMU Sans Serif Medium"/>
-          <w:sz w:val="22"/>
-          <w:szCs w:val="22"/>
-        </w:rPr>
-        <w:t xml:space="preserve"> Workshop 202</w:t>
+        <w:t>BiGmax Workshop 202</w:t>
       </w:r>
       <w:r>
         <w:rPr>
@@ -7718,24 +7151,7 @@
           <w:szCs w:val="22"/>
         </w:rPr>
         <w:tab/>
-      </w:r>
-      <w:proofErr w:type="spellStart"/>
-      <w:r>
-        <w:rPr>
-          <w:rFonts w:ascii="Optima" w:eastAsia="Microsoft GothicNeo" w:hAnsi="Optima" w:cs="CMU Sans Serif Medium"/>
-          <w:sz w:val="22"/>
-          <w:szCs w:val="22"/>
-        </w:rPr>
-        <w:t>BiGmax</w:t>
-      </w:r>
-      <w:proofErr w:type="spellEnd"/>
-      <w:r>
-        <w:rPr>
-          <w:rFonts w:ascii="Optima" w:eastAsia="Microsoft GothicNeo" w:hAnsi="Optima" w:cs="CMU Sans Serif Medium"/>
-          <w:sz w:val="22"/>
-          <w:szCs w:val="22"/>
-        </w:rPr>
-        <w:t xml:space="preserve"> Workshop 2019, Dresden, Germany</w:t>
+        <w:t>BiGmax Workshop 2019, Dresden, Germany</w:t>
       </w:r>
       <w:r>
         <w:rPr>
@@ -7797,43 +7213,7 @@
           <w:sz w:val="22"/>
           <w:szCs w:val="22"/>
         </w:rPr>
-        <w:t xml:space="preserve">, Modeling aggregation and fragmentation phenomena using the </w:t>
-      </w:r>
-      <w:proofErr w:type="spellStart"/>
-      <w:r>
-        <w:rPr>
-          <w:rFonts w:ascii="Optima" w:eastAsia="Microsoft GothicNeo" w:hAnsi="Optima" w:cs="CMU Sans Serif Medium"/>
-          <w:sz w:val="22"/>
-          <w:szCs w:val="22"/>
-        </w:rPr>
-        <w:t>Smoluchowski</w:t>
-      </w:r>
-      <w:proofErr w:type="spellEnd"/>
-      <w:r>
-        <w:rPr>
-          <w:rFonts w:ascii="Optima" w:eastAsia="Microsoft GothicNeo" w:hAnsi="Optima" w:cs="CMU Sans Serif Medium"/>
-          <w:sz w:val="22"/>
-          <w:szCs w:val="22"/>
-        </w:rPr>
-        <w:t xml:space="preserve"> </w:t>
-      </w:r>
-      <w:proofErr w:type="gramStart"/>
-      <w:r>
-        <w:rPr>
-          <w:rFonts w:ascii="Optima" w:eastAsia="Microsoft GothicNeo" w:hAnsi="Optima" w:cs="CMU Sans Serif Medium"/>
-          <w:sz w:val="22"/>
-          <w:szCs w:val="22"/>
-        </w:rPr>
-        <w:t>equation</w:t>
-      </w:r>
-      <w:proofErr w:type="gramEnd"/>
-      <w:r>
-        <w:rPr>
-          <w:rFonts w:ascii="Optima" w:eastAsia="Microsoft GothicNeo" w:hAnsi="Optima" w:cs="CMU Sans Serif Medium"/>
-          <w:sz w:val="22"/>
-          <w:szCs w:val="22"/>
-        </w:rPr>
-        <w:t xml:space="preserve"> </w:t>
+        <w:t xml:space="preserve">, Modeling aggregation and fragmentation phenomena using the Smoluchowski equation </w:t>
       </w:r>
     </w:p>
     <w:p>
@@ -7871,36 +7251,8 @@
           <w:sz w:val="22"/>
           <w:szCs w:val="22"/>
         </w:rPr>
-        <w:t xml:space="preserve">, Modeling aggregation and fragmentation phenomena using the </w:t>
-      </w:r>
-      <w:proofErr w:type="spellStart"/>
-      <w:r>
-        <w:rPr>
-          <w:rFonts w:ascii="Optima" w:eastAsia="Microsoft GothicNeo" w:hAnsi="Optima" w:cs="CMU Sans Serif Medium"/>
-          <w:sz w:val="22"/>
-          <w:szCs w:val="22"/>
-        </w:rPr>
-        <w:t>Smoluchowski</w:t>
-      </w:r>
-      <w:proofErr w:type="spellEnd"/>
-      <w:r>
-        <w:rPr>
-          <w:rFonts w:ascii="Optima" w:eastAsia="Microsoft GothicNeo" w:hAnsi="Optima" w:cs="CMU Sans Serif Medium"/>
-          <w:sz w:val="22"/>
-          <w:szCs w:val="22"/>
-        </w:rPr>
-        <w:t xml:space="preserve"> </w:t>
-      </w:r>
-      <w:proofErr w:type="gramStart"/>
-      <w:r>
-        <w:rPr>
-          <w:rFonts w:ascii="Optima" w:eastAsia="Microsoft GothicNeo" w:hAnsi="Optima" w:cs="CMU Sans Serif Medium"/>
-          <w:sz w:val="22"/>
-          <w:szCs w:val="22"/>
-        </w:rPr>
-        <w:t>equation</w:t>
-      </w:r>
-      <w:proofErr w:type="gramEnd"/>
+        <w:t>, Modeling aggregation and fragmentation phenomena using the Smoluchowski equation</w:t>
+      </w:r>
     </w:p>
     <w:p>
       <w:pPr>
@@ -7929,24 +7281,7 @@
           <w:szCs w:val="22"/>
         </w:rPr>
         <w:tab/>
-      </w:r>
-      <w:proofErr w:type="spellStart"/>
-      <w:r>
-        <w:rPr>
-          <w:rFonts w:ascii="Optima" w:eastAsia="Microsoft GothicNeo" w:hAnsi="Optima" w:cs="CMU Sans Serif Medium"/>
-          <w:sz w:val="22"/>
-          <w:szCs w:val="22"/>
-        </w:rPr>
-        <w:t>Bosefest</w:t>
-      </w:r>
-      <w:proofErr w:type="spellEnd"/>
-      <w:r>
-        <w:rPr>
-          <w:rFonts w:ascii="Optima" w:eastAsia="Microsoft GothicNeo" w:hAnsi="Optima" w:cs="CMU Sans Serif Medium"/>
-          <w:sz w:val="22"/>
-          <w:szCs w:val="22"/>
-        </w:rPr>
-        <w:t xml:space="preserve"> 2013, Kolkata, Indi</w:t>
+        <w:t>Bosefest 2013, Kolkata, Indi</w:t>
       </w:r>
       <w:r>
         <w:rPr>
@@ -7986,27 +7321,8 @@
           <w:sz w:val="22"/>
           <w:szCs w:val="22"/>
         </w:rPr>
-        <w:t xml:space="preserve">uperconductors with a </w:t>
-      </w:r>
-      <w:proofErr w:type="spellStart"/>
-      <w:r>
-        <w:rPr>
-          <w:rFonts w:ascii="Optima" w:eastAsia="Microsoft GothicNeo" w:hAnsi="Optima" w:cs="CMU Sans Serif Medium"/>
-          <w:sz w:val="22"/>
-          <w:szCs w:val="22"/>
-        </w:rPr>
-        <w:t>Lifshitz</w:t>
-      </w:r>
-      <w:proofErr w:type="spellEnd"/>
-      <w:r>
-        <w:rPr>
-          <w:rFonts w:ascii="Optima" w:eastAsia="Microsoft GothicNeo" w:hAnsi="Optima" w:cs="CMU Sans Serif Medium"/>
-          <w:sz w:val="22"/>
-          <w:szCs w:val="22"/>
-        </w:rPr>
-        <w:t xml:space="preserve"> </w:t>
-      </w:r>
-      <w:proofErr w:type="spellStart"/>
+        <w:t xml:space="preserve">uperconductors with a Lifshitz </w:t>
+      </w:r>
       <w:r>
         <w:rPr>
           <w:rFonts w:ascii="Optima" w:eastAsia="Microsoft GothicNeo" w:hAnsi="Optima" w:cs="CMU Sans Serif Medium"/>
@@ -8021,63 +7337,8 @@
           <w:sz w:val="22"/>
           <w:szCs w:val="22"/>
         </w:rPr>
-        <w:t>ricritical</w:t>
-      </w:r>
-      <w:proofErr w:type="spellEnd"/>
-      <w:r>
-        <w:rPr>
-          <w:rFonts w:ascii="Optima" w:eastAsia="Microsoft GothicNeo" w:hAnsi="Optima" w:cs="CMU Sans Serif Medium"/>
-          <w:sz w:val="22"/>
-          <w:szCs w:val="22"/>
-        </w:rPr>
-        <w:t xml:space="preserve"> point and a spatially-modulated </w:t>
-      </w:r>
-      <w:proofErr w:type="spellStart"/>
-      <w:r>
-        <w:rPr>
-          <w:rFonts w:ascii="Optima" w:eastAsia="Microsoft GothicNeo" w:hAnsi="Optima" w:cs="CMU Sans Serif Medium"/>
-          <w:sz w:val="22"/>
-          <w:szCs w:val="22"/>
-        </w:rPr>
-        <w:t>Fulde</w:t>
-      </w:r>
-      <w:proofErr w:type="spellEnd"/>
-      <w:r>
-        <w:rPr>
-          <w:rFonts w:ascii="Optima" w:eastAsia="Microsoft GothicNeo" w:hAnsi="Optima" w:cs="CMU Sans Serif Medium"/>
-          <w:sz w:val="22"/>
-          <w:szCs w:val="22"/>
-        </w:rPr>
-        <w:t>–Ferrell–Larkin–</w:t>
-      </w:r>
-      <w:proofErr w:type="spellStart"/>
-      <w:r>
-        <w:rPr>
-          <w:rFonts w:ascii="Optima" w:eastAsia="Microsoft GothicNeo" w:hAnsi="Optima" w:cs="CMU Sans Serif Medium"/>
-          <w:sz w:val="22"/>
-          <w:szCs w:val="22"/>
-        </w:rPr>
-        <w:t>Ovchinnikov</w:t>
-      </w:r>
-      <w:proofErr w:type="spellEnd"/>
-      <w:r>
-        <w:rPr>
-          <w:rFonts w:ascii="Optima" w:eastAsia="Microsoft GothicNeo" w:hAnsi="Optima" w:cs="CMU Sans Serif Medium"/>
-          <w:sz w:val="22"/>
-          <w:szCs w:val="22"/>
-        </w:rPr>
-        <w:t xml:space="preserve">-type order </w:t>
-      </w:r>
-      <w:proofErr w:type="gramStart"/>
-      <w:r>
-        <w:rPr>
-          <w:rFonts w:ascii="Optima" w:eastAsia="Microsoft GothicNeo" w:hAnsi="Optima" w:cs="CMU Sans Serif Medium"/>
-          <w:sz w:val="22"/>
-          <w:szCs w:val="22"/>
-        </w:rPr>
-        <w:t>parameter</w:t>
-      </w:r>
-      <w:proofErr w:type="gramEnd"/>
+        <w:t>ricritical point and a spatially-modulated Fulde–Ferrell–Larkin–Ovchinnikov-type order parameter</w:t>
+      </w:r>
     </w:p>
     <w:p>
       <w:pPr>
@@ -8106,24 +7367,7 @@
           <w:szCs w:val="22"/>
         </w:rPr>
         <w:tab/>
-      </w:r>
-      <w:proofErr w:type="spellStart"/>
-      <w:r>
-        <w:rPr>
-          <w:rFonts w:ascii="Optima" w:eastAsia="Microsoft GothicNeo" w:hAnsi="Optima" w:cs="CMU Sans Serif Medium"/>
-          <w:sz w:val="22"/>
-          <w:szCs w:val="22"/>
-        </w:rPr>
-        <w:t>Bosefest</w:t>
-      </w:r>
-      <w:proofErr w:type="spellEnd"/>
-      <w:r>
-        <w:rPr>
-          <w:rFonts w:ascii="Optima" w:eastAsia="Microsoft GothicNeo" w:hAnsi="Optima" w:cs="CMU Sans Serif Medium"/>
-          <w:sz w:val="22"/>
-          <w:szCs w:val="22"/>
-        </w:rPr>
-        <w:t xml:space="preserve"> 2012, Kolkata, India, Ginzburg–Landau Theory Near the Multicritical Point of Exotic Superconductors</w:t>
+        <w:t>Bosefest 2012, Kolkata, India, Ginzburg–Landau Theory Near the Multicritical Point of Exotic Superconductors</w:t>
       </w:r>
     </w:p>
     <w:p>
@@ -8342,14 +7586,6 @@
           <w:szCs w:val="22"/>
         </w:rPr>
         <w:tab/>
-      </w:r>
-      <w:proofErr w:type="spellStart"/>
-      <w:r>
-        <w:rPr>
-          <w:rFonts w:ascii="Optima" w:eastAsia="Microsoft GothicNeo" w:hAnsi="Optima" w:cs="CMU Sans Serif Medium"/>
-          <w:sz w:val="22"/>
-          <w:szCs w:val="22"/>
-        </w:rPr>
         <w:t>Bi</w:t>
       </w:r>
       <w:r>
@@ -8366,34 +7602,7 @@
           <w:sz w:val="22"/>
           <w:szCs w:val="22"/>
         </w:rPr>
-        <w:t>ax</w:t>
-      </w:r>
-      <w:proofErr w:type="spellEnd"/>
-      <w:r>
-        <w:rPr>
-          <w:rFonts w:ascii="Optima" w:eastAsia="Microsoft GothicNeo" w:hAnsi="Optima" w:cs="CMU Sans Serif Medium"/>
-          <w:sz w:val="22"/>
-          <w:szCs w:val="22"/>
-        </w:rPr>
-        <w:t xml:space="preserve"> Workshop 2018, </w:t>
-      </w:r>
-      <w:proofErr w:type="spellStart"/>
-      <w:r>
-        <w:rPr>
-          <w:rFonts w:ascii="Optima" w:eastAsia="Microsoft GothicNeo" w:hAnsi="Optima" w:cs="CMU Sans Serif Medium"/>
-          <w:sz w:val="22"/>
-          <w:szCs w:val="22"/>
-        </w:rPr>
-        <w:t>Irsee</w:t>
-      </w:r>
-      <w:proofErr w:type="spellEnd"/>
-      <w:r>
-        <w:rPr>
-          <w:rFonts w:ascii="Optima" w:eastAsia="Microsoft GothicNeo" w:hAnsi="Optima" w:cs="CMU Sans Serif Medium"/>
-          <w:sz w:val="22"/>
-          <w:szCs w:val="22"/>
-        </w:rPr>
-        <w:t>, Germany</w:t>
+        <w:t>ax Workshop 2018, Irsee, Germany</w:t>
       </w:r>
       <w:r>
         <w:rPr>
@@ -8431,36 +7640,8 @@
           <w:szCs w:val="22"/>
         </w:rPr>
         <w:tab/>
-        <w:t xml:space="preserve">Indian Statistical Physics Community Meeting 2016, Bangalore, India, Modeling aggregation and fragmentation using the </w:t>
-      </w:r>
-      <w:proofErr w:type="spellStart"/>
-      <w:r>
-        <w:rPr>
-          <w:rFonts w:ascii="Optima" w:eastAsia="Microsoft GothicNeo" w:hAnsi="Optima" w:cs="CMU Sans Serif Medium"/>
-          <w:sz w:val="22"/>
-          <w:szCs w:val="22"/>
-        </w:rPr>
-        <w:t>Smoluchowski</w:t>
-      </w:r>
-      <w:proofErr w:type="spellEnd"/>
-      <w:r>
-        <w:rPr>
-          <w:rFonts w:ascii="Optima" w:eastAsia="Microsoft GothicNeo" w:hAnsi="Optima" w:cs="CMU Sans Serif Medium"/>
-          <w:sz w:val="22"/>
-          <w:szCs w:val="22"/>
-        </w:rPr>
-        <w:t xml:space="preserve"> </w:t>
-      </w:r>
-      <w:proofErr w:type="gramStart"/>
-      <w:r>
-        <w:rPr>
-          <w:rFonts w:ascii="Optima" w:eastAsia="Microsoft GothicNeo" w:hAnsi="Optima" w:cs="CMU Sans Serif Medium"/>
-          <w:sz w:val="22"/>
-          <w:szCs w:val="22"/>
-        </w:rPr>
-        <w:t>equation</w:t>
-      </w:r>
-      <w:proofErr w:type="gramEnd"/>
+        <w:t>Indian Statistical Physics Community Meeting 2016, Bangalore, India, Modeling aggregation and fragmentation using the Smoluchowski equation</w:t>
+      </w:r>
     </w:p>
     <w:p>
       <w:pPr>
@@ -8521,36 +7702,8 @@
           <w:sz w:val="22"/>
           <w:szCs w:val="22"/>
         </w:rPr>
-        <w:t xml:space="preserve">Modeling aggregation and fragmentation phenomena using the </w:t>
-      </w:r>
-      <w:proofErr w:type="spellStart"/>
-      <w:r>
-        <w:rPr>
-          <w:rFonts w:ascii="Optima" w:eastAsia="Microsoft GothicNeo" w:hAnsi="Optima" w:cs="CMU Sans Serif Medium"/>
-          <w:sz w:val="22"/>
-          <w:szCs w:val="22"/>
-        </w:rPr>
-        <w:t>Smoluchowski</w:t>
-      </w:r>
-      <w:proofErr w:type="spellEnd"/>
-      <w:r>
-        <w:rPr>
-          <w:rFonts w:ascii="Optima" w:eastAsia="Microsoft GothicNeo" w:hAnsi="Optima" w:cs="CMU Sans Serif Medium"/>
-          <w:sz w:val="22"/>
-          <w:szCs w:val="22"/>
-        </w:rPr>
-        <w:t xml:space="preserve"> </w:t>
-      </w:r>
-      <w:proofErr w:type="gramStart"/>
-      <w:r>
-        <w:rPr>
-          <w:rFonts w:ascii="Optima" w:eastAsia="Microsoft GothicNeo" w:hAnsi="Optima" w:cs="CMU Sans Serif Medium"/>
-          <w:sz w:val="22"/>
-          <w:szCs w:val="22"/>
-        </w:rPr>
-        <w:t>equation</w:t>
-      </w:r>
-      <w:proofErr w:type="gramEnd"/>
+        <w:t>Modeling aggregation and fragmentation phenomena using the Smoluchowski equation</w:t>
+      </w:r>
     </w:p>
     <w:p>
       <w:pPr>
@@ -8608,6 +7761,7 @@
           <w:sz w:val="22"/>
           <w:szCs w:val="22"/>
         </w:rPr>
+        <w:lastRenderedPageBreak/>
         <w:t>2013</w:t>
       </w:r>
       <w:r>
@@ -8625,54 +7779,8 @@
           <w:sz w:val="22"/>
           <w:szCs w:val="22"/>
         </w:rPr>
-        <w:t xml:space="preserve">, </w:t>
-      </w:r>
-      <w:proofErr w:type="spellStart"/>
-      <w:r>
-        <w:rPr>
-          <w:rFonts w:ascii="Optima" w:eastAsia="Microsoft GothicNeo" w:hAnsi="Optima" w:cs="CMU Sans Serif Medium"/>
-          <w:sz w:val="22"/>
-          <w:szCs w:val="22"/>
-        </w:rPr>
-        <w:t>Lifshitz</w:t>
-      </w:r>
-      <w:proofErr w:type="spellEnd"/>
-      <w:r>
-        <w:rPr>
-          <w:rFonts w:ascii="Optima" w:eastAsia="Microsoft GothicNeo" w:hAnsi="Optima" w:cs="CMU Sans Serif Medium"/>
-          <w:sz w:val="22"/>
-          <w:szCs w:val="22"/>
-        </w:rPr>
-        <w:t xml:space="preserve"> </w:t>
-      </w:r>
-      <w:proofErr w:type="spellStart"/>
-      <w:r>
-        <w:rPr>
-          <w:rFonts w:ascii="Optima" w:eastAsia="Microsoft GothicNeo" w:hAnsi="Optima" w:cs="CMU Sans Serif Medium"/>
-          <w:sz w:val="22"/>
-          <w:szCs w:val="22"/>
-        </w:rPr>
-        <w:t>tricritical</w:t>
-      </w:r>
-      <w:proofErr w:type="spellEnd"/>
-      <w:r>
-        <w:rPr>
-          <w:rFonts w:ascii="Optima" w:eastAsia="Microsoft GothicNeo" w:hAnsi="Optima" w:cs="CMU Sans Serif Medium"/>
-          <w:sz w:val="22"/>
-          <w:szCs w:val="22"/>
-        </w:rPr>
-        <w:t xml:space="preserve"> point and its relation to the FFLO superconducting </w:t>
-      </w:r>
-      <w:proofErr w:type="gramStart"/>
-      <w:r>
-        <w:rPr>
-          <w:rFonts w:ascii="Optima" w:eastAsia="Microsoft GothicNeo" w:hAnsi="Optima" w:cs="CMU Sans Serif Medium"/>
-          <w:sz w:val="22"/>
-          <w:szCs w:val="22"/>
-        </w:rPr>
-        <w:t>state</w:t>
-      </w:r>
-      <w:proofErr w:type="gramEnd"/>
+        <w:t>, Lifshitz tricritical point and its relation to the FFLO superconducting state</w:t>
+      </w:r>
     </w:p>
     <w:p>
       <w:pPr>
@@ -8692,7 +7800,6 @@
           <w:sz w:val="22"/>
           <w:szCs w:val="22"/>
         </w:rPr>
-        <w:lastRenderedPageBreak/>
         <w:t>2012</w:t>
       </w:r>
       <w:r>
@@ -8741,43 +7848,7 @@
           <w:sz w:val="22"/>
           <w:szCs w:val="22"/>
         </w:rPr>
-        <w:t xml:space="preserve">, Dynamical Structure Factor of </w:t>
-      </w:r>
-      <w:proofErr w:type="spellStart"/>
-      <w:r>
-        <w:rPr>
-          <w:rFonts w:ascii="Optima" w:eastAsia="Microsoft GothicNeo" w:hAnsi="Optima" w:cs="CMU Sans Serif Medium"/>
-          <w:sz w:val="22"/>
-          <w:szCs w:val="22"/>
-        </w:rPr>
-        <w:t>Fulde</w:t>
-      </w:r>
-      <w:proofErr w:type="spellEnd"/>
-      <w:r>
-        <w:rPr>
-          <w:rFonts w:ascii="Optima" w:eastAsia="Microsoft GothicNeo" w:hAnsi="Optima" w:cs="CMU Sans Serif Medium"/>
-          <w:sz w:val="22"/>
-          <w:szCs w:val="22"/>
-        </w:rPr>
-        <w:t>–Ferrell–Larkin–</w:t>
-      </w:r>
-      <w:proofErr w:type="spellStart"/>
-      <w:r>
-        <w:rPr>
-          <w:rFonts w:ascii="Optima" w:eastAsia="Microsoft GothicNeo" w:hAnsi="Optima" w:cs="CMU Sans Serif Medium"/>
-          <w:sz w:val="22"/>
-          <w:szCs w:val="22"/>
-        </w:rPr>
-        <w:t>Ovchinnikov</w:t>
-      </w:r>
-      <w:proofErr w:type="spellEnd"/>
-      <w:r>
-        <w:rPr>
-          <w:rFonts w:ascii="Optima" w:eastAsia="Microsoft GothicNeo" w:hAnsi="Optima" w:cs="CMU Sans Serif Medium"/>
-          <w:sz w:val="22"/>
-          <w:szCs w:val="22"/>
-        </w:rPr>
-        <w:t xml:space="preserve"> Superconductors</w:t>
+        <w:t>, Dynamical Structure Factor of Fulde–Ferrell–Larkin–Ovchinnikov Superconductors</w:t>
       </w:r>
     </w:p>
     <w:p>
@@ -8861,24 +7932,7 @@
           <w:szCs w:val="22"/>
         </w:rPr>
         <w:tab/>
-      </w:r>
-      <w:proofErr w:type="spellStart"/>
-      <w:r>
-        <w:rPr>
-          <w:rFonts w:ascii="Optima" w:eastAsia="Microsoft GothicNeo" w:hAnsi="Optima" w:cs="CMU Sans Serif Medium"/>
-          <w:sz w:val="22"/>
-          <w:szCs w:val="22"/>
-        </w:rPr>
-        <w:t>Bosefest</w:t>
-      </w:r>
-      <w:proofErr w:type="spellEnd"/>
-      <w:r>
-        <w:rPr>
-          <w:rFonts w:ascii="Optima" w:eastAsia="Microsoft GothicNeo" w:hAnsi="Optima" w:cs="CMU Sans Serif Medium"/>
-          <w:sz w:val="22"/>
-          <w:szCs w:val="22"/>
-        </w:rPr>
-        <w:t xml:space="preserve"> 201</w:t>
+        <w:t>Bosefest 201</w:t>
       </w:r>
       <w:r>
         <w:rPr>
@@ -8902,25 +7956,7 @@
           <w:sz w:val="22"/>
           <w:szCs w:val="22"/>
         </w:rPr>
-        <w:t xml:space="preserve">, Phenomenological Theory of </w:t>
-      </w:r>
-      <w:proofErr w:type="spellStart"/>
-      <w:r>
-        <w:rPr>
-          <w:rFonts w:ascii="Optima" w:eastAsia="Microsoft GothicNeo" w:hAnsi="Optima" w:cs="CMU Sans Serif Medium"/>
-          <w:sz w:val="22"/>
-          <w:szCs w:val="22"/>
-        </w:rPr>
-        <w:t>Sarma</w:t>
-      </w:r>
-      <w:proofErr w:type="spellEnd"/>
-      <w:r>
-        <w:rPr>
-          <w:rFonts w:ascii="Optima" w:eastAsia="Microsoft GothicNeo" w:hAnsi="Optima" w:cs="CMU Sans Serif Medium"/>
-          <w:sz w:val="22"/>
-          <w:szCs w:val="22"/>
-        </w:rPr>
-        <w:t xml:space="preserve"> Phase</w:t>
+        <w:t>, Phenomenological Theory of Sarma Phase</w:t>
       </w:r>
     </w:p>
     <w:p>
@@ -9043,25 +8079,7 @@
           <w:sz w:val="22"/>
           <w:szCs w:val="22"/>
         </w:rPr>
-        <w:t xml:space="preserve"> </w:t>
-      </w:r>
-      <w:proofErr w:type="spellStart"/>
-      <w:r>
-        <w:rPr>
-          <w:rFonts w:ascii="Optima" w:eastAsia="Microsoft GothicNeo" w:hAnsi="Optima" w:cs="CMU Sans Serif Medium"/>
-          <w:sz w:val="22"/>
-          <w:szCs w:val="22"/>
-        </w:rPr>
-        <w:t>Garching</w:t>
-      </w:r>
-      <w:proofErr w:type="spellEnd"/>
-      <w:r>
-        <w:rPr>
-          <w:rFonts w:ascii="Optima" w:eastAsia="Microsoft GothicNeo" w:hAnsi="Optima" w:cs="CMU Sans Serif Medium"/>
-          <w:sz w:val="22"/>
-          <w:szCs w:val="22"/>
-        </w:rPr>
-        <w:t>,</w:t>
+        <w:t xml:space="preserve"> Garching,</w:t>
       </w:r>
       <w:r>
         <w:rPr>
@@ -9099,24 +8117,7 @@
           <w:szCs w:val="22"/>
         </w:rPr>
         <w:tab/>
-      </w:r>
-      <w:proofErr w:type="spellStart"/>
-      <w:r>
-        <w:rPr>
-          <w:rFonts w:ascii="Optima" w:eastAsia="Microsoft GothicNeo" w:hAnsi="Optima" w:cs="CMU Sans Serif Medium"/>
-          <w:sz w:val="22"/>
-          <w:szCs w:val="22"/>
-        </w:rPr>
-        <w:t>BiGmax</w:t>
-      </w:r>
-      <w:proofErr w:type="spellEnd"/>
-      <w:r>
-        <w:rPr>
-          <w:rFonts w:ascii="Optima" w:eastAsia="Microsoft GothicNeo" w:hAnsi="Optima" w:cs="CMU Sans Serif Medium"/>
-          <w:sz w:val="22"/>
-          <w:szCs w:val="22"/>
-        </w:rPr>
-        <w:t xml:space="preserve"> Summer School 2021, </w:t>
+        <w:t xml:space="preserve">BiGmax Summer School 2021, </w:t>
       </w:r>
       <w:r>
         <w:rPr>
@@ -9332,24 +8333,7 @@
           <w:szCs w:val="22"/>
         </w:rPr>
         <w:tab/>
-      </w:r>
-      <w:proofErr w:type="spellStart"/>
-      <w:r>
-        <w:rPr>
-          <w:rFonts w:ascii="Optima" w:eastAsia="Microsoft GothicNeo" w:hAnsi="Optima" w:cs="CMU Sans Serif Medium"/>
-          <w:sz w:val="22"/>
-          <w:szCs w:val="22"/>
-        </w:rPr>
-        <w:t>BiGmax</w:t>
-      </w:r>
-      <w:proofErr w:type="spellEnd"/>
-      <w:r>
-        <w:rPr>
-          <w:rFonts w:ascii="Optima" w:eastAsia="Microsoft GothicNeo" w:hAnsi="Optima" w:cs="CMU Sans Serif Medium"/>
-          <w:sz w:val="22"/>
-          <w:szCs w:val="22"/>
-        </w:rPr>
-        <w:t xml:space="preserve"> Virtual Machine Learning Workshop</w:t>
+        <w:t>BiGmax Virtual Machine Learning Workshop</w:t>
       </w:r>
       <w:r>
         <w:rPr>
@@ -9449,25 +8433,7 @@
           <w:szCs w:val="22"/>
         </w:rPr>
         <w:tab/>
-        <w:t xml:space="preserve">Machine Learning in Scientific Computing, </w:t>
-      </w:r>
-      <w:proofErr w:type="spellStart"/>
-      <w:r>
-        <w:rPr>
-          <w:rFonts w:ascii="Optima" w:eastAsia="Microsoft GothicNeo" w:hAnsi="Optima" w:cs="CMU Sans Serif Medium"/>
-          <w:sz w:val="22"/>
-          <w:szCs w:val="22"/>
-        </w:rPr>
-        <w:t>Nierstein</w:t>
-      </w:r>
-      <w:proofErr w:type="spellEnd"/>
-      <w:r>
-        <w:rPr>
-          <w:rFonts w:ascii="Optima" w:eastAsia="Microsoft GothicNeo" w:hAnsi="Optima" w:cs="CMU Sans Serif Medium"/>
-          <w:sz w:val="22"/>
-          <w:szCs w:val="22"/>
-        </w:rPr>
-        <w:t>, Germany</w:t>
+        <w:t>Machine Learning in Scientific Computing, Nierstein, Germany</w:t>
       </w:r>
     </w:p>
     <w:p>
@@ -9543,24 +8509,7 @@
           <w:szCs w:val="22"/>
         </w:rPr>
         <w:tab/>
-      </w:r>
-      <w:proofErr w:type="spellStart"/>
-      <w:r>
-        <w:rPr>
-          <w:rFonts w:ascii="Optima" w:eastAsia="Microsoft GothicNeo" w:hAnsi="Optima" w:cs="CMU Sans Serif Medium"/>
-          <w:sz w:val="22"/>
-          <w:szCs w:val="22"/>
-        </w:rPr>
-        <w:t>Fracmeet</w:t>
-      </w:r>
-      <w:proofErr w:type="spellEnd"/>
-      <w:r>
-        <w:rPr>
-          <w:rFonts w:ascii="Optima" w:eastAsia="Microsoft GothicNeo" w:hAnsi="Optima" w:cs="CMU Sans Serif Medium"/>
-          <w:sz w:val="22"/>
-          <w:szCs w:val="22"/>
-        </w:rPr>
-        <w:t xml:space="preserve"> 2016, Chennai, India</w:t>
+        <w:t>Fracmeet 2016, Chennai, India</w:t>
       </w:r>
     </w:p>
     <w:p>
@@ -9590,24 +8539,7 @@
           <w:szCs w:val="22"/>
         </w:rPr>
         <w:tab/>
-      </w:r>
-      <w:proofErr w:type="spellStart"/>
-      <w:r>
-        <w:rPr>
-          <w:rFonts w:ascii="Optima" w:eastAsia="Microsoft GothicNeo" w:hAnsi="Optima" w:cs="CMU Sans Serif Medium"/>
-          <w:sz w:val="22"/>
-          <w:szCs w:val="22"/>
-        </w:rPr>
-        <w:t>Fracmeet</w:t>
-      </w:r>
-      <w:proofErr w:type="spellEnd"/>
-      <w:r>
-        <w:rPr>
-          <w:rFonts w:ascii="Optima" w:eastAsia="Microsoft GothicNeo" w:hAnsi="Optima" w:cs="CMU Sans Serif Medium"/>
-          <w:sz w:val="22"/>
-          <w:szCs w:val="22"/>
-        </w:rPr>
-        <w:t xml:space="preserve"> 2015, Chennai, India</w:t>
+        <w:t>Fracmeet 2015, Chennai, India</w:t>
       </w:r>
     </w:p>
     <w:p>
@@ -11774,7 +10706,6 @@
   <w:style w:type="character" w:default="1" w:styleId="DefaultParagraphFont">
     <w:name w:val="Default Paragraph Font"/>
     <w:uiPriority w:val="1"/>
-    <w:semiHidden/>
     <w:unhideWhenUsed/>
   </w:style>
   <w:style w:type="table" w:default="1" w:styleId="TableNormal">

--- a/cv-arghya.docx
+++ b/cv-arghya.docx
@@ -24,6 +24,7 @@
         </w:rPr>
         <w:t xml:space="preserve">Dr. </w:t>
       </w:r>
+      <w:proofErr w:type="spellStart"/>
       <w:r>
         <w:rPr>
           <w:rFonts w:ascii="Optima" w:eastAsia="Microsoft GothicNeo" w:hAnsi="Optima" w:cs="CMU Sans Serif Medium"/>
@@ -33,7 +34,19 @@
           <w:sz w:val="32"/>
           <w:szCs w:val="32"/>
         </w:rPr>
-        <w:t>Arghya Dutta</w:t>
+        <w:t>Arghya</w:t>
+      </w:r>
+      <w:proofErr w:type="spellEnd"/>
+      <w:r>
+        <w:rPr>
+          <w:rFonts w:ascii="Optima" w:eastAsia="Microsoft GothicNeo" w:hAnsi="Optima" w:cs="CMU Sans Serif Medium"/>
+          <w:b/>
+          <w:bCs/>
+          <w:color w:val="2F5496" w:themeColor="accent1" w:themeShade="BF"/>
+          <w:sz w:val="32"/>
+          <w:szCs w:val="32"/>
+        </w:rPr>
+        <w:t xml:space="preserve"> Dutta</w:t>
       </w:r>
     </w:p>
     <w:p>
@@ -607,7 +620,25 @@
           <w:sz w:val="22"/>
           <w:szCs w:val="22"/>
         </w:rPr>
-        <w:t xml:space="preserve">Ramakrishna Mission Vidyamandira, </w:t>
+        <w:t xml:space="preserve">Ramakrishna Mission </w:t>
+      </w:r>
+      <w:proofErr w:type="spellStart"/>
+      <w:r>
+        <w:rPr>
+          <w:rFonts w:ascii="Optima" w:eastAsia="Microsoft GothicNeo" w:hAnsi="Optima" w:cs="CMU Sans Serif Medium"/>
+          <w:sz w:val="22"/>
+          <w:szCs w:val="22"/>
+        </w:rPr>
+        <w:t>Vidyamandira</w:t>
+      </w:r>
+      <w:proofErr w:type="spellEnd"/>
+      <w:r>
+        <w:rPr>
+          <w:rFonts w:ascii="Optima" w:eastAsia="Microsoft GothicNeo" w:hAnsi="Optima" w:cs="CMU Sans Serif Medium"/>
+          <w:sz w:val="22"/>
+          <w:szCs w:val="22"/>
+        </w:rPr>
+        <w:t xml:space="preserve">, </w:t>
       </w:r>
       <w:r>
         <w:rPr>
@@ -925,8 +956,18 @@
           <w:sz w:val="22"/>
           <w:szCs w:val="22"/>
         </w:rPr>
-        <w:t xml:space="preserve"> Charles Sadron</w:t>
-      </w:r>
+        <w:t xml:space="preserve"> Charles </w:t>
+      </w:r>
+      <w:proofErr w:type="spellStart"/>
+      <w:r>
+        <w:rPr>
+          <w:rFonts w:ascii="Optima" w:eastAsia="Microsoft GothicNeo" w:hAnsi="Optima" w:cs="CMU Sans Serif Medium"/>
+          <w:sz w:val="22"/>
+          <w:szCs w:val="22"/>
+        </w:rPr>
+        <w:t>Sadron</w:t>
+      </w:r>
+      <w:proofErr w:type="spellEnd"/>
       <w:r>
         <w:rPr>
           <w:rFonts w:ascii="Optima" w:eastAsia="Microsoft GothicNeo" w:hAnsi="Optima" w:cs="CMU Sans Serif Medium"/>
@@ -1255,8 +1296,20 @@
           <w:sz w:val="22"/>
           <w:szCs w:val="22"/>
         </w:rPr>
-        <w:t>n asterix</w:t>
-      </w:r>
+        <w:t xml:space="preserve">n </w:t>
+      </w:r>
+      <w:proofErr w:type="spellStart"/>
+      <w:proofErr w:type="gramStart"/>
+      <w:r>
+        <w:rPr>
+          <w:rFonts w:ascii="Optima" w:eastAsia="Microsoft GothicNeo" w:hAnsi="Optima" w:cs="CMU Sans Serif Medium"/>
+          <w:sz w:val="22"/>
+          <w:szCs w:val="22"/>
+        </w:rPr>
+        <w:t>asterix</w:t>
+      </w:r>
+      <w:proofErr w:type="spellEnd"/>
+      <w:proofErr w:type="gramEnd"/>
     </w:p>
     <w:p>
       <w:pPr>
@@ -1295,7 +1348,25 @@
           <w:sz w:val="22"/>
           <w:szCs w:val="22"/>
         </w:rPr>
-        <w:t xml:space="preserve">K. Kaygisiz, L. Rauch-Wirth, </w:t>
+        <w:t xml:space="preserve">K. </w:t>
+      </w:r>
+      <w:proofErr w:type="spellStart"/>
+      <w:r>
+        <w:rPr>
+          <w:rFonts w:ascii="Optima" w:eastAsia="Microsoft GothicNeo" w:hAnsi="Optima" w:cs="CMU Sans Serif Medium"/>
+          <w:sz w:val="22"/>
+          <w:szCs w:val="22"/>
+        </w:rPr>
+        <w:t>Kaygisiz</w:t>
+      </w:r>
+      <w:proofErr w:type="spellEnd"/>
+      <w:r>
+        <w:rPr>
+          <w:rFonts w:ascii="Optima" w:eastAsia="Microsoft GothicNeo" w:hAnsi="Optima" w:cs="CMU Sans Serif Medium"/>
+          <w:sz w:val="22"/>
+          <w:szCs w:val="22"/>
+        </w:rPr>
+        <w:t xml:space="preserve">, L. Rauch-Wirth, </w:t>
       </w:r>
       <w:r>
         <w:rPr>
@@ -1313,7 +1384,61 @@
           <w:sz w:val="22"/>
           <w:szCs w:val="22"/>
         </w:rPr>
-        <w:t>, X. Yu, Y. Nagata, T. Bereau, J. Münch, C. V. Synatschke, T. Weil</w:t>
+        <w:t xml:space="preserve">, X. Yu, Y. Nagata, T. </w:t>
+      </w:r>
+      <w:proofErr w:type="spellStart"/>
+      <w:r>
+        <w:rPr>
+          <w:rFonts w:ascii="Optima" w:eastAsia="Microsoft GothicNeo" w:hAnsi="Optima" w:cs="CMU Sans Serif Medium"/>
+          <w:sz w:val="22"/>
+          <w:szCs w:val="22"/>
+        </w:rPr>
+        <w:t>Bereau</w:t>
+      </w:r>
+      <w:proofErr w:type="spellEnd"/>
+      <w:r>
+        <w:rPr>
+          <w:rFonts w:ascii="Optima" w:eastAsia="Microsoft GothicNeo" w:hAnsi="Optima" w:cs="CMU Sans Serif Medium"/>
+          <w:sz w:val="22"/>
+          <w:szCs w:val="22"/>
+        </w:rPr>
+        <w:t xml:space="preserve">, J. </w:t>
+      </w:r>
+      <w:proofErr w:type="spellStart"/>
+      <w:r>
+        <w:rPr>
+          <w:rFonts w:ascii="Optima" w:eastAsia="Microsoft GothicNeo" w:hAnsi="Optima" w:cs="CMU Sans Serif Medium"/>
+          <w:sz w:val="22"/>
+          <w:szCs w:val="22"/>
+        </w:rPr>
+        <w:t>Münch</w:t>
+      </w:r>
+      <w:proofErr w:type="spellEnd"/>
+      <w:r>
+        <w:rPr>
+          <w:rFonts w:ascii="Optima" w:eastAsia="Microsoft GothicNeo" w:hAnsi="Optima" w:cs="CMU Sans Serif Medium"/>
+          <w:sz w:val="22"/>
+          <w:szCs w:val="22"/>
+        </w:rPr>
+        <w:t xml:space="preserve">, C. V. </w:t>
+      </w:r>
+      <w:proofErr w:type="spellStart"/>
+      <w:r>
+        <w:rPr>
+          <w:rFonts w:ascii="Optima" w:eastAsia="Microsoft GothicNeo" w:hAnsi="Optima" w:cs="CMU Sans Serif Medium"/>
+          <w:sz w:val="22"/>
+          <w:szCs w:val="22"/>
+        </w:rPr>
+        <w:t>Synatschke</w:t>
+      </w:r>
+      <w:proofErr w:type="spellEnd"/>
+      <w:r>
+        <w:rPr>
+          <w:rFonts w:ascii="Optima" w:eastAsia="Microsoft GothicNeo" w:hAnsi="Optima" w:cs="CMU Sans Serif Medium"/>
+          <w:sz w:val="22"/>
+          <w:szCs w:val="22"/>
+        </w:rPr>
+        <w:t>, T. Weil</w:t>
       </w:r>
       <w:r>
         <w:rPr>
@@ -1333,13 +1458,23 @@
         </w:rPr>
         <w:t xml:space="preserve"> </w:t>
       </w:r>
-      <w:r>
-        <w:rPr>
-          <w:rFonts w:ascii="Optima" w:eastAsia="Microsoft GothicNeo" w:hAnsi="Optima" w:cs="CMU Sans Serif Medium"/>
-          <w:sz w:val="22"/>
-          <w:szCs w:val="22"/>
-        </w:rPr>
-        <w:t>Data-Mining Unveils Structure–Property–Activity Correlation of Viral Infectivity Enhancing Self-Assembling Peptides</w:t>
+      <w:proofErr w:type="gramStart"/>
+      <w:r>
+        <w:rPr>
+          <w:rFonts w:ascii="Optima" w:eastAsia="Microsoft GothicNeo" w:hAnsi="Optima" w:cs="CMU Sans Serif Medium"/>
+          <w:sz w:val="22"/>
+          <w:szCs w:val="22"/>
+        </w:rPr>
+        <w:t>Data-Mining</w:t>
+      </w:r>
+      <w:proofErr w:type="gramEnd"/>
+      <w:r>
+        <w:rPr>
+          <w:rFonts w:ascii="Optima" w:eastAsia="Microsoft GothicNeo" w:hAnsi="Optima" w:cs="CMU Sans Serif Medium"/>
+          <w:sz w:val="22"/>
+          <w:szCs w:val="22"/>
+        </w:rPr>
+        <w:t xml:space="preserve"> Unveils Structure–Property–Activity Correlation of Viral Infectivity Enhancing Self-Assembling Peptides</w:t>
       </w:r>
       <w:r>
         <w:rPr>
@@ -1366,62 +1501,34 @@
       <w:r>
         <w:rPr>
           <w:rFonts w:ascii="Optima" w:eastAsia="Microsoft GothicNeo" w:hAnsi="Optima" w:cs="CMU Sans Serif Medium"/>
-          <w:i/>
-          <w:iCs/>
-          <w:sz w:val="22"/>
-          <w:szCs w:val="22"/>
-        </w:rPr>
-        <w:t>Accepted in Nature Communications</w:t>
-      </w:r>
-      <w:r>
-        <w:rPr>
-          <w:rFonts w:ascii="Optima" w:eastAsia="Microsoft GothicNeo" w:hAnsi="Optima" w:cs="CMU Sans Serif Medium"/>
-          <w:i/>
-          <w:iCs/>
+          <w:sz w:val="22"/>
+          <w:szCs w:val="22"/>
+        </w:rPr>
+        <w:t>Nature Communications</w:t>
+      </w:r>
+      <w:r>
+        <w:rPr>
+          <w:rFonts w:ascii="Optima" w:eastAsia="Microsoft GothicNeo" w:hAnsi="Optima" w:cs="CMU Sans Serif Medium"/>
           <w:sz w:val="22"/>
           <w:szCs w:val="22"/>
         </w:rPr>
         <w:t xml:space="preserve"> (2023)</w:t>
       </w:r>
-    </w:p>
-    <w:p>
-      <w:pPr>
-        <w:pStyle w:val="ListParagraph"/>
-        <w:tabs>
-          <w:tab w:val="left" w:pos="2379"/>
-        </w:tabs>
-        <w:ind w:left="360"/>
-        <w:rPr>
-          <w:rFonts w:ascii="Optima" w:eastAsia="Microsoft GothicNeo" w:hAnsi="Optima" w:cs="CMU Sans Serif Medium"/>
-          <w:sz w:val="22"/>
-          <w:szCs w:val="22"/>
-        </w:rPr>
-      </w:pPr>
-      <w:r>
-        <w:rPr>
-          <w:rFonts w:ascii="Optima" w:eastAsia="Microsoft GothicNeo" w:hAnsi="Optima" w:cs="CMU Sans Serif Medium"/>
-          <w:i/>
-          <w:iCs/>
-          <w:sz w:val="22"/>
-          <w:szCs w:val="22"/>
-        </w:rPr>
-        <w:t>Preprint</w:t>
-      </w:r>
-      <w:r>
-        <w:rPr>
-          <w:rFonts w:ascii="Optima" w:eastAsia="Microsoft GothicNeo" w:hAnsi="Optima" w:cs="CMU Sans Serif Medium"/>
-          <w:sz w:val="22"/>
-          <w:szCs w:val="22"/>
-        </w:rPr>
-        <w:t xml:space="preserve">: ChemRxiv (2023) </w:t>
-      </w:r>
-      <w:r>
-        <w:rPr>
-          <w:rFonts w:ascii="Optima" w:eastAsia="Microsoft GothicNeo" w:hAnsi="Optima" w:cs="CMU Sans Serif Medium"/>
-          <w:sz w:val="22"/>
-          <w:szCs w:val="22"/>
-        </w:rPr>
-        <w:t>https://doi.org/10.26434/chemrxiv-2023-hfqxb</w:t>
+      <w:r>
+        <w:rPr>
+          <w:rFonts w:ascii="Optima" w:eastAsia="Microsoft GothicNeo" w:hAnsi="Optima" w:cs="CMU Sans Serif Medium"/>
+          <w:sz w:val="22"/>
+          <w:szCs w:val="22"/>
+        </w:rPr>
+        <w:t xml:space="preserve"> </w:t>
+      </w:r>
+      <w:r>
+        <w:rPr>
+          <w:rFonts w:ascii="Optima" w:eastAsia="Microsoft GothicNeo" w:hAnsi="Optima" w:cs="CMU Sans Serif Medium"/>
+          <w:sz w:val="22"/>
+          <w:szCs w:val="22"/>
+        </w:rPr>
+        <w:t>https://www.nature.com/articles/s41467-023-40663-6</w:t>
       </w:r>
     </w:p>
     <w:p>
@@ -1452,6 +1559,7 @@
         </w:rPr>
         <w:t xml:space="preserve">K. </w:t>
       </w:r>
+      <w:proofErr w:type="spellStart"/>
       <w:r>
         <w:rPr>
           <w:rFonts w:ascii="Optima" w:eastAsia="Microsoft GothicNeo" w:hAnsi="Optima" w:cs="CMU Sans Serif Medium"/>
@@ -1459,17 +1567,27 @@
           <w:szCs w:val="22"/>
           <w:lang w:val="en-IN"/>
         </w:rPr>
-        <w:t xml:space="preserve">Kaygisiz, </w:t>
-      </w:r>
-      <w:r>
-        <w:rPr>
-          <w:rFonts w:ascii="Optima" w:eastAsia="Microsoft GothicNeo" w:hAnsi="Optima" w:cs="CMU Sans Serif Medium"/>
-          <w:b/>
-          <w:bCs/>
+        <w:t>Kaygisiz</w:t>
+      </w:r>
+      <w:proofErr w:type="spellEnd"/>
+      <w:r>
+        <w:rPr>
+          <w:rFonts w:ascii="Optima" w:eastAsia="Microsoft GothicNeo" w:hAnsi="Optima" w:cs="CMU Sans Serif Medium"/>
           <w:sz w:val="22"/>
           <w:szCs w:val="22"/>
           <w:lang w:val="en-IN"/>
         </w:rPr>
+        <w:t xml:space="preserve">, </w:t>
+      </w:r>
+      <w:r>
+        <w:rPr>
+          <w:rFonts w:ascii="Optima" w:eastAsia="Microsoft GothicNeo" w:hAnsi="Optima" w:cs="CMU Sans Serif Medium"/>
+          <w:b/>
+          <w:bCs/>
+          <w:sz w:val="22"/>
+          <w:szCs w:val="22"/>
+          <w:lang w:val="en-IN"/>
+        </w:rPr>
         <w:t xml:space="preserve">A. </w:t>
       </w:r>
       <w:r>
@@ -1553,8 +1671,9 @@
           <w:szCs w:val="22"/>
           <w:lang w:val="en-IN"/>
         </w:rPr>
-        <w:t xml:space="preserve"> Synatschke, </w:t>
-      </w:r>
+        <w:t xml:space="preserve"> </w:t>
+      </w:r>
+      <w:proofErr w:type="spellStart"/>
       <w:r>
         <w:rPr>
           <w:rFonts w:ascii="Optima" w:eastAsia="Microsoft GothicNeo" w:hAnsi="Optima" w:cs="CMU Sans Serif Medium"/>
@@ -1562,6 +1681,25 @@
           <w:szCs w:val="22"/>
           <w:lang w:val="en-IN"/>
         </w:rPr>
+        <w:t>Synatschke</w:t>
+      </w:r>
+      <w:proofErr w:type="spellEnd"/>
+      <w:r>
+        <w:rPr>
+          <w:rFonts w:ascii="Optima" w:eastAsia="Microsoft GothicNeo" w:hAnsi="Optima" w:cs="CMU Sans Serif Medium"/>
+          <w:sz w:val="22"/>
+          <w:szCs w:val="22"/>
+          <w:lang w:val="en-IN"/>
+        </w:rPr>
+        <w:t xml:space="preserve">, </w:t>
+      </w:r>
+      <w:r>
+        <w:rPr>
+          <w:rFonts w:ascii="Optima" w:eastAsia="Microsoft GothicNeo" w:hAnsi="Optima" w:cs="CMU Sans Serif Medium"/>
+          <w:sz w:val="22"/>
+          <w:szCs w:val="22"/>
+          <w:lang w:val="en-IN"/>
+        </w:rPr>
         <w:t>J.</w:t>
       </w:r>
       <w:r>
@@ -1571,8 +1709,9 @@
           <w:szCs w:val="22"/>
           <w:lang w:val="en-IN"/>
         </w:rPr>
-        <w:t xml:space="preserve"> Münch</w:t>
-      </w:r>
+        <w:t xml:space="preserve"> </w:t>
+      </w:r>
+      <w:proofErr w:type="spellStart"/>
       <w:r>
         <w:rPr>
           <w:rFonts w:ascii="Optima" w:eastAsia="Microsoft GothicNeo" w:hAnsi="Optima" w:cs="CMU Sans Serif Medium"/>
@@ -1580,6 +1719,16 @@
           <w:szCs w:val="22"/>
           <w:lang w:val="en-IN"/>
         </w:rPr>
+        <w:t>Münch</w:t>
+      </w:r>
+      <w:proofErr w:type="spellEnd"/>
+      <w:r>
+        <w:rPr>
+          <w:rFonts w:ascii="Optima" w:eastAsia="Microsoft GothicNeo" w:hAnsi="Optima" w:cs="CMU Sans Serif Medium"/>
+          <w:sz w:val="22"/>
+          <w:szCs w:val="22"/>
+          <w:lang w:val="en-IN"/>
+        </w:rPr>
         <w:t>,</w:t>
       </w:r>
       <w:r>
@@ -1607,8 +1756,9 @@
           <w:szCs w:val="22"/>
           <w:lang w:val="en-IN"/>
         </w:rPr>
-        <w:t xml:space="preserve"> Bereau, </w:t>
-      </w:r>
+        <w:t xml:space="preserve"> </w:t>
+      </w:r>
+      <w:proofErr w:type="spellStart"/>
       <w:r>
         <w:rPr>
           <w:rFonts w:ascii="Optima" w:eastAsia="Microsoft GothicNeo" w:hAnsi="Optima" w:cs="CMU Sans Serif Medium"/>
@@ -1616,6 +1766,25 @@
           <w:szCs w:val="22"/>
           <w:lang w:val="en-IN"/>
         </w:rPr>
+        <w:t>Bereau</w:t>
+      </w:r>
+      <w:proofErr w:type="spellEnd"/>
+      <w:r>
+        <w:rPr>
+          <w:rFonts w:ascii="Optima" w:eastAsia="Microsoft GothicNeo" w:hAnsi="Optima" w:cs="CMU Sans Serif Medium"/>
+          <w:sz w:val="22"/>
+          <w:szCs w:val="22"/>
+          <w:lang w:val="en-IN"/>
+        </w:rPr>
+        <w:t xml:space="preserve">, </w:t>
+      </w:r>
+      <w:r>
+        <w:rPr>
+          <w:rFonts w:ascii="Optima" w:eastAsia="Microsoft GothicNeo" w:hAnsi="Optima" w:cs="CMU Sans Serif Medium"/>
+          <w:sz w:val="22"/>
+          <w:szCs w:val="22"/>
+          <w:lang w:val="en-IN"/>
+        </w:rPr>
         <w:t>and T.</w:t>
       </w:r>
       <w:r>
@@ -1654,6 +1823,7 @@
         </w:rPr>
         <w:t>I</w:t>
       </w:r>
+      <w:proofErr w:type="spellStart"/>
       <w:r>
         <w:rPr>
           <w:rFonts w:ascii="Optima" w:eastAsia="Microsoft GothicNeo" w:hAnsi="Optima" w:cs="CMU Sans Serif Medium"/>
@@ -1661,7 +1831,17 @@
           <w:szCs w:val="22"/>
           <w:lang w:bidi="bn-IN"/>
         </w:rPr>
-        <w:t>nverse design of viral infectivity enhancing peptides fibrils from continuous protein-vector embeddings</w:t>
+        <w:t>nverse</w:t>
+      </w:r>
+      <w:proofErr w:type="spellEnd"/>
+      <w:r>
+        <w:rPr>
+          <w:rFonts w:ascii="Optima" w:eastAsia="Microsoft GothicNeo" w:hAnsi="Optima" w:cs="CMU Sans Serif Medium"/>
+          <w:sz w:val="22"/>
+          <w:szCs w:val="22"/>
+          <w:lang w:bidi="bn-IN"/>
+        </w:rPr>
+        <w:t xml:space="preserve"> design of viral infectivity enhancing peptides fibrils from continuous protein-vector embeddings</w:t>
       </w:r>
       <w:r>
         <w:rPr>
@@ -1703,7 +1883,7 @@
           <w:szCs w:val="22"/>
           <w:lang w:bidi="bn-IN"/>
         </w:rPr>
-        <w:t xml:space="preserve"> (2023</w:t>
+        <w:t xml:space="preserve"> </w:t>
       </w:r>
       <w:r>
         <w:rPr>
@@ -1712,7 +1892,7 @@
           <w:szCs w:val="22"/>
           <w:lang w:bidi="bn-IN"/>
         </w:rPr>
-        <w:t>; in press</w:t>
+        <w:t xml:space="preserve">11, 5251–5261 </w:t>
       </w:r>
       <w:r>
         <w:rPr>
@@ -1721,7 +1901,7 @@
           <w:szCs w:val="22"/>
           <w:lang w:bidi="bn-IN"/>
         </w:rPr>
-        <w:t>)</w:t>
+        <w:t>(2023)</w:t>
       </w:r>
     </w:p>
     <w:p>
@@ -1863,8 +2043,18 @@
           <w:sz w:val="22"/>
           <w:szCs w:val="22"/>
         </w:rPr>
-        <w:t xml:space="preserve"> Bhaskara</w:t>
-      </w:r>
+        <w:t xml:space="preserve"> </w:t>
+      </w:r>
+      <w:proofErr w:type="spellStart"/>
+      <w:r>
+        <w:rPr>
+          <w:rFonts w:ascii="Optima" w:eastAsia="Microsoft GothicNeo" w:hAnsi="Optima" w:cs="CMU Sans Serif Medium"/>
+          <w:sz w:val="22"/>
+          <w:szCs w:val="22"/>
+        </w:rPr>
+        <w:t>Bhaskara</w:t>
+      </w:r>
+      <w:proofErr w:type="spellEnd"/>
       <w:r>
         <w:rPr>
           <w:rFonts w:ascii="Optima" w:eastAsia="Microsoft GothicNeo" w:hAnsi="Optima" w:cs="CMU Sans Serif Medium"/>
@@ -1958,7 +2148,25 @@
           <w:sz w:val="22"/>
           <w:szCs w:val="22"/>
         </w:rPr>
-        <w:t xml:space="preserve">N. Sen, P. Minocha, and </w:t>
+        <w:t xml:space="preserve">N. Sen, P. </w:t>
+      </w:r>
+      <w:proofErr w:type="spellStart"/>
+      <w:r>
+        <w:rPr>
+          <w:rFonts w:ascii="Optima" w:eastAsia="Microsoft GothicNeo" w:hAnsi="Optima" w:cs="CMU Sans Serif Medium"/>
+          <w:sz w:val="22"/>
+          <w:szCs w:val="22"/>
+        </w:rPr>
+        <w:t>Minocha</w:t>
+      </w:r>
+      <w:proofErr w:type="spellEnd"/>
+      <w:r>
+        <w:rPr>
+          <w:rFonts w:ascii="Optima" w:eastAsia="Microsoft GothicNeo" w:hAnsi="Optima" w:cs="CMU Sans Serif Medium"/>
+          <w:sz w:val="22"/>
+          <w:szCs w:val="22"/>
+        </w:rPr>
+        <w:t xml:space="preserve">, and </w:t>
       </w:r>
       <w:r>
         <w:rPr>
@@ -2010,32 +2218,31 @@
           <w:sz w:val="22"/>
           <w:szCs w:val="22"/>
         </w:rPr>
-        <w:t xml:space="preserve">1–59 </w:t>
-      </w:r>
-      <w:r>
-        <w:rPr>
-          <w:rFonts w:ascii="Optima" w:eastAsia="Microsoft GothicNeo" w:hAnsi="Optima" w:cs="CMU Sans Serif Medium"/>
-          <w:sz w:val="22"/>
-          <w:szCs w:val="22"/>
-        </w:rPr>
-        <w:t>(2023</w:t>
-      </w:r>
-      <w:r>
-        <w:rPr>
-          <w:rFonts w:ascii="Optima" w:eastAsia="Microsoft GothicNeo" w:hAnsi="Optima" w:cs="CMU Sans Serif Medium"/>
-          <w:sz w:val="22"/>
-          <w:szCs w:val="22"/>
-          <w:lang w:bidi="bn-IN"/>
-        </w:rPr>
-        <w:t>; in press</w:t>
-      </w:r>
-      <w:r>
-        <w:rPr>
-          <w:rFonts w:ascii="Optima" w:eastAsia="Microsoft GothicNeo" w:hAnsi="Optima" w:cs="CMU Sans Serif Medium"/>
-          <w:sz w:val="22"/>
-          <w:szCs w:val="22"/>
-        </w:rPr>
-        <w:t>)</w:t>
+        <w:t>19(3)</w:t>
+      </w:r>
+      <w:r>
+        <w:rPr>
+          <w:rFonts w:ascii="Optima" w:eastAsia="Microsoft GothicNeo" w:hAnsi="Optima" w:cs="CMU Sans Serif Medium"/>
+          <w:sz w:val="22"/>
+          <w:szCs w:val="22"/>
+        </w:rPr>
+        <w:t>, 694–752</w:t>
+      </w:r>
+      <w:r>
+        <w:rPr>
+          <w:rFonts w:ascii="Optima" w:eastAsia="Microsoft GothicNeo" w:hAnsi="Optima" w:cs="CMU Sans Serif Medium"/>
+          <w:sz w:val="22"/>
+          <w:szCs w:val="22"/>
+        </w:rPr>
+        <w:t xml:space="preserve"> </w:t>
+      </w:r>
+      <w:r>
+        <w:rPr>
+          <w:rFonts w:ascii="Optima" w:eastAsia="Microsoft GothicNeo" w:hAnsi="Optima" w:cs="CMU Sans Serif Medium"/>
+          <w:sz w:val="22"/>
+          <w:szCs w:val="22"/>
+        </w:rPr>
+        <w:t>(2023)</w:t>
       </w:r>
     </w:p>
     <w:p>
@@ -2117,7 +2324,25 @@
           <w:sz w:val="22"/>
           <w:szCs w:val="22"/>
         </w:rPr>
-        <w:t xml:space="preserve"> Bereau, </w:t>
+        <w:t xml:space="preserve"> </w:t>
+      </w:r>
+      <w:proofErr w:type="spellStart"/>
+      <w:r>
+        <w:rPr>
+          <w:rFonts w:ascii="Optima" w:eastAsia="Microsoft GothicNeo" w:hAnsi="Optima" w:cs="CMU Sans Serif Medium"/>
+          <w:sz w:val="22"/>
+          <w:szCs w:val="22"/>
+        </w:rPr>
+        <w:t>Bereau</w:t>
+      </w:r>
+      <w:proofErr w:type="spellEnd"/>
+      <w:r>
+        <w:rPr>
+          <w:rFonts w:ascii="Optima" w:eastAsia="Microsoft GothicNeo" w:hAnsi="Optima" w:cs="CMU Sans Serif Medium"/>
+          <w:sz w:val="22"/>
+          <w:szCs w:val="22"/>
+        </w:rPr>
+        <w:t xml:space="preserve">, </w:t>
       </w:r>
       <w:r>
         <w:rPr>
@@ -2149,8 +2374,18 @@
           <w:sz w:val="22"/>
           <w:szCs w:val="22"/>
         </w:rPr>
-        <w:t xml:space="preserve"> Vilgis</w:t>
-      </w:r>
+        <w:t xml:space="preserve"> </w:t>
+      </w:r>
+      <w:proofErr w:type="spellStart"/>
+      <w:r>
+        <w:rPr>
+          <w:rFonts w:ascii="Optima" w:eastAsia="Microsoft GothicNeo" w:hAnsi="Optima" w:cs="CMU Sans Serif Medium"/>
+          <w:sz w:val="22"/>
+          <w:szCs w:val="22"/>
+        </w:rPr>
+        <w:t>Vilgis</w:t>
+      </w:r>
+      <w:proofErr w:type="spellEnd"/>
       <w:r>
         <w:rPr>
           <w:rFonts w:ascii="Optima" w:eastAsia="Microsoft GothicNeo" w:hAnsi="Optima" w:cs="CMU Sans Serif Medium"/>
@@ -2447,13 +2682,23 @@
         </w:rPr>
         <w:t xml:space="preserve">J. </w:t>
       </w:r>
-      <w:r>
-        <w:rPr>
-          <w:rFonts w:ascii="Optima" w:eastAsia="Microsoft GothicNeo" w:hAnsi="Optima" w:cs="CMU Sans Serif Medium"/>
-          <w:sz w:val="22"/>
-          <w:szCs w:val="22"/>
-        </w:rPr>
-        <w:t>Vreeken,</w:t>
+      <w:proofErr w:type="spellStart"/>
+      <w:r>
+        <w:rPr>
+          <w:rFonts w:ascii="Optima" w:eastAsia="Microsoft GothicNeo" w:hAnsi="Optima" w:cs="CMU Sans Serif Medium"/>
+          <w:sz w:val="22"/>
+          <w:szCs w:val="22"/>
+        </w:rPr>
+        <w:t>Vreeken</w:t>
+      </w:r>
+      <w:proofErr w:type="spellEnd"/>
+      <w:r>
+        <w:rPr>
+          <w:rFonts w:ascii="Optima" w:eastAsia="Microsoft GothicNeo" w:hAnsi="Optima" w:cs="CMU Sans Serif Medium"/>
+          <w:sz w:val="22"/>
+          <w:szCs w:val="22"/>
+        </w:rPr>
+        <w:t>,</w:t>
       </w:r>
       <w:r>
         <w:rPr>
@@ -2469,8 +2714,18 @@
           <w:sz w:val="22"/>
           <w:szCs w:val="22"/>
         </w:rPr>
-        <w:t xml:space="preserve"> Ghiringhelli</w:t>
-      </w:r>
+        <w:t xml:space="preserve"> </w:t>
+      </w:r>
+      <w:proofErr w:type="spellStart"/>
+      <w:r>
+        <w:rPr>
+          <w:rFonts w:ascii="Optima" w:eastAsia="Microsoft GothicNeo" w:hAnsi="Optima" w:cs="CMU Sans Serif Medium"/>
+          <w:sz w:val="22"/>
+          <w:szCs w:val="22"/>
+        </w:rPr>
+        <w:t>Ghiringhelli</w:t>
+      </w:r>
+      <w:proofErr w:type="spellEnd"/>
       <w:r>
         <w:rPr>
           <w:rFonts w:ascii="Optima" w:eastAsia="Microsoft GothicNeo" w:hAnsi="Optima" w:cs="CMU Sans Serif Medium"/>
@@ -2485,8 +2740,18 @@
           <w:sz w:val="22"/>
           <w:szCs w:val="22"/>
         </w:rPr>
-        <w:t xml:space="preserve"> Bereau</w:t>
-      </w:r>
+        <w:t xml:space="preserve"> </w:t>
+      </w:r>
+      <w:proofErr w:type="spellStart"/>
+      <w:r>
+        <w:rPr>
+          <w:rFonts w:ascii="Optima" w:eastAsia="Microsoft GothicNeo" w:hAnsi="Optima" w:cs="CMU Sans Serif Medium"/>
+          <w:sz w:val="22"/>
+          <w:szCs w:val="22"/>
+        </w:rPr>
+        <w:t>Bereau</w:t>
+      </w:r>
+      <w:proofErr w:type="spellEnd"/>
       <w:r>
         <w:rPr>
           <w:rFonts w:ascii="Optima" w:eastAsia="Microsoft GothicNeo" w:hAnsi="Optima" w:cs="CMU Sans Serif Medium"/>
@@ -2694,13 +2959,23 @@
         </w:rPr>
         <w:t xml:space="preserve">A. </w:t>
       </w:r>
-      <w:r>
-        <w:rPr>
-          <w:rFonts w:ascii="Optima" w:eastAsia="Microsoft GothicNeo" w:hAnsi="Optima" w:cs="CMU Sans Serif Medium"/>
-          <w:sz w:val="22"/>
-          <w:szCs w:val="22"/>
-        </w:rPr>
-        <w:t xml:space="preserve">Centi, </w:t>
+      <w:proofErr w:type="spellStart"/>
+      <w:r>
+        <w:rPr>
+          <w:rFonts w:ascii="Optima" w:eastAsia="Microsoft GothicNeo" w:hAnsi="Optima" w:cs="CMU Sans Serif Medium"/>
+          <w:sz w:val="22"/>
+          <w:szCs w:val="22"/>
+        </w:rPr>
+        <w:t>Centi</w:t>
+      </w:r>
+      <w:proofErr w:type="spellEnd"/>
+      <w:r>
+        <w:rPr>
+          <w:rFonts w:ascii="Optima" w:eastAsia="Microsoft GothicNeo" w:hAnsi="Optima" w:cs="CMU Sans Serif Medium"/>
+          <w:sz w:val="22"/>
+          <w:szCs w:val="22"/>
+        </w:rPr>
+        <w:t xml:space="preserve">, </w:t>
       </w:r>
       <w:r>
         <w:rPr>
@@ -2784,8 +3059,18 @@
           <w:sz w:val="22"/>
           <w:szCs w:val="22"/>
         </w:rPr>
-        <w:t xml:space="preserve"> Bereau</w:t>
-      </w:r>
+        <w:t xml:space="preserve"> </w:t>
+      </w:r>
+      <w:proofErr w:type="spellStart"/>
+      <w:r>
+        <w:rPr>
+          <w:rFonts w:ascii="Optima" w:eastAsia="Microsoft GothicNeo" w:hAnsi="Optima" w:cs="CMU Sans Serif Medium"/>
+          <w:sz w:val="22"/>
+          <w:szCs w:val="22"/>
+        </w:rPr>
+        <w:t>Bereau</w:t>
+      </w:r>
+      <w:proofErr w:type="spellEnd"/>
       <w:r>
         <w:rPr>
           <w:rFonts w:ascii="Optima" w:eastAsia="Microsoft GothicNeo" w:hAnsi="Optima" w:cs="CMU Sans Serif Medium"/>
@@ -3138,7 +3423,25 @@
           <w:sz w:val="22"/>
           <w:szCs w:val="22"/>
         </w:rPr>
-        <w:t xml:space="preserve"> Lickfett, </w:t>
+        <w:t xml:space="preserve"> </w:t>
+      </w:r>
+      <w:proofErr w:type="spellStart"/>
+      <w:r>
+        <w:rPr>
+          <w:rFonts w:ascii="Optima" w:eastAsia="Microsoft GothicNeo" w:hAnsi="Optima" w:cs="CMU Sans Serif Medium"/>
+          <w:sz w:val="22"/>
+          <w:szCs w:val="22"/>
+        </w:rPr>
+        <w:t>Lickfett</w:t>
+      </w:r>
+      <w:proofErr w:type="spellEnd"/>
+      <w:r>
+        <w:rPr>
+          <w:rFonts w:ascii="Optima" w:eastAsia="Microsoft GothicNeo" w:hAnsi="Optima" w:cs="CMU Sans Serif Medium"/>
+          <w:sz w:val="22"/>
+          <w:szCs w:val="22"/>
+        </w:rPr>
+        <w:t xml:space="preserve">, </w:t>
       </w:r>
       <w:r>
         <w:rPr>
@@ -3154,7 +3457,25 @@
           <w:sz w:val="22"/>
           <w:szCs w:val="22"/>
         </w:rPr>
-        <w:t xml:space="preserve"> Sieste, </w:t>
+        <w:t xml:space="preserve"> </w:t>
+      </w:r>
+      <w:proofErr w:type="spellStart"/>
+      <w:r>
+        <w:rPr>
+          <w:rFonts w:ascii="Optima" w:eastAsia="Microsoft GothicNeo" w:hAnsi="Optima" w:cs="CMU Sans Serif Medium"/>
+          <w:sz w:val="22"/>
+          <w:szCs w:val="22"/>
+        </w:rPr>
+        <w:t>Sieste</w:t>
+      </w:r>
+      <w:proofErr w:type="spellEnd"/>
+      <w:r>
+        <w:rPr>
+          <w:rFonts w:ascii="Optima" w:eastAsia="Microsoft GothicNeo" w:hAnsi="Optima" w:cs="CMU Sans Serif Medium"/>
+          <w:sz w:val="22"/>
+          <w:szCs w:val="22"/>
+        </w:rPr>
+        <w:t xml:space="preserve">, </w:t>
       </w:r>
       <w:r>
         <w:rPr>
@@ -3186,7 +3507,25 @@
           <w:sz w:val="22"/>
           <w:szCs w:val="22"/>
         </w:rPr>
-        <w:t xml:space="preserve"> Sneideris, </w:t>
+        <w:t xml:space="preserve"> </w:t>
+      </w:r>
+      <w:proofErr w:type="spellStart"/>
+      <w:r>
+        <w:rPr>
+          <w:rFonts w:ascii="Optima" w:eastAsia="Microsoft GothicNeo" w:hAnsi="Optima" w:cs="CMU Sans Serif Medium"/>
+          <w:sz w:val="22"/>
+          <w:szCs w:val="22"/>
+        </w:rPr>
+        <w:t>Sneideris</w:t>
+      </w:r>
+      <w:proofErr w:type="spellEnd"/>
+      <w:r>
+        <w:rPr>
+          <w:rFonts w:ascii="Optima" w:eastAsia="Microsoft GothicNeo" w:hAnsi="Optima" w:cs="CMU Sans Serif Medium"/>
+          <w:sz w:val="22"/>
+          <w:szCs w:val="22"/>
+        </w:rPr>
+        <w:t xml:space="preserve">, </w:t>
       </w:r>
       <w:r>
         <w:rPr>
@@ -3242,13 +3581,23 @@
         </w:rPr>
         <w:t xml:space="preserve">T. </w:t>
       </w:r>
-      <w:r>
-        <w:rPr>
-          <w:rFonts w:ascii="Optima" w:eastAsia="Microsoft GothicNeo" w:hAnsi="Optima" w:cs="CMU Sans Serif Medium"/>
-          <w:sz w:val="22"/>
-          <w:szCs w:val="22"/>
-        </w:rPr>
-        <w:t xml:space="preserve">Bereau, </w:t>
+      <w:proofErr w:type="spellStart"/>
+      <w:r>
+        <w:rPr>
+          <w:rFonts w:ascii="Optima" w:eastAsia="Microsoft GothicNeo" w:hAnsi="Optima" w:cs="CMU Sans Serif Medium"/>
+          <w:sz w:val="22"/>
+          <w:szCs w:val="22"/>
+        </w:rPr>
+        <w:t>Bereau</w:t>
+      </w:r>
+      <w:proofErr w:type="spellEnd"/>
+      <w:r>
+        <w:rPr>
+          <w:rFonts w:ascii="Optima" w:eastAsia="Microsoft GothicNeo" w:hAnsi="Optima" w:cs="CMU Sans Serif Medium"/>
+          <w:sz w:val="22"/>
+          <w:szCs w:val="22"/>
+        </w:rPr>
+        <w:t xml:space="preserve">, </w:t>
       </w:r>
       <w:r>
         <w:rPr>
@@ -3280,7 +3629,25 @@
           <w:sz w:val="22"/>
           <w:szCs w:val="22"/>
         </w:rPr>
-        <w:t xml:space="preserve"> Sinske, </w:t>
+        <w:t xml:space="preserve"> </w:t>
+      </w:r>
+      <w:proofErr w:type="spellStart"/>
+      <w:r>
+        <w:rPr>
+          <w:rFonts w:ascii="Optima" w:eastAsia="Microsoft GothicNeo" w:hAnsi="Optima" w:cs="CMU Sans Serif Medium"/>
+          <w:sz w:val="22"/>
+          <w:szCs w:val="22"/>
+        </w:rPr>
+        <w:t>Sinske</w:t>
+      </w:r>
+      <w:proofErr w:type="spellEnd"/>
+      <w:r>
+        <w:rPr>
+          <w:rFonts w:ascii="Optima" w:eastAsia="Microsoft GothicNeo" w:hAnsi="Optima" w:cs="CMU Sans Serif Medium"/>
+          <w:sz w:val="22"/>
+          <w:szCs w:val="22"/>
+        </w:rPr>
+        <w:t xml:space="preserve">, </w:t>
       </w:r>
       <w:r>
         <w:rPr>
@@ -3322,13 +3689,23 @@
         </w:rPr>
         <w:t xml:space="preserve">V. </w:t>
       </w:r>
-      <w:r>
-        <w:rPr>
-          <w:rFonts w:ascii="Optima" w:eastAsia="Microsoft GothicNeo" w:hAnsi="Optima" w:cs="CMU Sans Serif Medium"/>
-          <w:sz w:val="22"/>
-          <w:szCs w:val="22"/>
-        </w:rPr>
-        <w:t xml:space="preserve">Synatschke, </w:t>
+      <w:proofErr w:type="spellStart"/>
+      <w:r>
+        <w:rPr>
+          <w:rFonts w:ascii="Optima" w:eastAsia="Microsoft GothicNeo" w:hAnsi="Optima" w:cs="CMU Sans Serif Medium"/>
+          <w:sz w:val="22"/>
+          <w:szCs w:val="22"/>
+        </w:rPr>
+        <w:t>Synatschke</w:t>
+      </w:r>
+      <w:proofErr w:type="spellEnd"/>
+      <w:r>
+        <w:rPr>
+          <w:rFonts w:ascii="Optima" w:eastAsia="Microsoft GothicNeo" w:hAnsi="Optima" w:cs="CMU Sans Serif Medium"/>
+          <w:sz w:val="22"/>
+          <w:szCs w:val="22"/>
+        </w:rPr>
+        <w:t xml:space="preserve">, </w:t>
       </w:r>
       <w:r>
         <w:rPr>
@@ -3360,8 +3737,18 @@
           <w:sz w:val="22"/>
           <w:szCs w:val="22"/>
         </w:rPr>
-        <w:t xml:space="preserve"> Knöll</w:t>
-      </w:r>
+        <w:t xml:space="preserve"> </w:t>
+      </w:r>
+      <w:proofErr w:type="spellStart"/>
+      <w:r>
+        <w:rPr>
+          <w:rFonts w:ascii="Optima" w:eastAsia="Microsoft GothicNeo" w:hAnsi="Optima" w:cs="CMU Sans Serif Medium"/>
+          <w:sz w:val="22"/>
+          <w:szCs w:val="22"/>
+        </w:rPr>
+        <w:t>Knöll</w:t>
+      </w:r>
+      <w:proofErr w:type="spellEnd"/>
       <w:r>
         <w:rPr>
           <w:rFonts w:ascii="Optima" w:eastAsia="Microsoft GothicNeo" w:hAnsi="Optima" w:cs="CMU Sans Serif Medium"/>
@@ -3873,8 +4260,18 @@
           <w:sz w:val="22"/>
           <w:szCs w:val="22"/>
         </w:rPr>
-        <w:t xml:space="preserve"> Zaboronski</w:t>
-      </w:r>
+        <w:t xml:space="preserve"> </w:t>
+      </w:r>
+      <w:proofErr w:type="spellStart"/>
+      <w:r>
+        <w:rPr>
+          <w:rFonts w:ascii="Optima" w:eastAsia="Microsoft GothicNeo" w:hAnsi="Optima" w:cs="CMU Sans Serif Medium"/>
+          <w:sz w:val="22"/>
+          <w:szCs w:val="22"/>
+        </w:rPr>
+        <w:t>Zaboronski</w:t>
+      </w:r>
+      <w:proofErr w:type="spellEnd"/>
       <w:r>
         <w:rPr>
           <w:rFonts w:ascii="Optima" w:eastAsia="Microsoft GothicNeo" w:hAnsi="Optima" w:cs="CMU Sans Serif Medium"/>
@@ -4210,8 +4607,18 @@
           <w:sz w:val="22"/>
           <w:szCs w:val="22"/>
         </w:rPr>
-        <w:t xml:space="preserve"> Zaboronski</w:t>
-      </w:r>
+        <w:t xml:space="preserve"> </w:t>
+      </w:r>
+      <w:proofErr w:type="spellStart"/>
+      <w:r>
+        <w:rPr>
+          <w:rFonts w:ascii="Optima" w:eastAsia="Microsoft GothicNeo" w:hAnsi="Optima" w:cs="CMU Sans Serif Medium"/>
+          <w:sz w:val="22"/>
+          <w:szCs w:val="22"/>
+        </w:rPr>
+        <w:t>Zaboronski</w:t>
+      </w:r>
+      <w:proofErr w:type="spellEnd"/>
       <w:r>
         <w:rPr>
           <w:rFonts w:ascii="Optima" w:eastAsia="Microsoft GothicNeo" w:hAnsi="Optima" w:cs="CMU Sans Serif Medium"/>
@@ -4252,6 +4659,7 @@
         </w:rPr>
         <w:t xml:space="preserve"> </w:t>
       </w:r>
+      <w:proofErr w:type="spellStart"/>
       <w:r>
         <w:rPr>
           <w:rFonts w:ascii="Optima" w:eastAsia="Microsoft GothicNeo" w:hAnsi="Optima" w:cs="CMU Sans Serif Medium"/>
@@ -4268,6 +4676,7 @@
         </w:rPr>
         <w:t>ics</w:t>
       </w:r>
+      <w:proofErr w:type="spellEnd"/>
       <w:r>
         <w:rPr>
           <w:rFonts w:ascii="Optima" w:eastAsia="Microsoft GothicNeo" w:hAnsi="Optima" w:cs="CMU Sans Serif Medium"/>
@@ -4481,8 +4890,18 @@
           <w:sz w:val="22"/>
           <w:szCs w:val="22"/>
         </w:rPr>
-        <w:t xml:space="preserve"> Modak</w:t>
-      </w:r>
+        <w:t xml:space="preserve"> </w:t>
+      </w:r>
+      <w:proofErr w:type="spellStart"/>
+      <w:r>
+        <w:rPr>
+          <w:rFonts w:ascii="Optima" w:eastAsia="Microsoft GothicNeo" w:hAnsi="Optima" w:cs="CMU Sans Serif Medium"/>
+          <w:sz w:val="22"/>
+          <w:szCs w:val="22"/>
+        </w:rPr>
+        <w:t>Modak</w:t>
+      </w:r>
+      <w:proofErr w:type="spellEnd"/>
       <w:r>
         <w:rPr>
           <w:rFonts w:ascii="Optima" w:eastAsia="Microsoft GothicNeo" w:hAnsi="Optima" w:cs="CMU Sans Serif Medium"/>
@@ -4672,13 +5091,41 @@
         </w:rPr>
         <w:t xml:space="preserve"> </w:t>
       </w:r>
-      <w:r>
-        <w:rPr>
-          <w:rFonts w:ascii="Optima" w:eastAsia="Microsoft GothicNeo" w:hAnsi="Optima" w:cs="CMU Sans Serif Medium"/>
-          <w:sz w:val="22"/>
-          <w:szCs w:val="22"/>
-        </w:rPr>
-        <w:t>Lifshitz tricritical point and its relation to the FFLO superconducting state</w:t>
+      <w:proofErr w:type="spellStart"/>
+      <w:r>
+        <w:rPr>
+          <w:rFonts w:ascii="Optima" w:eastAsia="Microsoft GothicNeo" w:hAnsi="Optima" w:cs="CMU Sans Serif Medium"/>
+          <w:sz w:val="22"/>
+          <w:szCs w:val="22"/>
+        </w:rPr>
+        <w:t>Lifshitz</w:t>
+      </w:r>
+      <w:proofErr w:type="spellEnd"/>
+      <w:r>
+        <w:rPr>
+          <w:rFonts w:ascii="Optima" w:eastAsia="Microsoft GothicNeo" w:hAnsi="Optima" w:cs="CMU Sans Serif Medium"/>
+          <w:sz w:val="22"/>
+          <w:szCs w:val="22"/>
+        </w:rPr>
+        <w:t xml:space="preserve"> </w:t>
+      </w:r>
+      <w:proofErr w:type="spellStart"/>
+      <w:r>
+        <w:rPr>
+          <w:rFonts w:ascii="Optima" w:eastAsia="Microsoft GothicNeo" w:hAnsi="Optima" w:cs="CMU Sans Serif Medium"/>
+          <w:sz w:val="22"/>
+          <w:szCs w:val="22"/>
+        </w:rPr>
+        <w:t>tricritical</w:t>
+      </w:r>
+      <w:proofErr w:type="spellEnd"/>
+      <w:r>
+        <w:rPr>
+          <w:rFonts w:ascii="Optima" w:eastAsia="Microsoft GothicNeo" w:hAnsi="Optima" w:cs="CMU Sans Serif Medium"/>
+          <w:sz w:val="22"/>
+          <w:szCs w:val="22"/>
+        </w:rPr>
+        <w:t xml:space="preserve"> point and its relation to the FFLO superconducting state</w:t>
       </w:r>
       <w:r>
         <w:rPr>
@@ -4910,7 +5357,25 @@
           <w:sz w:val="22"/>
           <w:szCs w:val="22"/>
         </w:rPr>
-        <w:t>Competing order parameters and a tricritical point with a difference</w:t>
+        <w:t xml:space="preserve">Competing order parameters and a </w:t>
+      </w:r>
+      <w:proofErr w:type="spellStart"/>
+      <w:r>
+        <w:rPr>
+          <w:rFonts w:ascii="Optima" w:eastAsia="Microsoft GothicNeo" w:hAnsi="Optima" w:cs="CMU Sans Serif Medium"/>
+          <w:sz w:val="22"/>
+          <w:szCs w:val="22"/>
+        </w:rPr>
+        <w:t>tricritical</w:t>
+      </w:r>
+      <w:proofErr w:type="spellEnd"/>
+      <w:r>
+        <w:rPr>
+          <w:rFonts w:ascii="Optima" w:eastAsia="Microsoft GothicNeo" w:hAnsi="Optima" w:cs="CMU Sans Serif Medium"/>
+          <w:sz w:val="22"/>
+          <w:szCs w:val="22"/>
+        </w:rPr>
+        <w:t xml:space="preserve"> point with a difference</w:t>
       </w:r>
       <w:r>
         <w:rPr>
@@ -4928,6 +5393,7 @@
         </w:rPr>
         <w:t xml:space="preserve"> </w:t>
       </w:r>
+      <w:proofErr w:type="spellStart"/>
       <w:r>
         <w:rPr>
           <w:rFonts w:ascii="Optima" w:eastAsia="Microsoft GothicNeo" w:hAnsi="Optima" w:cs="CMU Sans Serif Medium"/>
@@ -4935,7 +5401,17 @@
           <w:szCs w:val="22"/>
           <w:lang w:val="en-IN"/>
         </w:rPr>
-        <w:t>Physica B</w:t>
+        <w:t>Physica</w:t>
+      </w:r>
+      <w:proofErr w:type="spellEnd"/>
+      <w:r>
+        <w:rPr>
+          <w:rFonts w:ascii="Optima" w:eastAsia="Microsoft GothicNeo" w:hAnsi="Optima" w:cs="CMU Sans Serif Medium"/>
+          <w:sz w:val="22"/>
+          <w:szCs w:val="22"/>
+          <w:lang w:val="en-IN"/>
+        </w:rPr>
+        <w:t xml:space="preserve"> B</w:t>
       </w:r>
       <w:r>
         <w:rPr>
@@ -5074,6 +5550,7 @@
         </w:rPr>
         <w:t xml:space="preserve">onference </w:t>
       </w:r>
+      <w:proofErr w:type="gramStart"/>
       <w:r>
         <w:rPr>
           <w:rFonts w:ascii="Optima" w:eastAsia="Microsoft GothicNeo" w:hAnsi="Optima" w:cs="CMU Sans Serif Medium"/>
@@ -5092,6 +5569,7 @@
         </w:rPr>
         <w:t>roceeding</w:t>
       </w:r>
+      <w:proofErr w:type="gramEnd"/>
     </w:p>
     <w:p>
       <w:pPr>
@@ -5197,8 +5675,18 @@
           <w:sz w:val="22"/>
           <w:szCs w:val="22"/>
         </w:rPr>
-        <w:t>Dynamical structure factor of Fulde</w:t>
-      </w:r>
+        <w:t xml:space="preserve">Dynamical structure factor of </w:t>
+      </w:r>
+      <w:proofErr w:type="spellStart"/>
+      <w:r>
+        <w:rPr>
+          <w:rFonts w:ascii="Optima" w:eastAsia="Microsoft GothicNeo" w:hAnsi="Optima" w:cs="CMU Sans Serif Medium"/>
+          <w:sz w:val="22"/>
+          <w:szCs w:val="22"/>
+        </w:rPr>
+        <w:t>Fulde</w:t>
+      </w:r>
+      <w:proofErr w:type="spellEnd"/>
       <w:r>
         <w:rPr>
           <w:rFonts w:ascii="Optima" w:eastAsia="Microsoft GothicNeo" w:hAnsi="Optima" w:cs="CMU Sans Serif Medium"/>
@@ -5239,13 +5727,23 @@
         </w:rPr>
         <w:t>–</w:t>
       </w:r>
-      <w:r>
-        <w:rPr>
-          <w:rFonts w:ascii="Optima" w:eastAsia="Microsoft GothicNeo" w:hAnsi="Optima" w:cs="CMU Sans Serif Medium"/>
-          <w:sz w:val="22"/>
-          <w:szCs w:val="22"/>
-        </w:rPr>
-        <w:t>Ovchinnikov superconductors</w:t>
+      <w:proofErr w:type="spellStart"/>
+      <w:r>
+        <w:rPr>
+          <w:rFonts w:ascii="Optima" w:eastAsia="Microsoft GothicNeo" w:hAnsi="Optima" w:cs="CMU Sans Serif Medium"/>
+          <w:sz w:val="22"/>
+          <w:szCs w:val="22"/>
+        </w:rPr>
+        <w:t>Ovchinnikov</w:t>
+      </w:r>
+      <w:proofErr w:type="spellEnd"/>
+      <w:r>
+        <w:rPr>
+          <w:rFonts w:ascii="Optima" w:eastAsia="Microsoft GothicNeo" w:hAnsi="Optima" w:cs="CMU Sans Serif Medium"/>
+          <w:sz w:val="22"/>
+          <w:szCs w:val="22"/>
+        </w:rPr>
+        <w:t xml:space="preserve"> superconductors</w:t>
       </w:r>
       <w:r>
         <w:rPr>
@@ -5448,8 +5946,36 @@
           <w:sz w:val="22"/>
           <w:szCs w:val="22"/>
         </w:rPr>
-        <w:t>, A. Cristiani, J. Eisert, R. M. Bhaskara</w:t>
-      </w:r>
+        <w:t xml:space="preserve">, A. Cristiani, J. </w:t>
+      </w:r>
+      <w:proofErr w:type="spellStart"/>
+      <w:r>
+        <w:rPr>
+          <w:rFonts w:ascii="Optima" w:eastAsia="Microsoft GothicNeo" w:hAnsi="Optima" w:cs="CMU Sans Serif Medium"/>
+          <w:sz w:val="22"/>
+          <w:szCs w:val="22"/>
+        </w:rPr>
+        <w:t>Eisert</w:t>
+      </w:r>
+      <w:proofErr w:type="spellEnd"/>
+      <w:r>
+        <w:rPr>
+          <w:rFonts w:ascii="Optima" w:eastAsia="Microsoft GothicNeo" w:hAnsi="Optima" w:cs="CMU Sans Serif Medium"/>
+          <w:sz w:val="22"/>
+          <w:szCs w:val="22"/>
+        </w:rPr>
+        <w:t xml:space="preserve">, R. M. </w:t>
+      </w:r>
+      <w:proofErr w:type="spellStart"/>
+      <w:r>
+        <w:rPr>
+          <w:rFonts w:ascii="Optima" w:eastAsia="Microsoft GothicNeo" w:hAnsi="Optima" w:cs="CMU Sans Serif Medium"/>
+          <w:sz w:val="22"/>
+          <w:szCs w:val="22"/>
+        </w:rPr>
+        <w:t>Bhaskara</w:t>
+      </w:r>
+      <w:proofErr w:type="spellEnd"/>
       <w:r>
         <w:rPr>
           <w:rFonts w:ascii="Optima" w:eastAsia="Microsoft GothicNeo" w:hAnsi="Optima" w:cs="CMU Sans Serif Medium"/>
@@ -5464,8 +5990,18 @@
           <w:sz w:val="22"/>
           <w:szCs w:val="22"/>
         </w:rPr>
-        <w:t>A multi-level classification of the human E3 ligome</w:t>
-      </w:r>
+        <w:t xml:space="preserve">A multi-level classification of the human E3 </w:t>
+      </w:r>
+      <w:proofErr w:type="spellStart"/>
+      <w:r>
+        <w:rPr>
+          <w:rFonts w:ascii="Optima" w:eastAsia="Microsoft GothicNeo" w:hAnsi="Optima" w:cs="CMU Sans Serif Medium"/>
+          <w:sz w:val="22"/>
+          <w:szCs w:val="22"/>
+        </w:rPr>
+        <w:t>ligome</w:t>
+      </w:r>
+      <w:proofErr w:type="spellEnd"/>
     </w:p>
     <w:p>
       <w:pPr>
@@ -5504,8 +6040,18 @@
           <w:sz w:val="22"/>
           <w:szCs w:val="22"/>
         </w:rPr>
-        <w:t>, R. M. Bhaskara</w:t>
-      </w:r>
+        <w:t xml:space="preserve">, R. M. </w:t>
+      </w:r>
+      <w:proofErr w:type="spellStart"/>
+      <w:r>
+        <w:rPr>
+          <w:rFonts w:ascii="Optima" w:eastAsia="Microsoft GothicNeo" w:hAnsi="Optima" w:cs="CMU Sans Serif Medium"/>
+          <w:sz w:val="22"/>
+          <w:szCs w:val="22"/>
+        </w:rPr>
+        <w:t>Bhaskara</w:t>
+      </w:r>
+      <w:proofErr w:type="spellEnd"/>
       <w:r>
         <w:rPr>
           <w:rFonts w:ascii="Optima" w:eastAsia="Microsoft GothicNeo" w:hAnsi="Optima" w:cs="CMU Sans Serif Medium"/>
@@ -5583,13 +6129,23 @@
         </w:rPr>
         <w:t xml:space="preserve">O. </w:t>
       </w:r>
-      <w:r>
-        <w:rPr>
-          <w:rFonts w:ascii="Optima" w:eastAsia="Microsoft GothicNeo" w:hAnsi="Optima" w:cs="CMU Sans Serif Medium"/>
-          <w:sz w:val="22"/>
-          <w:szCs w:val="22"/>
-        </w:rPr>
-        <w:t xml:space="preserve">Benzarara, </w:t>
+      <w:proofErr w:type="spellStart"/>
+      <w:r>
+        <w:rPr>
+          <w:rFonts w:ascii="Optima" w:eastAsia="Microsoft GothicNeo" w:hAnsi="Optima" w:cs="CMU Sans Serif Medium"/>
+          <w:sz w:val="22"/>
+          <w:szCs w:val="22"/>
+        </w:rPr>
+        <w:t>Benzarara</w:t>
+      </w:r>
+      <w:proofErr w:type="spellEnd"/>
+      <w:r>
+        <w:rPr>
+          <w:rFonts w:ascii="Optima" w:eastAsia="Microsoft GothicNeo" w:hAnsi="Optima" w:cs="CMU Sans Serif Medium"/>
+          <w:sz w:val="22"/>
+          <w:szCs w:val="22"/>
+        </w:rPr>
+        <w:t xml:space="preserve">, </w:t>
       </w:r>
       <w:r>
         <w:rPr>
@@ -5605,7 +6161,16 @@
           <w:sz w:val="22"/>
           <w:szCs w:val="22"/>
         </w:rPr>
-        <w:t xml:space="preserve"> Kuli</w:t>
+        <w:t xml:space="preserve"> </w:t>
+      </w:r>
+      <w:proofErr w:type="spellStart"/>
+      <w:r>
+        <w:rPr>
+          <w:rFonts w:ascii="Optima" w:eastAsia="Microsoft GothicNeo" w:hAnsi="Optima" w:cs="CMU Sans Serif Medium"/>
+          <w:sz w:val="22"/>
+          <w:szCs w:val="22"/>
+        </w:rPr>
+        <w:t>Kuli</w:t>
       </w:r>
       <w:r>
         <w:rPr>
@@ -5615,6 +6180,7 @@
         </w:rPr>
         <w:t>ć</w:t>
       </w:r>
+      <w:proofErr w:type="spellEnd"/>
       <w:r>
         <w:rPr>
           <w:rFonts w:ascii="Optima" w:eastAsia="Microsoft GothicNeo" w:hAnsi="Optima" w:cs="CMU Sans Serif Medium"/>
@@ -5663,6 +6229,7 @@
         </w:rPr>
         <w:t xml:space="preserve">polymer </w:t>
       </w:r>
+      <w:proofErr w:type="gramStart"/>
       <w:r>
         <w:rPr>
           <w:rFonts w:ascii="Optima" w:eastAsia="Microsoft GothicNeo" w:hAnsi="Optima" w:cs="CMU Sans Serif Medium"/>
@@ -5679,6 +6246,7 @@
         </w:rPr>
         <w:t>s</w:t>
       </w:r>
+      <w:proofErr w:type="gramEnd"/>
     </w:p>
     <w:p>
       <w:pPr>
@@ -5794,8 +6362,18 @@
           <w:sz w:val="22"/>
           <w:szCs w:val="22"/>
         </w:rPr>
-        <w:t xml:space="preserve"> Zaboronski</w:t>
-      </w:r>
+        <w:t xml:space="preserve"> </w:t>
+      </w:r>
+      <w:proofErr w:type="spellStart"/>
+      <w:r>
+        <w:rPr>
+          <w:rFonts w:ascii="Optima" w:eastAsia="Microsoft GothicNeo" w:hAnsi="Optima" w:cs="CMU Sans Serif Medium"/>
+          <w:sz w:val="22"/>
+          <w:szCs w:val="22"/>
+        </w:rPr>
+        <w:t>Zaboronski</w:t>
+      </w:r>
+      <w:proofErr w:type="spellEnd"/>
       <w:r>
         <w:rPr>
           <w:rFonts w:ascii="Optima" w:eastAsia="Microsoft GothicNeo" w:hAnsi="Optima" w:cs="CMU Sans Serif Medium"/>
@@ -5804,13 +6382,23 @@
         </w:rPr>
         <w:t xml:space="preserve">; </w:t>
       </w:r>
-      <w:r>
-        <w:rPr>
-          <w:rFonts w:ascii="Optima" w:eastAsia="Microsoft GothicNeo" w:hAnsi="Optima" w:cs="CMU Sans Serif Medium"/>
-          <w:sz w:val="22"/>
-          <w:szCs w:val="22"/>
-        </w:rPr>
-        <w:t>Smoluchowski equation for aggregation, collision</w:t>
+      <w:proofErr w:type="spellStart"/>
+      <w:r>
+        <w:rPr>
+          <w:rFonts w:ascii="Optima" w:eastAsia="Microsoft GothicNeo" w:hAnsi="Optima" w:cs="CMU Sans Serif Medium"/>
+          <w:sz w:val="22"/>
+          <w:szCs w:val="22"/>
+        </w:rPr>
+        <w:t>Smoluchowski</w:t>
+      </w:r>
+      <w:proofErr w:type="spellEnd"/>
+      <w:r>
+        <w:rPr>
+          <w:rFonts w:ascii="Optima" w:eastAsia="Microsoft GothicNeo" w:hAnsi="Optima" w:cs="CMU Sans Serif Medium"/>
+          <w:sz w:val="22"/>
+          <w:szCs w:val="22"/>
+        </w:rPr>
+        <w:t xml:space="preserve"> equation for aggregation, collision</w:t>
       </w:r>
       <w:r>
         <w:rPr>
@@ -5936,7 +6524,29 @@
           <w:sz w:val="22"/>
           <w:szCs w:val="22"/>
         </w:rPr>
-        <w:t>Best talk, Bosefest 2013</w:t>
+        <w:t xml:space="preserve">Best talk, </w:t>
+      </w:r>
+      <w:proofErr w:type="spellStart"/>
+      <w:r>
+        <w:rPr>
+          <w:rFonts w:ascii="Optima" w:eastAsia="Microsoft GothicNeo" w:hAnsi="Optima" w:cs="CMU Sans Serif Medium"/>
+          <w:b/>
+          <w:bCs/>
+          <w:sz w:val="22"/>
+          <w:szCs w:val="22"/>
+        </w:rPr>
+        <w:t>Bosefest</w:t>
+      </w:r>
+      <w:proofErr w:type="spellEnd"/>
+      <w:r>
+        <w:rPr>
+          <w:rFonts w:ascii="Optima" w:eastAsia="Microsoft GothicNeo" w:hAnsi="Optima" w:cs="CMU Sans Serif Medium"/>
+          <w:b/>
+          <w:bCs/>
+          <w:sz w:val="22"/>
+          <w:szCs w:val="22"/>
+        </w:rPr>
+        <w:t xml:space="preserve"> 2013</w:t>
       </w:r>
       <w:r>
         <w:rPr>
@@ -6024,7 +6634,29 @@
           <w:sz w:val="22"/>
           <w:szCs w:val="22"/>
         </w:rPr>
-        <w:t>Best poster, Bosefest 2011</w:t>
+        <w:t xml:space="preserve">Best poster, </w:t>
+      </w:r>
+      <w:proofErr w:type="spellStart"/>
+      <w:r>
+        <w:rPr>
+          <w:rFonts w:ascii="Optima" w:eastAsia="Microsoft GothicNeo" w:hAnsi="Optima" w:cs="CMU Sans Serif Medium"/>
+          <w:b/>
+          <w:bCs/>
+          <w:sz w:val="22"/>
+          <w:szCs w:val="22"/>
+        </w:rPr>
+        <w:t>Bosefest</w:t>
+      </w:r>
+      <w:proofErr w:type="spellEnd"/>
+      <w:r>
+        <w:rPr>
+          <w:rFonts w:ascii="Optima" w:eastAsia="Microsoft GothicNeo" w:hAnsi="Optima" w:cs="CMU Sans Serif Medium"/>
+          <w:b/>
+          <w:bCs/>
+          <w:sz w:val="22"/>
+          <w:szCs w:val="22"/>
+        </w:rPr>
+        <w:t xml:space="preserve"> 2011</w:t>
       </w:r>
       <w:r>
         <w:rPr>
@@ -6782,6 +7414,7 @@
         </w:rPr>
         <w:t xml:space="preserve">Invited </w:t>
       </w:r>
+      <w:proofErr w:type="gramStart"/>
       <w:r>
         <w:rPr>
           <w:rFonts w:ascii="Optima" w:eastAsia="Microsoft GothicNeo" w:hAnsi="Optima" w:cs="CMU Sans Serif Medium"/>
@@ -6800,6 +7433,7 @@
         </w:rPr>
         <w:t>alks</w:t>
       </w:r>
+      <w:proofErr w:type="gramEnd"/>
     </w:p>
     <w:p>
       <w:pPr>
@@ -7009,7 +7643,25 @@
           <w:szCs w:val="22"/>
         </w:rPr>
         <w:tab/>
-        <w:t xml:space="preserve">University of Tokyo, Japan, Modeling aggregation and fragmentation phenomena using the Smoluchowski equation </w:t>
+        <w:t xml:space="preserve">University of Tokyo, Japan, Modeling aggregation and fragmentation phenomena using the </w:t>
+      </w:r>
+      <w:proofErr w:type="spellStart"/>
+      <w:r>
+        <w:rPr>
+          <w:rFonts w:ascii="Optima" w:eastAsia="Microsoft GothicNeo" w:hAnsi="Optima" w:cs="CMU Sans Serif Medium"/>
+          <w:sz w:val="22"/>
+          <w:szCs w:val="22"/>
+        </w:rPr>
+        <w:t>Smoluchowski</w:t>
+      </w:r>
+      <w:proofErr w:type="spellEnd"/>
+      <w:r>
+        <w:rPr>
+          <w:rFonts w:ascii="Optima" w:eastAsia="Microsoft GothicNeo" w:hAnsi="Optima" w:cs="CMU Sans Serif Medium"/>
+          <w:sz w:val="22"/>
+          <w:szCs w:val="22"/>
+        </w:rPr>
+        <w:t xml:space="preserve"> equation </w:t>
       </w:r>
     </w:p>
     <w:p>
@@ -7046,6 +7698,7 @@
         </w:rPr>
         <w:t xml:space="preserve">Contributed </w:t>
       </w:r>
+      <w:proofErr w:type="gramStart"/>
       <w:r>
         <w:rPr>
           <w:rFonts w:ascii="Optima" w:eastAsia="Microsoft GothicNeo" w:hAnsi="Optima" w:cs="CMU Sans Serif Medium"/>
@@ -7064,6 +7717,7 @@
         </w:rPr>
         <w:t>alks</w:t>
       </w:r>
+      <w:proofErr w:type="gramEnd"/>
     </w:p>
     <w:p>
       <w:pPr>
@@ -7105,7 +7759,24 @@
           <w:szCs w:val="22"/>
         </w:rPr>
         <w:tab/>
-        <w:t>BiGmax Workshop 202</w:t>
+      </w:r>
+      <w:proofErr w:type="spellStart"/>
+      <w:r>
+        <w:rPr>
+          <w:rFonts w:ascii="Optima" w:eastAsia="Microsoft GothicNeo" w:hAnsi="Optima" w:cs="CMU Sans Serif Medium"/>
+          <w:sz w:val="22"/>
+          <w:szCs w:val="22"/>
+        </w:rPr>
+        <w:t>BiGmax</w:t>
+      </w:r>
+      <w:proofErr w:type="spellEnd"/>
+      <w:r>
+        <w:rPr>
+          <w:rFonts w:ascii="Optima" w:eastAsia="Microsoft GothicNeo" w:hAnsi="Optima" w:cs="CMU Sans Serif Medium"/>
+          <w:sz w:val="22"/>
+          <w:szCs w:val="22"/>
+        </w:rPr>
+        <w:t xml:space="preserve"> Workshop 202</w:t>
       </w:r>
       <w:r>
         <w:rPr>
@@ -7151,7 +7822,24 @@
           <w:szCs w:val="22"/>
         </w:rPr>
         <w:tab/>
-        <w:t>BiGmax Workshop 2019, Dresden, Germany</w:t>
+      </w:r>
+      <w:proofErr w:type="spellStart"/>
+      <w:r>
+        <w:rPr>
+          <w:rFonts w:ascii="Optima" w:eastAsia="Microsoft GothicNeo" w:hAnsi="Optima" w:cs="CMU Sans Serif Medium"/>
+          <w:sz w:val="22"/>
+          <w:szCs w:val="22"/>
+        </w:rPr>
+        <w:t>BiGmax</w:t>
+      </w:r>
+      <w:proofErr w:type="spellEnd"/>
+      <w:r>
+        <w:rPr>
+          <w:rFonts w:ascii="Optima" w:eastAsia="Microsoft GothicNeo" w:hAnsi="Optima" w:cs="CMU Sans Serif Medium"/>
+          <w:sz w:val="22"/>
+          <w:szCs w:val="22"/>
+        </w:rPr>
+        <w:t xml:space="preserve"> Workshop 2019, Dresden, Germany</w:t>
       </w:r>
       <w:r>
         <w:rPr>
@@ -7213,7 +7901,43 @@
           <w:sz w:val="22"/>
           <w:szCs w:val="22"/>
         </w:rPr>
-        <w:t xml:space="preserve">, Modeling aggregation and fragmentation phenomena using the Smoluchowski equation </w:t>
+        <w:t xml:space="preserve">, Modeling aggregation and fragmentation phenomena using the </w:t>
+      </w:r>
+      <w:proofErr w:type="spellStart"/>
+      <w:r>
+        <w:rPr>
+          <w:rFonts w:ascii="Optima" w:eastAsia="Microsoft GothicNeo" w:hAnsi="Optima" w:cs="CMU Sans Serif Medium"/>
+          <w:sz w:val="22"/>
+          <w:szCs w:val="22"/>
+        </w:rPr>
+        <w:t>Smoluchowski</w:t>
+      </w:r>
+      <w:proofErr w:type="spellEnd"/>
+      <w:r>
+        <w:rPr>
+          <w:rFonts w:ascii="Optima" w:eastAsia="Microsoft GothicNeo" w:hAnsi="Optima" w:cs="CMU Sans Serif Medium"/>
+          <w:sz w:val="22"/>
+          <w:szCs w:val="22"/>
+        </w:rPr>
+        <w:t xml:space="preserve"> </w:t>
+      </w:r>
+      <w:proofErr w:type="gramStart"/>
+      <w:r>
+        <w:rPr>
+          <w:rFonts w:ascii="Optima" w:eastAsia="Microsoft GothicNeo" w:hAnsi="Optima" w:cs="CMU Sans Serif Medium"/>
+          <w:sz w:val="22"/>
+          <w:szCs w:val="22"/>
+        </w:rPr>
+        <w:t>equation</w:t>
+      </w:r>
+      <w:proofErr w:type="gramEnd"/>
+      <w:r>
+        <w:rPr>
+          <w:rFonts w:ascii="Optima" w:eastAsia="Microsoft GothicNeo" w:hAnsi="Optima" w:cs="CMU Sans Serif Medium"/>
+          <w:sz w:val="22"/>
+          <w:szCs w:val="22"/>
+        </w:rPr>
+        <w:t xml:space="preserve"> </w:t>
       </w:r>
     </w:p>
     <w:p>
@@ -7251,8 +7975,36 @@
           <w:sz w:val="22"/>
           <w:szCs w:val="22"/>
         </w:rPr>
-        <w:t>, Modeling aggregation and fragmentation phenomena using the Smoluchowski equation</w:t>
-      </w:r>
+        <w:t xml:space="preserve">, Modeling aggregation and fragmentation phenomena using the </w:t>
+      </w:r>
+      <w:proofErr w:type="spellStart"/>
+      <w:r>
+        <w:rPr>
+          <w:rFonts w:ascii="Optima" w:eastAsia="Microsoft GothicNeo" w:hAnsi="Optima" w:cs="CMU Sans Serif Medium"/>
+          <w:sz w:val="22"/>
+          <w:szCs w:val="22"/>
+        </w:rPr>
+        <w:t>Smoluchowski</w:t>
+      </w:r>
+      <w:proofErr w:type="spellEnd"/>
+      <w:r>
+        <w:rPr>
+          <w:rFonts w:ascii="Optima" w:eastAsia="Microsoft GothicNeo" w:hAnsi="Optima" w:cs="CMU Sans Serif Medium"/>
+          <w:sz w:val="22"/>
+          <w:szCs w:val="22"/>
+        </w:rPr>
+        <w:t xml:space="preserve"> </w:t>
+      </w:r>
+      <w:proofErr w:type="gramStart"/>
+      <w:r>
+        <w:rPr>
+          <w:rFonts w:ascii="Optima" w:eastAsia="Microsoft GothicNeo" w:hAnsi="Optima" w:cs="CMU Sans Serif Medium"/>
+          <w:sz w:val="22"/>
+          <w:szCs w:val="22"/>
+        </w:rPr>
+        <w:t>equation</w:t>
+      </w:r>
+      <w:proofErr w:type="gramEnd"/>
     </w:p>
     <w:p>
       <w:pPr>
@@ -7281,7 +8033,24 @@
           <w:szCs w:val="22"/>
         </w:rPr>
         <w:tab/>
-        <w:t>Bosefest 2013, Kolkata, Indi</w:t>
+      </w:r>
+      <w:proofErr w:type="spellStart"/>
+      <w:r>
+        <w:rPr>
+          <w:rFonts w:ascii="Optima" w:eastAsia="Microsoft GothicNeo" w:hAnsi="Optima" w:cs="CMU Sans Serif Medium"/>
+          <w:sz w:val="22"/>
+          <w:szCs w:val="22"/>
+        </w:rPr>
+        <w:t>Bosefest</w:t>
+      </w:r>
+      <w:proofErr w:type="spellEnd"/>
+      <w:r>
+        <w:rPr>
+          <w:rFonts w:ascii="Optima" w:eastAsia="Microsoft GothicNeo" w:hAnsi="Optima" w:cs="CMU Sans Serif Medium"/>
+          <w:sz w:val="22"/>
+          <w:szCs w:val="22"/>
+        </w:rPr>
+        <w:t xml:space="preserve"> 2013, Kolkata, Indi</w:t>
       </w:r>
       <w:r>
         <w:rPr>
@@ -7321,8 +8090,27 @@
           <w:sz w:val="22"/>
           <w:szCs w:val="22"/>
         </w:rPr>
-        <w:t xml:space="preserve">uperconductors with a Lifshitz </w:t>
-      </w:r>
+        <w:t xml:space="preserve">uperconductors with a </w:t>
+      </w:r>
+      <w:proofErr w:type="spellStart"/>
+      <w:r>
+        <w:rPr>
+          <w:rFonts w:ascii="Optima" w:eastAsia="Microsoft GothicNeo" w:hAnsi="Optima" w:cs="CMU Sans Serif Medium"/>
+          <w:sz w:val="22"/>
+          <w:szCs w:val="22"/>
+        </w:rPr>
+        <w:t>Lifshitz</w:t>
+      </w:r>
+      <w:proofErr w:type="spellEnd"/>
+      <w:r>
+        <w:rPr>
+          <w:rFonts w:ascii="Optima" w:eastAsia="Microsoft GothicNeo" w:hAnsi="Optima" w:cs="CMU Sans Serif Medium"/>
+          <w:sz w:val="22"/>
+          <w:szCs w:val="22"/>
+        </w:rPr>
+        <w:t xml:space="preserve"> </w:t>
+      </w:r>
+      <w:proofErr w:type="spellStart"/>
       <w:r>
         <w:rPr>
           <w:rFonts w:ascii="Optima" w:eastAsia="Microsoft GothicNeo" w:hAnsi="Optima" w:cs="CMU Sans Serif Medium"/>
@@ -7337,8 +8125,63 @@
           <w:sz w:val="22"/>
           <w:szCs w:val="22"/>
         </w:rPr>
-        <w:t>ricritical point and a spatially-modulated Fulde–Ferrell–Larkin–Ovchinnikov-type order parameter</w:t>
-      </w:r>
+        <w:t>ricritical</w:t>
+      </w:r>
+      <w:proofErr w:type="spellEnd"/>
+      <w:r>
+        <w:rPr>
+          <w:rFonts w:ascii="Optima" w:eastAsia="Microsoft GothicNeo" w:hAnsi="Optima" w:cs="CMU Sans Serif Medium"/>
+          <w:sz w:val="22"/>
+          <w:szCs w:val="22"/>
+        </w:rPr>
+        <w:t xml:space="preserve"> point and a spatially-modulated </w:t>
+      </w:r>
+      <w:proofErr w:type="spellStart"/>
+      <w:r>
+        <w:rPr>
+          <w:rFonts w:ascii="Optima" w:eastAsia="Microsoft GothicNeo" w:hAnsi="Optima" w:cs="CMU Sans Serif Medium"/>
+          <w:sz w:val="22"/>
+          <w:szCs w:val="22"/>
+        </w:rPr>
+        <w:t>Fulde</w:t>
+      </w:r>
+      <w:proofErr w:type="spellEnd"/>
+      <w:r>
+        <w:rPr>
+          <w:rFonts w:ascii="Optima" w:eastAsia="Microsoft GothicNeo" w:hAnsi="Optima" w:cs="CMU Sans Serif Medium"/>
+          <w:sz w:val="22"/>
+          <w:szCs w:val="22"/>
+        </w:rPr>
+        <w:t>–Ferrell–Larkin–</w:t>
+      </w:r>
+      <w:proofErr w:type="spellStart"/>
+      <w:r>
+        <w:rPr>
+          <w:rFonts w:ascii="Optima" w:eastAsia="Microsoft GothicNeo" w:hAnsi="Optima" w:cs="CMU Sans Serif Medium"/>
+          <w:sz w:val="22"/>
+          <w:szCs w:val="22"/>
+        </w:rPr>
+        <w:t>Ovchinnikov</w:t>
+      </w:r>
+      <w:proofErr w:type="spellEnd"/>
+      <w:r>
+        <w:rPr>
+          <w:rFonts w:ascii="Optima" w:eastAsia="Microsoft GothicNeo" w:hAnsi="Optima" w:cs="CMU Sans Serif Medium"/>
+          <w:sz w:val="22"/>
+          <w:szCs w:val="22"/>
+        </w:rPr>
+        <w:t xml:space="preserve">-type order </w:t>
+      </w:r>
+      <w:proofErr w:type="gramStart"/>
+      <w:r>
+        <w:rPr>
+          <w:rFonts w:ascii="Optima" w:eastAsia="Microsoft GothicNeo" w:hAnsi="Optima" w:cs="CMU Sans Serif Medium"/>
+          <w:sz w:val="22"/>
+          <w:szCs w:val="22"/>
+        </w:rPr>
+        <w:t>parameter</w:t>
+      </w:r>
+      <w:proofErr w:type="gramEnd"/>
     </w:p>
     <w:p>
       <w:pPr>
@@ -7367,7 +8210,24 @@
           <w:szCs w:val="22"/>
         </w:rPr>
         <w:tab/>
-        <w:t>Bosefest 2012, Kolkata, India, Ginzburg–Landau Theory Near the Multicritical Point of Exotic Superconductors</w:t>
+      </w:r>
+      <w:proofErr w:type="spellStart"/>
+      <w:r>
+        <w:rPr>
+          <w:rFonts w:ascii="Optima" w:eastAsia="Microsoft GothicNeo" w:hAnsi="Optima" w:cs="CMU Sans Serif Medium"/>
+          <w:sz w:val="22"/>
+          <w:szCs w:val="22"/>
+        </w:rPr>
+        <w:t>Bosefest</w:t>
+      </w:r>
+      <w:proofErr w:type="spellEnd"/>
+      <w:r>
+        <w:rPr>
+          <w:rFonts w:ascii="Optima" w:eastAsia="Microsoft GothicNeo" w:hAnsi="Optima" w:cs="CMU Sans Serif Medium"/>
+          <w:sz w:val="22"/>
+          <w:szCs w:val="22"/>
+        </w:rPr>
+        <w:t xml:space="preserve"> 2012, Kolkata, India, Ginzburg–Landau Theory Near the Multicritical Point of Exotic Superconductors</w:t>
       </w:r>
     </w:p>
     <w:p>
@@ -7586,6 +8446,14 @@
           <w:szCs w:val="22"/>
         </w:rPr>
         <w:tab/>
+      </w:r>
+      <w:proofErr w:type="spellStart"/>
+      <w:r>
+        <w:rPr>
+          <w:rFonts w:ascii="Optima" w:eastAsia="Microsoft GothicNeo" w:hAnsi="Optima" w:cs="CMU Sans Serif Medium"/>
+          <w:sz w:val="22"/>
+          <w:szCs w:val="22"/>
+        </w:rPr>
         <w:t>Bi</w:t>
       </w:r>
       <w:r>
@@ -7602,7 +8470,34 @@
           <w:sz w:val="22"/>
           <w:szCs w:val="22"/>
         </w:rPr>
-        <w:t>ax Workshop 2018, Irsee, Germany</w:t>
+        <w:t>ax</w:t>
+      </w:r>
+      <w:proofErr w:type="spellEnd"/>
+      <w:r>
+        <w:rPr>
+          <w:rFonts w:ascii="Optima" w:eastAsia="Microsoft GothicNeo" w:hAnsi="Optima" w:cs="CMU Sans Serif Medium"/>
+          <w:sz w:val="22"/>
+          <w:szCs w:val="22"/>
+        </w:rPr>
+        <w:t xml:space="preserve"> Workshop 2018, </w:t>
+      </w:r>
+      <w:proofErr w:type="spellStart"/>
+      <w:r>
+        <w:rPr>
+          <w:rFonts w:ascii="Optima" w:eastAsia="Microsoft GothicNeo" w:hAnsi="Optima" w:cs="CMU Sans Serif Medium"/>
+          <w:sz w:val="22"/>
+          <w:szCs w:val="22"/>
+        </w:rPr>
+        <w:t>Irsee</w:t>
+      </w:r>
+      <w:proofErr w:type="spellEnd"/>
+      <w:r>
+        <w:rPr>
+          <w:rFonts w:ascii="Optima" w:eastAsia="Microsoft GothicNeo" w:hAnsi="Optima" w:cs="CMU Sans Serif Medium"/>
+          <w:sz w:val="22"/>
+          <w:szCs w:val="22"/>
+        </w:rPr>
+        <w:t>, Germany</w:t>
       </w:r>
       <w:r>
         <w:rPr>
@@ -7640,8 +8535,36 @@
           <w:szCs w:val="22"/>
         </w:rPr>
         <w:tab/>
-        <w:t>Indian Statistical Physics Community Meeting 2016, Bangalore, India, Modeling aggregation and fragmentation using the Smoluchowski equation</w:t>
-      </w:r>
+        <w:t xml:space="preserve">Indian Statistical Physics Community Meeting 2016, Bangalore, India, Modeling aggregation and fragmentation using the </w:t>
+      </w:r>
+      <w:proofErr w:type="spellStart"/>
+      <w:r>
+        <w:rPr>
+          <w:rFonts w:ascii="Optima" w:eastAsia="Microsoft GothicNeo" w:hAnsi="Optima" w:cs="CMU Sans Serif Medium"/>
+          <w:sz w:val="22"/>
+          <w:szCs w:val="22"/>
+        </w:rPr>
+        <w:t>Smoluchowski</w:t>
+      </w:r>
+      <w:proofErr w:type="spellEnd"/>
+      <w:r>
+        <w:rPr>
+          <w:rFonts w:ascii="Optima" w:eastAsia="Microsoft GothicNeo" w:hAnsi="Optima" w:cs="CMU Sans Serif Medium"/>
+          <w:sz w:val="22"/>
+          <w:szCs w:val="22"/>
+        </w:rPr>
+        <w:t xml:space="preserve"> </w:t>
+      </w:r>
+      <w:proofErr w:type="gramStart"/>
+      <w:r>
+        <w:rPr>
+          <w:rFonts w:ascii="Optima" w:eastAsia="Microsoft GothicNeo" w:hAnsi="Optima" w:cs="CMU Sans Serif Medium"/>
+          <w:sz w:val="22"/>
+          <w:szCs w:val="22"/>
+        </w:rPr>
+        <w:t>equation</w:t>
+      </w:r>
+      <w:proofErr w:type="gramEnd"/>
     </w:p>
     <w:p>
       <w:pPr>
@@ -7702,8 +8625,36 @@
           <w:sz w:val="22"/>
           <w:szCs w:val="22"/>
         </w:rPr>
-        <w:t>Modeling aggregation and fragmentation phenomena using the Smoluchowski equation</w:t>
-      </w:r>
+        <w:t xml:space="preserve">Modeling aggregation and fragmentation phenomena using the </w:t>
+      </w:r>
+      <w:proofErr w:type="spellStart"/>
+      <w:r>
+        <w:rPr>
+          <w:rFonts w:ascii="Optima" w:eastAsia="Microsoft GothicNeo" w:hAnsi="Optima" w:cs="CMU Sans Serif Medium"/>
+          <w:sz w:val="22"/>
+          <w:szCs w:val="22"/>
+        </w:rPr>
+        <w:t>Smoluchowski</w:t>
+      </w:r>
+      <w:proofErr w:type="spellEnd"/>
+      <w:r>
+        <w:rPr>
+          <w:rFonts w:ascii="Optima" w:eastAsia="Microsoft GothicNeo" w:hAnsi="Optima" w:cs="CMU Sans Serif Medium"/>
+          <w:sz w:val="22"/>
+          <w:szCs w:val="22"/>
+        </w:rPr>
+        <w:t xml:space="preserve"> </w:t>
+      </w:r>
+      <w:proofErr w:type="gramStart"/>
+      <w:r>
+        <w:rPr>
+          <w:rFonts w:ascii="Optima" w:eastAsia="Microsoft GothicNeo" w:hAnsi="Optima" w:cs="CMU Sans Serif Medium"/>
+          <w:sz w:val="22"/>
+          <w:szCs w:val="22"/>
+        </w:rPr>
+        <w:t>equation</w:t>
+      </w:r>
+      <w:proofErr w:type="gramEnd"/>
     </w:p>
     <w:p>
       <w:pPr>
@@ -7779,8 +8730,54 @@
           <w:sz w:val="22"/>
           <w:szCs w:val="22"/>
         </w:rPr>
-        <w:t>, Lifshitz tricritical point and its relation to the FFLO superconducting state</w:t>
-      </w:r>
+        <w:t xml:space="preserve">, </w:t>
+      </w:r>
+      <w:proofErr w:type="spellStart"/>
+      <w:r>
+        <w:rPr>
+          <w:rFonts w:ascii="Optima" w:eastAsia="Microsoft GothicNeo" w:hAnsi="Optima" w:cs="CMU Sans Serif Medium"/>
+          <w:sz w:val="22"/>
+          <w:szCs w:val="22"/>
+        </w:rPr>
+        <w:t>Lifshitz</w:t>
+      </w:r>
+      <w:proofErr w:type="spellEnd"/>
+      <w:r>
+        <w:rPr>
+          <w:rFonts w:ascii="Optima" w:eastAsia="Microsoft GothicNeo" w:hAnsi="Optima" w:cs="CMU Sans Serif Medium"/>
+          <w:sz w:val="22"/>
+          <w:szCs w:val="22"/>
+        </w:rPr>
+        <w:t xml:space="preserve"> </w:t>
+      </w:r>
+      <w:proofErr w:type="spellStart"/>
+      <w:r>
+        <w:rPr>
+          <w:rFonts w:ascii="Optima" w:eastAsia="Microsoft GothicNeo" w:hAnsi="Optima" w:cs="CMU Sans Serif Medium"/>
+          <w:sz w:val="22"/>
+          <w:szCs w:val="22"/>
+        </w:rPr>
+        <w:t>tricritical</w:t>
+      </w:r>
+      <w:proofErr w:type="spellEnd"/>
+      <w:r>
+        <w:rPr>
+          <w:rFonts w:ascii="Optima" w:eastAsia="Microsoft GothicNeo" w:hAnsi="Optima" w:cs="CMU Sans Serif Medium"/>
+          <w:sz w:val="22"/>
+          <w:szCs w:val="22"/>
+        </w:rPr>
+        <w:t xml:space="preserve"> point and its relation to the FFLO superconducting </w:t>
+      </w:r>
+      <w:proofErr w:type="gramStart"/>
+      <w:r>
+        <w:rPr>
+          <w:rFonts w:ascii="Optima" w:eastAsia="Microsoft GothicNeo" w:hAnsi="Optima" w:cs="CMU Sans Serif Medium"/>
+          <w:sz w:val="22"/>
+          <w:szCs w:val="22"/>
+        </w:rPr>
+        <w:t>state</w:t>
+      </w:r>
+      <w:proofErr w:type="gramEnd"/>
     </w:p>
     <w:p>
       <w:pPr>
@@ -7848,7 +8845,43 @@
           <w:sz w:val="22"/>
           <w:szCs w:val="22"/>
         </w:rPr>
-        <w:t>, Dynamical Structure Factor of Fulde–Ferrell–Larkin–Ovchinnikov Superconductors</w:t>
+        <w:t xml:space="preserve">, Dynamical Structure Factor of </w:t>
+      </w:r>
+      <w:proofErr w:type="spellStart"/>
+      <w:r>
+        <w:rPr>
+          <w:rFonts w:ascii="Optima" w:eastAsia="Microsoft GothicNeo" w:hAnsi="Optima" w:cs="CMU Sans Serif Medium"/>
+          <w:sz w:val="22"/>
+          <w:szCs w:val="22"/>
+        </w:rPr>
+        <w:t>Fulde</w:t>
+      </w:r>
+      <w:proofErr w:type="spellEnd"/>
+      <w:r>
+        <w:rPr>
+          <w:rFonts w:ascii="Optima" w:eastAsia="Microsoft GothicNeo" w:hAnsi="Optima" w:cs="CMU Sans Serif Medium"/>
+          <w:sz w:val="22"/>
+          <w:szCs w:val="22"/>
+        </w:rPr>
+        <w:t>–Ferrell–Larkin–</w:t>
+      </w:r>
+      <w:proofErr w:type="spellStart"/>
+      <w:r>
+        <w:rPr>
+          <w:rFonts w:ascii="Optima" w:eastAsia="Microsoft GothicNeo" w:hAnsi="Optima" w:cs="CMU Sans Serif Medium"/>
+          <w:sz w:val="22"/>
+          <w:szCs w:val="22"/>
+        </w:rPr>
+        <w:t>Ovchinnikov</w:t>
+      </w:r>
+      <w:proofErr w:type="spellEnd"/>
+      <w:r>
+        <w:rPr>
+          <w:rFonts w:ascii="Optima" w:eastAsia="Microsoft GothicNeo" w:hAnsi="Optima" w:cs="CMU Sans Serif Medium"/>
+          <w:sz w:val="22"/>
+          <w:szCs w:val="22"/>
+        </w:rPr>
+        <w:t xml:space="preserve"> Superconductors</w:t>
       </w:r>
     </w:p>
     <w:p>
@@ -7932,7 +8965,24 @@
           <w:szCs w:val="22"/>
         </w:rPr>
         <w:tab/>
-        <w:t>Bosefest 201</w:t>
+      </w:r>
+      <w:proofErr w:type="spellStart"/>
+      <w:r>
+        <w:rPr>
+          <w:rFonts w:ascii="Optima" w:eastAsia="Microsoft GothicNeo" w:hAnsi="Optima" w:cs="CMU Sans Serif Medium"/>
+          <w:sz w:val="22"/>
+          <w:szCs w:val="22"/>
+        </w:rPr>
+        <w:t>Bosefest</w:t>
+      </w:r>
+      <w:proofErr w:type="spellEnd"/>
+      <w:r>
+        <w:rPr>
+          <w:rFonts w:ascii="Optima" w:eastAsia="Microsoft GothicNeo" w:hAnsi="Optima" w:cs="CMU Sans Serif Medium"/>
+          <w:sz w:val="22"/>
+          <w:szCs w:val="22"/>
+        </w:rPr>
+        <w:t xml:space="preserve"> 201</w:t>
       </w:r>
       <w:r>
         <w:rPr>
@@ -7956,7 +9006,25 @@
           <w:sz w:val="22"/>
           <w:szCs w:val="22"/>
         </w:rPr>
-        <w:t>, Phenomenological Theory of Sarma Phase</w:t>
+        <w:t xml:space="preserve">, Phenomenological Theory of </w:t>
+      </w:r>
+      <w:proofErr w:type="spellStart"/>
+      <w:r>
+        <w:rPr>
+          <w:rFonts w:ascii="Optima" w:eastAsia="Microsoft GothicNeo" w:hAnsi="Optima" w:cs="CMU Sans Serif Medium"/>
+          <w:sz w:val="22"/>
+          <w:szCs w:val="22"/>
+        </w:rPr>
+        <w:t>Sarma</w:t>
+      </w:r>
+      <w:proofErr w:type="spellEnd"/>
+      <w:r>
+        <w:rPr>
+          <w:rFonts w:ascii="Optima" w:eastAsia="Microsoft GothicNeo" w:hAnsi="Optima" w:cs="CMU Sans Serif Medium"/>
+          <w:sz w:val="22"/>
+          <w:szCs w:val="22"/>
+        </w:rPr>
+        <w:t xml:space="preserve"> Phase</w:t>
       </w:r>
     </w:p>
     <w:p>
@@ -8079,7 +9147,25 @@
           <w:sz w:val="22"/>
           <w:szCs w:val="22"/>
         </w:rPr>
-        <w:t xml:space="preserve"> Garching,</w:t>
+        <w:t xml:space="preserve"> </w:t>
+      </w:r>
+      <w:proofErr w:type="spellStart"/>
+      <w:r>
+        <w:rPr>
+          <w:rFonts w:ascii="Optima" w:eastAsia="Microsoft GothicNeo" w:hAnsi="Optima" w:cs="CMU Sans Serif Medium"/>
+          <w:sz w:val="22"/>
+          <w:szCs w:val="22"/>
+        </w:rPr>
+        <w:t>Garching</w:t>
+      </w:r>
+      <w:proofErr w:type="spellEnd"/>
+      <w:r>
+        <w:rPr>
+          <w:rFonts w:ascii="Optima" w:eastAsia="Microsoft GothicNeo" w:hAnsi="Optima" w:cs="CMU Sans Serif Medium"/>
+          <w:sz w:val="22"/>
+          <w:szCs w:val="22"/>
+        </w:rPr>
+        <w:t>,</w:t>
       </w:r>
       <w:r>
         <w:rPr>
@@ -8117,7 +9203,24 @@
           <w:szCs w:val="22"/>
         </w:rPr>
         <w:tab/>
-        <w:t xml:space="preserve">BiGmax Summer School 2021, </w:t>
+      </w:r>
+      <w:proofErr w:type="spellStart"/>
+      <w:r>
+        <w:rPr>
+          <w:rFonts w:ascii="Optima" w:eastAsia="Microsoft GothicNeo" w:hAnsi="Optima" w:cs="CMU Sans Serif Medium"/>
+          <w:sz w:val="22"/>
+          <w:szCs w:val="22"/>
+        </w:rPr>
+        <w:t>BiGmax</w:t>
+      </w:r>
+      <w:proofErr w:type="spellEnd"/>
+      <w:r>
+        <w:rPr>
+          <w:rFonts w:ascii="Optima" w:eastAsia="Microsoft GothicNeo" w:hAnsi="Optima" w:cs="CMU Sans Serif Medium"/>
+          <w:sz w:val="22"/>
+          <w:szCs w:val="22"/>
+        </w:rPr>
+        <w:t xml:space="preserve"> Summer School 2021, </w:t>
       </w:r>
       <w:r>
         <w:rPr>
@@ -8333,7 +9436,24 @@
           <w:szCs w:val="22"/>
         </w:rPr>
         <w:tab/>
-        <w:t>BiGmax Virtual Machine Learning Workshop</w:t>
+      </w:r>
+      <w:proofErr w:type="spellStart"/>
+      <w:r>
+        <w:rPr>
+          <w:rFonts w:ascii="Optima" w:eastAsia="Microsoft GothicNeo" w:hAnsi="Optima" w:cs="CMU Sans Serif Medium"/>
+          <w:sz w:val="22"/>
+          <w:szCs w:val="22"/>
+        </w:rPr>
+        <w:t>BiGmax</w:t>
+      </w:r>
+      <w:proofErr w:type="spellEnd"/>
+      <w:r>
+        <w:rPr>
+          <w:rFonts w:ascii="Optima" w:eastAsia="Microsoft GothicNeo" w:hAnsi="Optima" w:cs="CMU Sans Serif Medium"/>
+          <w:sz w:val="22"/>
+          <w:szCs w:val="22"/>
+        </w:rPr>
+        <w:t xml:space="preserve"> Virtual Machine Learning Workshop</w:t>
       </w:r>
       <w:r>
         <w:rPr>
@@ -8433,7 +9553,25 @@
           <w:szCs w:val="22"/>
         </w:rPr>
         <w:tab/>
-        <w:t>Machine Learning in Scientific Computing, Nierstein, Germany</w:t>
+        <w:t xml:space="preserve">Machine Learning in Scientific Computing, </w:t>
+      </w:r>
+      <w:proofErr w:type="spellStart"/>
+      <w:r>
+        <w:rPr>
+          <w:rFonts w:ascii="Optima" w:eastAsia="Microsoft GothicNeo" w:hAnsi="Optima" w:cs="CMU Sans Serif Medium"/>
+          <w:sz w:val="22"/>
+          <w:szCs w:val="22"/>
+        </w:rPr>
+        <w:t>Nierstein</w:t>
+      </w:r>
+      <w:proofErr w:type="spellEnd"/>
+      <w:r>
+        <w:rPr>
+          <w:rFonts w:ascii="Optima" w:eastAsia="Microsoft GothicNeo" w:hAnsi="Optima" w:cs="CMU Sans Serif Medium"/>
+          <w:sz w:val="22"/>
+          <w:szCs w:val="22"/>
+        </w:rPr>
+        <w:t>, Germany</w:t>
       </w:r>
     </w:p>
     <w:p>
@@ -8509,7 +9647,24 @@
           <w:szCs w:val="22"/>
         </w:rPr>
         <w:tab/>
-        <w:t>Fracmeet 2016, Chennai, India</w:t>
+      </w:r>
+      <w:proofErr w:type="spellStart"/>
+      <w:r>
+        <w:rPr>
+          <w:rFonts w:ascii="Optima" w:eastAsia="Microsoft GothicNeo" w:hAnsi="Optima" w:cs="CMU Sans Serif Medium"/>
+          <w:sz w:val="22"/>
+          <w:szCs w:val="22"/>
+        </w:rPr>
+        <w:t>Fracmeet</w:t>
+      </w:r>
+      <w:proofErr w:type="spellEnd"/>
+      <w:r>
+        <w:rPr>
+          <w:rFonts w:ascii="Optima" w:eastAsia="Microsoft GothicNeo" w:hAnsi="Optima" w:cs="CMU Sans Serif Medium"/>
+          <w:sz w:val="22"/>
+          <w:szCs w:val="22"/>
+        </w:rPr>
+        <w:t xml:space="preserve"> 2016, Chennai, India</w:t>
       </w:r>
     </w:p>
     <w:p>
@@ -8539,7 +9694,24 @@
           <w:szCs w:val="22"/>
         </w:rPr>
         <w:tab/>
-        <w:t>Fracmeet 2015, Chennai, India</w:t>
+      </w:r>
+      <w:proofErr w:type="spellStart"/>
+      <w:r>
+        <w:rPr>
+          <w:rFonts w:ascii="Optima" w:eastAsia="Microsoft GothicNeo" w:hAnsi="Optima" w:cs="CMU Sans Serif Medium"/>
+          <w:sz w:val="22"/>
+          <w:szCs w:val="22"/>
+        </w:rPr>
+        <w:t>Fracmeet</w:t>
+      </w:r>
+      <w:proofErr w:type="spellEnd"/>
+      <w:r>
+        <w:rPr>
+          <w:rFonts w:ascii="Optima" w:eastAsia="Microsoft GothicNeo" w:hAnsi="Optima" w:cs="CMU Sans Serif Medium"/>
+          <w:sz w:val="22"/>
+          <w:szCs w:val="22"/>
+        </w:rPr>
+        <w:t xml:space="preserve"> 2015, Chennai, India</w:t>
       </w:r>
     </w:p>
     <w:p>
@@ -10706,6 +11878,7 @@
   <w:style w:type="character" w:default="1" w:styleId="DefaultParagraphFont">
     <w:name w:val="Default Paragraph Font"/>
     <w:uiPriority w:val="1"/>
+    <w:semiHidden/>
     <w:unhideWhenUsed/>
   </w:style>
   <w:style w:type="table" w:default="1" w:styleId="TableNormal">

--- a/cv-arghya.docx
+++ b/cv-arghya.docx
@@ -24,7 +24,6 @@
         </w:rPr>
         <w:t xml:space="preserve">Dr. </w:t>
       </w:r>
-      <w:proofErr w:type="spellStart"/>
       <w:r>
         <w:rPr>
           <w:rFonts w:ascii="Optima" w:eastAsia="Microsoft GothicNeo" w:hAnsi="Optima" w:cs="CMU Sans Serif Medium"/>
@@ -34,19 +33,7 @@
           <w:sz w:val="32"/>
           <w:szCs w:val="32"/>
         </w:rPr>
-        <w:t>Arghya</w:t>
-      </w:r>
-      <w:proofErr w:type="spellEnd"/>
-      <w:r>
-        <w:rPr>
-          <w:rFonts w:ascii="Optima" w:eastAsia="Microsoft GothicNeo" w:hAnsi="Optima" w:cs="CMU Sans Serif Medium"/>
-          <w:b/>
-          <w:bCs/>
-          <w:color w:val="2F5496" w:themeColor="accent1" w:themeShade="BF"/>
-          <w:sz w:val="32"/>
-          <w:szCs w:val="32"/>
-        </w:rPr>
-        <w:t xml:space="preserve"> Dutta</w:t>
+        <w:t>Arghya Dutta</w:t>
       </w:r>
     </w:p>
     <w:p>
@@ -729,6 +716,40 @@
           <w:szCs w:val="22"/>
         </w:rPr>
       </w:pPr>
+    </w:p>
+    <w:p>
+      <w:pPr>
+        <w:rPr>
+          <w:rFonts w:ascii="Optima" w:eastAsia="Microsoft GothicNeo" w:hAnsi="Optima" w:cs="CMU Sans Serif Medium"/>
+          <w:sz w:val="22"/>
+          <w:szCs w:val="22"/>
+        </w:rPr>
+      </w:pPr>
+      <w:r>
+        <w:rPr>
+          <w:rFonts w:ascii="Optima" w:eastAsia="Microsoft GothicNeo" w:hAnsi="Optima" w:cs="CMU Sans Serif Medium"/>
+          <w:sz w:val="22"/>
+          <w:szCs w:val="22"/>
+        </w:rPr>
+        <w:t>2021–</w:t>
+      </w:r>
+      <w:r>
+        <w:rPr>
+          <w:rFonts w:ascii="Optima" w:eastAsia="Microsoft GothicNeo" w:hAnsi="Optima" w:cs="CMU Sans Serif Medium"/>
+          <w:sz w:val="22"/>
+          <w:szCs w:val="22"/>
+        </w:rPr>
+        <w:tab/>
+      </w:r>
+      <w:r>
+        <w:rPr>
+          <w:rFonts w:ascii="Optima" w:eastAsia="Microsoft GothicNeo" w:hAnsi="Optima" w:cs="CMU Sans Serif Medium"/>
+          <w:sz w:val="22"/>
+          <w:szCs w:val="22"/>
+        </w:rPr>
+        <w:tab/>
+        <w:t>Guest Scientist, Max Planck Institute for Polymer Research, Mainz, Germany</w:t>
+      </w:r>
     </w:p>
     <w:p>
       <w:pPr>
